--- a/Design_Docs/GARUDA-DMA-SPEC-001.docx
+++ b/Design_Docs/GARUDA-DMA-SPEC-001.docx
@@ -2,7 +2,7 @@
 <file path=word/document.xml><?xml version="1.0" encoding="utf-8"?>
 <w:document xmlns:w="http://schemas.openxmlformats.org/wordprocessingml/2006/main" xmlns:m="http://schemas.openxmlformats.org/officeDocument/2006/math" xmlns:r="http://schemas.openxmlformats.org/officeDocument/2006/relationships" xmlns:o="urn:schemas-microsoft-com:office:office" xmlns:v="urn:schemas-microsoft-com:vml" xmlns:w10="urn:schemas-microsoft-com:office:word" xmlns:a="http://schemas.openxmlformats.org/drawingml/2006/main" xmlns:pic="http://schemas.openxmlformats.org/drawingml/2006/picture" xmlns:wp="http://schemas.openxmlformats.org/drawingml/2006/wordprocessingDrawing">
   <w:body>
-    <w:bookmarkStart w:id="55" w:name="X7939c6f63dd44b37c8023ec5ccb6bbd5f9d7d2d"/>
+    <w:bookmarkStart w:id="55" w:name="Xc04b8bcc690a275408a347db8e90e303ef34656"/>
     <w:p>
       <w:pPr>
         <w:pStyle w:val="Heading1"/>
@@ -11,7 +11,7 @@
         <w:t xml:space="preserve">GARUDA DMA Controller — Design Specification</w:t>
       </w:r>
     </w:p>
-    <w:bookmarkStart w:id="20" w:name="identity"/>
+    <w:bookmarkStart w:id="20" w:name="Xee8498aa8c87dd42cd65edb36b9d23d240ee498"/>
     <w:p>
       <w:pPr>
         <w:pStyle w:val="Heading2"/>
@@ -253,7 +253,7 @@
       </w:tr>
     </w:tbl>
     <w:bookmarkEnd w:id="20"/>
-    <w:bookmarkStart w:id="21" w:name="revision-history"/>
+    <w:bookmarkStart w:id="21" w:name="Xb1b59fb676dd662d835fe73b7735d76294c3e07"/>
     <w:p>
       <w:pPr>
         <w:pStyle w:val="Heading2"/>
@@ -265,7 +265,7 @@
     <w:tbl>
       <w:tblPr>
         <w:tblStyle w:val="Table"/>
-        <w:tblW w:type="pct" w:w="5000"/>
+        <w:tblW w:type="auto" w:w="0"/>
         <w:tblLook w:firstRow="1" w:lastRow="0" w:firstColumn="0" w:lastColumn="0" w:noHBand="0" w:noVBand="0" w:val="0020"/>
         <w:jc w:val="start"/>
       </w:tblPr>
@@ -429,7 +429,7 @@
       </w:tr>
     </w:tbl>
     <w:bookmarkEnd w:id="21"/>
-    <w:bookmarkStart w:id="22" w:name="normative-references"/>
+    <w:bookmarkStart w:id="22" w:name="X7d72cd5e2ccd5281d575eeaae2e7a05cbe542e8"/>
     <w:p>
       <w:pPr>
         <w:pStyle w:val="Heading2"/>
@@ -588,7 +588,7 @@
       </w:r>
     </w:p>
     <w:bookmarkEnd w:id="22"/>
-    <w:bookmarkStart w:id="26" w:name="purpose-and-scope"/>
+    <w:bookmarkStart w:id="26" w:name="X4666c8db187a468bd7c4d1efd69e1ca31a62544"/>
     <w:p>
       <w:pPr>
         <w:pStyle w:val="Heading2"/>
@@ -597,7 +597,7 @@
         <w:t xml:space="preserve">1 Purpose and scope</w:t>
       </w:r>
     </w:p>
-    <w:bookmarkStart w:id="23" w:name="in-scope"/>
+    <w:bookmarkStart w:id="23" w:name="X982033b5eecaea9e0967e965864423587568394"/>
     <w:p>
       <w:pPr>
         <w:pStyle w:val="Heading3"/>
@@ -627,7 +627,7 @@
       </w:r>
     </w:p>
     <w:bookmarkEnd w:id="23"/>
-    <w:bookmarkStart w:id="24" w:name="out-of-scope"/>
+    <w:bookmarkStart w:id="24" w:name="X132851fb01253333d36643f8ae8b0fecae9f6a0"/>
     <w:p>
       <w:pPr>
         <w:pStyle w:val="Heading3"/>
@@ -645,7 +645,7 @@
         <w:pStyle w:val="Compact"/>
       </w:pPr>
       <w:r>
-        <w:t xml:space="preserve">The peripherals’ own FIFOs and request generation.</w:t>
+        <w:t xml:space="preserve">The peripherals' own FIFOs and request generation.</w:t>
       </w:r>
     </w:p>
     <w:p>
@@ -661,7 +661,7 @@
       </w:r>
     </w:p>
     <w:bookmarkEnd w:id="24"/>
-    <w:bookmarkStart w:id="25" w:name="what-changed-and-why"/>
+    <w:bookmarkStart w:id="25" w:name="X6b690dd55590b7f9659e3e2d7a75fa93f4d7534"/>
     <w:p>
       <w:pPr>
         <w:pStyle w:val="Heading3"/>
@@ -748,7 +748,7 @@
         <w:t xml:space="preserve"> </w:t>
       </w:r>
       <w:r>
-        <w:t xml:space="preserve">the same boundary. Both could not be right. The bridge’s conclusion was correct and its</w:t>
+        <w:t xml:space="preserve">the same boundary. Both could not be right. The bridge's conclusion was correct and its</w:t>
       </w:r>
       <w:r>
         <w:t xml:space="preserve"> </w:t>
@@ -1160,19 +1160,7 @@
         <w:pStyle w:val="BodyText"/>
       </w:pPr>
       <w:r>
-        <w:t xml:space="preserve">“</w:t>
-      </w:r>
-      <w:r>
-        <w:t xml:space="preserve">SPI2</w:t>
-      </w:r>
-      <w:r>
-        <w:t xml:space="preserve">”</w:t>
-      </w:r>
-      <w:r>
-        <w:t xml:space="preserve"> </w:t>
-      </w:r>
-      <w:r>
-        <w:t xml:space="preserve">named a block that does not exist; a GPIO controller cannot be a DMA source; and a</w:t>
+        <w:t xml:space="preserve">"SPI2" named a block that does not exist; a GPIO controller cannot be a DMA source; and a</w:t>
       </w:r>
       <w:r>
         <w:t xml:space="preserve"> </w:t>
@@ -1265,7 +1253,7 @@
     </w:p>
     <w:bookmarkEnd w:id="25"/>
     <w:bookmarkEnd w:id="26"/>
-    <w:bookmarkStart w:id="27" w:name="requirements"/>
+    <w:bookmarkStart w:id="27" w:name="X7ac32b3a81e4212c01abd06ff86531ccba71244"/>
     <w:p>
       <w:pPr>
         <w:pStyle w:val="Heading2"/>
@@ -1277,7 +1265,7 @@
     <w:tbl>
       <w:tblPr>
         <w:tblStyle w:val="Table"/>
-        <w:tblW w:type="pct" w:w="5000"/>
+        <w:tblW w:type="auto" w:w="0"/>
         <w:tblLook w:firstRow="1" w:lastRow="0" w:firstColumn="0" w:lastColumn="0" w:noHBand="0" w:noVBand="0" w:val="0020"/>
         <w:jc w:val="start"/>
       </w:tblPr>
@@ -1678,7 +1666,7 @@
       </w:r>
     </w:p>
     <w:bookmarkEnd w:id="27"/>
-    <w:bookmarkStart w:id="28" w:name="block-diagram"/>
+    <w:bookmarkStart w:id="28" w:name="X1a7d97650db9c8935e98f54c49fc0d1c2422484"/>
     <w:p>
       <w:pPr>
         <w:pStyle w:val="Heading2"/>
@@ -2024,7 +2012,7 @@
       </w:r>
     </w:p>
     <w:bookmarkEnd w:id="28"/>
-    <w:bookmarkStart w:id="29" w:name="sub-block-inventory"/>
+    <w:bookmarkStart w:id="29" w:name="Xebf6fc5ba8dcde2af88cf555221c19004ccfe53"/>
     <w:p>
       <w:pPr>
         <w:pStyle w:val="Heading2"/>
@@ -2036,7 +2024,7 @@
     <w:tbl>
       <w:tblPr>
         <w:tblStyle w:val="Table"/>
-        <w:tblW w:type="pct" w:w="5000"/>
+        <w:tblW w:type="auto" w:w="0"/>
         <w:tblLook w:firstRow="1" w:lastRow="0" w:firstColumn="0" w:lastColumn="0" w:noHBand="0" w:noVBand="0" w:val="0020"/>
         <w:jc w:val="start"/>
       </w:tblPr>
@@ -2458,7 +2446,7 @@
       </w:r>
     </w:p>
     <w:bookmarkEnd w:id="29"/>
-    <w:bookmarkStart w:id="30" w:name="interfaces"/>
+    <w:bookmarkStart w:id="30" w:name="X1571269831bc8f18807262f96c888bdf754311e"/>
     <w:p>
       <w:pPr>
         <w:pStyle w:val="Heading2"/>
@@ -2470,7 +2458,7 @@
     <w:tbl>
       <w:tblPr>
         <w:tblStyle w:val="Table"/>
-        <w:tblW w:type="pct" w:w="5000"/>
+        <w:tblW w:type="auto" w:w="0"/>
         <w:tblLook w:firstRow="1" w:lastRow="0" w:firstColumn="0" w:lastColumn="0" w:noHBand="0" w:noVBand="0" w:val="0020"/>
         <w:jc w:val="start"/>
       </w:tblPr>
@@ -3278,7 +3266,7 @@
         <w:t xml:space="preserve"> </w:t>
       </w:r>
       <w:r>
-        <w:t xml:space="preserve">clock. The register file’s</w:t>
+        <w:t xml:space="preserve">clock. The register file's</w:t>
       </w:r>
       <w:r>
         <w:t xml:space="preserve"> </w:t>
@@ -3316,7 +3304,7 @@
       </w:r>
     </w:p>
     <w:bookmarkEnd w:id="30"/>
-    <w:bookmarkStart w:id="34" w:name="register-map-apb-window-4-0x4000_5000"/>
+    <w:bookmarkStart w:id="34" w:name="X5798e8261176fcd30b3ac7700e9b0620b245d99"/>
     <w:p>
       <w:pPr>
         <w:pStyle w:val="Heading2"/>
@@ -3863,7 +3851,7 @@
     <w:tbl>
       <w:tblPr>
         <w:tblStyle w:val="Table"/>
-        <w:tblW w:type="pct" w:w="5000"/>
+        <w:tblW w:type="auto" w:w="0"/>
         <w:tblLook w:firstRow="1" w:lastRow="0" w:firstColumn="0" w:lastColumn="0" w:noHBand="0" w:noVBand="0" w:val="0020"/>
         <w:jc w:val="start"/>
       </w:tblPr>
@@ -3980,7 +3968,7 @@
         </w:tc>
       </w:tr>
     </w:tbl>
-    <w:bookmarkStart w:id="31" w:name="cr-0x00"/>
+    <w:bookmarkStart w:id="31" w:name="X4058aef1f4646ac32f904940b6682ad2936ed96"/>
     <w:p>
       <w:pPr>
         <w:pStyle w:val="Heading3"/>
@@ -4007,7 +3995,7 @@
     <w:tbl>
       <w:tblPr>
         <w:tblStyle w:val="Table"/>
-        <w:tblW w:type="pct" w:w="5000"/>
+        <w:tblW w:type="auto" w:w="0"/>
         <w:tblLook w:firstRow="1" w:lastRow="0" w:firstColumn="0" w:lastColumn="0" w:noHBand="0" w:noVBand="0" w:val="0020"/>
         <w:jc w:val="start"/>
       </w:tblPr>
@@ -4682,7 +4670,7 @@
       </w:r>
     </w:p>
     <w:bookmarkEnd w:id="31"/>
-    <w:bookmarkStart w:id="32" w:name="stat-0x10"/>
+    <w:bookmarkStart w:id="32" w:name="X386b13c7c62ddeea78a6364a394de29154e0442"/>
     <w:p>
       <w:pPr>
         <w:pStyle w:val="Heading3"/>
@@ -5161,7 +5149,7 @@
       </w:r>
     </w:p>
     <w:bookmarkEnd w:id="32"/>
-    <w:bookmarkStart w:id="33" w:name="channel-assignment"/>
+    <w:bookmarkStart w:id="33" w:name="X22f4367f3c727bafe0a319ee003e1161396c852"/>
     <w:p>
       <w:pPr>
         <w:pStyle w:val="Heading3"/>
@@ -5202,7 +5190,7 @@
     <w:tbl>
       <w:tblPr>
         <w:tblStyle w:val="Table"/>
-        <w:tblW w:type="pct" w:w="5000"/>
+        <w:tblW w:type="auto" w:w="0"/>
         <w:tblLook w:firstRow="1" w:lastRow="0" w:firstColumn="0" w:lastColumn="0" w:noHBand="0" w:noVBand="0" w:val="0020"/>
         <w:jc w:val="start"/>
       </w:tblPr>
@@ -5766,19 +5754,43 @@
         <w:t xml:space="preserve"> </w:t>
       </w:r>
       <w:r>
-        <w:t xml:space="preserve">Channel 4 is spare: it was the SPI slave (ESP32 mesh) before ADR-0020 removed</w:t>
-      </w:r>
-      <w:r>
-        <w:t xml:space="preserve"> </w:t>
-      </w:r>
-      <w:r>
-        <w:t xml:space="preserve">that port for the pin budget. Its registers, interrupts and arbiter position all exist and</w:t>
-      </w:r>
-      <w:r>
-        <w:t xml:space="preserve"> </w:t>
-      </w:r>
-      <w:r>
-        <w:t xml:space="preserve">work; only</w:t>
+        <w:t xml:space="preserve">Channel 4 serves the SPI slave (ESP32 / ESP-NOW mesh),</w:t>
+      </w:r>
+      <w:r>
+        <w:t xml:space="preserve"> </w:t>
+      </w:r>
+      <w:r>
+        <w:rPr>
+          <w:bCs/>
+          <w:b/>
+        </w:rPr>
+        <w:t xml:space="preserve">restored and required</w:t>
+      </w:r>
+      <w:r>
+        <w:rPr>
+          <w:bCs/>
+          <w:b/>
+        </w:rPr>
+        <w:t xml:space="preserve"> </w:t>
+      </w:r>
+      <w:r>
+        <w:rPr>
+          <w:bCs/>
+          <w:b/>
+        </w:rPr>
+        <w:t xml:space="preserve">per ADR-0020 Rev 2</w:t>
+      </w:r>
+      <w:r>
+        <w:t xml:space="preserve"> </w:t>
+      </w:r>
+      <w:r>
+        <w:t xml:space="preserve">(APF's neighbour-position source). Its registers, interrupts and</w:t>
+      </w:r>
+      <w:r>
+        <w:t xml:space="preserve"> </w:t>
+      </w:r>
+      <w:r>
+        <w:t xml:space="preserve">arbiter position already exist and work;</w:t>
       </w:r>
       <w:r>
         <w:t xml:space="preserve"> </w:t>
@@ -5793,13 +5805,64 @@
         <w:t xml:space="preserve"> </w:t>
       </w:r>
       <w:r>
-        <w:t xml:space="preserve">is tied low at the top level. This keeps the 36-pin variant a</w:t>
-      </w:r>
-      <w:r>
-        <w:t xml:space="preserve"> </w:t>
-      </w:r>
-      <w:r>
-        <w:t xml:space="preserve">top-level wiring change rather than a redesign.</w:t>
+        <w:t xml:space="preserve">is still tied low at the top level</w:t>
+      </w:r>
+      <w:r>
+        <w:t xml:space="preserve"> </w:t>
+      </w:r>
+      <w:r>
+        <w:t xml:space="preserve">and</w:t>
+      </w:r>
+      <w:r>
+        <w:t xml:space="preserve"> </w:t>
+      </w:r>
+      <w:r>
+        <w:rPr>
+          <w:bCs/>
+          <w:b/>
+        </w:rPr>
+        <w:t xml:space="preserve">must be un-tied when</w:t>
+      </w:r>
+      <w:r>
+        <w:rPr>
+          <w:bCs/>
+          <w:b/>
+        </w:rPr>
+        <w:t xml:space="preserve"> </w:t>
+      </w:r>
+      <w:r>
+        <w:rPr>
+          <w:rStyle w:val="VerbatimChar"/>
+          <w:bCs/>
+          <w:b/>
+        </w:rPr>
+        <w:t xml:space="preserve">rtl/spi_slave/</w:t>
+      </w:r>
+      <w:r>
+        <w:rPr>
+          <w:bCs/>
+          <w:b/>
+        </w:rPr>
+        <w:t xml:space="preserve"> </w:t>
+      </w:r>
+      <w:r>
+        <w:rPr>
+          <w:bCs/>
+          <w:b/>
+        </w:rPr>
+        <w:t xml:space="preserve">is built</w:t>
+      </w:r>
+      <w:r>
+        <w:t xml:space="preserve"> </w:t>
+      </w:r>
+      <w:r>
+        <w:t xml:space="preserve">(RTL work item). Pending that, CH4</w:t>
+      </w:r>
+      <w:r>
+        <w:t xml:space="preserve"> </w:t>
+      </w:r>
+      <w:r>
+        <w:t xml:space="preserve">carries no traffic. The final pin outcome is gated on OPEN-2 (ADR-0020 Rev 2).</w:t>
       </w:r>
     </w:p>
     <w:p>
@@ -5823,7 +5886,7 @@
         <w:t xml:space="preserve"> </w:t>
       </w:r>
       <w:r>
-        <w:t xml:space="preserve">control loop’s hard-real-time input and is highest. The console is lowest because nothing</w:t>
+        <w:t xml:space="preserve">control loop's hard-real-time input and is highest. The console is lowest because nothing</w:t>
       </w:r>
       <w:r>
         <w:t xml:space="preserve"> </w:t>
@@ -5862,7 +5925,7 @@
     </w:p>
     <w:bookmarkEnd w:id="33"/>
     <w:bookmarkEnd w:id="34"/>
-    <w:bookmarkStart w:id="42" w:name="functional-description"/>
+    <w:bookmarkStart w:id="42" w:name="X43b40caff11aa9e2dfba708922741378dc13e92"/>
     <w:p>
       <w:pPr>
         <w:pStyle w:val="Heading2"/>
@@ -5871,7 +5934,7 @@
         <w:t xml:space="preserve">7 Functional description</w:t>
       </w:r>
     </w:p>
-    <w:bookmarkStart w:id="35" w:name="channel-operation"/>
+    <w:bookmarkStart w:id="35" w:name="X40cf8118ca7b0ddab59ce8dd2325dad0764f451"/>
     <w:p>
       <w:pPr>
         <w:pStyle w:val="Heading3"/>
@@ -6189,7 +6252,7 @@
         <w:t xml:space="preserve"> </w:t>
       </w:r>
       <w:r>
-        <w:t xml:space="preserve">This matches the CLIC’s level-triggered contract (</w:t>
+        <w:t xml:space="preserve">This matches the CLIC's level-triggered contract (</w:t>
       </w:r>
       <w:r>
         <w:rPr>
@@ -6205,7 +6268,7 @@
       </w:r>
     </w:p>
     <w:bookmarkEnd w:id="35"/>
-    <w:bookmarkStart w:id="36" w:name="modes"/>
+    <w:bookmarkStart w:id="36" w:name="Xc77bed4d2f928e90c2070956404e174df09aa87"/>
     <w:p>
       <w:pPr>
         <w:pStyle w:val="Heading3"/>
@@ -6217,7 +6280,7 @@
     <w:tbl>
       <w:tblPr>
         <w:tblStyle w:val="Table"/>
-        <w:tblW w:type="pct" w:w="5000"/>
+        <w:tblW w:type="auto" w:w="0"/>
         <w:tblLook w:firstRow="1" w:lastRow="0" w:firstColumn="0" w:lastColumn="0" w:noHBand="0" w:noVBand="0" w:val="0020"/>
         <w:jc w:val="start"/>
       </w:tblPr>
@@ -6588,7 +6651,7 @@
       </w:r>
     </w:p>
     <w:bookmarkEnd w:id="36"/>
-    <w:bookmarkStart w:id="37" w:name="the-requestacknowledge-handshake"/>
+    <w:bookmarkStart w:id="37" w:name="X7a762e51318aed03c5bec9c0fd1a84b780227bf"/>
     <w:p>
       <w:pPr>
         <w:pStyle w:val="Heading3"/>
@@ -6672,7 +6735,7 @@
         <w:t xml:space="preserve"> </w:t>
       </w:r>
       <w:r>
-        <w:t xml:space="preserve">All six peripherals’ request lines are in the</w:t>
+        <w:t xml:space="preserve">All six peripherals' request lines are in the</w:t>
       </w:r>
       <w:r>
         <w:t xml:space="preserve"> </w:t>
@@ -6865,7 +6928,7 @@
       </w:r>
     </w:p>
     <w:bookmarkEnd w:id="37"/>
-    <w:bookmarkStart w:id="38" w:name="channel-arbitration"/>
+    <w:bookmarkStart w:id="38" w:name="X3cc54d6a90da6ce3308322dfe57e8b6c0f3fd63"/>
     <w:p>
       <w:pPr>
         <w:pStyle w:val="Heading3"/>
@@ -6953,7 +7016,7 @@
       </w:r>
     </w:p>
     <w:bookmarkEnd w:id="38"/>
-    <w:bookmarkStart w:id="39" w:name="error-handling"/>
+    <w:bookmarkStart w:id="39" w:name="X4d8ad9525f189c5d3f0eb987e83fa5e13301f69"/>
     <w:p>
       <w:pPr>
         <w:pStyle w:val="Heading3"/>
@@ -7236,7 +7299,7 @@
       </w:r>
     </w:p>
     <w:bookmarkEnd w:id="39"/>
-    <w:bookmarkStart w:id="40" w:name="Xb5cf62686a502fba28c7112440b83dad4b3d011"/>
+    <w:bookmarkStart w:id="40" w:name="X9c9444effe7006fe43d8dfaf4209d0700d79946"/>
     <w:p>
       <w:pPr>
         <w:pStyle w:val="Heading3"/>
@@ -7639,7 +7702,7 @@
       </w:r>
     </w:p>
     <w:bookmarkEnd w:id="40"/>
-    <w:bookmarkStart w:id="41" w:name="reachability"/>
+    <w:bookmarkStart w:id="41" w:name="X67c19bcb7547f3ff7a6ec1577bb509e2dc55845"/>
     <w:p>
       <w:pPr>
         <w:pStyle w:val="Heading3"/>
@@ -7744,7 +7807,7 @@
     </w:p>
     <w:bookmarkEnd w:id="41"/>
     <w:bookmarkEnd w:id="42"/>
-    <w:bookmarkStart w:id="47" w:name="timing"/>
+    <w:bookmarkStart w:id="47" w:name="Xaccd823957f7d6a3a504e6ec5042401faeeed45"/>
     <w:p>
       <w:pPr>
         <w:pStyle w:val="Heading2"/>
@@ -7753,7 +7816,7 @@
         <w:t xml:space="preserve">8 Timing</w:t>
       </w:r>
     </w:p>
-    <w:bookmarkStart w:id="43" w:name="p2m-beat-imu-into-dsram"/>
+    <w:bookmarkStart w:id="43" w:name="Xede527c55135e13ffa9107e57f9384ac47ccd91"/>
     <w:p>
       <w:pPr>
         <w:pStyle w:val="Heading3"/>
@@ -7900,7 +7963,7 @@
       </w:r>
     </w:p>
     <w:bookmarkEnd w:id="43"/>
-    <w:bookmarkStart w:id="44" w:name="completion"/>
+    <w:bookmarkStart w:id="44" w:name="Xf6c6446d33451c8a0dd41511218b6a1af07768b"/>
     <w:p>
       <w:pPr>
         <w:pStyle w:val="Heading3"/>
@@ -8032,7 +8095,7 @@
       </w:r>
     </w:p>
     <w:bookmarkEnd w:id="44"/>
-    <w:bookmarkStart w:id="45" w:name="erratum-d-2-the-write-collision"/>
+    <w:bookmarkStart w:id="45" w:name="Xff400a73f1a6e38493453f3c39d22455445a9c6"/>
     <w:p>
       <w:pPr>
         <w:pStyle w:val="Heading3"/>
@@ -8191,7 +8254,7 @@
       </w:r>
     </w:p>
     <w:bookmarkEnd w:id="45"/>
-    <w:bookmarkStart w:id="46" w:name="register-access-latency-before-and-after"/>
+    <w:bookmarkStart w:id="46" w:name="X036b529ebc8dd13f9fd6e0aa77c595633cec285"/>
     <w:p>
       <w:pPr>
         <w:pStyle w:val="Heading3"/>
@@ -8337,7 +8400,7 @@
     </w:p>
     <w:bookmarkEnd w:id="46"/>
     <w:bookmarkEnd w:id="47"/>
-    <w:bookmarkStart w:id="48" w:name="clock-reset-and-power"/>
+    <w:bookmarkStart w:id="48" w:name="X972733491b067ed0fa9a9862bf68234c05bd95b"/>
     <w:p>
       <w:pPr>
         <w:pStyle w:val="Heading2"/>
@@ -8511,7 +8574,7 @@
         <w:t xml:space="preserve"> </w:t>
       </w:r>
       <w:r>
-        <w:t xml:space="preserve">Power: each channel’s registers and state machine are gated by that channel’s</w:t>
+        <w:t xml:space="preserve">Power: each channel's registers and state machine are gated by that channel's</w:t>
       </w:r>
       <w:r>
         <w:t xml:space="preserve"> </w:t>
@@ -8529,7 +8592,7 @@
         <w:t xml:space="preserve"> </w:t>
       </w:r>
       <w:r>
-        <w:t xml:space="preserve">from the arbiter’s combinational logic.</w:t>
+        <w:t xml:space="preserve">from the arbiter's combinational logic.</w:t>
       </w:r>
     </w:p>
     <w:p>
@@ -8562,7 +8625,7 @@
         <w:t xml:space="preserve"> </w:t>
       </w:r>
       <w:r>
-        <w:t xml:space="preserve">is an explicit, single-bit, already-registered idle condition, unlike the core’s WFI</w:t>
+        <w:t xml:space="preserve">is an explicit, single-bit, already-registered idle condition, unlike the core's WFI</w:t>
       </w:r>
       <w:r>
         <w:t xml:space="preserve"> </w:t>
@@ -8579,7 +8642,7 @@
       </w:r>
     </w:p>
     <w:bookmarkEnd w:id="48"/>
-    <w:bookmarkStart w:id="49" w:name="assertions"/>
+    <w:bookmarkStart w:id="49" w:name="X80dcce1fe51588c653d94ff32f780f3b44b607a"/>
     <w:p>
       <w:pPr>
         <w:pStyle w:val="Heading2"/>
@@ -10407,7 +10470,7 @@
       </w:r>
     </w:p>
     <w:bookmarkEnd w:id="49"/>
-    <w:bookmarkStart w:id="50" w:name="verification-plan"/>
+    <w:bookmarkStart w:id="50" w:name="X7c07a5b179cc8ff504630894f7928110af6ce23"/>
     <w:p>
       <w:pPr>
         <w:pStyle w:val="Heading2"/>
@@ -10419,7 +10482,7 @@
     <w:tbl>
       <w:tblPr>
         <w:tblStyle w:val="Table"/>
-        <w:tblW w:type="pct" w:w="5000"/>
+        <w:tblW w:type="auto" w:w="0"/>
         <w:tblLook w:firstRow="1" w:lastRow="0" w:firstColumn="0" w:lastColumn="0" w:noHBand="0" w:noVBand="0" w:val="0020"/>
         <w:jc w:val="start"/>
       </w:tblPr>
@@ -11468,7 +11531,7 @@
               <w:jc w:val="left"/>
             </w:pPr>
             <w:r>
-              <w:t xml:space="preserve">constrained-random config vs. a reference model</w:t>
+              <w:t xml:space="preserve">constrained-random config vs. a reference model</w:t>
             </w:r>
           </w:p>
         </w:tc>
@@ -11513,7 +11576,7 @@
         <w:t xml:space="preserve"> </w:t>
       </w:r>
       <w:r>
-        <w:t xml:space="preserve">The existing regression passes for R-1, R-2, R-4 and R-8. Rev 3.0’s verification</w:t>
+        <w:t xml:space="preserve">The existing regression passes for R-1, R-2, R-4 and R-8. Rev 3.0's verification</w:t>
       </w:r>
       <w:r>
         <w:t xml:space="preserve"> </w:t>
@@ -11597,7 +11660,7 @@
       </w:r>
     </w:p>
     <w:bookmarkEnd w:id="50"/>
-    <w:bookmarkStart w:id="51" w:name="design-decisions"/>
+    <w:bookmarkStart w:id="51" w:name="X59f5cce7eef127036c20cabc8986d1f4e77c1bc"/>
     <w:p>
       <w:pPr>
         <w:pStyle w:val="Heading2"/>
@@ -11609,7 +11672,7 @@
     <w:tbl>
       <w:tblPr>
         <w:tblStyle w:val="Table"/>
-        <w:tblW w:type="pct" w:w="5000"/>
+        <w:tblW w:type="auto" w:w="0"/>
         <w:tblLook w:firstRow="1" w:lastRow="0" w:firstColumn="0" w:lastColumn="0" w:noHBand="0" w:noVBand="0" w:val="0020"/>
         <w:jc w:val="start"/>
       </w:tblPr>
@@ -11785,7 +11848,7 @@
       </w:r>
     </w:p>
     <w:bookmarkEnd w:id="51"/>
-    <w:bookmarkStart w:id="52" w:name="not-implemented"/>
+    <w:bookmarkStart w:id="52" w:name="X28f9a372160e4cdd897fa6b3a066b04db81ebc8"/>
     <w:p>
       <w:pPr>
         <w:pStyle w:val="Heading2"/>
@@ -11797,7 +11860,7 @@
     <w:tbl>
       <w:tblPr>
         <w:tblStyle w:val="Table"/>
-        <w:tblW w:type="pct" w:w="5000"/>
+        <w:tblW w:type="auto" w:w="0"/>
         <w:tblLook w:firstRow="1" w:lastRow="0" w:firstColumn="0" w:lastColumn="0" w:noHBand="0" w:noVBand="0" w:val="0020"/>
         <w:jc w:val="start"/>
       </w:tblPr>
@@ -12101,7 +12164,7 @@
       </w:r>
     </w:p>
     <w:bookmarkEnd w:id="52"/>
-    <w:bookmarkStart w:id="53" w:name="open-items"/>
+    <w:bookmarkStart w:id="53" w:name="X1b92181afb94626b64dde4a1928e66f4dbfaa1b"/>
     <w:p>
       <w:pPr>
         <w:pStyle w:val="Heading2"/>
@@ -12126,7 +12189,7 @@
       </w:r>
     </w:p>
     <w:bookmarkEnd w:id="53"/>
-    <w:bookmarkStart w:id="54" w:name="errata"/>
+    <w:bookmarkStart w:id="54" w:name="Xcf6ad7b8070c666514712df471d6381a14b1a48"/>
     <w:p>
       <w:pPr>
         <w:pStyle w:val="Heading2"/>
@@ -12150,7 +12213,7 @@
     <w:tbl>
       <w:tblPr>
         <w:tblStyle w:val="Table"/>
-        <w:tblW w:type="pct" w:w="5000"/>
+        <w:tblW w:type="auto" w:w="0"/>
         <w:tblLook w:firstRow="1" w:lastRow="0" w:firstColumn="0" w:lastColumn="0" w:noHBand="0" w:noVBand="0" w:val="0020"/>
         <w:jc w:val="start"/>
       </w:tblPr>
@@ -12513,7 +12576,7 @@
     <w:tbl>
       <w:tblPr>
         <w:tblStyle w:val="Table"/>
-        <w:tblW w:type="pct" w:w="5000"/>
+        <w:tblW w:type="auto" w:w="0"/>
         <w:tblLook w:firstRow="1" w:lastRow="0" w:firstColumn="0" w:lastColumn="0" w:noHBand="0" w:noVBand="0" w:val="0020"/>
         <w:jc w:val="start"/>
       </w:tblPr>
@@ -13583,7 +13646,7 @@
       <w:color w:themeColor="accent1" w:themeShade="BF" w:val="365F91"/>
     </w:rPr>
   </w:style>
-  <w:style w:type="paragraph" w:customStyle="1" w:styleId="SourceCode">
+  <w:style w:customStyle="1" w:styleId="SourceCode" w:type="paragraph">
     <w:name w:val="Source Code"/>
     <w:basedOn w:val="Normal"/>
     <w:link w:val="VerbatimChar"/>
@@ -13591,7 +13654,7 @@
       <w:wordWrap w:val="off"/>
     </w:pPr>
   </w:style>
-  <w:style w:type="character" w:customStyle="1" w:styleId="KeywordTok">
+  <w:style w:customStyle="1" w:styleId="KeywordTok" w:type="character">
     <w:name w:val="KeywordTok"/>
     <w:basedOn w:val="VerbatimChar"/>
     <w:rPr>
@@ -13599,77 +13662,77 @@
       <w:b/>
     </w:rPr>
   </w:style>
-  <w:style w:type="character" w:customStyle="1" w:styleId="DataTypeTok">
+  <w:style w:customStyle="1" w:styleId="DataTypeTok" w:type="character">
     <w:name w:val="DataTypeTok"/>
     <w:basedOn w:val="VerbatimChar"/>
     <w:rPr>
       <w:color w:val="902000"/>
     </w:rPr>
   </w:style>
-  <w:style w:type="character" w:customStyle="1" w:styleId="DecValTok">
+  <w:style w:customStyle="1" w:styleId="DecValTok" w:type="character">
     <w:name w:val="DecValTok"/>
     <w:basedOn w:val="VerbatimChar"/>
     <w:rPr>
       <w:color w:val="40a070"/>
     </w:rPr>
   </w:style>
-  <w:style w:type="character" w:customStyle="1" w:styleId="BaseNTok">
+  <w:style w:customStyle="1" w:styleId="BaseNTok" w:type="character">
     <w:name w:val="BaseNTok"/>
     <w:basedOn w:val="VerbatimChar"/>
     <w:rPr>
       <w:color w:val="40a070"/>
     </w:rPr>
   </w:style>
-  <w:style w:type="character" w:customStyle="1" w:styleId="FloatTok">
+  <w:style w:customStyle="1" w:styleId="FloatTok" w:type="character">
     <w:name w:val="FloatTok"/>
     <w:basedOn w:val="VerbatimChar"/>
     <w:rPr>
       <w:color w:val="40a070"/>
     </w:rPr>
   </w:style>
-  <w:style w:type="character" w:customStyle="1" w:styleId="ConstantTok">
+  <w:style w:customStyle="1" w:styleId="ConstantTok" w:type="character">
     <w:name w:val="ConstantTok"/>
     <w:basedOn w:val="VerbatimChar"/>
     <w:rPr>
       <w:color w:val="880000"/>
     </w:rPr>
   </w:style>
-  <w:style w:type="character" w:customStyle="1" w:styleId="CharTok">
+  <w:style w:customStyle="1" w:styleId="CharTok" w:type="character">
     <w:name w:val="CharTok"/>
     <w:basedOn w:val="VerbatimChar"/>
     <w:rPr>
       <w:color w:val="4070a0"/>
     </w:rPr>
   </w:style>
-  <w:style w:type="character" w:customStyle="1" w:styleId="SpecialCharTok">
+  <w:style w:customStyle="1" w:styleId="SpecialCharTok" w:type="character">
     <w:name w:val="SpecialCharTok"/>
     <w:basedOn w:val="VerbatimChar"/>
     <w:rPr>
       <w:color w:val="4070a0"/>
     </w:rPr>
   </w:style>
-  <w:style w:type="character" w:customStyle="1" w:styleId="StringTok">
+  <w:style w:customStyle="1" w:styleId="StringTok" w:type="character">
     <w:name w:val="StringTok"/>
     <w:basedOn w:val="VerbatimChar"/>
     <w:rPr>
       <w:color w:val="4070a0"/>
     </w:rPr>
   </w:style>
-  <w:style w:type="character" w:customStyle="1" w:styleId="VerbatimStringTok">
+  <w:style w:customStyle="1" w:styleId="VerbatimStringTok" w:type="character">
     <w:name w:val="VerbatimStringTok"/>
     <w:basedOn w:val="VerbatimChar"/>
     <w:rPr>
       <w:color w:val="4070a0"/>
     </w:rPr>
   </w:style>
-  <w:style w:type="character" w:customStyle="1" w:styleId="SpecialStringTok">
+  <w:style w:customStyle="1" w:styleId="SpecialStringTok" w:type="character">
     <w:name w:val="SpecialStringTok"/>
     <w:basedOn w:val="VerbatimChar"/>
     <w:rPr>
       <w:color w:val="bb6688"/>
     </w:rPr>
   </w:style>
-  <w:style w:type="character" w:customStyle="1" w:styleId="ImportTok">
+  <w:style w:customStyle="1" w:styleId="ImportTok" w:type="character">
     <w:name w:val="ImportTok"/>
     <w:basedOn w:val="VerbatimChar"/>
     <w:rPr>
@@ -13677,7 +13740,7 @@
       <w:b/>
     </w:rPr>
   </w:style>
-  <w:style w:type="character" w:customStyle="1" w:styleId="CommentTok">
+  <w:style w:customStyle="1" w:styleId="CommentTok" w:type="character">
     <w:name w:val="CommentTok"/>
     <w:basedOn w:val="VerbatimChar"/>
     <w:rPr>
@@ -13685,7 +13748,7 @@
       <w:i/>
     </w:rPr>
   </w:style>
-  <w:style w:type="character" w:customStyle="1" w:styleId="DocumentationTok">
+  <w:style w:customStyle="1" w:styleId="DocumentationTok" w:type="character">
     <w:name w:val="DocumentationTok"/>
     <w:basedOn w:val="VerbatimChar"/>
     <w:rPr>
@@ -13693,7 +13756,7 @@
       <w:i/>
     </w:rPr>
   </w:style>
-  <w:style w:type="character" w:customStyle="1" w:styleId="AnnotationTok">
+  <w:style w:customStyle="1" w:styleId="AnnotationTok" w:type="character">
     <w:name w:val="AnnotationTok"/>
     <w:basedOn w:val="VerbatimChar"/>
     <w:rPr>
@@ -13702,7 +13765,7 @@
       <w:i/>
     </w:rPr>
   </w:style>
-  <w:style w:type="character" w:customStyle="1" w:styleId="CommentVarTok">
+  <w:style w:customStyle="1" w:styleId="CommentVarTok" w:type="character">
     <w:name w:val="CommentVarTok"/>
     <w:basedOn w:val="VerbatimChar"/>
     <w:rPr>
@@ -13711,28 +13774,28 @@
       <w:i/>
     </w:rPr>
   </w:style>
-  <w:style w:type="character" w:customStyle="1" w:styleId="OtherTok">
+  <w:style w:customStyle="1" w:styleId="OtherTok" w:type="character">
     <w:name w:val="OtherTok"/>
     <w:basedOn w:val="VerbatimChar"/>
     <w:rPr>
       <w:color w:val="007020"/>
     </w:rPr>
   </w:style>
-  <w:style w:type="character" w:customStyle="1" w:styleId="FunctionTok">
+  <w:style w:customStyle="1" w:styleId="FunctionTok" w:type="character">
     <w:name w:val="FunctionTok"/>
     <w:basedOn w:val="VerbatimChar"/>
     <w:rPr>
       <w:color w:val="06287e"/>
     </w:rPr>
   </w:style>
-  <w:style w:type="character" w:customStyle="1" w:styleId="VariableTok">
+  <w:style w:customStyle="1" w:styleId="VariableTok" w:type="character">
     <w:name w:val="VariableTok"/>
     <w:basedOn w:val="VerbatimChar"/>
     <w:rPr>
       <w:color w:val="19177c"/>
     </w:rPr>
   </w:style>
-  <w:style w:type="character" w:customStyle="1" w:styleId="ControlFlowTok">
+  <w:style w:customStyle="1" w:styleId="ControlFlowTok" w:type="character">
     <w:name w:val="ControlFlowTok"/>
     <w:basedOn w:val="VerbatimChar"/>
     <w:rPr>
@@ -13740,45 +13803,45 @@
       <w:b/>
     </w:rPr>
   </w:style>
-  <w:style w:type="character" w:customStyle="1" w:styleId="OperatorTok">
+  <w:style w:customStyle="1" w:styleId="OperatorTok" w:type="character">
     <w:name w:val="OperatorTok"/>
     <w:basedOn w:val="VerbatimChar"/>
     <w:rPr>
       <w:color w:val="666666"/>
     </w:rPr>
   </w:style>
-  <w:style w:type="character" w:customStyle="1" w:styleId="BuiltInTok">
+  <w:style w:customStyle="1" w:styleId="BuiltInTok" w:type="character">
     <w:name w:val="BuiltInTok"/>
     <w:basedOn w:val="VerbatimChar"/>
     <w:rPr>
       <w:color w:val="008000"/>
     </w:rPr>
   </w:style>
-  <w:style w:type="character" w:customStyle="1" w:styleId="ExtensionTok">
+  <w:style w:customStyle="1" w:styleId="ExtensionTok" w:type="character">
     <w:name w:val="ExtensionTok"/>
     <w:basedOn w:val="VerbatimChar"/>
     <w:rPr/>
   </w:style>
-  <w:style w:type="character" w:customStyle="1" w:styleId="PreprocessorTok">
+  <w:style w:customStyle="1" w:styleId="PreprocessorTok" w:type="character">
     <w:name w:val="PreprocessorTok"/>
     <w:basedOn w:val="VerbatimChar"/>
     <w:rPr>
       <w:color w:val="bc7a00"/>
     </w:rPr>
   </w:style>
-  <w:style w:type="character" w:customStyle="1" w:styleId="AttributeTok">
+  <w:style w:customStyle="1" w:styleId="AttributeTok" w:type="character">
     <w:name w:val="AttributeTok"/>
     <w:basedOn w:val="VerbatimChar"/>
     <w:rPr>
       <w:color w:val="7d9029"/>
     </w:rPr>
   </w:style>
-  <w:style w:type="character" w:customStyle="1" w:styleId="RegionMarkerTok">
+  <w:style w:customStyle="1" w:styleId="RegionMarkerTok" w:type="character">
     <w:name w:val="RegionMarkerTok"/>
     <w:basedOn w:val="VerbatimChar"/>
     <w:rPr/>
   </w:style>
-  <w:style w:type="character" w:customStyle="1" w:styleId="InformationTok">
+  <w:style w:customStyle="1" w:styleId="InformationTok" w:type="character">
     <w:name w:val="InformationTok"/>
     <w:basedOn w:val="VerbatimChar"/>
     <w:rPr>
@@ -13787,7 +13850,7 @@
       <w:i/>
     </w:rPr>
   </w:style>
-  <w:style w:type="character" w:customStyle="1" w:styleId="WarningTok">
+  <w:style w:customStyle="1" w:styleId="WarningTok" w:type="character">
     <w:name w:val="WarningTok"/>
     <w:basedOn w:val="VerbatimChar"/>
     <w:rPr>
@@ -13796,7 +13859,7 @@
       <w:i/>
     </w:rPr>
   </w:style>
-  <w:style w:type="character" w:customStyle="1" w:styleId="AlertTok">
+  <w:style w:customStyle="1" w:styleId="AlertTok" w:type="character">
     <w:name w:val="AlertTok"/>
     <w:basedOn w:val="VerbatimChar"/>
     <w:rPr>
@@ -13804,7 +13867,7 @@
       <w:b/>
     </w:rPr>
   </w:style>
-  <w:style w:type="character" w:customStyle="1" w:styleId="ErrorTok">
+  <w:style w:customStyle="1" w:styleId="ErrorTok" w:type="character">
     <w:name w:val="ErrorTok"/>
     <w:basedOn w:val="VerbatimChar"/>
     <w:rPr>
@@ -13812,7 +13875,7 @@
       <w:b/>
     </w:rPr>
   </w:style>
-  <w:style w:type="character" w:customStyle="1" w:styleId="NormalTok">
+  <w:style w:customStyle="1" w:styleId="NormalTok" w:type="character">
     <w:name w:val="NormalTok"/>
     <w:basedOn w:val="VerbatimChar"/>
     <w:rPr/>

--- a/Design_Docs/GARUDA-DMA-SPEC-001.docx
+++ b/Design_Docs/GARUDA-DMA-SPEC-001.docx
@@ -2,41 +2,44 @@
 <file path=word/document.xml><?xml version="1.0" encoding="utf-8"?>
 <w:document xmlns:w="http://schemas.openxmlformats.org/wordprocessingml/2006/main" xmlns:m="http://schemas.openxmlformats.org/officeDocument/2006/math" xmlns:r="http://schemas.openxmlformats.org/officeDocument/2006/relationships" xmlns:o="urn:schemas-microsoft-com:office:office" xmlns:v="urn:schemas-microsoft-com:vml" xmlns:w10="urn:schemas-microsoft-com:office:word" xmlns:a="http://schemas.openxmlformats.org/drawingml/2006/main" xmlns:pic="http://schemas.openxmlformats.org/drawingml/2006/picture" xmlns:wp="http://schemas.openxmlformats.org/drawingml/2006/wordprocessingDrawing">
   <w:body>
-    <w:bookmarkStart w:id="55" w:name="Xc04b8bcc690a275408a347db8e90e303ef34656"/>
     <w:p>
       <w:pPr>
         <w:pStyle w:val="Heading1"/>
       </w:pPr>
+      <w:bookmarkStart w:id="20" w:name="Xc04b8bcc690a275408a347db8e90e303ef34656"/>
       <w:r>
         <w:t xml:space="preserve">GARUDA DMA Controller — Design Specification</w:t>
       </w:r>
+      <w:bookmarkEnd w:id="20"/>
     </w:p>
-    <w:bookmarkStart w:id="20" w:name="Xee8498aa8c87dd42cd65edb36b9d23d240ee498"/>
     <w:p>
       <w:pPr>
         <w:pStyle w:val="Heading2"/>
       </w:pPr>
+      <w:bookmarkStart w:id="21" w:name="Xee8498aa8c87dd42cd65edb36b9d23d240ee498"/>
       <w:r>
         <w:t xml:space="preserve">0.1 Identity</w:t>
       </w:r>
+      <w:bookmarkEnd w:id="21"/>
     </w:p>
     <w:tbl>
       <w:tblPr>
         <w:tblStyle w:val="Table"/>
-        <w:tblW w:type="auto" w:w="0"/>
-        <w:tblLook w:firstRow="1" w:lastRow="0" w:firstColumn="0" w:lastColumn="0" w:noHBand="0" w:noVBand="0" w:val="0020"/>
-        <w:jc w:val="start"/>
+        <w:tblW w:type="pct" w:w="0.0"/>
+        <w:tblLook w:firstRow="1"/>
       </w:tblPr>
-      <w:tblGrid>
-        <w:gridCol w:w="3960"/>
-        <w:gridCol w:w="3960"/>
-      </w:tblGrid>
+      <w:tblGrid/>
       <w:tr>
         <w:trPr>
-          <w:tblHeader w:val="true"/>
+          <w:cnfStyle w:firstRow="1"/>
         </w:trPr>
         <w:tc>
-          <w:tcPr/>
+          <w:tcPr>
+            <w:tcBorders>
+              <w:bottom w:val="single"/>
+            </w:tcBorders>
+            <w:vAlign w:val="bottom"/>
+          </w:tcPr>
           <w:p>
             <w:pPr>
               <w:pStyle w:val="Compact"/>
@@ -48,7 +51,12 @@
           </w:p>
         </w:tc>
         <w:tc>
-          <w:tcPr/>
+          <w:tcPr>
+            <w:tcBorders>
+              <w:bottom w:val="single"/>
+            </w:tcBorders>
+            <w:vAlign w:val="bottom"/>
+          </w:tcPr>
           <w:p>
             <w:pPr>
               <w:pStyle w:val="Compact"/>
@@ -62,7 +70,6 @@
       </w:tr>
       <w:tr>
         <w:tc>
-          <w:tcPr/>
           <w:p>
             <w:pPr>
               <w:pStyle w:val="Compact"/>
@@ -74,7 +81,6 @@
           </w:p>
         </w:tc>
         <w:tc>
-          <w:tcPr/>
           <w:p>
             <w:pPr>
               <w:pStyle w:val="Compact"/>
@@ -88,7 +94,6 @@
       </w:tr>
       <w:tr>
         <w:tc>
-          <w:tcPr/>
           <w:p>
             <w:pPr>
               <w:pStyle w:val="Compact"/>
@@ -100,7 +105,6 @@
           </w:p>
         </w:tc>
         <w:tc>
-          <w:tcPr/>
           <w:p>
             <w:pPr>
               <w:pStyle w:val="Compact"/>
@@ -114,7 +118,6 @@
       </w:tr>
       <w:tr>
         <w:tc>
-          <w:tcPr/>
           <w:p>
             <w:pPr>
               <w:pStyle w:val="Compact"/>
@@ -126,7 +129,6 @@
           </w:p>
         </w:tc>
         <w:tc>
-          <w:tcPr/>
           <w:p>
             <w:pPr>
               <w:pStyle w:val="Compact"/>
@@ -140,7 +142,6 @@
       </w:tr>
       <w:tr>
         <w:tc>
-          <w:tcPr/>
           <w:p>
             <w:pPr>
               <w:pStyle w:val="Compact"/>
@@ -152,7 +153,6 @@
           </w:p>
         </w:tc>
         <w:tc>
-          <w:tcPr/>
           <w:p>
             <w:pPr>
               <w:pStyle w:val="Compact"/>
@@ -166,7 +166,6 @@
       </w:tr>
       <w:tr>
         <w:tc>
-          <w:tcPr/>
           <w:p>
             <w:pPr>
               <w:pStyle w:val="Compact"/>
@@ -178,7 +177,6 @@
           </w:p>
         </w:tc>
         <w:tc>
-          <w:tcPr/>
           <w:p>
             <w:pPr>
               <w:pStyle w:val="Compact"/>
@@ -201,7 +199,6 @@
       </w:tr>
       <w:tr>
         <w:tc>
-          <w:tcPr/>
           <w:p>
             <w:pPr>
               <w:pStyle w:val="Compact"/>
@@ -213,7 +210,6 @@
           </w:p>
         </w:tc>
         <w:tc>
-          <w:tcPr/>
           <w:p>
             <w:pPr>
               <w:pStyle w:val="Compact"/>
@@ -227,7 +223,6 @@
       </w:tr>
       <w:tr>
         <w:tc>
-          <w:tcPr/>
           <w:p>
             <w:pPr>
               <w:pStyle w:val="Compact"/>
@@ -239,7 +234,6 @@
           </w:p>
         </w:tc>
         <w:tc>
-          <w:tcPr/>
           <w:p>
             <w:pPr>
               <w:pStyle w:val="Compact"/>
@@ -252,34 +246,34 @@
         </w:tc>
       </w:tr>
     </w:tbl>
-    <w:bookmarkEnd w:id="20"/>
-    <w:bookmarkStart w:id="21" w:name="Xb1b59fb676dd662d835fe73b7735d76294c3e07"/>
     <w:p>
       <w:pPr>
         <w:pStyle w:val="Heading2"/>
       </w:pPr>
+      <w:bookmarkStart w:id="22" w:name="Xb1b59fb676dd662d835fe73b7735d76294c3e07"/>
       <w:r>
         <w:t xml:space="preserve">0.2 Revision history</w:t>
       </w:r>
+      <w:bookmarkEnd w:id="22"/>
     </w:p>
     <w:tbl>
       <w:tblPr>
         <w:tblStyle w:val="Table"/>
-        <w:tblW w:type="auto" w:w="0"/>
-        <w:tblLook w:firstRow="1" w:lastRow="0" w:firstColumn="0" w:lastColumn="0" w:noHBand="0" w:noVBand="0" w:val="0020"/>
-        <w:jc w:val="start"/>
+        <w:tblW w:type="pct" w:w="0.0"/>
+        <w:tblLook w:firstRow="1"/>
       </w:tblPr>
-      <w:tblGrid>
-        <w:gridCol w:w="2640"/>
-        <w:gridCol w:w="2640"/>
-        <w:gridCol w:w="2640"/>
-      </w:tblGrid>
+      <w:tblGrid/>
       <w:tr>
         <w:trPr>
-          <w:tblHeader w:val="true"/>
+          <w:cnfStyle w:firstRow="1"/>
         </w:trPr>
         <w:tc>
-          <w:tcPr/>
+          <w:tcPr>
+            <w:tcBorders>
+              <w:bottom w:val="single"/>
+            </w:tcBorders>
+            <w:vAlign w:val="bottom"/>
+          </w:tcPr>
           <w:p>
             <w:pPr>
               <w:pStyle w:val="Compact"/>
@@ -291,7 +285,12 @@
           </w:p>
         </w:tc>
         <w:tc>
-          <w:tcPr/>
+          <w:tcPr>
+            <w:tcBorders>
+              <w:bottom w:val="single"/>
+            </w:tcBorders>
+            <w:vAlign w:val="bottom"/>
+          </w:tcPr>
           <w:p>
             <w:pPr>
               <w:pStyle w:val="Compact"/>
@@ -303,7 +302,12 @@
           </w:p>
         </w:tc>
         <w:tc>
-          <w:tcPr/>
+          <w:tcPr>
+            <w:tcBorders>
+              <w:bottom w:val="single"/>
+            </w:tcBorders>
+            <w:vAlign w:val="bottom"/>
+          </w:tcPr>
           <w:p>
             <w:pPr>
               <w:pStyle w:val="Compact"/>
@@ -317,7 +321,6 @@
       </w:tr>
       <w:tr>
         <w:tc>
-          <w:tcPr/>
           <w:p>
             <w:pPr>
               <w:pStyle w:val="Compact"/>
@@ -329,7 +332,6 @@
           </w:p>
         </w:tc>
         <w:tc>
-          <w:tcPr/>
           <w:p>
             <w:pPr>
               <w:pStyle w:val="Compact"/>
@@ -341,7 +343,6 @@
           </w:p>
         </w:tc>
         <w:tc>
-          <w:tcPr/>
           <w:p>
             <w:pPr>
               <w:pStyle w:val="Compact"/>
@@ -355,7 +356,6 @@
       </w:tr>
       <w:tr>
         <w:tc>
-          <w:tcPr/>
           <w:p>
             <w:pPr>
               <w:pStyle w:val="Compact"/>
@@ -367,7 +367,6 @@
           </w:p>
         </w:tc>
         <w:tc>
-          <w:tcPr/>
           <w:p>
             <w:pPr>
               <w:pStyle w:val="Compact"/>
@@ -415,7 +414,6 @@
           </w:p>
         </w:tc>
         <w:tc>
-          <w:tcPr/>
           <w:p>
             <w:pPr>
               <w:pStyle w:val="Compact"/>
@@ -428,15 +426,15 @@
         </w:tc>
       </w:tr>
     </w:tbl>
-    <w:bookmarkEnd w:id="21"/>
-    <w:bookmarkStart w:id="22" w:name="X7d72cd5e2ccd5281d575eeaae2e7a05cbe542e8"/>
     <w:p>
       <w:pPr>
         <w:pStyle w:val="Heading2"/>
       </w:pPr>
+      <w:bookmarkStart w:id="23" w:name="X7d72cd5e2ccd5281d575eeaae2e7a05cbe542e8"/>
       <w:r>
         <w:t xml:space="preserve">0.3 Normative references</w:t>
       </w:r>
+      <w:bookmarkEnd w:id="23"/>
     </w:p>
     <w:p>
       <w:pPr>
@@ -550,7 +548,6 @@
       </w:r>
       <w:r>
         <w:rPr>
-          <w:bCs/>
           <w:b/>
         </w:rPr>
         <w:t xml:space="preserve">the no-CDC proof this revision depends on</w:t>
@@ -577,7 +574,7 @@
         <w:t xml:space="preserve"> </w:t>
       </w:r>
       <w:r>
-        <w:t xml:space="preserve">Rev 2.0 — IDs 1–12.</w:t>
+        <w:t xml:space="preserve">Rev 2.0 — IDs 1–6 (complete) and 8–13 (error).</w:t>
       </w:r>
     </w:p>
     <w:p>
@@ -587,24 +584,25 @@
         </w:pict>
       </w:r>
     </w:p>
-    <w:bookmarkEnd w:id="22"/>
-    <w:bookmarkStart w:id="26" w:name="X4666c8db187a468bd7c4d1efd69e1ca31a62544"/>
     <w:p>
       <w:pPr>
         <w:pStyle w:val="Heading2"/>
       </w:pPr>
+      <w:bookmarkStart w:id="24" w:name="X4666c8db187a468bd7c4d1efd69e1ca31a62544"/>
       <w:r>
         <w:t xml:space="preserve">1 Purpose and scope</w:t>
       </w:r>
+      <w:bookmarkEnd w:id="24"/>
     </w:p>
-    <w:bookmarkStart w:id="23" w:name="X982033b5eecaea9e0967e965864423587568394"/>
     <w:p>
       <w:pPr>
         <w:pStyle w:val="Heading3"/>
       </w:pPr>
+      <w:bookmarkStart w:id="25" w:name="X982033b5eecaea9e0967e965864423587568394"/>
       <w:r>
         <w:t xml:space="preserve">1.1 In scope</w:t>
       </w:r>
+      <w:bookmarkEnd w:id="25"/>
     </w:p>
     <w:p>
       <w:pPr>
@@ -626,15 +624,15 @@
         <w:t xml:space="preserve">interrupts.</w:t>
       </w:r>
     </w:p>
-    <w:bookmarkEnd w:id="23"/>
-    <w:bookmarkStart w:id="24" w:name="X132851fb01253333d36643f8ae8b0fecae9f6a0"/>
     <w:p>
       <w:pPr>
         <w:pStyle w:val="Heading3"/>
       </w:pPr>
+      <w:bookmarkStart w:id="26" w:name="X132851fb01253333d36643f8ae8b0fecae9f6a0"/>
       <w:r>
         <w:t xml:space="preserve">1.2 Out of scope</w:t>
       </w:r>
+      <w:bookmarkEnd w:id="26"/>
     </w:p>
     <w:p>
       <w:pPr>
@@ -660,15 +658,15 @@
         <w:t xml:space="preserve">Boot. The DMA has no boot-time role in Rev 3.0 (§1.3).</w:t>
       </w:r>
     </w:p>
-    <w:bookmarkEnd w:id="24"/>
-    <w:bookmarkStart w:id="25" w:name="X6b690dd55590b7f9659e3e2d7a75fa93f4d7534"/>
     <w:p>
       <w:pPr>
         <w:pStyle w:val="Heading3"/>
       </w:pPr>
+      <w:bookmarkStart w:id="27" w:name="X6b690dd55590b7f9659e3e2d7a75fa93f4d7534"/>
       <w:r>
         <w:t xml:space="preserve">1.3 What changed and why</w:t>
       </w:r>
+      <w:bookmarkEnd w:id="27"/>
     </w:p>
     <w:p>
       <w:pPr>
@@ -676,7 +674,6 @@
       </w:pPr>
       <w:r>
         <w:rPr>
-          <w:bCs/>
           <w:b/>
         </w:rPr>
         <w:t xml:space="preserve">The CDC logic is gone.</w:t>
@@ -880,7 +877,6 @@
       </w:pPr>
       <w:r>
         <w:rPr>
-          <w:bCs/>
           <w:b/>
         </w:rPr>
         <w:t xml:space="preserve">The channel assignment is fixed.</w:t>
@@ -895,30 +891,30 @@
     <w:tbl>
       <w:tblPr>
         <w:tblStyle w:val="Table"/>
-        <w:tblW w:type="auto" w:w="0"/>
-        <w:tblLook w:firstRow="1" w:lastRow="0" w:firstColumn="0" w:lastColumn="0" w:noHBand="0" w:noVBand="0" w:val="0020"/>
-        <w:jc w:val="start"/>
+        <w:tblW w:type="pct" w:w="0.0"/>
+        <w:tblLook w:firstRow="1"/>
       </w:tblPr>
-      <w:tblGrid>
-        <w:gridCol w:w="1980"/>
-        <w:gridCol w:w="1980"/>
-        <w:gridCol w:w="1980"/>
-        <w:gridCol w:w="1980"/>
-      </w:tblGrid>
+      <w:tblGrid/>
       <w:tr>
         <w:trPr>
-          <w:tblHeader w:val="true"/>
+          <w:cnfStyle w:firstRow="1"/>
         </w:trPr>
         <w:tc>
-          <w:tcPr/>
-          <w:p>
-            <w:pPr>
-              <w:pStyle w:val="Compact"/>
-            </w:pPr>
-          </w:p>
-        </w:tc>
-        <w:tc>
-          <w:tcPr/>
+          <w:tcPr>
+            <w:tcBorders>
+              <w:bottom w:val="single"/>
+            </w:tcBorders>
+            <w:vAlign w:val="bottom"/>
+          </w:tcPr>
+          <w:p/>
+        </w:tc>
+        <w:tc>
+          <w:tcPr>
+            <w:tcBorders>
+              <w:bottom w:val="single"/>
+            </w:tcBorders>
+            <w:vAlign w:val="bottom"/>
+          </w:tcPr>
           <w:p>
             <w:pPr>
               <w:pStyle w:val="Compact"/>
@@ -930,7 +926,12 @@
           </w:p>
         </w:tc>
         <w:tc>
-          <w:tcPr/>
+          <w:tcPr>
+            <w:tcBorders>
+              <w:bottom w:val="single"/>
+            </w:tcBorders>
+            <w:vAlign w:val="bottom"/>
+          </w:tcPr>
           <w:p>
             <w:pPr>
               <w:pStyle w:val="Compact"/>
@@ -942,7 +943,12 @@
           </w:p>
         </w:tc>
         <w:tc>
-          <w:tcPr/>
+          <w:tcPr>
+            <w:tcBorders>
+              <w:bottom w:val="single"/>
+            </w:tcBorders>
+            <w:vAlign w:val="bottom"/>
+          </w:tcPr>
           <w:p>
             <w:pPr>
               <w:pStyle w:val="Compact"/>
@@ -956,7 +962,6 @@
       </w:tr>
       <w:tr>
         <w:tc>
-          <w:tcPr/>
           <w:p>
             <w:pPr>
               <w:pStyle w:val="Compact"/>
@@ -968,7 +973,6 @@
           </w:p>
         </w:tc>
         <w:tc>
-          <w:tcPr/>
           <w:p>
             <w:pPr>
               <w:pStyle w:val="Compact"/>
@@ -980,7 +984,6 @@
           </w:p>
         </w:tc>
         <w:tc>
-          <w:tcPr/>
           <w:p>
             <w:pPr>
               <w:pStyle w:val="Compact"/>
@@ -992,7 +995,6 @@
           </w:p>
         </w:tc>
         <w:tc>
-          <w:tcPr/>
           <w:p>
             <w:pPr>
               <w:pStyle w:val="Compact"/>
@@ -1006,7 +1008,6 @@
       </w:tr>
       <w:tr>
         <w:tc>
-          <w:tcPr/>
           <w:p>
             <w:pPr>
               <w:pStyle w:val="Compact"/>
@@ -1018,7 +1019,6 @@
           </w:p>
         </w:tc>
         <w:tc>
-          <w:tcPr/>
           <w:p>
             <w:pPr>
               <w:pStyle w:val="Compact"/>
@@ -1030,7 +1030,6 @@
           </w:p>
         </w:tc>
         <w:tc>
-          <w:tcPr/>
           <w:p>
             <w:pPr>
               <w:pStyle w:val="Compact"/>
@@ -1042,7 +1041,6 @@
           </w:p>
         </w:tc>
         <w:tc>
-          <w:tcPr/>
           <w:p>
             <w:pPr>
               <w:pStyle w:val="Compact"/>
@@ -1056,7 +1054,6 @@
       </w:tr>
       <w:tr>
         <w:tc>
-          <w:tcPr/>
           <w:p>
             <w:pPr>
               <w:pStyle w:val="Compact"/>
@@ -1068,7 +1065,6 @@
           </w:p>
         </w:tc>
         <w:tc>
-          <w:tcPr/>
           <w:p>
             <w:pPr>
               <w:pStyle w:val="Compact"/>
@@ -1080,7 +1076,6 @@
           </w:p>
         </w:tc>
         <w:tc>
-          <w:tcPr/>
           <w:p>
             <w:pPr>
               <w:pStyle w:val="Compact"/>
@@ -1092,7 +1087,6 @@
           </w:p>
         </w:tc>
         <w:tc>
-          <w:tcPr/>
           <w:p>
             <w:pPr>
               <w:pStyle w:val="Compact"/>
@@ -1106,7 +1100,6 @@
       </w:tr>
       <w:tr>
         <w:tc>
-          <w:tcPr/>
           <w:p>
             <w:pPr>
               <w:pStyle w:val="Compact"/>
@@ -1118,7 +1111,6 @@
           </w:p>
         </w:tc>
         <w:tc>
-          <w:tcPr/>
           <w:p>
             <w:pPr>
               <w:pStyle w:val="Compact"/>
@@ -1130,7 +1122,6 @@
           </w:p>
         </w:tc>
         <w:tc>
-          <w:tcPr/>
           <w:p>
             <w:pPr>
               <w:pStyle w:val="Compact"/>
@@ -1142,7 +1133,6 @@
           </w:p>
         </w:tc>
         <w:tc>
-          <w:tcPr/>
           <w:p>
             <w:pPr>
               <w:pStyle w:val="Compact"/>
@@ -1211,7 +1201,6 @@
       </w:pPr>
       <w:r>
         <w:rPr>
-          <w:bCs/>
           <w:b/>
         </w:rPr>
         <w:t xml:space="preserve">The boot role is removed.</w:t>
@@ -1251,35 +1240,34 @@
         </w:pict>
       </w:r>
     </w:p>
-    <w:bookmarkEnd w:id="25"/>
-    <w:bookmarkEnd w:id="26"/>
-    <w:bookmarkStart w:id="27" w:name="X7ac32b3a81e4212c01abd06ff86531ccba71244"/>
     <w:p>
       <w:pPr>
         <w:pStyle w:val="Heading2"/>
       </w:pPr>
+      <w:bookmarkStart w:id="28" w:name="X7ac32b3a81e4212c01abd06ff86531ccba71244"/>
       <w:r>
         <w:t xml:space="preserve">2 Requirements</w:t>
       </w:r>
+      <w:bookmarkEnd w:id="28"/>
     </w:p>
     <w:tbl>
       <w:tblPr>
         <w:tblStyle w:val="Table"/>
-        <w:tblW w:type="auto" w:w="0"/>
-        <w:tblLook w:firstRow="1" w:lastRow="0" w:firstColumn="0" w:lastColumn="0" w:noHBand="0" w:noVBand="0" w:val="0020"/>
-        <w:jc w:val="start"/>
+        <w:tblW w:type="pct" w:w="0.0"/>
+        <w:tblLook w:firstRow="1"/>
       </w:tblPr>
-      <w:tblGrid>
-        <w:gridCol w:w="2640"/>
-        <w:gridCol w:w="2640"/>
-        <w:gridCol w:w="2640"/>
-      </w:tblGrid>
+      <w:tblGrid/>
       <w:tr>
         <w:trPr>
-          <w:tblHeader w:val="true"/>
+          <w:cnfStyle w:firstRow="1"/>
         </w:trPr>
         <w:tc>
-          <w:tcPr/>
+          <w:tcPr>
+            <w:tcBorders>
+              <w:bottom w:val="single"/>
+            </w:tcBorders>
+            <w:vAlign w:val="bottom"/>
+          </w:tcPr>
           <w:p>
             <w:pPr>
               <w:pStyle w:val="Compact"/>
@@ -1291,7 +1279,12 @@
           </w:p>
         </w:tc>
         <w:tc>
-          <w:tcPr/>
+          <w:tcPr>
+            <w:tcBorders>
+              <w:bottom w:val="single"/>
+            </w:tcBorders>
+            <w:vAlign w:val="bottom"/>
+          </w:tcPr>
           <w:p>
             <w:pPr>
               <w:pStyle w:val="Compact"/>
@@ -1303,7 +1296,12 @@
           </w:p>
         </w:tc>
         <w:tc>
-          <w:tcPr/>
+          <w:tcPr>
+            <w:tcBorders>
+              <w:bottom w:val="single"/>
+            </w:tcBorders>
+            <w:vAlign w:val="bottom"/>
+          </w:tcPr>
           <w:p>
             <w:pPr>
               <w:pStyle w:val="Compact"/>
@@ -1317,7 +1315,6 @@
       </w:tr>
       <w:tr>
         <w:tc>
-          <w:tcPr/>
           <w:p>
             <w:pPr>
               <w:pStyle w:val="Compact"/>
@@ -1329,7 +1326,6 @@
           </w:p>
         </w:tc>
         <w:tc>
-          <w:tcPr/>
           <w:p>
             <w:pPr>
               <w:pStyle w:val="Compact"/>
@@ -1341,7 +1337,6 @@
           </w:p>
         </w:tc>
         <w:tc>
-          <w:tcPr/>
           <w:p>
             <w:pPr>
               <w:pStyle w:val="Compact"/>
@@ -1355,7 +1350,6 @@
       </w:tr>
       <w:tr>
         <w:tc>
-          <w:tcPr/>
           <w:p>
             <w:pPr>
               <w:pStyle w:val="Compact"/>
@@ -1367,7 +1361,6 @@
           </w:p>
         </w:tc>
         <w:tc>
-          <w:tcPr/>
           <w:p>
             <w:pPr>
               <w:pStyle w:val="Compact"/>
@@ -1379,7 +1372,6 @@
           </w:p>
         </w:tc>
         <w:tc>
-          <w:tcPr/>
           <w:p>
             <w:pPr>
               <w:pStyle w:val="Compact"/>
@@ -1393,7 +1385,6 @@
       </w:tr>
       <w:tr>
         <w:tc>
-          <w:tcPr/>
           <w:p>
             <w:pPr>
               <w:pStyle w:val="Compact"/>
@@ -1405,7 +1396,6 @@
           </w:p>
         </w:tc>
         <w:tc>
-          <w:tcPr/>
           <w:p>
             <w:pPr>
               <w:pStyle w:val="Compact"/>
@@ -1417,7 +1407,6 @@
           </w:p>
         </w:tc>
         <w:tc>
-          <w:tcPr/>
           <w:p>
             <w:pPr>
               <w:pStyle w:val="Compact"/>
@@ -1431,7 +1420,6 @@
       </w:tr>
       <w:tr>
         <w:tc>
-          <w:tcPr/>
           <w:p>
             <w:pPr>
               <w:pStyle w:val="Compact"/>
@@ -1443,7 +1431,6 @@
           </w:p>
         </w:tc>
         <w:tc>
-          <w:tcPr/>
           <w:p>
             <w:pPr>
               <w:pStyle w:val="Compact"/>
@@ -1455,7 +1442,6 @@
           </w:p>
         </w:tc>
         <w:tc>
-          <w:tcPr/>
           <w:p>
             <w:pPr>
               <w:pStyle w:val="Compact"/>
@@ -1469,7 +1455,6 @@
       </w:tr>
       <w:tr>
         <w:tc>
-          <w:tcPr/>
           <w:p>
             <w:pPr>
               <w:pStyle w:val="Compact"/>
@@ -1481,7 +1466,6 @@
           </w:p>
         </w:tc>
         <w:tc>
-          <w:tcPr/>
           <w:p>
             <w:pPr>
               <w:pStyle w:val="Compact"/>
@@ -1493,7 +1477,6 @@
           </w:p>
         </w:tc>
         <w:tc>
-          <w:tcPr/>
           <w:p>
             <w:pPr>
               <w:pStyle w:val="Compact"/>
@@ -1507,7 +1490,6 @@
       </w:tr>
       <w:tr>
         <w:tc>
-          <w:tcPr/>
           <w:p>
             <w:pPr>
               <w:pStyle w:val="Compact"/>
@@ -1519,7 +1501,6 @@
           </w:p>
         </w:tc>
         <w:tc>
-          <w:tcPr/>
           <w:p>
             <w:pPr>
               <w:pStyle w:val="Compact"/>
@@ -1531,7 +1512,6 @@
           </w:p>
         </w:tc>
         <w:tc>
-          <w:tcPr/>
           <w:p>
             <w:pPr>
               <w:pStyle w:val="Compact"/>
@@ -1545,7 +1525,6 @@
       </w:tr>
       <w:tr>
         <w:tc>
-          <w:tcPr/>
           <w:p>
             <w:pPr>
               <w:pStyle w:val="Compact"/>
@@ -1557,7 +1536,6 @@
           </w:p>
         </w:tc>
         <w:tc>
-          <w:tcPr/>
           <w:p>
             <w:pPr>
               <w:pStyle w:val="Compact"/>
@@ -1569,7 +1547,6 @@
           </w:p>
         </w:tc>
         <w:tc>
-          <w:tcPr/>
           <w:p>
             <w:pPr>
               <w:pStyle w:val="Compact"/>
@@ -1583,7 +1560,6 @@
       </w:tr>
       <w:tr>
         <w:tc>
-          <w:tcPr/>
           <w:p>
             <w:pPr>
               <w:pStyle w:val="Compact"/>
@@ -1595,7 +1571,6 @@
           </w:p>
         </w:tc>
         <w:tc>
-          <w:tcPr/>
           <w:p>
             <w:pPr>
               <w:pStyle w:val="Compact"/>
@@ -1607,7 +1582,6 @@
           </w:p>
         </w:tc>
         <w:tc>
-          <w:tcPr/>
           <w:p>
             <w:pPr>
               <w:pStyle w:val="Compact"/>
@@ -1621,7 +1595,6 @@
       </w:tr>
       <w:tr>
         <w:tc>
-          <w:tcPr/>
           <w:p>
             <w:pPr>
               <w:pStyle w:val="Compact"/>
@@ -1633,7 +1606,6 @@
           </w:p>
         </w:tc>
         <w:tc>
-          <w:tcPr/>
           <w:p>
             <w:pPr>
               <w:pStyle w:val="Compact"/>
@@ -1645,7 +1617,6 @@
           </w:p>
         </w:tc>
         <w:tc>
-          <w:tcPr/>
           <w:p>
             <w:pPr>
               <w:pStyle w:val="Compact"/>
@@ -1665,15 +1636,15 @@
         </w:pict>
       </w:r>
     </w:p>
-    <w:bookmarkEnd w:id="27"/>
-    <w:bookmarkStart w:id="28" w:name="X1a7d97650db9c8935e98f54c49fc0d1c2422484"/>
     <w:p>
       <w:pPr>
         <w:pStyle w:val="Heading2"/>
       </w:pPr>
+      <w:bookmarkStart w:id="29" w:name="X1a7d97650db9c8935e98f54c49fc0d1c2422484"/>
       <w:r>
         <w:t xml:space="preserve">3 Block diagram</w:t>
       </w:r>
+      <w:bookmarkEnd w:id="29"/>
     </w:p>
     <w:p>
       <w:pPr>
@@ -1935,7 +1906,7 @@
         <w:rPr>
           <w:rStyle w:val="VerbatimChar"/>
         </w:rPr>
-        <w:t xml:space="preserve">  │  │ dma_apb  window 4        │◀── APB, pclk              │</w:t>
+        <w:t xml:space="preserve">  │  │ dma_apb  window 5        │◀── APB, pclk              │</w:t>
       </w:r>
       <w:r>
         <w:br/>
@@ -1980,7 +1951,7 @@
         <w:rPr>
           <w:rStyle w:val="VerbatimChar"/>
         </w:rPr>
-        <w:t xml:space="preserve">  │  error[5:0]    ──────────────────────────────────────────┼──▶ CLIC 7–12</w:t>
+        <w:t xml:space="preserve">  │  error[5:0]    ──────────────────────────────────────────┼──▶ CLIC 8–13</w:t>
       </w:r>
       <w:r>
         <w:br/>
@@ -2011,35 +1982,34 @@
         </w:pict>
       </w:r>
     </w:p>
-    <w:bookmarkEnd w:id="28"/>
-    <w:bookmarkStart w:id="29" w:name="Xebf6fc5ba8dcde2af88cf555221c19004ccfe53"/>
     <w:p>
       <w:pPr>
         <w:pStyle w:val="Heading2"/>
       </w:pPr>
+      <w:bookmarkStart w:id="30" w:name="Xebf6fc5ba8dcde2af88cf555221c19004ccfe53"/>
       <w:r>
         <w:t xml:space="preserve">4 Sub-block inventory</w:t>
       </w:r>
+      <w:bookmarkEnd w:id="30"/>
     </w:p>
     <w:tbl>
       <w:tblPr>
         <w:tblStyle w:val="Table"/>
-        <w:tblW w:type="auto" w:w="0"/>
-        <w:tblLook w:firstRow="1" w:lastRow="0" w:firstColumn="0" w:lastColumn="0" w:noHBand="0" w:noVBand="0" w:val="0020"/>
-        <w:jc w:val="start"/>
+        <w:tblW w:type="pct" w:w="0.0"/>
+        <w:tblLook w:firstRow="1"/>
       </w:tblPr>
-      <w:tblGrid>
-        <w:gridCol w:w="1980"/>
-        <w:gridCol w:w="1980"/>
-        <w:gridCol w:w="1980"/>
-        <w:gridCol w:w="1980"/>
-      </w:tblGrid>
+      <w:tblGrid/>
       <w:tr>
         <w:trPr>
-          <w:tblHeader w:val="true"/>
+          <w:cnfStyle w:firstRow="1"/>
         </w:trPr>
         <w:tc>
-          <w:tcPr/>
+          <w:tcPr>
+            <w:tcBorders>
+              <w:bottom w:val="single"/>
+            </w:tcBorders>
+            <w:vAlign w:val="bottom"/>
+          </w:tcPr>
           <w:p>
             <w:pPr>
               <w:pStyle w:val="Compact"/>
@@ -2051,7 +2021,12 @@
           </w:p>
         </w:tc>
         <w:tc>
-          <w:tcPr/>
+          <w:tcPr>
+            <w:tcBorders>
+              <w:bottom w:val="single"/>
+            </w:tcBorders>
+            <w:vAlign w:val="bottom"/>
+          </w:tcPr>
           <w:p>
             <w:pPr>
               <w:pStyle w:val="Compact"/>
@@ -2063,7 +2038,12 @@
           </w:p>
         </w:tc>
         <w:tc>
-          <w:tcPr/>
+          <w:tcPr>
+            <w:tcBorders>
+              <w:bottom w:val="single"/>
+            </w:tcBorders>
+            <w:vAlign w:val="bottom"/>
+          </w:tcPr>
           <w:p>
             <w:pPr>
               <w:pStyle w:val="Compact"/>
@@ -2075,7 +2055,12 @@
           </w:p>
         </w:tc>
         <w:tc>
-          <w:tcPr/>
+          <w:tcPr>
+            <w:tcBorders>
+              <w:bottom w:val="single"/>
+            </w:tcBorders>
+            <w:vAlign w:val="bottom"/>
+          </w:tcPr>
           <w:p>
             <w:pPr>
               <w:pStyle w:val="Compact"/>
@@ -2089,7 +2074,6 @@
       </w:tr>
       <w:tr>
         <w:tc>
-          <w:tcPr/>
           <w:p>
             <w:pPr>
               <w:pStyle w:val="Compact"/>
@@ -2110,7 +2094,6 @@
           </w:p>
         </w:tc>
         <w:tc>
-          <w:tcPr/>
           <w:p>
             <w:pPr>
               <w:pStyle w:val="Compact"/>
@@ -2122,7 +2105,6 @@
           </w:p>
         </w:tc>
         <w:tc>
-          <w:tcPr/>
           <w:p>
             <w:pPr>
               <w:pStyle w:val="Compact"/>
@@ -2137,7 +2119,6 @@
           </w:p>
         </w:tc>
         <w:tc>
-          <w:tcPr/>
           <w:p>
             <w:pPr>
               <w:pStyle w:val="Compact"/>
@@ -2151,7 +2132,6 @@
       </w:tr>
       <w:tr>
         <w:tc>
-          <w:tcPr/>
           <w:p>
             <w:pPr>
               <w:pStyle w:val="Compact"/>
@@ -2166,7 +2146,6 @@
           </w:p>
         </w:tc>
         <w:tc>
-          <w:tcPr/>
           <w:p>
             <w:pPr>
               <w:pStyle w:val="Compact"/>
@@ -2178,7 +2157,6 @@
           </w:p>
         </w:tc>
         <w:tc>
-          <w:tcPr/>
           <w:p>
             <w:pPr>
               <w:pStyle w:val="Compact"/>
@@ -2193,7 +2171,6 @@
           </w:p>
         </w:tc>
         <w:tc>
-          <w:tcPr/>
           <w:p>
             <w:pPr>
               <w:pStyle w:val="Compact"/>
@@ -2207,7 +2184,6 @@
       </w:tr>
       <w:tr>
         <w:tc>
-          <w:tcPr/>
           <w:p>
             <w:pPr>
               <w:pStyle w:val="Compact"/>
@@ -2222,7 +2198,6 @@
           </w:p>
         </w:tc>
         <w:tc>
-          <w:tcPr/>
           <w:p>
             <w:pPr>
               <w:pStyle w:val="Compact"/>
@@ -2234,7 +2209,6 @@
           </w:p>
         </w:tc>
         <w:tc>
-          <w:tcPr/>
           <w:p>
             <w:pPr>
               <w:pStyle w:val="Compact"/>
@@ -2249,7 +2223,6 @@
           </w:p>
         </w:tc>
         <w:tc>
-          <w:tcPr/>
           <w:p>
             <w:pPr>
               <w:pStyle w:val="Compact"/>
@@ -2263,7 +2236,6 @@
       </w:tr>
       <w:tr>
         <w:tc>
-          <w:tcPr/>
           <w:p>
             <w:pPr>
               <w:pStyle w:val="Compact"/>
@@ -2278,7 +2250,6 @@
           </w:p>
         </w:tc>
         <w:tc>
-          <w:tcPr/>
           <w:p>
             <w:pPr>
               <w:pStyle w:val="Compact"/>
@@ -2290,7 +2261,6 @@
           </w:p>
         </w:tc>
         <w:tc>
-          <w:tcPr/>
           <w:p>
             <w:pPr>
               <w:pStyle w:val="Compact"/>
@@ -2305,7 +2275,6 @@
           </w:p>
         </w:tc>
         <w:tc>
-          <w:tcPr/>
           <w:p>
             <w:pPr>
               <w:pStyle w:val="Compact"/>
@@ -2319,7 +2288,6 @@
       </w:tr>
       <w:tr>
         <w:tc>
-          <w:tcPr/>
           <w:p>
             <w:pPr>
               <w:pStyle w:val="Compact"/>
@@ -2334,7 +2302,6 @@
           </w:p>
         </w:tc>
         <w:tc>
-          <w:tcPr/>
           <w:p>
             <w:pPr>
               <w:pStyle w:val="Compact"/>
@@ -2346,7 +2313,6 @@
           </w:p>
         </w:tc>
         <w:tc>
-          <w:tcPr/>
           <w:p>
             <w:pPr>
               <w:pStyle w:val="Compact"/>
@@ -2361,21 +2327,19 @@
           </w:p>
         </w:tc>
         <w:tc>
-          <w:tcPr/>
-          <w:p>
-            <w:pPr>
-              <w:pStyle w:val="Compact"/>
-              <w:jc w:val="left"/>
-            </w:pPr>
-            <w:r>
-              <w:t xml:space="preserve">Window 4.</w:t>
+          <w:p>
+            <w:pPr>
+              <w:pStyle w:val="Compact"/>
+              <w:jc w:val="left"/>
+            </w:pPr>
+            <w:r>
+              <w:t xml:space="preserve">Window 5.</w:t>
             </w:r>
             <w:r>
               <w:t xml:space="preserve"> </w:t>
             </w:r>
             <w:r>
               <w:rPr>
-                <w:bCs/>
                 <w:b/>
               </w:rPr>
               <w:t xml:space="preserve">No CDC.</w:t>
@@ -2390,7 +2354,6 @@
       </w:pPr>
       <w:r>
         <w:rPr>
-          <w:bCs/>
           <w:b/>
         </w:rPr>
         <w:t xml:space="preserve">[N-4.1]</w:t>
@@ -2445,37 +2408,34 @@
         </w:pict>
       </w:r>
     </w:p>
-    <w:bookmarkEnd w:id="29"/>
-    <w:bookmarkStart w:id="30" w:name="X1571269831bc8f18807262f96c888bdf754311e"/>
     <w:p>
       <w:pPr>
         <w:pStyle w:val="Heading2"/>
       </w:pPr>
+      <w:bookmarkStart w:id="31" w:name="X1571269831bc8f18807262f96c888bdf754311e"/>
       <w:r>
         <w:t xml:space="preserve">5 Interfaces</w:t>
       </w:r>
+      <w:bookmarkEnd w:id="31"/>
     </w:p>
     <w:tbl>
       <w:tblPr>
         <w:tblStyle w:val="Table"/>
-        <w:tblW w:type="auto" w:w="0"/>
-        <w:tblLook w:firstRow="1" w:lastRow="0" w:firstColumn="0" w:lastColumn="0" w:noHBand="0" w:noVBand="0" w:val="0020"/>
-        <w:jc w:val="start"/>
+        <w:tblW w:type="pct" w:w="0.0"/>
+        <w:tblLook w:firstRow="1"/>
       </w:tblPr>
-      <w:tblGrid>
-        <w:gridCol w:w="1320"/>
-        <w:gridCol w:w="1320"/>
-        <w:gridCol w:w="1320"/>
-        <w:gridCol w:w="1320"/>
-        <w:gridCol w:w="1320"/>
-        <w:gridCol w:w="1320"/>
-      </w:tblGrid>
+      <w:tblGrid/>
       <w:tr>
         <w:trPr>
-          <w:tblHeader w:val="true"/>
+          <w:cnfStyle w:firstRow="1"/>
         </w:trPr>
         <w:tc>
-          <w:tcPr/>
+          <w:tcPr>
+            <w:tcBorders>
+              <w:bottom w:val="single"/>
+            </w:tcBorders>
+            <w:vAlign w:val="bottom"/>
+          </w:tcPr>
           <w:p>
             <w:pPr>
               <w:pStyle w:val="Compact"/>
@@ -2487,7 +2447,12 @@
           </w:p>
         </w:tc>
         <w:tc>
-          <w:tcPr/>
+          <w:tcPr>
+            <w:tcBorders>
+              <w:bottom w:val="single"/>
+            </w:tcBorders>
+            <w:vAlign w:val="bottom"/>
+          </w:tcPr>
           <w:p>
             <w:pPr>
               <w:pStyle w:val="Compact"/>
@@ -2499,7 +2464,12 @@
           </w:p>
         </w:tc>
         <w:tc>
-          <w:tcPr/>
+          <w:tcPr>
+            <w:tcBorders>
+              <w:bottom w:val="single"/>
+            </w:tcBorders>
+            <w:vAlign w:val="bottom"/>
+          </w:tcPr>
           <w:p>
             <w:pPr>
               <w:pStyle w:val="Compact"/>
@@ -2511,7 +2481,12 @@
           </w:p>
         </w:tc>
         <w:tc>
-          <w:tcPr/>
+          <w:tcPr>
+            <w:tcBorders>
+              <w:bottom w:val="single"/>
+            </w:tcBorders>
+            <w:vAlign w:val="bottom"/>
+          </w:tcPr>
           <w:p>
             <w:pPr>
               <w:pStyle w:val="Compact"/>
@@ -2523,7 +2498,12 @@
           </w:p>
         </w:tc>
         <w:tc>
-          <w:tcPr/>
+          <w:tcPr>
+            <w:tcBorders>
+              <w:bottom w:val="single"/>
+            </w:tcBorders>
+            <w:vAlign w:val="bottom"/>
+          </w:tcPr>
           <w:p>
             <w:pPr>
               <w:pStyle w:val="Compact"/>
@@ -2535,7 +2515,12 @@
           </w:p>
         </w:tc>
         <w:tc>
-          <w:tcPr/>
+          <w:tcPr>
+            <w:tcBorders>
+              <w:bottom w:val="single"/>
+            </w:tcBorders>
+            <w:vAlign w:val="bottom"/>
+          </w:tcPr>
           <w:p>
             <w:pPr>
               <w:pStyle w:val="Compact"/>
@@ -2549,7 +2534,6 @@
       </w:tr>
       <w:tr>
         <w:tc>
-          <w:tcPr/>
           <w:p>
             <w:pPr>
               <w:pStyle w:val="Compact"/>
@@ -2576,7 +2560,6 @@
           </w:p>
         </w:tc>
         <w:tc>
-          <w:tcPr/>
           <w:p>
             <w:pPr>
               <w:pStyle w:val="Compact"/>
@@ -2588,7 +2571,6 @@
           </w:p>
         </w:tc>
         <w:tc>
-          <w:tcPr/>
           <w:p>
             <w:pPr>
               <w:pStyle w:val="Compact"/>
@@ -2600,7 +2582,6 @@
           </w:p>
         </w:tc>
         <w:tc>
-          <w:tcPr/>
           <w:p>
             <w:pPr>
               <w:pStyle w:val="Compact"/>
@@ -2612,7 +2593,6 @@
           </w:p>
         </w:tc>
         <w:tc>
-          <w:tcPr/>
           <w:p>
             <w:pPr>
               <w:pStyle w:val="Compact"/>
@@ -2624,17 +2604,11 @@
           </w:p>
         </w:tc>
         <w:tc>
-          <w:tcPr/>
-          <w:p>
-            <w:pPr>
-              <w:pStyle w:val="Compact"/>
-            </w:pPr>
-          </w:p>
+          <w:p/>
         </w:tc>
       </w:tr>
       <w:tr>
         <w:tc>
-          <w:tcPr/>
           <w:p>
             <w:pPr>
               <w:pStyle w:val="Compact"/>
@@ -2661,7 +2635,6 @@
           </w:p>
         </w:tc>
         <w:tc>
-          <w:tcPr/>
           <w:p>
             <w:pPr>
               <w:pStyle w:val="Compact"/>
@@ -2673,7 +2646,6 @@
           </w:p>
         </w:tc>
         <w:tc>
-          <w:tcPr/>
           <w:p>
             <w:pPr>
               <w:pStyle w:val="Compact"/>
@@ -2685,7 +2657,6 @@
           </w:p>
         </w:tc>
         <w:tc>
-          <w:tcPr/>
           <w:p>
             <w:pPr>
               <w:pStyle w:val="Compact"/>
@@ -2697,7 +2668,6 @@
           </w:p>
         </w:tc>
         <w:tc>
-          <w:tcPr/>
           <w:p>
             <w:pPr>
               <w:pStyle w:val="Compact"/>
@@ -2709,7 +2679,6 @@
           </w:p>
         </w:tc>
         <w:tc>
-          <w:tcPr/>
           <w:p>
             <w:pPr>
               <w:pStyle w:val="Compact"/>
@@ -2723,7 +2692,6 @@
       </w:tr>
       <w:tr>
         <w:tc>
-          <w:tcPr/>
           <w:p>
             <w:pPr>
               <w:pStyle w:val="Compact"/>
@@ -2738,7 +2706,6 @@
           </w:p>
         </w:tc>
         <w:tc>
-          <w:tcPr/>
           <w:p>
             <w:pPr>
               <w:pStyle w:val="Compact"/>
@@ -2750,7 +2717,6 @@
           </w:p>
         </w:tc>
         <w:tc>
-          <w:tcPr/>
           <w:p>
             <w:pPr>
               <w:pStyle w:val="Compact"/>
@@ -2762,7 +2728,6 @@
           </w:p>
         </w:tc>
         <w:tc>
-          <w:tcPr/>
           <w:p>
             <w:pPr>
               <w:pStyle w:val="Compact"/>
@@ -2774,7 +2739,6 @@
           </w:p>
         </w:tc>
         <w:tc>
-          <w:tcPr/>
           <w:p>
             <w:pPr>
               <w:pStyle w:val="Compact"/>
@@ -2786,7 +2750,6 @@
           </w:p>
         </w:tc>
         <w:tc>
-          <w:tcPr/>
           <w:p>
             <w:pPr>
               <w:pStyle w:val="Compact"/>
@@ -2800,7 +2763,6 @@
       </w:tr>
       <w:tr>
         <w:tc>
-          <w:tcPr/>
           <w:p>
             <w:pPr>
               <w:pStyle w:val="Compact"/>
@@ -2815,7 +2777,6 @@
           </w:p>
         </w:tc>
         <w:tc>
-          <w:tcPr/>
           <w:p>
             <w:pPr>
               <w:pStyle w:val="Compact"/>
@@ -2827,7 +2788,6 @@
           </w:p>
         </w:tc>
         <w:tc>
-          <w:tcPr/>
           <w:p>
             <w:pPr>
               <w:pStyle w:val="Compact"/>
@@ -2839,7 +2799,6 @@
           </w:p>
         </w:tc>
         <w:tc>
-          <w:tcPr/>
           <w:p>
             <w:pPr>
               <w:pStyle w:val="Compact"/>
@@ -2851,7 +2810,6 @@
           </w:p>
         </w:tc>
         <w:tc>
-          <w:tcPr/>
           <w:p>
             <w:pPr>
               <w:pStyle w:val="Compact"/>
@@ -2863,7 +2821,6 @@
           </w:p>
         </w:tc>
         <w:tc>
-          <w:tcPr/>
           <w:p>
             <w:pPr>
               <w:pStyle w:val="Compact"/>
@@ -2877,7 +2834,6 @@
       </w:tr>
       <w:tr>
         <w:tc>
-          <w:tcPr/>
           <w:p>
             <w:pPr>
               <w:pStyle w:val="Compact"/>
@@ -2892,7 +2848,6 @@
           </w:p>
         </w:tc>
         <w:tc>
-          <w:tcPr/>
           <w:p>
             <w:pPr>
               <w:pStyle w:val="Compact"/>
@@ -2904,7 +2859,6 @@
           </w:p>
         </w:tc>
         <w:tc>
-          <w:tcPr/>
           <w:p>
             <w:pPr>
               <w:pStyle w:val="Compact"/>
@@ -2916,7 +2870,6 @@
           </w:p>
         </w:tc>
         <w:tc>
-          <w:tcPr/>
           <w:p>
             <w:pPr>
               <w:pStyle w:val="Compact"/>
@@ -2928,7 +2881,6 @@
           </w:p>
         </w:tc>
         <w:tc>
-          <w:tcPr/>
           <w:p>
             <w:pPr>
               <w:pStyle w:val="Compact"/>
@@ -2940,7 +2892,6 @@
           </w:p>
         </w:tc>
         <w:tc>
-          <w:tcPr/>
           <w:p>
             <w:pPr>
               <w:pStyle w:val="Compact"/>
@@ -2954,7 +2905,6 @@
       </w:tr>
       <w:tr>
         <w:tc>
-          <w:tcPr/>
           <w:p>
             <w:pPr>
               <w:pStyle w:val="Compact"/>
@@ -2969,7 +2919,6 @@
           </w:p>
         </w:tc>
         <w:tc>
-          <w:tcPr/>
           <w:p>
             <w:pPr>
               <w:pStyle w:val="Compact"/>
@@ -2981,7 +2930,6 @@
           </w:p>
         </w:tc>
         <w:tc>
-          <w:tcPr/>
           <w:p>
             <w:pPr>
               <w:pStyle w:val="Compact"/>
@@ -2993,7 +2941,6 @@
           </w:p>
         </w:tc>
         <w:tc>
-          <w:tcPr/>
           <w:p>
             <w:pPr>
               <w:pStyle w:val="Compact"/>
@@ -3005,7 +2952,6 @@
           </w:p>
         </w:tc>
         <w:tc>
-          <w:tcPr/>
           <w:p>
             <w:pPr>
               <w:pStyle w:val="Compact"/>
@@ -3017,21 +2963,34 @@
           </w:p>
         </w:tc>
         <w:tc>
-          <w:tcPr/>
-          <w:p>
-            <w:pPr>
-              <w:pStyle w:val="Compact"/>
-              <w:jc w:val="left"/>
-            </w:pPr>
-            <w:r>
-              <w:t xml:space="preserve">To CLIC IDs 7–12.</w:t>
+          <w:p>
+            <w:pPr>
+              <w:pStyle w:val="Compact"/>
+              <w:jc w:val="left"/>
+            </w:pPr>
+            <w:r>
+              <w:t xml:space="preserve">To CLIC IDs 8–13 (ID 7 is reserved,</w:t>
+            </w:r>
+            <w:r>
+              <w:t xml:space="preserve"> </w:t>
+            </w:r>
+            <w:r>
+              <w:rPr>
+                <w:rStyle w:val="VerbatimChar"/>
+              </w:rPr>
+              <w:t xml:space="preserve">Docs/BUGS.md</w:t>
+            </w:r>
+            <w:r>
+              <w:t xml:space="preserve"> </w:t>
+            </w:r>
+            <w:r>
+              <w:t xml:space="preserve">INT-2).</w:t>
             </w:r>
           </w:p>
         </w:tc>
       </w:tr>
       <w:tr>
         <w:tc>
-          <w:tcPr/>
           <w:p>
             <w:pPr>
               <w:pStyle w:val="Compact"/>
@@ -3043,7 +3002,6 @@
           </w:p>
         </w:tc>
         <w:tc>
-          <w:tcPr/>
           <w:p>
             <w:pPr>
               <w:pStyle w:val="Compact"/>
@@ -3055,7 +3013,6 @@
           </w:p>
         </w:tc>
         <w:tc>
-          <w:tcPr/>
           <w:p>
             <w:pPr>
               <w:pStyle w:val="Compact"/>
@@ -3067,7 +3024,6 @@
           </w:p>
         </w:tc>
         <w:tc>
-          <w:tcPr/>
           <w:p>
             <w:pPr>
               <w:pStyle w:val="Compact"/>
@@ -3079,7 +3035,6 @@
           </w:p>
         </w:tc>
         <w:tc>
-          <w:tcPr/>
           <w:p>
             <w:pPr>
               <w:pStyle w:val="Compact"/>
@@ -3091,7 +3046,6 @@
           </w:p>
         </w:tc>
         <w:tc>
-          <w:tcPr/>
           <w:p>
             <w:pPr>
               <w:pStyle w:val="Compact"/>
@@ -3120,7 +3074,6 @@
       </w:tr>
       <w:tr>
         <w:tc>
-          <w:tcPr/>
           <w:p>
             <w:pPr>
               <w:pStyle w:val="Compact"/>
@@ -3132,7 +3085,6 @@
           </w:p>
         </w:tc>
         <w:tc>
-          <w:tcPr/>
           <w:p>
             <w:pPr>
               <w:pStyle w:val="Compact"/>
@@ -3144,7 +3096,6 @@
           </w:p>
         </w:tc>
         <w:tc>
-          <w:tcPr/>
           <w:p>
             <w:pPr>
               <w:pStyle w:val="Compact"/>
@@ -3156,7 +3107,6 @@
           </w:p>
         </w:tc>
         <w:tc>
-          <w:tcPr/>
           <w:p>
             <w:pPr>
               <w:pStyle w:val="Compact"/>
@@ -3168,7 +3118,6 @@
           </w:p>
         </w:tc>
         <w:tc>
-          <w:tcPr/>
           <w:p>
             <w:pPr>
               <w:pStyle w:val="Compact"/>
@@ -3180,14 +3129,13 @@
           </w:p>
         </w:tc>
         <w:tc>
-          <w:tcPr/>
-          <w:p>
-            <w:pPr>
-              <w:pStyle w:val="Compact"/>
-              <w:jc w:val="left"/>
-            </w:pPr>
-            <w:r>
-              <w:t xml:space="preserve">Window 4.</w:t>
+          <w:p>
+            <w:pPr>
+              <w:pStyle w:val="Compact"/>
+              <w:jc w:val="left"/>
+            </w:pPr>
+            <w:r>
+              <w:t xml:space="preserve">Window 5.</w:t>
             </w:r>
           </w:p>
         </w:tc>
@@ -3199,7 +3147,6 @@
       </w:pPr>
       <w:r>
         <w:rPr>
-          <w:bCs/>
           <w:b/>
         </w:rPr>
         <w:t xml:space="preserve">[N-5.1]</w:t>
@@ -3251,7 +3198,6 @@
       </w:r>
       <w:r>
         <w:rPr>
-          <w:iCs/>
           <w:i/>
         </w:rPr>
         <w:t xml:space="preserve">synchroniser logic</w:t>
@@ -3303,14 +3249,13 @@
         </w:pict>
       </w:r>
     </w:p>
-    <w:bookmarkEnd w:id="30"/>
-    <w:bookmarkStart w:id="34" w:name="X5798e8261176fcd30b3ac7700e9b0620b245d99"/>
     <w:p>
       <w:pPr>
         <w:pStyle w:val="Heading2"/>
       </w:pPr>
-      <w:r>
-        <w:t xml:space="preserve">6 Register map — APB window 4 (</w:t>
+      <w:bookmarkStart w:id="32" w:name="X71878f452cdec4092843776c012008b87892174"/>
+      <w:r>
+        <w:t xml:space="preserve">6 Register map — APB window 5 (</w:t>
       </w:r>
       <w:r>
         <w:rPr>
@@ -3321,12 +3266,111 @@
       <w:r>
         <w:t xml:space="preserve">)</w:t>
       </w:r>
+      <w:bookmarkEnd w:id="32"/>
     </w:p>
     <w:p>
       <w:pPr>
         <w:pStyle w:val="FirstParagraph"/>
       </w:pPr>
       <w:r>
+        <w:rPr>
+          <w:i/>
+        </w:rPr>
+        <w:t xml:space="preserve">(Window number corrected 2026-09-26: was stated as 4, inherited from the</w:t>
+      </w:r>
+      <w:r>
+        <w:rPr>
+          <w:i/>
+        </w:rPr>
+        <w:t xml:space="preserve"> </w:t>
+      </w:r>
+      <w:r>
+        <w:rPr>
+          <w:i/>
+        </w:rPr>
+        <w:t xml:space="preserve">0-based table in GARUDA-AHB2APB-SPEC-001. The hardware decodes window</w:t>
+      </w:r>
+      <w:r>
+        <w:rPr>
+          <w:i/>
+        </w:rPr>
+        <w:t xml:space="preserve"> </w:t>
+      </w:r>
+      <w:r>
+        <w:rPr>
+          <w:i/>
+          <w:i/>
+        </w:rPr>
+        <w:t xml:space="preserve">n</w:t>
+      </w:r>
+      <w:r>
+        <w:rPr>
+          <w:i/>
+        </w:rPr>
+        <w:t xml:space="preserve"> </w:t>
+      </w:r>
+      <w:r>
+        <w:rPr>
+          <w:i/>
+        </w:rPr>
+        <w:t xml:space="preserve">at</w:t>
+      </w:r>
+      <w:r>
+        <w:rPr>
+          <w:i/>
+        </w:rPr>
+        <w:t xml:space="preserve"> </w:t>
+      </w:r>
+      <w:r>
+        <w:rPr>
+          <w:rStyle w:val="VerbatimChar"/>
+          <w:i/>
+        </w:rPr>
+        <w:t xml:space="preserve">0x4000_0000 + 0x1000 x n</w:t>
+      </w:r>
+      <w:r>
+        <w:rPr>
+          <w:i/>
+        </w:rPr>
+        <w:t xml:space="preserve"> </w:t>
+      </w:r>
+      <w:r>
+        <w:rPr>
+          <w:i/>
+        </w:rPr>
+        <w:t xml:space="preserve">(</w:t>
+      </w:r>
+      <w:r>
+        <w:rPr>
+          <w:rStyle w:val="VerbatimChar"/>
+          <w:i/>
+        </w:rPr>
+        <w:t xml:space="preserve">haddr[15:12]</w:t>
+      </w:r>
+      <w:r>
+        <w:rPr>
+          <w:i/>
+        </w:rPr>
+        <w:t xml:space="preserve">), so the base address quoted here was</w:t>
+      </w:r>
+      <w:r>
+        <w:rPr>
+          <w:i/>
+        </w:rPr>
+        <w:t xml:space="preserve"> </w:t>
+      </w:r>
+      <w:r>
+        <w:rPr>
+          <w:i/>
+        </w:rPr>
+        <w:t xml:space="preserve">always right and only the index was wrong.)</w:t>
+      </w:r>
+    </w:p>
+    <w:p>
+      <w:pPr>
+        <w:pStyle w:val="BodyText"/>
+      </w:pPr>
+      <w:r>
         <w:t xml:space="preserve">Per channel</w:t>
       </w:r>
       <w:r>
@@ -3334,7 +3378,6 @@
       </w:r>
       <w:r>
         <w:rPr>
-          <w:iCs/>
           <w:i/>
         </w:rPr>
         <w:t xml:space="preserve">n</w:t>
@@ -3361,23 +3404,21 @@
     <w:tbl>
       <w:tblPr>
         <w:tblStyle w:val="Table"/>
-        <w:tblW w:type="auto" w:w="0"/>
-        <w:tblLook w:firstRow="1" w:lastRow="0" w:firstColumn="0" w:lastColumn="0" w:noHBand="0" w:noVBand="0" w:val="0020"/>
-        <w:jc w:val="start"/>
+        <w:tblW w:type="pct" w:w="0.0"/>
+        <w:tblLook w:firstRow="1"/>
       </w:tblPr>
-      <w:tblGrid>
-        <w:gridCol w:w="1584"/>
-        <w:gridCol w:w="1584"/>
-        <w:gridCol w:w="1584"/>
-        <w:gridCol w:w="1584"/>
-        <w:gridCol w:w="1584"/>
-      </w:tblGrid>
+      <w:tblGrid/>
       <w:tr>
         <w:trPr>
-          <w:tblHeader w:val="true"/>
+          <w:cnfStyle w:firstRow="1"/>
         </w:trPr>
         <w:tc>
-          <w:tcPr/>
+          <w:tcPr>
+            <w:tcBorders>
+              <w:bottom w:val="single"/>
+            </w:tcBorders>
+            <w:vAlign w:val="bottom"/>
+          </w:tcPr>
           <w:p>
             <w:pPr>
               <w:pStyle w:val="Compact"/>
@@ -3389,7 +3430,12 @@
           </w:p>
         </w:tc>
         <w:tc>
-          <w:tcPr/>
+          <w:tcPr>
+            <w:tcBorders>
+              <w:bottom w:val="single"/>
+            </w:tcBorders>
+            <w:vAlign w:val="bottom"/>
+          </w:tcPr>
           <w:p>
             <w:pPr>
               <w:pStyle w:val="Compact"/>
@@ -3401,7 +3447,12 @@
           </w:p>
         </w:tc>
         <w:tc>
-          <w:tcPr/>
+          <w:tcPr>
+            <w:tcBorders>
+              <w:bottom w:val="single"/>
+            </w:tcBorders>
+            <w:vAlign w:val="bottom"/>
+          </w:tcPr>
           <w:p>
             <w:pPr>
               <w:pStyle w:val="Compact"/>
@@ -3413,7 +3464,12 @@
           </w:p>
         </w:tc>
         <w:tc>
-          <w:tcPr/>
+          <w:tcPr>
+            <w:tcBorders>
+              <w:bottom w:val="single"/>
+            </w:tcBorders>
+            <w:vAlign w:val="bottom"/>
+          </w:tcPr>
           <w:p>
             <w:pPr>
               <w:pStyle w:val="Compact"/>
@@ -3425,7 +3481,12 @@
           </w:p>
         </w:tc>
         <w:tc>
-          <w:tcPr/>
+          <w:tcPr>
+            <w:tcBorders>
+              <w:bottom w:val="single"/>
+            </w:tcBorders>
+            <w:vAlign w:val="bottom"/>
+          </w:tcPr>
           <w:p>
             <w:pPr>
               <w:pStyle w:val="Compact"/>
@@ -3439,7 +3500,6 @@
       </w:tr>
       <w:tr>
         <w:tc>
-          <w:tcPr/>
           <w:p>
             <w:pPr>
               <w:pStyle w:val="Compact"/>
@@ -3451,7 +3511,6 @@
           </w:p>
         </w:tc>
         <w:tc>
-          <w:tcPr/>
           <w:p>
             <w:pPr>
               <w:pStyle w:val="Compact"/>
@@ -3466,7 +3525,6 @@
           </w:p>
         </w:tc>
         <w:tc>
-          <w:tcPr/>
           <w:p>
             <w:pPr>
               <w:pStyle w:val="Compact"/>
@@ -3478,7 +3536,6 @@
           </w:p>
         </w:tc>
         <w:tc>
-          <w:tcPr/>
           <w:p>
             <w:pPr>
               <w:pStyle w:val="Compact"/>
@@ -3490,7 +3547,6 @@
           </w:p>
         </w:tc>
         <w:tc>
-          <w:tcPr/>
           <w:p>
             <w:pPr>
               <w:pStyle w:val="Compact"/>
@@ -3504,7 +3560,6 @@
       </w:tr>
       <w:tr>
         <w:tc>
-          <w:tcPr/>
           <w:p>
             <w:pPr>
               <w:pStyle w:val="Compact"/>
@@ -3516,7 +3571,6 @@
           </w:p>
         </w:tc>
         <w:tc>
-          <w:tcPr/>
           <w:p>
             <w:pPr>
               <w:pStyle w:val="Compact"/>
@@ -3531,7 +3585,6 @@
           </w:p>
         </w:tc>
         <w:tc>
-          <w:tcPr/>
           <w:p>
             <w:pPr>
               <w:pStyle w:val="Compact"/>
@@ -3543,7 +3596,6 @@
           </w:p>
         </w:tc>
         <w:tc>
-          <w:tcPr/>
           <w:p>
             <w:pPr>
               <w:pStyle w:val="Compact"/>
@@ -3555,7 +3607,6 @@
           </w:p>
         </w:tc>
         <w:tc>
-          <w:tcPr/>
           <w:p>
             <w:pPr>
               <w:pStyle w:val="Compact"/>
@@ -3569,7 +3620,6 @@
       </w:tr>
       <w:tr>
         <w:tc>
-          <w:tcPr/>
           <w:p>
             <w:pPr>
               <w:pStyle w:val="Compact"/>
@@ -3581,7 +3631,6 @@
           </w:p>
         </w:tc>
         <w:tc>
-          <w:tcPr/>
           <w:p>
             <w:pPr>
               <w:pStyle w:val="Compact"/>
@@ -3596,7 +3645,6 @@
           </w:p>
         </w:tc>
         <w:tc>
-          <w:tcPr/>
           <w:p>
             <w:pPr>
               <w:pStyle w:val="Compact"/>
@@ -3608,7 +3656,6 @@
           </w:p>
         </w:tc>
         <w:tc>
-          <w:tcPr/>
           <w:p>
             <w:pPr>
               <w:pStyle w:val="Compact"/>
@@ -3620,7 +3667,6 @@
           </w:p>
         </w:tc>
         <w:tc>
-          <w:tcPr/>
           <w:p>
             <w:pPr>
               <w:pStyle w:val="Compact"/>
@@ -3634,7 +3680,6 @@
       </w:tr>
       <w:tr>
         <w:tc>
-          <w:tcPr/>
           <w:p>
             <w:pPr>
               <w:pStyle w:val="Compact"/>
@@ -3646,7 +3691,6 @@
           </w:p>
         </w:tc>
         <w:tc>
-          <w:tcPr/>
           <w:p>
             <w:pPr>
               <w:pStyle w:val="Compact"/>
@@ -3661,7 +3705,6 @@
           </w:p>
         </w:tc>
         <w:tc>
-          <w:tcPr/>
           <w:p>
             <w:pPr>
               <w:pStyle w:val="Compact"/>
@@ -3673,7 +3716,6 @@
           </w:p>
         </w:tc>
         <w:tc>
-          <w:tcPr/>
           <w:p>
             <w:pPr>
               <w:pStyle w:val="Compact"/>
@@ -3685,7 +3727,6 @@
           </w:p>
         </w:tc>
         <w:tc>
-          <w:tcPr/>
           <w:p>
             <w:pPr>
               <w:pStyle w:val="Compact"/>
@@ -3699,7 +3740,6 @@
       </w:tr>
       <w:tr>
         <w:tc>
-          <w:tcPr/>
           <w:p>
             <w:pPr>
               <w:pStyle w:val="Compact"/>
@@ -3711,7 +3751,6 @@
           </w:p>
         </w:tc>
         <w:tc>
-          <w:tcPr/>
           <w:p>
             <w:pPr>
               <w:pStyle w:val="Compact"/>
@@ -3726,7 +3765,6 @@
           </w:p>
         </w:tc>
         <w:tc>
-          <w:tcPr/>
           <w:p>
             <w:pPr>
               <w:pStyle w:val="Compact"/>
@@ -3738,7 +3776,6 @@
           </w:p>
         </w:tc>
         <w:tc>
-          <w:tcPr/>
           <w:p>
             <w:pPr>
               <w:pStyle w:val="Compact"/>
@@ -3750,7 +3787,6 @@
           </w:p>
         </w:tc>
         <w:tc>
-          <w:tcPr/>
           <w:p>
             <w:pPr>
               <w:pStyle w:val="Compact"/>
@@ -3764,7 +3800,6 @@
       </w:tr>
       <w:tr>
         <w:tc>
-          <w:tcPr/>
           <w:p>
             <w:pPr>
               <w:pStyle w:val="Compact"/>
@@ -3776,7 +3811,6 @@
           </w:p>
         </w:tc>
         <w:tc>
-          <w:tcPr/>
           <w:p>
             <w:pPr>
               <w:pStyle w:val="Compact"/>
@@ -3791,7 +3825,6 @@
           </w:p>
         </w:tc>
         <w:tc>
-          <w:tcPr/>
           <w:p>
             <w:pPr>
               <w:pStyle w:val="Compact"/>
@@ -3803,7 +3836,6 @@
           </w:p>
         </w:tc>
         <w:tc>
-          <w:tcPr/>
           <w:p>
             <w:pPr>
               <w:pStyle w:val="Compact"/>
@@ -3815,7 +3847,6 @@
           </w:p>
         </w:tc>
         <w:tc>
-          <w:tcPr/>
           <w:p>
             <w:pPr>
               <w:pStyle w:val="Compact"/>
@@ -3851,22 +3882,21 @@
     <w:tbl>
       <w:tblPr>
         <w:tblStyle w:val="Table"/>
-        <w:tblW w:type="auto" w:w="0"/>
-        <w:tblLook w:firstRow="1" w:lastRow="0" w:firstColumn="0" w:lastColumn="0" w:noHBand="0" w:noVBand="0" w:val="0020"/>
-        <w:jc w:val="start"/>
+        <w:tblW w:type="pct" w:w="0.0"/>
+        <w:tblLook w:firstRow="1"/>
       </w:tblPr>
-      <w:tblGrid>
-        <w:gridCol w:w="1980"/>
-        <w:gridCol w:w="1980"/>
-        <w:gridCol w:w="1980"/>
-        <w:gridCol w:w="1980"/>
-      </w:tblGrid>
+      <w:tblGrid/>
       <w:tr>
         <w:trPr>
-          <w:tblHeader w:val="true"/>
+          <w:cnfStyle w:firstRow="1"/>
         </w:trPr>
         <w:tc>
-          <w:tcPr/>
+          <w:tcPr>
+            <w:tcBorders>
+              <w:bottom w:val="single"/>
+            </w:tcBorders>
+            <w:vAlign w:val="bottom"/>
+          </w:tcPr>
           <w:p>
             <w:pPr>
               <w:pStyle w:val="Compact"/>
@@ -3878,7 +3908,12 @@
           </w:p>
         </w:tc>
         <w:tc>
-          <w:tcPr/>
+          <w:tcPr>
+            <w:tcBorders>
+              <w:bottom w:val="single"/>
+            </w:tcBorders>
+            <w:vAlign w:val="bottom"/>
+          </w:tcPr>
           <w:p>
             <w:pPr>
               <w:pStyle w:val="Compact"/>
@@ -3890,7 +3925,12 @@
           </w:p>
         </w:tc>
         <w:tc>
-          <w:tcPr/>
+          <w:tcPr>
+            <w:tcBorders>
+              <w:bottom w:val="single"/>
+            </w:tcBorders>
+            <w:vAlign w:val="bottom"/>
+          </w:tcPr>
           <w:p>
             <w:pPr>
               <w:pStyle w:val="Compact"/>
@@ -3902,7 +3942,12 @@
           </w:p>
         </w:tc>
         <w:tc>
-          <w:tcPr/>
+          <w:tcPr>
+            <w:tcBorders>
+              <w:bottom w:val="single"/>
+            </w:tcBorders>
+            <w:vAlign w:val="bottom"/>
+          </w:tcPr>
           <w:p>
             <w:pPr>
               <w:pStyle w:val="Compact"/>
@@ -3916,7 +3961,6 @@
       </w:tr>
       <w:tr>
         <w:tc>
-          <w:tcPr/>
           <w:p>
             <w:pPr>
               <w:pStyle w:val="Compact"/>
@@ -3928,7 +3972,6 @@
           </w:p>
         </w:tc>
         <w:tc>
-          <w:tcPr/>
           <w:p>
             <w:pPr>
               <w:pStyle w:val="Compact"/>
@@ -3943,7 +3986,6 @@
           </w:p>
         </w:tc>
         <w:tc>
-          <w:tcPr/>
           <w:p>
             <w:pPr>
               <w:pStyle w:val="Compact"/>
@@ -3955,7 +3997,6 @@
           </w:p>
         </w:tc>
         <w:tc>
-          <w:tcPr/>
           <w:p>
             <w:pPr>
               <w:pStyle w:val="Compact"/>
@@ -3968,11 +4009,11 @@
         </w:tc>
       </w:tr>
     </w:tbl>
-    <w:bookmarkStart w:id="31" w:name="X4058aef1f4646ac32f904940b6682ad2936ed96"/>
     <w:p>
       <w:pPr>
         <w:pStyle w:val="Heading3"/>
       </w:pPr>
+      <w:bookmarkStart w:id="33" w:name="X4058aef1f4646ac32f904940b6682ad2936ed96"/>
       <w:r>
         <w:t xml:space="preserve">6.1</w:t>
       </w:r>
@@ -3991,27 +4032,26 @@
       <w:r>
         <w:t xml:space="preserve">(+0x00)</w:t>
       </w:r>
+      <w:bookmarkEnd w:id="33"/>
     </w:p>
     <w:tbl>
       <w:tblPr>
         <w:tblStyle w:val="Table"/>
-        <w:tblW w:type="auto" w:w="0"/>
-        <w:tblLook w:firstRow="1" w:lastRow="0" w:firstColumn="0" w:lastColumn="0" w:noHBand="0" w:noVBand="0" w:val="0020"/>
-        <w:jc w:val="start"/>
+        <w:tblW w:type="pct" w:w="0.0"/>
+        <w:tblLook w:firstRow="1"/>
       </w:tblPr>
-      <w:tblGrid>
-        <w:gridCol w:w="1584"/>
-        <w:gridCol w:w="1584"/>
-        <w:gridCol w:w="1584"/>
-        <w:gridCol w:w="1584"/>
-        <w:gridCol w:w="1584"/>
-      </w:tblGrid>
+      <w:tblGrid/>
       <w:tr>
         <w:trPr>
-          <w:tblHeader w:val="true"/>
+          <w:cnfStyle w:firstRow="1"/>
         </w:trPr>
         <w:tc>
-          <w:tcPr/>
+          <w:tcPr>
+            <w:tcBorders>
+              <w:bottom w:val="single"/>
+            </w:tcBorders>
+            <w:vAlign w:val="bottom"/>
+          </w:tcPr>
           <w:p>
             <w:pPr>
               <w:pStyle w:val="Compact"/>
@@ -4023,7 +4063,12 @@
           </w:p>
         </w:tc>
         <w:tc>
-          <w:tcPr/>
+          <w:tcPr>
+            <w:tcBorders>
+              <w:bottom w:val="single"/>
+            </w:tcBorders>
+            <w:vAlign w:val="bottom"/>
+          </w:tcPr>
           <w:p>
             <w:pPr>
               <w:pStyle w:val="Compact"/>
@@ -4035,7 +4080,12 @@
           </w:p>
         </w:tc>
         <w:tc>
-          <w:tcPr/>
+          <w:tcPr>
+            <w:tcBorders>
+              <w:bottom w:val="single"/>
+            </w:tcBorders>
+            <w:vAlign w:val="bottom"/>
+          </w:tcPr>
           <w:p>
             <w:pPr>
               <w:pStyle w:val="Compact"/>
@@ -4047,7 +4097,12 @@
           </w:p>
         </w:tc>
         <w:tc>
-          <w:tcPr/>
+          <w:tcPr>
+            <w:tcBorders>
+              <w:bottom w:val="single"/>
+            </w:tcBorders>
+            <w:vAlign w:val="bottom"/>
+          </w:tcPr>
           <w:p>
             <w:pPr>
               <w:pStyle w:val="Compact"/>
@@ -4059,7 +4114,12 @@
           </w:p>
         </w:tc>
         <w:tc>
-          <w:tcPr/>
+          <w:tcPr>
+            <w:tcBorders>
+              <w:bottom w:val="single"/>
+            </w:tcBorders>
+            <w:vAlign w:val="bottom"/>
+          </w:tcPr>
           <w:p>
             <w:pPr>
               <w:pStyle w:val="Compact"/>
@@ -4073,7 +4133,6 @@
       </w:tr>
       <w:tr>
         <w:tc>
-          <w:tcPr/>
           <w:p>
             <w:pPr>
               <w:pStyle w:val="Compact"/>
@@ -4085,7 +4144,6 @@
           </w:p>
         </w:tc>
         <w:tc>
-          <w:tcPr/>
           <w:p>
             <w:pPr>
               <w:pStyle w:val="Compact"/>
@@ -4100,7 +4158,6 @@
           </w:p>
         </w:tc>
         <w:tc>
-          <w:tcPr/>
           <w:p>
             <w:pPr>
               <w:pStyle w:val="Compact"/>
@@ -4112,7 +4169,6 @@
           </w:p>
         </w:tc>
         <w:tc>
-          <w:tcPr/>
           <w:p>
             <w:pPr>
               <w:pStyle w:val="Compact"/>
@@ -4124,7 +4180,6 @@
           </w:p>
         </w:tc>
         <w:tc>
-          <w:tcPr/>
           <w:p>
             <w:pPr>
               <w:pStyle w:val="Compact"/>
@@ -4138,7 +4193,6 @@
       </w:tr>
       <w:tr>
         <w:tc>
-          <w:tcPr/>
           <w:p>
             <w:pPr>
               <w:pStyle w:val="Compact"/>
@@ -4150,7 +4204,6 @@
           </w:p>
         </w:tc>
         <w:tc>
-          <w:tcPr/>
           <w:p>
             <w:pPr>
               <w:pStyle w:val="Compact"/>
@@ -4165,7 +4218,6 @@
           </w:p>
         </w:tc>
         <w:tc>
-          <w:tcPr/>
           <w:p>
             <w:pPr>
               <w:pStyle w:val="Compact"/>
@@ -4177,7 +4229,6 @@
           </w:p>
         </w:tc>
         <w:tc>
-          <w:tcPr/>
           <w:p>
             <w:pPr>
               <w:pStyle w:val="Compact"/>
@@ -4189,7 +4240,6 @@
           </w:p>
         </w:tc>
         <w:tc>
-          <w:tcPr/>
           <w:p>
             <w:pPr>
               <w:pStyle w:val="Compact"/>
@@ -4203,7 +4253,6 @@
       </w:tr>
       <w:tr>
         <w:tc>
-          <w:tcPr/>
           <w:p>
             <w:pPr>
               <w:pStyle w:val="Compact"/>
@@ -4215,7 +4264,6 @@
           </w:p>
         </w:tc>
         <w:tc>
-          <w:tcPr/>
           <w:p>
             <w:pPr>
               <w:pStyle w:val="Compact"/>
@@ -4230,7 +4278,6 @@
           </w:p>
         </w:tc>
         <w:tc>
-          <w:tcPr/>
           <w:p>
             <w:pPr>
               <w:pStyle w:val="Compact"/>
@@ -4242,7 +4289,6 @@
           </w:p>
         </w:tc>
         <w:tc>
-          <w:tcPr/>
           <w:p>
             <w:pPr>
               <w:pStyle w:val="Compact"/>
@@ -4254,7 +4300,6 @@
           </w:p>
         </w:tc>
         <w:tc>
-          <w:tcPr/>
           <w:p>
             <w:pPr>
               <w:pStyle w:val="Compact"/>
@@ -4283,7 +4328,6 @@
       </w:tr>
       <w:tr>
         <w:tc>
-          <w:tcPr/>
           <w:p>
             <w:pPr>
               <w:pStyle w:val="Compact"/>
@@ -4295,7 +4339,6 @@
           </w:p>
         </w:tc>
         <w:tc>
-          <w:tcPr/>
           <w:p>
             <w:pPr>
               <w:pStyle w:val="Compact"/>
@@ -4310,7 +4353,6 @@
           </w:p>
         </w:tc>
         <w:tc>
-          <w:tcPr/>
           <w:p>
             <w:pPr>
               <w:pStyle w:val="Compact"/>
@@ -4322,7 +4364,6 @@
           </w:p>
         </w:tc>
         <w:tc>
-          <w:tcPr/>
           <w:p>
             <w:pPr>
               <w:pStyle w:val="Compact"/>
@@ -4334,7 +4375,6 @@
           </w:p>
         </w:tc>
         <w:tc>
-          <w:tcPr/>
           <w:p>
             <w:pPr>
               <w:pStyle w:val="Compact"/>
@@ -4363,7 +4403,6 @@
       </w:tr>
       <w:tr>
         <w:tc>
-          <w:tcPr/>
           <w:p>
             <w:pPr>
               <w:pStyle w:val="Compact"/>
@@ -4375,7 +4414,6 @@
           </w:p>
         </w:tc>
         <w:tc>
-          <w:tcPr/>
           <w:p>
             <w:pPr>
               <w:pStyle w:val="Compact"/>
@@ -4390,7 +4428,6 @@
           </w:p>
         </w:tc>
         <w:tc>
-          <w:tcPr/>
           <w:p>
             <w:pPr>
               <w:pStyle w:val="Compact"/>
@@ -4402,7 +4439,6 @@
           </w:p>
         </w:tc>
         <w:tc>
-          <w:tcPr/>
           <w:p>
             <w:pPr>
               <w:pStyle w:val="Compact"/>
@@ -4414,7 +4450,6 @@
           </w:p>
         </w:tc>
         <w:tc>
-          <w:tcPr/>
           <w:p>
             <w:pPr>
               <w:pStyle w:val="Compact"/>
@@ -4428,7 +4463,6 @@
       </w:tr>
       <w:tr>
         <w:tc>
-          <w:tcPr/>
           <w:p>
             <w:pPr>
               <w:pStyle w:val="Compact"/>
@@ -4440,7 +4474,6 @@
           </w:p>
         </w:tc>
         <w:tc>
-          <w:tcPr/>
           <w:p>
             <w:pPr>
               <w:pStyle w:val="Compact"/>
@@ -4455,7 +4488,6 @@
           </w:p>
         </w:tc>
         <w:tc>
-          <w:tcPr/>
           <w:p>
             <w:pPr>
               <w:pStyle w:val="Compact"/>
@@ -4467,7 +4499,6 @@
           </w:p>
         </w:tc>
         <w:tc>
-          <w:tcPr/>
           <w:p>
             <w:pPr>
               <w:pStyle w:val="Compact"/>
@@ -4479,7 +4510,6 @@
           </w:p>
         </w:tc>
         <w:tc>
-          <w:tcPr/>
           <w:p>
             <w:pPr>
               <w:pStyle w:val="Compact"/>
@@ -4493,7 +4523,6 @@
       </w:tr>
       <w:tr>
         <w:tc>
-          <w:tcPr/>
           <w:p>
             <w:pPr>
               <w:pStyle w:val="Compact"/>
@@ -4505,7 +4534,6 @@
           </w:p>
         </w:tc>
         <w:tc>
-          <w:tcPr/>
           <w:p>
             <w:pPr>
               <w:pStyle w:val="Compact"/>
@@ -4520,7 +4548,6 @@
           </w:p>
         </w:tc>
         <w:tc>
-          <w:tcPr/>
           <w:p>
             <w:pPr>
               <w:pStyle w:val="Compact"/>
@@ -4532,7 +4559,6 @@
           </w:p>
         </w:tc>
         <w:tc>
-          <w:tcPr/>
           <w:p>
             <w:pPr>
               <w:pStyle w:val="Compact"/>
@@ -4544,7 +4570,6 @@
           </w:p>
         </w:tc>
         <w:tc>
-          <w:tcPr/>
           <w:p>
             <w:pPr>
               <w:pStyle w:val="Compact"/>
@@ -4558,7 +4583,6 @@
       </w:tr>
       <w:tr>
         <w:tc>
-          <w:tcPr/>
           <w:p>
             <w:pPr>
               <w:pStyle w:val="Compact"/>
@@ -4570,7 +4594,6 @@
           </w:p>
         </w:tc>
         <w:tc>
-          <w:tcPr/>
           <w:p>
             <w:pPr>
               <w:pStyle w:val="Compact"/>
@@ -4582,7 +4605,6 @@
           </w:p>
         </w:tc>
         <w:tc>
-          <w:tcPr/>
           <w:p>
             <w:pPr>
               <w:pStyle w:val="Compact"/>
@@ -4594,7 +4616,6 @@
           </w:p>
         </w:tc>
         <w:tc>
-          <w:tcPr/>
           <w:p>
             <w:pPr>
               <w:pStyle w:val="Compact"/>
@@ -4606,12 +4627,7 @@
           </w:p>
         </w:tc>
         <w:tc>
-          <w:tcPr/>
-          <w:p>
-            <w:pPr>
-              <w:pStyle w:val="Compact"/>
-            </w:pPr>
-          </w:p>
+          <w:p/>
         </w:tc>
       </w:tr>
     </w:tbl>
@@ -4621,7 +4637,6 @@
       </w:pPr>
       <w:r>
         <w:rPr>
-          <w:bCs/>
           <w:b/>
         </w:rPr>
         <w:t xml:space="preserve">[N-6.1]</w:t>
@@ -4669,12 +4684,11 @@
         <w:t xml:space="preserve">aliases is worse than one that refuses.</w:t>
       </w:r>
     </w:p>
-    <w:bookmarkEnd w:id="31"/>
-    <w:bookmarkStart w:id="32" w:name="X386b13c7c62ddeea78a6364a394de29154e0442"/>
     <w:p>
       <w:pPr>
         <w:pStyle w:val="Heading3"/>
       </w:pPr>
+      <w:bookmarkStart w:id="34" w:name="X386b13c7c62ddeea78a6364a394de29154e0442"/>
       <w:r>
         <w:t xml:space="preserve">6.2</w:t>
       </w:r>
@@ -4693,25 +4707,26 @@
       <w:r>
         <w:t xml:space="preserve">(+0x10)</w:t>
       </w:r>
+      <w:bookmarkEnd w:id="34"/>
     </w:p>
     <w:tbl>
       <w:tblPr>
         <w:tblStyle w:val="Table"/>
-        <w:tblW w:type="auto" w:w="0"/>
-        <w:tblLook w:firstRow="1" w:lastRow="0" w:firstColumn="0" w:lastColumn="0" w:noHBand="0" w:noVBand="0" w:val="0020"/>
-        <w:jc w:val="start"/>
+        <w:tblW w:type="pct" w:w="0.0"/>
+        <w:tblLook w:firstRow="1"/>
       </w:tblPr>
-      <w:tblGrid>
-        <w:gridCol w:w="2640"/>
-        <w:gridCol w:w="2640"/>
-        <w:gridCol w:w="2640"/>
-      </w:tblGrid>
+      <w:tblGrid/>
       <w:tr>
         <w:trPr>
-          <w:tblHeader w:val="true"/>
+          <w:cnfStyle w:firstRow="1"/>
         </w:trPr>
         <w:tc>
-          <w:tcPr/>
+          <w:tcPr>
+            <w:tcBorders>
+              <w:bottom w:val="single"/>
+            </w:tcBorders>
+            <w:vAlign w:val="bottom"/>
+          </w:tcPr>
           <w:p>
             <w:pPr>
               <w:pStyle w:val="Compact"/>
@@ -4723,7 +4738,12 @@
           </w:p>
         </w:tc>
         <w:tc>
-          <w:tcPr/>
+          <w:tcPr>
+            <w:tcBorders>
+              <w:bottom w:val="single"/>
+            </w:tcBorders>
+            <w:vAlign w:val="bottom"/>
+          </w:tcPr>
           <w:p>
             <w:pPr>
               <w:pStyle w:val="Compact"/>
@@ -4735,7 +4755,12 @@
           </w:p>
         </w:tc>
         <w:tc>
-          <w:tcPr/>
+          <w:tcPr>
+            <w:tcBorders>
+              <w:bottom w:val="single"/>
+            </w:tcBorders>
+            <w:vAlign w:val="bottom"/>
+          </w:tcPr>
           <w:p>
             <w:pPr>
               <w:pStyle w:val="Compact"/>
@@ -4749,7 +4774,6 @@
       </w:tr>
       <w:tr>
         <w:tc>
-          <w:tcPr/>
           <w:p>
             <w:pPr>
               <w:pStyle w:val="Compact"/>
@@ -4761,7 +4785,6 @@
           </w:p>
         </w:tc>
         <w:tc>
-          <w:tcPr/>
           <w:p>
             <w:pPr>
               <w:pStyle w:val="Compact"/>
@@ -4776,7 +4799,6 @@
           </w:p>
         </w:tc>
         <w:tc>
-          <w:tcPr/>
           <w:p>
             <w:pPr>
               <w:pStyle w:val="Compact"/>
@@ -4790,7 +4812,6 @@
       </w:tr>
       <w:tr>
         <w:tc>
-          <w:tcPr/>
           <w:p>
             <w:pPr>
               <w:pStyle w:val="Compact"/>
@@ -4802,7 +4823,6 @@
           </w:p>
         </w:tc>
         <w:tc>
-          <w:tcPr/>
           <w:p>
             <w:pPr>
               <w:pStyle w:val="Compact"/>
@@ -4817,7 +4837,6 @@
           </w:p>
         </w:tc>
         <w:tc>
-          <w:tcPr/>
           <w:p>
             <w:pPr>
               <w:pStyle w:val="Compact"/>
@@ -4831,7 +4850,6 @@
       </w:tr>
       <w:tr>
         <w:tc>
-          <w:tcPr/>
           <w:p>
             <w:pPr>
               <w:pStyle w:val="Compact"/>
@@ -4843,7 +4861,6 @@
           </w:p>
         </w:tc>
         <w:tc>
-          <w:tcPr/>
           <w:p>
             <w:pPr>
               <w:pStyle w:val="Compact"/>
@@ -4858,7 +4875,6 @@
           </w:p>
         </w:tc>
         <w:tc>
-          <w:tcPr/>
           <w:p>
             <w:pPr>
               <w:pStyle w:val="Compact"/>
@@ -4884,7 +4900,6 @@
       </w:tr>
       <w:tr>
         <w:tc>
-          <w:tcPr/>
           <w:p>
             <w:pPr>
               <w:pStyle w:val="Compact"/>
@@ -4896,7 +4911,6 @@
           </w:p>
         </w:tc>
         <w:tc>
-          <w:tcPr/>
           <w:p>
             <w:pPr>
               <w:pStyle w:val="Compact"/>
@@ -4911,7 +4925,6 @@
           </w:p>
         </w:tc>
         <w:tc>
-          <w:tcPr/>
           <w:p>
             <w:pPr>
               <w:pStyle w:val="Compact"/>
@@ -4937,7 +4950,6 @@
       </w:tr>
       <w:tr>
         <w:tc>
-          <w:tcPr/>
           <w:p>
             <w:pPr>
               <w:pStyle w:val="Compact"/>
@@ -4949,7 +4961,6 @@
           </w:p>
         </w:tc>
         <w:tc>
-          <w:tcPr/>
           <w:p>
             <w:pPr>
               <w:pStyle w:val="Compact"/>
@@ -4964,7 +4975,6 @@
           </w:p>
         </w:tc>
         <w:tc>
-          <w:tcPr/>
           <w:p>
             <w:pPr>
               <w:pStyle w:val="Compact"/>
@@ -4983,7 +4993,6 @@
       </w:pPr>
       <w:r>
         <w:rPr>
-          <w:bCs/>
           <w:b/>
         </w:rPr>
         <w:t xml:space="preserve">[N-6.2]</w:t>
@@ -5109,7 +5118,6 @@
       </w:pPr>
       <w:r>
         <w:rPr>
-          <w:bCs/>
           <w:b/>
         </w:rPr>
         <w:t xml:space="preserve">[N-6.3]</w:t>
@@ -5148,15 +5156,15 @@
         <w:t xml:space="preserve">costs three bits and saves a debugging session.</w:t>
       </w:r>
     </w:p>
-    <w:bookmarkEnd w:id="32"/>
-    <w:bookmarkStart w:id="33" w:name="X22f4367f3c727bafe0a319ee003e1161396c852"/>
     <w:p>
       <w:pPr>
         <w:pStyle w:val="Heading3"/>
       </w:pPr>
+      <w:bookmarkStart w:id="35" w:name="X22f4367f3c727bafe0a319ee003e1161396c852"/>
       <w:r>
         <w:t xml:space="preserve">6.3 Channel assignment</w:t>
       </w:r>
+      <w:bookmarkEnd w:id="35"/>
     </w:p>
     <w:p>
       <w:pPr>
@@ -5190,24 +5198,21 @@
     <w:tbl>
       <w:tblPr>
         <w:tblStyle w:val="Table"/>
-        <w:tblW w:type="auto" w:w="0"/>
-        <w:tblLook w:firstRow="1" w:lastRow="0" w:firstColumn="0" w:lastColumn="0" w:noHBand="0" w:noVBand="0" w:val="0020"/>
-        <w:jc w:val="start"/>
+        <w:tblW w:type="pct" w:w="0.0"/>
+        <w:tblLook w:firstRow="1"/>
       </w:tblPr>
-      <w:tblGrid>
-        <w:gridCol w:w="1320"/>
-        <w:gridCol w:w="1320"/>
-        <w:gridCol w:w="1320"/>
-        <w:gridCol w:w="1320"/>
-        <w:gridCol w:w="1320"/>
-        <w:gridCol w:w="1320"/>
-      </w:tblGrid>
+      <w:tblGrid/>
       <w:tr>
         <w:trPr>
-          <w:tblHeader w:val="true"/>
+          <w:cnfStyle w:firstRow="1"/>
         </w:trPr>
         <w:tc>
-          <w:tcPr/>
+          <w:tcPr>
+            <w:tcBorders>
+              <w:bottom w:val="single"/>
+            </w:tcBorders>
+            <w:vAlign w:val="bottom"/>
+          </w:tcPr>
           <w:p>
             <w:pPr>
               <w:pStyle w:val="Compact"/>
@@ -5219,7 +5224,12 @@
           </w:p>
         </w:tc>
         <w:tc>
-          <w:tcPr/>
+          <w:tcPr>
+            <w:tcBorders>
+              <w:bottom w:val="single"/>
+            </w:tcBorders>
+            <w:vAlign w:val="bottom"/>
+          </w:tcPr>
           <w:p>
             <w:pPr>
               <w:pStyle w:val="Compact"/>
@@ -5231,7 +5241,12 @@
           </w:p>
         </w:tc>
         <w:tc>
-          <w:tcPr/>
+          <w:tcPr>
+            <w:tcBorders>
+              <w:bottom w:val="single"/>
+            </w:tcBorders>
+            <w:vAlign w:val="bottom"/>
+          </w:tcPr>
           <w:p>
             <w:pPr>
               <w:pStyle w:val="Compact"/>
@@ -5243,7 +5258,12 @@
           </w:p>
         </w:tc>
         <w:tc>
-          <w:tcPr/>
+          <w:tcPr>
+            <w:tcBorders>
+              <w:bottom w:val="single"/>
+            </w:tcBorders>
+            <w:vAlign w:val="bottom"/>
+          </w:tcPr>
           <w:p>
             <w:pPr>
               <w:pStyle w:val="Compact"/>
@@ -5255,7 +5275,12 @@
           </w:p>
         </w:tc>
         <w:tc>
-          <w:tcPr/>
+          <w:tcPr>
+            <w:tcBorders>
+              <w:bottom w:val="single"/>
+            </w:tcBorders>
+            <w:vAlign w:val="bottom"/>
+          </w:tcPr>
           <w:p>
             <w:pPr>
               <w:pStyle w:val="Compact"/>
@@ -5267,7 +5292,12 @@
           </w:p>
         </w:tc>
         <w:tc>
-          <w:tcPr/>
+          <w:tcPr>
+            <w:tcBorders>
+              <w:bottom w:val="single"/>
+            </w:tcBorders>
+            <w:vAlign w:val="bottom"/>
+          </w:tcPr>
           <w:p>
             <w:pPr>
               <w:pStyle w:val="Compact"/>
@@ -5281,7 +5311,6 @@
       </w:tr>
       <w:tr>
         <w:tc>
-          <w:tcPr/>
           <w:p>
             <w:pPr>
               <w:pStyle w:val="Compact"/>
@@ -5293,7 +5322,6 @@
           </w:p>
         </w:tc>
         <w:tc>
-          <w:tcPr/>
           <w:p>
             <w:pPr>
               <w:pStyle w:val="Compact"/>
@@ -5308,7 +5336,6 @@
           </w:p>
         </w:tc>
         <w:tc>
-          <w:tcPr/>
           <w:p>
             <w:pPr>
               <w:pStyle w:val="Compact"/>
@@ -5320,7 +5347,6 @@
           </w:p>
         </w:tc>
         <w:tc>
-          <w:tcPr/>
           <w:p>
             <w:pPr>
               <w:pStyle w:val="Compact"/>
@@ -5332,7 +5358,6 @@
           </w:p>
         </w:tc>
         <w:tc>
-          <w:tcPr/>
           <w:p>
             <w:pPr>
               <w:pStyle w:val="Compact"/>
@@ -5344,21 +5369,19 @@
           </w:p>
         </w:tc>
         <w:tc>
-          <w:tcPr/>
-          <w:p>
-            <w:pPr>
-              <w:pStyle w:val="Compact"/>
-              <w:jc w:val="left"/>
-            </w:pPr>
-            <w:r>
-              <w:t xml:space="preserve">7</w:t>
+          <w:p>
+            <w:pPr>
+              <w:pStyle w:val="Compact"/>
+              <w:jc w:val="left"/>
+            </w:pPr>
+            <w:r>
+              <w:t xml:space="preserve">8</w:t>
             </w:r>
           </w:p>
         </w:tc>
       </w:tr>
       <w:tr>
         <w:tc>
-          <w:tcPr/>
           <w:p>
             <w:pPr>
               <w:pStyle w:val="Compact"/>
@@ -5370,7 +5393,6 @@
           </w:p>
         </w:tc>
         <w:tc>
-          <w:tcPr/>
           <w:p>
             <w:pPr>
               <w:pStyle w:val="Compact"/>
@@ -5385,7 +5407,6 @@
           </w:p>
         </w:tc>
         <w:tc>
-          <w:tcPr/>
           <w:p>
             <w:pPr>
               <w:pStyle w:val="Compact"/>
@@ -5397,7 +5418,6 @@
           </w:p>
         </w:tc>
         <w:tc>
-          <w:tcPr/>
           <w:p>
             <w:pPr>
               <w:pStyle w:val="Compact"/>
@@ -5409,7 +5429,6 @@
           </w:p>
         </w:tc>
         <w:tc>
-          <w:tcPr/>
           <w:p>
             <w:pPr>
               <w:pStyle w:val="Compact"/>
@@ -5421,21 +5440,19 @@
           </w:p>
         </w:tc>
         <w:tc>
-          <w:tcPr/>
-          <w:p>
-            <w:pPr>
-              <w:pStyle w:val="Compact"/>
-              <w:jc w:val="left"/>
-            </w:pPr>
-            <w:r>
-              <w:t xml:space="preserve">8</w:t>
+          <w:p>
+            <w:pPr>
+              <w:pStyle w:val="Compact"/>
+              <w:jc w:val="left"/>
+            </w:pPr>
+            <w:r>
+              <w:t xml:space="preserve">9</w:t>
             </w:r>
           </w:p>
         </w:tc>
       </w:tr>
       <w:tr>
         <w:tc>
-          <w:tcPr/>
           <w:p>
             <w:pPr>
               <w:pStyle w:val="Compact"/>
@@ -5447,7 +5464,6 @@
           </w:p>
         </w:tc>
         <w:tc>
-          <w:tcPr/>
           <w:p>
             <w:pPr>
               <w:pStyle w:val="Compact"/>
@@ -5462,7 +5478,6 @@
           </w:p>
         </w:tc>
         <w:tc>
-          <w:tcPr/>
           <w:p>
             <w:pPr>
               <w:pStyle w:val="Compact"/>
@@ -5474,7 +5489,6 @@
           </w:p>
         </w:tc>
         <w:tc>
-          <w:tcPr/>
           <w:p>
             <w:pPr>
               <w:pStyle w:val="Compact"/>
@@ -5486,7 +5500,6 @@
           </w:p>
         </w:tc>
         <w:tc>
-          <w:tcPr/>
           <w:p>
             <w:pPr>
               <w:pStyle w:val="Compact"/>
@@ -5498,21 +5511,19 @@
           </w:p>
         </w:tc>
         <w:tc>
-          <w:tcPr/>
-          <w:p>
-            <w:pPr>
-              <w:pStyle w:val="Compact"/>
-              <w:jc w:val="left"/>
-            </w:pPr>
-            <w:r>
-              <w:t xml:space="preserve">9</w:t>
+          <w:p>
+            <w:pPr>
+              <w:pStyle w:val="Compact"/>
+              <w:jc w:val="left"/>
+            </w:pPr>
+            <w:r>
+              <w:t xml:space="preserve">10</w:t>
             </w:r>
           </w:p>
         </w:tc>
       </w:tr>
       <w:tr>
         <w:tc>
-          <w:tcPr/>
           <w:p>
             <w:pPr>
               <w:pStyle w:val="Compact"/>
@@ -5524,7 +5535,6 @@
           </w:p>
         </w:tc>
         <w:tc>
-          <w:tcPr/>
           <w:p>
             <w:pPr>
               <w:pStyle w:val="Compact"/>
@@ -5539,7 +5549,6 @@
           </w:p>
         </w:tc>
         <w:tc>
-          <w:tcPr/>
           <w:p>
             <w:pPr>
               <w:pStyle w:val="Compact"/>
@@ -5551,7 +5560,6 @@
           </w:p>
         </w:tc>
         <w:tc>
-          <w:tcPr/>
           <w:p>
             <w:pPr>
               <w:pStyle w:val="Compact"/>
@@ -5563,7 +5571,6 @@
           </w:p>
         </w:tc>
         <w:tc>
-          <w:tcPr/>
           <w:p>
             <w:pPr>
               <w:pStyle w:val="Compact"/>
@@ -5575,21 +5582,19 @@
           </w:p>
         </w:tc>
         <w:tc>
-          <w:tcPr/>
-          <w:p>
-            <w:pPr>
-              <w:pStyle w:val="Compact"/>
-              <w:jc w:val="left"/>
-            </w:pPr>
-            <w:r>
-              <w:t xml:space="preserve">10</w:t>
+          <w:p>
+            <w:pPr>
+              <w:pStyle w:val="Compact"/>
+              <w:jc w:val="left"/>
+            </w:pPr>
+            <w:r>
+              <w:t xml:space="preserve">11</w:t>
             </w:r>
           </w:p>
         </w:tc>
       </w:tr>
       <w:tr>
         <w:tc>
-          <w:tcPr/>
           <w:p>
             <w:pPr>
               <w:pStyle w:val="Compact"/>
@@ -5601,31 +5606,31 @@
           </w:p>
         </w:tc>
         <w:tc>
-          <w:tcPr/>
-          <w:p>
-            <w:pPr>
-              <w:pStyle w:val="Compact"/>
-              <w:jc w:val="left"/>
-            </w:pPr>
-            <w:r>
-              <w:t xml:space="preserve">—</w:t>
-            </w:r>
-          </w:p>
-        </w:tc>
-        <w:tc>
-          <w:tcPr/>
-          <w:p>
-            <w:pPr>
-              <w:pStyle w:val="Compact"/>
-              <w:jc w:val="left"/>
-            </w:pPr>
-            <w:r>
-              <w:t xml:space="preserve">spare</w:t>
-            </w:r>
-          </w:p>
-        </w:tc>
-        <w:tc>
-          <w:tcPr/>
+          <w:p>
+            <w:pPr>
+              <w:pStyle w:val="Compact"/>
+              <w:jc w:val="left"/>
+            </w:pPr>
+            <w:r>
+              <w:rPr>
+                <w:rStyle w:val="VerbatimChar"/>
+              </w:rPr>
+              <w:t xml:space="preserve">spi_slave</w:t>
+            </w:r>
+          </w:p>
+        </w:tc>
+        <w:tc>
+          <w:p>
+            <w:pPr>
+              <w:pStyle w:val="Compact"/>
+              <w:jc w:val="left"/>
+            </w:pPr>
+            <w:r>
+              <w:t xml:space="preserve">companion link</w:t>
+            </w:r>
+          </w:p>
+        </w:tc>
+        <w:tc>
           <w:p>
             <w:pPr>
               <w:pStyle w:val="Compact"/>
@@ -5637,7 +5642,6 @@
           </w:p>
         </w:tc>
         <w:tc>
-          <w:tcPr/>
           <w:p>
             <w:pPr>
               <w:pStyle w:val="Compact"/>
@@ -5649,21 +5653,19 @@
           </w:p>
         </w:tc>
         <w:tc>
-          <w:tcPr/>
-          <w:p>
-            <w:pPr>
-              <w:pStyle w:val="Compact"/>
-              <w:jc w:val="left"/>
-            </w:pPr>
-            <w:r>
-              <w:t xml:space="preserve">11</w:t>
+          <w:p>
+            <w:pPr>
+              <w:pStyle w:val="Compact"/>
+              <w:jc w:val="left"/>
+            </w:pPr>
+            <w:r>
+              <w:t xml:space="preserve">12</w:t>
             </w:r>
           </w:p>
         </w:tc>
       </w:tr>
       <w:tr>
         <w:tc>
-          <w:tcPr/>
           <w:p>
             <w:pPr>
               <w:pStyle w:val="Compact"/>
@@ -5675,7 +5677,6 @@
           </w:p>
         </w:tc>
         <w:tc>
-          <w:tcPr/>
           <w:p>
             <w:pPr>
               <w:pStyle w:val="Compact"/>
@@ -5690,7 +5691,6 @@
           </w:p>
         </w:tc>
         <w:tc>
-          <w:tcPr/>
           <w:p>
             <w:pPr>
               <w:pStyle w:val="Compact"/>
@@ -5702,7 +5702,6 @@
           </w:p>
         </w:tc>
         <w:tc>
-          <w:tcPr/>
           <w:p>
             <w:pPr>
               <w:pStyle w:val="Compact"/>
@@ -5714,7 +5713,6 @@
           </w:p>
         </w:tc>
         <w:tc>
-          <w:tcPr/>
           <w:p>
             <w:pPr>
               <w:pStyle w:val="Compact"/>
@@ -5726,14 +5724,13 @@
           </w:p>
         </w:tc>
         <w:tc>
-          <w:tcPr/>
-          <w:p>
-            <w:pPr>
-              <w:pStyle w:val="Compact"/>
-              <w:jc w:val="left"/>
-            </w:pPr>
-            <w:r>
-              <w:t xml:space="preserve">12</w:t>
+          <w:p>
+            <w:pPr>
+              <w:pStyle w:val="Compact"/>
+              <w:jc w:val="left"/>
+            </w:pPr>
+            <w:r>
+              <w:t xml:space="preserve">13</w:t>
             </w:r>
           </w:p>
         </w:tc>
@@ -5745,7 +5742,6 @@
       </w:pPr>
       <w:r>
         <w:rPr>
-          <w:bCs/>
           <w:b/>
         </w:rPr>
         <w:t xml:space="preserve">[N-6.4]</w:t>
@@ -5761,21 +5757,18 @@
       </w:r>
       <w:r>
         <w:rPr>
-          <w:bCs/>
           <w:b/>
         </w:rPr>
         <w:t xml:space="preserve">restored and required</w:t>
       </w:r>
       <w:r>
         <w:rPr>
-          <w:bCs/>
           <w:b/>
         </w:rPr>
         <w:t xml:space="preserve"> </w:t>
       </w:r>
       <w:r>
         <w:rPr>
-          <w:bCs/>
           <w:b/>
         </w:rPr>
         <w:t xml:space="preserve">per ADR-0020 Rev 2</w:t>
@@ -5790,7 +5783,22 @@
         <w:t xml:space="preserve"> </w:t>
       </w:r>
       <w:r>
-        <w:t xml:space="preserve">arbiter position already exist and work;</w:t>
+        <w:t xml:space="preserve">arbiter position work, and</w:t>
+      </w:r>
+      <w:r>
+        <w:t xml:space="preserve"> </w:t>
+      </w:r>
+      <w:r>
+        <w:rPr>
+          <w:rStyle w:val="VerbatimChar"/>
+        </w:rPr>
+        <w:t xml:space="preserve">rtl/spi_slave/</w:t>
+      </w:r>
+      <w:r>
+        <w:t xml:space="preserve"> </w:t>
+      </w:r>
+      <w:r>
+        <w:t xml:space="preserve">drives</w:t>
       </w:r>
       <w:r>
         <w:t xml:space="preserve"> </w:t>
@@ -5805,64 +5813,37 @@
         <w:t xml:space="preserve"> </w:t>
       </w:r>
       <w:r>
-        <w:t xml:space="preserve">is still tied low at the top level</w:t>
-      </w:r>
-      <w:r>
-        <w:t xml:space="preserve"> </w:t>
-      </w:r>
-      <w:r>
-        <w:t xml:space="preserve">and</w:t>
-      </w:r>
-      <w:r>
-        <w:t xml:space="preserve"> </w:t>
-      </w:r>
-      <w:r>
-        <w:rPr>
-          <w:bCs/>
-          <w:b/>
-        </w:rPr>
-        <w:t xml:space="preserve">must be un-tied when</w:t>
-      </w:r>
-      <w:r>
-        <w:rPr>
-          <w:bCs/>
-          <w:b/>
-        </w:rPr>
-        <w:t xml:space="preserve"> </w:t>
-      </w:r>
-      <w:r>
-        <w:rPr>
-          <w:rStyle w:val="VerbatimChar"/>
-          <w:bCs/>
-          <w:b/>
-        </w:rPr>
-        <w:t xml:space="preserve">rtl/spi_slave/</w:t>
-      </w:r>
-      <w:r>
-        <w:rPr>
-          <w:bCs/>
-          <w:b/>
-        </w:rPr>
-        <w:t xml:space="preserve"> </w:t>
-      </w:r>
-      <w:r>
-        <w:rPr>
-          <w:bCs/>
-          <w:b/>
-        </w:rPr>
-        <w:t xml:space="preserve">is built</w:t>
-      </w:r>
-      <w:r>
-        <w:t xml:space="preserve"> </w:t>
-      </w:r>
-      <w:r>
-        <w:t xml:space="preserve">(RTL work item). Pending that, CH4</w:t>
-      </w:r>
-      <w:r>
-        <w:t xml:space="preserve"> </w:t>
-      </w:r>
-      <w:r>
-        <w:t xml:space="preserve">carries no traffic. The final pin outcome is gated on OPEN-2 (ADR-0020 Rev 2).</w:t>
+        <w:t xml:space="preserve">(built 2026-09-26,</w:t>
+      </w:r>
+      <w:r>
+        <w:t xml:space="preserve"> </w:t>
+      </w:r>
+      <w:r>
+        <w:rPr>
+          <w:rStyle w:val="VerbatimChar"/>
+        </w:rPr>
+        <w:t xml:space="preserve">Docs/BUGS.md</w:t>
+      </w:r>
+      <w:r>
+        <w:t xml:space="preserve"> </w:t>
+      </w:r>
+      <w:r>
+        <w:t xml:space="preserve">§1e). The final pin outcome is gated on OPEN-2 (ADR-0020 Rev 2); with</w:t>
+      </w:r>
+      <w:r>
+        <w:t xml:space="preserve"> </w:t>
+      </w:r>
+      <w:r>
+        <w:rPr>
+          <w:rStyle w:val="VerbatimChar"/>
+        </w:rPr>
+        <w:t xml:space="preserve">WITH_SPI_SLAVE = 0</w:t>
+      </w:r>
+      <w:r>
+        <w:t xml:space="preserve"> </w:t>
+      </w:r>
+      <w:r>
+        <w:t xml:space="preserve">the request is tied low.</w:t>
       </w:r>
     </w:p>
     <w:p>
@@ -5871,7 +5852,6 @@
       </w:pPr>
       <w:r>
         <w:rPr>
-          <w:bCs/>
           <w:b/>
         </w:rPr>
         <w:t xml:space="preserve">[N-6.5]</w:t>
@@ -5923,25 +5903,25 @@
         </w:pict>
       </w:r>
     </w:p>
-    <w:bookmarkEnd w:id="33"/>
-    <w:bookmarkEnd w:id="34"/>
-    <w:bookmarkStart w:id="42" w:name="X43b40caff11aa9e2dfba708922741378dc13e92"/>
     <w:p>
       <w:pPr>
         <w:pStyle w:val="Heading2"/>
       </w:pPr>
+      <w:bookmarkStart w:id="36" w:name="X43b40caff11aa9e2dfba708922741378dc13e92"/>
       <w:r>
         <w:t xml:space="preserve">7 Functional description</w:t>
       </w:r>
+      <w:bookmarkEnd w:id="36"/>
     </w:p>
-    <w:bookmarkStart w:id="35" w:name="X40cf8118ca7b0ddab59ce8dd2325dad0764f451"/>
     <w:p>
       <w:pPr>
         <w:pStyle w:val="Heading3"/>
       </w:pPr>
+      <w:bookmarkStart w:id="37" w:name="X40cf8118ca7b0ddab59ce8dd2325dad0764f451"/>
       <w:r>
         <w:t xml:space="preserve">7.1 Channel operation</w:t>
       </w:r>
+      <w:bookmarkEnd w:id="37"/>
     </w:p>
     <w:p>
       <w:pPr>
@@ -5949,7 +5929,6 @@
       </w:pPr>
       <w:r>
         <w:rPr>
-          <w:bCs/>
           <w:b/>
         </w:rPr>
         <w:t xml:space="preserve">[N-7.1]</w:t>
@@ -6072,7 +6051,6 @@
       </w:pPr>
       <w:r>
         <w:rPr>
-          <w:bCs/>
           <w:b/>
         </w:rPr>
         <w:t xml:space="preserve">[N-7.2]</w:t>
@@ -6096,7 +6074,6 @@
       </w:pPr>
       <w:r>
         <w:rPr>
-          <w:bCs/>
           <w:b/>
         </w:rPr>
         <w:t xml:space="preserve">[N-7.3]</w:t>
@@ -6201,7 +6178,6 @@
       </w:pPr>
       <w:r>
         <w:rPr>
-          <w:bCs/>
           <w:b/>
         </w:rPr>
         <w:t xml:space="preserve">[N-7.4]</w:t>
@@ -6267,35 +6243,34 @@
         <w:t xml:space="preserve">§7.2).</w:t>
       </w:r>
     </w:p>
-    <w:bookmarkEnd w:id="35"/>
-    <w:bookmarkStart w:id="36" w:name="Xc77bed4d2f928e90c2070956404e174df09aa87"/>
     <w:p>
       <w:pPr>
         <w:pStyle w:val="Heading3"/>
       </w:pPr>
+      <w:bookmarkStart w:id="38" w:name="Xc77bed4d2f928e90c2070956404e174df09aa87"/>
       <w:r>
         <w:t xml:space="preserve">7.2 Modes</w:t>
       </w:r>
+      <w:bookmarkEnd w:id="38"/>
     </w:p>
     <w:tbl>
       <w:tblPr>
         <w:tblStyle w:val="Table"/>
-        <w:tblW w:type="auto" w:w="0"/>
-        <w:tblLook w:firstRow="1" w:lastRow="0" w:firstColumn="0" w:lastColumn="0" w:noHBand="0" w:noVBand="0" w:val="0020"/>
-        <w:jc w:val="start"/>
+        <w:tblW w:type="pct" w:w="0.0"/>
+        <w:tblLook w:firstRow="1"/>
       </w:tblPr>
-      <w:tblGrid>
-        <w:gridCol w:w="1980"/>
-        <w:gridCol w:w="1980"/>
-        <w:gridCol w:w="1980"/>
-        <w:gridCol w:w="1980"/>
-      </w:tblGrid>
+      <w:tblGrid/>
       <w:tr>
         <w:trPr>
-          <w:tblHeader w:val="true"/>
+          <w:cnfStyle w:firstRow="1"/>
         </w:trPr>
         <w:tc>
-          <w:tcPr/>
+          <w:tcPr>
+            <w:tcBorders>
+              <w:bottom w:val="single"/>
+            </w:tcBorders>
+            <w:vAlign w:val="bottom"/>
+          </w:tcPr>
           <w:p>
             <w:pPr>
               <w:pStyle w:val="Compact"/>
@@ -6307,7 +6282,12 @@
           </w:p>
         </w:tc>
         <w:tc>
-          <w:tcPr/>
+          <w:tcPr>
+            <w:tcBorders>
+              <w:bottom w:val="single"/>
+            </w:tcBorders>
+            <w:vAlign w:val="bottom"/>
+          </w:tcPr>
           <w:p>
             <w:pPr>
               <w:pStyle w:val="Compact"/>
@@ -6322,7 +6302,12 @@
           </w:p>
         </w:tc>
         <w:tc>
-          <w:tcPr/>
+          <w:tcPr>
+            <w:tcBorders>
+              <w:bottom w:val="single"/>
+            </w:tcBorders>
+            <w:vAlign w:val="bottom"/>
+          </w:tcPr>
           <w:p>
             <w:pPr>
               <w:pStyle w:val="Compact"/>
@@ -6337,7 +6322,12 @@
           </w:p>
         </w:tc>
         <w:tc>
-          <w:tcPr/>
+          <w:tcPr>
+            <w:tcBorders>
+              <w:bottom w:val="single"/>
+            </w:tcBorders>
+            <w:vAlign w:val="bottom"/>
+          </w:tcPr>
           <w:p>
             <w:pPr>
               <w:pStyle w:val="Compact"/>
@@ -6351,7 +6341,6 @@
       </w:tr>
       <w:tr>
         <w:tc>
-          <w:tcPr/>
           <w:p>
             <w:pPr>
               <w:pStyle w:val="Compact"/>
@@ -6363,7 +6352,6 @@
           </w:p>
         </w:tc>
         <w:tc>
-          <w:tcPr/>
           <w:p>
             <w:pPr>
               <w:pStyle w:val="Compact"/>
@@ -6387,7 +6375,6 @@
           </w:p>
         </w:tc>
         <w:tc>
-          <w:tcPr/>
           <w:p>
             <w:pPr>
               <w:pStyle w:val="Compact"/>
@@ -6411,7 +6398,6 @@
           </w:p>
         </w:tc>
         <w:tc>
-          <w:tcPr/>
           <w:p>
             <w:pPr>
               <w:pStyle w:val="Compact"/>
@@ -6425,7 +6411,6 @@
       </w:tr>
       <w:tr>
         <w:tc>
-          <w:tcPr/>
           <w:p>
             <w:pPr>
               <w:pStyle w:val="Compact"/>
@@ -6437,7 +6422,6 @@
           </w:p>
         </w:tc>
         <w:tc>
-          <w:tcPr/>
           <w:p>
             <w:pPr>
               <w:pStyle w:val="Compact"/>
@@ -6461,7 +6445,6 @@
           </w:p>
         </w:tc>
         <w:tc>
-          <w:tcPr/>
           <w:p>
             <w:pPr>
               <w:pStyle w:val="Compact"/>
@@ -6485,7 +6468,6 @@
           </w:p>
         </w:tc>
         <w:tc>
-          <w:tcPr/>
           <w:p>
             <w:pPr>
               <w:pStyle w:val="Compact"/>
@@ -6499,7 +6481,6 @@
       </w:tr>
       <w:tr>
         <w:tc>
-          <w:tcPr/>
           <w:p>
             <w:pPr>
               <w:pStyle w:val="Compact"/>
@@ -6511,7 +6492,6 @@
           </w:p>
         </w:tc>
         <w:tc>
-          <w:tcPr/>
           <w:p>
             <w:pPr>
               <w:pStyle w:val="Compact"/>
@@ -6535,7 +6515,6 @@
           </w:p>
         </w:tc>
         <w:tc>
-          <w:tcPr/>
           <w:p>
             <w:pPr>
               <w:pStyle w:val="Compact"/>
@@ -6559,7 +6538,6 @@
           </w:p>
         </w:tc>
         <w:tc>
-          <w:tcPr/>
           <w:p>
             <w:pPr>
               <w:pStyle w:val="Compact"/>
@@ -6578,7 +6556,6 @@
       </w:pPr>
       <w:r>
         <w:rPr>
-          <w:bCs/>
           <w:b/>
         </w:rPr>
         <w:t xml:space="preserve">[N-7.5]</w:t>
@@ -6608,7 +6585,6 @@
       </w:pPr>
       <w:r>
         <w:rPr>
-          <w:bCs/>
           <w:b/>
         </w:rPr>
         <w:t xml:space="preserve">[N-7.6]</w:t>
@@ -6650,15 +6626,15 @@
         <w:t xml:space="preserve">nothing over the P2M/M2P datapath.</w:t>
       </w:r>
     </w:p>
-    <w:bookmarkEnd w:id="36"/>
-    <w:bookmarkStart w:id="37" w:name="X7a762e51318aed03c5bec9c0fd1a84b780227bf"/>
     <w:p>
       <w:pPr>
         <w:pStyle w:val="Heading3"/>
       </w:pPr>
+      <w:bookmarkStart w:id="39" w:name="X7a762e51318aed03c5bec9c0fd1a84b780227bf"/>
       <w:r>
         <w:t xml:space="preserve">7.3 The request/acknowledge handshake</w:t>
       </w:r>
+      <w:bookmarkEnd w:id="39"/>
     </w:p>
     <w:p>
       <w:pPr>
@@ -6666,7 +6642,6 @@
       </w:pPr>
       <w:r>
         <w:rPr>
-          <w:bCs/>
           <w:b/>
         </w:rPr>
         <w:t xml:space="preserve">[N-7.7]</w:t>
@@ -6699,7 +6674,6 @@
       </w:pPr>
       <w:r>
         <w:rPr>
-          <w:bCs/>
           <w:b/>
         </w:rPr>
         <w:t xml:space="preserve">[N-7.8]</w:t>
@@ -6726,7 +6700,6 @@
       </w:pPr>
       <w:r>
         <w:rPr>
-          <w:bCs/>
           <w:b/>
         </w:rPr>
         <w:t xml:space="preserve">[N-7.9]</w:t>
@@ -6840,7 +6813,6 @@
       </w:pPr>
       <w:r>
         <w:rPr>
-          <w:bCs/>
           <w:b/>
         </w:rPr>
         <w:t xml:space="preserve">[N-7.10]</w:t>
@@ -6927,15 +6899,15 @@
         <w:t xml:space="preserve">produce two beats.</w:t>
       </w:r>
     </w:p>
-    <w:bookmarkEnd w:id="37"/>
-    <w:bookmarkStart w:id="38" w:name="X3cc54d6a90da6ce3308322dfe57e8b6c0f3fd63"/>
     <w:p>
       <w:pPr>
         <w:pStyle w:val="Heading3"/>
       </w:pPr>
+      <w:bookmarkStart w:id="40" w:name="X3cc54d6a90da6ce3308322dfe57e8b6c0f3fd63"/>
       <w:r>
         <w:t xml:space="preserve">7.4 Channel arbitration</w:t>
       </w:r>
+      <w:bookmarkEnd w:id="40"/>
     </w:p>
     <w:p>
       <w:pPr>
@@ -6943,7 +6915,6 @@
       </w:pPr>
       <w:r>
         <w:rPr>
-          <w:bCs/>
           <w:b/>
         </w:rPr>
         <w:t xml:space="preserve">[N-7.11]</w:t>
@@ -6985,7 +6956,6 @@
       </w:pPr>
       <w:r>
         <w:rPr>
-          <w:bCs/>
           <w:b/>
         </w:rPr>
         <w:t xml:space="preserve">[N-7.12]</w:t>
@@ -7015,15 +6985,15 @@
         <w:t xml:space="preserve">starvation is unreachable.</w:t>
       </w:r>
     </w:p>
-    <w:bookmarkEnd w:id="38"/>
-    <w:bookmarkStart w:id="39" w:name="X4d8ad9525f189c5d3f0eb987e83fa5e13301f69"/>
     <w:p>
       <w:pPr>
         <w:pStyle w:val="Heading3"/>
       </w:pPr>
+      <w:bookmarkStart w:id="41" w:name="X4d8ad9525f189c5d3f0eb987e83fa5e13301f69"/>
       <w:r>
         <w:t xml:space="preserve">7.5 Error handling</w:t>
       </w:r>
+      <w:bookmarkEnd w:id="41"/>
     </w:p>
     <w:p>
       <w:pPr>
@@ -7031,7 +7001,6 @@
       </w:pPr>
       <w:r>
         <w:rPr>
-          <w:bCs/>
           <w:b/>
         </w:rPr>
         <w:t xml:space="preserve">[N-7.13]</w:t>
@@ -7160,7 +7129,6 @@
       </w:pPr>
       <w:r>
         <w:rPr>
-          <w:bCs/>
           <w:b/>
         </w:rPr>
         <w:t xml:space="preserve">[N-7.14]</w:t>
@@ -7184,7 +7152,6 @@
       </w:pPr>
       <w:r>
         <w:rPr>
-          <w:bCs/>
           <w:b/>
         </w:rPr>
         <w:t xml:space="preserve">[N-7.15]</w:t>
@@ -7253,7 +7220,6 @@
       </w:pPr>
       <w:r>
         <w:rPr>
-          <w:bCs/>
           <w:b/>
         </w:rPr>
         <w:t xml:space="preserve">[N-7.16]</w:t>
@@ -7298,15 +7264,15 @@
         <w:t xml:space="preserve">worse than stopping.</w:t>
       </w:r>
     </w:p>
-    <w:bookmarkEnd w:id="39"/>
-    <w:bookmarkStart w:id="40" w:name="X9c9444effe7006fe43d8dfaf4209d0700d79946"/>
     <w:p>
       <w:pPr>
         <w:pStyle w:val="Heading3"/>
       </w:pPr>
+      <w:bookmarkStart w:id="42" w:name="X9c9444effe7006fe43d8dfaf4209d0700d79946"/>
       <w:r>
         <w:t xml:space="preserve">7.6 Simultaneous hardware and software register updates</w:t>
       </w:r>
+      <w:bookmarkEnd w:id="42"/>
     </w:p>
     <w:p>
       <w:pPr>
@@ -7314,7 +7280,6 @@
       </w:pPr>
       <w:r>
         <w:rPr>
-          <w:bCs/>
           <w:b/>
         </w:rPr>
         <w:t xml:space="preserve">[N-7.17]</w:t>
@@ -7366,14 +7331,12 @@
       </w:r>
       <w:r>
         <w:rPr>
-          <w:bCs/>
           <w:b/>
         </w:rPr>
         <w:t xml:space="preserve">Hardware wins for the</w:t>
       </w:r>
       <w:r>
         <w:rPr>
-          <w:bCs/>
           <w:b/>
         </w:rPr>
         <w:t xml:space="preserve"> </w:t>
@@ -7381,21 +7344,18 @@
       <w:r>
         <w:rPr>
           <w:rStyle w:val="VerbatimChar"/>
-          <w:bCs/>
           <w:b/>
         </w:rPr>
         <w:t xml:space="preserve">EN</w:t>
       </w:r>
       <w:r>
         <w:rPr>
-          <w:bCs/>
           <w:b/>
         </w:rPr>
         <w:t xml:space="preserve"> </w:t>
       </w:r>
       <w:r>
         <w:rPr>
-          <w:bCs/>
           <w:b/>
         </w:rPr>
         <w:t xml:space="preserve">bit</w:t>
@@ -7410,7 +7370,6 @@
       </w:pPr>
       <w:r>
         <w:rPr>
-          <w:bCs/>
           <w:b/>
         </w:rPr>
         <w:t xml:space="preserve">[N-7.18]</w:t>
@@ -7515,7 +7474,6 @@
       </w:pPr>
       <w:r>
         <w:rPr>
-          <w:bCs/>
           <w:b/>
         </w:rPr>
         <w:t xml:space="preserve">[N-7.19]</w:t>
@@ -7701,15 +7659,15 @@
         <w:t xml:space="preserve">rather than a fix for one bit is what prevents the next instance.</w:t>
       </w:r>
     </w:p>
-    <w:bookmarkEnd w:id="40"/>
-    <w:bookmarkStart w:id="41" w:name="X67c19bcb7547f3ff7a6ec1577bb509e2dc55845"/>
     <w:p>
       <w:pPr>
         <w:pStyle w:val="Heading3"/>
       </w:pPr>
+      <w:bookmarkStart w:id="43" w:name="X67c19bcb7547f3ff7a6ec1577bb509e2dc55845"/>
       <w:r>
         <w:t xml:space="preserve">7.7 Reachability</w:t>
       </w:r>
+      <w:bookmarkEnd w:id="43"/>
     </w:p>
     <w:p>
       <w:pPr>
@@ -7717,7 +7675,6 @@
       </w:pPr>
       <w:r>
         <w:rPr>
-          <w:bCs/>
           <w:b/>
         </w:rPr>
         <w:t xml:space="preserve">[N-7.20]</w:t>
@@ -7762,7 +7719,6 @@
       </w:pPr>
       <w:r>
         <w:rPr>
-          <w:bCs/>
           <w:b/>
         </w:rPr>
         <w:t xml:space="preserve">[N-7.21]</w:t>
@@ -7805,25 +7761,25 @@
         </w:pict>
       </w:r>
     </w:p>
-    <w:bookmarkEnd w:id="41"/>
-    <w:bookmarkEnd w:id="42"/>
-    <w:bookmarkStart w:id="47" w:name="Xaccd823957f7d6a3a504e6ec5042401faeeed45"/>
     <w:p>
       <w:pPr>
         <w:pStyle w:val="Heading2"/>
       </w:pPr>
+      <w:bookmarkStart w:id="44" w:name="Xaccd823957f7d6a3a504e6ec5042401faeeed45"/>
       <w:r>
         <w:t xml:space="preserve">8 Timing</w:t>
       </w:r>
+      <w:bookmarkEnd w:id="44"/>
     </w:p>
-    <w:bookmarkStart w:id="43" w:name="Xede527c55135e13ffa9107e57f9384ac47ccd91"/>
     <w:p>
       <w:pPr>
         <w:pStyle w:val="Heading3"/>
       </w:pPr>
+      <w:bookmarkStart w:id="45" w:name="Xede527c55135e13ffa9107e57f9384ac47ccd91"/>
       <w:r>
         <w:t xml:space="preserve">8.1 P2M beat: IMU into DSRAM</w:t>
       </w:r>
+      <w:bookmarkEnd w:id="45"/>
     </w:p>
     <w:p>
       <w:pPr>
@@ -7962,15 +7918,15 @@
         <w:t xml:space="preserve">DAR         ──┤  A              │  A+4     ├──  DINC=1</w:t>
       </w:r>
     </w:p>
-    <w:bookmarkEnd w:id="43"/>
-    <w:bookmarkStart w:id="44" w:name="Xf6c6446d33451c8a0dd41511218b6a1af07768b"/>
     <w:p>
       <w:pPr>
         <w:pStyle w:val="Heading3"/>
       </w:pPr>
+      <w:bookmarkStart w:id="46" w:name="Xf6c6446d33451c8a0dd41511218b6a1af07768b"/>
       <w:r>
         <w:t xml:space="preserve">8.2 Completion</w:t>
       </w:r>
+      <w:bookmarkEnd w:id="46"/>
     </w:p>
     <w:p>
       <w:pPr>
@@ -8052,7 +8008,6 @@
       </w:pPr>
       <w:r>
         <w:rPr>
-          <w:bCs/>
           <w:b/>
         </w:rPr>
         <w:t xml:space="preserve">[N-8.1]</w:t>
@@ -8094,15 +8049,15 @@
         <w:t xml:space="preserve">structurally impossible now that there is no crossing between them.</w:t>
       </w:r>
     </w:p>
-    <w:bookmarkEnd w:id="44"/>
-    <w:bookmarkStart w:id="45" w:name="Xff400a73f1a6e38493453f3c39d22455445a9c6"/>
     <w:p>
       <w:pPr>
         <w:pStyle w:val="Heading3"/>
       </w:pPr>
+      <w:bookmarkStart w:id="47" w:name="Xff400a73f1a6e38493453f3c39d22455445a9c6"/>
       <w:r>
         <w:t xml:space="preserve">8.3 Erratum D-2: the write collision</w:t>
       </w:r>
+      <w:bookmarkEnd w:id="47"/>
     </w:p>
     <w:p>
       <w:pPr>
@@ -8253,15 +8208,15 @@
         <w:t xml:space="preserve">              (MODE/SINC/DINC from the sw write DO take effect)</w:t>
       </w:r>
     </w:p>
-    <w:bookmarkEnd w:id="45"/>
-    <w:bookmarkStart w:id="46" w:name="X036b529ebc8dd13f9fd6e0aa77c595633cec285"/>
     <w:p>
       <w:pPr>
         <w:pStyle w:val="Heading3"/>
       </w:pPr>
+      <w:bookmarkStart w:id="48" w:name="X036b529ebc8dd13f9fd6e0aa77c595633cec285"/>
       <w:r>
         <w:t xml:space="preserve">8.4 Register access latency, before and after</w:t>
       </w:r>
+      <w:bookmarkEnd w:id="48"/>
     </w:p>
     <w:p>
       <w:pPr>
@@ -8352,7 +8307,6 @@
       </w:pPr>
       <w:r>
         <w:rPr>
-          <w:bCs/>
           <w:b/>
         </w:rPr>
         <w:t xml:space="preserve">[N-8.2]</w:t>
@@ -8398,16 +8352,15 @@
         </w:pict>
       </w:r>
     </w:p>
-    <w:bookmarkEnd w:id="46"/>
-    <w:bookmarkEnd w:id="47"/>
-    <w:bookmarkStart w:id="48" w:name="X972733491b067ed0fa9a9862bf68234c05bd95b"/>
     <w:p>
       <w:pPr>
         <w:pStyle w:val="Heading2"/>
       </w:pPr>
+      <w:bookmarkStart w:id="49" w:name="X972733491b067ed0fa9a9862bf68234c05bd95b"/>
       <w:r>
         <w:t xml:space="preserve">9 Clock, reset and power</w:t>
       </w:r>
+      <w:bookmarkEnd w:id="49"/>
     </w:p>
     <w:p>
       <w:pPr>
@@ -8415,7 +8368,6 @@
       </w:pPr>
       <w:r>
         <w:rPr>
-          <w:bCs/>
           <w:b/>
         </w:rPr>
         <w:t xml:space="preserve">[N-9.1]</w:t>
@@ -8475,7 +8427,6 @@
       </w:pPr>
       <w:r>
         <w:rPr>
-          <w:bCs/>
           <w:b/>
         </w:rPr>
         <w:t xml:space="preserve">[N-9.2]</w:t>
@@ -8565,7 +8516,6 @@
       </w:pPr>
       <w:r>
         <w:rPr>
-          <w:bCs/>
           <w:b/>
         </w:rPr>
         <w:t xml:space="preserve">[N-9.3]</w:t>
@@ -8601,7 +8551,6 @@
       </w:pPr>
       <w:r>
         <w:rPr>
-          <w:bCs/>
           <w:b/>
         </w:rPr>
         <w:t xml:space="preserve">[N-9.4]</w:t>
@@ -8641,15 +8590,15 @@
         </w:pict>
       </w:r>
     </w:p>
-    <w:bookmarkEnd w:id="48"/>
-    <w:bookmarkStart w:id="49" w:name="X80dcce1fe51588c653d94ff32f780f3b44b607a"/>
     <w:p>
       <w:pPr>
         <w:pStyle w:val="Heading2"/>
       </w:pPr>
+      <w:bookmarkStart w:id="50" w:name="X80dcce1fe51588c653d94ff32f780f3b44b607a"/>
       <w:r>
         <w:t xml:space="preserve">10 Assertions</w:t>
       </w:r>
+      <w:bookmarkEnd w:id="50"/>
     </w:p>
     <w:p>
       <w:pPr>
@@ -8657,7 +8606,7 @@
       </w:pPr>
       <w:r>
         <w:rPr>
-          <w:rStyle w:val="CommentTok"/>
+          <w:rStyle w:val="VerbatimChar"/>
         </w:rPr>
         <w:t xml:space="preserve">// --- no CDC primitives remain (R-3): structural, checked at review</w:t>
       </w:r>
@@ -8666,7 +8615,7 @@
       </w:r>
       <w:r>
         <w:rPr>
-          <w:rStyle w:val="CommentTok"/>
+          <w:rStyle w:val="VerbatimChar"/>
         </w:rPr>
         <w:t xml:space="preserve">// --- and behaviourally: the register file responds within one hclk of the pclk edge</w:t>
       </w:r>
@@ -8675,121 +8624,37 @@
       </w:r>
       <w:r>
         <w:rPr>
-          <w:rStyle w:val="NormalTok"/>
-        </w:rPr>
-        <w:t xml:space="preserve">a_no_cdc_latency: </w:t>
-      </w:r>
-      <w:r>
-        <w:rPr>
-          <w:rStyle w:val="KeywordTok"/>
-        </w:rPr>
-        <w:t xml:space="preserve">assert</w:t>
-      </w:r>
-      <w:r>
-        <w:rPr>
-          <w:rStyle w:val="NormalTok"/>
-        </w:rPr>
-        <w:t xml:space="preserve"> </w:t>
-      </w:r>
-      <w:r>
-        <w:rPr>
-          <w:rStyle w:val="KeywordTok"/>
-        </w:rPr>
-        <w:t xml:space="preserve">property</w:t>
-      </w:r>
-      <w:r>
-        <w:rPr>
-          <w:rStyle w:val="NormalTok"/>
-        </w:rPr>
-        <w:t xml:space="preserve"> (</w:t>
-      </w:r>
-      <w:r>
-        <w:br/>
-      </w:r>
-      <w:r>
-        <w:rPr>
-          <w:rStyle w:val="NormalTok"/>
-        </w:rPr>
-        <w:t xml:space="preserve">  @(</w:t>
-      </w:r>
-      <w:r>
-        <w:rPr>
-          <w:rStyle w:val="KeywordTok"/>
-        </w:rPr>
-        <w:t xml:space="preserve">posedge</w:t>
-      </w:r>
-      <w:r>
-        <w:rPr>
-          <w:rStyle w:val="NormalTok"/>
-        </w:rPr>
-        <w:t xml:space="preserve"> pclk_i) </w:t>
-      </w:r>
-      <w:r>
-        <w:rPr>
-          <w:rStyle w:val="KeywordTok"/>
-        </w:rPr>
-        <w:t xml:space="preserve">disable</w:t>
-      </w:r>
-      <w:r>
-        <w:rPr>
-          <w:rStyle w:val="NormalTok"/>
-        </w:rPr>
-        <w:t xml:space="preserve"> </w:t>
-      </w:r>
-      <w:r>
-        <w:rPr>
-          <w:rStyle w:val="KeywordTok"/>
-        </w:rPr>
-        <w:t xml:space="preserve">iff</w:t>
-      </w:r>
-      <w:r>
-        <w:rPr>
-          <w:rStyle w:val="NormalTok"/>
-        </w:rPr>
-        <w:t xml:space="preserve"> (!preset_n_i)</w:t>
-      </w:r>
-      <w:r>
-        <w:br/>
-      </w:r>
-      <w:r>
-        <w:rPr>
-          <w:rStyle w:val="NormalTok"/>
-        </w:rPr>
-        <w:t xml:space="preserve">  (apb_write &amp;&amp; apb_sel) |=&gt; </w:t>
-      </w:r>
-      <w:r>
-        <w:rPr>
-          <w:rStyle w:val="KeywordTok"/>
-        </w:rPr>
-        <w:t xml:space="preserve">$changed</w:t>
-      </w:r>
-      <w:r>
-        <w:rPr>
-          <w:rStyle w:val="NormalTok"/>
-        </w:rPr>
-        <w:t xml:space="preserve">(reg_hclk_view) || </w:t>
-      </w:r>
-      <w:r>
-        <w:rPr>
-          <w:rStyle w:val="KeywordTok"/>
-        </w:rPr>
-        <w:t xml:space="preserve">$stable</w:t>
-      </w:r>
-      <w:r>
-        <w:rPr>
-          <w:rStyle w:val="NormalTok"/>
-        </w:rPr>
-        <w:t xml:space="preserve">(apb_wdata));</w:t>
-      </w:r>
-      <w:r>
-        <w:br/>
-      </w:r>
-      <w:r>
-        <w:br/>
-      </w:r>
-      <w:r>
-        <w:rPr>
-          <w:rStyle w:val="CommentTok"/>
+          <w:rStyle w:val="VerbatimChar"/>
+        </w:rPr>
+        <w:t xml:space="preserve">a_no_cdc_latency: assert property (</w:t>
+      </w:r>
+      <w:r>
+        <w:br/>
+      </w:r>
+      <w:r>
+        <w:rPr>
+          <w:rStyle w:val="VerbatimChar"/>
+        </w:rPr>
+        <w:t xml:space="preserve">  @(posedge pclk_i) disable iff (!preset_n_i)</w:t>
+      </w:r>
+      <w:r>
+        <w:br/>
+      </w:r>
+      <w:r>
+        <w:rPr>
+          <w:rStyle w:val="VerbatimChar"/>
+        </w:rPr>
+        <w:t xml:space="preserve">  (apb_write &amp;&amp; apb_sel) |=&gt; $changed(reg_hclk_view) || $stable(apb_wdata));</w:t>
+      </w:r>
+      <w:r>
+        <w:br/>
+      </w:r>
+      <w:r>
+        <w:br/>
+      </w:r>
+      <w:r>
+        <w:rPr>
+          <w:rStyle w:val="VerbatimChar"/>
         </w:rPr>
         <w:t xml:space="preserve">// --- REMAINING and COMPLETE are always consistent (R-6, erratum D-1)</w:t>
       </w:r>
@@ -8798,208 +8663,64 @@
       </w:r>
       <w:r>
         <w:rPr>
-          <w:rStyle w:val="NormalTok"/>
-        </w:rPr>
-        <w:t xml:space="preserve">a_remaining_complete_consistent: </w:t>
-      </w:r>
-      <w:r>
-        <w:rPr>
-          <w:rStyle w:val="KeywordTok"/>
-        </w:rPr>
-        <w:t xml:space="preserve">assert</w:t>
-      </w:r>
-      <w:r>
-        <w:rPr>
-          <w:rStyle w:val="NormalTok"/>
-        </w:rPr>
-        <w:t xml:space="preserve"> </w:t>
-      </w:r>
-      <w:r>
-        <w:rPr>
-          <w:rStyle w:val="KeywordTok"/>
-        </w:rPr>
-        <w:t xml:space="preserve">property</w:t>
-      </w:r>
-      <w:r>
-        <w:rPr>
-          <w:rStyle w:val="NormalTok"/>
-        </w:rPr>
-        <w:t xml:space="preserve"> (</w:t>
-      </w:r>
-      <w:r>
-        <w:br/>
-      </w:r>
-      <w:r>
-        <w:rPr>
-          <w:rStyle w:val="NormalTok"/>
-        </w:rPr>
-        <w:t xml:space="preserve">  @(</w:t>
-      </w:r>
-      <w:r>
-        <w:rPr>
-          <w:rStyle w:val="KeywordTok"/>
-        </w:rPr>
-        <w:t xml:space="preserve">posedge</w:t>
-      </w:r>
-      <w:r>
-        <w:rPr>
-          <w:rStyle w:val="NormalTok"/>
-        </w:rPr>
-        <w:t xml:space="preserve"> hclk_i) </w:t>
-      </w:r>
-      <w:r>
-        <w:rPr>
-          <w:rStyle w:val="KeywordTok"/>
-        </w:rPr>
-        <w:t xml:space="preserve">disable</w:t>
-      </w:r>
-      <w:r>
-        <w:rPr>
-          <w:rStyle w:val="NormalTok"/>
-        </w:rPr>
-        <w:t xml:space="preserve"> </w:t>
-      </w:r>
-      <w:r>
-        <w:rPr>
-          <w:rStyle w:val="KeywordTok"/>
-        </w:rPr>
-        <w:t xml:space="preserve">iff</w:t>
-      </w:r>
-      <w:r>
-        <w:rPr>
-          <w:rStyle w:val="NormalTok"/>
-        </w:rPr>
-        <w:t xml:space="preserve"> (!hreset_n_i)</w:t>
-      </w:r>
-      <w:r>
-        <w:br/>
-      </w:r>
-      <w:r>
-        <w:rPr>
-          <w:rStyle w:val="NormalTok"/>
-        </w:rPr>
-        <w:t xml:space="preserve">  ch_complete[n] |-&gt; (ch_remaining[n] == </w:t>
-      </w:r>
-      <w:r>
-        <w:rPr>
-          <w:rStyle w:val="BaseNTok"/>
-        </w:rPr>
-        <w:t xml:space="preserve">16'd0</w:t>
-      </w:r>
-      <w:r>
-        <w:rPr>
-          <w:rStyle w:val="NormalTok"/>
-        </w:rPr>
-        <w:t xml:space="preserve">));</w:t>
-      </w:r>
-      <w:r>
-        <w:br/>
-      </w:r>
-      <w:r>
-        <w:rPr>
-          <w:rStyle w:val="NormalTok"/>
-        </w:rPr>
-        <w:t xml:space="preserve">a_active_implies_remaining: </w:t>
-      </w:r>
-      <w:r>
-        <w:rPr>
-          <w:rStyle w:val="KeywordTok"/>
-        </w:rPr>
-        <w:t xml:space="preserve">assert</w:t>
-      </w:r>
-      <w:r>
-        <w:rPr>
-          <w:rStyle w:val="NormalTok"/>
-        </w:rPr>
-        <w:t xml:space="preserve"> </w:t>
-      </w:r>
-      <w:r>
-        <w:rPr>
-          <w:rStyle w:val="KeywordTok"/>
-        </w:rPr>
-        <w:t xml:space="preserve">property</w:t>
-      </w:r>
-      <w:r>
-        <w:rPr>
-          <w:rStyle w:val="NormalTok"/>
-        </w:rPr>
-        <w:t xml:space="preserve"> (</w:t>
-      </w:r>
-      <w:r>
-        <w:br/>
-      </w:r>
-      <w:r>
-        <w:rPr>
-          <w:rStyle w:val="NormalTok"/>
-        </w:rPr>
-        <w:t xml:space="preserve">  @(</w:t>
-      </w:r>
-      <w:r>
-        <w:rPr>
-          <w:rStyle w:val="KeywordTok"/>
-        </w:rPr>
-        <w:t xml:space="preserve">posedge</w:t>
-      </w:r>
-      <w:r>
-        <w:rPr>
-          <w:rStyle w:val="NormalTok"/>
-        </w:rPr>
-        <w:t xml:space="preserve"> hclk_i) </w:t>
-      </w:r>
-      <w:r>
-        <w:rPr>
-          <w:rStyle w:val="KeywordTok"/>
-        </w:rPr>
-        <w:t xml:space="preserve">disable</w:t>
-      </w:r>
-      <w:r>
-        <w:rPr>
-          <w:rStyle w:val="NormalTok"/>
-        </w:rPr>
-        <w:t xml:space="preserve"> </w:t>
-      </w:r>
-      <w:r>
-        <w:rPr>
-          <w:rStyle w:val="KeywordTok"/>
-        </w:rPr>
-        <w:t xml:space="preserve">iff</w:t>
-      </w:r>
-      <w:r>
-        <w:rPr>
-          <w:rStyle w:val="NormalTok"/>
-        </w:rPr>
-        <w:t xml:space="preserve"> (!hreset_n_i)</w:t>
-      </w:r>
-      <w:r>
-        <w:br/>
-      </w:r>
-      <w:r>
-        <w:rPr>
-          <w:rStyle w:val="NormalTok"/>
-        </w:rPr>
-        <w:t xml:space="preserve">  ch_active[n] |-&gt; (ch_remaining[n] != </w:t>
-      </w:r>
-      <w:r>
-        <w:rPr>
-          <w:rStyle w:val="BaseNTok"/>
-        </w:rPr>
-        <w:t xml:space="preserve">16'd0</w:t>
-      </w:r>
-      <w:r>
-        <w:rPr>
-          <w:rStyle w:val="NormalTok"/>
-        </w:rPr>
-        <w:t xml:space="preserve">));</w:t>
-      </w:r>
-      <w:r>
-        <w:br/>
-      </w:r>
-      <w:r>
-        <w:br/>
-      </w:r>
-      <w:r>
-        <w:rPr>
-          <w:rStyle w:val="CommentTok"/>
+          <w:rStyle w:val="VerbatimChar"/>
+        </w:rPr>
+        <w:t xml:space="preserve">a_remaining_complete_consistent: assert property (</w:t>
+      </w:r>
+      <w:r>
+        <w:br/>
+      </w:r>
+      <w:r>
+        <w:rPr>
+          <w:rStyle w:val="VerbatimChar"/>
+        </w:rPr>
+        <w:t xml:space="preserve">  @(posedge hclk_i) disable iff (!hreset_n_i)</w:t>
+      </w:r>
+      <w:r>
+        <w:br/>
+      </w:r>
+      <w:r>
+        <w:rPr>
+          <w:rStyle w:val="VerbatimChar"/>
+        </w:rPr>
+        <w:t xml:space="preserve">  ch_complete[n] |-&gt; (ch_remaining[n] == 16'd0));</w:t>
+      </w:r>
+      <w:r>
+        <w:br/>
+      </w:r>
+      <w:r>
+        <w:rPr>
+          <w:rStyle w:val="VerbatimChar"/>
+        </w:rPr>
+        <w:t xml:space="preserve">a_active_implies_remaining: assert property (</w:t>
+      </w:r>
+      <w:r>
+        <w:br/>
+      </w:r>
+      <w:r>
+        <w:rPr>
+          <w:rStyle w:val="VerbatimChar"/>
+        </w:rPr>
+        <w:t xml:space="preserve">  @(posedge hclk_i) disable iff (!hreset_n_i)</w:t>
+      </w:r>
+      <w:r>
+        <w:br/>
+      </w:r>
+      <w:r>
+        <w:rPr>
+          <w:rStyle w:val="VerbatimChar"/>
+        </w:rPr>
+        <w:t xml:space="preserve">  ch_active[n] |-&gt; (ch_remaining[n] != 16'd0));</w:t>
+      </w:r>
+      <w:r>
+        <w:br/>
+      </w:r>
+      <w:r>
+        <w:br/>
+      </w:r>
+      <w:r>
+        <w:rPr>
+          <w:rStyle w:val="VerbatimChar"/>
         </w:rPr>
         <w:t xml:space="preserve">// --- hardware wins EN on a collision (R-7, erratum D-2)</w:t>
       </w:r>
@@ -9008,85 +8729,25 @@
       </w:r>
       <w:r>
         <w:rPr>
-          <w:rStyle w:val="NormalTok"/>
-        </w:rPr>
-        <w:t xml:space="preserve">a_hw_wins_en: </w:t>
-      </w:r>
-      <w:r>
-        <w:rPr>
-          <w:rStyle w:val="KeywordTok"/>
-        </w:rPr>
-        <w:t xml:space="preserve">assert</w:t>
-      </w:r>
-      <w:r>
-        <w:rPr>
-          <w:rStyle w:val="NormalTok"/>
-        </w:rPr>
-        <w:t xml:space="preserve"> </w:t>
-      </w:r>
-      <w:r>
-        <w:rPr>
-          <w:rStyle w:val="KeywordTok"/>
-        </w:rPr>
-        <w:t xml:space="preserve">property</w:t>
-      </w:r>
-      <w:r>
-        <w:rPr>
-          <w:rStyle w:val="NormalTok"/>
-        </w:rPr>
-        <w:t xml:space="preserve"> (</w:t>
-      </w:r>
-      <w:r>
-        <w:br/>
-      </w:r>
-      <w:r>
-        <w:rPr>
-          <w:rStyle w:val="NormalTok"/>
-        </w:rPr>
-        <w:t xml:space="preserve">  @(</w:t>
-      </w:r>
-      <w:r>
-        <w:rPr>
-          <w:rStyle w:val="KeywordTok"/>
-        </w:rPr>
-        <w:t xml:space="preserve">posedge</w:t>
-      </w:r>
-      <w:r>
-        <w:rPr>
-          <w:rStyle w:val="NormalTok"/>
-        </w:rPr>
-        <w:t xml:space="preserve"> hclk_i) </w:t>
-      </w:r>
-      <w:r>
-        <w:rPr>
-          <w:rStyle w:val="KeywordTok"/>
-        </w:rPr>
-        <w:t xml:space="preserve">disable</w:t>
-      </w:r>
-      <w:r>
-        <w:rPr>
-          <w:rStyle w:val="NormalTok"/>
-        </w:rPr>
-        <w:t xml:space="preserve"> </w:t>
-      </w:r>
-      <w:r>
-        <w:rPr>
-          <w:rStyle w:val="KeywordTok"/>
-        </w:rPr>
-        <w:t xml:space="preserve">iff</w:t>
-      </w:r>
-      <w:r>
-        <w:rPr>
-          <w:rStyle w:val="NormalTok"/>
-        </w:rPr>
-        <w:t xml:space="preserve"> (!hreset_n_i)</w:t>
-      </w:r>
-      <w:r>
-        <w:br/>
-      </w:r>
-      <w:r>
-        <w:rPr>
-          <w:rStyle w:val="NormalTok"/>
+          <w:rStyle w:val="VerbatimChar"/>
+        </w:rPr>
+        <w:t xml:space="preserve">a_hw_wins_en: assert property (</w:t>
+      </w:r>
+      <w:r>
+        <w:br/>
+      </w:r>
+      <w:r>
+        <w:rPr>
+          <w:rStyle w:val="VerbatimChar"/>
+        </w:rPr>
+        <w:t xml:space="preserve">  @(posedge hclk_i) disable iff (!hreset_n_i)</w:t>
+      </w:r>
+      <w:r>
+        <w:br/>
+      </w:r>
+      <w:r>
+        <w:rPr>
+          <w:rStyle w:val="VerbatimChar"/>
         </w:rPr>
         <w:t xml:space="preserve">  (hw_clear_en[n] &amp;&amp; sw_write_cr[n]) |=&gt; !ch_en[n]);</w:t>
       </w:r>
@@ -9098,7 +8759,7 @@
       </w:r>
       <w:r>
         <w:rPr>
-          <w:rStyle w:val="CommentTok"/>
+          <w:rStyle w:val="VerbatimChar"/>
         </w:rPr>
         <w:t xml:space="preserve">// --- but the rest of the software write still lands</w:t>
       </w:r>
@@ -9107,133 +8768,37 @@
       </w:r>
       <w:r>
         <w:rPr>
-          <w:rStyle w:val="NormalTok"/>
-        </w:rPr>
-        <w:t xml:space="preserve">a_sw_write_lands: </w:t>
-      </w:r>
-      <w:r>
-        <w:rPr>
-          <w:rStyle w:val="KeywordTok"/>
-        </w:rPr>
-        <w:t xml:space="preserve">assert</w:t>
-      </w:r>
-      <w:r>
-        <w:rPr>
-          <w:rStyle w:val="NormalTok"/>
-        </w:rPr>
-        <w:t xml:space="preserve"> </w:t>
-      </w:r>
-      <w:r>
-        <w:rPr>
-          <w:rStyle w:val="KeywordTok"/>
-        </w:rPr>
-        <w:t xml:space="preserve">property</w:t>
-      </w:r>
-      <w:r>
-        <w:rPr>
-          <w:rStyle w:val="NormalTok"/>
-        </w:rPr>
-        <w:t xml:space="preserve"> (</w:t>
-      </w:r>
-      <w:r>
-        <w:br/>
-      </w:r>
-      <w:r>
-        <w:rPr>
-          <w:rStyle w:val="NormalTok"/>
-        </w:rPr>
-        <w:t xml:space="preserve">  @(</w:t>
-      </w:r>
-      <w:r>
-        <w:rPr>
-          <w:rStyle w:val="KeywordTok"/>
-        </w:rPr>
-        <w:t xml:space="preserve">posedge</w:t>
-      </w:r>
-      <w:r>
-        <w:rPr>
-          <w:rStyle w:val="NormalTok"/>
-        </w:rPr>
-        <w:t xml:space="preserve"> hclk_i) </w:t>
-      </w:r>
-      <w:r>
-        <w:rPr>
-          <w:rStyle w:val="KeywordTok"/>
-        </w:rPr>
-        <w:t xml:space="preserve">disable</w:t>
-      </w:r>
-      <w:r>
-        <w:rPr>
-          <w:rStyle w:val="NormalTok"/>
-        </w:rPr>
-        <w:t xml:space="preserve"> </w:t>
-      </w:r>
-      <w:r>
-        <w:rPr>
-          <w:rStyle w:val="KeywordTok"/>
-        </w:rPr>
-        <w:t xml:space="preserve">iff</w:t>
-      </w:r>
-      <w:r>
-        <w:rPr>
-          <w:rStyle w:val="NormalTok"/>
-        </w:rPr>
-        <w:t xml:space="preserve"> (!hreset_n_i)</w:t>
-      </w:r>
-      <w:r>
-        <w:br/>
-      </w:r>
-      <w:r>
-        <w:rPr>
-          <w:rStyle w:val="NormalTok"/>
-        </w:rPr>
-        <w:t xml:space="preserve">  (hw_clear_en[n] &amp;&amp; sw_write_cr[n]) |=&gt; (ch_mode[n] == </w:t>
-      </w:r>
-      <w:r>
-        <w:rPr>
-          <w:rStyle w:val="KeywordTok"/>
-        </w:rPr>
-        <w:t xml:space="preserve">$past</w:t>
-      </w:r>
-      <w:r>
-        <w:rPr>
-          <w:rStyle w:val="NormalTok"/>
-        </w:rPr>
-        <w:t xml:space="preserve">(sw_wdata[</w:t>
-      </w:r>
-      <w:r>
-        <w:rPr>
-          <w:rStyle w:val="DecValTok"/>
-        </w:rPr>
-        <w:t xml:space="preserve">2</w:t>
-      </w:r>
-      <w:r>
-        <w:rPr>
-          <w:rStyle w:val="NormalTok"/>
-        </w:rPr>
-        <w:t xml:space="preserve">:</w:t>
-      </w:r>
-      <w:r>
-        <w:rPr>
-          <w:rStyle w:val="DecValTok"/>
-        </w:rPr>
-        <w:t xml:space="preserve">1</w:t>
-      </w:r>
-      <w:r>
-        <w:rPr>
-          <w:rStyle w:val="NormalTok"/>
-        </w:rPr>
-        <w:t xml:space="preserve">])));</w:t>
-      </w:r>
-      <w:r>
-        <w:br/>
-      </w:r>
-      <w:r>
-        <w:br/>
-      </w:r>
-      <w:r>
-        <w:rPr>
-          <w:rStyle w:val="CommentTok"/>
+          <w:rStyle w:val="VerbatimChar"/>
+        </w:rPr>
+        <w:t xml:space="preserve">a_sw_write_lands: assert property (</w:t>
+      </w:r>
+      <w:r>
+        <w:br/>
+      </w:r>
+      <w:r>
+        <w:rPr>
+          <w:rStyle w:val="VerbatimChar"/>
+        </w:rPr>
+        <w:t xml:space="preserve">  @(posedge hclk_i) disable iff (!hreset_n_i)</w:t>
+      </w:r>
+      <w:r>
+        <w:br/>
+      </w:r>
+      <w:r>
+        <w:rPr>
+          <w:rStyle w:val="VerbatimChar"/>
+        </w:rPr>
+        <w:t xml:space="preserve">  (hw_clear_en[n] &amp;&amp; sw_write_cr[n]) |=&gt; (ch_mode[n] == $past(sw_wdata[2:1])));</w:t>
+      </w:r>
+      <w:r>
+        <w:br/>
+      </w:r>
+      <w:r>
+        <w:br/>
+      </w:r>
+      <w:r>
+        <w:rPr>
+          <w:rStyle w:val="VerbatimChar"/>
         </w:rPr>
         <w:t xml:space="preserve">// --- a beat is never split between channels (N-7.11)</w:t>
       </w:r>
@@ -9242,121 +8807,37 @@
       </w:r>
       <w:r>
         <w:rPr>
-          <w:rStyle w:val="NormalTok"/>
-        </w:rPr>
-        <w:t xml:space="preserve">a_beat_atomic: </w:t>
-      </w:r>
-      <w:r>
-        <w:rPr>
-          <w:rStyle w:val="KeywordTok"/>
-        </w:rPr>
-        <w:t xml:space="preserve">assert</w:t>
-      </w:r>
-      <w:r>
-        <w:rPr>
-          <w:rStyle w:val="NormalTok"/>
-        </w:rPr>
-        <w:t xml:space="preserve"> </w:t>
-      </w:r>
-      <w:r>
-        <w:rPr>
-          <w:rStyle w:val="KeywordTok"/>
-        </w:rPr>
-        <w:t xml:space="preserve">property</w:t>
-      </w:r>
-      <w:r>
-        <w:rPr>
-          <w:rStyle w:val="NormalTok"/>
-        </w:rPr>
-        <w:t xml:space="preserve"> (</w:t>
-      </w:r>
-      <w:r>
-        <w:br/>
-      </w:r>
-      <w:r>
-        <w:rPr>
-          <w:rStyle w:val="NormalTok"/>
-        </w:rPr>
-        <w:t xml:space="preserve">  @(</w:t>
-      </w:r>
-      <w:r>
-        <w:rPr>
-          <w:rStyle w:val="KeywordTok"/>
-        </w:rPr>
-        <w:t xml:space="preserve">posedge</w:t>
-      </w:r>
-      <w:r>
-        <w:rPr>
-          <w:rStyle w:val="NormalTok"/>
-        </w:rPr>
-        <w:t xml:space="preserve"> hclk_i) </w:t>
-      </w:r>
-      <w:r>
-        <w:rPr>
-          <w:rStyle w:val="KeywordTok"/>
-        </w:rPr>
-        <w:t xml:space="preserve">disable</w:t>
-      </w:r>
-      <w:r>
-        <w:rPr>
-          <w:rStyle w:val="NormalTok"/>
-        </w:rPr>
-        <w:t xml:space="preserve"> </w:t>
-      </w:r>
-      <w:r>
-        <w:rPr>
-          <w:rStyle w:val="KeywordTok"/>
-        </w:rPr>
-        <w:t xml:space="preserve">iff</w:t>
-      </w:r>
-      <w:r>
-        <w:rPr>
-          <w:rStyle w:val="NormalTok"/>
-        </w:rPr>
-        <w:t xml:space="preserve"> (!hreset_n_i)</w:t>
-      </w:r>
-      <w:r>
-        <w:br/>
-      </w:r>
-      <w:r>
-        <w:rPr>
-          <w:rStyle w:val="NormalTok"/>
-        </w:rPr>
-        <w:t xml:space="preserve">  (xfer_state == READ) |-&gt; ##[</w:t>
-      </w:r>
-      <w:r>
-        <w:rPr>
-          <w:rStyle w:val="DecValTok"/>
-        </w:rPr>
-        <w:t xml:space="preserve">1</w:t>
-      </w:r>
-      <w:r>
-        <w:rPr>
-          <w:rStyle w:val="NormalTok"/>
-        </w:rPr>
-        <w:t xml:space="preserve">:$] (xfer_state == WRITE) &amp;&amp; </w:t>
-      </w:r>
-      <w:r>
-        <w:rPr>
-          <w:rStyle w:val="KeywordTok"/>
-        </w:rPr>
-        <w:t xml:space="preserve">$stable</w:t>
-      </w:r>
-      <w:r>
-        <w:rPr>
-          <w:rStyle w:val="NormalTok"/>
-        </w:rPr>
-        <w:t xml:space="preserve">(cur_ch));</w:t>
-      </w:r>
-      <w:r>
-        <w:br/>
-      </w:r>
-      <w:r>
-        <w:br/>
-      </w:r>
-      <w:r>
-        <w:rPr>
-          <w:rStyle w:val="CommentTok"/>
+          <w:rStyle w:val="VerbatimChar"/>
+        </w:rPr>
+        <w:t xml:space="preserve">a_beat_atomic: assert property (</w:t>
+      </w:r>
+      <w:r>
+        <w:br/>
+      </w:r>
+      <w:r>
+        <w:rPr>
+          <w:rStyle w:val="VerbatimChar"/>
+        </w:rPr>
+        <w:t xml:space="preserve">  @(posedge hclk_i) disable iff (!hreset_n_i)</w:t>
+      </w:r>
+      <w:r>
+        <w:br/>
+      </w:r>
+      <w:r>
+        <w:rPr>
+          <w:rStyle w:val="VerbatimChar"/>
+        </w:rPr>
+        <w:t xml:space="preserve">  (xfer_state == READ) |-&gt; ##[1:$] (xfer_state == WRITE) &amp;&amp; $stable(cur_ch));</w:t>
+      </w:r>
+      <w:r>
+        <w:br/>
+      </w:r>
+      <w:r>
+        <w:br/>
+      </w:r>
+      <w:r>
+        <w:rPr>
+          <w:rStyle w:val="VerbatimChar"/>
         </w:rPr>
         <w:t xml:space="preserve">// --- exactly one channel active in the engine at a time</w:t>
       </w:r>
@@ -9365,109 +8846,37 @@
       </w:r>
       <w:r>
         <w:rPr>
-          <w:rStyle w:val="NormalTok"/>
-        </w:rPr>
-        <w:t xml:space="preserve">a_one_channel: </w:t>
-      </w:r>
-      <w:r>
-        <w:rPr>
-          <w:rStyle w:val="KeywordTok"/>
-        </w:rPr>
-        <w:t xml:space="preserve">assert</w:t>
-      </w:r>
-      <w:r>
-        <w:rPr>
-          <w:rStyle w:val="NormalTok"/>
-        </w:rPr>
-        <w:t xml:space="preserve"> </w:t>
-      </w:r>
-      <w:r>
-        <w:rPr>
-          <w:rStyle w:val="KeywordTok"/>
-        </w:rPr>
-        <w:t xml:space="preserve">property</w:t>
-      </w:r>
-      <w:r>
-        <w:rPr>
-          <w:rStyle w:val="NormalTok"/>
-        </w:rPr>
-        <w:t xml:space="preserve"> (</w:t>
-      </w:r>
-      <w:r>
-        <w:br/>
-      </w:r>
-      <w:r>
-        <w:rPr>
-          <w:rStyle w:val="NormalTok"/>
-        </w:rPr>
-        <w:t xml:space="preserve">  @(</w:t>
-      </w:r>
-      <w:r>
-        <w:rPr>
-          <w:rStyle w:val="KeywordTok"/>
-        </w:rPr>
-        <w:t xml:space="preserve">posedge</w:t>
-      </w:r>
-      <w:r>
-        <w:rPr>
-          <w:rStyle w:val="NormalTok"/>
-        </w:rPr>
-        <w:t xml:space="preserve"> hclk_i) </w:t>
-      </w:r>
-      <w:r>
-        <w:rPr>
-          <w:rStyle w:val="KeywordTok"/>
-        </w:rPr>
-        <w:t xml:space="preserve">disable</w:t>
-      </w:r>
-      <w:r>
-        <w:rPr>
-          <w:rStyle w:val="NormalTok"/>
-        </w:rPr>
-        <w:t xml:space="preserve"> </w:t>
-      </w:r>
-      <w:r>
-        <w:rPr>
-          <w:rStyle w:val="KeywordTok"/>
-        </w:rPr>
-        <w:t xml:space="preserve">iff</w:t>
-      </w:r>
-      <w:r>
-        <w:rPr>
-          <w:rStyle w:val="NormalTok"/>
-        </w:rPr>
-        <w:t xml:space="preserve"> (!hreset_n_i)</w:t>
-      </w:r>
-      <w:r>
-        <w:br/>
-      </w:r>
-      <w:r>
-        <w:rPr>
-          <w:rStyle w:val="NormalTok"/>
-        </w:rPr>
-        <w:t xml:space="preserve">  (xfer_state != IDLE) |-&gt; </w:t>
-      </w:r>
-      <w:r>
-        <w:rPr>
-          <w:rStyle w:val="KeywordTok"/>
-        </w:rPr>
-        <w:t xml:space="preserve">$onehot</w:t>
-      </w:r>
-      <w:r>
-        <w:rPr>
-          <w:rStyle w:val="NormalTok"/>
-        </w:rPr>
-        <w:t xml:space="preserve">(ch_granted));</w:t>
-      </w:r>
-      <w:r>
-        <w:br/>
-      </w:r>
-      <w:r>
-        <w:br/>
-      </w:r>
-      <w:r>
-        <w:rPr>
-          <w:rStyle w:val="CommentTok"/>
+          <w:rStyle w:val="VerbatimChar"/>
+        </w:rPr>
+        <w:t xml:space="preserve">a_one_channel: assert property (</w:t>
+      </w:r>
+      <w:r>
+        <w:br/>
+      </w:r>
+      <w:r>
+        <w:rPr>
+          <w:rStyle w:val="VerbatimChar"/>
+        </w:rPr>
+        <w:t xml:space="preserve">  @(posedge hclk_i) disable iff (!hreset_n_i)</w:t>
+      </w:r>
+      <w:r>
+        <w:br/>
+      </w:r>
+      <w:r>
+        <w:rPr>
+          <w:rStyle w:val="VerbatimChar"/>
+        </w:rPr>
+        <w:t xml:space="preserve">  (xfer_state != IDLE) |-&gt; $onehot(ch_granted));</w:t>
+      </w:r>
+      <w:r>
+        <w:br/>
+      </w:r>
+      <w:r>
+        <w:br/>
+      </w:r>
+      <w:r>
+        <w:rPr>
+          <w:rStyle w:val="VerbatimChar"/>
         </w:rPr>
         <w:t xml:space="preserve">// --- one beat per request assertion (N-7.10)</w:t>
       </w:r>
@@ -9476,133 +8885,37 @@
       </w:r>
       <w:r>
         <w:rPr>
-          <w:rStyle w:val="NormalTok"/>
-        </w:rPr>
-        <w:t xml:space="preserve">a_one_beat_per_req: </w:t>
-      </w:r>
-      <w:r>
-        <w:rPr>
-          <w:rStyle w:val="KeywordTok"/>
-        </w:rPr>
-        <w:t xml:space="preserve">assert</w:t>
-      </w:r>
-      <w:r>
-        <w:rPr>
-          <w:rStyle w:val="NormalTok"/>
-        </w:rPr>
-        <w:t xml:space="preserve"> </w:t>
-      </w:r>
-      <w:r>
-        <w:rPr>
-          <w:rStyle w:val="KeywordTok"/>
-        </w:rPr>
-        <w:t xml:space="preserve">property</w:t>
-      </w:r>
-      <w:r>
-        <w:rPr>
-          <w:rStyle w:val="NormalTok"/>
-        </w:rPr>
-        <w:t xml:space="preserve"> (</w:t>
-      </w:r>
-      <w:r>
-        <w:br/>
-      </w:r>
-      <w:r>
-        <w:rPr>
-          <w:rStyle w:val="NormalTok"/>
-        </w:rPr>
-        <w:t xml:space="preserve">  @(</w:t>
-      </w:r>
-      <w:r>
-        <w:rPr>
-          <w:rStyle w:val="KeywordTok"/>
-        </w:rPr>
-        <w:t xml:space="preserve">posedge</w:t>
-      </w:r>
-      <w:r>
-        <w:rPr>
-          <w:rStyle w:val="NormalTok"/>
-        </w:rPr>
-        <w:t xml:space="preserve"> hclk_i) </w:t>
-      </w:r>
-      <w:r>
-        <w:rPr>
-          <w:rStyle w:val="KeywordTok"/>
-        </w:rPr>
-        <w:t xml:space="preserve">disable</w:t>
-      </w:r>
-      <w:r>
-        <w:rPr>
-          <w:rStyle w:val="NormalTok"/>
-        </w:rPr>
-        <w:t xml:space="preserve"> </w:t>
-      </w:r>
-      <w:r>
-        <w:rPr>
-          <w:rStyle w:val="KeywordTok"/>
-        </w:rPr>
-        <w:t xml:space="preserve">iff</w:t>
-      </w:r>
-      <w:r>
-        <w:rPr>
-          <w:rStyle w:val="NormalTok"/>
-        </w:rPr>
-        <w:t xml:space="preserve"> (!hreset_n_i)</w:t>
-      </w:r>
-      <w:r>
-        <w:br/>
-      </w:r>
-      <w:r>
-        <w:rPr>
-          <w:rStyle w:val="NormalTok"/>
-        </w:rPr>
-        <w:t xml:space="preserve">  </w:t>
-      </w:r>
-      <w:r>
-        <w:rPr>
-          <w:rStyle w:val="KeywordTok"/>
-        </w:rPr>
-        <w:t xml:space="preserve">$rose</w:t>
-      </w:r>
-      <w:r>
-        <w:rPr>
-          <w:rStyle w:val="NormalTok"/>
-        </w:rPr>
-        <w:t xml:space="preserve">(dma_ack_o[n]) |-&gt; !dma_ack_o[n] </w:t>
-      </w:r>
-      <w:r>
-        <w:rPr>
-          <w:rStyle w:val="KeywordTok"/>
-        </w:rPr>
-        <w:t xml:space="preserve">throughout</w:t>
-      </w:r>
-      <w:r>
-        <w:rPr>
-          <w:rStyle w:val="NormalTok"/>
-        </w:rPr>
-        <w:t xml:space="preserve"> (dma_req_i[n])[*</w:t>
-      </w:r>
-      <w:r>
-        <w:rPr>
-          <w:rStyle w:val="DecValTok"/>
-        </w:rPr>
-        <w:t xml:space="preserve">1</w:t>
-      </w:r>
-      <w:r>
-        <w:rPr>
-          <w:rStyle w:val="NormalTok"/>
-        </w:rPr>
-        <w:t xml:space="preserve">:$]);</w:t>
-      </w:r>
-      <w:r>
-        <w:br/>
-      </w:r>
-      <w:r>
-        <w:br/>
-      </w:r>
-      <w:r>
-        <w:rPr>
-          <w:rStyle w:val="CommentTok"/>
+          <w:rStyle w:val="VerbatimChar"/>
+        </w:rPr>
+        <w:t xml:space="preserve">a_one_beat_per_req: assert property (</w:t>
+      </w:r>
+      <w:r>
+        <w:br/>
+      </w:r>
+      <w:r>
+        <w:rPr>
+          <w:rStyle w:val="VerbatimChar"/>
+        </w:rPr>
+        <w:t xml:space="preserve">  @(posedge hclk_i) disable iff (!hreset_n_i)</w:t>
+      </w:r>
+      <w:r>
+        <w:br/>
+      </w:r>
+      <w:r>
+        <w:rPr>
+          <w:rStyle w:val="VerbatimChar"/>
+        </w:rPr>
+        <w:t xml:space="preserve">  $rose(dma_ack_o[n]) |-&gt; !dma_ack_o[n] throughout (dma_req_i[n])[*1:$]);</w:t>
+      </w:r>
+      <w:r>
+        <w:br/>
+      </w:r>
+      <w:r>
+        <w:br/>
+      </w:r>
+      <w:r>
+        <w:rPr>
+          <w:rStyle w:val="VerbatimChar"/>
         </w:rPr>
         <w:t xml:space="preserve">// --- error aborts only the affected channel (R-8)</w:t>
       </w:r>
@@ -9611,121 +8924,37 @@
       </w:r>
       <w:r>
         <w:rPr>
-          <w:rStyle w:val="NormalTok"/>
-        </w:rPr>
-        <w:t xml:space="preserve">a_error_isolated: </w:t>
-      </w:r>
-      <w:r>
-        <w:rPr>
-          <w:rStyle w:val="KeywordTok"/>
-        </w:rPr>
-        <w:t xml:space="preserve">assert</w:t>
-      </w:r>
-      <w:r>
-        <w:rPr>
-          <w:rStyle w:val="NormalTok"/>
-        </w:rPr>
-        <w:t xml:space="preserve"> </w:t>
-      </w:r>
-      <w:r>
-        <w:rPr>
-          <w:rStyle w:val="KeywordTok"/>
-        </w:rPr>
-        <w:t xml:space="preserve">property</w:t>
-      </w:r>
-      <w:r>
-        <w:rPr>
-          <w:rStyle w:val="NormalTok"/>
-        </w:rPr>
-        <w:t xml:space="preserve"> (</w:t>
-      </w:r>
-      <w:r>
-        <w:br/>
-      </w:r>
-      <w:r>
-        <w:rPr>
-          <w:rStyle w:val="NormalTok"/>
-        </w:rPr>
-        <w:t xml:space="preserve">  @(</w:t>
-      </w:r>
-      <w:r>
-        <w:rPr>
-          <w:rStyle w:val="KeywordTok"/>
-        </w:rPr>
-        <w:t xml:space="preserve">posedge</w:t>
-      </w:r>
-      <w:r>
-        <w:rPr>
-          <w:rStyle w:val="NormalTok"/>
-        </w:rPr>
-        <w:t xml:space="preserve"> hclk_i) </w:t>
-      </w:r>
-      <w:r>
-        <w:rPr>
-          <w:rStyle w:val="KeywordTok"/>
-        </w:rPr>
-        <w:t xml:space="preserve">disable</w:t>
-      </w:r>
-      <w:r>
-        <w:rPr>
-          <w:rStyle w:val="NormalTok"/>
-        </w:rPr>
-        <w:t xml:space="preserve"> </w:t>
-      </w:r>
-      <w:r>
-        <w:rPr>
-          <w:rStyle w:val="KeywordTok"/>
-        </w:rPr>
-        <w:t xml:space="preserve">iff</w:t>
-      </w:r>
-      <w:r>
-        <w:rPr>
-          <w:rStyle w:val="NormalTok"/>
-        </w:rPr>
-        <w:t xml:space="preserve"> (!hreset_n_i)</w:t>
-      </w:r>
-      <w:r>
-        <w:br/>
-      </w:r>
-      <w:r>
-        <w:rPr>
-          <w:rStyle w:val="NormalTok"/>
-        </w:rPr>
-        <w:t xml:space="preserve">  </w:t>
-      </w:r>
-      <w:r>
-        <w:rPr>
-          <w:rStyle w:val="KeywordTok"/>
-        </w:rPr>
-        <w:t xml:space="preserve">$rose</w:t>
-      </w:r>
-      <w:r>
-        <w:rPr>
-          <w:rStyle w:val="NormalTok"/>
-        </w:rPr>
-        <w:t xml:space="preserve">(ch_error[n]) |=&gt; !ch_en[n] &amp;&amp; </w:t>
-      </w:r>
-      <w:r>
-        <w:rPr>
-          <w:rStyle w:val="KeywordTok"/>
-        </w:rPr>
-        <w:t xml:space="preserve">$stable</w:t>
-      </w:r>
-      <w:r>
-        <w:rPr>
-          <w:rStyle w:val="NormalTok"/>
-        </w:rPr>
-        <w:t xml:space="preserve">(ch_en_others));</w:t>
-      </w:r>
-      <w:r>
-        <w:br/>
-      </w:r>
-      <w:r>
-        <w:br/>
-      </w:r>
-      <w:r>
-        <w:rPr>
-          <w:rStyle w:val="CommentTok"/>
+          <w:rStyle w:val="VerbatimChar"/>
+        </w:rPr>
+        <w:t xml:space="preserve">a_error_isolated: assert property (</w:t>
+      </w:r>
+      <w:r>
+        <w:br/>
+      </w:r>
+      <w:r>
+        <w:rPr>
+          <w:rStyle w:val="VerbatimChar"/>
+        </w:rPr>
+        <w:t xml:space="preserve">  @(posedge hclk_i) disable iff (!hreset_n_i)</w:t>
+      </w:r>
+      <w:r>
+        <w:br/>
+      </w:r>
+      <w:r>
+        <w:rPr>
+          <w:rStyle w:val="VerbatimChar"/>
+        </w:rPr>
+        <w:t xml:space="preserve">  $rose(ch_error[n]) |=&gt; !ch_en[n] &amp;&amp; $stable(ch_en_others));</w:t>
+      </w:r>
+      <w:r>
+        <w:br/>
+      </w:r>
+      <w:r>
+        <w:br/>
+      </w:r>
+      <w:r>
+        <w:rPr>
+          <w:rStyle w:val="VerbatimChar"/>
         </w:rPr>
         <w:t xml:space="preserve">// --- ERRPHASE is set correctly</w:t>
       </w:r>
@@ -9734,109 +8963,37 @@
       </w:r>
       <w:r>
         <w:rPr>
-          <w:rStyle w:val="NormalTok"/>
-        </w:rPr>
-        <w:t xml:space="preserve">a_errphase: </w:t>
-      </w:r>
-      <w:r>
-        <w:rPr>
-          <w:rStyle w:val="KeywordTok"/>
-        </w:rPr>
-        <w:t xml:space="preserve">assert</w:t>
-      </w:r>
-      <w:r>
-        <w:rPr>
-          <w:rStyle w:val="NormalTok"/>
-        </w:rPr>
-        <w:t xml:space="preserve"> </w:t>
-      </w:r>
-      <w:r>
-        <w:rPr>
-          <w:rStyle w:val="KeywordTok"/>
-        </w:rPr>
-        <w:t xml:space="preserve">property</w:t>
-      </w:r>
-      <w:r>
-        <w:rPr>
-          <w:rStyle w:val="NormalTok"/>
-        </w:rPr>
-        <w:t xml:space="preserve"> (</w:t>
-      </w:r>
-      <w:r>
-        <w:br/>
-      </w:r>
-      <w:r>
-        <w:rPr>
-          <w:rStyle w:val="NormalTok"/>
-        </w:rPr>
-        <w:t xml:space="preserve">  @(</w:t>
-      </w:r>
-      <w:r>
-        <w:rPr>
-          <w:rStyle w:val="KeywordTok"/>
-        </w:rPr>
-        <w:t xml:space="preserve">posedge</w:t>
-      </w:r>
-      <w:r>
-        <w:rPr>
-          <w:rStyle w:val="NormalTok"/>
-        </w:rPr>
-        <w:t xml:space="preserve"> hclk_i) </w:t>
-      </w:r>
-      <w:r>
-        <w:rPr>
-          <w:rStyle w:val="KeywordTok"/>
-        </w:rPr>
-        <w:t xml:space="preserve">disable</w:t>
-      </w:r>
-      <w:r>
-        <w:rPr>
-          <w:rStyle w:val="NormalTok"/>
-        </w:rPr>
-        <w:t xml:space="preserve"> </w:t>
-      </w:r>
-      <w:r>
-        <w:rPr>
-          <w:rStyle w:val="KeywordTok"/>
-        </w:rPr>
-        <w:t xml:space="preserve">iff</w:t>
-      </w:r>
-      <w:r>
-        <w:rPr>
-          <w:rStyle w:val="NormalTok"/>
-        </w:rPr>
-        <w:t xml:space="preserve"> (!hreset_n_i)</w:t>
-      </w:r>
-      <w:r>
-        <w:br/>
-      </w:r>
-      <w:r>
-        <w:rPr>
-          <w:rStyle w:val="NormalTok"/>
-        </w:rPr>
-        <w:t xml:space="preserve">  (hresp &amp;&amp; xfer_state == READ) |=&gt; (ch_errphase[cur_ch] == </w:t>
-      </w:r>
-      <w:r>
-        <w:rPr>
-          <w:rStyle w:val="BaseNTok"/>
-        </w:rPr>
-        <w:t xml:space="preserve">3'd1</w:t>
-      </w:r>
-      <w:r>
-        <w:rPr>
-          <w:rStyle w:val="NormalTok"/>
-        </w:rPr>
-        <w:t xml:space="preserve">));</w:t>
-      </w:r>
-      <w:r>
-        <w:br/>
-      </w:r>
-      <w:r>
-        <w:br/>
-      </w:r>
-      <w:r>
-        <w:rPr>
-          <w:rStyle w:val="CommentTok"/>
+          <w:rStyle w:val="VerbatimChar"/>
+        </w:rPr>
+        <w:t xml:space="preserve">a_errphase: assert property (</w:t>
+      </w:r>
+      <w:r>
+        <w:br/>
+      </w:r>
+      <w:r>
+        <w:rPr>
+          <w:rStyle w:val="VerbatimChar"/>
+        </w:rPr>
+        <w:t xml:space="preserve">  @(posedge hclk_i) disable iff (!hreset_n_i)</w:t>
+      </w:r>
+      <w:r>
+        <w:br/>
+      </w:r>
+      <w:r>
+        <w:rPr>
+          <w:rStyle w:val="VerbatimChar"/>
+        </w:rPr>
+        <w:t xml:space="preserve">  (hresp &amp;&amp; xfer_state == READ) |=&gt; (ch_errphase[cur_ch] == 3'd1));</w:t>
+      </w:r>
+      <w:r>
+        <w:br/>
+      </w:r>
+      <w:r>
+        <w:br/>
+      </w:r>
+      <w:r>
+        <w:rPr>
+          <w:rStyle w:val="VerbatimChar"/>
         </w:rPr>
         <w:t xml:space="preserve">// --- SAR/DAR/REMAINING freeze at the failure point (N-7.15)</w:t>
       </w:r>
@@ -9845,133 +9002,37 @@
       </w:r>
       <w:r>
         <w:rPr>
-          <w:rStyle w:val="NormalTok"/>
-        </w:rPr>
-        <w:t xml:space="preserve">a_freeze_on_error: </w:t>
-      </w:r>
-      <w:r>
-        <w:rPr>
-          <w:rStyle w:val="KeywordTok"/>
-        </w:rPr>
-        <w:t xml:space="preserve">assert</w:t>
-      </w:r>
-      <w:r>
-        <w:rPr>
-          <w:rStyle w:val="NormalTok"/>
-        </w:rPr>
-        <w:t xml:space="preserve"> </w:t>
-      </w:r>
-      <w:r>
-        <w:rPr>
-          <w:rStyle w:val="KeywordTok"/>
-        </w:rPr>
-        <w:t xml:space="preserve">property</w:t>
-      </w:r>
-      <w:r>
-        <w:rPr>
-          <w:rStyle w:val="NormalTok"/>
-        </w:rPr>
-        <w:t xml:space="preserve"> (</w:t>
-      </w:r>
-      <w:r>
-        <w:br/>
-      </w:r>
-      <w:r>
-        <w:rPr>
-          <w:rStyle w:val="NormalTok"/>
-        </w:rPr>
-        <w:t xml:space="preserve">  @(</w:t>
-      </w:r>
-      <w:r>
-        <w:rPr>
-          <w:rStyle w:val="KeywordTok"/>
-        </w:rPr>
-        <w:t xml:space="preserve">posedge</w:t>
-      </w:r>
-      <w:r>
-        <w:rPr>
-          <w:rStyle w:val="NormalTok"/>
-        </w:rPr>
-        <w:t xml:space="preserve"> hclk_i) </w:t>
-      </w:r>
-      <w:r>
-        <w:rPr>
-          <w:rStyle w:val="KeywordTok"/>
-        </w:rPr>
-        <w:t xml:space="preserve">disable</w:t>
-      </w:r>
-      <w:r>
-        <w:rPr>
-          <w:rStyle w:val="NormalTok"/>
-        </w:rPr>
-        <w:t xml:space="preserve"> </w:t>
-      </w:r>
-      <w:r>
-        <w:rPr>
-          <w:rStyle w:val="KeywordTok"/>
-        </w:rPr>
-        <w:t xml:space="preserve">iff</w:t>
-      </w:r>
-      <w:r>
-        <w:rPr>
-          <w:rStyle w:val="NormalTok"/>
-        </w:rPr>
-        <w:t xml:space="preserve"> (!hreset_n_i)</w:t>
-      </w:r>
-      <w:r>
-        <w:br/>
-      </w:r>
-      <w:r>
-        <w:rPr>
-          <w:rStyle w:val="NormalTok"/>
-        </w:rPr>
-        <w:t xml:space="preserve">  ch_error[n] |=&gt; </w:t>
-      </w:r>
-      <w:r>
-        <w:rPr>
-          <w:rStyle w:val="KeywordTok"/>
-        </w:rPr>
-        <w:t xml:space="preserve">$stable</w:t>
-      </w:r>
-      <w:r>
-        <w:rPr>
-          <w:rStyle w:val="NormalTok"/>
-        </w:rPr>
-        <w:t xml:space="preserve">(ch_sar[n]) &amp;&amp; </w:t>
-      </w:r>
-      <w:r>
-        <w:rPr>
-          <w:rStyle w:val="KeywordTok"/>
-        </w:rPr>
-        <w:t xml:space="preserve">$stable</w:t>
-      </w:r>
-      <w:r>
-        <w:rPr>
-          <w:rStyle w:val="NormalTok"/>
-        </w:rPr>
-        <w:t xml:space="preserve">(ch_dar[n]) &amp;&amp; </w:t>
-      </w:r>
-      <w:r>
-        <w:rPr>
-          <w:rStyle w:val="KeywordTok"/>
-        </w:rPr>
-        <w:t xml:space="preserve">$stable</w:t>
-      </w:r>
-      <w:r>
-        <w:rPr>
-          <w:rStyle w:val="NormalTok"/>
-        </w:rPr>
-        <w:t xml:space="preserve">(ch_remaining[n]));</w:t>
-      </w:r>
-      <w:r>
-        <w:br/>
-      </w:r>
-      <w:r>
-        <w:br/>
-      </w:r>
-      <w:r>
-        <w:rPr>
-          <w:rStyle w:val="CommentTok"/>
+          <w:rStyle w:val="VerbatimChar"/>
+        </w:rPr>
+        <w:t xml:space="preserve">a_freeze_on_error: assert property (</w:t>
+      </w:r>
+      <w:r>
+        <w:br/>
+      </w:r>
+      <w:r>
+        <w:rPr>
+          <w:rStyle w:val="VerbatimChar"/>
+        </w:rPr>
+        <w:t xml:space="preserve">  @(posedge hclk_i) disable iff (!hreset_n_i)</w:t>
+      </w:r>
+      <w:r>
+        <w:br/>
+      </w:r>
+      <w:r>
+        <w:rPr>
+          <w:rStyle w:val="VerbatimChar"/>
+        </w:rPr>
+        <w:t xml:space="preserve">  ch_error[n] |=&gt; $stable(ch_sar[n]) &amp;&amp; $stable(ch_dar[n]) &amp;&amp; $stable(ch_remaining[n]));</w:t>
+      </w:r>
+      <w:r>
+        <w:br/>
+      </w:r>
+      <w:r>
+        <w:br/>
+      </w:r>
+      <w:r>
+        <w:rPr>
+          <w:rStyle w:val="VerbatimChar"/>
         </w:rPr>
         <w:t xml:space="preserve">// --- no ISRAM or Boot ROM access ever (R-9)</w:t>
       </w:r>
@@ -9980,169 +9041,37 @@
       </w:r>
       <w:r>
         <w:rPr>
-          <w:rStyle w:val="NormalTok"/>
-        </w:rPr>
-        <w:t xml:space="preserve">a_no_isram: </w:t>
-      </w:r>
-      <w:r>
-        <w:rPr>
-          <w:rStyle w:val="KeywordTok"/>
-        </w:rPr>
-        <w:t xml:space="preserve">assert</w:t>
-      </w:r>
-      <w:r>
-        <w:rPr>
-          <w:rStyle w:val="NormalTok"/>
-        </w:rPr>
-        <w:t xml:space="preserve"> </w:t>
-      </w:r>
-      <w:r>
-        <w:rPr>
-          <w:rStyle w:val="KeywordTok"/>
-        </w:rPr>
-        <w:t xml:space="preserve">property</w:t>
-      </w:r>
-      <w:r>
-        <w:rPr>
-          <w:rStyle w:val="NormalTok"/>
-        </w:rPr>
-        <w:t xml:space="preserve"> (</w:t>
-      </w:r>
-      <w:r>
-        <w:br/>
-      </w:r>
-      <w:r>
-        <w:rPr>
-          <w:rStyle w:val="NormalTok"/>
-        </w:rPr>
-        <w:t xml:space="preserve">  @(</w:t>
-      </w:r>
-      <w:r>
-        <w:rPr>
-          <w:rStyle w:val="KeywordTok"/>
-        </w:rPr>
-        <w:t xml:space="preserve">posedge</w:t>
-      </w:r>
-      <w:r>
-        <w:rPr>
-          <w:rStyle w:val="NormalTok"/>
-        </w:rPr>
-        <w:t xml:space="preserve"> hclk_i) </w:t>
-      </w:r>
-      <w:r>
-        <w:rPr>
-          <w:rStyle w:val="KeywordTok"/>
-        </w:rPr>
-        <w:t xml:space="preserve">disable</w:t>
-      </w:r>
-      <w:r>
-        <w:rPr>
-          <w:rStyle w:val="NormalTok"/>
-        </w:rPr>
-        <w:t xml:space="preserve"> </w:t>
-      </w:r>
-      <w:r>
-        <w:rPr>
-          <w:rStyle w:val="KeywordTok"/>
-        </w:rPr>
-        <w:t xml:space="preserve">iff</w:t>
-      </w:r>
-      <w:r>
-        <w:rPr>
-          <w:rStyle w:val="NormalTok"/>
-        </w:rPr>
-        <w:t xml:space="preserve"> (!hreset_n_i)</w:t>
-      </w:r>
-      <w:r>
-        <w:br/>
-      </w:r>
-      <w:r>
-        <w:rPr>
-          <w:rStyle w:val="NormalTok"/>
-        </w:rPr>
-        <w:t xml:space="preserve">  (dma_htrans != IDLE) |-&gt; (dma_haddr[</w:t>
-      </w:r>
-      <w:r>
-        <w:rPr>
-          <w:rStyle w:val="DecValTok"/>
-        </w:rPr>
-        <w:t xml:space="preserve">31</w:t>
-      </w:r>
-      <w:r>
-        <w:rPr>
-          <w:rStyle w:val="NormalTok"/>
-        </w:rPr>
-        <w:t xml:space="preserve">:</w:t>
-      </w:r>
-      <w:r>
-        <w:rPr>
-          <w:rStyle w:val="DecValTok"/>
-        </w:rPr>
-        <w:t xml:space="preserve">28</w:t>
-      </w:r>
-      <w:r>
-        <w:rPr>
-          <w:rStyle w:val="NormalTok"/>
-        </w:rPr>
-        <w:t xml:space="preserve">] != </w:t>
-      </w:r>
-      <w:r>
-        <w:rPr>
-          <w:rStyle w:val="BaseNTok"/>
-        </w:rPr>
-        <w:t xml:space="preserve">4'h0</w:t>
-      </w:r>
-      <w:r>
-        <w:rPr>
-          <w:rStyle w:val="NormalTok"/>
-        </w:rPr>
-        <w:t xml:space="preserve"> &amp;&amp; dma_haddr[</w:t>
-      </w:r>
-      <w:r>
-        <w:rPr>
-          <w:rStyle w:val="DecValTok"/>
-        </w:rPr>
-        <w:t xml:space="preserve">31</w:t>
-      </w:r>
-      <w:r>
-        <w:rPr>
-          <w:rStyle w:val="NormalTok"/>
-        </w:rPr>
-        <w:t xml:space="preserve">:</w:t>
-      </w:r>
-      <w:r>
-        <w:rPr>
-          <w:rStyle w:val="DecValTok"/>
-        </w:rPr>
-        <w:t xml:space="preserve">28</w:t>
-      </w:r>
-      <w:r>
-        <w:rPr>
-          <w:rStyle w:val="NormalTok"/>
-        </w:rPr>
-        <w:t xml:space="preserve">] != </w:t>
-      </w:r>
-      <w:r>
-        <w:rPr>
-          <w:rStyle w:val="BaseNTok"/>
-        </w:rPr>
-        <w:t xml:space="preserve">4'h1</w:t>
-      </w:r>
-      <w:r>
-        <w:rPr>
-          <w:rStyle w:val="NormalTok"/>
-        </w:rPr>
-        <w:t xml:space="preserve">));</w:t>
-      </w:r>
-      <w:r>
-        <w:br/>
-      </w:r>
-      <w:r>
-        <w:br/>
-      </w:r>
-      <w:r>
-        <w:rPr>
-          <w:rStyle w:val="CommentTok"/>
+          <w:rStyle w:val="VerbatimChar"/>
+        </w:rPr>
+        <w:t xml:space="preserve">a_no_isram: assert property (</w:t>
+      </w:r>
+      <w:r>
+        <w:br/>
+      </w:r>
+      <w:r>
+        <w:rPr>
+          <w:rStyle w:val="VerbatimChar"/>
+        </w:rPr>
+        <w:t xml:space="preserve">  @(posedge hclk_i) disable iff (!hreset_n_i)</w:t>
+      </w:r>
+      <w:r>
+        <w:br/>
+      </w:r>
+      <w:r>
+        <w:rPr>
+          <w:rStyle w:val="VerbatimChar"/>
+        </w:rPr>
+        <w:t xml:space="preserve">  (dma_htrans != IDLE) |-&gt; (dma_haddr[31:28] != 4'h0 &amp;&amp; dma_haddr[31:28] != 4'h1));</w:t>
+      </w:r>
+      <w:r>
+        <w:br/>
+      </w:r>
+      <w:r>
+        <w:br/>
+      </w:r>
+      <w:r>
+        <w:rPr>
+          <w:rStyle w:val="VerbatimChar"/>
         </w:rPr>
         <w:t xml:space="preserve">// --- MODE=3 is rejected (N-6.1)</w:t>
       </w:r>
@@ -10151,247 +9080,67 @@
       </w:r>
       <w:r>
         <w:rPr>
-          <w:rStyle w:val="NormalTok"/>
-        </w:rPr>
-        <w:t xml:space="preserve">a_mode3_rejected: </w:t>
-      </w:r>
-      <w:r>
-        <w:rPr>
-          <w:rStyle w:val="KeywordTok"/>
-        </w:rPr>
-        <w:t xml:space="preserve">assert</w:t>
-      </w:r>
-      <w:r>
-        <w:rPr>
-          <w:rStyle w:val="NormalTok"/>
-        </w:rPr>
-        <w:t xml:space="preserve"> </w:t>
-      </w:r>
-      <w:r>
-        <w:rPr>
-          <w:rStyle w:val="KeywordTok"/>
-        </w:rPr>
-        <w:t xml:space="preserve">property</w:t>
-      </w:r>
-      <w:r>
-        <w:rPr>
-          <w:rStyle w:val="NormalTok"/>
-        </w:rPr>
-        <w:t xml:space="preserve"> (</w:t>
-      </w:r>
-      <w:r>
-        <w:br/>
-      </w:r>
-      <w:r>
-        <w:rPr>
-          <w:rStyle w:val="NormalTok"/>
-        </w:rPr>
-        <w:t xml:space="preserve">  @(</w:t>
-      </w:r>
-      <w:r>
-        <w:rPr>
-          <w:rStyle w:val="KeywordTok"/>
-        </w:rPr>
-        <w:t xml:space="preserve">posedge</w:t>
-      </w:r>
-      <w:r>
-        <w:rPr>
-          <w:rStyle w:val="NormalTok"/>
-        </w:rPr>
-        <w:t xml:space="preserve"> pclk_i) </w:t>
-      </w:r>
-      <w:r>
-        <w:rPr>
-          <w:rStyle w:val="KeywordTok"/>
-        </w:rPr>
-        <w:t xml:space="preserve">disable</w:t>
-      </w:r>
-      <w:r>
-        <w:rPr>
-          <w:rStyle w:val="NormalTok"/>
-        </w:rPr>
-        <w:t xml:space="preserve"> </w:t>
-      </w:r>
-      <w:r>
-        <w:rPr>
-          <w:rStyle w:val="KeywordTok"/>
-        </w:rPr>
-        <w:t xml:space="preserve">iff</w:t>
-      </w:r>
-      <w:r>
-        <w:rPr>
-          <w:rStyle w:val="NormalTok"/>
-        </w:rPr>
-        <w:t xml:space="preserve"> (!preset_n_i)</w:t>
-      </w:r>
-      <w:r>
-        <w:br/>
-      </w:r>
-      <w:r>
-        <w:rPr>
-          <w:rStyle w:val="NormalTok"/>
-        </w:rPr>
-        <w:t xml:space="preserve">  (apb_write &amp;&amp; apb_wdata[</w:t>
-      </w:r>
-      <w:r>
-        <w:rPr>
-          <w:rStyle w:val="DecValTok"/>
-        </w:rPr>
-        <w:t xml:space="preserve">2</w:t>
-      </w:r>
-      <w:r>
-        <w:rPr>
-          <w:rStyle w:val="NormalTok"/>
-        </w:rPr>
-        <w:t xml:space="preserve">:</w:t>
-      </w:r>
-      <w:r>
-        <w:rPr>
-          <w:rStyle w:val="DecValTok"/>
-        </w:rPr>
-        <w:t xml:space="preserve">1</w:t>
-      </w:r>
-      <w:r>
-        <w:rPr>
-          <w:rStyle w:val="NormalTok"/>
-        </w:rPr>
-        <w:t xml:space="preserve">] == </w:t>
-      </w:r>
-      <w:r>
-        <w:rPr>
-          <w:rStyle w:val="BaseNTok"/>
-        </w:rPr>
-        <w:t xml:space="preserve">2'b11</w:t>
-      </w:r>
-      <w:r>
-        <w:rPr>
-          <w:rStyle w:val="NormalTok"/>
-        </w:rPr>
-        <w:t xml:space="preserve">) |=&gt; </w:t>
-      </w:r>
-      <w:r>
-        <w:rPr>
-          <w:rStyle w:val="KeywordTok"/>
-        </w:rPr>
-        <w:t xml:space="preserve">$stable</w:t>
-      </w:r>
-      <w:r>
-        <w:rPr>
-          <w:rStyle w:val="NormalTok"/>
-        </w:rPr>
-        <w:t xml:space="preserve">(ch_mode[n]));</w:t>
-      </w:r>
-      <w:r>
-        <w:br/>
-      </w:r>
-      <w:r>
-        <w:br/>
-      </w:r>
-      <w:r>
-        <w:rPr>
-          <w:rStyle w:val="CommentTok"/>
-        </w:rPr>
-        <w:t xml:space="preserve">// --- channel 4 never requests (N-6.4)</w:t>
-      </w:r>
-      <w:r>
-        <w:br/>
-      </w:r>
-      <w:r>
-        <w:rPr>
-          <w:rStyle w:val="NormalTok"/>
-        </w:rPr>
-        <w:t xml:space="preserve">a_ch4_tied: </w:t>
-      </w:r>
-      <w:r>
-        <w:rPr>
-          <w:rStyle w:val="KeywordTok"/>
-        </w:rPr>
-        <w:t xml:space="preserve">assert</w:t>
-      </w:r>
-      <w:r>
-        <w:rPr>
-          <w:rStyle w:val="NormalTok"/>
-        </w:rPr>
-        <w:t xml:space="preserve"> </w:t>
-      </w:r>
-      <w:r>
-        <w:rPr>
-          <w:rStyle w:val="KeywordTok"/>
-        </w:rPr>
-        <w:t xml:space="preserve">property</w:t>
-      </w:r>
-      <w:r>
-        <w:rPr>
-          <w:rStyle w:val="NormalTok"/>
-        </w:rPr>
-        <w:t xml:space="preserve"> (</w:t>
-      </w:r>
-      <w:r>
-        <w:br/>
-      </w:r>
-      <w:r>
-        <w:rPr>
-          <w:rStyle w:val="NormalTok"/>
-        </w:rPr>
-        <w:t xml:space="preserve">  @(</w:t>
-      </w:r>
-      <w:r>
-        <w:rPr>
-          <w:rStyle w:val="KeywordTok"/>
-        </w:rPr>
-        <w:t xml:space="preserve">posedge</w:t>
-      </w:r>
-      <w:r>
-        <w:rPr>
-          <w:rStyle w:val="NormalTok"/>
-        </w:rPr>
-        <w:t xml:space="preserve"> hclk_i) </w:t>
-      </w:r>
-      <w:r>
-        <w:rPr>
-          <w:rStyle w:val="KeywordTok"/>
-        </w:rPr>
-        <w:t xml:space="preserve">disable</w:t>
-      </w:r>
-      <w:r>
-        <w:rPr>
-          <w:rStyle w:val="NormalTok"/>
-        </w:rPr>
-        <w:t xml:space="preserve"> </w:t>
-      </w:r>
-      <w:r>
-        <w:rPr>
-          <w:rStyle w:val="KeywordTok"/>
-        </w:rPr>
-        <w:t xml:space="preserve">iff</w:t>
-      </w:r>
-      <w:r>
-        <w:rPr>
-          <w:rStyle w:val="NormalTok"/>
-        </w:rPr>
-        <w:t xml:space="preserve"> (!hreset_n_i) !dma_req_i[</w:t>
-      </w:r>
-      <w:r>
-        <w:rPr>
-          <w:rStyle w:val="DecValTok"/>
-        </w:rPr>
-        <w:t xml:space="preserve">4</w:t>
-      </w:r>
-      <w:r>
-        <w:rPr>
-          <w:rStyle w:val="NormalTok"/>
-        </w:rPr>
-        <w:t xml:space="preserve">]);</w:t>
-      </w:r>
-      <w:r>
-        <w:br/>
-      </w:r>
-      <w:r>
-        <w:br/>
-      </w:r>
-      <w:r>
-        <w:rPr>
-          <w:rStyle w:val="CommentTok"/>
+          <w:rStyle w:val="VerbatimChar"/>
+        </w:rPr>
+        <w:t xml:space="preserve">a_mode3_rejected: assert property (</w:t>
+      </w:r>
+      <w:r>
+        <w:br/>
+      </w:r>
+      <w:r>
+        <w:rPr>
+          <w:rStyle w:val="VerbatimChar"/>
+        </w:rPr>
+        <w:t xml:space="preserve">  @(posedge pclk_i) disable iff (!preset_n_i)</w:t>
+      </w:r>
+      <w:r>
+        <w:br/>
+      </w:r>
+      <w:r>
+        <w:rPr>
+          <w:rStyle w:val="VerbatimChar"/>
+        </w:rPr>
+        <w:t xml:space="preserve">  (apb_write &amp;&amp; apb_wdata[2:1] == 2'b11) |=&gt; $stable(ch_mode[n]));</w:t>
+      </w:r>
+      <w:r>
+        <w:br/>
+      </w:r>
+      <w:r>
+        <w:br/>
+      </w:r>
+      <w:r>
+        <w:rPr>
+          <w:rStyle w:val="VerbatimChar"/>
+        </w:rPr>
+        <w:t xml:space="preserve">// --- channel 4 never requests when the SPI slave is not built (N-6.4)</w:t>
+      </w:r>
+      <w:r>
+        <w:br/>
+      </w:r>
+      <w:r>
+        <w:rPr>
+          <w:rStyle w:val="VerbatimChar"/>
+        </w:rPr>
+        <w:t xml:space="preserve">a_ch4_tied: assert property (</w:t>
+      </w:r>
+      <w:r>
+        <w:br/>
+      </w:r>
+      <w:r>
+        <w:rPr>
+          <w:rStyle w:val="VerbatimChar"/>
+        </w:rPr>
+        <w:t xml:space="preserve">  @(posedge hclk_i) disable iff (!hreset_n_i) !WITH_SPI_SLAVE |-&gt; !dma_req_i[4]);</w:t>
+      </w:r>
+      <w:r>
+        <w:br/>
+      </w:r>
+      <w:r>
+        <w:br/>
+      </w:r>
+      <w:r>
+        <w:rPr>
+          <w:rStyle w:val="VerbatimChar"/>
         </w:rPr>
         <w:t xml:space="preserve">// --- all channels disabled at reset</w:t>
       </w:r>
@@ -10400,66 +9149,18 @@
       </w:r>
       <w:r>
         <w:rPr>
-          <w:rStyle w:val="NormalTok"/>
-        </w:rPr>
-        <w:t xml:space="preserve">a_reset_disabled: </w:t>
-      </w:r>
-      <w:r>
-        <w:rPr>
-          <w:rStyle w:val="KeywordTok"/>
-        </w:rPr>
-        <w:t xml:space="preserve">assert</w:t>
-      </w:r>
-      <w:r>
-        <w:rPr>
-          <w:rStyle w:val="NormalTok"/>
-        </w:rPr>
-        <w:t xml:space="preserve"> </w:t>
-      </w:r>
-      <w:r>
-        <w:rPr>
-          <w:rStyle w:val="KeywordTok"/>
-        </w:rPr>
-        <w:t xml:space="preserve">property</w:t>
-      </w:r>
-      <w:r>
-        <w:rPr>
-          <w:rStyle w:val="NormalTok"/>
-        </w:rPr>
-        <w:t xml:space="preserve"> (</w:t>
-      </w:r>
-      <w:r>
-        <w:br/>
-      </w:r>
-      <w:r>
-        <w:rPr>
-          <w:rStyle w:val="NormalTok"/>
-        </w:rPr>
-        <w:t xml:space="preserve">  @(</w:t>
-      </w:r>
-      <w:r>
-        <w:rPr>
-          <w:rStyle w:val="KeywordTok"/>
-        </w:rPr>
-        <w:t xml:space="preserve">posedge</w:t>
-      </w:r>
-      <w:r>
-        <w:rPr>
-          <w:rStyle w:val="NormalTok"/>
-        </w:rPr>
-        <w:t xml:space="preserve"> hclk_i) !hreset_n_i |=&gt; (ch_en == </w:t>
-      </w:r>
-      <w:r>
-        <w:rPr>
-          <w:rStyle w:val="BaseNTok"/>
-        </w:rPr>
-        <w:t xml:space="preserve">6'd0</w:t>
-      </w:r>
-      <w:r>
-        <w:rPr>
-          <w:rStyle w:val="NormalTok"/>
-        </w:rPr>
-        <w:t xml:space="preserve">));</w:t>
+          <w:rStyle w:val="VerbatimChar"/>
+        </w:rPr>
+        <w:t xml:space="preserve">a_reset_disabled: assert property (</w:t>
+      </w:r>
+      <w:r>
+        <w:br/>
+      </w:r>
+      <w:r>
+        <w:rPr>
+          <w:rStyle w:val="VerbatimChar"/>
+        </w:rPr>
+        <w:t xml:space="preserve">  @(posedge hclk_i) !hreset_n_i |=&gt; (ch_en == 6'd0));</w:t>
       </w:r>
     </w:p>
     <w:p>
@@ -10469,36 +9170,34 @@
         </w:pict>
       </w:r>
     </w:p>
-    <w:bookmarkEnd w:id="49"/>
-    <w:bookmarkStart w:id="50" w:name="X7c07a5b179cc8ff504630894f7928110af6ce23"/>
     <w:p>
       <w:pPr>
         <w:pStyle w:val="Heading2"/>
       </w:pPr>
+      <w:bookmarkStart w:id="51" w:name="X7c07a5b179cc8ff504630894f7928110af6ce23"/>
       <w:r>
         <w:t xml:space="preserve">11 Verification plan</w:t>
       </w:r>
+      <w:bookmarkEnd w:id="51"/>
     </w:p>
     <w:tbl>
       <w:tblPr>
         <w:tblStyle w:val="Table"/>
-        <w:tblW w:type="auto" w:w="0"/>
-        <w:tblLook w:firstRow="1" w:lastRow="0" w:firstColumn="0" w:lastColumn="0" w:noHBand="0" w:noVBand="0" w:val="0020"/>
-        <w:jc w:val="start"/>
+        <w:tblW w:type="pct" w:w="0.0"/>
+        <w:tblLook w:firstRow="1"/>
       </w:tblPr>
-      <w:tblGrid>
-        <w:gridCol w:w="1584"/>
-        <w:gridCol w:w="1584"/>
-        <w:gridCol w:w="1584"/>
-        <w:gridCol w:w="1584"/>
-        <w:gridCol w:w="1584"/>
-      </w:tblGrid>
+      <w:tblGrid/>
       <w:tr>
         <w:trPr>
-          <w:tblHeader w:val="true"/>
+          <w:cnfStyle w:firstRow="1"/>
         </w:trPr>
         <w:tc>
-          <w:tcPr/>
+          <w:tcPr>
+            <w:tcBorders>
+              <w:bottom w:val="single"/>
+            </w:tcBorders>
+            <w:vAlign w:val="bottom"/>
+          </w:tcPr>
           <w:p>
             <w:pPr>
               <w:pStyle w:val="Compact"/>
@@ -10510,7 +9209,12 @@
           </w:p>
         </w:tc>
         <w:tc>
-          <w:tcPr/>
+          <w:tcPr>
+            <w:tcBorders>
+              <w:bottom w:val="single"/>
+            </w:tcBorders>
+            <w:vAlign w:val="bottom"/>
+          </w:tcPr>
           <w:p>
             <w:pPr>
               <w:pStyle w:val="Compact"/>
@@ -10522,7 +9226,12 @@
           </w:p>
         </w:tc>
         <w:tc>
-          <w:tcPr/>
+          <w:tcPr>
+            <w:tcBorders>
+              <w:bottom w:val="single"/>
+            </w:tcBorders>
+            <w:vAlign w:val="bottom"/>
+          </w:tcPr>
           <w:p>
             <w:pPr>
               <w:pStyle w:val="Compact"/>
@@ -10534,7 +9243,12 @@
           </w:p>
         </w:tc>
         <w:tc>
-          <w:tcPr/>
+          <w:tcPr>
+            <w:tcBorders>
+              <w:bottom w:val="single"/>
+            </w:tcBorders>
+            <w:vAlign w:val="bottom"/>
+          </w:tcPr>
           <w:p>
             <w:pPr>
               <w:pStyle w:val="Compact"/>
@@ -10546,7 +9260,12 @@
           </w:p>
         </w:tc>
         <w:tc>
-          <w:tcPr/>
+          <w:tcPr>
+            <w:tcBorders>
+              <w:bottom w:val="single"/>
+            </w:tcBorders>
+            <w:vAlign w:val="bottom"/>
+          </w:tcPr>
           <w:p>
             <w:pPr>
               <w:pStyle w:val="Compact"/>
@@ -10560,7 +9279,6 @@
       </w:tr>
       <w:tr>
         <w:tc>
-          <w:tcPr/>
           <w:p>
             <w:pPr>
               <w:pStyle w:val="Compact"/>
@@ -10572,7 +9290,6 @@
           </w:p>
         </w:tc>
         <w:tc>
-          <w:tcPr/>
           <w:p>
             <w:pPr>
               <w:pStyle w:val="Compact"/>
@@ -10587,7 +9304,6 @@
           </w:p>
         </w:tc>
         <w:tc>
-          <w:tcPr/>
           <w:p>
             <w:pPr>
               <w:pStyle w:val="Compact"/>
@@ -10599,7 +9315,6 @@
           </w:p>
         </w:tc>
         <w:tc>
-          <w:tcPr/>
           <w:p>
             <w:pPr>
               <w:pStyle w:val="Compact"/>
@@ -10611,7 +9326,6 @@
           </w:p>
         </w:tc>
         <w:tc>
-          <w:tcPr/>
           <w:p>
             <w:pPr>
               <w:pStyle w:val="Compact"/>
@@ -10619,7 +9333,6 @@
             </w:pPr>
             <w:r>
               <w:rPr>
-                <w:bCs/>
                 <w:b/>
               </w:rPr>
               <w:t xml:space="preserve">passing</w:t>
@@ -10632,7 +9345,6 @@
       </w:tr>
       <w:tr>
         <w:tc>
-          <w:tcPr/>
           <w:p>
             <w:pPr>
               <w:pStyle w:val="Compact"/>
@@ -10644,7 +9356,6 @@
           </w:p>
         </w:tc>
         <w:tc>
-          <w:tcPr/>
           <w:p>
             <w:pPr>
               <w:pStyle w:val="Compact"/>
@@ -10659,7 +9370,6 @@
           </w:p>
         </w:tc>
         <w:tc>
-          <w:tcPr/>
           <w:p>
             <w:pPr>
               <w:pStyle w:val="Compact"/>
@@ -10671,7 +9381,6 @@
           </w:p>
         </w:tc>
         <w:tc>
-          <w:tcPr/>
           <w:p>
             <w:pPr>
               <w:pStyle w:val="Compact"/>
@@ -10683,7 +9392,6 @@
           </w:p>
         </w:tc>
         <w:tc>
-          <w:tcPr/>
           <w:p>
             <w:pPr>
               <w:pStyle w:val="Compact"/>
@@ -10691,7 +9399,6 @@
             </w:pPr>
             <w:r>
               <w:rPr>
-                <w:bCs/>
                 <w:b/>
               </w:rPr>
               <w:t xml:space="preserve">passing</w:t>
@@ -10704,7 +9411,6 @@
       </w:tr>
       <w:tr>
         <w:tc>
-          <w:tcPr/>
           <w:p>
             <w:pPr>
               <w:pStyle w:val="Compact"/>
@@ -10716,7 +9422,6 @@
           </w:p>
         </w:tc>
         <w:tc>
-          <w:tcPr/>
           <w:p>
             <w:pPr>
               <w:pStyle w:val="Compact"/>
@@ -10731,7 +9436,6 @@
           </w:p>
         </w:tc>
         <w:tc>
-          <w:tcPr/>
           <w:p>
             <w:pPr>
               <w:pStyle w:val="Compact"/>
@@ -10743,7 +9447,6 @@
           </w:p>
         </w:tc>
         <w:tc>
-          <w:tcPr/>
           <w:p>
             <w:pPr>
               <w:pStyle w:val="Compact"/>
@@ -10755,7 +9458,6 @@
           </w:p>
         </w:tc>
         <w:tc>
-          <w:tcPr/>
           <w:p>
             <w:pPr>
               <w:pStyle w:val="Compact"/>
@@ -10769,7 +9471,6 @@
       </w:tr>
       <w:tr>
         <w:tc>
-          <w:tcPr/>
           <w:p>
             <w:pPr>
               <w:pStyle w:val="Compact"/>
@@ -10781,7 +9482,6 @@
           </w:p>
         </w:tc>
         <w:tc>
-          <w:tcPr/>
           <w:p>
             <w:pPr>
               <w:pStyle w:val="Compact"/>
@@ -10793,7 +9493,6 @@
           </w:p>
         </w:tc>
         <w:tc>
-          <w:tcPr/>
           <w:p>
             <w:pPr>
               <w:pStyle w:val="Compact"/>
@@ -10814,7 +9513,6 @@
           </w:p>
         </w:tc>
         <w:tc>
-          <w:tcPr/>
           <w:p>
             <w:pPr>
               <w:pStyle w:val="Compact"/>
@@ -10826,7 +9524,6 @@
           </w:p>
         </w:tc>
         <w:tc>
-          <w:tcPr/>
           <w:p>
             <w:pPr>
               <w:pStyle w:val="Compact"/>
@@ -10840,7 +9537,6 @@
       </w:tr>
       <w:tr>
         <w:tc>
-          <w:tcPr/>
           <w:p>
             <w:pPr>
               <w:pStyle w:val="Compact"/>
@@ -10852,7 +9548,6 @@
           </w:p>
         </w:tc>
         <w:tc>
-          <w:tcPr/>
           <w:p>
             <w:pPr>
               <w:pStyle w:val="Compact"/>
@@ -10867,7 +9562,6 @@
           </w:p>
         </w:tc>
         <w:tc>
-          <w:tcPr/>
           <w:p>
             <w:pPr>
               <w:pStyle w:val="Compact"/>
@@ -10879,7 +9573,6 @@
           </w:p>
         </w:tc>
         <w:tc>
-          <w:tcPr/>
           <w:p>
             <w:pPr>
               <w:pStyle w:val="Compact"/>
@@ -10891,7 +9584,6 @@
           </w:p>
         </w:tc>
         <w:tc>
-          <w:tcPr/>
           <w:p>
             <w:pPr>
               <w:pStyle w:val="Compact"/>
@@ -10899,7 +9591,6 @@
             </w:pPr>
             <w:r>
               <w:rPr>
-                <w:bCs/>
                 <w:b/>
               </w:rPr>
               <w:t xml:space="preserve">passing</w:t>
@@ -10912,7 +9603,6 @@
       </w:tr>
       <w:tr>
         <w:tc>
-          <w:tcPr/>
           <w:p>
             <w:pPr>
               <w:pStyle w:val="Compact"/>
@@ -10924,7 +9614,6 @@
           </w:p>
         </w:tc>
         <w:tc>
-          <w:tcPr/>
           <w:p>
             <w:pPr>
               <w:pStyle w:val="Compact"/>
@@ -10939,7 +9628,6 @@
           </w:p>
         </w:tc>
         <w:tc>
-          <w:tcPr/>
           <w:p>
             <w:pPr>
               <w:pStyle w:val="Compact"/>
@@ -10951,7 +9639,6 @@
           </w:p>
         </w:tc>
         <w:tc>
-          <w:tcPr/>
           <w:p>
             <w:pPr>
               <w:pStyle w:val="Compact"/>
@@ -10963,7 +9650,6 @@
           </w:p>
         </w:tc>
         <w:tc>
-          <w:tcPr/>
           <w:p>
             <w:pPr>
               <w:pStyle w:val="Compact"/>
@@ -10977,7 +9663,6 @@
       </w:tr>
       <w:tr>
         <w:tc>
-          <w:tcPr/>
           <w:p>
             <w:pPr>
               <w:pStyle w:val="Compact"/>
@@ -10989,7 +9674,6 @@
           </w:p>
         </w:tc>
         <w:tc>
-          <w:tcPr/>
           <w:p>
             <w:pPr>
               <w:pStyle w:val="Compact"/>
@@ -11004,7 +9688,6 @@
           </w:p>
         </w:tc>
         <w:tc>
-          <w:tcPr/>
           <w:p>
             <w:pPr>
               <w:pStyle w:val="Compact"/>
@@ -11034,7 +9717,6 @@
           </w:p>
         </w:tc>
         <w:tc>
-          <w:tcPr/>
           <w:p>
             <w:pPr>
               <w:pStyle w:val="Compact"/>
@@ -11046,7 +9728,6 @@
           </w:p>
         </w:tc>
         <w:tc>
-          <w:tcPr/>
           <w:p>
             <w:pPr>
               <w:pStyle w:val="Compact"/>
@@ -11054,7 +9735,6 @@
             </w:pPr>
             <w:r>
               <w:rPr>
-                <w:bCs/>
                 <w:b/>
               </w:rPr>
               <w:t xml:space="preserve">D-1 regression guard</w:t>
@@ -11064,7 +9744,6 @@
       </w:tr>
       <w:tr>
         <w:tc>
-          <w:tcPr/>
           <w:p>
             <w:pPr>
               <w:pStyle w:val="Compact"/>
@@ -11076,7 +9755,6 @@
           </w:p>
         </w:tc>
         <w:tc>
-          <w:tcPr/>
           <w:p>
             <w:pPr>
               <w:pStyle w:val="Compact"/>
@@ -11091,7 +9769,6 @@
           </w:p>
         </w:tc>
         <w:tc>
-          <w:tcPr/>
           <w:p>
             <w:pPr>
               <w:pStyle w:val="Compact"/>
@@ -11118,7 +9795,6 @@
           </w:p>
         </w:tc>
         <w:tc>
-          <w:tcPr/>
           <w:p>
             <w:pPr>
               <w:pStyle w:val="Compact"/>
@@ -11130,7 +9806,6 @@
           </w:p>
         </w:tc>
         <w:tc>
-          <w:tcPr/>
           <w:p>
             <w:pPr>
               <w:pStyle w:val="Compact"/>
@@ -11138,7 +9813,6 @@
             </w:pPr>
             <w:r>
               <w:rPr>
-                <w:bCs/>
                 <w:b/>
               </w:rPr>
               <w:t xml:space="preserve">D-2 regression guard</w:t>
@@ -11148,7 +9822,6 @@
       </w:tr>
       <w:tr>
         <w:tc>
-          <w:tcPr/>
           <w:p>
             <w:pPr>
               <w:pStyle w:val="Compact"/>
@@ -11160,7 +9833,6 @@
           </w:p>
         </w:tc>
         <w:tc>
-          <w:tcPr/>
           <w:p>
             <w:pPr>
               <w:pStyle w:val="Compact"/>
@@ -11175,7 +9847,6 @@
           </w:p>
         </w:tc>
         <w:tc>
-          <w:tcPr/>
           <w:p>
             <w:pPr>
               <w:pStyle w:val="Compact"/>
@@ -11187,7 +9858,6 @@
           </w:p>
         </w:tc>
         <w:tc>
-          <w:tcPr/>
           <w:p>
             <w:pPr>
               <w:pStyle w:val="Compact"/>
@@ -11199,7 +9869,6 @@
           </w:p>
         </w:tc>
         <w:tc>
-          <w:tcPr/>
           <w:p>
             <w:pPr>
               <w:pStyle w:val="Compact"/>
@@ -11213,7 +9882,6 @@
       </w:tr>
       <w:tr>
         <w:tc>
-          <w:tcPr/>
           <w:p>
             <w:pPr>
               <w:pStyle w:val="Compact"/>
@@ -11225,7 +9893,6 @@
           </w:p>
         </w:tc>
         <w:tc>
-          <w:tcPr/>
           <w:p>
             <w:pPr>
               <w:pStyle w:val="Compact"/>
@@ -11240,7 +9907,6 @@
           </w:p>
         </w:tc>
         <w:tc>
-          <w:tcPr/>
           <w:p>
             <w:pPr>
               <w:pStyle w:val="Compact"/>
@@ -11252,7 +9918,6 @@
           </w:p>
         </w:tc>
         <w:tc>
-          <w:tcPr/>
           <w:p>
             <w:pPr>
               <w:pStyle w:val="Compact"/>
@@ -11264,7 +9929,6 @@
           </w:p>
         </w:tc>
         <w:tc>
-          <w:tcPr/>
           <w:p>
             <w:pPr>
               <w:pStyle w:val="Compact"/>
@@ -11278,7 +9942,6 @@
       </w:tr>
       <w:tr>
         <w:tc>
-          <w:tcPr/>
           <w:p>
             <w:pPr>
               <w:pStyle w:val="Compact"/>
@@ -11290,7 +9953,6 @@
           </w:p>
         </w:tc>
         <w:tc>
-          <w:tcPr/>
           <w:p>
             <w:pPr>
               <w:pStyle w:val="Compact"/>
@@ -11305,7 +9967,6 @@
           </w:p>
         </w:tc>
         <w:tc>
-          <w:tcPr/>
           <w:p>
             <w:pPr>
               <w:pStyle w:val="Compact"/>
@@ -11317,7 +9978,6 @@
           </w:p>
         </w:tc>
         <w:tc>
-          <w:tcPr/>
           <w:p>
             <w:pPr>
               <w:pStyle w:val="Compact"/>
@@ -11329,7 +9989,6 @@
           </w:p>
         </w:tc>
         <w:tc>
-          <w:tcPr/>
           <w:p>
             <w:pPr>
               <w:pStyle w:val="Compact"/>
@@ -11343,7 +10002,6 @@
       </w:tr>
       <w:tr>
         <w:tc>
-          <w:tcPr/>
           <w:p>
             <w:pPr>
               <w:pStyle w:val="Compact"/>
@@ -11355,7 +10013,6 @@
           </w:p>
         </w:tc>
         <w:tc>
-          <w:tcPr/>
           <w:p>
             <w:pPr>
               <w:pStyle w:val="Compact"/>
@@ -11370,7 +10027,6 @@
           </w:p>
         </w:tc>
         <w:tc>
-          <w:tcPr/>
           <w:p>
             <w:pPr>
               <w:pStyle w:val="Compact"/>
@@ -11406,7 +10062,6 @@
           </w:p>
         </w:tc>
         <w:tc>
-          <w:tcPr/>
           <w:p>
             <w:pPr>
               <w:pStyle w:val="Compact"/>
@@ -11418,7 +10073,6 @@
           </w:p>
         </w:tc>
         <w:tc>
-          <w:tcPr/>
           <w:p>
             <w:pPr>
               <w:pStyle w:val="Compact"/>
@@ -11432,7 +10086,6 @@
       </w:tr>
       <w:tr>
         <w:tc>
-          <w:tcPr/>
           <w:p>
             <w:pPr>
               <w:pStyle w:val="Compact"/>
@@ -11444,7 +10097,6 @@
           </w:p>
         </w:tc>
         <w:tc>
-          <w:tcPr/>
           <w:p>
             <w:pPr>
               <w:pStyle w:val="Compact"/>
@@ -11459,7 +10111,6 @@
           </w:p>
         </w:tc>
         <w:tc>
-          <w:tcPr/>
           <w:p>
             <w:pPr>
               <w:pStyle w:val="Compact"/>
@@ -11471,7 +10122,6 @@
           </w:p>
         </w:tc>
         <w:tc>
-          <w:tcPr/>
           <w:p>
             <w:pPr>
               <w:pStyle w:val="Compact"/>
@@ -11483,7 +10133,6 @@
           </w:p>
         </w:tc>
         <w:tc>
-          <w:tcPr/>
           <w:p>
             <w:pPr>
               <w:pStyle w:val="Compact"/>
@@ -11497,7 +10146,6 @@
       </w:tr>
       <w:tr>
         <w:tc>
-          <w:tcPr/>
           <w:p>
             <w:pPr>
               <w:pStyle w:val="Compact"/>
@@ -11509,7 +10157,6 @@
           </w:p>
         </w:tc>
         <w:tc>
-          <w:tcPr/>
           <w:p>
             <w:pPr>
               <w:pStyle w:val="Compact"/>
@@ -11524,7 +10171,6 @@
           </w:p>
         </w:tc>
         <w:tc>
-          <w:tcPr/>
           <w:p>
             <w:pPr>
               <w:pStyle w:val="Compact"/>
@@ -11536,7 +10182,6 @@
           </w:p>
         </w:tc>
         <w:tc>
-          <w:tcPr/>
           <w:p>
             <w:pPr>
               <w:pStyle w:val="Compact"/>
@@ -11548,7 +10193,6 @@
           </w:p>
         </w:tc>
         <w:tc>
-          <w:tcPr/>
           <w:p>
             <w:pPr>
               <w:pStyle w:val="Compact"/>
@@ -11567,7 +10211,6 @@
       </w:pPr>
       <w:r>
         <w:rPr>
-          <w:bCs/>
           <w:b/>
         </w:rPr>
         <w:t xml:space="preserve">[N-11.1]</w:t>
@@ -11589,7 +10232,6 @@
       </w:r>
       <w:r>
         <w:rPr>
-          <w:bCs/>
           <w:b/>
         </w:rPr>
         <w:t xml:space="preserve">re-running</w:t>
@@ -11619,7 +10261,6 @@
       </w:pPr>
       <w:r>
         <w:rPr>
-          <w:bCs/>
           <w:b/>
         </w:rPr>
         <w:t xml:space="preserve">[N-11.2]</w:t>
@@ -11659,33 +10300,34 @@
         </w:pict>
       </w:r>
     </w:p>
-    <w:bookmarkEnd w:id="50"/>
-    <w:bookmarkStart w:id="51" w:name="X59f5cce7eef127036c20cabc8986d1f4e77c1bc"/>
     <w:p>
       <w:pPr>
         <w:pStyle w:val="Heading2"/>
       </w:pPr>
+      <w:bookmarkStart w:id="52" w:name="X59f5cce7eef127036c20cabc8986d1f4e77c1bc"/>
       <w:r>
         <w:t xml:space="preserve">12 Design decisions</w:t>
       </w:r>
+      <w:bookmarkEnd w:id="52"/>
     </w:p>
     <w:tbl>
       <w:tblPr>
         <w:tblStyle w:val="Table"/>
-        <w:tblW w:type="auto" w:w="0"/>
-        <w:tblLook w:firstRow="1" w:lastRow="0" w:firstColumn="0" w:lastColumn="0" w:noHBand="0" w:noVBand="0" w:val="0020"/>
-        <w:jc w:val="start"/>
+        <w:tblW w:type="pct" w:w="0.0"/>
+        <w:tblLook w:firstRow="1"/>
       </w:tblPr>
-      <w:tblGrid>
-        <w:gridCol w:w="3960"/>
-        <w:gridCol w:w="3960"/>
-      </w:tblGrid>
+      <w:tblGrid/>
       <w:tr>
         <w:trPr>
-          <w:tblHeader w:val="true"/>
+          <w:cnfStyle w:firstRow="1"/>
         </w:trPr>
         <w:tc>
-          <w:tcPr/>
+          <w:tcPr>
+            <w:tcBorders>
+              <w:bottom w:val="single"/>
+            </w:tcBorders>
+            <w:vAlign w:val="bottom"/>
+          </w:tcPr>
           <w:p>
             <w:pPr>
               <w:pStyle w:val="Compact"/>
@@ -11697,7 +10339,12 @@
           </w:p>
         </w:tc>
         <w:tc>
-          <w:tcPr/>
+          <w:tcPr>
+            <w:tcBorders>
+              <w:bottom w:val="single"/>
+            </w:tcBorders>
+            <w:vAlign w:val="bottom"/>
+          </w:tcPr>
           <w:p>
             <w:pPr>
               <w:pStyle w:val="Compact"/>
@@ -11711,7 +10358,6 @@
       </w:tr>
       <w:tr>
         <w:tc>
-          <w:tcPr/>
           <w:p>
             <w:pPr>
               <w:pStyle w:val="Compact"/>
@@ -11723,7 +10369,6 @@
           </w:p>
         </w:tc>
         <w:tc>
-          <w:tcPr/>
           <w:p>
             <w:pPr>
               <w:pStyle w:val="Compact"/>
@@ -11737,7 +10382,6 @@
       </w:tr>
       <w:tr>
         <w:tc>
-          <w:tcPr/>
           <w:p>
             <w:pPr>
               <w:pStyle w:val="Compact"/>
@@ -11749,7 +10393,6 @@
           </w:p>
         </w:tc>
         <w:tc>
-          <w:tcPr/>
           <w:p>
             <w:pPr>
               <w:pStyle w:val="Compact"/>
@@ -11763,7 +10406,6 @@
       </w:tr>
       <w:tr>
         <w:tc>
-          <w:tcPr/>
           <w:p>
             <w:pPr>
               <w:pStyle w:val="Compact"/>
@@ -11775,7 +10417,6 @@
           </w:p>
         </w:tc>
         <w:tc>
-          <w:tcPr/>
           <w:p>
             <w:pPr>
               <w:pStyle w:val="Compact"/>
@@ -11789,52 +10430,48 @@
       </w:tr>
       <w:tr>
         <w:tc>
-          <w:tcPr/>
-          <w:p>
-            <w:pPr>
-              <w:pStyle w:val="Compact"/>
-              <w:jc w:val="left"/>
-            </w:pPr>
-            <w:r>
-              <w:t xml:space="preserve">Channel 4 spare, registers retained for the 36-pin variant</w:t>
-            </w:r>
-          </w:p>
-        </w:tc>
-        <w:tc>
-          <w:tcPr/>
-          <w:p>
-            <w:pPr>
-              <w:pStyle w:val="Compact"/>
-              <w:jc w:val="left"/>
-            </w:pPr>
-            <w:r>
-              <w:t xml:space="preserve">ADR-0020</w:t>
+          <w:p>
+            <w:pPr>
+              <w:pStyle w:val="Compact"/>
+              <w:jc w:val="left"/>
+            </w:pPr>
+            <w:r>
+              <w:t xml:space="preserve">Channel 4 serves the SPI slave; pin bonding gated on OPEN-2</w:t>
+            </w:r>
+          </w:p>
+        </w:tc>
+        <w:tc>
+          <w:p>
+            <w:pPr>
+              <w:pStyle w:val="Compact"/>
+              <w:jc w:val="left"/>
+            </w:pPr>
+            <w:r>
+              <w:t xml:space="preserve">ADR-0020 Rev 2</w:t>
             </w:r>
           </w:p>
         </w:tc>
       </w:tr>
       <w:tr>
         <w:tc>
-          <w:tcPr/>
-          <w:p>
-            <w:pPr>
-              <w:pStyle w:val="Compact"/>
-              <w:jc w:val="left"/>
-            </w:pPr>
-            <w:r>
-              <w:t xml:space="preserve">Block 9, CLIC IDs 1–12</w:t>
-            </w:r>
-          </w:p>
-        </w:tc>
-        <w:tc>
-          <w:tcPr/>
-          <w:p>
-            <w:pPr>
-              <w:pStyle w:val="Compact"/>
-              <w:jc w:val="left"/>
-            </w:pPr>
-            <w:r>
-              <w:t xml:space="preserve">ADR-0011, 0009</w:t>
+          <w:p>
+            <w:pPr>
+              <w:pStyle w:val="Compact"/>
+              <w:jc w:val="left"/>
+            </w:pPr>
+            <w:r>
+              <w:t xml:space="preserve">Block 9, CLIC IDs 1–6 and 8–13</w:t>
+            </w:r>
+          </w:p>
+        </w:tc>
+        <w:tc>
+          <w:p>
+            <w:pPr>
+              <w:pStyle w:val="Compact"/>
+              <w:jc w:val="left"/>
+            </w:pPr>
+            <w:r>
+              <w:t xml:space="preserve">ADR-0011, 0009; INT-2</w:t>
             </w:r>
           </w:p>
         </w:tc>
@@ -11847,33 +10484,34 @@
         </w:pict>
       </w:r>
     </w:p>
-    <w:bookmarkEnd w:id="51"/>
-    <w:bookmarkStart w:id="52" w:name="X28f9a372160e4cdd897fa6b3a066b04db81ebc8"/>
     <w:p>
       <w:pPr>
         <w:pStyle w:val="Heading2"/>
       </w:pPr>
+      <w:bookmarkStart w:id="53" w:name="X28f9a372160e4cdd897fa6b3a066b04db81ebc8"/>
       <w:r>
         <w:t xml:space="preserve">13 Not implemented</w:t>
       </w:r>
+      <w:bookmarkEnd w:id="53"/>
     </w:p>
     <w:tbl>
       <w:tblPr>
         <w:tblStyle w:val="Table"/>
-        <w:tblW w:type="auto" w:w="0"/>
-        <w:tblLook w:firstRow="1" w:lastRow="0" w:firstColumn="0" w:lastColumn="0" w:noHBand="0" w:noVBand="0" w:val="0020"/>
-        <w:jc w:val="start"/>
+        <w:tblW w:type="pct" w:w="0.0"/>
+        <w:tblLook w:firstRow="1"/>
       </w:tblPr>
-      <w:tblGrid>
-        <w:gridCol w:w="3960"/>
-        <w:gridCol w:w="3960"/>
-      </w:tblGrid>
+      <w:tblGrid/>
       <w:tr>
         <w:trPr>
-          <w:tblHeader w:val="true"/>
+          <w:cnfStyle w:firstRow="1"/>
         </w:trPr>
         <w:tc>
-          <w:tcPr/>
+          <w:tcPr>
+            <w:tcBorders>
+              <w:bottom w:val="single"/>
+            </w:tcBorders>
+            <w:vAlign w:val="bottom"/>
+          </w:tcPr>
           <w:p>
             <w:pPr>
               <w:pStyle w:val="Compact"/>
@@ -11885,7 +10523,12 @@
           </w:p>
         </w:tc>
         <w:tc>
-          <w:tcPr/>
+          <w:tcPr>
+            <w:tcBorders>
+              <w:bottom w:val="single"/>
+            </w:tcBorders>
+            <w:vAlign w:val="bottom"/>
+          </w:tcPr>
           <w:p>
             <w:pPr>
               <w:pStyle w:val="Compact"/>
@@ -11899,7 +10542,6 @@
       </w:tr>
       <w:tr>
         <w:tc>
-          <w:tcPr/>
           <w:p>
             <w:pPr>
               <w:pStyle w:val="Compact"/>
@@ -11911,7 +10553,6 @@
           </w:p>
         </w:tc>
         <w:tc>
-          <w:tcPr/>
           <w:p>
             <w:pPr>
               <w:pStyle w:val="Compact"/>
@@ -11925,7 +10566,6 @@
       </w:tr>
       <w:tr>
         <w:tc>
-          <w:tcPr/>
           <w:p>
             <w:pPr>
               <w:pStyle w:val="Compact"/>
@@ -11937,7 +10577,6 @@
           </w:p>
         </w:tc>
         <w:tc>
-          <w:tcPr/>
           <w:p>
             <w:pPr>
               <w:pStyle w:val="Compact"/>
@@ -11951,7 +10590,6 @@
       </w:tr>
       <w:tr>
         <w:tc>
-          <w:tcPr/>
           <w:p>
             <w:pPr>
               <w:pStyle w:val="Compact"/>
@@ -11963,7 +10601,6 @@
           </w:p>
         </w:tc>
         <w:tc>
-          <w:tcPr/>
           <w:p>
             <w:pPr>
               <w:pStyle w:val="Compact"/>
@@ -11977,7 +10614,6 @@
       </w:tr>
       <w:tr>
         <w:tc>
-          <w:tcPr/>
           <w:p>
             <w:pPr>
               <w:pStyle w:val="Compact"/>
@@ -11989,7 +10625,6 @@
           </w:p>
         </w:tc>
         <w:tc>
-          <w:tcPr/>
           <w:p>
             <w:pPr>
               <w:pStyle w:val="Compact"/>
@@ -12003,7 +10638,6 @@
       </w:tr>
       <w:tr>
         <w:tc>
-          <w:tcPr/>
           <w:p>
             <w:pPr>
               <w:pStyle w:val="Compact"/>
@@ -12015,7 +10649,6 @@
           </w:p>
         </w:tc>
         <w:tc>
-          <w:tcPr/>
           <w:p>
             <w:pPr>
               <w:pStyle w:val="Compact"/>
@@ -12029,7 +10662,6 @@
       </w:tr>
       <w:tr>
         <w:tc>
-          <w:tcPr/>
           <w:p>
             <w:pPr>
               <w:pStyle w:val="Compact"/>
@@ -12041,7 +10673,6 @@
           </w:p>
         </w:tc>
         <w:tc>
-          <w:tcPr/>
           <w:p>
             <w:pPr>
               <w:pStyle w:val="Compact"/>
@@ -12055,7 +10686,6 @@
       </w:tr>
       <w:tr>
         <w:tc>
-          <w:tcPr/>
           <w:p>
             <w:pPr>
               <w:pStyle w:val="Compact"/>
@@ -12067,7 +10697,6 @@
           </w:p>
         </w:tc>
         <w:tc>
-          <w:tcPr/>
           <w:p>
             <w:pPr>
               <w:pStyle w:val="Compact"/>
@@ -12081,7 +10710,6 @@
       </w:tr>
       <w:tr>
         <w:tc>
-          <w:tcPr/>
           <w:p>
             <w:pPr>
               <w:pStyle w:val="Compact"/>
@@ -12093,7 +10721,6 @@
           </w:p>
         </w:tc>
         <w:tc>
-          <w:tcPr/>
           <w:p>
             <w:pPr>
               <w:pStyle w:val="Compact"/>
@@ -12107,7 +10734,6 @@
       </w:tr>
       <w:tr>
         <w:tc>
-          <w:tcPr/>
           <w:p>
             <w:pPr>
               <w:pStyle w:val="Compact"/>
@@ -12119,7 +10745,6 @@
           </w:p>
         </w:tc>
         <w:tc>
-          <w:tcPr/>
           <w:p>
             <w:pPr>
               <w:pStyle w:val="Compact"/>
@@ -12163,48 +10788,179 @@
         </w:pict>
       </w:r>
     </w:p>
-    <w:bookmarkEnd w:id="52"/>
-    <w:bookmarkStart w:id="53" w:name="X1b92181afb94626b64dde4a1928e66f4dbfaa1b"/>
     <w:p>
       <w:pPr>
         <w:pStyle w:val="Heading2"/>
       </w:pPr>
+      <w:bookmarkStart w:id="54" w:name="X1b92181afb94626b64dde4a1928e66f4dbfaa1b"/>
       <w:r>
         <w:t xml:space="preserve">14 Open items</w:t>
       </w:r>
+      <w:bookmarkEnd w:id="54"/>
+    </w:p>
+    <w:p>
+      <w:pPr>
+        <w:numPr>
+          <w:ilvl w:val="0"/>
+          <w:numId w:val="1003"/>
+        </w:numPr>
+        <w:pStyle w:val="Compact"/>
+      </w:pPr>
+      <w:r>
+        <w:rPr>
+          <w:b/>
+        </w:rPr>
+        <w:t xml:space="preserve">OPEN-D1</w:t>
+      </w:r>
+      <w:r>
+        <w:t xml:space="preserve"> </w:t>
+      </w:r>
+      <w:r>
+        <w:t xml:space="preserve">—</w:t>
+      </w:r>
+      <w:r>
+        <w:t xml:space="preserve"> </w:t>
+      </w:r>
+      <w:r>
+        <w:rPr>
+          <w:i/>
+        </w:rPr>
+        <w:t xml:space="preserve">closed 2026-09-26.</w:t>
+      </w:r>
+      <w:r>
+        <w:t xml:space="preserve"> </w:t>
+      </w:r>
+      <w:r>
+        <w:t xml:space="preserve">The APB side now runs on</w:t>
+      </w:r>
+      <w:r>
+        <w:t xml:space="preserve"> </w:t>
+      </w:r>
+      <w:r>
+        <w:rPr>
+          <w:rStyle w:val="VerbatimChar"/>
+        </w:rPr>
+        <w:t xml:space="preserve">pclk</w:t>
+      </w:r>
+      <w:r>
+        <w:t xml:space="preserve">, with the</w:t>
+      </w:r>
+      <w:r>
+        <w:t xml:space="preserve"> </w:t>
+      </w:r>
+      <w:r>
+        <w:t xml:space="preserve">registers still on</w:t>
+      </w:r>
+      <w:r>
+        <w:t xml:space="preserve"> </w:t>
+      </w:r>
+      <w:r>
+        <w:rPr>
+          <w:rStyle w:val="VerbatimChar"/>
+        </w:rPr>
+        <w:t xml:space="preserve">hclk</w:t>
+      </w:r>
+      <w:r>
+        <w:t xml:space="preserve"> </w:t>
+      </w:r>
+      <w:r>
+        <w:t xml:space="preserve">as ADR-0002 Rev 2 asks. PRDATA is</w:t>
+      </w:r>
+      <w:r>
+        <w:t xml:space="preserve"> </w:t>
+      </w:r>
+      <w:r>
+        <w:rPr>
+          <w:b/>
+        </w:rPr>
+        <w:t xml:space="preserve">registered on</w:t>
+      </w:r>
+      <w:r>
+        <w:rPr>
+          <w:b/>
+        </w:rPr>
+        <w:t xml:space="preserve"> </w:t>
+      </w:r>
+      <w:r>
+        <w:rPr>
+          <w:b/>
+        </w:rPr>
+        <w:t xml:space="preserve">pclk</w:t>
+      </w:r>
+      <w:r>
+        <w:t xml:space="preserve"> </w:t>
+      </w:r>
+      <w:r>
+        <w:t xml:space="preserve">at the setup-to-access edge, so it is stable for the whole access</w:t>
+      </w:r>
+      <w:r>
+        <w:t xml:space="preserve"> </w:t>
+      </w:r>
+      <w:r>
+        <w:t xml:space="preserve">phase: the 4 ns hclk-to-pclk hop still exists but is now local to the block,</w:t>
+      </w:r>
+      <w:r>
+        <w:t xml:space="preserve"> </w:t>
+      </w:r>
+      <w:r>
+        <w:t xml:space="preserve">a few gates from the source flop, and what crosses to the bridge is</w:t>
+      </w:r>
+      <w:r>
+        <w:t xml:space="preserve"> </w:t>
+      </w:r>
+      <w:r>
+        <w:t xml:space="preserve">pclk-to-pclk with a full period.</w:t>
+      </w:r>
+      <w:r>
+        <w:t xml:space="preserve"> </w:t>
+      </w:r>
+      <w:r>
+        <w:rPr>
+          <w:rStyle w:val="VerbatimChar"/>
+        </w:rPr>
+        <w:t xml:space="preserve">tb_timers</w:t>
+      </w:r>
+      <w:r>
+        <w:t xml:space="preserve"> </w:t>
+      </w:r>
+      <w:r>
+        <w:t xml:space="preserve">gained a permanent monitor that</w:t>
+      </w:r>
+      <w:r>
+        <w:t xml:space="preserve"> </w:t>
+      </w:r>
+      <w:r>
+        <w:t xml:space="preserve">counts any PRDATA movement during an access phase; it reports 3 movements</w:t>
+      </w:r>
+      <w:r>
+        <w:t xml:space="preserve"> </w:t>
+      </w:r>
+      <w:r>
+        <w:t xml:space="preserve">against the pre-migration RTL and 0 after, so the check discriminates rather</w:t>
+      </w:r>
+      <w:r>
+        <w:t xml:space="preserve"> </w:t>
+      </w:r>
+      <w:r>
+        <w:t xml:space="preserve">than merely passing.</w:t>
+      </w:r>
+    </w:p>
+    <w:p>
+      <w:pPr>
+        <w:pStyle w:val="Heading2"/>
+      </w:pPr>
+      <w:bookmarkStart w:id="55" w:name="Xcf6ad7b8070c666514712df471d6381a14b1a48"/>
+      <w:r>
+        <w:t xml:space="preserve">15 Errata</w:t>
+      </w:r>
+      <w:bookmarkEnd w:id="55"/>
     </w:p>
     <w:p>
       <w:pPr>
         <w:pStyle w:val="FirstParagraph"/>
       </w:pPr>
       <w:r>
-        <w:t xml:space="preserve">None.</w:t>
-      </w:r>
-    </w:p>
-    <w:p>
-      <w:r>
-        <w:pict>
-          <v:rect style="width:0;height:1.5pt" o:hralign="center" o:hrstd="t" o:hr="t"/>
-        </w:pict>
-      </w:r>
-    </w:p>
-    <w:bookmarkEnd w:id="53"/>
-    <w:bookmarkStart w:id="54" w:name="Xcf6ad7b8070c666514712df471d6381a14b1a48"/>
-    <w:p>
-      <w:pPr>
-        <w:pStyle w:val="Heading2"/>
-      </w:pPr>
-      <w:r>
-        <w:t xml:space="preserve">15 Errata</w:t>
-      </w:r>
-    </w:p>
-    <w:p>
-      <w:pPr>
-        <w:pStyle w:val="FirstParagraph"/>
-      </w:pPr>
-      <w:r>
-        <w:rPr>
-          <w:bCs/>
+        <w:rPr>
           <w:b/>
         </w:rPr>
         <w:t xml:space="preserve">Existing RTL — fixed and verified:</w:t>
@@ -12213,23 +10969,21 @@
     <w:tbl>
       <w:tblPr>
         <w:tblStyle w:val="Table"/>
-        <w:tblW w:type="auto" w:w="0"/>
-        <w:tblLook w:firstRow="1" w:lastRow="0" w:firstColumn="0" w:lastColumn="0" w:noHBand="0" w:noVBand="0" w:val="0020"/>
-        <w:jc w:val="start"/>
+        <w:tblW w:type="pct" w:w="0.0"/>
+        <w:tblLook w:firstRow="1"/>
       </w:tblPr>
-      <w:tblGrid>
-        <w:gridCol w:w="1584"/>
-        <w:gridCol w:w="1584"/>
-        <w:gridCol w:w="1584"/>
-        <w:gridCol w:w="1584"/>
-        <w:gridCol w:w="1584"/>
-      </w:tblGrid>
+      <w:tblGrid/>
       <w:tr>
         <w:trPr>
-          <w:tblHeader w:val="true"/>
+          <w:cnfStyle w:firstRow="1"/>
         </w:trPr>
         <w:tc>
-          <w:tcPr/>
+          <w:tcPr>
+            <w:tcBorders>
+              <w:bottom w:val="single"/>
+            </w:tcBorders>
+            <w:vAlign w:val="bottom"/>
+          </w:tcPr>
           <w:p>
             <w:pPr>
               <w:pStyle w:val="Compact"/>
@@ -12241,7 +10995,12 @@
           </w:p>
         </w:tc>
         <w:tc>
-          <w:tcPr/>
+          <w:tcPr>
+            <w:tcBorders>
+              <w:bottom w:val="single"/>
+            </w:tcBorders>
+            <w:vAlign w:val="bottom"/>
+          </w:tcPr>
           <w:p>
             <w:pPr>
               <w:pStyle w:val="Compact"/>
@@ -12253,7 +11012,12 @@
           </w:p>
         </w:tc>
         <w:tc>
-          <w:tcPr/>
+          <w:tcPr>
+            <w:tcBorders>
+              <w:bottom w:val="single"/>
+            </w:tcBorders>
+            <w:vAlign w:val="bottom"/>
+          </w:tcPr>
           <w:p>
             <w:pPr>
               <w:pStyle w:val="Compact"/>
@@ -12265,7 +11029,12 @@
           </w:p>
         </w:tc>
         <w:tc>
-          <w:tcPr/>
+          <w:tcPr>
+            <w:tcBorders>
+              <w:bottom w:val="single"/>
+            </w:tcBorders>
+            <w:vAlign w:val="bottom"/>
+          </w:tcPr>
           <w:p>
             <w:pPr>
               <w:pStyle w:val="Compact"/>
@@ -12277,7 +11046,12 @@
           </w:p>
         </w:tc>
         <w:tc>
-          <w:tcPr/>
+          <w:tcPr>
+            <w:tcBorders>
+              <w:bottom w:val="single"/>
+            </w:tcBorders>
+            <w:vAlign w:val="bottom"/>
+          </w:tcPr>
           <w:p>
             <w:pPr>
               <w:pStyle w:val="Compact"/>
@@ -12291,7 +11065,6 @@
       </w:tr>
       <w:tr>
         <w:tc>
-          <w:tcPr/>
           <w:p>
             <w:pPr>
               <w:pStyle w:val="Compact"/>
@@ -12303,7 +11076,6 @@
           </w:p>
         </w:tc>
         <w:tc>
-          <w:tcPr/>
           <w:p>
             <w:pPr>
               <w:pStyle w:val="Compact"/>
@@ -12345,7 +11117,6 @@
           </w:p>
         </w:tc>
         <w:tc>
-          <w:tcPr/>
           <w:p>
             <w:pPr>
               <w:pStyle w:val="Compact"/>
@@ -12381,7 +11152,6 @@
           </w:p>
         </w:tc>
         <w:tc>
-          <w:tcPr/>
           <w:p>
             <w:pPr>
               <w:pStyle w:val="Compact"/>
@@ -12393,7 +11163,6 @@
           </w:p>
         </w:tc>
         <w:tc>
-          <w:tcPr/>
           <w:p>
             <w:pPr>
               <w:pStyle w:val="Compact"/>
@@ -12410,7 +11179,6 @@
       </w:tr>
       <w:tr>
         <w:tc>
-          <w:tcPr/>
           <w:p>
             <w:pPr>
               <w:pStyle w:val="Compact"/>
@@ -12422,7 +11190,6 @@
           </w:p>
         </w:tc>
         <w:tc>
-          <w:tcPr/>
           <w:p>
             <w:pPr>
               <w:pStyle w:val="Compact"/>
@@ -12494,7 +11261,6 @@
           </w:p>
         </w:tc>
         <w:tc>
-          <w:tcPr/>
           <w:p>
             <w:pPr>
               <w:pStyle w:val="Compact"/>
@@ -12521,7 +11287,6 @@
           </w:p>
         </w:tc>
         <w:tc>
-          <w:tcPr/>
           <w:p>
             <w:pPr>
               <w:pStyle w:val="Compact"/>
@@ -12545,7 +11310,6 @@
           </w:p>
         </w:tc>
         <w:tc>
-          <w:tcPr/>
           <w:p>
             <w:pPr>
               <w:pStyle w:val="Compact"/>
@@ -12567,7 +11331,6 @@
       </w:pPr>
       <w:r>
         <w:rPr>
-          <w:bCs/>
           <w:b/>
         </w:rPr>
         <w:t xml:space="preserve">Defects fixed in this revision:</w:t>
@@ -12576,22 +11339,21 @@
     <w:tbl>
       <w:tblPr>
         <w:tblStyle w:val="Table"/>
-        <w:tblW w:type="auto" w:w="0"/>
-        <w:tblLook w:firstRow="1" w:lastRow="0" w:firstColumn="0" w:lastColumn="0" w:noHBand="0" w:noVBand="0" w:val="0020"/>
-        <w:jc w:val="start"/>
+        <w:tblW w:type="pct" w:w="0.0"/>
+        <w:tblLook w:firstRow="1"/>
       </w:tblPr>
-      <w:tblGrid>
-        <w:gridCol w:w="1980"/>
-        <w:gridCol w:w="1980"/>
-        <w:gridCol w:w="1980"/>
-        <w:gridCol w:w="1980"/>
-      </w:tblGrid>
+      <w:tblGrid/>
       <w:tr>
         <w:trPr>
-          <w:tblHeader w:val="true"/>
+          <w:cnfStyle w:firstRow="1"/>
         </w:trPr>
         <w:tc>
-          <w:tcPr/>
+          <w:tcPr>
+            <w:tcBorders>
+              <w:bottom w:val="single"/>
+            </w:tcBorders>
+            <w:vAlign w:val="bottom"/>
+          </w:tcPr>
           <w:p>
             <w:pPr>
               <w:pStyle w:val="Compact"/>
@@ -12603,7 +11365,12 @@
           </w:p>
         </w:tc>
         <w:tc>
-          <w:tcPr/>
+          <w:tcPr>
+            <w:tcBorders>
+              <w:bottom w:val="single"/>
+            </w:tcBorders>
+            <w:vAlign w:val="bottom"/>
+          </w:tcPr>
           <w:p>
             <w:pPr>
               <w:pStyle w:val="Compact"/>
@@ -12615,7 +11382,12 @@
           </w:p>
         </w:tc>
         <w:tc>
-          <w:tcPr/>
+          <w:tcPr>
+            <w:tcBorders>
+              <w:bottom w:val="single"/>
+            </w:tcBorders>
+            <w:vAlign w:val="bottom"/>
+          </w:tcPr>
           <w:p>
             <w:pPr>
               <w:pStyle w:val="Compact"/>
@@ -12627,7 +11399,12 @@
           </w:p>
         </w:tc>
         <w:tc>
-          <w:tcPr/>
+          <w:tcPr>
+            <w:tcBorders>
+              <w:bottom w:val="single"/>
+            </w:tcBorders>
+            <w:vAlign w:val="bottom"/>
+          </w:tcPr>
           <w:p>
             <w:pPr>
               <w:pStyle w:val="Compact"/>
@@ -12641,7 +11418,6 @@
       </w:tr>
       <w:tr>
         <w:tc>
-          <w:tcPr/>
           <w:p>
             <w:pPr>
               <w:pStyle w:val="Compact"/>
@@ -12653,7 +11429,6 @@
           </w:p>
         </w:tc>
         <w:tc>
-          <w:tcPr/>
           <w:p>
             <w:pPr>
               <w:pStyle w:val="Compact"/>
@@ -12665,7 +11440,6 @@
           </w:p>
         </w:tc>
         <w:tc>
-          <w:tcPr/>
           <w:p>
             <w:pPr>
               <w:pStyle w:val="Compact"/>
@@ -12677,7 +11451,6 @@
           </w:p>
         </w:tc>
         <w:tc>
-          <w:tcPr/>
           <w:p>
             <w:pPr>
               <w:pStyle w:val="Compact"/>
@@ -12691,7 +11464,6 @@
       </w:tr>
       <w:tr>
         <w:tc>
-          <w:tcPr/>
           <w:p>
             <w:pPr>
               <w:pStyle w:val="Compact"/>
@@ -12703,7 +11475,6 @@
           </w:p>
         </w:tc>
         <w:tc>
-          <w:tcPr/>
           <w:p>
             <w:pPr>
               <w:pStyle w:val="Compact"/>
@@ -12715,7 +11486,6 @@
           </w:p>
         </w:tc>
         <w:tc>
-          <w:tcPr/>
           <w:p>
             <w:pPr>
               <w:pStyle w:val="Compact"/>
@@ -12727,7 +11497,6 @@
           </w:p>
         </w:tc>
         <w:tc>
-          <w:tcPr/>
           <w:p>
             <w:pPr>
               <w:pStyle w:val="Compact"/>
@@ -12753,7 +11522,6 @@
       </w:tr>
       <w:tr>
         <w:tc>
-          <w:tcPr/>
           <w:p>
             <w:pPr>
               <w:pStyle w:val="Compact"/>
@@ -12765,7 +11533,6 @@
           </w:p>
         </w:tc>
         <w:tc>
-          <w:tcPr/>
           <w:p>
             <w:pPr>
               <w:pStyle w:val="Compact"/>
@@ -12777,7 +11544,6 @@
           </w:p>
         </w:tc>
         <w:tc>
-          <w:tcPr/>
           <w:p>
             <w:pPr>
               <w:pStyle w:val="Compact"/>
@@ -12789,7 +11555,6 @@
           </w:p>
         </w:tc>
         <w:tc>
-          <w:tcPr/>
           <w:p>
             <w:pPr>
               <w:pStyle w:val="Compact"/>
@@ -12803,7 +11568,6 @@
       </w:tr>
       <w:tr>
         <w:tc>
-          <w:tcPr/>
           <w:p>
             <w:pPr>
               <w:pStyle w:val="Compact"/>
@@ -12815,7 +11579,6 @@
           </w:p>
         </w:tc>
         <w:tc>
-          <w:tcPr/>
           <w:p>
             <w:pPr>
               <w:pStyle w:val="Compact"/>
@@ -12827,7 +11590,6 @@
           </w:p>
         </w:tc>
         <w:tc>
-          <w:tcPr/>
           <w:p>
             <w:pPr>
               <w:pStyle w:val="Compact"/>
@@ -12839,7 +11601,6 @@
           </w:p>
         </w:tc>
         <w:tc>
-          <w:tcPr/>
           <w:p>
             <w:pPr>
               <w:pStyle w:val="Compact"/>
@@ -12852,8 +11613,6 @@
         </w:tc>
       </w:tr>
     </w:tbl>
-    <w:bookmarkEnd w:id="54"/>
-    <w:bookmarkEnd w:id="55"/>
     <w:sectPr/>
   </w:body>
 </w:document>
@@ -12885,14 +11644,17 @@
 <file path=word/numbering.xml><?xml version="1.0" encoding="utf-8"?>
 <w:numbering xmlns:w="http://schemas.openxmlformats.org/wordprocessingml/2006/main">
   <w:abstractNum w:abstractNumId="990">
-    <w:nsid w:val="A990"/>
+    <w:nsid w:val="2c1ae401"/>
     <w:multiLevelType w:val="multilevel"/>
     <w:lvl w:ilvl="0">
       <w:numFmt w:val="bullet"/>
       <w:lvlText w:val=" "/>
       <w:lvlJc w:val="left"/>
       <w:pPr>
-        <w:ind w:left="720" w:hanging="480"/>
+        <w:tabs>
+          <w:tab w:val="num" w:pos="0"/>
+        </w:tabs>
+        <w:ind w:left="480" w:hanging="480"/>
       </w:pPr>
     </w:lvl>
     <w:lvl w:ilvl="1">
@@ -12900,7 +11662,10 @@
       <w:lvlText w:val=" "/>
       <w:lvlJc w:val="left"/>
       <w:pPr>
-        <w:ind w:left="1440" w:hanging="480"/>
+        <w:tabs>
+          <w:tab w:val="num" w:pos="720"/>
+        </w:tabs>
+        <w:ind w:left="1200" w:hanging="480"/>
       </w:pPr>
     </w:lvl>
     <w:lvl w:ilvl="2">
@@ -12908,7 +11673,10 @@
       <w:lvlText w:val=" "/>
       <w:lvlJc w:val="left"/>
       <w:pPr>
-        <w:ind w:left="2160" w:hanging="480"/>
+        <w:tabs>
+          <w:tab w:val="num" w:pos="1440"/>
+        </w:tabs>
+        <w:ind w:left="1920" w:hanging="480"/>
       </w:pPr>
     </w:lvl>
     <w:lvl w:ilvl="3">
@@ -12916,7 +11684,10 @@
       <w:lvlText w:val=" "/>
       <w:lvlJc w:val="left"/>
       <w:pPr>
-        <w:ind w:left="2880" w:hanging="480"/>
+        <w:tabs>
+          <w:tab w:val="num" w:pos="2160"/>
+        </w:tabs>
+        <w:ind w:left="2640" w:hanging="480"/>
       </w:pPr>
     </w:lvl>
     <w:lvl w:ilvl="4">
@@ -12924,7 +11695,10 @@
       <w:lvlText w:val=" "/>
       <w:lvlJc w:val="left"/>
       <w:pPr>
-        <w:ind w:left="3600" w:hanging="480"/>
+        <w:tabs>
+          <w:tab w:val="num" w:pos="2880"/>
+        </w:tabs>
+        <w:ind w:left="3360" w:hanging="480"/>
       </w:pPr>
     </w:lvl>
     <w:lvl w:ilvl="5">
@@ -12932,7 +11706,10 @@
       <w:lvlText w:val=" "/>
       <w:lvlJc w:val="left"/>
       <w:pPr>
-        <w:ind w:left="4320" w:hanging="480"/>
+        <w:tabs>
+          <w:tab w:val="num" w:pos="3600"/>
+        </w:tabs>
+        <w:ind w:left="4080" w:hanging="480"/>
       </w:pPr>
     </w:lvl>
     <w:lvl w:ilvl="6">
@@ -12940,7 +11717,10 @@
       <w:lvlText w:val=" "/>
       <w:lvlJc w:val="left"/>
       <w:pPr>
-        <w:ind w:left="5040" w:hanging="480"/>
+        <w:tabs>
+          <w:tab w:val="num" w:pos="4320"/>
+        </w:tabs>
+        <w:ind w:left="4800" w:hanging="480"/>
       </w:pPr>
     </w:lvl>
     <w:lvl w:ilvl="7">
@@ -12948,7 +11728,10 @@
       <w:lvlText w:val=" "/>
       <w:lvlJc w:val="left"/>
       <w:pPr>
-        <w:ind w:left="5760" w:hanging="480"/>
+        <w:tabs>
+          <w:tab w:val="num" w:pos="5040"/>
+        </w:tabs>
+        <w:ind w:left="5520" w:hanging="480"/>
       </w:pPr>
     </w:lvl>
     <w:lvl w:ilvl="8">
@@ -12956,12 +11739,15 @@
       <w:lvlText w:val=" "/>
       <w:lvlJc w:val="left"/>
       <w:pPr>
-        <w:ind w:left="6480" w:hanging="480"/>
+        <w:tabs>
+          <w:tab w:val="num" w:pos="5760"/>
+        </w:tabs>
+        <w:ind w:left="6240" w:hanging="480"/>
       </w:pPr>
     </w:lvl>
   </w:abstractNum>
-  <w:abstractNum w:abstractNumId="99411">
-    <w:nsid w:val="A99411"/>
+  <w:abstractNum w:abstractNumId="99211">
+    <w:nsid w:val="ea454b4c"/>
     <w:multiLevelType w:val="multilevel"/>
     <w:lvl w:ilvl="0">
       <w:start w:val="1"/>
@@ -12969,25 +11755,34 @@
       <w:lvlText w:val="%1."/>
       <w:lvlJc w:val="left"/>
       <w:pPr>
-        <w:ind w:left="720" w:hanging="480"/>
+        <w:tabs>
+          <w:tab w:val="num" w:pos="0"/>
+        </w:tabs>
+        <w:ind w:left="480" w:hanging="480"/>
       </w:pPr>
     </w:lvl>
     <w:lvl w:ilvl="1">
       <w:start w:val="1"/>
-      <w:numFmt w:val="decimal"/>
+      <w:numFmt w:val="lowerLetter"/>
       <w:lvlText w:val="%2."/>
       <w:lvlJc w:val="left"/>
       <w:pPr>
-        <w:ind w:left="1440" w:hanging="480"/>
+        <w:tabs>
+          <w:tab w:val="num" w:pos="720"/>
+        </w:tabs>
+        <w:ind w:left="1200" w:hanging="480"/>
       </w:pPr>
     </w:lvl>
     <w:lvl w:ilvl="2">
       <w:start w:val="1"/>
-      <w:numFmt w:val="decimal"/>
+      <w:numFmt w:val="lowerRoman"/>
       <w:lvlText w:val="%3."/>
       <w:lvlJc w:val="left"/>
       <w:pPr>
-        <w:ind w:left="2160" w:hanging="480"/>
+        <w:tabs>
+          <w:tab w:val="num" w:pos="1440"/>
+        </w:tabs>
+        <w:ind w:left="1920" w:hanging="480"/>
       </w:pPr>
     </w:lvl>
     <w:lvl w:ilvl="3">
@@ -12996,25 +11791,34 @@
       <w:lvlText w:val="%4."/>
       <w:lvlJc w:val="left"/>
       <w:pPr>
-        <w:ind w:left="2880" w:hanging="480"/>
+        <w:tabs>
+          <w:tab w:val="num" w:pos="2160"/>
+        </w:tabs>
+        <w:ind w:left="2640" w:hanging="480"/>
       </w:pPr>
     </w:lvl>
     <w:lvl w:ilvl="4">
       <w:start w:val="1"/>
-      <w:numFmt w:val="decimal"/>
+      <w:numFmt w:val="lowerLetter"/>
       <w:lvlText w:val="%5."/>
       <w:lvlJc w:val="left"/>
       <w:pPr>
-        <w:ind w:left="3600" w:hanging="480"/>
+        <w:tabs>
+          <w:tab w:val="num" w:pos="2880"/>
+        </w:tabs>
+        <w:ind w:left="3360" w:hanging="480"/>
       </w:pPr>
     </w:lvl>
     <w:lvl w:ilvl="5">
       <w:start w:val="1"/>
-      <w:numFmt w:val="decimal"/>
+      <w:numFmt w:val="lowerRoman"/>
       <w:lvlText w:val="%6."/>
       <w:lvlJc w:val="left"/>
       <w:pPr>
-        <w:ind w:left="4320" w:hanging="480"/>
+        <w:tabs>
+          <w:tab w:val="num" w:pos="3600"/>
+        </w:tabs>
+        <w:ind w:left="4080" w:hanging="480"/>
       </w:pPr>
     </w:lvl>
     <w:lvl w:ilvl="6">
@@ -13023,37 +11827,49 @@
       <w:lvlText w:val="%7."/>
       <w:lvlJc w:val="left"/>
       <w:pPr>
-        <w:ind w:left="5040" w:hanging="480"/>
+        <w:tabs>
+          <w:tab w:val="num" w:pos="4320"/>
+        </w:tabs>
+        <w:ind w:left="4800" w:hanging="480"/>
       </w:pPr>
     </w:lvl>
     <w:lvl w:ilvl="7">
       <w:start w:val="1"/>
-      <w:numFmt w:val="decimal"/>
+      <w:numFmt w:val="lowerLetter"/>
       <w:lvlText w:val="%8."/>
       <w:lvlJc w:val="left"/>
       <w:pPr>
-        <w:ind w:left="5760" w:hanging="480"/>
+        <w:tabs>
+          <w:tab w:val="num" w:pos="5040"/>
+        </w:tabs>
+        <w:ind w:left="5520" w:hanging="480"/>
       </w:pPr>
     </w:lvl>
     <w:lvl w:ilvl="8">
       <w:start w:val="1"/>
-      <w:numFmt w:val="decimal"/>
+      <w:numFmt w:val="lowerRoman"/>
       <w:lvlText w:val="%9."/>
       <w:lvlJc w:val="left"/>
       <w:pPr>
-        <w:ind w:left="6480" w:hanging="480"/>
+        <w:tabs>
+          <w:tab w:val="num" w:pos="5760"/>
+        </w:tabs>
+        <w:ind w:left="6240" w:hanging="480"/>
       </w:pPr>
     </w:lvl>
   </w:abstractNum>
   <w:abstractNum w:abstractNumId="991">
-    <w:nsid w:val="A991"/>
+    <w:nsid w:val="71315dca"/>
     <w:multiLevelType w:val="multilevel"/>
     <w:lvl w:ilvl="0">
       <w:numFmt w:val="bullet"/>
       <w:lvlText w:val="•"/>
       <w:lvlJc w:val="left"/>
       <w:pPr>
-        <w:ind w:left="720" w:hanging="480"/>
+        <w:tabs>
+          <w:tab w:val="num" w:pos="0"/>
+        </w:tabs>
+        <w:ind w:left="480" w:hanging="480"/>
       </w:pPr>
     </w:lvl>
     <w:lvl w:ilvl="1">
@@ -13061,7 +11877,10 @@
       <w:lvlText w:val="–"/>
       <w:lvlJc w:val="left"/>
       <w:pPr>
-        <w:ind w:left="1440" w:hanging="480"/>
+        <w:tabs>
+          <w:tab w:val="num" w:pos="720"/>
+        </w:tabs>
+        <w:ind w:left="1200" w:hanging="480"/>
       </w:pPr>
     </w:lvl>
     <w:lvl w:ilvl="2">
@@ -13069,7 +11888,10 @@
       <w:lvlText w:val="•"/>
       <w:lvlJc w:val="left"/>
       <w:pPr>
-        <w:ind w:left="2160" w:hanging="480"/>
+        <w:tabs>
+          <w:tab w:val="num" w:pos="1440"/>
+        </w:tabs>
+        <w:ind w:left="1920" w:hanging="480"/>
       </w:pPr>
     </w:lvl>
     <w:lvl w:ilvl="3">
@@ -13077,7 +11899,10 @@
       <w:lvlText w:val="–"/>
       <w:lvlJc w:val="left"/>
       <w:pPr>
-        <w:ind w:left="2880" w:hanging="480"/>
+        <w:tabs>
+          <w:tab w:val="num" w:pos="2160"/>
+        </w:tabs>
+        <w:ind w:left="2640" w:hanging="480"/>
       </w:pPr>
     </w:lvl>
     <w:lvl w:ilvl="4">
@@ -13085,7 +11910,10 @@
       <w:lvlText w:val="•"/>
       <w:lvlJc w:val="left"/>
       <w:pPr>
-        <w:ind w:left="3600" w:hanging="480"/>
+        <w:tabs>
+          <w:tab w:val="num" w:pos="2880"/>
+        </w:tabs>
+        <w:ind w:left="3360" w:hanging="480"/>
       </w:pPr>
     </w:lvl>
     <w:lvl w:ilvl="5">
@@ -13093,7 +11921,10 @@
       <w:lvlText w:val="–"/>
       <w:lvlJc w:val="left"/>
       <w:pPr>
-        <w:ind w:left="4320" w:hanging="480"/>
+        <w:tabs>
+          <w:tab w:val="num" w:pos="3600"/>
+        </w:tabs>
+        <w:ind w:left="4080" w:hanging="480"/>
       </w:pPr>
     </w:lvl>
     <w:lvl w:ilvl="6">
@@ -13101,7 +11932,10 @@
       <w:lvlText w:val="•"/>
       <w:lvlJc w:val="left"/>
       <w:pPr>
-        <w:ind w:left="5040" w:hanging="480"/>
+        <w:tabs>
+          <w:tab w:val="num" w:pos="4320"/>
+        </w:tabs>
+        <w:ind w:left="4800" w:hanging="480"/>
       </w:pPr>
     </w:lvl>
     <w:lvl w:ilvl="7">
@@ -13109,7 +11943,10 @@
       <w:lvlText w:val="–"/>
       <w:lvlJc w:val="left"/>
       <w:pPr>
-        <w:ind w:left="5760" w:hanging="480"/>
+        <w:tabs>
+          <w:tab w:val="num" w:pos="5040"/>
+        </w:tabs>
+        <w:ind w:left="5520" w:hanging="480"/>
       </w:pPr>
     </w:lvl>
     <w:lvl w:ilvl="8">
@@ -13117,7 +11954,10 @@
       <w:lvlText w:val="•"/>
       <w:lvlJc w:val="left"/>
       <w:pPr>
-        <w:ind w:left="6480" w:hanging="480"/>
+        <w:tabs>
+          <w:tab w:val="num" w:pos="5760"/>
+        </w:tabs>
+        <w:ind w:left="6240" w:hanging="480"/>
       </w:pPr>
     </w:lvl>
   </w:abstractNum>
@@ -13125,7 +11965,7 @@
     <w:abstractNumId w:val="990"/>
   </w:num>
   <w:num w:numId="1001">
-    <w:abstractNumId w:val="99411"/>
+    <w:abstractNumId w:val="99211"/>
     <w:lvlOverride w:ilvl="0">
       <w:startOverride w:val="1"/>
     </w:lvlOverride>
@@ -13157,6 +11997,9 @@
   <w:num w:numId="1002">
     <w:abstractNumId w:val="991"/>
   </w:num>
+  <w:num w:numId="1003">
+    <w:abstractNumId w:val="991"/>
+  </w:num>
 </w:numbering>
 </file>
 
@@ -13165,10 +12008,10 @@
   <w:docDefaults>
     <w:rPrDefault>
       <w:rPr>
-        <w:rFonts w:asciiTheme="minorHAnsi" w:cstheme="minorBidi" w:eastAsiaTheme="minorHAnsi" w:hAnsiTheme="minorHAnsi"/>
+        <w:rFonts w:asciiTheme="minorHAnsi" w:eastAsiaTheme="minorHAnsi" w:hAnsiTheme="minorHAnsi" w:cstheme="minorBidi"/>
         <w:sz w:val="24"/>
         <w:szCs w:val="24"/>
-        <w:lang w:bidi="ar-SA" w:eastAsia="en-US" w:val="en-US"/>
+        <w:lang w:val="en-US" w:eastAsia="en-US" w:bidi="ar-SA"/>
       </w:rPr>
     </w:rPrDefault>
     <w:pPrDefault>
@@ -13177,35 +12020,35 @@
       </w:pPr>
     </w:pPrDefault>
   </w:docDefaults>
-  <w:latentStyles w:count="276" w:defLockedState="0" w:defQFormat="0" w:defSemiHidden="0" w:defUIPriority="0" w:defUnhideWhenUsed="0"/>
-  <w:style w:default="1" w:styleId="Normal" w:type="paragraph">
+  <w:latentStyles w:defLockedState="0" w:defUIPriority="0" w:defSemiHidden="0" w:defUnhideWhenUsed="0" w:defQFormat="0" w:count="276"/>
+  <w:style w:type="paragraph" w:default="1" w:styleId="Normal">
     <w:name w:val="Normal"/>
     <w:qFormat/>
   </w:style>
-  <w:style w:styleId="BodyText" w:type="paragraph">
+  <w:style w:type="paragraph" w:styleId="BodyText">
     <w:name w:val="Body Text"/>
     <w:basedOn w:val="Normal"/>
     <w:link w:val="BodyTextChar"/>
     <w:pPr>
-      <w:spacing w:after="180" w:before="180"/>
+      <w:spacing w:before="180" w:after="180"/>
     </w:pPr>
     <w:qFormat/>
   </w:style>
-  <w:style w:customStyle="1" w:styleId="FirstParagraph" w:type="paragraph">
+  <w:style w:type="paragraph" w:customStyle="1" w:styleId="FirstParagraph">
     <w:name w:val="First Paragraph"/>
     <w:basedOn w:val="BodyText"/>
     <w:next w:val="BodyText"/>
     <w:qFormat/>
   </w:style>
-  <w:style w:customStyle="1" w:styleId="Compact" w:type="paragraph">
+  <w:style w:type="paragraph" w:customStyle="1" w:styleId="Compact">
     <w:name w:val="Compact"/>
     <w:basedOn w:val="BodyText"/>
     <w:qFormat/>
     <w:pPr>
-      <w:spacing w:after="36" w:before="36"/>
+      <w:spacing w:before="36" w:after="36"/>
     </w:pPr>
   </w:style>
-  <w:style w:styleId="Title" w:type="paragraph">
+  <w:style w:type="paragraph" w:styleId="Title">
     <w:name w:val="Title"/>
     <w:basedOn w:val="Normal"/>
     <w:next w:val="BodyText"/>
@@ -13213,19 +12056,19 @@
     <w:pPr>
       <w:keepNext/>
       <w:keepLines/>
-      <w:spacing w:after="240" w:before="480"/>
+      <w:spacing w:before="480" w:after="240"/>
       <w:jc w:val="center"/>
     </w:pPr>
     <w:rPr>
-      <w:rFonts w:asciiTheme="majorHAnsi" w:cstheme="majorBidi" w:eastAsiaTheme="majorEastAsia" w:hAnsiTheme="majorHAnsi"/>
+      <w:rFonts w:asciiTheme="majorHAnsi" w:eastAsiaTheme="majorEastAsia" w:hAnsiTheme="majorHAnsi" w:cstheme="majorBidi"/>
       <w:b/>
       <w:bCs/>
-      <w:color w:themeColor="accent1" w:themeShade="B5" w:val="345A8A"/>
+      <w:color w:val="345A8A" w:themeColor="accent1" w:themeShade="B5"/>
       <w:sz w:val="36"/>
       <w:szCs w:val="36"/>
     </w:rPr>
   </w:style>
-  <w:style w:styleId="Subtitle" w:type="paragraph">
+  <w:style w:type="paragraph" w:styleId="Subtitle">
     <w:name w:val="Subtitle"/>
     <w:basedOn w:val="Title"/>
     <w:next w:val="BodyText"/>
@@ -13233,7 +12076,7 @@
     <w:pPr>
       <w:keepNext/>
       <w:keepLines/>
-      <w:spacing w:after="240" w:before="240"/>
+      <w:spacing w:before="240" w:after="240"/>
       <w:jc w:val="center"/>
     </w:pPr>
     <w:rPr>
@@ -13241,7 +12084,7 @@
       <w:szCs w:val="30"/>
     </w:rPr>
   </w:style>
-  <w:style w:customStyle="1" w:styleId="Author" w:type="paragraph">
+  <w:style w:type="paragraph" w:customStyle="1" w:styleId="Author">
     <w:name w:val="Author"/>
     <w:next w:val="BodyText"/>
     <w:qFormat/>
@@ -13251,7 +12094,7 @@
       <w:jc w:val="center"/>
     </w:pPr>
   </w:style>
-  <w:style w:styleId="Date" w:type="paragraph">
+  <w:style w:type="paragraph" w:styleId="Date">
     <w:name w:val="Date"/>
     <w:next w:val="BodyText"/>
     <w:qFormat/>
@@ -13261,26 +12104,7 @@
       <w:jc w:val="center"/>
     </w:pPr>
   </w:style>
-  <w:style w:customStyle="1" w:styleId="AbstractTitle" w:type="paragraph">
-    <w:name w:val="Abstract Title"/>
-    <w:basedOn w:val="Normal"/>
-    <w:next w:val="Abstract"/>
-    <w:qFormat/>
-    <w:pPr>
-      <w:keepNext/>
-      <w:keepLines/>
-      <w:jc w:val="center"/>
-      <w:spacing w:after="0" w:before="300"/>
-    </w:pPr>
-    <w:rPr>
-      <w:sz w:val="20"/>
-      <w:szCs w:val="20"/>
-      <w:b/>
-      <w:color w:val="345A8A"/>
-      &gt;
-    </w:rPr>
-  </w:style>
-  <w:style w:customStyle="1" w:styleId="Abstract" w:type="paragraph">
+  <w:style w:type="paragraph" w:customStyle="1" w:styleId="Abstract">
     <w:name w:val="Abstract"/>
     <w:basedOn w:val="Normal"/>
     <w:next w:val="BodyText"/>
@@ -13288,14 +12112,14 @@
     <w:pPr>
       <w:keepNext/>
       <w:keepLines/>
-      <w:spacing w:after="300" w:before="100"/>
+      <w:spacing w:before="300" w:after="300"/>
     </w:pPr>
     <w:rPr>
       <w:sz w:val="20"/>
       <w:szCs w:val="20"/>
     </w:rPr>
   </w:style>
-  <w:style w:styleId="Bibliography" w:type="paragraph">
+  <w:style w:type="paragraph" w:styleId="Bibliography">
     <w:name w:val="Bibliography"/>
     <w:basedOn w:val="Normal"/>
     <w:next w:val="Bibliography"/>
@@ -13303,7 +12127,7 @@
     <w:pPr/>
     <w:rPr/>
   </w:style>
-  <w:style w:styleId="Heading1" w:type="paragraph">
+  <w:style w:type="paragraph" w:styleId="Heading1">
     <w:name w:val="Heading 1"/>
     <w:basedOn w:val="Normal"/>
     <w:next w:val="BodyText"/>
@@ -13312,19 +12136,19 @@
     <w:pPr>
       <w:keepNext/>
       <w:keepLines/>
-      <w:spacing w:after="0" w:before="480"/>
+      <w:spacing w:before="480" w:after="0"/>
       <w:outlineLvl w:val="0"/>
     </w:pPr>
     <w:rPr>
-      <w:rFonts w:asciiTheme="majorHAnsi" w:cstheme="majorBidi" w:eastAsiaTheme="majorEastAsia" w:hAnsiTheme="majorHAnsi"/>
+      <w:rFonts w:asciiTheme="majorHAnsi" w:eastAsiaTheme="majorEastAsia" w:hAnsiTheme="majorHAnsi" w:cstheme="majorBidi"/>
       <w:b/>
       <w:bCs/>
-      <w:color w:themeColor="accent1" w:val="4F81BD"/>
+      <w:color w:val="4F81BD" w:themeColor="accent1"/>
       <w:sz w:val="32"/>
       <w:szCs w:val="32"/>
     </w:rPr>
   </w:style>
-  <w:style w:styleId="Heading2" w:type="paragraph">
+  <w:style w:type="paragraph" w:styleId="Heading2">
     <w:name w:val="Heading 2"/>
     <w:basedOn w:val="Normal"/>
     <w:next w:val="BodyText"/>
@@ -13334,19 +12158,19 @@
     <w:pPr>
       <w:keepNext/>
       <w:keepLines/>
-      <w:spacing w:after="0" w:before="200"/>
+      <w:spacing w:before="200" w:after="0"/>
       <w:outlineLvl w:val="1"/>
     </w:pPr>
     <w:rPr>
-      <w:rFonts w:asciiTheme="majorHAnsi" w:cstheme="majorBidi" w:eastAsiaTheme="majorEastAsia" w:hAnsiTheme="majorHAnsi"/>
+      <w:rFonts w:asciiTheme="majorHAnsi" w:eastAsiaTheme="majorEastAsia" w:hAnsiTheme="majorHAnsi" w:cstheme="majorBidi"/>
       <w:b/>
       <w:bCs/>
-      <w:color w:themeColor="accent1" w:val="4F81BD"/>
+      <w:color w:val="4F81BD" w:themeColor="accent1"/>
       <w:sz w:val="28"/>
       <w:szCs w:val="28"/>
     </w:rPr>
   </w:style>
-  <w:style w:styleId="Heading3" w:type="paragraph">
+  <w:style w:type="paragraph" w:styleId="Heading3">
     <w:name w:val="Heading 3"/>
     <w:basedOn w:val="Normal"/>
     <w:next w:val="BodyText"/>
@@ -13356,19 +12180,19 @@
     <w:pPr>
       <w:keepNext/>
       <w:keepLines/>
-      <w:spacing w:after="0" w:before="200"/>
+      <w:spacing w:before="200" w:after="0"/>
       <w:outlineLvl w:val="2"/>
     </w:pPr>
     <w:rPr>
-      <w:rFonts w:asciiTheme="majorHAnsi" w:cstheme="majorBidi" w:eastAsiaTheme="majorEastAsia" w:hAnsiTheme="majorHAnsi"/>
+      <w:rFonts w:asciiTheme="majorHAnsi" w:eastAsiaTheme="majorEastAsia" w:hAnsiTheme="majorHAnsi" w:cstheme="majorBidi"/>
       <w:b/>
       <w:bCs/>
-      <w:color w:themeColor="accent1" w:val="4F81BD"/>
+      <w:color w:val="4F81BD" w:themeColor="accent1"/>
       <w:sz w:val="24"/>
       <w:szCs w:val="24"/>
     </w:rPr>
   </w:style>
-  <w:style w:styleId="Heading4" w:type="paragraph">
+  <w:style w:type="paragraph" w:styleId="Heading4">
     <w:name w:val="Heading 4"/>
     <w:basedOn w:val="Normal"/>
     <w:next w:val="BodyText"/>
@@ -13378,19 +12202,19 @@
     <w:pPr>
       <w:keepNext/>
       <w:keepLines/>
-      <w:spacing w:after="0" w:before="200"/>
+      <w:spacing w:before="200" w:after="0"/>
       <w:outlineLvl w:val="3"/>
     </w:pPr>
     <w:rPr>
-      <w:rFonts w:asciiTheme="majorHAnsi" w:cstheme="majorBidi" w:eastAsiaTheme="majorEastAsia" w:hAnsiTheme="majorHAnsi"/>
+      <w:rFonts w:asciiTheme="majorHAnsi" w:eastAsiaTheme="majorEastAsia" w:hAnsiTheme="majorHAnsi" w:cstheme="majorBidi"/>
       <w:i/>
       <w:bCs/>
-      <w:color w:themeColor="accent1" w:val="4F81BD"/>
+      <w:color w:val="4F81BD" w:themeColor="accent1"/>
       <w:sz w:val="24"/>
       <w:szCs w:val="24"/>
     </w:rPr>
   </w:style>
-  <w:style w:styleId="Heading5" w:type="paragraph">
+  <w:style w:type="paragraph" w:styleId="Heading5">
     <w:name w:val="Heading 5"/>
     <w:basedOn w:val="Normal"/>
     <w:next w:val="BodyText"/>
@@ -13400,18 +12224,18 @@
     <w:pPr>
       <w:keepNext/>
       <w:keepLines/>
-      <w:spacing w:after="0" w:before="200"/>
+      <w:spacing w:before="200" w:after="0"/>
       <w:outlineLvl w:val="4"/>
     </w:pPr>
     <w:rPr>
-      <w:rFonts w:asciiTheme="majorHAnsi" w:cstheme="majorBidi" w:eastAsiaTheme="majorEastAsia" w:hAnsiTheme="majorHAnsi"/>
+      <w:rFonts w:asciiTheme="majorHAnsi" w:eastAsiaTheme="majorEastAsia" w:hAnsiTheme="majorHAnsi" w:cstheme="majorBidi"/>
       <w:iCs/>
-      <w:color w:themeColor="accent1" w:val="4F81BD"/>
+      <w:color w:val="4F81BD" w:themeColor="accent1"/>
       <w:sz w:val="24"/>
       <w:szCs w:val="24"/>
     </w:rPr>
   </w:style>
-  <w:style w:styleId="Heading6" w:type="paragraph">
+  <w:style w:type="paragraph" w:styleId="Heading6">
     <w:name w:val="Heading 6"/>
     <w:basedOn w:val="Normal"/>
     <w:next w:val="BodyText"/>
@@ -13421,17 +12245,17 @@
     <w:pPr>
       <w:keepNext/>
       <w:keepLines/>
-      <w:spacing w:after="0" w:before="200"/>
+      <w:spacing w:before="200" w:after="0"/>
       <w:outlineLvl w:val="5"/>
     </w:pPr>
     <w:rPr>
-      <w:rFonts w:asciiTheme="majorHAnsi" w:cstheme="majorBidi" w:eastAsiaTheme="majorEastAsia" w:hAnsiTheme="majorHAnsi"/>
-      <w:color w:themeColor="accent1" w:val="4F81BD"/>
+      <w:rFonts w:asciiTheme="majorHAnsi" w:eastAsiaTheme="majorEastAsia" w:hAnsiTheme="majorHAnsi" w:cstheme="majorBidi"/>
+      <w:color w:val="4F81BD" w:themeColor="accent1"/>
       <w:sz w:val="24"/>
       <w:szCs w:val="24"/>
     </w:rPr>
   </w:style>
-  <w:style w:styleId="Heading7" w:type="paragraph">
+  <w:style w:type="paragraph" w:styleId="Heading7">
     <w:name w:val="Heading 7"/>
     <w:basedOn w:val="Normal"/>
     <w:next w:val="BodyText"/>
@@ -13441,17 +12265,17 @@
     <w:pPr>
       <w:keepNext/>
       <w:keepLines/>
-      <w:spacing w:after="0" w:before="200"/>
+      <w:spacing w:before="200" w:after="0"/>
       <w:outlineLvl w:val="6"/>
     </w:pPr>
     <w:rPr>
-      <w:rFonts w:asciiTheme="majorHAnsi" w:cstheme="majorBidi" w:eastAsiaTheme="majorEastAsia" w:hAnsiTheme="majorHAnsi"/>
-      <w:color w:themeColor="accent1" w:val="4F81BD"/>
+      <w:rFonts w:asciiTheme="majorHAnsi" w:eastAsiaTheme="majorEastAsia" w:hAnsiTheme="majorHAnsi" w:cstheme="majorBidi"/>
+      <w:color w:val="4F81BD" w:themeColor="accent1"/>
       <w:sz w:val="24"/>
       <w:szCs w:val="24"/>
     </w:rPr>
   </w:style>
-  <w:style w:styleId="Heading8" w:type="paragraph">
+  <w:style w:type="paragraph" w:styleId="Heading8">
     <w:name w:val="Heading 8"/>
     <w:basedOn w:val="Normal"/>
     <w:next w:val="BodyText"/>
@@ -13461,17 +12285,17 @@
     <w:pPr>
       <w:keepNext/>
       <w:keepLines/>
-      <w:spacing w:after="0" w:before="200"/>
+      <w:spacing w:before="200" w:after="0"/>
       <w:outlineLvl w:val="7"/>
     </w:pPr>
     <w:rPr>
-      <w:rFonts w:asciiTheme="majorHAnsi" w:cstheme="majorBidi" w:eastAsiaTheme="majorEastAsia" w:hAnsiTheme="majorHAnsi"/>
-      <w:color w:themeColor="accent1" w:val="4F81BD"/>
+      <w:rFonts w:asciiTheme="majorHAnsi" w:eastAsiaTheme="majorEastAsia" w:hAnsiTheme="majorHAnsi" w:cstheme="majorBidi"/>
+      <w:color w:val="4F81BD" w:themeColor="accent1"/>
       <w:sz w:val="24"/>
       <w:szCs w:val="24"/>
     </w:rPr>
   </w:style>
-  <w:style w:styleId="Heading9" w:type="paragraph">
+  <w:style w:type="paragraph" w:styleId="Heading9">
     <w:name w:val="Heading 9"/>
     <w:basedOn w:val="Normal"/>
     <w:next w:val="BodyText"/>
@@ -13481,17 +12305,17 @@
     <w:pPr>
       <w:keepNext/>
       <w:keepLines/>
-      <w:spacing w:after="0" w:before="200"/>
+      <w:spacing w:before="200" w:after="0"/>
       <w:outlineLvl w:val="8"/>
     </w:pPr>
     <w:rPr>
-      <w:rFonts w:asciiTheme="majorHAnsi" w:cstheme="majorBidi" w:eastAsiaTheme="majorEastAsia" w:hAnsiTheme="majorHAnsi"/>
-      <w:color w:themeColor="accent1" w:val="4F81BD"/>
+      <w:rFonts w:asciiTheme="majorHAnsi" w:eastAsiaTheme="majorEastAsia" w:hAnsiTheme="majorHAnsi" w:cstheme="majorBidi"/>
+      <w:color w:val="4F81BD" w:themeColor="accent1"/>
       <w:sz w:val="24"/>
       <w:szCs w:val="24"/>
     </w:rPr>
   </w:style>
-  <w:style w:styleId="BlockText" w:type="paragraph">
+  <w:style w:type="paragraph" w:styleId="BlockText">
     <w:name w:val="Block Text"/>
     <w:basedOn w:val="BodyText"/>
     <w:next w:val="BodyText"/>
@@ -13499,11 +12323,11 @@
     <w:unhideWhenUsed/>
     <w:qFormat/>
     <w:pPr>
-      <w:spacing w:after="100" w:before="100"/>
+      <w:spacing w:before="100" w:after="100"/>
       <w:ind w:firstLine="0" w:left="480" w:right="480"/>
     </w:pPr>
   </w:style>
-  <w:style w:styleId="FootnoteText" w:type="paragraph">
+  <w:style w:type="paragraph" w:styleId="FootnoteText">
     <w:name w:val="Footnote Text"/>
     <w:basedOn w:val="Normal"/>
     <w:next w:val="FootnoteText"/>
@@ -13511,43 +12335,28 @@
     <w:unhideWhenUsed/>
     <w:qFormat/>
   </w:style>
-  <w:style w:default="1" w:styleId="DefaultParagraphFont" w:type="character">
+  <w:style w:type="character" w:default="1" w:styleId="DefaultParagraphFont">
     <w:name w:val="Default Paragraph Font"/>
     <w:semiHidden/>
     <w:unhideWhenUsed/>
   </w:style>
-  <w:style w:default="1" w:styleId="Table" w:type="table">
+  <w:style w:type="table" w:default="1" w:styleId="Table">
     <w:name w:val="Table"/>
     <w:basedOn w:val="TableNormal"/>
     <w:semiHidden/>
     <w:unhideWhenUsed/>
     <w:qFormat/>
     <w:tblPr>
-      <w:tblInd w:type="dxa" w:w="0"/>
+      <w:tblInd w:w="0" w:type="dxa"/>
       <w:tblCellMar>
-        <w:top w:type="dxa" w:w="0"/>
-        <w:left w:type="dxa" w:w="108"/>
-        <w:bottom w:type="dxa" w:w="0"/>
-        <w:right w:type="dxa" w:w="108"/>
+        <w:top w:w="0" w:type="dxa"/>
+        <w:left w:w="108" w:type="dxa"/>
+        <w:bottom w:w="0" w:type="dxa"/>
+        <w:right w:w="108" w:type="dxa"/>
       </w:tblCellMar>
     </w:tblPr>
-    <w:tblStylePr w:type="firstRow">
-      <w:tblPr>
-        <w:jc w:val="left"/>
-        <w:tblInd w:type="dxa" w:w="0"/>
-      </w:tblPr>
-      <w:trPr>
-        <w:jc w:val="left"/>
-      </w:trPr>
-      <w:tcPr>
-        <w:vAlign w:val="bottom"/>
-        <w:tcBorders>
-          <w:bottom w:val="single"/>
-        </w:tcBorders>
-      </w:tcPr>
-    </w:tblStylePr>
   </w:style>
-  <w:style w:customStyle="1" w:styleId="DefinitionTerm" w:type="paragraph">
+  <w:style w:type="paragraph" w:customStyle="1" w:styleId="DefinitionTerm">
     <w:name w:val="Definition Term"/>
     <w:basedOn w:val="Normal"/>
     <w:next w:val="Definition"/>
@@ -13560,49 +12369,49 @@
       <w:b/>
     </w:rPr>
   </w:style>
-  <w:style w:customStyle="1" w:styleId="Definition" w:type="paragraph">
+  <w:style w:type="paragraph" w:customStyle="1" w:styleId="Definition">
     <w:name w:val="Definition"/>
     <w:basedOn w:val="Normal"/>
   </w:style>
-  <w:style w:styleId="Caption" w:type="paragraph">
+  <w:style w:type="paragraph" w:styleId="Caption">
     <w:name w:val="Caption"/>
     <w:basedOn w:val="Normal"/>
     <w:link w:val="BodyTextChar"/>
     <w:pPr>
-      <w:spacing w:after="120" w:before="0"/>
+      <w:spacing w:before="0" w:after="120"/>
     </w:pPr>
     <w:rPr>
       <w:i/>
     </w:rPr>
   </w:style>
-  <w:style w:customStyle="1" w:styleId="TableCaption" w:type="paragraph">
+  <w:style w:type="paragraph" w:customStyle="1" w:styleId="TableCaption">
     <w:name w:val="Table Caption"/>
     <w:basedOn w:val="Caption"/>
     <w:pPr>
       <w:keepNext/>
     </w:pPr>
   </w:style>
-  <w:style w:customStyle="1" w:styleId="ImageCaption" w:type="paragraph">
+  <w:style w:type="paragraph" w:customStyle="1" w:styleId="ImageCaption">
     <w:name w:val="Image Caption"/>
     <w:basedOn w:val="Caption"/>
   </w:style>
-  <w:style w:customStyle="1" w:styleId="Figure" w:type="paragraph">
+  <w:style w:type="paragraph" w:customStyle="1" w:styleId="Figure">
     <w:name w:val="Figure"/>
     <w:basedOn w:val="Normal"/>
   </w:style>
-  <w:style w:customStyle="1" w:styleId="CaptionedFigure" w:type="paragraph">
+  <w:style w:type="paragraph" w:customStyle="1" w:styleId="CaptionedFigure">
     <w:name w:val="Captioned Figure"/>
     <w:basedOn w:val="Figure"/>
     <w:pPr>
       <w:keepNext/>
     </w:pPr>
   </w:style>
-  <w:style w:customStyle="1" w:styleId="BodyTextChar" w:type="character">
+  <w:style w:type="character" w:customStyle="1" w:styleId="BodyTextChar">
     <w:name w:val="Body Text Char"/>
     <w:basedOn w:val="DefaultParagraphFont"/>
     <w:link w:val="BodyText"/>
   </w:style>
-  <w:style w:customStyle="1" w:styleId="VerbatimChar" w:type="character">
+  <w:style w:type="character" w:customStyle="1" w:styleId="VerbatimChar">
     <w:name w:val="Verbatim Char"/>
     <w:basedOn w:val="BodyTextChar"/>
     <w:rPr>
@@ -13610,25 +12419,21 @@
       <w:sz w:val="22"/>
     </w:rPr>
   </w:style>
-  <w:style w:customStyle="1" w:styleId="SectionNumber" w:type="character">
-    <w:name w:val="Section Number"/>
-    <w:basedOn w:val="BodyTextChar"/>
-  </w:style>
-  <w:style w:styleId="FootnoteReference" w:type="character">
+  <w:style w:type="character" w:styleId="FootnoteReference">
     <w:name w:val="Footnote Reference"/>
     <w:basedOn w:val="BodyTextChar"/>
     <w:rPr>
       <w:vertAlign w:val="superscript"/>
     </w:rPr>
   </w:style>
-  <w:style w:styleId="Hyperlink" w:type="character">
+  <w:style w:type="character" w:styleId="Hyperlink">
     <w:name w:val="Hyperlink"/>
     <w:basedOn w:val="BodyTextChar"/>
     <w:rPr>
-      <w:color w:themeColor="accent1" w:val="4F81BD"/>
+      <w:color w:val="4F81BD" w:themeColor="accent1"/>
     </w:rPr>
   </w:style>
-  <w:style w:styleId="TOCHeading" w:type="paragraph">
+  <w:style w:type="paragraph" w:styleId="TOCHeading">
     <w:name w:val="TOC Heading"/>
     <w:basedOn w:val="Heading1"/>
     <w:next w:val="BodyText"/>
@@ -13640,13 +12445,13 @@
       <w:outlineLvl w:val="9"/>
     </w:pPr>
     <w:rPr>
-      <w:rFonts w:asciiTheme="majorHAnsi" w:cstheme="majorBidi" w:eastAsiaTheme="majorEastAsia" w:hAnsiTheme="majorHAnsi"/>
+      <w:rFonts w:asciiTheme="majorHAnsi" w:eastAsiaTheme="majorEastAsia" w:hAnsiTheme="majorHAnsi" w:cstheme="majorBidi"/>
       <w:b w:val="0"/>
       <w:bCs w:val="0"/>
-      <w:color w:themeColor="accent1" w:themeShade="BF" w:val="365F91"/>
+      <w:color w:val="365F91" w:themeColor="accent1" w:themeShade="BF"/>
     </w:rPr>
   </w:style>
-  <w:style w:customStyle="1" w:styleId="SourceCode" w:type="paragraph">
+  <w:style w:type="paragraph" w:customStyle="1" w:styleId="SourceCode">
     <w:name w:val="Source Code"/>
     <w:basedOn w:val="Normal"/>
     <w:link w:val="VerbatimChar"/>
@@ -13654,7 +12459,7 @@
       <w:wordWrap w:val="off"/>
     </w:pPr>
   </w:style>
-  <w:style w:customStyle="1" w:styleId="KeywordTok" w:type="character">
+  <w:style w:type="character" w:customStyle="1" w:styleId="KeywordTok">
     <w:name w:val="KeywordTok"/>
     <w:basedOn w:val="VerbatimChar"/>
     <w:rPr>
@@ -13662,85 +12467,82 @@
       <w:b/>
     </w:rPr>
   </w:style>
-  <w:style w:customStyle="1" w:styleId="DataTypeTok" w:type="character">
+  <w:style w:type="character" w:customStyle="1" w:styleId="DataTypeTok">
     <w:name w:val="DataTypeTok"/>
     <w:basedOn w:val="VerbatimChar"/>
     <w:rPr>
       <w:color w:val="902000"/>
     </w:rPr>
   </w:style>
-  <w:style w:customStyle="1" w:styleId="DecValTok" w:type="character">
+  <w:style w:type="character" w:customStyle="1" w:styleId="DecValTok">
     <w:name w:val="DecValTok"/>
     <w:basedOn w:val="VerbatimChar"/>
     <w:rPr>
       <w:color w:val="40a070"/>
     </w:rPr>
   </w:style>
-  <w:style w:customStyle="1" w:styleId="BaseNTok" w:type="character">
+  <w:style w:type="character" w:customStyle="1" w:styleId="BaseNTok">
     <w:name w:val="BaseNTok"/>
     <w:basedOn w:val="VerbatimChar"/>
     <w:rPr>
       <w:color w:val="40a070"/>
     </w:rPr>
   </w:style>
-  <w:style w:customStyle="1" w:styleId="FloatTok" w:type="character">
+  <w:style w:type="character" w:customStyle="1" w:styleId="FloatTok">
     <w:name w:val="FloatTok"/>
     <w:basedOn w:val="VerbatimChar"/>
     <w:rPr>
       <w:color w:val="40a070"/>
     </w:rPr>
   </w:style>
-  <w:style w:customStyle="1" w:styleId="ConstantTok" w:type="character">
+  <w:style w:type="character" w:customStyle="1" w:styleId="ConstantTok">
     <w:name w:val="ConstantTok"/>
     <w:basedOn w:val="VerbatimChar"/>
     <w:rPr>
       <w:color w:val="880000"/>
     </w:rPr>
   </w:style>
-  <w:style w:customStyle="1" w:styleId="CharTok" w:type="character">
+  <w:style w:type="character" w:customStyle="1" w:styleId="CharTok">
     <w:name w:val="CharTok"/>
     <w:basedOn w:val="VerbatimChar"/>
     <w:rPr>
       <w:color w:val="4070a0"/>
     </w:rPr>
   </w:style>
-  <w:style w:customStyle="1" w:styleId="SpecialCharTok" w:type="character">
+  <w:style w:type="character" w:customStyle="1" w:styleId="SpecialCharTok">
     <w:name w:val="SpecialCharTok"/>
     <w:basedOn w:val="VerbatimChar"/>
     <w:rPr>
       <w:color w:val="4070a0"/>
     </w:rPr>
   </w:style>
-  <w:style w:customStyle="1" w:styleId="StringTok" w:type="character">
+  <w:style w:type="character" w:customStyle="1" w:styleId="StringTok">
     <w:name w:val="StringTok"/>
     <w:basedOn w:val="VerbatimChar"/>
     <w:rPr>
       <w:color w:val="4070a0"/>
     </w:rPr>
   </w:style>
-  <w:style w:customStyle="1" w:styleId="VerbatimStringTok" w:type="character">
+  <w:style w:type="character" w:customStyle="1" w:styleId="VerbatimStringTok">
     <w:name w:val="VerbatimStringTok"/>
     <w:basedOn w:val="VerbatimChar"/>
     <w:rPr>
       <w:color w:val="4070a0"/>
     </w:rPr>
   </w:style>
-  <w:style w:customStyle="1" w:styleId="SpecialStringTok" w:type="character">
+  <w:style w:type="character" w:customStyle="1" w:styleId="SpecialStringTok">
     <w:name w:val="SpecialStringTok"/>
     <w:basedOn w:val="VerbatimChar"/>
     <w:rPr>
       <w:color w:val="bb6688"/>
     </w:rPr>
   </w:style>
-  <w:style w:customStyle="1" w:styleId="ImportTok" w:type="character">
+  <w:style w:type="character" w:customStyle="1" w:styleId="ImportTok">
     <w:name w:val="ImportTok"/>
     <w:basedOn w:val="VerbatimChar"/>
-    <w:rPr>
-      <w:color w:val="008000"/>
-      <w:b/>
-    </w:rPr>
+    <w:rPr/>
   </w:style>
-  <w:style w:customStyle="1" w:styleId="CommentTok" w:type="character">
+  <w:style w:type="character" w:customStyle="1" w:styleId="CommentTok">
     <w:name w:val="CommentTok"/>
     <w:basedOn w:val="VerbatimChar"/>
     <w:rPr>
@@ -13748,7 +12550,7 @@
       <w:i/>
     </w:rPr>
   </w:style>
-  <w:style w:customStyle="1" w:styleId="DocumentationTok" w:type="character">
+  <w:style w:type="character" w:customStyle="1" w:styleId="DocumentationTok">
     <w:name w:val="DocumentationTok"/>
     <w:basedOn w:val="VerbatimChar"/>
     <w:rPr>
@@ -13756,7 +12558,7 @@
       <w:i/>
     </w:rPr>
   </w:style>
-  <w:style w:customStyle="1" w:styleId="AnnotationTok" w:type="character">
+  <w:style w:type="character" w:customStyle="1" w:styleId="AnnotationTok">
     <w:name w:val="AnnotationTok"/>
     <w:basedOn w:val="VerbatimChar"/>
     <w:rPr>
@@ -13765,7 +12567,7 @@
       <w:i/>
     </w:rPr>
   </w:style>
-  <w:style w:customStyle="1" w:styleId="CommentVarTok" w:type="character">
+  <w:style w:type="character" w:customStyle="1" w:styleId="CommentVarTok">
     <w:name w:val="CommentVarTok"/>
     <w:basedOn w:val="VerbatimChar"/>
     <w:rPr>
@@ -13774,28 +12576,28 @@
       <w:i/>
     </w:rPr>
   </w:style>
-  <w:style w:customStyle="1" w:styleId="OtherTok" w:type="character">
+  <w:style w:type="character" w:customStyle="1" w:styleId="OtherTok">
     <w:name w:val="OtherTok"/>
     <w:basedOn w:val="VerbatimChar"/>
     <w:rPr>
       <w:color w:val="007020"/>
     </w:rPr>
   </w:style>
-  <w:style w:customStyle="1" w:styleId="FunctionTok" w:type="character">
+  <w:style w:type="character" w:customStyle="1" w:styleId="FunctionTok">
     <w:name w:val="FunctionTok"/>
     <w:basedOn w:val="VerbatimChar"/>
     <w:rPr>
       <w:color w:val="06287e"/>
     </w:rPr>
   </w:style>
-  <w:style w:customStyle="1" w:styleId="VariableTok" w:type="character">
+  <w:style w:type="character" w:customStyle="1" w:styleId="VariableTok">
     <w:name w:val="VariableTok"/>
     <w:basedOn w:val="VerbatimChar"/>
     <w:rPr>
       <w:color w:val="19177c"/>
     </w:rPr>
   </w:style>
-  <w:style w:customStyle="1" w:styleId="ControlFlowTok" w:type="character">
+  <w:style w:type="character" w:customStyle="1" w:styleId="ControlFlowTok">
     <w:name w:val="ControlFlowTok"/>
     <w:basedOn w:val="VerbatimChar"/>
     <w:rPr>
@@ -13803,45 +12605,43 @@
       <w:b/>
     </w:rPr>
   </w:style>
-  <w:style w:customStyle="1" w:styleId="OperatorTok" w:type="character">
+  <w:style w:type="character" w:customStyle="1" w:styleId="OperatorTok">
     <w:name w:val="OperatorTok"/>
     <w:basedOn w:val="VerbatimChar"/>
     <w:rPr>
       <w:color w:val="666666"/>
     </w:rPr>
   </w:style>
-  <w:style w:customStyle="1" w:styleId="BuiltInTok" w:type="character">
+  <w:style w:type="character" w:customStyle="1" w:styleId="BuiltInTok">
     <w:name w:val="BuiltInTok"/>
     <w:basedOn w:val="VerbatimChar"/>
-    <w:rPr>
-      <w:color w:val="008000"/>
-    </w:rPr>
+    <w:rPr/>
   </w:style>
-  <w:style w:customStyle="1" w:styleId="ExtensionTok" w:type="character">
+  <w:style w:type="character" w:customStyle="1" w:styleId="ExtensionTok">
     <w:name w:val="ExtensionTok"/>
     <w:basedOn w:val="VerbatimChar"/>
     <w:rPr/>
   </w:style>
-  <w:style w:customStyle="1" w:styleId="PreprocessorTok" w:type="character">
+  <w:style w:type="character" w:customStyle="1" w:styleId="PreprocessorTok">
     <w:name w:val="PreprocessorTok"/>
     <w:basedOn w:val="VerbatimChar"/>
     <w:rPr>
       <w:color w:val="bc7a00"/>
     </w:rPr>
   </w:style>
-  <w:style w:customStyle="1" w:styleId="AttributeTok" w:type="character">
+  <w:style w:type="character" w:customStyle="1" w:styleId="AttributeTok">
     <w:name w:val="AttributeTok"/>
     <w:basedOn w:val="VerbatimChar"/>
     <w:rPr>
       <w:color w:val="7d9029"/>
     </w:rPr>
   </w:style>
-  <w:style w:customStyle="1" w:styleId="RegionMarkerTok" w:type="character">
+  <w:style w:type="character" w:customStyle="1" w:styleId="RegionMarkerTok">
     <w:name w:val="RegionMarkerTok"/>
     <w:basedOn w:val="VerbatimChar"/>
     <w:rPr/>
   </w:style>
-  <w:style w:customStyle="1" w:styleId="InformationTok" w:type="character">
+  <w:style w:type="character" w:customStyle="1" w:styleId="InformationTok">
     <w:name w:val="InformationTok"/>
     <w:basedOn w:val="VerbatimChar"/>
     <w:rPr>
@@ -13850,7 +12650,7 @@
       <w:i/>
     </w:rPr>
   </w:style>
-  <w:style w:customStyle="1" w:styleId="WarningTok" w:type="character">
+  <w:style w:type="character" w:customStyle="1" w:styleId="WarningTok">
     <w:name w:val="WarningTok"/>
     <w:basedOn w:val="VerbatimChar"/>
     <w:rPr>
@@ -13859,7 +12659,7 @@
       <w:i/>
     </w:rPr>
   </w:style>
-  <w:style w:customStyle="1" w:styleId="AlertTok" w:type="character">
+  <w:style w:type="character" w:customStyle="1" w:styleId="AlertTok">
     <w:name w:val="AlertTok"/>
     <w:basedOn w:val="VerbatimChar"/>
     <w:rPr>
@@ -13867,7 +12667,7 @@
       <w:b/>
     </w:rPr>
   </w:style>
-  <w:style w:customStyle="1" w:styleId="ErrorTok" w:type="character">
+  <w:style w:type="character" w:customStyle="1" w:styleId="ErrorTok">
     <w:name w:val="ErrorTok"/>
     <w:basedOn w:val="VerbatimChar"/>
     <w:rPr>
@@ -13875,7 +12675,7 @@
       <w:b/>
     </w:rPr>
   </w:style>
-  <w:style w:customStyle="1" w:styleId="NormalTok" w:type="character">
+  <w:style w:type="character" w:customStyle="1" w:styleId="NormalTok">
     <w:name w:val="NormalTok"/>
     <w:basedOn w:val="VerbatimChar"/>
     <w:rPr/>

--- a/Design_Docs/GARUDA-DMA-SPEC-001.docx
+++ b/Design_Docs/GARUDA-DMA-SPEC-001.docx
@@ -2,7 +2,7 @@
 <file path=word/document.xml><?xml version="1.0" encoding="utf-8"?>
 <w:document xmlns:w="http://schemas.openxmlformats.org/wordprocessingml/2006/main" xmlns:m="http://schemas.openxmlformats.org/officeDocument/2006/math" xmlns:r="http://schemas.openxmlformats.org/officeDocument/2006/relationships" xmlns:o="urn:schemas-microsoft-com:office:office" xmlns:v="urn:schemas-microsoft-com:vml" xmlns:w10="urn:schemas-microsoft-com:office:word" xmlns:a="http://schemas.openxmlformats.org/drawingml/2006/main" xmlns:pic="http://schemas.openxmlformats.org/drawingml/2006/picture" xmlns:wp="http://schemas.openxmlformats.org/drawingml/2006/wordprocessingDrawing">
   <w:body>
-    <w:bookmarkStart w:id="55" w:name="Xc04b8bcc690a275408a347db8e90e303ef34656"/>
+    <w:bookmarkStart w:id="56" w:name="Xc04b8bcc690a275408a347db8e90e303ef34656"/>
     <w:p>
       <w:pPr>
         <w:pStyle w:val="Heading1"/>
@@ -427,6 +427,182 @@
           </w:p>
         </w:tc>
       </w:tr>
+      <w:tr>
+        <w:tc>
+          <w:tcPr/>
+          <w:p>
+            <w:pPr>
+              <w:pStyle w:val="Compact"/>
+              <w:jc w:val="left"/>
+            </w:pPr>
+            <w:r>
+              <w:t xml:space="preserve">3.0a</w:t>
+            </w:r>
+          </w:p>
+        </w:tc>
+        <w:tc>
+          <w:tcPr/>
+          <w:p>
+            <w:pPr>
+              <w:pStyle w:val="Compact"/>
+              <w:jc w:val="left"/>
+            </w:pPr>
+            <w:r>
+              <w:t xml:space="preserve">Text aligned with the RTL and the yaml (Track A, 2026-10-12; tasks 0.5 and 0.7):</w:t>
+            </w:r>
+            <w:r>
+              <w:t xml:space="preserve"> </w:t>
+            </w:r>
+            <w:r>
+              <w:rPr>
+                <w:rStyle w:val="VerbatimChar"/>
+              </w:rPr>
+              <w:t xml:space="preserve">CR</w:t>
+            </w:r>
+            <w:r>
+              <w:t xml:space="preserve"> </w:t>
+            </w:r>
+            <w:r>
+              <w:t xml:space="preserve">reset</w:t>
+            </w:r>
+            <w:r>
+              <w:t xml:space="preserve"> </w:t>
+            </w:r>
+            <w:r>
+              <w:rPr>
+                <w:rStyle w:val="VerbatimChar"/>
+              </w:rPr>
+              <w:t xml:space="preserve">0x0000_0040</w:t>
+            </w:r>
+            <w:r>
+              <w:t xml:space="preserve"> </w:t>
+            </w:r>
+            <w:r>
+              <w:t xml:space="preserve">and</w:t>
+            </w:r>
+            <w:r>
+              <w:t xml:space="preserve"> </w:t>
+            </w:r>
+            <w:r>
+              <w:rPr>
+                <w:rStyle w:val="VerbatimChar"/>
+              </w:rPr>
+              <w:t xml:space="preserve">SIZE</w:t>
+            </w:r>
+            <w:r>
+              <w:t xml:space="preserve"> </w:t>
+            </w:r>
+            <w:r>
+              <w:t xml:space="preserve">= 3 refused (AUD-12 item 7); error interrupts at CLIC IDs 8–13, ID 7 reserved (INT-2); channel 4 =</w:t>
+            </w:r>
+            <w:r>
+              <w:t xml:space="preserve"> </w:t>
+            </w:r>
+            <w:r>
+              <w:rPr>
+                <w:rStyle w:val="VerbatimChar"/>
+              </w:rPr>
+              <w:t xml:space="preserve">spi_slave</w:t>
+            </w:r>
+            <w:r>
+              <w:t xml:space="preserve">, wired (yaml</w:t>
+            </w:r>
+            <w:r>
+              <w:t xml:space="preserve"> </w:t>
+            </w:r>
+            <w:r>
+              <w:rPr>
+                <w:rStyle w:val="VerbatimChar"/>
+              </w:rPr>
+              <w:t xml:space="preserve">dma.assignment</w:t>
+            </w:r>
+            <w:r>
+              <w:t xml:space="preserve">, [N-6.4]); new [N-6.6] PSLVERR rule: a write to</w:t>
+            </w:r>
+            <w:r>
+              <w:t xml:space="preserve"> </w:t>
+            </w:r>
+            <w:r>
+              <w:rPr>
+                <w:rStyle w:val="VerbatimChar"/>
+              </w:rPr>
+              <w:t xml:space="preserve">STAT</w:t>
+            </w:r>
+            <w:r>
+              <w:t xml:space="preserve">/</w:t>
+            </w:r>
+            <w:r>
+              <w:rPr>
+                <w:rStyle w:val="VerbatimChar"/>
+              </w:rPr>
+              <w:t xml:space="preserve">GSTAT</w:t>
+            </w:r>
+            <w:r>
+              <w:t xml:space="preserve"> </w:t>
+            </w:r>
+            <w:r>
+              <w:t xml:space="preserve">is ignored without an error (AUD-13, ruled in the two-track plan); [N-7.8] ack is 2</w:t>
+            </w:r>
+            <w:r>
+              <w:t xml:space="preserve"> </w:t>
+            </w:r>
+            <w:r>
+              <w:rPr>
+                <w:rStyle w:val="VerbatimChar"/>
+              </w:rPr>
+              <w:t xml:space="preserve">hclk</w:t>
+            </w:r>
+            <w:r>
+              <w:t xml:space="preserve"> </w:t>
+            </w:r>
+            <w:r>
+              <w:t xml:space="preserve">wide (D-16); [N-7.20] reach: the fabric is unrestricted and the DMA refuses (AUD-12 item 1, D-16); §10</w:t>
+            </w:r>
+            <w:r>
+              <w:t xml:space="preserve"> </w:t>
+            </w:r>
+            <w:r>
+              <w:rPr>
+                <w:rStyle w:val="VerbatimChar"/>
+              </w:rPr>
+              <w:t xml:space="preserve">a_one_beat_per_req</w:t>
+            </w:r>
+            <w:r>
+              <w:t xml:space="preserve"> </w:t>
+            </w:r>
+            <w:r>
+              <w:t xml:space="preserve">in a sound form,</w:t>
+            </w:r>
+            <w:r>
+              <w:t xml:space="preserve"> </w:t>
+            </w:r>
+            <w:r>
+              <w:rPr>
+                <w:rStyle w:val="VerbatimChar"/>
+              </w:rPr>
+              <w:t xml:space="preserve">a_ch4_tied</w:t>
+            </w:r>
+            <w:r>
+              <w:t xml:space="preserve"> </w:t>
+            </w:r>
+            <w:r>
+              <w:t xml:space="preserve">removed. Open, pending rulings: DMA-9 to DMA-14 (§14), the per-channel clock gate of [N-9.3] (AUD-12 item 2).</w:t>
+            </w:r>
+          </w:p>
+        </w:tc>
+        <w:tc>
+          <w:tcPr/>
+          <w:p>
+            <w:pPr>
+              <w:pStyle w:val="Compact"/>
+              <w:jc w:val="left"/>
+            </w:pPr>
+            <w:r>
+              <w:t xml:space="preserve">AUD-12, AUD-13, INT-2</w:t>
+            </w:r>
+          </w:p>
+        </w:tc>
+      </w:tr>
     </w:tbl>
     <w:bookmarkEnd w:id="21"/>
     <w:bookmarkStart w:id="22" w:name="X7d72cd5e2ccd5281d575eeaae2e7a05cbe542e8"/>
@@ -577,7 +753,7 @@
         <w:t xml:space="preserve"> </w:t>
       </w:r>
       <w:r>
-        <w:t xml:space="preserve">Rev 2.0 — IDs 1–12.</w:t>
+        <w:t xml:space="preserve">Rev 2.0 — IDs 1–6 (completion) and 8–13 (error); ID 7 is reserved (INT-2).</w:t>
       </w:r>
     </w:p>
     <w:p>
@@ -1935,7 +2111,7 @@
         <w:rPr>
           <w:rStyle w:val="VerbatimChar"/>
         </w:rPr>
-        <w:t xml:space="preserve">  │  │ dma_apb  window 4        │◀── APB, pclk              │</w:t>
+        <w:t xml:space="preserve">  │  │ dma_apb  window 5        │◀── APB, pclk              │</w:t>
       </w:r>
       <w:r>
         <w:br/>
@@ -1980,7 +2156,7 @@
         <w:rPr>
           <w:rStyle w:val="VerbatimChar"/>
         </w:rPr>
-        <w:t xml:space="preserve">  │  error[5:0]    ──────────────────────────────────────────┼──▶ CLIC 7–12</w:t>
+        <w:t xml:space="preserve">  │  error[5:0]    ──────────────────────────────────────────┼──▶ CLIC 8–13</w:t>
       </w:r>
       <w:r>
         <w:br/>
@@ -2368,7 +2544,7 @@
               <w:jc w:val="left"/>
             </w:pPr>
             <w:r>
-              <w:t xml:space="preserve">Window 4.</w:t>
+              <w:t xml:space="preserve">Window 5.</w:t>
             </w:r>
             <w:r>
               <w:t xml:space="preserve"> </w:t>
@@ -3024,7 +3200,7 @@
               <w:jc w:val="left"/>
             </w:pPr>
             <w:r>
-              <w:t xml:space="preserve">To CLIC IDs 7–12.</w:t>
+              <w:t xml:space="preserve">To CLIC IDs 8–13 (ID 7 is reserved, INT-2).</w:t>
             </w:r>
           </w:p>
         </w:tc>
@@ -3187,7 +3363,7 @@
               <w:jc w:val="left"/>
             </w:pPr>
             <w:r>
-              <w:t xml:space="preserve">Window 4.</w:t>
+              <w:t xml:space="preserve">Window 5.</w:t>
             </w:r>
           </w:p>
         </w:tc>
@@ -3304,13 +3480,13 @@
       </w:r>
     </w:p>
     <w:bookmarkEnd w:id="30"/>
-    <w:bookmarkStart w:id="34" w:name="X5798e8261176fcd30b3ac7700e9b0620b245d99"/>
+    <w:bookmarkStart w:id="35" w:name="X71878f452cdec4092843776c012008b87892174"/>
     <w:p>
       <w:pPr>
         <w:pStyle w:val="Heading2"/>
       </w:pPr>
       <w:r>
-        <w:t xml:space="preserve">6 Register map — APB window 4 (</w:t>
+        <w:t xml:space="preserve">6 Register map — APB window 5 (</w:t>
       </w:r>
       <w:r>
         <w:rPr>
@@ -3325,6 +3501,120 @@
     <w:p>
       <w:pPr>
         <w:pStyle w:val="FirstParagraph"/>
+      </w:pPr>
+      <w:r>
+        <w:rPr>
+          <w:iCs/>
+          <w:i/>
+        </w:rPr>
+        <w:t xml:space="preserve">(Window number corrected 2026-09-26: was stated as 4, inherited from the</w:t>
+      </w:r>
+      <w:r>
+        <w:rPr>
+          <w:iCs/>
+          <w:i/>
+        </w:rPr>
+        <w:t xml:space="preserve"> </w:t>
+      </w:r>
+      <w:r>
+        <w:rPr>
+          <w:iCs/>
+          <w:i/>
+        </w:rPr>
+        <w:t xml:space="preserve">0-based table in GARUDA-AHB2APB-SPEC-001. The hardware decodes window</w:t>
+      </w:r>
+      <w:r>
+        <w:rPr>
+          <w:iCs/>
+          <w:i/>
+        </w:rPr>
+        <w:t xml:space="preserve"> </w:t>
+      </w:r>
+      <w:r>
+        <w:rPr>
+          <w:iCs/>
+          <w:i/>
+          <w:iCs/>
+          <w:i/>
+        </w:rPr>
+        <w:t xml:space="preserve">n</w:t>
+      </w:r>
+      <w:r>
+        <w:rPr>
+          <w:iCs/>
+          <w:i/>
+        </w:rPr>
+        <w:t xml:space="preserve"> </w:t>
+      </w:r>
+      <w:r>
+        <w:rPr>
+          <w:iCs/>
+          <w:i/>
+        </w:rPr>
+        <w:t xml:space="preserve">at</w:t>
+      </w:r>
+      <w:r>
+        <w:rPr>
+          <w:iCs/>
+          <w:i/>
+        </w:rPr>
+        <w:t xml:space="preserve"> </w:t>
+      </w:r>
+      <w:r>
+        <w:rPr>
+          <w:rStyle w:val="VerbatimChar"/>
+          <w:iCs/>
+          <w:i/>
+        </w:rPr>
+        <w:t xml:space="preserve">0x4000_0000 + 0x1000 x n</w:t>
+      </w:r>
+      <w:r>
+        <w:rPr>
+          <w:iCs/>
+          <w:i/>
+        </w:rPr>
+        <w:t xml:space="preserve"> </w:t>
+      </w:r>
+      <w:r>
+        <w:rPr>
+          <w:iCs/>
+          <w:i/>
+        </w:rPr>
+        <w:t xml:space="preserve">(</w:t>
+      </w:r>
+      <w:r>
+        <w:rPr>
+          <w:rStyle w:val="VerbatimChar"/>
+          <w:iCs/>
+          <w:i/>
+        </w:rPr>
+        <w:t xml:space="preserve">haddr[15:12]</w:t>
+      </w:r>
+      <w:r>
+        <w:rPr>
+          <w:iCs/>
+          <w:i/>
+        </w:rPr>
+        <w:t xml:space="preserve">), so the base address quoted here was</w:t>
+      </w:r>
+      <w:r>
+        <w:rPr>
+          <w:iCs/>
+          <w:i/>
+        </w:rPr>
+        <w:t xml:space="preserve"> </w:t>
+      </w:r>
+      <w:r>
+        <w:rPr>
+          <w:iCs/>
+          <w:i/>
+        </w:rPr>
+        <w:t xml:space="preserve">always right and only the index was wrong.)</w:t>
+      </w:r>
+    </w:p>
+    <w:p>
+      <w:pPr>
+        <w:pStyle w:val="BodyText"/>
       </w:pPr>
       <w:r>
         <w:t xml:space="preserve">Per channel</w:t>
@@ -3485,7 +3775,10 @@
               <w:jc w:val="left"/>
             </w:pPr>
             <w:r>
-              <w:t xml:space="preserve">0</w:t>
+              <w:rPr>
+                <w:rStyle w:val="VerbatimChar"/>
+              </w:rPr>
+              <w:t xml:space="preserve">0x0000_0040</w:t>
             </w:r>
           </w:p>
         </w:tc>
@@ -3498,6 +3791,21 @@
             </w:pPr>
             <w:r>
               <w:t xml:space="preserve">Control.</w:t>
+            </w:r>
+            <w:r>
+              <w:t xml:space="preserve"> </w:t>
+            </w:r>
+            <w:r>
+              <w:rPr>
+                <w:rStyle w:val="VerbatimChar"/>
+              </w:rPr>
+              <w:t xml:space="preserve">SIZE</w:t>
+            </w:r>
+            <w:r>
+              <w:t xml:space="preserve"> </w:t>
+            </w:r>
+            <w:r>
+              <w:t xml:space="preserve">resets to 2 (word); every other field resets to 0 (§6.1).</w:t>
             </w:r>
           </w:p>
         </w:tc>
@@ -4421,7 +4729,37 @@
               <w:jc w:val="left"/>
             </w:pPr>
             <w:r>
-              <w:t xml:space="preserve">0 = byte, 1 = halfword, 2 = word.</w:t>
+              <w:t xml:space="preserve">0 = byte, 1 = halfword, 2 = word, 3 reserved: a write of 3 leaves</w:t>
+            </w:r>
+            <w:r>
+              <w:t xml:space="preserve"> </w:t>
+            </w:r>
+            <w:r>
+              <w:rPr>
+                <w:rStyle w:val="VerbatimChar"/>
+              </w:rPr>
+              <w:t xml:space="preserve">SIZE</w:t>
+            </w:r>
+            <w:r>
+              <w:t xml:space="preserve"> </w:t>
+            </w:r>
+            <w:r>
+              <w:t xml:space="preserve">unchanged, as for</w:t>
+            </w:r>
+            <w:r>
+              <w:t xml:space="preserve"> </w:t>
+            </w:r>
+            <w:r>
+              <w:rPr>
+                <w:rStyle w:val="VerbatimChar"/>
+              </w:rPr>
+              <w:t xml:space="preserve">MODE</w:t>
+            </w:r>
+            <w:r>
+              <w:t xml:space="preserve"> </w:t>
+            </w:r>
+            <w:r>
+              <w:t xml:space="preserve">([N-6.1]).</w:t>
             </w:r>
           </w:p>
         </w:tc>
@@ -5351,7 +5689,7 @@
               <w:jc w:val="left"/>
             </w:pPr>
             <w:r>
-              <w:t xml:space="preserve">7</w:t>
+              <w:t xml:space="preserve">8</w:t>
             </w:r>
           </w:p>
         </w:tc>
@@ -5428,7 +5766,7 @@
               <w:jc w:val="left"/>
             </w:pPr>
             <w:r>
-              <w:t xml:space="preserve">8</w:t>
+              <w:t xml:space="preserve">9</w:t>
             </w:r>
           </w:p>
         </w:tc>
@@ -5505,7 +5843,7 @@
               <w:jc w:val="left"/>
             </w:pPr>
             <w:r>
-              <w:t xml:space="preserve">9</w:t>
+              <w:t xml:space="preserve">10</w:t>
             </w:r>
           </w:p>
         </w:tc>
@@ -5582,7 +5920,7 @@
               <w:jc w:val="left"/>
             </w:pPr>
             <w:r>
-              <w:t xml:space="preserve">10</w:t>
+              <w:t xml:space="preserve">11</w:t>
             </w:r>
           </w:p>
         </w:tc>
@@ -5608,19 +5946,22 @@
               <w:jc w:val="left"/>
             </w:pPr>
             <w:r>
-              <w:t xml:space="preserve">—</w:t>
-            </w:r>
-          </w:p>
-        </w:tc>
-        <w:tc>
-          <w:tcPr/>
-          <w:p>
-            <w:pPr>
-              <w:pStyle w:val="Compact"/>
-              <w:jc w:val="left"/>
-            </w:pPr>
-            <w:r>
-              <w:t xml:space="preserve">spare</w:t>
+              <w:rPr>
+                <w:rStyle w:val="VerbatimChar"/>
+              </w:rPr>
+              <w:t xml:space="preserve">spi_slave</w:t>
+            </w:r>
+          </w:p>
+        </w:tc>
+        <w:tc>
+          <w:tcPr/>
+          <w:p>
+            <w:pPr>
+              <w:pStyle w:val="Compact"/>
+              <w:jc w:val="left"/>
+            </w:pPr>
+            <w:r>
+              <w:t xml:space="preserve">companion link (ESP32 / ESP-NOW)</w:t>
             </w:r>
           </w:p>
         </w:tc>
@@ -5656,7 +5997,7 @@
               <w:jc w:val="left"/>
             </w:pPr>
             <w:r>
-              <w:t xml:space="preserve">11</w:t>
+              <w:t xml:space="preserve">12</w:t>
             </w:r>
           </w:p>
         </w:tc>
@@ -5733,7 +6074,7 @@
               <w:jc w:val="left"/>
             </w:pPr>
             <w:r>
-              <w:t xml:space="preserve">12</w:t>
+              <w:t xml:space="preserve">13</w:t>
             </w:r>
           </w:p>
         </w:tc>
@@ -5790,7 +6131,28 @@
         <w:t xml:space="preserve"> </w:t>
       </w:r>
       <w:r>
-        <w:t xml:space="preserve">arbiter position already exist and work;</w:t>
+        <w:t xml:space="preserve">arbiter position already exist and work, and</w:t>
+      </w:r>
+      <w:r>
+        <w:t xml:space="preserve"> </w:t>
+      </w:r>
+      <w:r>
+        <w:rPr>
+          <w:rStyle w:val="VerbatimChar"/>
+        </w:rPr>
+        <w:t xml:space="preserve">rtl/spi_slave/</w:t>
+      </w:r>
+      <w:r>
+        <w:t xml:space="preserve"> </w:t>
+      </w:r>
+      <w:r>
+        <w:t xml:space="preserve">is built with its request</w:t>
+      </w:r>
+      <w:r>
+        <w:t xml:space="preserve"> </w:t>
+      </w:r>
+      <w:r>
+        <w:t xml:space="preserve">wired to</w:t>
       </w:r>
       <w:r>
         <w:t xml:space="preserve"> </w:t>
@@ -5805,64 +6167,52 @@
         <w:t xml:space="preserve"> </w:t>
       </w:r>
       <w:r>
-        <w:t xml:space="preserve">is still tied low at the top level</w:t>
-      </w:r>
-      <w:r>
-        <w:t xml:space="preserve"> </w:t>
-      </w:r>
-      <w:r>
-        <w:t xml:space="preserve">and</w:t>
-      </w:r>
-      <w:r>
-        <w:t xml:space="preserve"> </w:t>
-      </w:r>
-      <w:r>
-        <w:rPr>
-          <w:bCs/>
-          <w:b/>
-        </w:rPr>
-        <w:t xml:space="preserve">must be un-tied when</w:t>
-      </w:r>
-      <w:r>
-        <w:rPr>
-          <w:bCs/>
-          <w:b/>
-        </w:rPr>
-        <w:t xml:space="preserve"> </w:t>
-      </w:r>
-      <w:r>
-        <w:rPr>
-          <w:rStyle w:val="VerbatimChar"/>
-          <w:bCs/>
-          <w:b/>
-        </w:rPr>
-        <w:t xml:space="preserve">rtl/spi_slave/</w:t>
-      </w:r>
-      <w:r>
-        <w:rPr>
-          <w:bCs/>
-          <w:b/>
-        </w:rPr>
-        <w:t xml:space="preserve"> </w:t>
-      </w:r>
-      <w:r>
-        <w:rPr>
-          <w:bCs/>
-          <w:b/>
-        </w:rPr>
-        <w:t xml:space="preserve">is built</w:t>
-      </w:r>
-      <w:r>
-        <w:t xml:space="preserve"> </w:t>
-      </w:r>
-      <w:r>
-        <w:t xml:space="preserve">(RTL work item). Pending that, CH4</w:t>
-      </w:r>
-      <w:r>
-        <w:t xml:space="preserve"> </w:t>
-      </w:r>
-      <w:r>
-        <w:t xml:space="preserve">carries no traffic. The final pin outcome is gated on OPEN-2 (ADR-0020 Rev 2).</w:t>
+        <w:t xml:space="preserve">(</w:t>
+      </w:r>
+      <w:r>
+        <w:rPr>
+          <w:rStyle w:val="VerbatimChar"/>
+        </w:rPr>
+        <w:t xml:space="preserve">garuda_chip_top.v</w:t>
+      </w:r>
+      <w:r>
+        <w:t xml:space="preserve">), so CH4 carries traffic.</w:t>
+      </w:r>
+      <w:r>
+        <w:t xml:space="preserve"> </w:t>
+      </w:r>
+      <w:r>
+        <w:rPr>
+          <w:iCs/>
+          <w:i/>
+        </w:rPr>
+        <w:t xml:space="preserve">(Updated 2026-10-12:</w:t>
+      </w:r>
+      <w:r>
+        <w:rPr>
+          <w:iCs/>
+          <w:i/>
+        </w:rPr>
+        <w:t xml:space="preserve"> </w:t>
+      </w:r>
+      <w:r>
+        <w:rPr>
+          <w:iCs/>
+          <w:i/>
+        </w:rPr>
+        <w:t xml:space="preserve">the text said the line was still tied low.)</w:t>
+      </w:r>
+      <w:r>
+        <w:t xml:space="preserve"> </w:t>
+      </w:r>
+      <w:r>
+        <w:t xml:space="preserve">The final pin outcome is gated on OPEN-2</w:t>
+      </w:r>
+      <w:r>
+        <w:t xml:space="preserve"> </w:t>
+      </w:r>
+      <w:r>
+        <w:t xml:space="preserve">(ADR-0020 Rev 2).</w:t>
       </w:r>
     </w:p>
     <w:p>
@@ -5916,31 +6266,14 @@
         <w:t xml:space="preserve">cycles, so its low priority costs nothing.</w:t>
       </w:r>
     </w:p>
-    <w:p>
-      <w:r>
-        <w:pict>
-          <v:rect style="width:0;height:1.5pt" o:hralign="center" o:hrstd="t" o:hr="t"/>
-        </w:pict>
-      </w:r>
-    </w:p>
     <w:bookmarkEnd w:id="33"/>
-    <w:bookmarkEnd w:id="34"/>
-    <w:bookmarkStart w:id="42" w:name="X43b40caff11aa9e2dfba708922741378dc13e92"/>
-    <w:p>
-      <w:pPr>
-        <w:pStyle w:val="Heading2"/>
-      </w:pPr>
-      <w:r>
-        <w:t xml:space="preserve">7 Functional description</w:t>
-      </w:r>
-    </w:p>
-    <w:bookmarkStart w:id="35" w:name="X40cf8118ca7b0ddab59ce8dd2325dad0764f451"/>
+    <w:bookmarkStart w:id="34" w:name="X91b042921d354cd8c4130b9161b6ce736a8e93c"/>
     <w:p>
       <w:pPr>
         <w:pStyle w:val="Heading3"/>
       </w:pPr>
       <w:r>
-        <w:t xml:space="preserve">7.1 Channel operation</w:t>
+        <w:t xml:space="preserve">6.4 Register-port errors</w:t>
       </w:r>
     </w:p>
     <w:p>
@@ -5952,6 +6285,240 @@
           <w:bCs/>
           <w:b/>
         </w:rPr>
+        <w:t xml:space="preserve">[N-6.6]</w:t>
+      </w:r>
+      <w:r>
+        <w:t xml:space="preserve"> </w:t>
+      </w:r>
+      <w:r>
+        <w:rPr>
+          <w:rStyle w:val="VerbatimChar"/>
+        </w:rPr>
+        <w:t xml:space="preserve">PSLVERR</w:t>
+      </w:r>
+      <w:r>
+        <w:t xml:space="preserve"> </w:t>
+      </w:r>
+      <w:r>
+        <w:t xml:space="preserve">is raised only for an offset that is not a register: channels 6 and 7</w:t>
+      </w:r>
+      <w:r>
+        <w:t xml:space="preserve"> </w:t>
+      </w:r>
+      <w:r>
+        <w:t xml:space="preserve">(</w:t>
+      </w:r>
+      <w:r>
+        <w:rPr>
+          <w:rStyle w:val="VerbatimChar"/>
+        </w:rPr>
+        <w:t xml:space="preserve">0xC0</w:t>
+      </w:r>
+      <w:r>
+        <w:t xml:space="preserve">–</w:t>
+      </w:r>
+      <w:r>
+        <w:rPr>
+          <w:rStyle w:val="VerbatimChar"/>
+        </w:rPr>
+        <w:t xml:space="preserve">0xFC</w:t>
+      </w:r>
+      <w:r>
+        <w:t xml:space="preserve">),</w:t>
+      </w:r>
+      <w:r>
+        <w:t xml:space="preserve"> </w:t>
+      </w:r>
+      <w:r>
+        <w:rPr>
+          <w:rStyle w:val="VerbatimChar"/>
+        </w:rPr>
+        <w:t xml:space="preserve">+0x18</w:t>
+      </w:r>
+      <w:r>
+        <w:t xml:space="preserve"> </w:t>
+      </w:r>
+      <w:r>
+        <w:t xml:space="preserve">and</w:t>
+      </w:r>
+      <w:r>
+        <w:t xml:space="preserve"> </w:t>
+      </w:r>
+      <w:r>
+        <w:rPr>
+          <w:rStyle w:val="VerbatimChar"/>
+        </w:rPr>
+        <w:t xml:space="preserve">+0x1C</w:t>
+      </w:r>
+      <w:r>
+        <w:t xml:space="preserve"> </w:t>
+      </w:r>
+      <w:r>
+        <w:t xml:space="preserve">in each channel,</w:t>
+      </w:r>
+      <w:r>
+        <w:t xml:space="preserve"> </w:t>
+      </w:r>
+      <w:r>
+        <w:rPr>
+          <w:rStyle w:val="VerbatimChar"/>
+        </w:rPr>
+        <w:t xml:space="preserve">0x104</w:t>
+      </w:r>
+      <w:r>
+        <w:t xml:space="preserve"> </w:t>
+      </w:r>
+      <w:r>
+        <w:t xml:space="preserve">and above, and unaligned</w:t>
+      </w:r>
+      <w:r>
+        <w:t xml:space="preserve"> </w:t>
+      </w:r>
+      <w:r>
+        <w:t xml:space="preserve">offsets. A write to a read-only register (</w:t>
+      </w:r>
+      <w:r>
+        <w:rPr>
+          <w:rStyle w:val="VerbatimChar"/>
+        </w:rPr>
+        <w:t xml:space="preserve">STAT</w:t>
+      </w:r>
+      <w:r>
+        <w:t xml:space="preserve">,</w:t>
+      </w:r>
+      <w:r>
+        <w:t xml:space="preserve"> </w:t>
+      </w:r>
+      <w:r>
+        <w:rPr>
+          <w:rStyle w:val="VerbatimChar"/>
+        </w:rPr>
+        <w:t xml:space="preserve">GSTAT</w:t>
+      </w:r>
+      <w:r>
+        <w:t xml:space="preserve">) is ignored and raises no error;</w:t>
+      </w:r>
+      <w:r>
+        <w:t xml:space="preserve"> </w:t>
+      </w:r>
+      <w:r>
+        <w:rPr>
+          <w:rStyle w:val="VerbatimChar"/>
+        </w:rPr>
+        <w:t xml:space="preserve">ICLR</w:t>
+      </w:r>
+      <w:r>
+        <w:t xml:space="preserve"> </w:t>
+      </w:r>
+      <w:r>
+        <w:t xml:space="preserve">reads 0. This is the single rule of</w:t>
+      </w:r>
+      <w:r>
+        <w:t xml:space="preserve"> </w:t>
+      </w:r>
+      <w:r>
+        <w:rPr>
+          <w:rStyle w:val="VerbatimChar"/>
+        </w:rPr>
+        <w:t xml:space="preserve">GARUDA-AHB2APB-SPEC-001</w:t>
+      </w:r>
+      <w:r>
+        <w:t xml:space="preserve"> </w:t>
+      </w:r>
+      <w:r>
+        <w:t xml:space="preserve">[N-7.20] (AUD-13, ruled</w:t>
+      </w:r>
+      <w:r>
+        <w:t xml:space="preserve"> </w:t>
+      </w:r>
+      <w:r>
+        <w:t xml:space="preserve">in the two-track plan, 2026-10-11). Until 2026-10-12 the DMA answered</w:t>
+      </w:r>
+      <w:r>
+        <w:t xml:space="preserve"> </w:t>
+      </w:r>
+      <w:r>
+        <w:rPr>
+          <w:rStyle w:val="VerbatimChar"/>
+        </w:rPr>
+        <w:t xml:space="preserve">PSLVERR</w:t>
+      </w:r>
+      <w:r>
+        <w:t xml:space="preserve"> </w:t>
+      </w:r>
+      <w:r>
+        <w:t xml:space="preserve">to a write</w:t>
+      </w:r>
+      <w:r>
+        <w:t xml:space="preserve"> </w:t>
+      </w:r>
+      <w:r>
+        <w:t xml:space="preserve">to</w:t>
+      </w:r>
+      <w:r>
+        <w:t xml:space="preserve"> </w:t>
+      </w:r>
+      <w:r>
+        <w:rPr>
+          <w:rStyle w:val="VerbatimChar"/>
+        </w:rPr>
+        <w:t xml:space="preserve">STAT</w:t>
+      </w:r>
+      <w:r>
+        <w:t xml:space="preserve"> </w:t>
+      </w:r>
+      <w:r>
+        <w:t xml:space="preserve">or</w:t>
+      </w:r>
+      <w:r>
+        <w:t xml:space="preserve"> </w:t>
+      </w:r>
+      <w:r>
+        <w:rPr>
+          <w:rStyle w:val="VerbatimChar"/>
+        </w:rPr>
+        <w:t xml:space="preserve">GSTAT</w:t>
+      </w:r>
+      <w:r>
+        <w:t xml:space="preserve">.</w:t>
+      </w:r>
+    </w:p>
+    <w:p>
+      <w:r>
+        <w:pict>
+          <v:rect style="width:0;height:1.5pt" o:hralign="center" o:hrstd="t" o:hr="t"/>
+        </w:pict>
+      </w:r>
+    </w:p>
+    <w:bookmarkEnd w:id="34"/>
+    <w:bookmarkEnd w:id="35"/>
+    <w:bookmarkStart w:id="43" w:name="X43b40caff11aa9e2dfba708922741378dc13e92"/>
+    <w:p>
+      <w:pPr>
+        <w:pStyle w:val="Heading2"/>
+      </w:pPr>
+      <w:r>
+        <w:t xml:space="preserve">7 Functional description</w:t>
+      </w:r>
+    </w:p>
+    <w:bookmarkStart w:id="36" w:name="X40cf8118ca7b0ddab59ce8dd2325dad0764f451"/>
+    <w:p>
+      <w:pPr>
+        <w:pStyle w:val="Heading3"/>
+      </w:pPr>
+      <w:r>
+        <w:t xml:space="preserve">7.1 Channel operation</w:t>
+      </w:r>
+    </w:p>
+    <w:p>
+      <w:pPr>
+        <w:pStyle w:val="FirstParagraph"/>
+      </w:pPr>
+      <w:r>
+        <w:rPr>
+          <w:bCs/>
+          <w:b/>
+        </w:rPr>
         <w:t xml:space="preserve">[N-7.1]</w:t>
       </w:r>
       <w:r>
@@ -6267,8 +6834,8 @@
         <w:t xml:space="preserve">§7.2).</w:t>
       </w:r>
     </w:p>
-    <w:bookmarkEnd w:id="35"/>
-    <w:bookmarkStart w:id="36" w:name="Xc77bed4d2f928e90c2070956404e174df09aa87"/>
+    <w:bookmarkEnd w:id="36"/>
+    <w:bookmarkStart w:id="37" w:name="Xc77bed4d2f928e90c2070956404e174df09aa87"/>
     <w:p>
       <w:pPr>
         <w:pStyle w:val="Heading3"/>
@@ -6650,8 +7217,8 @@
         <w:t xml:space="preserve">nothing over the P2M/M2P datapath.</w:t>
       </w:r>
     </w:p>
-    <w:bookmarkEnd w:id="36"/>
-    <w:bookmarkStart w:id="37" w:name="X7a762e51318aed03c5bec9c0fd1a84b780227bf"/>
+    <w:bookmarkEnd w:id="37"/>
+    <w:bookmarkStart w:id="38" w:name="X7a762e51318aed03c5bec9c0fd1a84b780227bf"/>
     <w:p>
       <w:pPr>
         <w:pStyle w:val="Heading3"/>
@@ -6717,7 +7284,91 @@
         <w:t xml:space="preserve"> </w:t>
       </w:r>
       <w:r>
-        <w:t xml:space="preserve">is a single-cycle pulse asserted when the beat completes.</w:t>
+        <w:t xml:space="preserve">is a pulse two</w:t>
+      </w:r>
+      <w:r>
+        <w:t xml:space="preserve"> </w:t>
+      </w:r>
+      <w:r>
+        <w:rPr>
+          <w:rStyle w:val="VerbatimChar"/>
+        </w:rPr>
+        <w:t xml:space="preserve">hclk</w:t>
+      </w:r>
+      <w:r>
+        <w:t xml:space="preserve"> </w:t>
+      </w:r>
+      <w:r>
+        <w:t xml:space="preserve">cycles wide (one</w:t>
+      </w:r>
+      <w:r>
+        <w:t xml:space="preserve"> </w:t>
+      </w:r>
+      <w:r>
+        <w:rPr>
+          <w:rStyle w:val="VerbatimChar"/>
+        </w:rPr>
+        <w:t xml:space="preserve">pclk</w:t>
+      </w:r>
+      <w:r>
+        <w:t xml:space="preserve"> </w:t>
+      </w:r>
+      <w:r>
+        <w:t xml:space="preserve">period; D-16,</w:t>
+      </w:r>
+      <w:r>
+        <w:t xml:space="preserve"> </w:t>
+      </w:r>
+      <w:r>
+        <w:t xml:space="preserve">erratum DMA-7), asserted when a beat completes successfully. The</w:t>
+      </w:r>
+      <w:r>
+        <w:t xml:space="preserve"> </w:t>
+      </w:r>
+      <w:r>
+        <w:rPr>
+          <w:rStyle w:val="VerbatimChar"/>
+        </w:rPr>
+        <w:t xml:space="preserve">pclk</w:t>
+      </w:r>
+      <w:r>
+        <w:t xml:space="preserve">-domain peripheral</w:t>
+      </w:r>
+      <w:r>
+        <w:t xml:space="preserve"> </w:t>
+      </w:r>
+      <w:r>
+        <w:t xml:space="preserve">sees it high at exactly one</w:t>
+      </w:r>
+      <w:r>
+        <w:t xml:space="preserve"> </w:t>
+      </w:r>
+      <w:r>
+        <w:rPr>
+          <w:rStyle w:val="VerbatimChar"/>
+        </w:rPr>
+        <w:t xml:space="preserve">pclk</w:t>
+      </w:r>
+      <w:r>
+        <w:t xml:space="preserve"> </w:t>
+      </w:r>
+      <w:r>
+        <w:t xml:space="preserve">edge, whichever</w:t>
+      </w:r>
+      <w:r>
+        <w:t xml:space="preserve"> </w:t>
+      </w:r>
+      <w:r>
+        <w:rPr>
+          <w:rStyle w:val="VerbatimChar"/>
+        </w:rPr>
+        <w:t xml:space="preserve">hclk</w:t>
+      </w:r>
+      <w:r>
+        <w:t xml:space="preserve"> </w:t>
+      </w:r>
+      <w:r>
+        <w:t xml:space="preserve">phase the beat ends on.</w:t>
       </w:r>
     </w:p>
     <w:p>
@@ -6927,8 +7578,8 @@
         <w:t xml:space="preserve">produce two beats.</w:t>
       </w:r>
     </w:p>
-    <w:bookmarkEnd w:id="37"/>
-    <w:bookmarkStart w:id="38" w:name="X3cc54d6a90da6ce3308322dfe57e8b6c0f3fd63"/>
+    <w:bookmarkEnd w:id="38"/>
+    <w:bookmarkStart w:id="39" w:name="X3cc54d6a90da6ce3308322dfe57e8b6c0f3fd63"/>
     <w:p>
       <w:pPr>
         <w:pStyle w:val="Heading3"/>
@@ -7015,8 +7666,8 @@
         <w:t xml:space="preserve">starvation is unreachable.</w:t>
       </w:r>
     </w:p>
-    <w:bookmarkEnd w:id="38"/>
-    <w:bookmarkStart w:id="39" w:name="X4d8ad9525f189c5d3f0eb987e83fa5e13301f69"/>
+    <w:bookmarkEnd w:id="39"/>
+    <w:bookmarkStart w:id="40" w:name="X4d8ad9525f189c5d3f0eb987e83fa5e13301f69"/>
     <w:p>
       <w:pPr>
         <w:pStyle w:val="Heading3"/>
@@ -7298,8 +7949,8 @@
         <w:t xml:space="preserve">worse than stopping.</w:t>
       </w:r>
     </w:p>
-    <w:bookmarkEnd w:id="39"/>
-    <w:bookmarkStart w:id="40" w:name="X9c9444effe7006fe43d8dfaf4209d0700d79946"/>
+    <w:bookmarkEnd w:id="40"/>
+    <w:bookmarkStart w:id="41" w:name="X9c9444effe7006fe43d8dfaf4209d0700d79946"/>
     <w:p>
       <w:pPr>
         <w:pStyle w:val="Heading3"/>
@@ -7701,8 +8352,8 @@
         <w:t xml:space="preserve">rather than a fix for one bit is what prevents the next instance.</w:t>
       </w:r>
     </w:p>
-    <w:bookmarkEnd w:id="40"/>
-    <w:bookmarkStart w:id="41" w:name="X67c19bcb7547f3ff7a6ec1577bb509e2dc55845"/>
+    <w:bookmarkEnd w:id="41"/>
+    <w:bookmarkStart w:id="42" w:name="X67c19bcb7547f3ff7a6ec1577bb509e2dc55845"/>
     <w:p>
       <w:pPr>
         <w:pStyle w:val="Heading3"/>
@@ -7726,13 +8377,13 @@
         <w:t xml:space="preserve"> </w:t>
       </w:r>
       <w:r>
-        <w:t xml:space="preserve">The DMA reaches DSRAM and the APB region. It has no path to ISRAM or Boot ROM</w:t>
-      </w:r>
-      <w:r>
-        <w:t xml:space="preserve"> </w:t>
-      </w:r>
-      <w:r>
-        <w:t xml:space="preserve">(R-9,</w:t>
+        <w:t xml:space="preserve">The DMA reaches DSRAM and the APB region, and never ISRAM or Boot ROM (R-9).</w:t>
+      </w:r>
+      <w:r>
+        <w:t xml:space="preserve"> </w:t>
+      </w:r>
+      <w:r>
+        <w:t xml:space="preserve">The interconnect is unrestricted (ADR-0005):</w:t>
       </w:r>
       <w:r>
         <w:t xml:space="preserve"> </w:t>
@@ -7753,7 +8404,174 @@
         <w:t xml:space="preserve">ahb.master_reachability</w:t>
       </w:r>
       <w:r>
-        <w:t xml:space="preserve">).</w:t>
+        <w:t xml:space="preserve"> </w:t>
+      </w:r>
+      <w:r>
+        <w:t xml:space="preserve">and</w:t>
+      </w:r>
+      <w:r>
+        <w:t xml:space="preserve"> </w:t>
+      </w:r>
+      <w:r>
+        <w:rPr>
+          <w:rStyle w:val="VerbatimChar"/>
+        </w:rPr>
+        <w:t xml:space="preserve">GARUDA-AHB-SPEC-001</w:t>
+      </w:r>
+      <w:r>
+        <w:t xml:space="preserve"> </w:t>
+      </w:r>
+      <w:r>
+        <w:t xml:space="preserve">let master M3 address every region. R-9 is therefore enforced inside</w:t>
+      </w:r>
+      <w:r>
+        <w:t xml:space="preserve"> </w:t>
+      </w:r>
+      <w:r>
+        <w:t xml:space="preserve">the DMA (DECISIONS D-16): the engine refuses a beat whose</w:t>
+      </w:r>
+      <w:r>
+        <w:t xml:space="preserve"> </w:t>
+      </w:r>
+      <w:r>
+        <w:rPr>
+          <w:rStyle w:val="VerbatimChar"/>
+        </w:rPr>
+        <w:t xml:space="preserve">SAR</w:t>
+      </w:r>
+      <w:r>
+        <w:t xml:space="preserve"> </w:t>
+      </w:r>
+      <w:r>
+        <w:t xml:space="preserve">or</w:t>
+      </w:r>
+      <w:r>
+        <w:t xml:space="preserve"> </w:t>
+      </w:r>
+      <w:r>
+        <w:rPr>
+          <w:rStyle w:val="VerbatimChar"/>
+        </w:rPr>
+        <w:t xml:space="preserve">DAR</w:t>
+      </w:r>
+      <w:r>
+        <w:t xml:space="preserve"> </w:t>
+      </w:r>
+      <w:r>
+        <w:t xml:space="preserve">lies in ISRAM</w:t>
+      </w:r>
+      <w:r>
+        <w:t xml:space="preserve"> </w:t>
+      </w:r>
+      <w:r>
+        <w:t xml:space="preserve">(</w:t>
+      </w:r>
+      <w:r>
+        <w:rPr>
+          <w:rStyle w:val="VerbatimChar"/>
+        </w:rPr>
+        <w:t xml:space="preserve">0x0xxx_xxxx</w:t>
+      </w:r>
+      <w:r>
+        <w:t xml:space="preserve">) or Boot ROM (</w:t>
+      </w:r>
+      <w:r>
+        <w:rPr>
+          <w:rStyle w:val="VerbatimChar"/>
+        </w:rPr>
+        <w:t xml:space="preserve">0x1xxx_xxxx</w:t>
+      </w:r>
+      <w:r>
+        <w:t xml:space="preserve">) with</w:t>
+      </w:r>
+      <w:r>
+        <w:t xml:space="preserve"> </w:t>
+      </w:r>
+      <w:r>
+        <w:rPr>
+          <w:rStyle w:val="VerbatimChar"/>
+        </w:rPr>
+        <w:t xml:space="preserve">ERROR</w:t>
+      </w:r>
+      <w:r>
+        <w:t xml:space="preserve"> </w:t>
+      </w:r>
+      <w:r>
+        <w:t xml:space="preserve">and</w:t>
+      </w:r>
+      <w:r>
+        <w:t xml:space="preserve"> </w:t>
+      </w:r>
+      <w:r>
+        <w:rPr>
+          <w:rStyle w:val="VerbatimChar"/>
+        </w:rPr>
+        <w:t xml:space="preserve">ERRPHASE</w:t>
+      </w:r>
+      <w:r>
+        <w:t xml:space="preserve"> </w:t>
+      </w:r>
+      <w:r>
+        <w:t xml:space="preserve">= read or write,</w:t>
+      </w:r>
+      <w:r>
+        <w:t xml:space="preserve"> </w:t>
+      </w:r>
+      <w:r>
+        <w:t xml:space="preserve">and issues no AHB transfer to the forbidden address.</w:t>
+      </w:r>
+      <w:r>
+        <w:t xml:space="preserve"> </w:t>
+      </w:r>
+      <w:r>
+        <w:rPr>
+          <w:iCs/>
+          <w:i/>
+        </w:rPr>
+        <w:t xml:space="preserve">(Reworded 2026-10-12, AUD-12 item 1.</w:t>
+      </w:r>
+      <w:r>
+        <w:rPr>
+          <w:iCs/>
+          <w:i/>
+        </w:rPr>
+        <w:t xml:space="preserve"> </w:t>
+      </w:r>
+      <w:r>
+        <w:rPr>
+          <w:iCs/>
+          <w:i/>
+        </w:rPr>
+        <w:t xml:space="preserve">Open: a bad</w:t>
+      </w:r>
+      <w:r>
+        <w:rPr>
+          <w:iCs/>
+          <w:i/>
+        </w:rPr>
+        <w:t xml:space="preserve"> </w:t>
+      </w:r>
+      <w:r>
+        <w:rPr>
+          <w:rStyle w:val="VerbatimChar"/>
+          <w:iCs/>
+          <w:i/>
+        </w:rPr>
+        <w:t xml:space="preserve">DAR</w:t>
+      </w:r>
+      <w:r>
+        <w:rPr>
+          <w:iCs/>
+          <w:i/>
+        </w:rPr>
+        <w:t xml:space="preserve"> </w:t>
+      </w:r>
+      <w:r>
+        <w:rPr>
+          <w:iCs/>
+          <w:i/>
+        </w:rPr>
+        <w:t xml:space="preserve">is refused only after the source read, DMA-10.)</w:t>
       </w:r>
     </w:p>
     <w:p>
@@ -7805,9 +8623,9 @@
         </w:pict>
       </w:r>
     </w:p>
-    <w:bookmarkEnd w:id="41"/>
     <w:bookmarkEnd w:id="42"/>
-    <w:bookmarkStart w:id="47" w:name="Xaccd823957f7d6a3a504e6ec5042401faeeed45"/>
+    <w:bookmarkEnd w:id="43"/>
+    <w:bookmarkStart w:id="48" w:name="Xaccd823957f7d6a3a504e6ec5042401faeeed45"/>
     <w:p>
       <w:pPr>
         <w:pStyle w:val="Heading2"/>
@@ -7816,7 +8634,7 @@
         <w:t xml:space="preserve">8 Timing</w:t>
       </w:r>
     </w:p>
-    <w:bookmarkStart w:id="43" w:name="Xede527c55135e13ffa9107e57f9384ac47ccd91"/>
+    <w:bookmarkStart w:id="44" w:name="Xede527c55135e13ffa9107e57f9384ac47ccd91"/>
     <w:p>
       <w:pPr>
         <w:pStyle w:val="Heading3"/>
@@ -7962,8 +8780,8 @@
         <w:t xml:space="preserve">DAR         ──┤  A              │  A+4     ├──  DINC=1</w:t>
       </w:r>
     </w:p>
-    <w:bookmarkEnd w:id="43"/>
-    <w:bookmarkStart w:id="44" w:name="Xf6c6446d33451c8a0dd41511218b6a1af07768b"/>
+    <w:bookmarkEnd w:id="44"/>
+    <w:bookmarkStart w:id="45" w:name="Xf6c6446d33451c8a0dd41511218b6a1af07768b"/>
     <w:p>
       <w:pPr>
         <w:pStyle w:val="Heading3"/>
@@ -8094,8 +8912,8 @@
         <w:t xml:space="preserve">structurally impossible now that there is no crossing between them.</w:t>
       </w:r>
     </w:p>
-    <w:bookmarkEnd w:id="44"/>
-    <w:bookmarkStart w:id="45" w:name="Xff400a73f1a6e38493453f3c39d22455445a9c6"/>
+    <w:bookmarkEnd w:id="45"/>
+    <w:bookmarkStart w:id="46" w:name="Xff400a73f1a6e38493453f3c39d22455445a9c6"/>
     <w:p>
       <w:pPr>
         <w:pStyle w:val="Heading3"/>
@@ -8253,8 +9071,8 @@
         <w:t xml:space="preserve">              (MODE/SINC/DINC from the sw write DO take effect)</w:t>
       </w:r>
     </w:p>
-    <w:bookmarkEnd w:id="45"/>
-    <w:bookmarkStart w:id="46" w:name="X036b529ebc8dd13f9fd6e0aa77c595633cec285"/>
+    <w:bookmarkEnd w:id="46"/>
+    <w:bookmarkStart w:id="47" w:name="X036b529ebc8dd13f9fd6e0aa77c595633cec285"/>
     <w:p>
       <w:pPr>
         <w:pStyle w:val="Heading3"/>
@@ -8398,9 +9216,9 @@
         </w:pict>
       </w:r>
     </w:p>
-    <w:bookmarkEnd w:id="46"/>
     <w:bookmarkEnd w:id="47"/>
-    <w:bookmarkStart w:id="48" w:name="X972733491b067ed0fa9a9862bf68234c05bd95b"/>
+    <w:bookmarkEnd w:id="48"/>
+    <w:bookmarkStart w:id="49" w:name="X972733491b067ed0fa9a9862bf68234c05bd95b"/>
     <w:p>
       <w:pPr>
         <w:pStyle w:val="Heading2"/>
@@ -8635,14 +9453,83 @@
       </w:r>
     </w:p>
     <w:p>
+      <w:pPr>
+        <w:pStyle w:val="BodyText"/>
+      </w:pPr>
+      <w:r>
+        <w:rPr>
+          <w:iCs/>
+          <w:i/>
+        </w:rPr>
+        <w:t xml:space="preserve">(Open, AUD-12 item 2:</w:t>
+      </w:r>
+      <w:r>
+        <w:rPr>
+          <w:iCs/>
+          <w:i/>
+        </w:rPr>
+        <w:t xml:space="preserve"> </w:t>
+      </w:r>
+      <w:r>
+        <w:rPr>
+          <w:rStyle w:val="VerbatimChar"/>
+          <w:iCs/>
+          <w:i/>
+        </w:rPr>
+        <w:t xml:space="preserve">rtl/dma</w:t>
+      </w:r>
+      <w:r>
+        <w:rPr>
+          <w:iCs/>
+          <w:i/>
+        </w:rPr>
+        <w:t xml:space="preserve"> </w:t>
+      </w:r>
+      <w:r>
+        <w:rPr>
+          <w:iCs/>
+          <w:i/>
+        </w:rPr>
+        <w:t xml:space="preserve">contains no clock gate, so [N-9.3] and [N-9.4] describe a</w:t>
+      </w:r>
+      <w:r>
+        <w:rPr>
+          <w:iCs/>
+          <w:i/>
+        </w:rPr>
+        <w:t xml:space="preserve"> </w:t>
+      </w:r>
+      <w:r>
+        <w:rPr>
+          <w:iCs/>
+          <w:i/>
+        </w:rPr>
+        <w:t xml:space="preserve">gate that was not built. Ruling pending (Track A DMA plan D5; recommended: this revision has</w:t>
+      </w:r>
+      <w:r>
+        <w:rPr>
+          <w:iCs/>
+          <w:i/>
+        </w:rPr>
+        <w:t xml:space="preserve"> </w:t>
+      </w:r>
+      <w:r>
+        <w:rPr>
+          <w:iCs/>
+          <w:i/>
+        </w:rPr>
+        <w:t xml:space="preserve">no per-channel gate). vPlan F41.)</w:t>
+      </w:r>
+    </w:p>
+    <w:p>
       <w:r>
         <w:pict>
           <v:rect style="width:0;height:1.5pt" o:hralign="center" o:hrstd="t" o:hr="t"/>
         </w:pict>
       </w:r>
     </w:p>
-    <w:bookmarkEnd w:id="48"/>
-    <w:bookmarkStart w:id="49" w:name="X80dcce1fe51588c653d94ff32f780f3b44b607a"/>
+    <w:bookmarkEnd w:id="49"/>
+    <w:bookmarkStart w:id="50" w:name="X80dcce1fe51588c653d94ff32f780f3b44b607a"/>
     <w:p>
       <w:pPr>
         <w:pStyle w:val="Heading2"/>
@@ -9469,13 +10356,49 @@
         <w:rPr>
           <w:rStyle w:val="CommentTok"/>
         </w:rPr>
-        <w:t xml:space="preserve">// --- one beat per request assertion (N-7.10)</w:t>
+        <w:t xml:space="preserve">// --- one beat per request assertion (N-7.10). need_low[n] is a checker flop:</w:t>
       </w:r>
       <w:r>
         <w:br/>
       </w:r>
       <w:r>
         <w:rPr>
+          <w:rStyle w:val="CommentTok"/>
+        </w:rPr>
+        <w:t xml:space="preserve">// --- set by a successful beat on n while dma_req_i[n] is high, cleared while</w:t>
+      </w:r>
+      <w:r>
+        <w:br/>
+      </w:r>
+      <w:r>
+        <w:rPr>
+          <w:rStyle w:val="CommentTok"/>
+        </w:rPr>
+        <w:t xml:space="preserve">// --- dma_req_i[n] is low. (Rev 3.0 wrote "$rose(ack) |-&gt; !ack throughout</w:t>
+      </w:r>
+      <w:r>
+        <w:br/>
+      </w:r>
+      <w:r>
+        <w:rPr>
+          <w:rStyle w:val="CommentTok"/>
+        </w:rPr>
+        <w:t xml:space="preserve">// --- req[*1:$]", which is false in its own first cycle because ack has just</w:t>
+      </w:r>
+      <w:r>
+        <w:br/>
+      </w:r>
+      <w:r>
+        <w:rPr>
+          <w:rStyle w:val="CommentTok"/>
+        </w:rPr>
+        <w:t xml:space="preserve">// --- risen; corrected 2026-10-12.)</w:t>
+      </w:r>
+      <w:r>
+        <w:br/>
+      </w:r>
+      <w:r>
+        <w:rPr>
           <w:rStyle w:val="NormalTok"/>
         </w:rPr>
         <w:t xml:space="preserve">a_one_beat_per_req: </w:t>
@@ -9556,6 +10479,105 @@
         <w:rPr>
           <w:rStyle w:val="NormalTok"/>
         </w:rPr>
+        <w:t xml:space="preserve">  (need_low[n] &amp;&amp; ch_mode[n] != M2M) |-&gt; !ch_eligible[n]);</w:t>
+      </w:r>
+      <w:r>
+        <w:br/>
+      </w:r>
+      <w:r>
+        <w:br/>
+      </w:r>
+      <w:r>
+        <w:rPr>
+          <w:rStyle w:val="CommentTok"/>
+        </w:rPr>
+        <w:t xml:space="preserve">// --- error aborts only the affected channel (R-8)</w:t>
+      </w:r>
+      <w:r>
+        <w:br/>
+      </w:r>
+      <w:r>
+        <w:rPr>
+          <w:rStyle w:val="NormalTok"/>
+        </w:rPr>
+        <w:t xml:space="preserve">a_error_isolated: </w:t>
+      </w:r>
+      <w:r>
+        <w:rPr>
+          <w:rStyle w:val="KeywordTok"/>
+        </w:rPr>
+        <w:t xml:space="preserve">assert</w:t>
+      </w:r>
+      <w:r>
+        <w:rPr>
+          <w:rStyle w:val="NormalTok"/>
+        </w:rPr>
+        <w:t xml:space="preserve"> </w:t>
+      </w:r>
+      <w:r>
+        <w:rPr>
+          <w:rStyle w:val="KeywordTok"/>
+        </w:rPr>
+        <w:t xml:space="preserve">property</w:t>
+      </w:r>
+      <w:r>
+        <w:rPr>
+          <w:rStyle w:val="NormalTok"/>
+        </w:rPr>
+        <w:t xml:space="preserve"> (</w:t>
+      </w:r>
+      <w:r>
+        <w:br/>
+      </w:r>
+      <w:r>
+        <w:rPr>
+          <w:rStyle w:val="NormalTok"/>
+        </w:rPr>
+        <w:t xml:space="preserve">  @(</w:t>
+      </w:r>
+      <w:r>
+        <w:rPr>
+          <w:rStyle w:val="KeywordTok"/>
+        </w:rPr>
+        <w:t xml:space="preserve">posedge</w:t>
+      </w:r>
+      <w:r>
+        <w:rPr>
+          <w:rStyle w:val="NormalTok"/>
+        </w:rPr>
+        <w:t xml:space="preserve"> hclk_i) </w:t>
+      </w:r>
+      <w:r>
+        <w:rPr>
+          <w:rStyle w:val="KeywordTok"/>
+        </w:rPr>
+        <w:t xml:space="preserve">disable</w:t>
+      </w:r>
+      <w:r>
+        <w:rPr>
+          <w:rStyle w:val="NormalTok"/>
+        </w:rPr>
+        <w:t xml:space="preserve"> </w:t>
+      </w:r>
+      <w:r>
+        <w:rPr>
+          <w:rStyle w:val="KeywordTok"/>
+        </w:rPr>
+        <w:t xml:space="preserve">iff</w:t>
+      </w:r>
+      <w:r>
+        <w:rPr>
+          <w:rStyle w:val="NormalTok"/>
+        </w:rPr>
+        <w:t xml:space="preserve"> (!hreset_n_i)</w:t>
+      </w:r>
+      <w:r>
+        <w:br/>
+      </w:r>
+      <w:r>
+        <w:rPr>
+          <w:rStyle w:val="NormalTok"/>
+        </w:rPr>
         <w:t xml:space="preserve">  </w:t>
       </w:r>
       <w:r>
@@ -9568,820 +10590,583 @@
         <w:rPr>
           <w:rStyle w:val="NormalTok"/>
         </w:rPr>
-        <w:t xml:space="preserve">(dma_ack_o[n]) |-&gt; !dma_ack_o[n] </w:t>
+        <w:t xml:space="preserve">(ch_error[n]) |=&gt; !ch_en[n] &amp;&amp; </w:t>
       </w:r>
       <w:r>
         <w:rPr>
           <w:rStyle w:val="KeywordTok"/>
         </w:rPr>
-        <w:t xml:space="preserve">throughout</w:t>
+        <w:t xml:space="preserve">$stable</w:t>
       </w:r>
       <w:r>
         <w:rPr>
           <w:rStyle w:val="NormalTok"/>
         </w:rPr>
-        <w:t xml:space="preserve"> (dma_req_i[n])[*</w:t>
+        <w:t xml:space="preserve">(ch_en_others));</w:t>
+      </w:r>
+      <w:r>
+        <w:br/>
+      </w:r>
+      <w:r>
+        <w:br/>
+      </w:r>
+      <w:r>
+        <w:rPr>
+          <w:rStyle w:val="CommentTok"/>
+        </w:rPr>
+        <w:t xml:space="preserve">// --- ERRPHASE is set correctly</w:t>
+      </w:r>
+      <w:r>
+        <w:br/>
+      </w:r>
+      <w:r>
+        <w:rPr>
+          <w:rStyle w:val="NormalTok"/>
+        </w:rPr>
+        <w:t xml:space="preserve">a_errphase: </w:t>
+      </w:r>
+      <w:r>
+        <w:rPr>
+          <w:rStyle w:val="KeywordTok"/>
+        </w:rPr>
+        <w:t xml:space="preserve">assert</w:t>
+      </w:r>
+      <w:r>
+        <w:rPr>
+          <w:rStyle w:val="NormalTok"/>
+        </w:rPr>
+        <w:t xml:space="preserve"> </w:t>
+      </w:r>
+      <w:r>
+        <w:rPr>
+          <w:rStyle w:val="KeywordTok"/>
+        </w:rPr>
+        <w:t xml:space="preserve">property</w:t>
+      </w:r>
+      <w:r>
+        <w:rPr>
+          <w:rStyle w:val="NormalTok"/>
+        </w:rPr>
+        <w:t xml:space="preserve"> (</w:t>
+      </w:r>
+      <w:r>
+        <w:br/>
+      </w:r>
+      <w:r>
+        <w:rPr>
+          <w:rStyle w:val="NormalTok"/>
+        </w:rPr>
+        <w:t xml:space="preserve">  @(</w:t>
+      </w:r>
+      <w:r>
+        <w:rPr>
+          <w:rStyle w:val="KeywordTok"/>
+        </w:rPr>
+        <w:t xml:space="preserve">posedge</w:t>
+      </w:r>
+      <w:r>
+        <w:rPr>
+          <w:rStyle w:val="NormalTok"/>
+        </w:rPr>
+        <w:t xml:space="preserve"> hclk_i) </w:t>
+      </w:r>
+      <w:r>
+        <w:rPr>
+          <w:rStyle w:val="KeywordTok"/>
+        </w:rPr>
+        <w:t xml:space="preserve">disable</w:t>
+      </w:r>
+      <w:r>
+        <w:rPr>
+          <w:rStyle w:val="NormalTok"/>
+        </w:rPr>
+        <w:t xml:space="preserve"> </w:t>
+      </w:r>
+      <w:r>
+        <w:rPr>
+          <w:rStyle w:val="KeywordTok"/>
+        </w:rPr>
+        <w:t xml:space="preserve">iff</w:t>
+      </w:r>
+      <w:r>
+        <w:rPr>
+          <w:rStyle w:val="NormalTok"/>
+        </w:rPr>
+        <w:t xml:space="preserve"> (!hreset_n_i)</w:t>
+      </w:r>
+      <w:r>
+        <w:br/>
+      </w:r>
+      <w:r>
+        <w:rPr>
+          <w:rStyle w:val="NormalTok"/>
+        </w:rPr>
+        <w:t xml:space="preserve">  (hresp &amp;&amp; xfer_state == READ) |=&gt; (ch_errphase[cur_ch] == </w:t>
+      </w:r>
+      <w:r>
+        <w:rPr>
+          <w:rStyle w:val="BaseNTok"/>
+        </w:rPr>
+        <w:t xml:space="preserve">3'd1</w:t>
+      </w:r>
+      <w:r>
+        <w:rPr>
+          <w:rStyle w:val="NormalTok"/>
+        </w:rPr>
+        <w:t xml:space="preserve">));</w:t>
+      </w:r>
+      <w:r>
+        <w:br/>
+      </w:r>
+      <w:r>
+        <w:br/>
+      </w:r>
+      <w:r>
+        <w:rPr>
+          <w:rStyle w:val="CommentTok"/>
+        </w:rPr>
+        <w:t xml:space="preserve">// --- SAR/DAR/REMAINING freeze at the failure point (N-7.15)</w:t>
+      </w:r>
+      <w:r>
+        <w:br/>
+      </w:r>
+      <w:r>
+        <w:rPr>
+          <w:rStyle w:val="NormalTok"/>
+        </w:rPr>
+        <w:t xml:space="preserve">a_freeze_on_error: </w:t>
+      </w:r>
+      <w:r>
+        <w:rPr>
+          <w:rStyle w:val="KeywordTok"/>
+        </w:rPr>
+        <w:t xml:space="preserve">assert</w:t>
+      </w:r>
+      <w:r>
+        <w:rPr>
+          <w:rStyle w:val="NormalTok"/>
+        </w:rPr>
+        <w:t xml:space="preserve"> </w:t>
+      </w:r>
+      <w:r>
+        <w:rPr>
+          <w:rStyle w:val="KeywordTok"/>
+        </w:rPr>
+        <w:t xml:space="preserve">property</w:t>
+      </w:r>
+      <w:r>
+        <w:rPr>
+          <w:rStyle w:val="NormalTok"/>
+        </w:rPr>
+        <w:t xml:space="preserve"> (</w:t>
+      </w:r>
+      <w:r>
+        <w:br/>
+      </w:r>
+      <w:r>
+        <w:rPr>
+          <w:rStyle w:val="NormalTok"/>
+        </w:rPr>
+        <w:t xml:space="preserve">  @(</w:t>
+      </w:r>
+      <w:r>
+        <w:rPr>
+          <w:rStyle w:val="KeywordTok"/>
+        </w:rPr>
+        <w:t xml:space="preserve">posedge</w:t>
+      </w:r>
+      <w:r>
+        <w:rPr>
+          <w:rStyle w:val="NormalTok"/>
+        </w:rPr>
+        <w:t xml:space="preserve"> hclk_i) </w:t>
+      </w:r>
+      <w:r>
+        <w:rPr>
+          <w:rStyle w:val="KeywordTok"/>
+        </w:rPr>
+        <w:t xml:space="preserve">disable</w:t>
+      </w:r>
+      <w:r>
+        <w:rPr>
+          <w:rStyle w:val="NormalTok"/>
+        </w:rPr>
+        <w:t xml:space="preserve"> </w:t>
+      </w:r>
+      <w:r>
+        <w:rPr>
+          <w:rStyle w:val="KeywordTok"/>
+        </w:rPr>
+        <w:t xml:space="preserve">iff</w:t>
+      </w:r>
+      <w:r>
+        <w:rPr>
+          <w:rStyle w:val="NormalTok"/>
+        </w:rPr>
+        <w:t xml:space="preserve"> (!hreset_n_i)</w:t>
+      </w:r>
+      <w:r>
+        <w:br/>
+      </w:r>
+      <w:r>
+        <w:rPr>
+          <w:rStyle w:val="NormalTok"/>
+        </w:rPr>
+        <w:t xml:space="preserve">  ch_error[n] |=&gt; </w:t>
+      </w:r>
+      <w:r>
+        <w:rPr>
+          <w:rStyle w:val="KeywordTok"/>
+        </w:rPr>
+        <w:t xml:space="preserve">$stable</w:t>
+      </w:r>
+      <w:r>
+        <w:rPr>
+          <w:rStyle w:val="NormalTok"/>
+        </w:rPr>
+        <w:t xml:space="preserve">(ch_sar[n]) &amp;&amp; </w:t>
+      </w:r>
+      <w:r>
+        <w:rPr>
+          <w:rStyle w:val="KeywordTok"/>
+        </w:rPr>
+        <w:t xml:space="preserve">$stable</w:t>
+      </w:r>
+      <w:r>
+        <w:rPr>
+          <w:rStyle w:val="NormalTok"/>
+        </w:rPr>
+        <w:t xml:space="preserve">(ch_dar[n]) &amp;&amp; </w:t>
+      </w:r>
+      <w:r>
+        <w:rPr>
+          <w:rStyle w:val="KeywordTok"/>
+        </w:rPr>
+        <w:t xml:space="preserve">$stable</w:t>
+      </w:r>
+      <w:r>
+        <w:rPr>
+          <w:rStyle w:val="NormalTok"/>
+        </w:rPr>
+        <w:t xml:space="preserve">(ch_remaining[n]));</w:t>
+      </w:r>
+      <w:r>
+        <w:br/>
+      </w:r>
+      <w:r>
+        <w:br/>
+      </w:r>
+      <w:r>
+        <w:rPr>
+          <w:rStyle w:val="CommentTok"/>
+        </w:rPr>
+        <w:t xml:space="preserve">// --- no ISRAM or Boot ROM access ever (R-9)</w:t>
+      </w:r>
+      <w:r>
+        <w:br/>
+      </w:r>
+      <w:r>
+        <w:rPr>
+          <w:rStyle w:val="NormalTok"/>
+        </w:rPr>
+        <w:t xml:space="preserve">a_no_isram: </w:t>
+      </w:r>
+      <w:r>
+        <w:rPr>
+          <w:rStyle w:val="KeywordTok"/>
+        </w:rPr>
+        <w:t xml:space="preserve">assert</w:t>
+      </w:r>
+      <w:r>
+        <w:rPr>
+          <w:rStyle w:val="NormalTok"/>
+        </w:rPr>
+        <w:t xml:space="preserve"> </w:t>
+      </w:r>
+      <w:r>
+        <w:rPr>
+          <w:rStyle w:val="KeywordTok"/>
+        </w:rPr>
+        <w:t xml:space="preserve">property</w:t>
+      </w:r>
+      <w:r>
+        <w:rPr>
+          <w:rStyle w:val="NormalTok"/>
+        </w:rPr>
+        <w:t xml:space="preserve"> (</w:t>
+      </w:r>
+      <w:r>
+        <w:br/>
+      </w:r>
+      <w:r>
+        <w:rPr>
+          <w:rStyle w:val="NormalTok"/>
+        </w:rPr>
+        <w:t xml:space="preserve">  @(</w:t>
+      </w:r>
+      <w:r>
+        <w:rPr>
+          <w:rStyle w:val="KeywordTok"/>
+        </w:rPr>
+        <w:t xml:space="preserve">posedge</w:t>
+      </w:r>
+      <w:r>
+        <w:rPr>
+          <w:rStyle w:val="NormalTok"/>
+        </w:rPr>
+        <w:t xml:space="preserve"> hclk_i) </w:t>
+      </w:r>
+      <w:r>
+        <w:rPr>
+          <w:rStyle w:val="KeywordTok"/>
+        </w:rPr>
+        <w:t xml:space="preserve">disable</w:t>
+      </w:r>
+      <w:r>
+        <w:rPr>
+          <w:rStyle w:val="NormalTok"/>
+        </w:rPr>
+        <w:t xml:space="preserve"> </w:t>
+      </w:r>
+      <w:r>
+        <w:rPr>
+          <w:rStyle w:val="KeywordTok"/>
+        </w:rPr>
+        <w:t xml:space="preserve">iff</w:t>
+      </w:r>
+      <w:r>
+        <w:rPr>
+          <w:rStyle w:val="NormalTok"/>
+        </w:rPr>
+        <w:t xml:space="preserve"> (!hreset_n_i)</w:t>
+      </w:r>
+      <w:r>
+        <w:br/>
+      </w:r>
+      <w:r>
+        <w:rPr>
+          <w:rStyle w:val="NormalTok"/>
+        </w:rPr>
+        <w:t xml:space="preserve">  (dma_htrans != IDLE) |-&gt; (dma_haddr[</w:t>
       </w:r>
       <w:r>
         <w:rPr>
           <w:rStyle w:val="DecValTok"/>
         </w:rPr>
+        <w:t xml:space="preserve">31</w:t>
+      </w:r>
+      <w:r>
+        <w:rPr>
+          <w:rStyle w:val="NormalTok"/>
+        </w:rPr>
+        <w:t xml:space="preserve">:</w:t>
+      </w:r>
+      <w:r>
+        <w:rPr>
+          <w:rStyle w:val="DecValTok"/>
+        </w:rPr>
+        <w:t xml:space="preserve">28</w:t>
+      </w:r>
+      <w:r>
+        <w:rPr>
+          <w:rStyle w:val="NormalTok"/>
+        </w:rPr>
+        <w:t xml:space="preserve">] != </w:t>
+      </w:r>
+      <w:r>
+        <w:rPr>
+          <w:rStyle w:val="BaseNTok"/>
+        </w:rPr>
+        <w:t xml:space="preserve">4'h0</w:t>
+      </w:r>
+      <w:r>
+        <w:rPr>
+          <w:rStyle w:val="NormalTok"/>
+        </w:rPr>
+        <w:t xml:space="preserve"> &amp;&amp; dma_haddr[</w:t>
+      </w:r>
+      <w:r>
+        <w:rPr>
+          <w:rStyle w:val="DecValTok"/>
+        </w:rPr>
+        <w:t xml:space="preserve">31</w:t>
+      </w:r>
+      <w:r>
+        <w:rPr>
+          <w:rStyle w:val="NormalTok"/>
+        </w:rPr>
+        <w:t xml:space="preserve">:</w:t>
+      </w:r>
+      <w:r>
+        <w:rPr>
+          <w:rStyle w:val="DecValTok"/>
+        </w:rPr>
+        <w:t xml:space="preserve">28</w:t>
+      </w:r>
+      <w:r>
+        <w:rPr>
+          <w:rStyle w:val="NormalTok"/>
+        </w:rPr>
+        <w:t xml:space="preserve">] != </w:t>
+      </w:r>
+      <w:r>
+        <w:rPr>
+          <w:rStyle w:val="BaseNTok"/>
+        </w:rPr>
+        <w:t xml:space="preserve">4'h1</w:t>
+      </w:r>
+      <w:r>
+        <w:rPr>
+          <w:rStyle w:val="NormalTok"/>
+        </w:rPr>
+        <w:t xml:space="preserve">));</w:t>
+      </w:r>
+      <w:r>
+        <w:br/>
+      </w:r>
+      <w:r>
+        <w:br/>
+      </w:r>
+      <w:r>
+        <w:rPr>
+          <w:rStyle w:val="CommentTok"/>
+        </w:rPr>
+        <w:t xml:space="preserve">// --- MODE=3 is rejected (N-6.1)</w:t>
+      </w:r>
+      <w:r>
+        <w:br/>
+      </w:r>
+      <w:r>
+        <w:rPr>
+          <w:rStyle w:val="NormalTok"/>
+        </w:rPr>
+        <w:t xml:space="preserve">a_mode3_rejected: </w:t>
+      </w:r>
+      <w:r>
+        <w:rPr>
+          <w:rStyle w:val="KeywordTok"/>
+        </w:rPr>
+        <w:t xml:space="preserve">assert</w:t>
+      </w:r>
+      <w:r>
+        <w:rPr>
+          <w:rStyle w:val="NormalTok"/>
+        </w:rPr>
+        <w:t xml:space="preserve"> </w:t>
+      </w:r>
+      <w:r>
+        <w:rPr>
+          <w:rStyle w:val="KeywordTok"/>
+        </w:rPr>
+        <w:t xml:space="preserve">property</w:t>
+      </w:r>
+      <w:r>
+        <w:rPr>
+          <w:rStyle w:val="NormalTok"/>
+        </w:rPr>
+        <w:t xml:space="preserve"> (</w:t>
+      </w:r>
+      <w:r>
+        <w:br/>
+      </w:r>
+      <w:r>
+        <w:rPr>
+          <w:rStyle w:val="NormalTok"/>
+        </w:rPr>
+        <w:t xml:space="preserve">  @(</w:t>
+      </w:r>
+      <w:r>
+        <w:rPr>
+          <w:rStyle w:val="KeywordTok"/>
+        </w:rPr>
+        <w:t xml:space="preserve">posedge</w:t>
+      </w:r>
+      <w:r>
+        <w:rPr>
+          <w:rStyle w:val="NormalTok"/>
+        </w:rPr>
+        <w:t xml:space="preserve"> pclk_i) </w:t>
+      </w:r>
+      <w:r>
+        <w:rPr>
+          <w:rStyle w:val="KeywordTok"/>
+        </w:rPr>
+        <w:t xml:space="preserve">disable</w:t>
+      </w:r>
+      <w:r>
+        <w:rPr>
+          <w:rStyle w:val="NormalTok"/>
+        </w:rPr>
+        <w:t xml:space="preserve"> </w:t>
+      </w:r>
+      <w:r>
+        <w:rPr>
+          <w:rStyle w:val="KeywordTok"/>
+        </w:rPr>
+        <w:t xml:space="preserve">iff</w:t>
+      </w:r>
+      <w:r>
+        <w:rPr>
+          <w:rStyle w:val="NormalTok"/>
+        </w:rPr>
+        <w:t xml:space="preserve"> (!preset_n_i)</w:t>
+      </w:r>
+      <w:r>
+        <w:br/>
+      </w:r>
+      <w:r>
+        <w:rPr>
+          <w:rStyle w:val="NormalTok"/>
+        </w:rPr>
+        <w:t xml:space="preserve">  (apb_write &amp;&amp; apb_wdata[</w:t>
+      </w:r>
+      <w:r>
+        <w:rPr>
+          <w:rStyle w:val="DecValTok"/>
+        </w:rPr>
+        <w:t xml:space="preserve">2</w:t>
+      </w:r>
+      <w:r>
+        <w:rPr>
+          <w:rStyle w:val="NormalTok"/>
+        </w:rPr>
+        <w:t xml:space="preserve">:</w:t>
+      </w:r>
+      <w:r>
+        <w:rPr>
+          <w:rStyle w:val="DecValTok"/>
+        </w:rPr>
         <w:t xml:space="preserve">1</w:t>
       </w:r>
       <w:r>
         <w:rPr>
           <w:rStyle w:val="NormalTok"/>
         </w:rPr>
-        <w:t xml:space="preserve">:$]);</w:t>
-      </w:r>
-      <w:r>
-        <w:br/>
-      </w:r>
-      <w:r>
-        <w:br/>
-      </w:r>
-      <w:r>
-        <w:rPr>
-          <w:rStyle w:val="CommentTok"/>
-        </w:rPr>
-        <w:t xml:space="preserve">// --- error aborts only the affected channel (R-8)</w:t>
-      </w:r>
-      <w:r>
-        <w:br/>
+        <w:t xml:space="preserve">] == </w:t>
+      </w:r>
+      <w:r>
+        <w:rPr>
+          <w:rStyle w:val="BaseNTok"/>
+        </w:rPr>
+        <w:t xml:space="preserve">2'b11</w:t>
       </w:r>
       <w:r>
         <w:rPr>
           <w:rStyle w:val="NormalTok"/>
         </w:rPr>
-        <w:t xml:space="preserve">a_error_isolated: </w:t>
+        <w:t xml:space="preserve">) |=&gt; </w:t>
       </w:r>
       <w:r>
         <w:rPr>
           <w:rStyle w:val="KeywordTok"/>
         </w:rPr>
-        <w:t xml:space="preserve">assert</w:t>
+        <w:t xml:space="preserve">$stable</w:t>
       </w:r>
       <w:r>
         <w:rPr>
           <w:rStyle w:val="NormalTok"/>
         </w:rPr>
-        <w:t xml:space="preserve"> </w:t>
-      </w:r>
-      <w:r>
-        <w:rPr>
-          <w:rStyle w:val="KeywordTok"/>
-        </w:rPr>
-        <w:t xml:space="preserve">property</w:t>
-      </w:r>
-      <w:r>
-        <w:rPr>
-          <w:rStyle w:val="NormalTok"/>
-        </w:rPr>
-        <w:t xml:space="preserve"> (</w:t>
-      </w:r>
-      <w:r>
-        <w:br/>
-      </w:r>
-      <w:r>
-        <w:rPr>
-          <w:rStyle w:val="NormalTok"/>
-        </w:rPr>
-        <w:t xml:space="preserve">  @(</w:t>
-      </w:r>
-      <w:r>
-        <w:rPr>
-          <w:rStyle w:val="KeywordTok"/>
-        </w:rPr>
-        <w:t xml:space="preserve">posedge</w:t>
-      </w:r>
-      <w:r>
-        <w:rPr>
-          <w:rStyle w:val="NormalTok"/>
-        </w:rPr>
-        <w:t xml:space="preserve"> hclk_i) </w:t>
-      </w:r>
-      <w:r>
-        <w:rPr>
-          <w:rStyle w:val="KeywordTok"/>
-        </w:rPr>
-        <w:t xml:space="preserve">disable</w:t>
-      </w:r>
-      <w:r>
-        <w:rPr>
-          <w:rStyle w:val="NormalTok"/>
-        </w:rPr>
-        <w:t xml:space="preserve"> </w:t>
-      </w:r>
-      <w:r>
-        <w:rPr>
-          <w:rStyle w:val="KeywordTok"/>
-        </w:rPr>
-        <w:t xml:space="preserve">iff</w:t>
-      </w:r>
-      <w:r>
-        <w:rPr>
-          <w:rStyle w:val="NormalTok"/>
-        </w:rPr>
-        <w:t xml:space="preserve"> (!hreset_n_i)</w:t>
-      </w:r>
-      <w:r>
-        <w:br/>
-      </w:r>
-      <w:r>
-        <w:rPr>
-          <w:rStyle w:val="NormalTok"/>
-        </w:rPr>
-        <w:t xml:space="preserve">  </w:t>
-      </w:r>
-      <w:r>
-        <w:rPr>
-          <w:rStyle w:val="KeywordTok"/>
-        </w:rPr>
-        <w:t xml:space="preserve">$rose</w:t>
-      </w:r>
-      <w:r>
-        <w:rPr>
-          <w:rStyle w:val="NormalTok"/>
-        </w:rPr>
-        <w:t xml:space="preserve">(ch_error[n]) |=&gt; !ch_en[n] &amp;&amp; </w:t>
-      </w:r>
-      <w:r>
-        <w:rPr>
-          <w:rStyle w:val="KeywordTok"/>
-        </w:rPr>
-        <w:t xml:space="preserve">$stable</w:t>
-      </w:r>
-      <w:r>
-        <w:rPr>
-          <w:rStyle w:val="NormalTok"/>
-        </w:rPr>
-        <w:t xml:space="preserve">(ch_en_others));</w:t>
-      </w:r>
-      <w:r>
-        <w:br/>
-      </w:r>
-      <w:r>
-        <w:br/>
-      </w:r>
-      <w:r>
-        <w:rPr>
-          <w:rStyle w:val="CommentTok"/>
-        </w:rPr>
-        <w:t xml:space="preserve">// --- ERRPHASE is set correctly</w:t>
-      </w:r>
-      <w:r>
-        <w:br/>
-      </w:r>
-      <w:r>
-        <w:rPr>
-          <w:rStyle w:val="NormalTok"/>
-        </w:rPr>
-        <w:t xml:space="preserve">a_errphase: </w:t>
-      </w:r>
-      <w:r>
-        <w:rPr>
-          <w:rStyle w:val="KeywordTok"/>
-        </w:rPr>
-        <w:t xml:space="preserve">assert</w:t>
-      </w:r>
-      <w:r>
-        <w:rPr>
-          <w:rStyle w:val="NormalTok"/>
-        </w:rPr>
-        <w:t xml:space="preserve"> </w:t>
-      </w:r>
-      <w:r>
-        <w:rPr>
-          <w:rStyle w:val="KeywordTok"/>
-        </w:rPr>
-        <w:t xml:space="preserve">property</w:t>
-      </w:r>
-      <w:r>
-        <w:rPr>
-          <w:rStyle w:val="NormalTok"/>
-        </w:rPr>
-        <w:t xml:space="preserve"> (</w:t>
-      </w:r>
-      <w:r>
-        <w:br/>
-      </w:r>
-      <w:r>
-        <w:rPr>
-          <w:rStyle w:val="NormalTok"/>
-        </w:rPr>
-        <w:t xml:space="preserve">  @(</w:t>
-      </w:r>
-      <w:r>
-        <w:rPr>
-          <w:rStyle w:val="KeywordTok"/>
-        </w:rPr>
-        <w:t xml:space="preserve">posedge</w:t>
-      </w:r>
-      <w:r>
-        <w:rPr>
-          <w:rStyle w:val="NormalTok"/>
-        </w:rPr>
-        <w:t xml:space="preserve"> hclk_i) </w:t>
-      </w:r>
-      <w:r>
-        <w:rPr>
-          <w:rStyle w:val="KeywordTok"/>
-        </w:rPr>
-        <w:t xml:space="preserve">disable</w:t>
-      </w:r>
-      <w:r>
-        <w:rPr>
-          <w:rStyle w:val="NormalTok"/>
-        </w:rPr>
-        <w:t xml:space="preserve"> </w:t>
-      </w:r>
-      <w:r>
-        <w:rPr>
-          <w:rStyle w:val="KeywordTok"/>
-        </w:rPr>
-        <w:t xml:space="preserve">iff</w:t>
-      </w:r>
-      <w:r>
-        <w:rPr>
-          <w:rStyle w:val="NormalTok"/>
-        </w:rPr>
-        <w:t xml:space="preserve"> (!hreset_n_i)</w:t>
-      </w:r>
-      <w:r>
-        <w:br/>
-      </w:r>
-      <w:r>
-        <w:rPr>
-          <w:rStyle w:val="NormalTok"/>
-        </w:rPr>
-        <w:t xml:space="preserve">  (hresp &amp;&amp; xfer_state == READ) |=&gt; (ch_errphase[cur_ch] == </w:t>
-      </w:r>
-      <w:r>
-        <w:rPr>
-          <w:rStyle w:val="BaseNTok"/>
-        </w:rPr>
-        <w:t xml:space="preserve">3'd1</w:t>
-      </w:r>
-      <w:r>
-        <w:rPr>
-          <w:rStyle w:val="NormalTok"/>
-        </w:rPr>
-        <w:t xml:space="preserve">));</w:t>
-      </w:r>
-      <w:r>
-        <w:br/>
-      </w:r>
-      <w:r>
-        <w:br/>
-      </w:r>
-      <w:r>
-        <w:rPr>
-          <w:rStyle w:val="CommentTok"/>
-        </w:rPr>
-        <w:t xml:space="preserve">// --- SAR/DAR/REMAINING freeze at the failure point (N-7.15)</w:t>
-      </w:r>
-      <w:r>
-        <w:br/>
-      </w:r>
-      <w:r>
-        <w:rPr>
-          <w:rStyle w:val="NormalTok"/>
-        </w:rPr>
-        <w:t xml:space="preserve">a_freeze_on_error: </w:t>
-      </w:r>
-      <w:r>
-        <w:rPr>
-          <w:rStyle w:val="KeywordTok"/>
-        </w:rPr>
-        <w:t xml:space="preserve">assert</w:t>
-      </w:r>
-      <w:r>
-        <w:rPr>
-          <w:rStyle w:val="NormalTok"/>
-        </w:rPr>
-        <w:t xml:space="preserve"> </w:t>
-      </w:r>
-      <w:r>
-        <w:rPr>
-          <w:rStyle w:val="KeywordTok"/>
-        </w:rPr>
-        <w:t xml:space="preserve">property</w:t>
-      </w:r>
-      <w:r>
-        <w:rPr>
-          <w:rStyle w:val="NormalTok"/>
-        </w:rPr>
-        <w:t xml:space="preserve"> (</w:t>
-      </w:r>
-      <w:r>
-        <w:br/>
-      </w:r>
-      <w:r>
-        <w:rPr>
-          <w:rStyle w:val="NormalTok"/>
-        </w:rPr>
-        <w:t xml:space="preserve">  @(</w:t>
-      </w:r>
-      <w:r>
-        <w:rPr>
-          <w:rStyle w:val="KeywordTok"/>
-        </w:rPr>
-        <w:t xml:space="preserve">posedge</w:t>
-      </w:r>
-      <w:r>
-        <w:rPr>
-          <w:rStyle w:val="NormalTok"/>
-        </w:rPr>
-        <w:t xml:space="preserve"> hclk_i) </w:t>
-      </w:r>
-      <w:r>
-        <w:rPr>
-          <w:rStyle w:val="KeywordTok"/>
-        </w:rPr>
-        <w:t xml:space="preserve">disable</w:t>
-      </w:r>
-      <w:r>
-        <w:rPr>
-          <w:rStyle w:val="NormalTok"/>
-        </w:rPr>
-        <w:t xml:space="preserve"> </w:t>
-      </w:r>
-      <w:r>
-        <w:rPr>
-          <w:rStyle w:val="KeywordTok"/>
-        </w:rPr>
-        <w:t xml:space="preserve">iff</w:t>
-      </w:r>
-      <w:r>
-        <w:rPr>
-          <w:rStyle w:val="NormalTok"/>
-        </w:rPr>
-        <w:t xml:space="preserve"> (!hreset_n_i)</w:t>
-      </w:r>
-      <w:r>
-        <w:br/>
-      </w:r>
-      <w:r>
-        <w:rPr>
-          <w:rStyle w:val="NormalTok"/>
-        </w:rPr>
-        <w:t xml:space="preserve">  ch_error[n] |=&gt; </w:t>
-      </w:r>
-      <w:r>
-        <w:rPr>
-          <w:rStyle w:val="KeywordTok"/>
-        </w:rPr>
-        <w:t xml:space="preserve">$stable</w:t>
-      </w:r>
-      <w:r>
-        <w:rPr>
-          <w:rStyle w:val="NormalTok"/>
-        </w:rPr>
-        <w:t xml:space="preserve">(ch_sar[n]) &amp;&amp; </w:t>
-      </w:r>
-      <w:r>
-        <w:rPr>
-          <w:rStyle w:val="KeywordTok"/>
-        </w:rPr>
-        <w:t xml:space="preserve">$stable</w:t>
-      </w:r>
-      <w:r>
-        <w:rPr>
-          <w:rStyle w:val="NormalTok"/>
-        </w:rPr>
-        <w:t xml:space="preserve">(ch_dar[n]) &amp;&amp; </w:t>
-      </w:r>
-      <w:r>
-        <w:rPr>
-          <w:rStyle w:val="KeywordTok"/>
-        </w:rPr>
-        <w:t xml:space="preserve">$stable</w:t>
-      </w:r>
-      <w:r>
-        <w:rPr>
-          <w:rStyle w:val="NormalTok"/>
-        </w:rPr>
-        <w:t xml:space="preserve">(ch_remaining[n]));</w:t>
-      </w:r>
-      <w:r>
-        <w:br/>
-      </w:r>
-      <w:r>
-        <w:br/>
-      </w:r>
-      <w:r>
-        <w:rPr>
-          <w:rStyle w:val="CommentTok"/>
-        </w:rPr>
-        <w:t xml:space="preserve">// --- no ISRAM or Boot ROM access ever (R-9)</w:t>
-      </w:r>
-      <w:r>
-        <w:br/>
-      </w:r>
-      <w:r>
-        <w:rPr>
-          <w:rStyle w:val="NormalTok"/>
-        </w:rPr>
-        <w:t xml:space="preserve">a_no_isram: </w:t>
-      </w:r>
-      <w:r>
-        <w:rPr>
-          <w:rStyle w:val="KeywordTok"/>
-        </w:rPr>
-        <w:t xml:space="preserve">assert</w:t>
-      </w:r>
-      <w:r>
-        <w:rPr>
-          <w:rStyle w:val="NormalTok"/>
-        </w:rPr>
-        <w:t xml:space="preserve"> </w:t>
-      </w:r>
-      <w:r>
-        <w:rPr>
-          <w:rStyle w:val="KeywordTok"/>
-        </w:rPr>
-        <w:t xml:space="preserve">property</w:t>
-      </w:r>
-      <w:r>
-        <w:rPr>
-          <w:rStyle w:val="NormalTok"/>
-        </w:rPr>
-        <w:t xml:space="preserve"> (</w:t>
-      </w:r>
-      <w:r>
-        <w:br/>
-      </w:r>
-      <w:r>
-        <w:rPr>
-          <w:rStyle w:val="NormalTok"/>
-        </w:rPr>
-        <w:t xml:space="preserve">  @(</w:t>
-      </w:r>
-      <w:r>
-        <w:rPr>
-          <w:rStyle w:val="KeywordTok"/>
-        </w:rPr>
-        <w:t xml:space="preserve">posedge</w:t>
-      </w:r>
-      <w:r>
-        <w:rPr>
-          <w:rStyle w:val="NormalTok"/>
-        </w:rPr>
-        <w:t xml:space="preserve"> hclk_i) </w:t>
-      </w:r>
-      <w:r>
-        <w:rPr>
-          <w:rStyle w:val="KeywordTok"/>
-        </w:rPr>
-        <w:t xml:space="preserve">disable</w:t>
-      </w:r>
-      <w:r>
-        <w:rPr>
-          <w:rStyle w:val="NormalTok"/>
-        </w:rPr>
-        <w:t xml:space="preserve"> </w:t>
-      </w:r>
-      <w:r>
-        <w:rPr>
-          <w:rStyle w:val="KeywordTok"/>
-        </w:rPr>
-        <w:t xml:space="preserve">iff</w:t>
-      </w:r>
-      <w:r>
-        <w:rPr>
-          <w:rStyle w:val="NormalTok"/>
-        </w:rPr>
-        <w:t xml:space="preserve"> (!hreset_n_i)</w:t>
-      </w:r>
-      <w:r>
-        <w:br/>
-      </w:r>
-      <w:r>
-        <w:rPr>
-          <w:rStyle w:val="NormalTok"/>
-        </w:rPr>
-        <w:t xml:space="preserve">  (dma_htrans != IDLE) |-&gt; (dma_haddr[</w:t>
-      </w:r>
-      <w:r>
-        <w:rPr>
-          <w:rStyle w:val="DecValTok"/>
-        </w:rPr>
-        <w:t xml:space="preserve">31</w:t>
-      </w:r>
-      <w:r>
-        <w:rPr>
-          <w:rStyle w:val="NormalTok"/>
-        </w:rPr>
-        <w:t xml:space="preserve">:</w:t>
-      </w:r>
-      <w:r>
-        <w:rPr>
-          <w:rStyle w:val="DecValTok"/>
-        </w:rPr>
-        <w:t xml:space="preserve">28</w:t>
-      </w:r>
-      <w:r>
-        <w:rPr>
-          <w:rStyle w:val="NormalTok"/>
-        </w:rPr>
-        <w:t xml:space="preserve">] != </w:t>
-      </w:r>
-      <w:r>
-        <w:rPr>
-          <w:rStyle w:val="BaseNTok"/>
-        </w:rPr>
-        <w:t xml:space="preserve">4'h0</w:t>
-      </w:r>
-      <w:r>
-        <w:rPr>
-          <w:rStyle w:val="NormalTok"/>
-        </w:rPr>
-        <w:t xml:space="preserve"> &amp;&amp; dma_haddr[</w:t>
-      </w:r>
-      <w:r>
-        <w:rPr>
-          <w:rStyle w:val="DecValTok"/>
-        </w:rPr>
-        <w:t xml:space="preserve">31</w:t>
-      </w:r>
-      <w:r>
-        <w:rPr>
-          <w:rStyle w:val="NormalTok"/>
-        </w:rPr>
-        <w:t xml:space="preserve">:</w:t>
-      </w:r>
-      <w:r>
-        <w:rPr>
-          <w:rStyle w:val="DecValTok"/>
-        </w:rPr>
-        <w:t xml:space="preserve">28</w:t>
-      </w:r>
-      <w:r>
-        <w:rPr>
-          <w:rStyle w:val="NormalTok"/>
-        </w:rPr>
-        <w:t xml:space="preserve">] != </w:t>
-      </w:r>
-      <w:r>
-        <w:rPr>
-          <w:rStyle w:val="BaseNTok"/>
-        </w:rPr>
-        <w:t xml:space="preserve">4'h1</w:t>
-      </w:r>
-      <w:r>
-        <w:rPr>
-          <w:rStyle w:val="NormalTok"/>
-        </w:rPr>
-        <w:t xml:space="preserve">));</w:t>
-      </w:r>
-      <w:r>
-        <w:br/>
-      </w:r>
-      <w:r>
-        <w:br/>
-      </w:r>
-      <w:r>
-        <w:rPr>
-          <w:rStyle w:val="CommentTok"/>
-        </w:rPr>
-        <w:t xml:space="preserve">// --- MODE=3 is rejected (N-6.1)</w:t>
-      </w:r>
-      <w:r>
-        <w:br/>
-      </w:r>
-      <w:r>
-        <w:rPr>
-          <w:rStyle w:val="NormalTok"/>
-        </w:rPr>
-        <w:t xml:space="preserve">a_mode3_rejected: </w:t>
-      </w:r>
-      <w:r>
-        <w:rPr>
-          <w:rStyle w:val="KeywordTok"/>
-        </w:rPr>
-        <w:t xml:space="preserve">assert</w:t>
-      </w:r>
-      <w:r>
-        <w:rPr>
-          <w:rStyle w:val="NormalTok"/>
-        </w:rPr>
-        <w:t xml:space="preserve"> </w:t>
-      </w:r>
-      <w:r>
-        <w:rPr>
-          <w:rStyle w:val="KeywordTok"/>
-        </w:rPr>
-        <w:t xml:space="preserve">property</w:t>
-      </w:r>
-      <w:r>
-        <w:rPr>
-          <w:rStyle w:val="NormalTok"/>
-        </w:rPr>
-        <w:t xml:space="preserve"> (</w:t>
-      </w:r>
-      <w:r>
-        <w:br/>
-      </w:r>
-      <w:r>
-        <w:rPr>
-          <w:rStyle w:val="NormalTok"/>
-        </w:rPr>
-        <w:t xml:space="preserve">  @(</w:t>
-      </w:r>
-      <w:r>
-        <w:rPr>
-          <w:rStyle w:val="KeywordTok"/>
-        </w:rPr>
-        <w:t xml:space="preserve">posedge</w:t>
-      </w:r>
-      <w:r>
-        <w:rPr>
-          <w:rStyle w:val="NormalTok"/>
-        </w:rPr>
-        <w:t xml:space="preserve"> pclk_i) </w:t>
-      </w:r>
-      <w:r>
-        <w:rPr>
-          <w:rStyle w:val="KeywordTok"/>
-        </w:rPr>
-        <w:t xml:space="preserve">disable</w:t>
-      </w:r>
-      <w:r>
-        <w:rPr>
-          <w:rStyle w:val="NormalTok"/>
-        </w:rPr>
-        <w:t xml:space="preserve"> </w:t>
-      </w:r>
-      <w:r>
-        <w:rPr>
-          <w:rStyle w:val="KeywordTok"/>
-        </w:rPr>
-        <w:t xml:space="preserve">iff</w:t>
-      </w:r>
-      <w:r>
-        <w:rPr>
-          <w:rStyle w:val="NormalTok"/>
-        </w:rPr>
-        <w:t xml:space="preserve"> (!preset_n_i)</w:t>
-      </w:r>
-      <w:r>
-        <w:br/>
-      </w:r>
-      <w:r>
-        <w:rPr>
-          <w:rStyle w:val="NormalTok"/>
-        </w:rPr>
-        <w:t xml:space="preserve">  (apb_write &amp;&amp; apb_wdata[</w:t>
-      </w:r>
-      <w:r>
-        <w:rPr>
-          <w:rStyle w:val="DecValTok"/>
-        </w:rPr>
-        <w:t xml:space="preserve">2</w:t>
-      </w:r>
-      <w:r>
-        <w:rPr>
-          <w:rStyle w:val="NormalTok"/>
-        </w:rPr>
-        <w:t xml:space="preserve">:</w:t>
-      </w:r>
-      <w:r>
-        <w:rPr>
-          <w:rStyle w:val="DecValTok"/>
-        </w:rPr>
-        <w:t xml:space="preserve">1</w:t>
-      </w:r>
-      <w:r>
-        <w:rPr>
-          <w:rStyle w:val="NormalTok"/>
-        </w:rPr>
-        <w:t xml:space="preserve">] == </w:t>
-      </w:r>
-      <w:r>
-        <w:rPr>
-          <w:rStyle w:val="BaseNTok"/>
-        </w:rPr>
-        <w:t xml:space="preserve">2'b11</w:t>
-      </w:r>
-      <w:r>
-        <w:rPr>
-          <w:rStyle w:val="NormalTok"/>
-        </w:rPr>
-        <w:t xml:space="preserve">) |=&gt; </w:t>
-      </w:r>
-      <w:r>
-        <w:rPr>
-          <w:rStyle w:val="KeywordTok"/>
-        </w:rPr>
-        <w:t xml:space="preserve">$stable</w:t>
-      </w:r>
-      <w:r>
-        <w:rPr>
-          <w:rStyle w:val="NormalTok"/>
-        </w:rPr>
         <w:t xml:space="preserve">(ch_mode[n]));</w:t>
-      </w:r>
-      <w:r>
-        <w:br/>
-      </w:r>
-      <w:r>
-        <w:br/>
-      </w:r>
-      <w:r>
-        <w:rPr>
-          <w:rStyle w:val="CommentTok"/>
-        </w:rPr>
-        <w:t xml:space="preserve">// --- channel 4 never requests (N-6.4)</w:t>
-      </w:r>
-      <w:r>
-        <w:br/>
-      </w:r>
-      <w:r>
-        <w:rPr>
-          <w:rStyle w:val="NormalTok"/>
-        </w:rPr>
-        <w:t xml:space="preserve">a_ch4_tied: </w:t>
-      </w:r>
-      <w:r>
-        <w:rPr>
-          <w:rStyle w:val="KeywordTok"/>
-        </w:rPr>
-        <w:t xml:space="preserve">assert</w:t>
-      </w:r>
-      <w:r>
-        <w:rPr>
-          <w:rStyle w:val="NormalTok"/>
-        </w:rPr>
-        <w:t xml:space="preserve"> </w:t>
-      </w:r>
-      <w:r>
-        <w:rPr>
-          <w:rStyle w:val="KeywordTok"/>
-        </w:rPr>
-        <w:t xml:space="preserve">property</w:t>
-      </w:r>
-      <w:r>
-        <w:rPr>
-          <w:rStyle w:val="NormalTok"/>
-        </w:rPr>
-        <w:t xml:space="preserve"> (</w:t>
-      </w:r>
-      <w:r>
-        <w:br/>
-      </w:r>
-      <w:r>
-        <w:rPr>
-          <w:rStyle w:val="NormalTok"/>
-        </w:rPr>
-        <w:t xml:space="preserve">  @(</w:t>
-      </w:r>
-      <w:r>
-        <w:rPr>
-          <w:rStyle w:val="KeywordTok"/>
-        </w:rPr>
-        <w:t xml:space="preserve">posedge</w:t>
-      </w:r>
-      <w:r>
-        <w:rPr>
-          <w:rStyle w:val="NormalTok"/>
-        </w:rPr>
-        <w:t xml:space="preserve"> hclk_i) </w:t>
-      </w:r>
-      <w:r>
-        <w:rPr>
-          <w:rStyle w:val="KeywordTok"/>
-        </w:rPr>
-        <w:t xml:space="preserve">disable</w:t>
-      </w:r>
-      <w:r>
-        <w:rPr>
-          <w:rStyle w:val="NormalTok"/>
-        </w:rPr>
-        <w:t xml:space="preserve"> </w:t>
-      </w:r>
-      <w:r>
-        <w:rPr>
-          <w:rStyle w:val="KeywordTok"/>
-        </w:rPr>
-        <w:t xml:space="preserve">iff</w:t>
-      </w:r>
-      <w:r>
-        <w:rPr>
-          <w:rStyle w:val="NormalTok"/>
-        </w:rPr>
-        <w:t xml:space="preserve"> (!hreset_n_i) !dma_req_i[</w:t>
-      </w:r>
-      <w:r>
-        <w:rPr>
-          <w:rStyle w:val="DecValTok"/>
-        </w:rPr>
-        <w:t xml:space="preserve">4</w:t>
-      </w:r>
-      <w:r>
-        <w:rPr>
-          <w:rStyle w:val="NormalTok"/>
-        </w:rPr>
-        <w:t xml:space="preserve">]);</w:t>
       </w:r>
       <w:r>
         <w:br/>
@@ -10469,8 +11254,8 @@
         </w:pict>
       </w:r>
     </w:p>
-    <w:bookmarkEnd w:id="49"/>
-    <w:bookmarkStart w:id="50" w:name="X7c07a5b179cc8ff504630894f7928110af6ce23"/>
+    <w:bookmarkEnd w:id="50"/>
+    <w:bookmarkStart w:id="51" w:name="X7c07a5b179cc8ff504630894f7928110af6ce23"/>
     <w:p>
       <w:pPr>
         <w:pStyle w:val="Heading2"/>
@@ -11659,8 +12444,8 @@
         </w:pict>
       </w:r>
     </w:p>
-    <w:bookmarkEnd w:id="50"/>
-    <w:bookmarkStart w:id="51" w:name="X59f5cce7eef127036c20cabc8986d1f4e77c1bc"/>
+    <w:bookmarkEnd w:id="51"/>
+    <w:bookmarkStart w:id="52" w:name="X59f5cce7eef127036c20cabc8986d1f4e77c1bc"/>
     <w:p>
       <w:pPr>
         <w:pStyle w:val="Heading2"/>
@@ -11796,7 +12581,7 @@
               <w:jc w:val="left"/>
             </w:pPr>
             <w:r>
-              <w:t xml:space="preserve">Channel 4 spare, registers retained for the 36-pin variant</w:t>
+              <w:t xml:space="preserve">Channel 4 = SPI slave (companion link), restored by ADR-0020 Rev 2; updated 2026-10-12 (was "spare")</w:t>
             </w:r>
           </w:p>
         </w:tc>
@@ -11822,7 +12607,7 @@
               <w:jc w:val="left"/>
             </w:pPr>
             <w:r>
-              <w:t xml:space="preserve">Block 9, CLIC IDs 1–12</w:t>
+              <w:t xml:space="preserve">Block 9, CLIC IDs 1–6 and 8–13 (INT-2)</w:t>
             </w:r>
           </w:p>
         </w:tc>
@@ -11847,8 +12632,8 @@
         </w:pict>
       </w:r>
     </w:p>
-    <w:bookmarkEnd w:id="51"/>
-    <w:bookmarkStart w:id="52" w:name="X28f9a372160e4cdd897fa6b3a066b04db81ebc8"/>
+    <w:bookmarkEnd w:id="52"/>
+    <w:bookmarkStart w:id="53" w:name="X28f9a372160e4cdd897fa6b3a066b04db81ebc8"/>
     <w:p>
       <w:pPr>
         <w:pStyle w:val="Heading2"/>
@@ -12163,8 +12948,8 @@
         </w:pict>
       </w:r>
     </w:p>
-    <w:bookmarkEnd w:id="52"/>
-    <w:bookmarkStart w:id="53" w:name="X1b92181afb94626b64dde4a1928e66f4dbfaa1b"/>
+    <w:bookmarkEnd w:id="53"/>
+    <w:bookmarkStart w:id="54" w:name="X1b92181afb94626b64dde4a1928e66f4dbfaa1b"/>
     <w:p>
       <w:pPr>
         <w:pStyle w:val="Heading2"/>
@@ -12175,21 +12960,343 @@
     </w:p>
     <w:p>
       <w:pPr>
-        <w:pStyle w:val="FirstParagraph"/>
+        <w:numPr>
+          <w:ilvl w:val="0"/>
+          <w:numId w:val="1003"/>
+        </w:numPr>
       </w:pPr>
       <w:r>
-        <w:t xml:space="preserve">None.</w:t>
+        <w:rPr>
+          <w:bCs/>
+          <w:b/>
+        </w:rPr>
+        <w:t xml:space="preserve">DMA-9 to DMA-14</w:t>
+      </w:r>
+      <w:r>
+        <w:t xml:space="preserve"> </w:t>
+      </w:r>
+      <w:r>
+        <w:t xml:space="preserve">(2026-10-12,</w:t>
+      </w:r>
+      <w:r>
+        <w:t xml:space="preserve"> </w:t>
+      </w:r>
+      <w:r>
+        <w:rPr>
+          <w:rStyle w:val="VerbatimChar"/>
+        </w:rPr>
+        <w:t xml:space="preserve">Docs/bugs/dma.md</w:t>
+      </w:r>
+      <w:r>
+        <w:t xml:space="preserve">): restart after a software stop</w:t>
+      </w:r>
+      <w:r>
+        <w:t xml:space="preserve"> </w:t>
+      </w:r>
+      <w:r>
+        <w:t xml:space="preserve">reloads REMAINING from CNT; a bad</w:t>
+      </w:r>
+      <w:r>
+        <w:t xml:space="preserve"> </w:t>
+      </w:r>
+      <w:r>
+        <w:rPr>
+          <w:rStyle w:val="VerbatimChar"/>
+        </w:rPr>
+        <w:t xml:space="preserve">DAR</w:t>
+      </w:r>
+      <w:r>
+        <w:t xml:space="preserve"> </w:t>
+      </w:r>
+      <w:r>
+        <w:t xml:space="preserve">is refused after the source read; a beat still in</w:t>
+      </w:r>
+      <w:r>
+        <w:t xml:space="preserve"> </w:t>
+      </w:r>
+      <w:r>
+        <w:t xml:space="preserve">flight lands in a re-armed transfer;</w:t>
+      </w:r>
+      <w:r>
+        <w:t xml:space="preserve"> </w:t>
+      </w:r>
+      <w:r>
+        <w:rPr>
+          <w:rStyle w:val="VerbatimChar"/>
+        </w:rPr>
+        <w:t xml:space="preserve">ACK_CYCLES</w:t>
+      </w:r>
+      <w:r>
+        <w:t xml:space="preserve"> </w:t>
+      </w:r>
+      <w:r>
+        <w:t xml:space="preserve">is unguarded; an unaligned halfword or</w:t>
+      </w:r>
+      <w:r>
+        <w:t xml:space="preserve"> </w:t>
+      </w:r>
+      <w:r>
+        <w:t xml:space="preserve">word</w:t>
+      </w:r>
+      <w:r>
+        <w:t xml:space="preserve"> </w:t>
+      </w:r>
+      <w:r>
+        <w:rPr>
+          <w:rStyle w:val="VerbatimChar"/>
+        </w:rPr>
+        <w:t xml:space="preserve">SAR</w:t>
+      </w:r>
+      <w:r>
+        <w:t xml:space="preserve">/</w:t>
+      </w:r>
+      <w:r>
+        <w:rPr>
+          <w:rStyle w:val="VerbatimChar"/>
+        </w:rPr>
+        <w:t xml:space="preserve">DAR</w:t>
+      </w:r>
+      <w:r>
+        <w:t xml:space="preserve"> </w:t>
+      </w:r>
+      <w:r>
+        <w:t xml:space="preserve">puts a misaligned transfer on the bus (vPlan F17); a</w:t>
+      </w:r>
+      <w:r>
+        <w:t xml:space="preserve"> </w:t>
+      </w:r>
+      <w:r>
+        <w:rPr>
+          <w:rStyle w:val="VerbatimChar"/>
+        </w:rPr>
+        <w:t xml:space="preserve">CR</w:t>
+      </w:r>
+      <w:r>
+        <w:t xml:space="preserve"> </w:t>
+      </w:r>
+      <w:r>
+        <w:t xml:space="preserve">write during a</w:t>
+      </w:r>
+      <w:r>
+        <w:t xml:space="preserve"> </w:t>
+      </w:r>
+      <w:r>
+        <w:t xml:space="preserve">beat (such as the stop</w:t>
+      </w:r>
+      <w:r>
+        <w:t xml:space="preserve"> </w:t>
+      </w:r>
+      <w:r>
+        <w:rPr>
+          <w:rStyle w:val="VerbatimChar"/>
+        </w:rPr>
+        <w:t xml:space="preserve">CR</w:t>
+      </w:r>
+      <w:r>
+        <w:t xml:space="preserve"> </w:t>
+      </w:r>
+      <w:r>
+        <w:t xml:space="preserve">= 0) changes that beat's size (vPlan F45). Rulings pending</w:t>
+      </w:r>
+      <w:r>
+        <w:t xml:space="preserve"> </w:t>
+      </w:r>
+      <w:r>
+        <w:t xml:space="preserve">(Track A DMA plan). Until then this specification does not describe the restart, re-arm,</w:t>
+      </w:r>
+      <w:r>
+        <w:t xml:space="preserve"> </w:t>
+      </w:r>
+      <w:r>
+        <w:t xml:space="preserve">unaligned and write-during-a-beat behaviour.</w:t>
       </w:r>
     </w:p>
     <w:p>
-      <w:r>
-        <w:pict>
-          <v:rect style="width:0;height:1.5pt" o:hralign="center" o:hrstd="t" o:hr="t"/>
-        </w:pict>
+      <w:pPr>
+        <w:numPr>
+          <w:ilvl w:val="0"/>
+          <w:numId w:val="1003"/>
+        </w:numPr>
+      </w:pPr>
+      <w:r>
+        <w:rPr>
+          <w:bCs/>
+          <w:b/>
+        </w:rPr>
+        <w:t xml:space="preserve">AUD-12 item 2</w:t>
+      </w:r>
+      <w:r>
+        <w:t xml:space="preserve"> </w:t>
+      </w:r>
+      <w:r>
+        <w:t xml:space="preserve">(2026-10-12): the per-channel clock gate of [N-9.3] does not exist in</w:t>
+      </w:r>
+      <w:r>
+        <w:t xml:space="preserve"> </w:t>
+      </w:r>
+      <w:r>
+        <w:rPr>
+          <w:rStyle w:val="VerbatimChar"/>
+        </w:rPr>
+        <w:t xml:space="preserve">rtl/dma</w:t>
+      </w:r>
+      <w:r>
+        <w:t xml:space="preserve">; ruling pending (DMA plan D5).</w:t>
       </w:r>
     </w:p>
-    <w:bookmarkEnd w:id="53"/>
-    <w:bookmarkStart w:id="54" w:name="Xcf6ad7b8070c666514712df471d6381a14b1a48"/>
+    <w:p>
+      <w:pPr>
+        <w:numPr>
+          <w:ilvl w:val="0"/>
+          <w:numId w:val="1003"/>
+        </w:numPr>
+      </w:pPr>
+      <w:r>
+        <w:rPr>
+          <w:bCs/>
+          <w:b/>
+        </w:rPr>
+        <w:t xml:space="preserve">OPEN-D1</w:t>
+      </w:r>
+      <w:r>
+        <w:t xml:space="preserve"> </w:t>
+      </w:r>
+      <w:r>
+        <w:t xml:space="preserve">—</w:t>
+      </w:r>
+      <w:r>
+        <w:t xml:space="preserve"> </w:t>
+      </w:r>
+      <w:r>
+        <w:rPr>
+          <w:iCs/>
+          <w:i/>
+        </w:rPr>
+        <w:t xml:space="preserve">closed 2026-09-26.</w:t>
+      </w:r>
+      <w:r>
+        <w:t xml:space="preserve"> </w:t>
+      </w:r>
+      <w:r>
+        <w:t xml:space="preserve">The APB side now runs on</w:t>
+      </w:r>
+      <w:r>
+        <w:t xml:space="preserve"> </w:t>
+      </w:r>
+      <w:r>
+        <w:rPr>
+          <w:rStyle w:val="VerbatimChar"/>
+        </w:rPr>
+        <w:t xml:space="preserve">pclk</w:t>
+      </w:r>
+      <w:r>
+        <w:t xml:space="preserve">, with the</w:t>
+      </w:r>
+      <w:r>
+        <w:t xml:space="preserve"> </w:t>
+      </w:r>
+      <w:r>
+        <w:t xml:space="preserve">registers still on</w:t>
+      </w:r>
+      <w:r>
+        <w:t xml:space="preserve"> </w:t>
+      </w:r>
+      <w:r>
+        <w:rPr>
+          <w:rStyle w:val="VerbatimChar"/>
+        </w:rPr>
+        <w:t xml:space="preserve">hclk</w:t>
+      </w:r>
+      <w:r>
+        <w:t xml:space="preserve"> </w:t>
+      </w:r>
+      <w:r>
+        <w:t xml:space="preserve">as ADR-0002 Rev 2 asks. PRDATA is</w:t>
+      </w:r>
+      <w:r>
+        <w:t xml:space="preserve"> </w:t>
+      </w:r>
+      <w:r>
+        <w:rPr>
+          <w:bCs/>
+          <w:b/>
+        </w:rPr>
+        <w:t xml:space="preserve">registered on</w:t>
+      </w:r>
+      <w:r>
+        <w:rPr>
+          <w:bCs/>
+          <w:b/>
+        </w:rPr>
+        <w:t xml:space="preserve"> </w:t>
+      </w:r>
+      <w:r>
+        <w:rPr>
+          <w:bCs/>
+          <w:b/>
+        </w:rPr>
+        <w:t xml:space="preserve">pclk</w:t>
+      </w:r>
+      <w:r>
+        <w:t xml:space="preserve"> </w:t>
+      </w:r>
+      <w:r>
+        <w:t xml:space="preserve">at the setup-to-access edge, so it is stable for the whole access</w:t>
+      </w:r>
+      <w:r>
+        <w:t xml:space="preserve"> </w:t>
+      </w:r>
+      <w:r>
+        <w:t xml:space="preserve">phase: the 4 ns hclk-to-pclk hop still exists but is now local to the block,</w:t>
+      </w:r>
+      <w:r>
+        <w:t xml:space="preserve"> </w:t>
+      </w:r>
+      <w:r>
+        <w:t xml:space="preserve">a few gates from the source flop, and what crosses to the bridge is</w:t>
+      </w:r>
+      <w:r>
+        <w:t xml:space="preserve"> </w:t>
+      </w:r>
+      <w:r>
+        <w:t xml:space="preserve">pclk-to-pclk with a full period.</w:t>
+      </w:r>
+      <w:r>
+        <w:t xml:space="preserve"> </w:t>
+      </w:r>
+      <w:r>
+        <w:rPr>
+          <w:rStyle w:val="VerbatimChar"/>
+        </w:rPr>
+        <w:t xml:space="preserve">tb_timers</w:t>
+      </w:r>
+      <w:r>
+        <w:t xml:space="preserve"> </w:t>
+      </w:r>
+      <w:r>
+        <w:t xml:space="preserve">gained a permanent monitor that</w:t>
+      </w:r>
+      <w:r>
+        <w:t xml:space="preserve"> </w:t>
+      </w:r>
+      <w:r>
+        <w:t xml:space="preserve">counts any PRDATA movement during an access phase; it reports 3 movements</w:t>
+      </w:r>
+      <w:r>
+        <w:t xml:space="preserve"> </w:t>
+      </w:r>
+      <w:r>
+        <w:t xml:space="preserve">against the pre-migration RTL and 0 after, so the check discriminates rather</w:t>
+      </w:r>
+      <w:r>
+        <w:t xml:space="preserve"> </w:t>
+      </w:r>
+      <w:r>
+        <w:t xml:space="preserve">than merely passing.</w:t>
+      </w:r>
+    </w:p>
+    <w:bookmarkEnd w:id="54"/>
+    <w:bookmarkStart w:id="55" w:name="Xcf6ad7b8070c666514712df471d6381a14b1a48"/>
     <w:p>
       <w:pPr>
         <w:pStyle w:val="Heading2"/>
@@ -12852,8 +13959,8 @@
         </w:tc>
       </w:tr>
     </w:tbl>
-    <w:bookmarkEnd w:id="54"/>
     <w:bookmarkEnd w:id="55"/>
+    <w:bookmarkEnd w:id="56"/>
     <w:sectPr/>
   </w:body>
 </w:document>
@@ -13155,6 +14262,9 @@
     </w:lvlOverride>
   </w:num>
   <w:num w:numId="1002">
+    <w:abstractNumId w:val="991"/>
+  </w:num>
+  <w:num w:numId="1003">
     <w:abstractNumId w:val="991"/>
   </w:num>
 </w:numbering>
@@ -13511,6 +14621,18 @@
     <w:unhideWhenUsed/>
     <w:qFormat/>
   </w:style>
+  <w:style w:styleId="FootnoteBlockText" w:type="paragraph">
+    <w:name w:val="Footnote Block Text"/>
+    <w:basedOn w:val="Footnote Text"/>
+    <w:next w:val="Footnote Text"/>
+    <w:uiPriority w:val="9"/>
+    <w:unhideWhenUsed/>
+    <w:qFormat/>
+    <w:pPr>
+      <w:spacing w:after="100" w:before="100"/>
+      <w:ind w:firstLine="0" w:left="480" w:right="480"/>
+    </w:pPr>
+  </w:style>
   <w:style w:default="1" w:styleId="DefaultParagraphFont" w:type="character">
     <w:name w:val="Default Paragraph Font"/>
     <w:semiHidden/>
@@ -13646,7 +14768,7 @@
       <w:color w:themeColor="accent1" w:themeShade="BF" w:val="365F91"/>
     </w:rPr>
   </w:style>
-  <w:style w:customStyle="1" w:styleId="SourceCode" w:type="paragraph">
+  <w:style w:type="paragraph" w:customStyle="1" w:styleId="SourceCode">
     <w:name w:val="Source Code"/>
     <w:basedOn w:val="Normal"/>
     <w:link w:val="VerbatimChar"/>
@@ -13654,7 +14776,7 @@
       <w:wordWrap w:val="off"/>
     </w:pPr>
   </w:style>
-  <w:style w:customStyle="1" w:styleId="KeywordTok" w:type="character">
+  <w:style w:type="character" w:customStyle="1" w:styleId="KeywordTok">
     <w:name w:val="KeywordTok"/>
     <w:basedOn w:val="VerbatimChar"/>
     <w:rPr>
@@ -13662,77 +14784,77 @@
       <w:b/>
     </w:rPr>
   </w:style>
-  <w:style w:customStyle="1" w:styleId="DataTypeTok" w:type="character">
+  <w:style w:type="character" w:customStyle="1" w:styleId="DataTypeTok">
     <w:name w:val="DataTypeTok"/>
     <w:basedOn w:val="VerbatimChar"/>
     <w:rPr>
       <w:color w:val="902000"/>
     </w:rPr>
   </w:style>
-  <w:style w:customStyle="1" w:styleId="DecValTok" w:type="character">
+  <w:style w:type="character" w:customStyle="1" w:styleId="DecValTok">
     <w:name w:val="DecValTok"/>
     <w:basedOn w:val="VerbatimChar"/>
     <w:rPr>
       <w:color w:val="40a070"/>
     </w:rPr>
   </w:style>
-  <w:style w:customStyle="1" w:styleId="BaseNTok" w:type="character">
+  <w:style w:type="character" w:customStyle="1" w:styleId="BaseNTok">
     <w:name w:val="BaseNTok"/>
     <w:basedOn w:val="VerbatimChar"/>
     <w:rPr>
       <w:color w:val="40a070"/>
     </w:rPr>
   </w:style>
-  <w:style w:customStyle="1" w:styleId="FloatTok" w:type="character">
+  <w:style w:type="character" w:customStyle="1" w:styleId="FloatTok">
     <w:name w:val="FloatTok"/>
     <w:basedOn w:val="VerbatimChar"/>
     <w:rPr>
       <w:color w:val="40a070"/>
     </w:rPr>
   </w:style>
-  <w:style w:customStyle="1" w:styleId="ConstantTok" w:type="character">
+  <w:style w:type="character" w:customStyle="1" w:styleId="ConstantTok">
     <w:name w:val="ConstantTok"/>
     <w:basedOn w:val="VerbatimChar"/>
     <w:rPr>
       <w:color w:val="880000"/>
     </w:rPr>
   </w:style>
-  <w:style w:customStyle="1" w:styleId="CharTok" w:type="character">
+  <w:style w:type="character" w:customStyle="1" w:styleId="CharTok">
     <w:name w:val="CharTok"/>
     <w:basedOn w:val="VerbatimChar"/>
     <w:rPr>
       <w:color w:val="4070a0"/>
     </w:rPr>
   </w:style>
-  <w:style w:customStyle="1" w:styleId="SpecialCharTok" w:type="character">
+  <w:style w:type="character" w:customStyle="1" w:styleId="SpecialCharTok">
     <w:name w:val="SpecialCharTok"/>
     <w:basedOn w:val="VerbatimChar"/>
     <w:rPr>
       <w:color w:val="4070a0"/>
     </w:rPr>
   </w:style>
-  <w:style w:customStyle="1" w:styleId="StringTok" w:type="character">
+  <w:style w:type="character" w:customStyle="1" w:styleId="StringTok">
     <w:name w:val="StringTok"/>
     <w:basedOn w:val="VerbatimChar"/>
     <w:rPr>
       <w:color w:val="4070a0"/>
     </w:rPr>
   </w:style>
-  <w:style w:customStyle="1" w:styleId="VerbatimStringTok" w:type="character">
+  <w:style w:type="character" w:customStyle="1" w:styleId="VerbatimStringTok">
     <w:name w:val="VerbatimStringTok"/>
     <w:basedOn w:val="VerbatimChar"/>
     <w:rPr>
       <w:color w:val="4070a0"/>
     </w:rPr>
   </w:style>
-  <w:style w:customStyle="1" w:styleId="SpecialStringTok" w:type="character">
+  <w:style w:type="character" w:customStyle="1" w:styleId="SpecialStringTok">
     <w:name w:val="SpecialStringTok"/>
     <w:basedOn w:val="VerbatimChar"/>
     <w:rPr>
       <w:color w:val="bb6688"/>
     </w:rPr>
   </w:style>
-  <w:style w:customStyle="1" w:styleId="ImportTok" w:type="character">
+  <w:style w:type="character" w:customStyle="1" w:styleId="ImportTok">
     <w:name w:val="ImportTok"/>
     <w:basedOn w:val="VerbatimChar"/>
     <w:rPr>
@@ -13740,7 +14862,7 @@
       <w:b/>
     </w:rPr>
   </w:style>
-  <w:style w:customStyle="1" w:styleId="CommentTok" w:type="character">
+  <w:style w:type="character" w:customStyle="1" w:styleId="CommentTok">
     <w:name w:val="CommentTok"/>
     <w:basedOn w:val="VerbatimChar"/>
     <w:rPr>
@@ -13748,7 +14870,7 @@
       <w:i/>
     </w:rPr>
   </w:style>
-  <w:style w:customStyle="1" w:styleId="DocumentationTok" w:type="character">
+  <w:style w:type="character" w:customStyle="1" w:styleId="DocumentationTok">
     <w:name w:val="DocumentationTok"/>
     <w:basedOn w:val="VerbatimChar"/>
     <w:rPr>
@@ -13756,7 +14878,7 @@
       <w:i/>
     </w:rPr>
   </w:style>
-  <w:style w:customStyle="1" w:styleId="AnnotationTok" w:type="character">
+  <w:style w:type="character" w:customStyle="1" w:styleId="AnnotationTok">
     <w:name w:val="AnnotationTok"/>
     <w:basedOn w:val="VerbatimChar"/>
     <w:rPr>
@@ -13765,7 +14887,7 @@
       <w:i/>
     </w:rPr>
   </w:style>
-  <w:style w:customStyle="1" w:styleId="CommentVarTok" w:type="character">
+  <w:style w:type="character" w:customStyle="1" w:styleId="CommentVarTok">
     <w:name w:val="CommentVarTok"/>
     <w:basedOn w:val="VerbatimChar"/>
     <w:rPr>
@@ -13774,28 +14896,28 @@
       <w:i/>
     </w:rPr>
   </w:style>
-  <w:style w:customStyle="1" w:styleId="OtherTok" w:type="character">
+  <w:style w:type="character" w:customStyle="1" w:styleId="OtherTok">
     <w:name w:val="OtherTok"/>
     <w:basedOn w:val="VerbatimChar"/>
     <w:rPr>
       <w:color w:val="007020"/>
     </w:rPr>
   </w:style>
-  <w:style w:customStyle="1" w:styleId="FunctionTok" w:type="character">
+  <w:style w:type="character" w:customStyle="1" w:styleId="FunctionTok">
     <w:name w:val="FunctionTok"/>
     <w:basedOn w:val="VerbatimChar"/>
     <w:rPr>
       <w:color w:val="06287e"/>
     </w:rPr>
   </w:style>
-  <w:style w:customStyle="1" w:styleId="VariableTok" w:type="character">
+  <w:style w:type="character" w:customStyle="1" w:styleId="VariableTok">
     <w:name w:val="VariableTok"/>
     <w:basedOn w:val="VerbatimChar"/>
     <w:rPr>
       <w:color w:val="19177c"/>
     </w:rPr>
   </w:style>
-  <w:style w:customStyle="1" w:styleId="ControlFlowTok" w:type="character">
+  <w:style w:type="character" w:customStyle="1" w:styleId="ControlFlowTok">
     <w:name w:val="ControlFlowTok"/>
     <w:basedOn w:val="VerbatimChar"/>
     <w:rPr>
@@ -13803,45 +14925,45 @@
       <w:b/>
     </w:rPr>
   </w:style>
-  <w:style w:customStyle="1" w:styleId="OperatorTok" w:type="character">
+  <w:style w:type="character" w:customStyle="1" w:styleId="OperatorTok">
     <w:name w:val="OperatorTok"/>
     <w:basedOn w:val="VerbatimChar"/>
     <w:rPr>
       <w:color w:val="666666"/>
     </w:rPr>
   </w:style>
-  <w:style w:customStyle="1" w:styleId="BuiltInTok" w:type="character">
+  <w:style w:type="character" w:customStyle="1" w:styleId="BuiltInTok">
     <w:name w:val="BuiltInTok"/>
     <w:basedOn w:val="VerbatimChar"/>
     <w:rPr>
       <w:color w:val="008000"/>
     </w:rPr>
   </w:style>
-  <w:style w:customStyle="1" w:styleId="ExtensionTok" w:type="character">
+  <w:style w:type="character" w:customStyle="1" w:styleId="ExtensionTok">
     <w:name w:val="ExtensionTok"/>
     <w:basedOn w:val="VerbatimChar"/>
     <w:rPr/>
   </w:style>
-  <w:style w:customStyle="1" w:styleId="PreprocessorTok" w:type="character">
+  <w:style w:type="character" w:customStyle="1" w:styleId="PreprocessorTok">
     <w:name w:val="PreprocessorTok"/>
     <w:basedOn w:val="VerbatimChar"/>
     <w:rPr>
       <w:color w:val="bc7a00"/>
     </w:rPr>
   </w:style>
-  <w:style w:customStyle="1" w:styleId="AttributeTok" w:type="character">
+  <w:style w:type="character" w:customStyle="1" w:styleId="AttributeTok">
     <w:name w:val="AttributeTok"/>
     <w:basedOn w:val="VerbatimChar"/>
     <w:rPr>
       <w:color w:val="7d9029"/>
     </w:rPr>
   </w:style>
-  <w:style w:customStyle="1" w:styleId="RegionMarkerTok" w:type="character">
+  <w:style w:type="character" w:customStyle="1" w:styleId="RegionMarkerTok">
     <w:name w:val="RegionMarkerTok"/>
     <w:basedOn w:val="VerbatimChar"/>
     <w:rPr/>
   </w:style>
-  <w:style w:customStyle="1" w:styleId="InformationTok" w:type="character">
+  <w:style w:type="character" w:customStyle="1" w:styleId="InformationTok">
     <w:name w:val="InformationTok"/>
     <w:basedOn w:val="VerbatimChar"/>
     <w:rPr>
@@ -13850,7 +14972,7 @@
       <w:i/>
     </w:rPr>
   </w:style>
-  <w:style w:customStyle="1" w:styleId="WarningTok" w:type="character">
+  <w:style w:type="character" w:customStyle="1" w:styleId="WarningTok">
     <w:name w:val="WarningTok"/>
     <w:basedOn w:val="VerbatimChar"/>
     <w:rPr>
@@ -13859,7 +14981,7 @@
       <w:i/>
     </w:rPr>
   </w:style>
-  <w:style w:customStyle="1" w:styleId="AlertTok" w:type="character">
+  <w:style w:type="character" w:customStyle="1" w:styleId="AlertTok">
     <w:name w:val="AlertTok"/>
     <w:basedOn w:val="VerbatimChar"/>
     <w:rPr>
@@ -13867,7 +14989,7 @@
       <w:b/>
     </w:rPr>
   </w:style>
-  <w:style w:customStyle="1" w:styleId="ErrorTok" w:type="character">
+  <w:style w:type="character" w:customStyle="1" w:styleId="ErrorTok">
     <w:name w:val="ErrorTok"/>
     <w:basedOn w:val="VerbatimChar"/>
     <w:rPr>
@@ -13875,7 +14997,7 @@
       <w:b/>
     </w:rPr>
   </w:style>
-  <w:style w:customStyle="1" w:styleId="NormalTok" w:type="character">
+  <w:style w:type="character" w:customStyle="1" w:styleId="NormalTok">
     <w:name w:val="NormalTok"/>
     <w:basedOn w:val="VerbatimChar"/>
     <w:rPr/>

--- a/Design_Docs/GARUDA-DMA-SPEC-001.docx
+++ b/Design_Docs/GARUDA-DMA-SPEC-001.docx
@@ -2,44 +2,41 @@
 <file path=word/document.xml><?xml version="1.0" encoding="utf-8"?>
 <w:document xmlns:w="http://schemas.openxmlformats.org/wordprocessingml/2006/main" xmlns:m="http://schemas.openxmlformats.org/officeDocument/2006/math" xmlns:r="http://schemas.openxmlformats.org/officeDocument/2006/relationships" xmlns:o="urn:schemas-microsoft-com:office:office" xmlns:v="urn:schemas-microsoft-com:vml" xmlns:w10="urn:schemas-microsoft-com:office:word" xmlns:a="http://schemas.openxmlformats.org/drawingml/2006/main" xmlns:pic="http://schemas.openxmlformats.org/drawingml/2006/picture" xmlns:wp="http://schemas.openxmlformats.org/drawingml/2006/wordprocessingDrawing">
   <w:body>
+    <w:bookmarkStart w:id="56" w:name="Xc04b8bcc690a275408a347db8e90e303ef34656"/>
     <w:p>
       <w:pPr>
         <w:pStyle w:val="Heading1"/>
       </w:pPr>
-      <w:bookmarkStart w:id="20" w:name="Xc04b8bcc690a275408a347db8e90e303ef34656"/>
       <w:r>
         <w:t xml:space="preserve">GARUDA DMA Controller — Design Specification</w:t>
       </w:r>
-      <w:bookmarkEnd w:id="20"/>
     </w:p>
+    <w:bookmarkStart w:id="20" w:name="Xee8498aa8c87dd42cd65edb36b9d23d240ee498"/>
     <w:p>
       <w:pPr>
         <w:pStyle w:val="Heading2"/>
       </w:pPr>
-      <w:bookmarkStart w:id="21" w:name="Xee8498aa8c87dd42cd65edb36b9d23d240ee498"/>
       <w:r>
         <w:t xml:space="preserve">0.1 Identity</w:t>
       </w:r>
-      <w:bookmarkEnd w:id="21"/>
     </w:p>
     <w:tbl>
       <w:tblPr>
         <w:tblStyle w:val="Table"/>
-        <w:tblW w:type="pct" w:w="0.0"/>
-        <w:tblLook w:firstRow="1"/>
+        <w:tblW w:type="auto" w:w="0"/>
+        <w:tblLook w:firstRow="1" w:lastRow="0" w:firstColumn="0" w:lastColumn="0" w:noHBand="0" w:noVBand="0" w:val="0020"/>
+        <w:jc w:val="start"/>
       </w:tblPr>
-      <w:tblGrid/>
+      <w:tblGrid>
+        <w:gridCol w:w="3960"/>
+        <w:gridCol w:w="3960"/>
+      </w:tblGrid>
       <w:tr>
         <w:trPr>
-          <w:cnfStyle w:firstRow="1"/>
+          <w:tblHeader w:val="true"/>
         </w:trPr>
         <w:tc>
-          <w:tcPr>
-            <w:tcBorders>
-              <w:bottom w:val="single"/>
-            </w:tcBorders>
-            <w:vAlign w:val="bottom"/>
-          </w:tcPr>
+          <w:tcPr/>
           <w:p>
             <w:pPr>
               <w:pStyle w:val="Compact"/>
@@ -51,12 +48,7 @@
           </w:p>
         </w:tc>
         <w:tc>
-          <w:tcPr>
-            <w:tcBorders>
-              <w:bottom w:val="single"/>
-            </w:tcBorders>
-            <w:vAlign w:val="bottom"/>
-          </w:tcPr>
+          <w:tcPr/>
           <w:p>
             <w:pPr>
               <w:pStyle w:val="Compact"/>
@@ -70,6 +62,7 @@
       </w:tr>
       <w:tr>
         <w:tc>
+          <w:tcPr/>
           <w:p>
             <w:pPr>
               <w:pStyle w:val="Compact"/>
@@ -81,6 +74,7 @@
           </w:p>
         </w:tc>
         <w:tc>
+          <w:tcPr/>
           <w:p>
             <w:pPr>
               <w:pStyle w:val="Compact"/>
@@ -94,6 +88,7 @@
       </w:tr>
       <w:tr>
         <w:tc>
+          <w:tcPr/>
           <w:p>
             <w:pPr>
               <w:pStyle w:val="Compact"/>
@@ -105,6 +100,7 @@
           </w:p>
         </w:tc>
         <w:tc>
+          <w:tcPr/>
           <w:p>
             <w:pPr>
               <w:pStyle w:val="Compact"/>
@@ -118,6 +114,7 @@
       </w:tr>
       <w:tr>
         <w:tc>
+          <w:tcPr/>
           <w:p>
             <w:pPr>
               <w:pStyle w:val="Compact"/>
@@ -129,6 +126,7 @@
           </w:p>
         </w:tc>
         <w:tc>
+          <w:tcPr/>
           <w:p>
             <w:pPr>
               <w:pStyle w:val="Compact"/>
@@ -142,6 +140,7 @@
       </w:tr>
       <w:tr>
         <w:tc>
+          <w:tcPr/>
           <w:p>
             <w:pPr>
               <w:pStyle w:val="Compact"/>
@@ -153,6 +152,7 @@
           </w:p>
         </w:tc>
         <w:tc>
+          <w:tcPr/>
           <w:p>
             <w:pPr>
               <w:pStyle w:val="Compact"/>
@@ -166,6 +166,7 @@
       </w:tr>
       <w:tr>
         <w:tc>
+          <w:tcPr/>
           <w:p>
             <w:pPr>
               <w:pStyle w:val="Compact"/>
@@ -177,6 +178,7 @@
           </w:p>
         </w:tc>
         <w:tc>
+          <w:tcPr/>
           <w:p>
             <w:pPr>
               <w:pStyle w:val="Compact"/>
@@ -199,6 +201,7 @@
       </w:tr>
       <w:tr>
         <w:tc>
+          <w:tcPr/>
           <w:p>
             <w:pPr>
               <w:pStyle w:val="Compact"/>
@@ -210,6 +213,7 @@
           </w:p>
         </w:tc>
         <w:tc>
+          <w:tcPr/>
           <w:p>
             <w:pPr>
               <w:pStyle w:val="Compact"/>
@@ -223,6 +227,7 @@
       </w:tr>
       <w:tr>
         <w:tc>
+          <w:tcPr/>
           <w:p>
             <w:pPr>
               <w:pStyle w:val="Compact"/>
@@ -234,6 +239,7 @@
           </w:p>
         </w:tc>
         <w:tc>
+          <w:tcPr/>
           <w:p>
             <w:pPr>
               <w:pStyle w:val="Compact"/>
@@ -246,34 +252,34 @@
         </w:tc>
       </w:tr>
     </w:tbl>
+    <w:bookmarkEnd w:id="20"/>
+    <w:bookmarkStart w:id="21" w:name="Xb1b59fb676dd662d835fe73b7735d76294c3e07"/>
     <w:p>
       <w:pPr>
         <w:pStyle w:val="Heading2"/>
       </w:pPr>
-      <w:bookmarkStart w:id="22" w:name="Xb1b59fb676dd662d835fe73b7735d76294c3e07"/>
       <w:r>
         <w:t xml:space="preserve">0.2 Revision history</w:t>
       </w:r>
-      <w:bookmarkEnd w:id="22"/>
     </w:p>
     <w:tbl>
       <w:tblPr>
         <w:tblStyle w:val="Table"/>
-        <w:tblW w:type="pct" w:w="0.0"/>
-        <w:tblLook w:firstRow="1"/>
+        <w:tblW w:type="auto" w:w="0"/>
+        <w:tblLook w:firstRow="1" w:lastRow="0" w:firstColumn="0" w:lastColumn="0" w:noHBand="0" w:noVBand="0" w:val="0020"/>
+        <w:jc w:val="start"/>
       </w:tblPr>
-      <w:tblGrid/>
+      <w:tblGrid>
+        <w:gridCol w:w="2640"/>
+        <w:gridCol w:w="2640"/>
+        <w:gridCol w:w="2640"/>
+      </w:tblGrid>
       <w:tr>
         <w:trPr>
-          <w:cnfStyle w:firstRow="1"/>
+          <w:tblHeader w:val="true"/>
         </w:trPr>
         <w:tc>
-          <w:tcPr>
-            <w:tcBorders>
-              <w:bottom w:val="single"/>
-            </w:tcBorders>
-            <w:vAlign w:val="bottom"/>
-          </w:tcPr>
+          <w:tcPr/>
           <w:p>
             <w:pPr>
               <w:pStyle w:val="Compact"/>
@@ -285,12 +291,7 @@
           </w:p>
         </w:tc>
         <w:tc>
-          <w:tcPr>
-            <w:tcBorders>
-              <w:bottom w:val="single"/>
-            </w:tcBorders>
-            <w:vAlign w:val="bottom"/>
-          </w:tcPr>
+          <w:tcPr/>
           <w:p>
             <w:pPr>
               <w:pStyle w:val="Compact"/>
@@ -302,12 +303,7 @@
           </w:p>
         </w:tc>
         <w:tc>
-          <w:tcPr>
-            <w:tcBorders>
-              <w:bottom w:val="single"/>
-            </w:tcBorders>
-            <w:vAlign w:val="bottom"/>
-          </w:tcPr>
+          <w:tcPr/>
           <w:p>
             <w:pPr>
               <w:pStyle w:val="Compact"/>
@@ -321,6 +317,7 @@
       </w:tr>
       <w:tr>
         <w:tc>
+          <w:tcPr/>
           <w:p>
             <w:pPr>
               <w:pStyle w:val="Compact"/>
@@ -332,6 +329,7 @@
           </w:p>
         </w:tc>
         <w:tc>
+          <w:tcPr/>
           <w:p>
             <w:pPr>
               <w:pStyle w:val="Compact"/>
@@ -343,6 +341,7 @@
           </w:p>
         </w:tc>
         <w:tc>
+          <w:tcPr/>
           <w:p>
             <w:pPr>
               <w:pStyle w:val="Compact"/>
@@ -356,6 +355,7 @@
       </w:tr>
       <w:tr>
         <w:tc>
+          <w:tcPr/>
           <w:p>
             <w:pPr>
               <w:pStyle w:val="Compact"/>
@@ -367,6 +367,7 @@
           </w:p>
         </w:tc>
         <w:tc>
+          <w:tcPr/>
           <w:p>
             <w:pPr>
               <w:pStyle w:val="Compact"/>
@@ -414,6 +415,7 @@
           </w:p>
         </w:tc>
         <w:tc>
+          <w:tcPr/>
           <w:p>
             <w:pPr>
               <w:pStyle w:val="Compact"/>
@@ -421,20 +423,196 @@
             </w:pPr>
             <w:r>
               <w:t xml:space="preserve">ADR-0002, 0008, 0015, 0011</w:t>
+            </w:r>
+          </w:p>
+        </w:tc>
+      </w:tr>
+      <w:tr>
+        <w:tc>
+          <w:tcPr/>
+          <w:p>
+            <w:pPr>
+              <w:pStyle w:val="Compact"/>
+              <w:jc w:val="left"/>
+            </w:pPr>
+            <w:r>
+              <w:t xml:space="preserve">3.0a</w:t>
+            </w:r>
+          </w:p>
+        </w:tc>
+        <w:tc>
+          <w:tcPr/>
+          <w:p>
+            <w:pPr>
+              <w:pStyle w:val="Compact"/>
+              <w:jc w:val="left"/>
+            </w:pPr>
+            <w:r>
+              <w:t xml:space="preserve">Text aligned with the RTL and the yaml (Track A, 2026-10-12; tasks 0.5 and 0.7):</w:t>
+            </w:r>
+            <w:r>
+              <w:t xml:space="preserve"> </w:t>
+            </w:r>
+            <w:r>
+              <w:rPr>
+                <w:rStyle w:val="VerbatimChar"/>
+              </w:rPr>
+              <w:t xml:space="preserve">CR</w:t>
+            </w:r>
+            <w:r>
+              <w:t xml:space="preserve"> </w:t>
+            </w:r>
+            <w:r>
+              <w:t xml:space="preserve">reset</w:t>
+            </w:r>
+            <w:r>
+              <w:t xml:space="preserve"> </w:t>
+            </w:r>
+            <w:r>
+              <w:rPr>
+                <w:rStyle w:val="VerbatimChar"/>
+              </w:rPr>
+              <w:t xml:space="preserve">0x0000_0040</w:t>
+            </w:r>
+            <w:r>
+              <w:t xml:space="preserve"> </w:t>
+            </w:r>
+            <w:r>
+              <w:t xml:space="preserve">and</w:t>
+            </w:r>
+            <w:r>
+              <w:t xml:space="preserve"> </w:t>
+            </w:r>
+            <w:r>
+              <w:rPr>
+                <w:rStyle w:val="VerbatimChar"/>
+              </w:rPr>
+              <w:t xml:space="preserve">SIZE</w:t>
+            </w:r>
+            <w:r>
+              <w:t xml:space="preserve"> </w:t>
+            </w:r>
+            <w:r>
+              <w:t xml:space="preserve">= 3 refused (AUD-12 item 7); error interrupts at CLIC IDs 8–13, ID 7 reserved (INT-2); channel 4 =</w:t>
+            </w:r>
+            <w:r>
+              <w:t xml:space="preserve"> </w:t>
+            </w:r>
+            <w:r>
+              <w:rPr>
+                <w:rStyle w:val="VerbatimChar"/>
+              </w:rPr>
+              <w:t xml:space="preserve">spi_slave</w:t>
+            </w:r>
+            <w:r>
+              <w:t xml:space="preserve">, wired (yaml</w:t>
+            </w:r>
+            <w:r>
+              <w:t xml:space="preserve"> </w:t>
+            </w:r>
+            <w:r>
+              <w:rPr>
+                <w:rStyle w:val="VerbatimChar"/>
+              </w:rPr>
+              <w:t xml:space="preserve">dma.assignment</w:t>
+            </w:r>
+            <w:r>
+              <w:t xml:space="preserve">, [N-6.4]); new [N-6.6] PSLVERR rule: a write to</w:t>
+            </w:r>
+            <w:r>
+              <w:t xml:space="preserve"> </w:t>
+            </w:r>
+            <w:r>
+              <w:rPr>
+                <w:rStyle w:val="VerbatimChar"/>
+              </w:rPr>
+              <w:t xml:space="preserve">STAT</w:t>
+            </w:r>
+            <w:r>
+              <w:t xml:space="preserve">/</w:t>
+            </w:r>
+            <w:r>
+              <w:rPr>
+                <w:rStyle w:val="VerbatimChar"/>
+              </w:rPr>
+              <w:t xml:space="preserve">GSTAT</w:t>
+            </w:r>
+            <w:r>
+              <w:t xml:space="preserve"> </w:t>
+            </w:r>
+            <w:r>
+              <w:t xml:space="preserve">is ignored without an error (AUD-13, ruled in the two-track plan); [N-7.8] ack is 2</w:t>
+            </w:r>
+            <w:r>
+              <w:t xml:space="preserve"> </w:t>
+            </w:r>
+            <w:r>
+              <w:rPr>
+                <w:rStyle w:val="VerbatimChar"/>
+              </w:rPr>
+              <w:t xml:space="preserve">hclk</w:t>
+            </w:r>
+            <w:r>
+              <w:t xml:space="preserve"> </w:t>
+            </w:r>
+            <w:r>
+              <w:t xml:space="preserve">wide (D-16); [N-7.20] reach: the fabric is unrestricted and the DMA refuses (AUD-12 item 1, D-16); §10</w:t>
+            </w:r>
+            <w:r>
+              <w:t xml:space="preserve"> </w:t>
+            </w:r>
+            <w:r>
+              <w:rPr>
+                <w:rStyle w:val="VerbatimChar"/>
+              </w:rPr>
+              <w:t xml:space="preserve">a_one_beat_per_req</w:t>
+            </w:r>
+            <w:r>
+              <w:t xml:space="preserve"> </w:t>
+            </w:r>
+            <w:r>
+              <w:t xml:space="preserve">in a sound form,</w:t>
+            </w:r>
+            <w:r>
+              <w:t xml:space="preserve"> </w:t>
+            </w:r>
+            <w:r>
+              <w:rPr>
+                <w:rStyle w:val="VerbatimChar"/>
+              </w:rPr>
+              <w:t xml:space="preserve">a_ch4_tied</w:t>
+            </w:r>
+            <w:r>
+              <w:t xml:space="preserve"> </w:t>
+            </w:r>
+            <w:r>
+              <w:t xml:space="preserve">removed. Open, pending rulings: DMA-9 to DMA-14 (§14), the per-channel clock gate of [N-9.3] (AUD-12 item 2).</w:t>
+            </w:r>
+          </w:p>
+        </w:tc>
+        <w:tc>
+          <w:tcPr/>
+          <w:p>
+            <w:pPr>
+              <w:pStyle w:val="Compact"/>
+              <w:jc w:val="left"/>
+            </w:pPr>
+            <w:r>
+              <w:t xml:space="preserve">AUD-12, AUD-13, INT-2</w:t>
             </w:r>
           </w:p>
         </w:tc>
       </w:tr>
     </w:tbl>
+    <w:bookmarkEnd w:id="21"/>
+    <w:bookmarkStart w:id="22" w:name="X7d72cd5e2ccd5281d575eeaae2e7a05cbe542e8"/>
     <w:p>
       <w:pPr>
         <w:pStyle w:val="Heading2"/>
       </w:pPr>
-      <w:bookmarkStart w:id="23" w:name="X7d72cd5e2ccd5281d575eeaae2e7a05cbe542e8"/>
       <w:r>
         <w:t xml:space="preserve">0.3 Normative references</w:t>
       </w:r>
-      <w:bookmarkEnd w:id="23"/>
     </w:p>
     <w:p>
       <w:pPr>
@@ -548,6 +726,7 @@
       </w:r>
       <w:r>
         <w:rPr>
+          <w:bCs/>
           <w:b/>
         </w:rPr>
         <w:t xml:space="preserve">the no-CDC proof this revision depends on</w:t>
@@ -584,25 +763,24 @@
         </w:pict>
       </w:r>
     </w:p>
+    <w:bookmarkEnd w:id="22"/>
+    <w:bookmarkStart w:id="26" w:name="X4666c8db187a468bd7c4d1efd69e1ca31a62544"/>
     <w:p>
       <w:pPr>
         <w:pStyle w:val="Heading2"/>
       </w:pPr>
-      <w:bookmarkStart w:id="24" w:name="X4666c8db187a468bd7c4d1efd69e1ca31a62544"/>
       <w:r>
         <w:t xml:space="preserve">1 Purpose and scope</w:t>
       </w:r>
-      <w:bookmarkEnd w:id="24"/>
     </w:p>
+    <w:bookmarkStart w:id="23" w:name="X982033b5eecaea9e0967e965864423587568394"/>
     <w:p>
       <w:pPr>
         <w:pStyle w:val="Heading3"/>
       </w:pPr>
-      <w:bookmarkStart w:id="25" w:name="X982033b5eecaea9e0967e965864423587568394"/>
       <w:r>
         <w:t xml:space="preserve">1.1 In scope</w:t>
       </w:r>
-      <w:bookmarkEnd w:id="25"/>
     </w:p>
     <w:p>
       <w:pPr>
@@ -624,15 +802,15 @@
         <w:t xml:space="preserve">interrupts.</w:t>
       </w:r>
     </w:p>
+    <w:bookmarkEnd w:id="23"/>
+    <w:bookmarkStart w:id="24" w:name="X132851fb01253333d36643f8ae8b0fecae9f6a0"/>
     <w:p>
       <w:pPr>
         <w:pStyle w:val="Heading3"/>
       </w:pPr>
-      <w:bookmarkStart w:id="26" w:name="X132851fb01253333d36643f8ae8b0fecae9f6a0"/>
       <w:r>
         <w:t xml:space="preserve">1.2 Out of scope</w:t>
       </w:r>
-      <w:bookmarkEnd w:id="26"/>
     </w:p>
     <w:p>
       <w:pPr>
@@ -658,15 +836,15 @@
         <w:t xml:space="preserve">Boot. The DMA has no boot-time role in Rev 3.0 (§1.3).</w:t>
       </w:r>
     </w:p>
+    <w:bookmarkEnd w:id="24"/>
+    <w:bookmarkStart w:id="25" w:name="X6b690dd55590b7f9659e3e2d7a75fa93f4d7534"/>
     <w:p>
       <w:pPr>
         <w:pStyle w:val="Heading3"/>
       </w:pPr>
-      <w:bookmarkStart w:id="27" w:name="X6b690dd55590b7f9659e3e2d7a75fa93f4d7534"/>
       <w:r>
         <w:t xml:space="preserve">1.3 What changed and why</w:t>
       </w:r>
-      <w:bookmarkEnd w:id="27"/>
     </w:p>
     <w:p>
       <w:pPr>
@@ -674,6 +852,7 @@
       </w:pPr>
       <w:r>
         <w:rPr>
+          <w:bCs/>
           <w:b/>
         </w:rPr>
         <w:t xml:space="preserve">The CDC logic is gone.</w:t>
@@ -877,6 +1056,7 @@
       </w:pPr>
       <w:r>
         <w:rPr>
+          <w:bCs/>
           <w:b/>
         </w:rPr>
         <w:t xml:space="preserve">The channel assignment is fixed.</w:t>
@@ -891,30 +1071,30 @@
     <w:tbl>
       <w:tblPr>
         <w:tblStyle w:val="Table"/>
-        <w:tblW w:type="pct" w:w="0.0"/>
-        <w:tblLook w:firstRow="1"/>
+        <w:tblW w:type="auto" w:w="0"/>
+        <w:tblLook w:firstRow="1" w:lastRow="0" w:firstColumn="0" w:lastColumn="0" w:noHBand="0" w:noVBand="0" w:val="0020"/>
+        <w:jc w:val="start"/>
       </w:tblPr>
-      <w:tblGrid/>
+      <w:tblGrid>
+        <w:gridCol w:w="1980"/>
+        <w:gridCol w:w="1980"/>
+        <w:gridCol w:w="1980"/>
+        <w:gridCol w:w="1980"/>
+      </w:tblGrid>
       <w:tr>
         <w:trPr>
-          <w:cnfStyle w:firstRow="1"/>
+          <w:tblHeader w:val="true"/>
         </w:trPr>
         <w:tc>
-          <w:tcPr>
-            <w:tcBorders>
-              <w:bottom w:val="single"/>
-            </w:tcBorders>
-            <w:vAlign w:val="bottom"/>
-          </w:tcPr>
-          <w:p/>
-        </w:tc>
-        <w:tc>
-          <w:tcPr>
-            <w:tcBorders>
-              <w:bottom w:val="single"/>
-            </w:tcBorders>
-            <w:vAlign w:val="bottom"/>
-          </w:tcPr>
+          <w:tcPr/>
+          <w:p>
+            <w:pPr>
+              <w:pStyle w:val="Compact"/>
+            </w:pPr>
+          </w:p>
+        </w:tc>
+        <w:tc>
+          <w:tcPr/>
           <w:p>
             <w:pPr>
               <w:pStyle w:val="Compact"/>
@@ -926,12 +1106,7 @@
           </w:p>
         </w:tc>
         <w:tc>
-          <w:tcPr>
-            <w:tcBorders>
-              <w:bottom w:val="single"/>
-            </w:tcBorders>
-            <w:vAlign w:val="bottom"/>
-          </w:tcPr>
+          <w:tcPr/>
           <w:p>
             <w:pPr>
               <w:pStyle w:val="Compact"/>
@@ -943,12 +1118,7 @@
           </w:p>
         </w:tc>
         <w:tc>
-          <w:tcPr>
-            <w:tcBorders>
-              <w:bottom w:val="single"/>
-            </w:tcBorders>
-            <w:vAlign w:val="bottom"/>
-          </w:tcPr>
+          <w:tcPr/>
           <w:p>
             <w:pPr>
               <w:pStyle w:val="Compact"/>
@@ -962,6 +1132,7 @@
       </w:tr>
       <w:tr>
         <w:tc>
+          <w:tcPr/>
           <w:p>
             <w:pPr>
               <w:pStyle w:val="Compact"/>
@@ -973,6 +1144,7 @@
           </w:p>
         </w:tc>
         <w:tc>
+          <w:tcPr/>
           <w:p>
             <w:pPr>
               <w:pStyle w:val="Compact"/>
@@ -984,6 +1156,7 @@
           </w:p>
         </w:tc>
         <w:tc>
+          <w:tcPr/>
           <w:p>
             <w:pPr>
               <w:pStyle w:val="Compact"/>
@@ -995,6 +1168,7 @@
           </w:p>
         </w:tc>
         <w:tc>
+          <w:tcPr/>
           <w:p>
             <w:pPr>
               <w:pStyle w:val="Compact"/>
@@ -1008,6 +1182,7 @@
       </w:tr>
       <w:tr>
         <w:tc>
+          <w:tcPr/>
           <w:p>
             <w:pPr>
               <w:pStyle w:val="Compact"/>
@@ -1019,6 +1194,7 @@
           </w:p>
         </w:tc>
         <w:tc>
+          <w:tcPr/>
           <w:p>
             <w:pPr>
               <w:pStyle w:val="Compact"/>
@@ -1030,6 +1206,7 @@
           </w:p>
         </w:tc>
         <w:tc>
+          <w:tcPr/>
           <w:p>
             <w:pPr>
               <w:pStyle w:val="Compact"/>
@@ -1041,6 +1218,7 @@
           </w:p>
         </w:tc>
         <w:tc>
+          <w:tcPr/>
           <w:p>
             <w:pPr>
               <w:pStyle w:val="Compact"/>
@@ -1054,6 +1232,7 @@
       </w:tr>
       <w:tr>
         <w:tc>
+          <w:tcPr/>
           <w:p>
             <w:pPr>
               <w:pStyle w:val="Compact"/>
@@ -1065,6 +1244,7 @@
           </w:p>
         </w:tc>
         <w:tc>
+          <w:tcPr/>
           <w:p>
             <w:pPr>
               <w:pStyle w:val="Compact"/>
@@ -1076,6 +1256,7 @@
           </w:p>
         </w:tc>
         <w:tc>
+          <w:tcPr/>
           <w:p>
             <w:pPr>
               <w:pStyle w:val="Compact"/>
@@ -1087,6 +1268,7 @@
           </w:p>
         </w:tc>
         <w:tc>
+          <w:tcPr/>
           <w:p>
             <w:pPr>
               <w:pStyle w:val="Compact"/>
@@ -1100,6 +1282,7 @@
       </w:tr>
       <w:tr>
         <w:tc>
+          <w:tcPr/>
           <w:p>
             <w:pPr>
               <w:pStyle w:val="Compact"/>
@@ -1111,6 +1294,7 @@
           </w:p>
         </w:tc>
         <w:tc>
+          <w:tcPr/>
           <w:p>
             <w:pPr>
               <w:pStyle w:val="Compact"/>
@@ -1122,6 +1306,7 @@
           </w:p>
         </w:tc>
         <w:tc>
+          <w:tcPr/>
           <w:p>
             <w:pPr>
               <w:pStyle w:val="Compact"/>
@@ -1133,6 +1318,7 @@
           </w:p>
         </w:tc>
         <w:tc>
+          <w:tcPr/>
           <w:p>
             <w:pPr>
               <w:pStyle w:val="Compact"/>
@@ -1201,6 +1387,7 @@
       </w:pPr>
       <w:r>
         <w:rPr>
+          <w:bCs/>
           <w:b/>
         </w:rPr>
         <w:t xml:space="preserve">The boot role is removed.</w:t>
@@ -1240,34 +1427,35 @@
         </w:pict>
       </w:r>
     </w:p>
+    <w:bookmarkEnd w:id="25"/>
+    <w:bookmarkEnd w:id="26"/>
+    <w:bookmarkStart w:id="27" w:name="X7ac32b3a81e4212c01abd06ff86531ccba71244"/>
     <w:p>
       <w:pPr>
         <w:pStyle w:val="Heading2"/>
       </w:pPr>
-      <w:bookmarkStart w:id="28" w:name="X7ac32b3a81e4212c01abd06ff86531ccba71244"/>
       <w:r>
         <w:t xml:space="preserve">2 Requirements</w:t>
       </w:r>
-      <w:bookmarkEnd w:id="28"/>
     </w:p>
     <w:tbl>
       <w:tblPr>
         <w:tblStyle w:val="Table"/>
-        <w:tblW w:type="pct" w:w="0.0"/>
-        <w:tblLook w:firstRow="1"/>
+        <w:tblW w:type="auto" w:w="0"/>
+        <w:tblLook w:firstRow="1" w:lastRow="0" w:firstColumn="0" w:lastColumn="0" w:noHBand="0" w:noVBand="0" w:val="0020"/>
+        <w:jc w:val="start"/>
       </w:tblPr>
-      <w:tblGrid/>
+      <w:tblGrid>
+        <w:gridCol w:w="2640"/>
+        <w:gridCol w:w="2640"/>
+        <w:gridCol w:w="2640"/>
+      </w:tblGrid>
       <w:tr>
         <w:trPr>
-          <w:cnfStyle w:firstRow="1"/>
+          <w:tblHeader w:val="true"/>
         </w:trPr>
         <w:tc>
-          <w:tcPr>
-            <w:tcBorders>
-              <w:bottom w:val="single"/>
-            </w:tcBorders>
-            <w:vAlign w:val="bottom"/>
-          </w:tcPr>
+          <w:tcPr/>
           <w:p>
             <w:pPr>
               <w:pStyle w:val="Compact"/>
@@ -1279,12 +1467,7 @@
           </w:p>
         </w:tc>
         <w:tc>
-          <w:tcPr>
-            <w:tcBorders>
-              <w:bottom w:val="single"/>
-            </w:tcBorders>
-            <w:vAlign w:val="bottom"/>
-          </w:tcPr>
+          <w:tcPr/>
           <w:p>
             <w:pPr>
               <w:pStyle w:val="Compact"/>
@@ -1296,12 +1479,7 @@
           </w:p>
         </w:tc>
         <w:tc>
-          <w:tcPr>
-            <w:tcBorders>
-              <w:bottom w:val="single"/>
-            </w:tcBorders>
-            <w:vAlign w:val="bottom"/>
-          </w:tcPr>
+          <w:tcPr/>
           <w:p>
             <w:pPr>
               <w:pStyle w:val="Compact"/>
@@ -1315,6 +1493,7 @@
       </w:tr>
       <w:tr>
         <w:tc>
+          <w:tcPr/>
           <w:p>
             <w:pPr>
               <w:pStyle w:val="Compact"/>
@@ -1326,6 +1505,7 @@
           </w:p>
         </w:tc>
         <w:tc>
+          <w:tcPr/>
           <w:p>
             <w:pPr>
               <w:pStyle w:val="Compact"/>
@@ -1337,6 +1517,7 @@
           </w:p>
         </w:tc>
         <w:tc>
+          <w:tcPr/>
           <w:p>
             <w:pPr>
               <w:pStyle w:val="Compact"/>
@@ -1350,6 +1531,7 @@
       </w:tr>
       <w:tr>
         <w:tc>
+          <w:tcPr/>
           <w:p>
             <w:pPr>
               <w:pStyle w:val="Compact"/>
@@ -1361,6 +1543,7 @@
           </w:p>
         </w:tc>
         <w:tc>
+          <w:tcPr/>
           <w:p>
             <w:pPr>
               <w:pStyle w:val="Compact"/>
@@ -1372,6 +1555,7 @@
           </w:p>
         </w:tc>
         <w:tc>
+          <w:tcPr/>
           <w:p>
             <w:pPr>
               <w:pStyle w:val="Compact"/>
@@ -1385,6 +1569,7 @@
       </w:tr>
       <w:tr>
         <w:tc>
+          <w:tcPr/>
           <w:p>
             <w:pPr>
               <w:pStyle w:val="Compact"/>
@@ -1396,6 +1581,7 @@
           </w:p>
         </w:tc>
         <w:tc>
+          <w:tcPr/>
           <w:p>
             <w:pPr>
               <w:pStyle w:val="Compact"/>
@@ -1407,6 +1593,7 @@
           </w:p>
         </w:tc>
         <w:tc>
+          <w:tcPr/>
           <w:p>
             <w:pPr>
               <w:pStyle w:val="Compact"/>
@@ -1420,6 +1607,7 @@
       </w:tr>
       <w:tr>
         <w:tc>
+          <w:tcPr/>
           <w:p>
             <w:pPr>
               <w:pStyle w:val="Compact"/>
@@ -1431,6 +1619,7 @@
           </w:p>
         </w:tc>
         <w:tc>
+          <w:tcPr/>
           <w:p>
             <w:pPr>
               <w:pStyle w:val="Compact"/>
@@ -1442,6 +1631,7 @@
           </w:p>
         </w:tc>
         <w:tc>
+          <w:tcPr/>
           <w:p>
             <w:pPr>
               <w:pStyle w:val="Compact"/>
@@ -1455,6 +1645,7 @@
       </w:tr>
       <w:tr>
         <w:tc>
+          <w:tcPr/>
           <w:p>
             <w:pPr>
               <w:pStyle w:val="Compact"/>
@@ -1466,6 +1657,7 @@
           </w:p>
         </w:tc>
         <w:tc>
+          <w:tcPr/>
           <w:p>
             <w:pPr>
               <w:pStyle w:val="Compact"/>
@@ -1477,6 +1669,7 @@
           </w:p>
         </w:tc>
         <w:tc>
+          <w:tcPr/>
           <w:p>
             <w:pPr>
               <w:pStyle w:val="Compact"/>
@@ -1490,6 +1683,7 @@
       </w:tr>
       <w:tr>
         <w:tc>
+          <w:tcPr/>
           <w:p>
             <w:pPr>
               <w:pStyle w:val="Compact"/>
@@ -1501,6 +1695,7 @@
           </w:p>
         </w:tc>
         <w:tc>
+          <w:tcPr/>
           <w:p>
             <w:pPr>
               <w:pStyle w:val="Compact"/>
@@ -1512,6 +1707,7 @@
           </w:p>
         </w:tc>
         <w:tc>
+          <w:tcPr/>
           <w:p>
             <w:pPr>
               <w:pStyle w:val="Compact"/>
@@ -1525,6 +1721,7 @@
       </w:tr>
       <w:tr>
         <w:tc>
+          <w:tcPr/>
           <w:p>
             <w:pPr>
               <w:pStyle w:val="Compact"/>
@@ -1536,6 +1733,7 @@
           </w:p>
         </w:tc>
         <w:tc>
+          <w:tcPr/>
           <w:p>
             <w:pPr>
               <w:pStyle w:val="Compact"/>
@@ -1547,6 +1745,7 @@
           </w:p>
         </w:tc>
         <w:tc>
+          <w:tcPr/>
           <w:p>
             <w:pPr>
               <w:pStyle w:val="Compact"/>
@@ -1560,6 +1759,7 @@
       </w:tr>
       <w:tr>
         <w:tc>
+          <w:tcPr/>
           <w:p>
             <w:pPr>
               <w:pStyle w:val="Compact"/>
@@ -1571,6 +1771,7 @@
           </w:p>
         </w:tc>
         <w:tc>
+          <w:tcPr/>
           <w:p>
             <w:pPr>
               <w:pStyle w:val="Compact"/>
@@ -1582,6 +1783,7 @@
           </w:p>
         </w:tc>
         <w:tc>
+          <w:tcPr/>
           <w:p>
             <w:pPr>
               <w:pStyle w:val="Compact"/>
@@ -1595,6 +1797,7 @@
       </w:tr>
       <w:tr>
         <w:tc>
+          <w:tcPr/>
           <w:p>
             <w:pPr>
               <w:pStyle w:val="Compact"/>
@@ -1606,6 +1809,7 @@
           </w:p>
         </w:tc>
         <w:tc>
+          <w:tcPr/>
           <w:p>
             <w:pPr>
               <w:pStyle w:val="Compact"/>
@@ -1617,6 +1821,7 @@
           </w:p>
         </w:tc>
         <w:tc>
+          <w:tcPr/>
           <w:p>
             <w:pPr>
               <w:pStyle w:val="Compact"/>
@@ -1636,15 +1841,15 @@
         </w:pict>
       </w:r>
     </w:p>
+    <w:bookmarkEnd w:id="27"/>
+    <w:bookmarkStart w:id="28" w:name="X1a7d97650db9c8935e98f54c49fc0d1c2422484"/>
     <w:p>
       <w:pPr>
         <w:pStyle w:val="Heading2"/>
       </w:pPr>
-      <w:bookmarkStart w:id="29" w:name="X1a7d97650db9c8935e98f54c49fc0d1c2422484"/>
       <w:r>
         <w:t xml:space="preserve">3 Block diagram</w:t>
       </w:r>
-      <w:bookmarkEnd w:id="29"/>
     </w:p>
     <w:p>
       <w:pPr>
@@ -1982,34 +2187,35 @@
         </w:pict>
       </w:r>
     </w:p>
+    <w:bookmarkEnd w:id="28"/>
+    <w:bookmarkStart w:id="29" w:name="Xebf6fc5ba8dcde2af88cf555221c19004ccfe53"/>
     <w:p>
       <w:pPr>
         <w:pStyle w:val="Heading2"/>
       </w:pPr>
-      <w:bookmarkStart w:id="30" w:name="Xebf6fc5ba8dcde2af88cf555221c19004ccfe53"/>
       <w:r>
         <w:t xml:space="preserve">4 Sub-block inventory</w:t>
       </w:r>
-      <w:bookmarkEnd w:id="30"/>
     </w:p>
     <w:tbl>
       <w:tblPr>
         <w:tblStyle w:val="Table"/>
-        <w:tblW w:type="pct" w:w="0.0"/>
-        <w:tblLook w:firstRow="1"/>
+        <w:tblW w:type="auto" w:w="0"/>
+        <w:tblLook w:firstRow="1" w:lastRow="0" w:firstColumn="0" w:lastColumn="0" w:noHBand="0" w:noVBand="0" w:val="0020"/>
+        <w:jc w:val="start"/>
       </w:tblPr>
-      <w:tblGrid/>
+      <w:tblGrid>
+        <w:gridCol w:w="1980"/>
+        <w:gridCol w:w="1980"/>
+        <w:gridCol w:w="1980"/>
+        <w:gridCol w:w="1980"/>
+      </w:tblGrid>
       <w:tr>
         <w:trPr>
-          <w:cnfStyle w:firstRow="1"/>
+          <w:tblHeader w:val="true"/>
         </w:trPr>
         <w:tc>
-          <w:tcPr>
-            <w:tcBorders>
-              <w:bottom w:val="single"/>
-            </w:tcBorders>
-            <w:vAlign w:val="bottom"/>
-          </w:tcPr>
+          <w:tcPr/>
           <w:p>
             <w:pPr>
               <w:pStyle w:val="Compact"/>
@@ -2021,12 +2227,7 @@
           </w:p>
         </w:tc>
         <w:tc>
-          <w:tcPr>
-            <w:tcBorders>
-              <w:bottom w:val="single"/>
-            </w:tcBorders>
-            <w:vAlign w:val="bottom"/>
-          </w:tcPr>
+          <w:tcPr/>
           <w:p>
             <w:pPr>
               <w:pStyle w:val="Compact"/>
@@ -2038,12 +2239,7 @@
           </w:p>
         </w:tc>
         <w:tc>
-          <w:tcPr>
-            <w:tcBorders>
-              <w:bottom w:val="single"/>
-            </w:tcBorders>
-            <w:vAlign w:val="bottom"/>
-          </w:tcPr>
+          <w:tcPr/>
           <w:p>
             <w:pPr>
               <w:pStyle w:val="Compact"/>
@@ -2055,12 +2251,7 @@
           </w:p>
         </w:tc>
         <w:tc>
-          <w:tcPr>
-            <w:tcBorders>
-              <w:bottom w:val="single"/>
-            </w:tcBorders>
-            <w:vAlign w:val="bottom"/>
-          </w:tcPr>
+          <w:tcPr/>
           <w:p>
             <w:pPr>
               <w:pStyle w:val="Compact"/>
@@ -2074,6 +2265,7 @@
       </w:tr>
       <w:tr>
         <w:tc>
+          <w:tcPr/>
           <w:p>
             <w:pPr>
               <w:pStyle w:val="Compact"/>
@@ -2094,6 +2286,7 @@
           </w:p>
         </w:tc>
         <w:tc>
+          <w:tcPr/>
           <w:p>
             <w:pPr>
               <w:pStyle w:val="Compact"/>
@@ -2105,6 +2298,7 @@
           </w:p>
         </w:tc>
         <w:tc>
+          <w:tcPr/>
           <w:p>
             <w:pPr>
               <w:pStyle w:val="Compact"/>
@@ -2119,6 +2313,7 @@
           </w:p>
         </w:tc>
         <w:tc>
+          <w:tcPr/>
           <w:p>
             <w:pPr>
               <w:pStyle w:val="Compact"/>
@@ -2132,6 +2327,7 @@
       </w:tr>
       <w:tr>
         <w:tc>
+          <w:tcPr/>
           <w:p>
             <w:pPr>
               <w:pStyle w:val="Compact"/>
@@ -2146,6 +2342,7 @@
           </w:p>
         </w:tc>
         <w:tc>
+          <w:tcPr/>
           <w:p>
             <w:pPr>
               <w:pStyle w:val="Compact"/>
@@ -2157,6 +2354,7 @@
           </w:p>
         </w:tc>
         <w:tc>
+          <w:tcPr/>
           <w:p>
             <w:pPr>
               <w:pStyle w:val="Compact"/>
@@ -2171,6 +2369,7 @@
           </w:p>
         </w:tc>
         <w:tc>
+          <w:tcPr/>
           <w:p>
             <w:pPr>
               <w:pStyle w:val="Compact"/>
@@ -2184,6 +2383,7 @@
       </w:tr>
       <w:tr>
         <w:tc>
+          <w:tcPr/>
           <w:p>
             <w:pPr>
               <w:pStyle w:val="Compact"/>
@@ -2198,6 +2398,7 @@
           </w:p>
         </w:tc>
         <w:tc>
+          <w:tcPr/>
           <w:p>
             <w:pPr>
               <w:pStyle w:val="Compact"/>
@@ -2209,6 +2410,7 @@
           </w:p>
         </w:tc>
         <w:tc>
+          <w:tcPr/>
           <w:p>
             <w:pPr>
               <w:pStyle w:val="Compact"/>
@@ -2223,6 +2425,7 @@
           </w:p>
         </w:tc>
         <w:tc>
+          <w:tcPr/>
           <w:p>
             <w:pPr>
               <w:pStyle w:val="Compact"/>
@@ -2236,6 +2439,7 @@
       </w:tr>
       <w:tr>
         <w:tc>
+          <w:tcPr/>
           <w:p>
             <w:pPr>
               <w:pStyle w:val="Compact"/>
@@ -2250,6 +2454,7 @@
           </w:p>
         </w:tc>
         <w:tc>
+          <w:tcPr/>
           <w:p>
             <w:pPr>
               <w:pStyle w:val="Compact"/>
@@ -2261,6 +2466,7 @@
           </w:p>
         </w:tc>
         <w:tc>
+          <w:tcPr/>
           <w:p>
             <w:pPr>
               <w:pStyle w:val="Compact"/>
@@ -2275,6 +2481,7 @@
           </w:p>
         </w:tc>
         <w:tc>
+          <w:tcPr/>
           <w:p>
             <w:pPr>
               <w:pStyle w:val="Compact"/>
@@ -2288,6 +2495,7 @@
       </w:tr>
       <w:tr>
         <w:tc>
+          <w:tcPr/>
           <w:p>
             <w:pPr>
               <w:pStyle w:val="Compact"/>
@@ -2302,6 +2510,7 @@
           </w:p>
         </w:tc>
         <w:tc>
+          <w:tcPr/>
           <w:p>
             <w:pPr>
               <w:pStyle w:val="Compact"/>
@@ -2313,6 +2522,7 @@
           </w:p>
         </w:tc>
         <w:tc>
+          <w:tcPr/>
           <w:p>
             <w:pPr>
               <w:pStyle w:val="Compact"/>
@@ -2327,6 +2537,7 @@
           </w:p>
         </w:tc>
         <w:tc>
+          <w:tcPr/>
           <w:p>
             <w:pPr>
               <w:pStyle w:val="Compact"/>
@@ -2340,6 +2551,7 @@
             </w:r>
             <w:r>
               <w:rPr>
+                <w:bCs/>
                 <w:b/>
               </w:rPr>
               <w:t xml:space="preserve">No CDC.</w:t>
@@ -2354,6 +2566,7 @@
       </w:pPr>
       <w:r>
         <w:rPr>
+          <w:bCs/>
           <w:b/>
         </w:rPr>
         <w:t xml:space="preserve">[N-4.1]</w:t>
@@ -2408,34 +2621,37 @@
         </w:pict>
       </w:r>
     </w:p>
+    <w:bookmarkEnd w:id="29"/>
+    <w:bookmarkStart w:id="30" w:name="X1571269831bc8f18807262f96c888bdf754311e"/>
     <w:p>
       <w:pPr>
         <w:pStyle w:val="Heading2"/>
       </w:pPr>
-      <w:bookmarkStart w:id="31" w:name="X1571269831bc8f18807262f96c888bdf754311e"/>
       <w:r>
         <w:t xml:space="preserve">5 Interfaces</w:t>
       </w:r>
-      <w:bookmarkEnd w:id="31"/>
     </w:p>
     <w:tbl>
       <w:tblPr>
         <w:tblStyle w:val="Table"/>
-        <w:tblW w:type="pct" w:w="0.0"/>
-        <w:tblLook w:firstRow="1"/>
+        <w:tblW w:type="auto" w:w="0"/>
+        <w:tblLook w:firstRow="1" w:lastRow="0" w:firstColumn="0" w:lastColumn="0" w:noHBand="0" w:noVBand="0" w:val="0020"/>
+        <w:jc w:val="start"/>
       </w:tblPr>
-      <w:tblGrid/>
+      <w:tblGrid>
+        <w:gridCol w:w="1320"/>
+        <w:gridCol w:w="1320"/>
+        <w:gridCol w:w="1320"/>
+        <w:gridCol w:w="1320"/>
+        <w:gridCol w:w="1320"/>
+        <w:gridCol w:w="1320"/>
+      </w:tblGrid>
       <w:tr>
         <w:trPr>
-          <w:cnfStyle w:firstRow="1"/>
+          <w:tblHeader w:val="true"/>
         </w:trPr>
         <w:tc>
-          <w:tcPr>
-            <w:tcBorders>
-              <w:bottom w:val="single"/>
-            </w:tcBorders>
-            <w:vAlign w:val="bottom"/>
-          </w:tcPr>
+          <w:tcPr/>
           <w:p>
             <w:pPr>
               <w:pStyle w:val="Compact"/>
@@ -2447,12 +2663,7 @@
           </w:p>
         </w:tc>
         <w:tc>
-          <w:tcPr>
-            <w:tcBorders>
-              <w:bottom w:val="single"/>
-            </w:tcBorders>
-            <w:vAlign w:val="bottom"/>
-          </w:tcPr>
+          <w:tcPr/>
           <w:p>
             <w:pPr>
               <w:pStyle w:val="Compact"/>
@@ -2464,12 +2675,7 @@
           </w:p>
         </w:tc>
         <w:tc>
-          <w:tcPr>
-            <w:tcBorders>
-              <w:bottom w:val="single"/>
-            </w:tcBorders>
-            <w:vAlign w:val="bottom"/>
-          </w:tcPr>
+          <w:tcPr/>
           <w:p>
             <w:pPr>
               <w:pStyle w:val="Compact"/>
@@ -2481,12 +2687,7 @@
           </w:p>
         </w:tc>
         <w:tc>
-          <w:tcPr>
-            <w:tcBorders>
-              <w:bottom w:val="single"/>
-            </w:tcBorders>
-            <w:vAlign w:val="bottom"/>
-          </w:tcPr>
+          <w:tcPr/>
           <w:p>
             <w:pPr>
               <w:pStyle w:val="Compact"/>
@@ -2498,12 +2699,7 @@
           </w:p>
         </w:tc>
         <w:tc>
-          <w:tcPr>
-            <w:tcBorders>
-              <w:bottom w:val="single"/>
-            </w:tcBorders>
-            <w:vAlign w:val="bottom"/>
-          </w:tcPr>
+          <w:tcPr/>
           <w:p>
             <w:pPr>
               <w:pStyle w:val="Compact"/>
@@ -2515,12 +2711,7 @@
           </w:p>
         </w:tc>
         <w:tc>
-          <w:tcPr>
-            <w:tcBorders>
-              <w:bottom w:val="single"/>
-            </w:tcBorders>
-            <w:vAlign w:val="bottom"/>
-          </w:tcPr>
+          <w:tcPr/>
           <w:p>
             <w:pPr>
               <w:pStyle w:val="Compact"/>
@@ -2534,6 +2725,7 @@
       </w:tr>
       <w:tr>
         <w:tc>
+          <w:tcPr/>
           <w:p>
             <w:pPr>
               <w:pStyle w:val="Compact"/>
@@ -2560,6 +2752,7 @@
           </w:p>
         </w:tc>
         <w:tc>
+          <w:tcPr/>
           <w:p>
             <w:pPr>
               <w:pStyle w:val="Compact"/>
@@ -2571,6 +2764,7 @@
           </w:p>
         </w:tc>
         <w:tc>
+          <w:tcPr/>
           <w:p>
             <w:pPr>
               <w:pStyle w:val="Compact"/>
@@ -2582,6 +2776,7 @@
           </w:p>
         </w:tc>
         <w:tc>
+          <w:tcPr/>
           <w:p>
             <w:pPr>
               <w:pStyle w:val="Compact"/>
@@ -2593,6 +2788,7 @@
           </w:p>
         </w:tc>
         <w:tc>
+          <w:tcPr/>
           <w:p>
             <w:pPr>
               <w:pStyle w:val="Compact"/>
@@ -2604,11 +2800,17 @@
           </w:p>
         </w:tc>
         <w:tc>
-          <w:p/>
+          <w:tcPr/>
+          <w:p>
+            <w:pPr>
+              <w:pStyle w:val="Compact"/>
+            </w:pPr>
+          </w:p>
         </w:tc>
       </w:tr>
       <w:tr>
         <w:tc>
+          <w:tcPr/>
           <w:p>
             <w:pPr>
               <w:pStyle w:val="Compact"/>
@@ -2635,6 +2837,7 @@
           </w:p>
         </w:tc>
         <w:tc>
+          <w:tcPr/>
           <w:p>
             <w:pPr>
               <w:pStyle w:val="Compact"/>
@@ -2646,6 +2849,7 @@
           </w:p>
         </w:tc>
         <w:tc>
+          <w:tcPr/>
           <w:p>
             <w:pPr>
               <w:pStyle w:val="Compact"/>
@@ -2657,6 +2861,7 @@
           </w:p>
         </w:tc>
         <w:tc>
+          <w:tcPr/>
           <w:p>
             <w:pPr>
               <w:pStyle w:val="Compact"/>
@@ -2668,6 +2873,7 @@
           </w:p>
         </w:tc>
         <w:tc>
+          <w:tcPr/>
           <w:p>
             <w:pPr>
               <w:pStyle w:val="Compact"/>
@@ -2679,6 +2885,7 @@
           </w:p>
         </w:tc>
         <w:tc>
+          <w:tcPr/>
           <w:p>
             <w:pPr>
               <w:pStyle w:val="Compact"/>
@@ -2692,6 +2899,7 @@
       </w:tr>
       <w:tr>
         <w:tc>
+          <w:tcPr/>
           <w:p>
             <w:pPr>
               <w:pStyle w:val="Compact"/>
@@ -2706,6 +2914,7 @@
           </w:p>
         </w:tc>
         <w:tc>
+          <w:tcPr/>
           <w:p>
             <w:pPr>
               <w:pStyle w:val="Compact"/>
@@ -2717,6 +2926,7 @@
           </w:p>
         </w:tc>
         <w:tc>
+          <w:tcPr/>
           <w:p>
             <w:pPr>
               <w:pStyle w:val="Compact"/>
@@ -2728,6 +2938,7 @@
           </w:p>
         </w:tc>
         <w:tc>
+          <w:tcPr/>
           <w:p>
             <w:pPr>
               <w:pStyle w:val="Compact"/>
@@ -2739,6 +2950,7 @@
           </w:p>
         </w:tc>
         <w:tc>
+          <w:tcPr/>
           <w:p>
             <w:pPr>
               <w:pStyle w:val="Compact"/>
@@ -2750,6 +2962,7 @@
           </w:p>
         </w:tc>
         <w:tc>
+          <w:tcPr/>
           <w:p>
             <w:pPr>
               <w:pStyle w:val="Compact"/>
@@ -2763,6 +2976,7 @@
       </w:tr>
       <w:tr>
         <w:tc>
+          <w:tcPr/>
           <w:p>
             <w:pPr>
               <w:pStyle w:val="Compact"/>
@@ -2777,6 +2991,7 @@
           </w:p>
         </w:tc>
         <w:tc>
+          <w:tcPr/>
           <w:p>
             <w:pPr>
               <w:pStyle w:val="Compact"/>
@@ -2788,6 +3003,7 @@
           </w:p>
         </w:tc>
         <w:tc>
+          <w:tcPr/>
           <w:p>
             <w:pPr>
               <w:pStyle w:val="Compact"/>
@@ -2799,6 +3015,7 @@
           </w:p>
         </w:tc>
         <w:tc>
+          <w:tcPr/>
           <w:p>
             <w:pPr>
               <w:pStyle w:val="Compact"/>
@@ -2810,6 +3027,7 @@
           </w:p>
         </w:tc>
         <w:tc>
+          <w:tcPr/>
           <w:p>
             <w:pPr>
               <w:pStyle w:val="Compact"/>
@@ -2821,6 +3039,7 @@
           </w:p>
         </w:tc>
         <w:tc>
+          <w:tcPr/>
           <w:p>
             <w:pPr>
               <w:pStyle w:val="Compact"/>
@@ -2834,6 +3053,7 @@
       </w:tr>
       <w:tr>
         <w:tc>
+          <w:tcPr/>
           <w:p>
             <w:pPr>
               <w:pStyle w:val="Compact"/>
@@ -2848,6 +3068,7 @@
           </w:p>
         </w:tc>
         <w:tc>
+          <w:tcPr/>
           <w:p>
             <w:pPr>
               <w:pStyle w:val="Compact"/>
@@ -2859,6 +3080,7 @@
           </w:p>
         </w:tc>
         <w:tc>
+          <w:tcPr/>
           <w:p>
             <w:pPr>
               <w:pStyle w:val="Compact"/>
@@ -2870,6 +3092,7 @@
           </w:p>
         </w:tc>
         <w:tc>
+          <w:tcPr/>
           <w:p>
             <w:pPr>
               <w:pStyle w:val="Compact"/>
@@ -2881,6 +3104,7 @@
           </w:p>
         </w:tc>
         <w:tc>
+          <w:tcPr/>
           <w:p>
             <w:pPr>
               <w:pStyle w:val="Compact"/>
@@ -2892,6 +3116,7 @@
           </w:p>
         </w:tc>
         <w:tc>
+          <w:tcPr/>
           <w:p>
             <w:pPr>
               <w:pStyle w:val="Compact"/>
@@ -2905,6 +3130,7 @@
       </w:tr>
       <w:tr>
         <w:tc>
+          <w:tcPr/>
           <w:p>
             <w:pPr>
               <w:pStyle w:val="Compact"/>
@@ -2919,6 +3145,7 @@
           </w:p>
         </w:tc>
         <w:tc>
+          <w:tcPr/>
           <w:p>
             <w:pPr>
               <w:pStyle w:val="Compact"/>
@@ -2930,6 +3157,7 @@
           </w:p>
         </w:tc>
         <w:tc>
+          <w:tcPr/>
           <w:p>
             <w:pPr>
               <w:pStyle w:val="Compact"/>
@@ -2941,6 +3169,7 @@
           </w:p>
         </w:tc>
         <w:tc>
+          <w:tcPr/>
           <w:p>
             <w:pPr>
               <w:pStyle w:val="Compact"/>
@@ -2952,6 +3181,7 @@
           </w:p>
         </w:tc>
         <w:tc>
+          <w:tcPr/>
           <w:p>
             <w:pPr>
               <w:pStyle w:val="Compact"/>
@@ -2963,6 +3193,7 @@
           </w:p>
         </w:tc>
         <w:tc>
+          <w:tcPr/>
           <w:p>
             <w:pPr>
               <w:pStyle w:val="Compact"/>
@@ -2991,6 +3222,7 @@
       </w:tr>
       <w:tr>
         <w:tc>
+          <w:tcPr/>
           <w:p>
             <w:pPr>
               <w:pStyle w:val="Compact"/>
@@ -3002,6 +3234,7 @@
           </w:p>
         </w:tc>
         <w:tc>
+          <w:tcPr/>
           <w:p>
             <w:pPr>
               <w:pStyle w:val="Compact"/>
@@ -3013,6 +3246,7 @@
           </w:p>
         </w:tc>
         <w:tc>
+          <w:tcPr/>
           <w:p>
             <w:pPr>
               <w:pStyle w:val="Compact"/>
@@ -3024,6 +3258,7 @@
           </w:p>
         </w:tc>
         <w:tc>
+          <w:tcPr/>
           <w:p>
             <w:pPr>
               <w:pStyle w:val="Compact"/>
@@ -3035,6 +3270,7 @@
           </w:p>
         </w:tc>
         <w:tc>
+          <w:tcPr/>
           <w:p>
             <w:pPr>
               <w:pStyle w:val="Compact"/>
@@ -3046,6 +3282,7 @@
           </w:p>
         </w:tc>
         <w:tc>
+          <w:tcPr/>
           <w:p>
             <w:pPr>
               <w:pStyle w:val="Compact"/>
@@ -3074,6 +3311,7 @@
       </w:tr>
       <w:tr>
         <w:tc>
+          <w:tcPr/>
           <w:p>
             <w:pPr>
               <w:pStyle w:val="Compact"/>
@@ -3085,6 +3323,7 @@
           </w:p>
         </w:tc>
         <w:tc>
+          <w:tcPr/>
           <w:p>
             <w:pPr>
               <w:pStyle w:val="Compact"/>
@@ -3096,6 +3335,7 @@
           </w:p>
         </w:tc>
         <w:tc>
+          <w:tcPr/>
           <w:p>
             <w:pPr>
               <w:pStyle w:val="Compact"/>
@@ -3107,6 +3347,7 @@
           </w:p>
         </w:tc>
         <w:tc>
+          <w:tcPr/>
           <w:p>
             <w:pPr>
               <w:pStyle w:val="Compact"/>
@@ -3118,6 +3359,7 @@
           </w:p>
         </w:tc>
         <w:tc>
+          <w:tcPr/>
           <w:p>
             <w:pPr>
               <w:pStyle w:val="Compact"/>
@@ -3129,6 +3371,7 @@
           </w:p>
         </w:tc>
         <w:tc>
+          <w:tcPr/>
           <w:p>
             <w:pPr>
               <w:pStyle w:val="Compact"/>
@@ -3147,6 +3390,7 @@
       </w:pPr>
       <w:r>
         <w:rPr>
+          <w:bCs/>
           <w:b/>
         </w:rPr>
         <w:t xml:space="preserve">[N-5.1]</w:t>
@@ -3198,6 +3442,7 @@
       </w:r>
       <w:r>
         <w:rPr>
+          <w:iCs/>
           <w:i/>
         </w:rPr>
         <w:t xml:space="preserve">synchroniser logic</w:t>
@@ -3249,11 +3494,12 @@
         </w:pict>
       </w:r>
     </w:p>
+    <w:bookmarkEnd w:id="30"/>
+    <w:bookmarkStart w:id="35" w:name="X71878f452cdec4092843776c012008b87892174"/>
     <w:p>
       <w:pPr>
         <w:pStyle w:val="Heading2"/>
       </w:pPr>
-      <w:bookmarkStart w:id="32" w:name="X71878f452cdec4092843776c012008b87892174"/>
       <w:r>
         <w:t xml:space="preserve">6 Register map — APB window 5 (</w:t>
       </w:r>
@@ -3266,7 +3512,6 @@
       <w:r>
         <w:t xml:space="preserve">)</w:t>
       </w:r>
-      <w:bookmarkEnd w:id="32"/>
     </w:p>
     <w:p>
       <w:pPr>
@@ -3274,49 +3519,58 @@
       </w:pPr>
       <w:r>
         <w:rPr>
+          <w:iCs/>
           <w:i/>
         </w:rPr>
         <w:t xml:space="preserve">(Window number corrected 2026-09-26: was stated as 4, inherited from the</w:t>
       </w:r>
       <w:r>
         <w:rPr>
+          <w:iCs/>
           <w:i/>
         </w:rPr>
         <w:t xml:space="preserve"> </w:t>
       </w:r>
       <w:r>
         <w:rPr>
+          <w:iCs/>
           <w:i/>
         </w:rPr>
         <w:t xml:space="preserve">0-based table in GARUDA-AHB2APB-SPEC-001. The hardware decodes window</w:t>
       </w:r>
       <w:r>
         <w:rPr>
+          <w:iCs/>
           <w:i/>
         </w:rPr>
         <w:t xml:space="preserve"> </w:t>
       </w:r>
       <w:r>
         <w:rPr>
+          <w:iCs/>
           <w:i/>
+          <w:iCs/>
           <w:i/>
         </w:rPr>
         <w:t xml:space="preserve">n</w:t>
       </w:r>
       <w:r>
         <w:rPr>
+          <w:iCs/>
           <w:i/>
         </w:rPr>
         <w:t xml:space="preserve"> </w:t>
       </w:r>
       <w:r>
         <w:rPr>
+          <w:iCs/>
           <w:i/>
         </w:rPr>
         <w:t xml:space="preserve">at</w:t>
       </w:r>
       <w:r>
         <w:rPr>
+          <w:iCs/>
           <w:i/>
         </w:rPr>
         <w:t xml:space="preserve"> </w:t>
@@ -3324,18 +3578,21 @@
       <w:r>
         <w:rPr>
           <w:rStyle w:val="VerbatimChar"/>
+          <w:iCs/>
           <w:i/>
         </w:rPr>
         <w:t xml:space="preserve">0x4000_0000 + 0x1000 x n</w:t>
       </w:r>
       <w:r>
         <w:rPr>
+          <w:iCs/>
           <w:i/>
         </w:rPr>
         <w:t xml:space="preserve"> </w:t>
       </w:r>
       <w:r>
         <w:rPr>
+          <w:iCs/>
           <w:i/>
         </w:rPr>
         <w:t xml:space="preserve">(</w:t>
@@ -3343,24 +3600,28 @@
       <w:r>
         <w:rPr>
           <w:rStyle w:val="VerbatimChar"/>
+          <w:iCs/>
           <w:i/>
         </w:rPr>
         <w:t xml:space="preserve">haddr[15:12]</w:t>
       </w:r>
       <w:r>
         <w:rPr>
+          <w:iCs/>
           <w:i/>
         </w:rPr>
         <w:t xml:space="preserve">), so the base address quoted here was</w:t>
       </w:r>
       <w:r>
         <w:rPr>
+          <w:iCs/>
           <w:i/>
         </w:rPr>
         <w:t xml:space="preserve"> </w:t>
       </w:r>
       <w:r>
         <w:rPr>
+          <w:iCs/>
           <w:i/>
         </w:rPr>
         <w:t xml:space="preserve">always right and only the index was wrong.)</w:t>
@@ -3378,6 +3639,7 @@
       </w:r>
       <w:r>
         <w:rPr>
+          <w:iCs/>
           <w:i/>
         </w:rPr>
         <w:t xml:space="preserve">n</w:t>
@@ -3404,21 +3666,23 @@
     <w:tbl>
       <w:tblPr>
         <w:tblStyle w:val="Table"/>
-        <w:tblW w:type="pct" w:w="0.0"/>
-        <w:tblLook w:firstRow="1"/>
+        <w:tblW w:type="auto" w:w="0"/>
+        <w:tblLook w:firstRow="1" w:lastRow="0" w:firstColumn="0" w:lastColumn="0" w:noHBand="0" w:noVBand="0" w:val="0020"/>
+        <w:jc w:val="start"/>
       </w:tblPr>
-      <w:tblGrid/>
+      <w:tblGrid>
+        <w:gridCol w:w="1584"/>
+        <w:gridCol w:w="1584"/>
+        <w:gridCol w:w="1584"/>
+        <w:gridCol w:w="1584"/>
+        <w:gridCol w:w="1584"/>
+      </w:tblGrid>
       <w:tr>
         <w:trPr>
-          <w:cnfStyle w:firstRow="1"/>
+          <w:tblHeader w:val="true"/>
         </w:trPr>
         <w:tc>
-          <w:tcPr>
-            <w:tcBorders>
-              <w:bottom w:val="single"/>
-            </w:tcBorders>
-            <w:vAlign w:val="bottom"/>
-          </w:tcPr>
+          <w:tcPr/>
           <w:p>
             <w:pPr>
               <w:pStyle w:val="Compact"/>
@@ -3430,12 +3694,7 @@
           </w:p>
         </w:tc>
         <w:tc>
-          <w:tcPr>
-            <w:tcBorders>
-              <w:bottom w:val="single"/>
-            </w:tcBorders>
-            <w:vAlign w:val="bottom"/>
-          </w:tcPr>
+          <w:tcPr/>
           <w:p>
             <w:pPr>
               <w:pStyle w:val="Compact"/>
@@ -3447,12 +3706,7 @@
           </w:p>
         </w:tc>
         <w:tc>
-          <w:tcPr>
-            <w:tcBorders>
-              <w:bottom w:val="single"/>
-            </w:tcBorders>
-            <w:vAlign w:val="bottom"/>
-          </w:tcPr>
+          <w:tcPr/>
           <w:p>
             <w:pPr>
               <w:pStyle w:val="Compact"/>
@@ -3464,12 +3718,7 @@
           </w:p>
         </w:tc>
         <w:tc>
-          <w:tcPr>
-            <w:tcBorders>
-              <w:bottom w:val="single"/>
-            </w:tcBorders>
-            <w:vAlign w:val="bottom"/>
-          </w:tcPr>
+          <w:tcPr/>
           <w:p>
             <w:pPr>
               <w:pStyle w:val="Compact"/>
@@ -3481,12 +3730,7 @@
           </w:p>
         </w:tc>
         <w:tc>
-          <w:tcPr>
-            <w:tcBorders>
-              <w:bottom w:val="single"/>
-            </w:tcBorders>
-            <w:vAlign w:val="bottom"/>
-          </w:tcPr>
+          <w:tcPr/>
           <w:p>
             <w:pPr>
               <w:pStyle w:val="Compact"/>
@@ -3500,6 +3744,7 @@
       </w:tr>
       <w:tr>
         <w:tc>
+          <w:tcPr/>
           <w:p>
             <w:pPr>
               <w:pStyle w:val="Compact"/>
@@ -3511,6 +3756,7 @@
           </w:p>
         </w:tc>
         <w:tc>
+          <w:tcPr/>
           <w:p>
             <w:pPr>
               <w:pStyle w:val="Compact"/>
@@ -3525,6 +3771,7 @@
           </w:p>
         </w:tc>
         <w:tc>
+          <w:tcPr/>
           <w:p>
             <w:pPr>
               <w:pStyle w:val="Compact"/>
@@ -3536,17 +3783,22 @@
           </w:p>
         </w:tc>
         <w:tc>
-          <w:p>
-            <w:pPr>
-              <w:pStyle w:val="Compact"/>
-              <w:jc w:val="left"/>
-            </w:pPr>
-            <w:r>
-              <w:t xml:space="preserve">0</w:t>
-            </w:r>
-          </w:p>
-        </w:tc>
-        <w:tc>
+          <w:tcPr/>
+          <w:p>
+            <w:pPr>
+              <w:pStyle w:val="Compact"/>
+              <w:jc w:val="left"/>
+            </w:pPr>
+            <w:r>
+              <w:rPr>
+                <w:rStyle w:val="VerbatimChar"/>
+              </w:rPr>
+              <w:t xml:space="preserve">0x0000_0040</w:t>
+            </w:r>
+          </w:p>
+        </w:tc>
+        <w:tc>
+          <w:tcPr/>
           <w:p>
             <w:pPr>
               <w:pStyle w:val="Compact"/>
@@ -3554,12 +3806,28 @@
             </w:pPr>
             <w:r>
               <w:t xml:space="preserve">Control.</w:t>
+            </w:r>
+            <w:r>
+              <w:t xml:space="preserve"> </w:t>
+            </w:r>
+            <w:r>
+              <w:rPr>
+                <w:rStyle w:val="VerbatimChar"/>
+              </w:rPr>
+              <w:t xml:space="preserve">SIZE</w:t>
+            </w:r>
+            <w:r>
+              <w:t xml:space="preserve"> </w:t>
+            </w:r>
+            <w:r>
+              <w:t xml:space="preserve">resets to 2 (word); every other field resets to 0 (§6.1).</w:t>
             </w:r>
           </w:p>
         </w:tc>
       </w:tr>
       <w:tr>
         <w:tc>
+          <w:tcPr/>
           <w:p>
             <w:pPr>
               <w:pStyle w:val="Compact"/>
@@ -3571,6 +3839,7 @@
           </w:p>
         </w:tc>
         <w:tc>
+          <w:tcPr/>
           <w:p>
             <w:pPr>
               <w:pStyle w:val="Compact"/>
@@ -3585,6 +3854,7 @@
           </w:p>
         </w:tc>
         <w:tc>
+          <w:tcPr/>
           <w:p>
             <w:pPr>
               <w:pStyle w:val="Compact"/>
@@ -3596,6 +3866,7 @@
           </w:p>
         </w:tc>
         <w:tc>
+          <w:tcPr/>
           <w:p>
             <w:pPr>
               <w:pStyle w:val="Compact"/>
@@ -3607,6 +3878,7 @@
           </w:p>
         </w:tc>
         <w:tc>
+          <w:tcPr/>
           <w:p>
             <w:pPr>
               <w:pStyle w:val="Compact"/>
@@ -3620,6 +3892,7 @@
       </w:tr>
       <w:tr>
         <w:tc>
+          <w:tcPr/>
           <w:p>
             <w:pPr>
               <w:pStyle w:val="Compact"/>
@@ -3631,6 +3904,7 @@
           </w:p>
         </w:tc>
         <w:tc>
+          <w:tcPr/>
           <w:p>
             <w:pPr>
               <w:pStyle w:val="Compact"/>
@@ -3645,6 +3919,7 @@
           </w:p>
         </w:tc>
         <w:tc>
+          <w:tcPr/>
           <w:p>
             <w:pPr>
               <w:pStyle w:val="Compact"/>
@@ -3656,6 +3931,7 @@
           </w:p>
         </w:tc>
         <w:tc>
+          <w:tcPr/>
           <w:p>
             <w:pPr>
               <w:pStyle w:val="Compact"/>
@@ -3667,6 +3943,7 @@
           </w:p>
         </w:tc>
         <w:tc>
+          <w:tcPr/>
           <w:p>
             <w:pPr>
               <w:pStyle w:val="Compact"/>
@@ -3680,6 +3957,7 @@
       </w:tr>
       <w:tr>
         <w:tc>
+          <w:tcPr/>
           <w:p>
             <w:pPr>
               <w:pStyle w:val="Compact"/>
@@ -3691,6 +3969,7 @@
           </w:p>
         </w:tc>
         <w:tc>
+          <w:tcPr/>
           <w:p>
             <w:pPr>
               <w:pStyle w:val="Compact"/>
@@ -3705,6 +3984,7 @@
           </w:p>
         </w:tc>
         <w:tc>
+          <w:tcPr/>
           <w:p>
             <w:pPr>
               <w:pStyle w:val="Compact"/>
@@ -3716,6 +3996,7 @@
           </w:p>
         </w:tc>
         <w:tc>
+          <w:tcPr/>
           <w:p>
             <w:pPr>
               <w:pStyle w:val="Compact"/>
@@ -3727,6 +4008,7 @@
           </w:p>
         </w:tc>
         <w:tc>
+          <w:tcPr/>
           <w:p>
             <w:pPr>
               <w:pStyle w:val="Compact"/>
@@ -3740,6 +4022,7 @@
       </w:tr>
       <w:tr>
         <w:tc>
+          <w:tcPr/>
           <w:p>
             <w:pPr>
               <w:pStyle w:val="Compact"/>
@@ -3751,6 +4034,7 @@
           </w:p>
         </w:tc>
         <w:tc>
+          <w:tcPr/>
           <w:p>
             <w:pPr>
               <w:pStyle w:val="Compact"/>
@@ -3765,6 +4049,7 @@
           </w:p>
         </w:tc>
         <w:tc>
+          <w:tcPr/>
           <w:p>
             <w:pPr>
               <w:pStyle w:val="Compact"/>
@@ -3776,6 +4061,7 @@
           </w:p>
         </w:tc>
         <w:tc>
+          <w:tcPr/>
           <w:p>
             <w:pPr>
               <w:pStyle w:val="Compact"/>
@@ -3787,6 +4073,7 @@
           </w:p>
         </w:tc>
         <w:tc>
+          <w:tcPr/>
           <w:p>
             <w:pPr>
               <w:pStyle w:val="Compact"/>
@@ -3800,6 +4087,7 @@
       </w:tr>
       <w:tr>
         <w:tc>
+          <w:tcPr/>
           <w:p>
             <w:pPr>
               <w:pStyle w:val="Compact"/>
@@ -3811,6 +4099,7 @@
           </w:p>
         </w:tc>
         <w:tc>
+          <w:tcPr/>
           <w:p>
             <w:pPr>
               <w:pStyle w:val="Compact"/>
@@ -3825,6 +4114,7 @@
           </w:p>
         </w:tc>
         <w:tc>
+          <w:tcPr/>
           <w:p>
             <w:pPr>
               <w:pStyle w:val="Compact"/>
@@ -3836,6 +4126,7 @@
           </w:p>
         </w:tc>
         <w:tc>
+          <w:tcPr/>
           <w:p>
             <w:pPr>
               <w:pStyle w:val="Compact"/>
@@ -3847,6 +4138,7 @@
           </w:p>
         </w:tc>
         <w:tc>
+          <w:tcPr/>
           <w:p>
             <w:pPr>
               <w:pStyle w:val="Compact"/>
@@ -3882,21 +4174,22 @@
     <w:tbl>
       <w:tblPr>
         <w:tblStyle w:val="Table"/>
-        <w:tblW w:type="pct" w:w="0.0"/>
-        <w:tblLook w:firstRow="1"/>
+        <w:tblW w:type="auto" w:w="0"/>
+        <w:tblLook w:firstRow="1" w:lastRow="0" w:firstColumn="0" w:lastColumn="0" w:noHBand="0" w:noVBand="0" w:val="0020"/>
+        <w:jc w:val="start"/>
       </w:tblPr>
-      <w:tblGrid/>
+      <w:tblGrid>
+        <w:gridCol w:w="1980"/>
+        <w:gridCol w:w="1980"/>
+        <w:gridCol w:w="1980"/>
+        <w:gridCol w:w="1980"/>
+      </w:tblGrid>
       <w:tr>
         <w:trPr>
-          <w:cnfStyle w:firstRow="1"/>
+          <w:tblHeader w:val="true"/>
         </w:trPr>
         <w:tc>
-          <w:tcPr>
-            <w:tcBorders>
-              <w:bottom w:val="single"/>
-            </w:tcBorders>
-            <w:vAlign w:val="bottom"/>
-          </w:tcPr>
+          <w:tcPr/>
           <w:p>
             <w:pPr>
               <w:pStyle w:val="Compact"/>
@@ -3908,12 +4201,7 @@
           </w:p>
         </w:tc>
         <w:tc>
-          <w:tcPr>
-            <w:tcBorders>
-              <w:bottom w:val="single"/>
-            </w:tcBorders>
-            <w:vAlign w:val="bottom"/>
-          </w:tcPr>
+          <w:tcPr/>
           <w:p>
             <w:pPr>
               <w:pStyle w:val="Compact"/>
@@ -3925,12 +4213,7 @@
           </w:p>
         </w:tc>
         <w:tc>
-          <w:tcPr>
-            <w:tcBorders>
-              <w:bottom w:val="single"/>
-            </w:tcBorders>
-            <w:vAlign w:val="bottom"/>
-          </w:tcPr>
+          <w:tcPr/>
           <w:p>
             <w:pPr>
               <w:pStyle w:val="Compact"/>
@@ -3942,12 +4225,7 @@
           </w:p>
         </w:tc>
         <w:tc>
-          <w:tcPr>
-            <w:tcBorders>
-              <w:bottom w:val="single"/>
-            </w:tcBorders>
-            <w:vAlign w:val="bottom"/>
-          </w:tcPr>
+          <w:tcPr/>
           <w:p>
             <w:pPr>
               <w:pStyle w:val="Compact"/>
@@ -3961,6 +4239,7 @@
       </w:tr>
       <w:tr>
         <w:tc>
+          <w:tcPr/>
           <w:p>
             <w:pPr>
               <w:pStyle w:val="Compact"/>
@@ -3972,6 +4251,7 @@
           </w:p>
         </w:tc>
         <w:tc>
+          <w:tcPr/>
           <w:p>
             <w:pPr>
               <w:pStyle w:val="Compact"/>
@@ -3986,6 +4266,7 @@
           </w:p>
         </w:tc>
         <w:tc>
+          <w:tcPr/>
           <w:p>
             <w:pPr>
               <w:pStyle w:val="Compact"/>
@@ -3997,6 +4278,7 @@
           </w:p>
         </w:tc>
         <w:tc>
+          <w:tcPr/>
           <w:p>
             <w:pPr>
               <w:pStyle w:val="Compact"/>
@@ -4009,11 +4291,11 @@
         </w:tc>
       </w:tr>
     </w:tbl>
+    <w:bookmarkStart w:id="31" w:name="X4058aef1f4646ac32f904940b6682ad2936ed96"/>
     <w:p>
       <w:pPr>
         <w:pStyle w:val="Heading3"/>
       </w:pPr>
-      <w:bookmarkStart w:id="33" w:name="X4058aef1f4646ac32f904940b6682ad2936ed96"/>
       <w:r>
         <w:t xml:space="preserve">6.1</w:t>
       </w:r>
@@ -4032,26 +4314,27 @@
       <w:r>
         <w:t xml:space="preserve">(+0x00)</w:t>
       </w:r>
-      <w:bookmarkEnd w:id="33"/>
     </w:p>
     <w:tbl>
       <w:tblPr>
         <w:tblStyle w:val="Table"/>
-        <w:tblW w:type="pct" w:w="0.0"/>
-        <w:tblLook w:firstRow="1"/>
+        <w:tblW w:type="auto" w:w="0"/>
+        <w:tblLook w:firstRow="1" w:lastRow="0" w:firstColumn="0" w:lastColumn="0" w:noHBand="0" w:noVBand="0" w:val="0020"/>
+        <w:jc w:val="start"/>
       </w:tblPr>
-      <w:tblGrid/>
+      <w:tblGrid>
+        <w:gridCol w:w="1584"/>
+        <w:gridCol w:w="1584"/>
+        <w:gridCol w:w="1584"/>
+        <w:gridCol w:w="1584"/>
+        <w:gridCol w:w="1584"/>
+      </w:tblGrid>
       <w:tr>
         <w:trPr>
-          <w:cnfStyle w:firstRow="1"/>
+          <w:tblHeader w:val="true"/>
         </w:trPr>
         <w:tc>
-          <w:tcPr>
-            <w:tcBorders>
-              <w:bottom w:val="single"/>
-            </w:tcBorders>
-            <w:vAlign w:val="bottom"/>
-          </w:tcPr>
+          <w:tcPr/>
           <w:p>
             <w:pPr>
               <w:pStyle w:val="Compact"/>
@@ -4063,12 +4346,7 @@
           </w:p>
         </w:tc>
         <w:tc>
-          <w:tcPr>
-            <w:tcBorders>
-              <w:bottom w:val="single"/>
-            </w:tcBorders>
-            <w:vAlign w:val="bottom"/>
-          </w:tcPr>
+          <w:tcPr/>
           <w:p>
             <w:pPr>
               <w:pStyle w:val="Compact"/>
@@ -4080,12 +4358,7 @@
           </w:p>
         </w:tc>
         <w:tc>
-          <w:tcPr>
-            <w:tcBorders>
-              <w:bottom w:val="single"/>
-            </w:tcBorders>
-            <w:vAlign w:val="bottom"/>
-          </w:tcPr>
+          <w:tcPr/>
           <w:p>
             <w:pPr>
               <w:pStyle w:val="Compact"/>
@@ -4097,12 +4370,7 @@
           </w:p>
         </w:tc>
         <w:tc>
-          <w:tcPr>
-            <w:tcBorders>
-              <w:bottom w:val="single"/>
-            </w:tcBorders>
-            <w:vAlign w:val="bottom"/>
-          </w:tcPr>
+          <w:tcPr/>
           <w:p>
             <w:pPr>
               <w:pStyle w:val="Compact"/>
@@ -4114,12 +4382,7 @@
           </w:p>
         </w:tc>
         <w:tc>
-          <w:tcPr>
-            <w:tcBorders>
-              <w:bottom w:val="single"/>
-            </w:tcBorders>
-            <w:vAlign w:val="bottom"/>
-          </w:tcPr>
+          <w:tcPr/>
           <w:p>
             <w:pPr>
               <w:pStyle w:val="Compact"/>
@@ -4133,6 +4396,7 @@
       </w:tr>
       <w:tr>
         <w:tc>
+          <w:tcPr/>
           <w:p>
             <w:pPr>
               <w:pStyle w:val="Compact"/>
@@ -4144,6 +4408,7 @@
           </w:p>
         </w:tc>
         <w:tc>
+          <w:tcPr/>
           <w:p>
             <w:pPr>
               <w:pStyle w:val="Compact"/>
@@ -4158,6 +4423,7 @@
           </w:p>
         </w:tc>
         <w:tc>
+          <w:tcPr/>
           <w:p>
             <w:pPr>
               <w:pStyle w:val="Compact"/>
@@ -4169,6 +4435,7 @@
           </w:p>
         </w:tc>
         <w:tc>
+          <w:tcPr/>
           <w:p>
             <w:pPr>
               <w:pStyle w:val="Compact"/>
@@ -4180,6 +4447,7 @@
           </w:p>
         </w:tc>
         <w:tc>
+          <w:tcPr/>
           <w:p>
             <w:pPr>
               <w:pStyle w:val="Compact"/>
@@ -4193,6 +4461,7 @@
       </w:tr>
       <w:tr>
         <w:tc>
+          <w:tcPr/>
           <w:p>
             <w:pPr>
               <w:pStyle w:val="Compact"/>
@@ -4204,6 +4473,7 @@
           </w:p>
         </w:tc>
         <w:tc>
+          <w:tcPr/>
           <w:p>
             <w:pPr>
               <w:pStyle w:val="Compact"/>
@@ -4218,6 +4488,7 @@
           </w:p>
         </w:tc>
         <w:tc>
+          <w:tcPr/>
           <w:p>
             <w:pPr>
               <w:pStyle w:val="Compact"/>
@@ -4229,6 +4500,7 @@
           </w:p>
         </w:tc>
         <w:tc>
+          <w:tcPr/>
           <w:p>
             <w:pPr>
               <w:pStyle w:val="Compact"/>
@@ -4240,6 +4512,7 @@
           </w:p>
         </w:tc>
         <w:tc>
+          <w:tcPr/>
           <w:p>
             <w:pPr>
               <w:pStyle w:val="Compact"/>
@@ -4253,6 +4526,7 @@
       </w:tr>
       <w:tr>
         <w:tc>
+          <w:tcPr/>
           <w:p>
             <w:pPr>
               <w:pStyle w:val="Compact"/>
@@ -4264,6 +4538,7 @@
           </w:p>
         </w:tc>
         <w:tc>
+          <w:tcPr/>
           <w:p>
             <w:pPr>
               <w:pStyle w:val="Compact"/>
@@ -4278,6 +4553,7 @@
           </w:p>
         </w:tc>
         <w:tc>
+          <w:tcPr/>
           <w:p>
             <w:pPr>
               <w:pStyle w:val="Compact"/>
@@ -4289,6 +4565,7 @@
           </w:p>
         </w:tc>
         <w:tc>
+          <w:tcPr/>
           <w:p>
             <w:pPr>
               <w:pStyle w:val="Compact"/>
@@ -4300,6 +4577,7 @@
           </w:p>
         </w:tc>
         <w:tc>
+          <w:tcPr/>
           <w:p>
             <w:pPr>
               <w:pStyle w:val="Compact"/>
@@ -4328,6 +4606,7 @@
       </w:tr>
       <w:tr>
         <w:tc>
+          <w:tcPr/>
           <w:p>
             <w:pPr>
               <w:pStyle w:val="Compact"/>
@@ -4339,6 +4618,7 @@
           </w:p>
         </w:tc>
         <w:tc>
+          <w:tcPr/>
           <w:p>
             <w:pPr>
               <w:pStyle w:val="Compact"/>
@@ -4353,6 +4633,7 @@
           </w:p>
         </w:tc>
         <w:tc>
+          <w:tcPr/>
           <w:p>
             <w:pPr>
               <w:pStyle w:val="Compact"/>
@@ -4364,6 +4645,7 @@
           </w:p>
         </w:tc>
         <w:tc>
+          <w:tcPr/>
           <w:p>
             <w:pPr>
               <w:pStyle w:val="Compact"/>
@@ -4375,6 +4657,7 @@
           </w:p>
         </w:tc>
         <w:tc>
+          <w:tcPr/>
           <w:p>
             <w:pPr>
               <w:pStyle w:val="Compact"/>
@@ -4403,6 +4686,7 @@
       </w:tr>
       <w:tr>
         <w:tc>
+          <w:tcPr/>
           <w:p>
             <w:pPr>
               <w:pStyle w:val="Compact"/>
@@ -4414,6 +4698,7 @@
           </w:p>
         </w:tc>
         <w:tc>
+          <w:tcPr/>
           <w:p>
             <w:pPr>
               <w:pStyle w:val="Compact"/>
@@ -4428,6 +4713,7 @@
           </w:p>
         </w:tc>
         <w:tc>
+          <w:tcPr/>
           <w:p>
             <w:pPr>
               <w:pStyle w:val="Compact"/>
@@ -4439,6 +4725,7 @@
           </w:p>
         </w:tc>
         <w:tc>
+          <w:tcPr/>
           <w:p>
             <w:pPr>
               <w:pStyle w:val="Compact"/>
@@ -4450,19 +4737,51 @@
           </w:p>
         </w:tc>
         <w:tc>
-          <w:p>
-            <w:pPr>
-              <w:pStyle w:val="Compact"/>
-              <w:jc w:val="left"/>
-            </w:pPr>
-            <w:r>
-              <w:t xml:space="preserve">0 = byte, 1 = halfword, 2 = word.</w:t>
+          <w:tcPr/>
+          <w:p>
+            <w:pPr>
+              <w:pStyle w:val="Compact"/>
+              <w:jc w:val="left"/>
+            </w:pPr>
+            <w:r>
+              <w:t xml:space="preserve">0 = byte, 1 = halfword, 2 = word, 3 reserved: a write of 3 leaves</w:t>
+            </w:r>
+            <w:r>
+              <w:t xml:space="preserve"> </w:t>
+            </w:r>
+            <w:r>
+              <w:rPr>
+                <w:rStyle w:val="VerbatimChar"/>
+              </w:rPr>
+              <w:t xml:space="preserve">SIZE</w:t>
+            </w:r>
+            <w:r>
+              <w:t xml:space="preserve"> </w:t>
+            </w:r>
+            <w:r>
+              <w:t xml:space="preserve">unchanged, as for</w:t>
+            </w:r>
+            <w:r>
+              <w:t xml:space="preserve"> </w:t>
+            </w:r>
+            <w:r>
+              <w:rPr>
+                <w:rStyle w:val="VerbatimChar"/>
+              </w:rPr>
+              <w:t xml:space="preserve">MODE</w:t>
+            </w:r>
+            <w:r>
+              <w:t xml:space="preserve"> </w:t>
+            </w:r>
+            <w:r>
+              <w:t xml:space="preserve">([N-6.1]).</w:t>
             </w:r>
           </w:p>
         </w:tc>
       </w:tr>
       <w:tr>
         <w:tc>
+          <w:tcPr/>
           <w:p>
             <w:pPr>
               <w:pStyle w:val="Compact"/>
@@ -4474,6 +4793,7 @@
           </w:p>
         </w:tc>
         <w:tc>
+          <w:tcPr/>
           <w:p>
             <w:pPr>
               <w:pStyle w:val="Compact"/>
@@ -4488,6 +4808,7 @@
           </w:p>
         </w:tc>
         <w:tc>
+          <w:tcPr/>
           <w:p>
             <w:pPr>
               <w:pStyle w:val="Compact"/>
@@ -4499,6 +4820,7 @@
           </w:p>
         </w:tc>
         <w:tc>
+          <w:tcPr/>
           <w:p>
             <w:pPr>
               <w:pStyle w:val="Compact"/>
@@ -4510,6 +4832,7 @@
           </w:p>
         </w:tc>
         <w:tc>
+          <w:tcPr/>
           <w:p>
             <w:pPr>
               <w:pStyle w:val="Compact"/>
@@ -4523,6 +4846,7 @@
       </w:tr>
       <w:tr>
         <w:tc>
+          <w:tcPr/>
           <w:p>
             <w:pPr>
               <w:pStyle w:val="Compact"/>
@@ -4534,6 +4858,7 @@
           </w:p>
         </w:tc>
         <w:tc>
+          <w:tcPr/>
           <w:p>
             <w:pPr>
               <w:pStyle w:val="Compact"/>
@@ -4548,6 +4873,7 @@
           </w:p>
         </w:tc>
         <w:tc>
+          <w:tcPr/>
           <w:p>
             <w:pPr>
               <w:pStyle w:val="Compact"/>
@@ -4559,6 +4885,7 @@
           </w:p>
         </w:tc>
         <w:tc>
+          <w:tcPr/>
           <w:p>
             <w:pPr>
               <w:pStyle w:val="Compact"/>
@@ -4570,6 +4897,7 @@
           </w:p>
         </w:tc>
         <w:tc>
+          <w:tcPr/>
           <w:p>
             <w:pPr>
               <w:pStyle w:val="Compact"/>
@@ -4583,6 +4911,7 @@
       </w:tr>
       <w:tr>
         <w:tc>
+          <w:tcPr/>
           <w:p>
             <w:pPr>
               <w:pStyle w:val="Compact"/>
@@ -4594,6 +4923,7 @@
           </w:p>
         </w:tc>
         <w:tc>
+          <w:tcPr/>
           <w:p>
             <w:pPr>
               <w:pStyle w:val="Compact"/>
@@ -4605,6 +4935,7 @@
           </w:p>
         </w:tc>
         <w:tc>
+          <w:tcPr/>
           <w:p>
             <w:pPr>
               <w:pStyle w:val="Compact"/>
@@ -4616,6 +4947,7 @@
           </w:p>
         </w:tc>
         <w:tc>
+          <w:tcPr/>
           <w:p>
             <w:pPr>
               <w:pStyle w:val="Compact"/>
@@ -4627,7 +4959,12 @@
           </w:p>
         </w:tc>
         <w:tc>
-          <w:p/>
+          <w:tcPr/>
+          <w:p>
+            <w:pPr>
+              <w:pStyle w:val="Compact"/>
+            </w:pPr>
+          </w:p>
         </w:tc>
       </w:tr>
     </w:tbl>
@@ -4637,6 +4974,7 @@
       </w:pPr>
       <w:r>
         <w:rPr>
+          <w:bCs/>
           <w:b/>
         </w:rPr>
         <w:t xml:space="preserve">[N-6.1]</w:t>
@@ -4684,11 +5022,12 @@
         <w:t xml:space="preserve">aliases is worse than one that refuses.</w:t>
       </w:r>
     </w:p>
+    <w:bookmarkEnd w:id="31"/>
+    <w:bookmarkStart w:id="32" w:name="X386b13c7c62ddeea78a6364a394de29154e0442"/>
     <w:p>
       <w:pPr>
         <w:pStyle w:val="Heading3"/>
       </w:pPr>
-      <w:bookmarkStart w:id="34" w:name="X386b13c7c62ddeea78a6364a394de29154e0442"/>
       <w:r>
         <w:t xml:space="preserve">6.2</w:t>
       </w:r>
@@ -4707,26 +5046,25 @@
       <w:r>
         <w:t xml:space="preserve">(+0x10)</w:t>
       </w:r>
-      <w:bookmarkEnd w:id="34"/>
     </w:p>
     <w:tbl>
       <w:tblPr>
         <w:tblStyle w:val="Table"/>
-        <w:tblW w:type="pct" w:w="0.0"/>
-        <w:tblLook w:firstRow="1"/>
+        <w:tblW w:type="auto" w:w="0"/>
+        <w:tblLook w:firstRow="1" w:lastRow="0" w:firstColumn="0" w:lastColumn="0" w:noHBand="0" w:noVBand="0" w:val="0020"/>
+        <w:jc w:val="start"/>
       </w:tblPr>
-      <w:tblGrid/>
+      <w:tblGrid>
+        <w:gridCol w:w="2640"/>
+        <w:gridCol w:w="2640"/>
+        <w:gridCol w:w="2640"/>
+      </w:tblGrid>
       <w:tr>
         <w:trPr>
-          <w:cnfStyle w:firstRow="1"/>
+          <w:tblHeader w:val="true"/>
         </w:trPr>
         <w:tc>
-          <w:tcPr>
-            <w:tcBorders>
-              <w:bottom w:val="single"/>
-            </w:tcBorders>
-            <w:vAlign w:val="bottom"/>
-          </w:tcPr>
+          <w:tcPr/>
           <w:p>
             <w:pPr>
               <w:pStyle w:val="Compact"/>
@@ -4738,12 +5076,7 @@
           </w:p>
         </w:tc>
         <w:tc>
-          <w:tcPr>
-            <w:tcBorders>
-              <w:bottom w:val="single"/>
-            </w:tcBorders>
-            <w:vAlign w:val="bottom"/>
-          </w:tcPr>
+          <w:tcPr/>
           <w:p>
             <w:pPr>
               <w:pStyle w:val="Compact"/>
@@ -4755,12 +5088,7 @@
           </w:p>
         </w:tc>
         <w:tc>
-          <w:tcPr>
-            <w:tcBorders>
-              <w:bottom w:val="single"/>
-            </w:tcBorders>
-            <w:vAlign w:val="bottom"/>
-          </w:tcPr>
+          <w:tcPr/>
           <w:p>
             <w:pPr>
               <w:pStyle w:val="Compact"/>
@@ -4774,6 +5102,7 @@
       </w:tr>
       <w:tr>
         <w:tc>
+          <w:tcPr/>
           <w:p>
             <w:pPr>
               <w:pStyle w:val="Compact"/>
@@ -4785,6 +5114,7 @@
           </w:p>
         </w:tc>
         <w:tc>
+          <w:tcPr/>
           <w:p>
             <w:pPr>
               <w:pStyle w:val="Compact"/>
@@ -4799,6 +5129,7 @@
           </w:p>
         </w:tc>
         <w:tc>
+          <w:tcPr/>
           <w:p>
             <w:pPr>
               <w:pStyle w:val="Compact"/>
@@ -4812,6 +5143,7 @@
       </w:tr>
       <w:tr>
         <w:tc>
+          <w:tcPr/>
           <w:p>
             <w:pPr>
               <w:pStyle w:val="Compact"/>
@@ -4823,6 +5155,7 @@
           </w:p>
         </w:tc>
         <w:tc>
+          <w:tcPr/>
           <w:p>
             <w:pPr>
               <w:pStyle w:val="Compact"/>
@@ -4837,6 +5170,7 @@
           </w:p>
         </w:tc>
         <w:tc>
+          <w:tcPr/>
           <w:p>
             <w:pPr>
               <w:pStyle w:val="Compact"/>
@@ -4850,6 +5184,7 @@
       </w:tr>
       <w:tr>
         <w:tc>
+          <w:tcPr/>
           <w:p>
             <w:pPr>
               <w:pStyle w:val="Compact"/>
@@ -4861,6 +5196,7 @@
           </w:p>
         </w:tc>
         <w:tc>
+          <w:tcPr/>
           <w:p>
             <w:pPr>
               <w:pStyle w:val="Compact"/>
@@ -4875,6 +5211,7 @@
           </w:p>
         </w:tc>
         <w:tc>
+          <w:tcPr/>
           <w:p>
             <w:pPr>
               <w:pStyle w:val="Compact"/>
@@ -4900,6 +5237,7 @@
       </w:tr>
       <w:tr>
         <w:tc>
+          <w:tcPr/>
           <w:p>
             <w:pPr>
               <w:pStyle w:val="Compact"/>
@@ -4911,6 +5249,7 @@
           </w:p>
         </w:tc>
         <w:tc>
+          <w:tcPr/>
           <w:p>
             <w:pPr>
               <w:pStyle w:val="Compact"/>
@@ -4925,6 +5264,7 @@
           </w:p>
         </w:tc>
         <w:tc>
+          <w:tcPr/>
           <w:p>
             <w:pPr>
               <w:pStyle w:val="Compact"/>
@@ -4950,6 +5290,7 @@
       </w:tr>
       <w:tr>
         <w:tc>
+          <w:tcPr/>
           <w:p>
             <w:pPr>
               <w:pStyle w:val="Compact"/>
@@ -4961,6 +5302,7 @@
           </w:p>
         </w:tc>
         <w:tc>
+          <w:tcPr/>
           <w:p>
             <w:pPr>
               <w:pStyle w:val="Compact"/>
@@ -4975,6 +5317,7 @@
           </w:p>
         </w:tc>
         <w:tc>
+          <w:tcPr/>
           <w:p>
             <w:pPr>
               <w:pStyle w:val="Compact"/>
@@ -4993,6 +5336,7 @@
       </w:pPr>
       <w:r>
         <w:rPr>
+          <w:bCs/>
           <w:b/>
         </w:rPr>
         <w:t xml:space="preserve">[N-6.2]</w:t>
@@ -5118,6 +5462,7 @@
       </w:pPr>
       <w:r>
         <w:rPr>
+          <w:bCs/>
           <w:b/>
         </w:rPr>
         <w:t xml:space="preserve">[N-6.3]</w:t>
@@ -5156,15 +5501,15 @@
         <w:t xml:space="preserve">costs three bits and saves a debugging session.</w:t>
       </w:r>
     </w:p>
+    <w:bookmarkEnd w:id="32"/>
+    <w:bookmarkStart w:id="33" w:name="X22f4367f3c727bafe0a319ee003e1161396c852"/>
     <w:p>
       <w:pPr>
         <w:pStyle w:val="Heading3"/>
       </w:pPr>
-      <w:bookmarkStart w:id="35" w:name="X22f4367f3c727bafe0a319ee003e1161396c852"/>
       <w:r>
         <w:t xml:space="preserve">6.3 Channel assignment</w:t>
       </w:r>
-      <w:bookmarkEnd w:id="35"/>
     </w:p>
     <w:p>
       <w:pPr>
@@ -5198,21 +5543,24 @@
     <w:tbl>
       <w:tblPr>
         <w:tblStyle w:val="Table"/>
-        <w:tblW w:type="pct" w:w="0.0"/>
-        <w:tblLook w:firstRow="1"/>
+        <w:tblW w:type="auto" w:w="0"/>
+        <w:tblLook w:firstRow="1" w:lastRow="0" w:firstColumn="0" w:lastColumn="0" w:noHBand="0" w:noVBand="0" w:val="0020"/>
+        <w:jc w:val="start"/>
       </w:tblPr>
-      <w:tblGrid/>
+      <w:tblGrid>
+        <w:gridCol w:w="1320"/>
+        <w:gridCol w:w="1320"/>
+        <w:gridCol w:w="1320"/>
+        <w:gridCol w:w="1320"/>
+        <w:gridCol w:w="1320"/>
+        <w:gridCol w:w="1320"/>
+      </w:tblGrid>
       <w:tr>
         <w:trPr>
-          <w:cnfStyle w:firstRow="1"/>
+          <w:tblHeader w:val="true"/>
         </w:trPr>
         <w:tc>
-          <w:tcPr>
-            <w:tcBorders>
-              <w:bottom w:val="single"/>
-            </w:tcBorders>
-            <w:vAlign w:val="bottom"/>
-          </w:tcPr>
+          <w:tcPr/>
           <w:p>
             <w:pPr>
               <w:pStyle w:val="Compact"/>
@@ -5224,12 +5572,7 @@
           </w:p>
         </w:tc>
         <w:tc>
-          <w:tcPr>
-            <w:tcBorders>
-              <w:bottom w:val="single"/>
-            </w:tcBorders>
-            <w:vAlign w:val="bottom"/>
-          </w:tcPr>
+          <w:tcPr/>
           <w:p>
             <w:pPr>
               <w:pStyle w:val="Compact"/>
@@ -5241,12 +5584,7 @@
           </w:p>
         </w:tc>
         <w:tc>
-          <w:tcPr>
-            <w:tcBorders>
-              <w:bottom w:val="single"/>
-            </w:tcBorders>
-            <w:vAlign w:val="bottom"/>
-          </w:tcPr>
+          <w:tcPr/>
           <w:p>
             <w:pPr>
               <w:pStyle w:val="Compact"/>
@@ -5258,12 +5596,7 @@
           </w:p>
         </w:tc>
         <w:tc>
-          <w:tcPr>
-            <w:tcBorders>
-              <w:bottom w:val="single"/>
-            </w:tcBorders>
-            <w:vAlign w:val="bottom"/>
-          </w:tcPr>
+          <w:tcPr/>
           <w:p>
             <w:pPr>
               <w:pStyle w:val="Compact"/>
@@ -5275,12 +5608,7 @@
           </w:p>
         </w:tc>
         <w:tc>
-          <w:tcPr>
-            <w:tcBorders>
-              <w:bottom w:val="single"/>
-            </w:tcBorders>
-            <w:vAlign w:val="bottom"/>
-          </w:tcPr>
+          <w:tcPr/>
           <w:p>
             <w:pPr>
               <w:pStyle w:val="Compact"/>
@@ -5292,12 +5620,7 @@
           </w:p>
         </w:tc>
         <w:tc>
-          <w:tcPr>
-            <w:tcBorders>
-              <w:bottom w:val="single"/>
-            </w:tcBorders>
-            <w:vAlign w:val="bottom"/>
-          </w:tcPr>
+          <w:tcPr/>
           <w:p>
             <w:pPr>
               <w:pStyle w:val="Compact"/>
@@ -5311,6 +5634,7 @@
       </w:tr>
       <w:tr>
         <w:tc>
+          <w:tcPr/>
           <w:p>
             <w:pPr>
               <w:pStyle w:val="Compact"/>
@@ -5322,6 +5646,7 @@
           </w:p>
         </w:tc>
         <w:tc>
+          <w:tcPr/>
           <w:p>
             <w:pPr>
               <w:pStyle w:val="Compact"/>
@@ -5336,6 +5661,7 @@
           </w:p>
         </w:tc>
         <w:tc>
+          <w:tcPr/>
           <w:p>
             <w:pPr>
               <w:pStyle w:val="Compact"/>
@@ -5347,6 +5673,7 @@
           </w:p>
         </w:tc>
         <w:tc>
+          <w:tcPr/>
           <w:p>
             <w:pPr>
               <w:pStyle w:val="Compact"/>
@@ -5358,6 +5685,7 @@
           </w:p>
         </w:tc>
         <w:tc>
+          <w:tcPr/>
           <w:p>
             <w:pPr>
               <w:pStyle w:val="Compact"/>
@@ -5369,6 +5697,7 @@
           </w:p>
         </w:tc>
         <w:tc>
+          <w:tcPr/>
           <w:p>
             <w:pPr>
               <w:pStyle w:val="Compact"/>
@@ -5382,6 +5711,7 @@
       </w:tr>
       <w:tr>
         <w:tc>
+          <w:tcPr/>
           <w:p>
             <w:pPr>
               <w:pStyle w:val="Compact"/>
@@ -5393,6 +5723,7 @@
           </w:p>
         </w:tc>
         <w:tc>
+          <w:tcPr/>
           <w:p>
             <w:pPr>
               <w:pStyle w:val="Compact"/>
@@ -5407,6 +5738,7 @@
           </w:p>
         </w:tc>
         <w:tc>
+          <w:tcPr/>
           <w:p>
             <w:pPr>
               <w:pStyle w:val="Compact"/>
@@ -5418,6 +5750,7 @@
           </w:p>
         </w:tc>
         <w:tc>
+          <w:tcPr/>
           <w:p>
             <w:pPr>
               <w:pStyle w:val="Compact"/>
@@ -5429,6 +5762,7 @@
           </w:p>
         </w:tc>
         <w:tc>
+          <w:tcPr/>
           <w:p>
             <w:pPr>
               <w:pStyle w:val="Compact"/>
@@ -5440,6 +5774,7 @@
           </w:p>
         </w:tc>
         <w:tc>
+          <w:tcPr/>
           <w:p>
             <w:pPr>
               <w:pStyle w:val="Compact"/>
@@ -5453,6 +5788,7 @@
       </w:tr>
       <w:tr>
         <w:tc>
+          <w:tcPr/>
           <w:p>
             <w:pPr>
               <w:pStyle w:val="Compact"/>
@@ -5464,6 +5800,7 @@
           </w:p>
         </w:tc>
         <w:tc>
+          <w:tcPr/>
           <w:p>
             <w:pPr>
               <w:pStyle w:val="Compact"/>
@@ -5478,6 +5815,7 @@
           </w:p>
         </w:tc>
         <w:tc>
+          <w:tcPr/>
           <w:p>
             <w:pPr>
               <w:pStyle w:val="Compact"/>
@@ -5489,6 +5827,7 @@
           </w:p>
         </w:tc>
         <w:tc>
+          <w:tcPr/>
           <w:p>
             <w:pPr>
               <w:pStyle w:val="Compact"/>
@@ -5500,6 +5839,7 @@
           </w:p>
         </w:tc>
         <w:tc>
+          <w:tcPr/>
           <w:p>
             <w:pPr>
               <w:pStyle w:val="Compact"/>
@@ -5511,6 +5851,7 @@
           </w:p>
         </w:tc>
         <w:tc>
+          <w:tcPr/>
           <w:p>
             <w:pPr>
               <w:pStyle w:val="Compact"/>
@@ -5524,6 +5865,7 @@
       </w:tr>
       <w:tr>
         <w:tc>
+          <w:tcPr/>
           <w:p>
             <w:pPr>
               <w:pStyle w:val="Compact"/>
@@ -5535,6 +5877,7 @@
           </w:p>
         </w:tc>
         <w:tc>
+          <w:tcPr/>
           <w:p>
             <w:pPr>
               <w:pStyle w:val="Compact"/>
@@ -5549,6 +5892,7 @@
           </w:p>
         </w:tc>
         <w:tc>
+          <w:tcPr/>
           <w:p>
             <w:pPr>
               <w:pStyle w:val="Compact"/>
@@ -5560,6 +5904,7 @@
           </w:p>
         </w:tc>
         <w:tc>
+          <w:tcPr/>
           <w:p>
             <w:pPr>
               <w:pStyle w:val="Compact"/>
@@ -5571,6 +5916,7 @@
           </w:p>
         </w:tc>
         <w:tc>
+          <w:tcPr/>
           <w:p>
             <w:pPr>
               <w:pStyle w:val="Compact"/>
@@ -5582,6 +5928,7 @@
           </w:p>
         </w:tc>
         <w:tc>
+          <w:tcPr/>
           <w:p>
             <w:pPr>
               <w:pStyle w:val="Compact"/>
@@ -5595,6 +5942,7 @@
       </w:tr>
       <w:tr>
         <w:tc>
+          <w:tcPr/>
           <w:p>
             <w:pPr>
               <w:pStyle w:val="Compact"/>
@@ -5606,6 +5954,7 @@
           </w:p>
         </w:tc>
         <w:tc>
+          <w:tcPr/>
           <w:p>
             <w:pPr>
               <w:pStyle w:val="Compact"/>
@@ -5620,6 +5969,7 @@
           </w:p>
         </w:tc>
         <w:tc>
+          <w:tcPr/>
           <w:p>
             <w:pPr>
               <w:pStyle w:val="Compact"/>
@@ -5631,6 +5981,7 @@
           </w:p>
         </w:tc>
         <w:tc>
+          <w:tcPr/>
           <w:p>
             <w:pPr>
               <w:pStyle w:val="Compact"/>
@@ -5642,6 +5993,7 @@
           </w:p>
         </w:tc>
         <w:tc>
+          <w:tcPr/>
           <w:p>
             <w:pPr>
               <w:pStyle w:val="Compact"/>
@@ -5653,6 +6005,7 @@
           </w:p>
         </w:tc>
         <w:tc>
+          <w:tcPr/>
           <w:p>
             <w:pPr>
               <w:pStyle w:val="Compact"/>
@@ -5666,6 +6019,7 @@
       </w:tr>
       <w:tr>
         <w:tc>
+          <w:tcPr/>
           <w:p>
             <w:pPr>
               <w:pStyle w:val="Compact"/>
@@ -5677,6 +6031,7 @@
           </w:p>
         </w:tc>
         <w:tc>
+          <w:tcPr/>
           <w:p>
             <w:pPr>
               <w:pStyle w:val="Compact"/>
@@ -5691,6 +6046,7 @@
           </w:p>
         </w:tc>
         <w:tc>
+          <w:tcPr/>
           <w:p>
             <w:pPr>
               <w:pStyle w:val="Compact"/>
@@ -5702,6 +6058,7 @@
           </w:p>
         </w:tc>
         <w:tc>
+          <w:tcPr/>
           <w:p>
             <w:pPr>
               <w:pStyle w:val="Compact"/>
@@ -5713,6 +6070,7 @@
           </w:p>
         </w:tc>
         <w:tc>
+          <w:tcPr/>
           <w:p>
             <w:pPr>
               <w:pStyle w:val="Compact"/>
@@ -5724,6 +6082,7 @@
           </w:p>
         </w:tc>
         <w:tc>
+          <w:tcPr/>
           <w:p>
             <w:pPr>
               <w:pStyle w:val="Compact"/>
@@ -5742,6 +6101,7 @@
       </w:pPr>
       <w:r>
         <w:rPr>
+          <w:bCs/>
           <w:b/>
         </w:rPr>
         <w:t xml:space="preserve">[N-6.4]</w:t>
@@ -5757,18 +6117,21 @@
       </w:r>
       <w:r>
         <w:rPr>
+          <w:bCs/>
           <w:b/>
         </w:rPr>
         <w:t xml:space="preserve">restored and required</w:t>
       </w:r>
       <w:r>
         <w:rPr>
+          <w:bCs/>
           <w:b/>
         </w:rPr>
         <w:t xml:space="preserve"> </w:t>
       </w:r>
       <w:r>
         <w:rPr>
+          <w:bCs/>
           <w:b/>
         </w:rPr>
         <w:t xml:space="preserve">per ADR-0020 Rev 2</w:t>
@@ -5852,6 +6215,7 @@
       </w:pPr>
       <w:r>
         <w:rPr>
+          <w:bCs/>
           <w:b/>
         </w:rPr>
         <w:t xml:space="preserve">[N-6.5]</w:t>
@@ -5896,32 +6260,15 @@
         <w:t xml:space="preserve">cycles, so its low priority costs nothing.</w:t>
       </w:r>
     </w:p>
-    <w:p>
-      <w:r>
-        <w:pict>
-          <v:rect style="width:0;height:1.5pt" o:hralign="center" o:hrstd="t" o:hr="t"/>
-        </w:pict>
-      </w:r>
-    </w:p>
-    <w:p>
-      <w:pPr>
-        <w:pStyle w:val="Heading2"/>
-      </w:pPr>
-      <w:bookmarkStart w:id="36" w:name="X43b40caff11aa9e2dfba708922741378dc13e92"/>
-      <w:r>
-        <w:t xml:space="preserve">7 Functional description</w:t>
-      </w:r>
-      <w:bookmarkEnd w:id="36"/>
-    </w:p>
+    <w:bookmarkEnd w:id="33"/>
+    <w:bookmarkStart w:id="34" w:name="X91b042921d354cd8c4130b9161b6ce736a8e93c"/>
     <w:p>
       <w:pPr>
         <w:pStyle w:val="Heading3"/>
       </w:pPr>
-      <w:bookmarkStart w:id="37" w:name="X40cf8118ca7b0ddab59ce8dd2325dad0764f451"/>
-      <w:r>
-        <w:t xml:space="preserve">7.1 Channel operation</w:t>
-      </w:r>
-      <w:bookmarkEnd w:id="37"/>
+      <w:r>
+        <w:t xml:space="preserve">6.4 Register-port errors</w:t>
+      </w:r>
     </w:p>
     <w:p>
       <w:pPr>
@@ -5929,6 +6276,241 @@
       </w:pPr>
       <w:r>
         <w:rPr>
+          <w:bCs/>
+          <w:b/>
+        </w:rPr>
+        <w:t xml:space="preserve">[N-6.6]</w:t>
+      </w:r>
+      <w:r>
+        <w:t xml:space="preserve"> </w:t>
+      </w:r>
+      <w:r>
+        <w:rPr>
+          <w:rStyle w:val="VerbatimChar"/>
+        </w:rPr>
+        <w:t xml:space="preserve">PSLVERR</w:t>
+      </w:r>
+      <w:r>
+        <w:t xml:space="preserve"> </w:t>
+      </w:r>
+      <w:r>
+        <w:t xml:space="preserve">is raised only for an offset that is not a register: channels 6 and 7</w:t>
+      </w:r>
+      <w:r>
+        <w:t xml:space="preserve"> </w:t>
+      </w:r>
+      <w:r>
+        <w:t xml:space="preserve">(</w:t>
+      </w:r>
+      <w:r>
+        <w:rPr>
+          <w:rStyle w:val="VerbatimChar"/>
+        </w:rPr>
+        <w:t xml:space="preserve">0xC0</w:t>
+      </w:r>
+      <w:r>
+        <w:t xml:space="preserve">–</w:t>
+      </w:r>
+      <w:r>
+        <w:rPr>
+          <w:rStyle w:val="VerbatimChar"/>
+        </w:rPr>
+        <w:t xml:space="preserve">0xFC</w:t>
+      </w:r>
+      <w:r>
+        <w:t xml:space="preserve">),</w:t>
+      </w:r>
+      <w:r>
+        <w:t xml:space="preserve"> </w:t>
+      </w:r>
+      <w:r>
+        <w:rPr>
+          <w:rStyle w:val="VerbatimChar"/>
+        </w:rPr>
+        <w:t xml:space="preserve">+0x18</w:t>
+      </w:r>
+      <w:r>
+        <w:t xml:space="preserve"> </w:t>
+      </w:r>
+      <w:r>
+        <w:t xml:space="preserve">and</w:t>
+      </w:r>
+      <w:r>
+        <w:t xml:space="preserve"> </w:t>
+      </w:r>
+      <w:r>
+        <w:rPr>
+          <w:rStyle w:val="VerbatimChar"/>
+        </w:rPr>
+        <w:t xml:space="preserve">+0x1C</w:t>
+      </w:r>
+      <w:r>
+        <w:t xml:space="preserve"> </w:t>
+      </w:r>
+      <w:r>
+        <w:t xml:space="preserve">in each channel,</w:t>
+      </w:r>
+      <w:r>
+        <w:t xml:space="preserve"> </w:t>
+      </w:r>
+      <w:r>
+        <w:rPr>
+          <w:rStyle w:val="VerbatimChar"/>
+        </w:rPr>
+        <w:t xml:space="preserve">0x104</w:t>
+      </w:r>
+      <w:r>
+        <w:t xml:space="preserve"> </w:t>
+      </w:r>
+      <w:r>
+        <w:t xml:space="preserve">and above, and unaligned</w:t>
+      </w:r>
+      <w:r>
+        <w:t xml:space="preserve"> </w:t>
+      </w:r>
+      <w:r>
+        <w:t xml:space="preserve">offsets. A write to a read-only register (</w:t>
+      </w:r>
+      <w:r>
+        <w:rPr>
+          <w:rStyle w:val="VerbatimChar"/>
+        </w:rPr>
+        <w:t xml:space="preserve">STAT</w:t>
+      </w:r>
+      <w:r>
+        <w:t xml:space="preserve">,</w:t>
+      </w:r>
+      <w:r>
+        <w:t xml:space="preserve"> </w:t>
+      </w:r>
+      <w:r>
+        <w:rPr>
+          <w:rStyle w:val="VerbatimChar"/>
+        </w:rPr>
+        <w:t xml:space="preserve">GSTAT</w:t>
+      </w:r>
+      <w:r>
+        <w:t xml:space="preserve">) is ignored and raises no error;</w:t>
+      </w:r>
+      <w:r>
+        <w:t xml:space="preserve"> </w:t>
+      </w:r>
+      <w:r>
+        <w:rPr>
+          <w:rStyle w:val="VerbatimChar"/>
+        </w:rPr>
+        <w:t xml:space="preserve">ICLR</w:t>
+      </w:r>
+      <w:r>
+        <w:t xml:space="preserve"> </w:t>
+      </w:r>
+      <w:r>
+        <w:t xml:space="preserve">reads 0. This is the single rule of</w:t>
+      </w:r>
+      <w:r>
+        <w:t xml:space="preserve"> </w:t>
+      </w:r>
+      <w:r>
+        <w:rPr>
+          <w:rStyle w:val="VerbatimChar"/>
+        </w:rPr>
+        <w:t xml:space="preserve">GARUDA-AHB2APB-SPEC-001</w:t>
+      </w:r>
+      <w:r>
+        <w:t xml:space="preserve"> </w:t>
+      </w:r>
+      <w:r>
+        <w:t xml:space="preserve">[N-7.20] (AUD-13, ruled</w:t>
+      </w:r>
+      <w:r>
+        <w:t xml:space="preserve"> </w:t>
+      </w:r>
+      <w:r>
+        <w:t xml:space="preserve">in the two-track plan, 2026-10-11). Until 2026-10-12 the DMA answered</w:t>
+      </w:r>
+      <w:r>
+        <w:t xml:space="preserve"> </w:t>
+      </w:r>
+      <w:r>
+        <w:rPr>
+          <w:rStyle w:val="VerbatimChar"/>
+        </w:rPr>
+        <w:t xml:space="preserve">PSLVERR</w:t>
+      </w:r>
+      <w:r>
+        <w:t xml:space="preserve"> </w:t>
+      </w:r>
+      <w:r>
+        <w:t xml:space="preserve">to a write</w:t>
+      </w:r>
+      <w:r>
+        <w:t xml:space="preserve"> </w:t>
+      </w:r>
+      <w:r>
+        <w:t xml:space="preserve">to</w:t>
+      </w:r>
+      <w:r>
+        <w:t xml:space="preserve"> </w:t>
+      </w:r>
+      <w:r>
+        <w:rPr>
+          <w:rStyle w:val="VerbatimChar"/>
+        </w:rPr>
+        <w:t xml:space="preserve">STAT</w:t>
+      </w:r>
+      <w:r>
+        <w:t xml:space="preserve"> </w:t>
+      </w:r>
+      <w:r>
+        <w:t xml:space="preserve">or</w:t>
+      </w:r>
+      <w:r>
+        <w:t xml:space="preserve"> </w:t>
+      </w:r>
+      <w:r>
+        <w:rPr>
+          <w:rStyle w:val="VerbatimChar"/>
+        </w:rPr>
+        <w:t xml:space="preserve">GSTAT</w:t>
+      </w:r>
+      <w:r>
+        <w:t xml:space="preserve">.</w:t>
+      </w:r>
+    </w:p>
+    <w:p>
+      <w:r>
+        <w:pict>
+          <v:rect style="width:0;height:1.5pt" o:hralign="center" o:hrstd="t" o:hr="t"/>
+        </w:pict>
+      </w:r>
+    </w:p>
+    <w:bookmarkEnd w:id="34"/>
+    <w:bookmarkEnd w:id="35"/>
+    <w:bookmarkStart w:id="43" w:name="X43b40caff11aa9e2dfba708922741378dc13e92"/>
+    <w:p>
+      <w:pPr>
+        <w:pStyle w:val="Heading2"/>
+      </w:pPr>
+      <w:r>
+        <w:t xml:space="preserve">7 Functional description</w:t>
+      </w:r>
+    </w:p>
+    <w:bookmarkStart w:id="36" w:name="X40cf8118ca7b0ddab59ce8dd2325dad0764f451"/>
+    <w:p>
+      <w:pPr>
+        <w:pStyle w:val="Heading3"/>
+      </w:pPr>
+      <w:r>
+        <w:t xml:space="preserve">7.1 Channel operation</w:t>
+      </w:r>
+    </w:p>
+    <w:p>
+      <w:pPr>
+        <w:pStyle w:val="FirstParagraph"/>
+      </w:pPr>
+      <w:r>
+        <w:rPr>
+          <w:bCs/>
           <w:b/>
         </w:rPr>
         <w:t xml:space="preserve">[N-7.1]</w:t>
@@ -6051,6 +6633,7 @@
       </w:pPr>
       <w:r>
         <w:rPr>
+          <w:bCs/>
           <w:b/>
         </w:rPr>
         <w:t xml:space="preserve">[N-7.2]</w:t>
@@ -6074,6 +6657,7 @@
       </w:pPr>
       <w:r>
         <w:rPr>
+          <w:bCs/>
           <w:b/>
         </w:rPr>
         <w:t xml:space="preserve">[N-7.3]</w:t>
@@ -6178,6 +6762,7 @@
       </w:pPr>
       <w:r>
         <w:rPr>
+          <w:bCs/>
           <w:b/>
         </w:rPr>
         <w:t xml:space="preserve">[N-7.4]</w:t>
@@ -6243,34 +6828,35 @@
         <w:t xml:space="preserve">§7.2).</w:t>
       </w:r>
     </w:p>
+    <w:bookmarkEnd w:id="36"/>
+    <w:bookmarkStart w:id="37" w:name="Xc77bed4d2f928e90c2070956404e174df09aa87"/>
     <w:p>
       <w:pPr>
         <w:pStyle w:val="Heading3"/>
       </w:pPr>
-      <w:bookmarkStart w:id="38" w:name="Xc77bed4d2f928e90c2070956404e174df09aa87"/>
       <w:r>
         <w:t xml:space="preserve">7.2 Modes</w:t>
       </w:r>
-      <w:bookmarkEnd w:id="38"/>
     </w:p>
     <w:tbl>
       <w:tblPr>
         <w:tblStyle w:val="Table"/>
-        <w:tblW w:type="pct" w:w="0.0"/>
-        <w:tblLook w:firstRow="1"/>
+        <w:tblW w:type="auto" w:w="0"/>
+        <w:tblLook w:firstRow="1" w:lastRow="0" w:firstColumn="0" w:lastColumn="0" w:noHBand="0" w:noVBand="0" w:val="0020"/>
+        <w:jc w:val="start"/>
       </w:tblPr>
-      <w:tblGrid/>
+      <w:tblGrid>
+        <w:gridCol w:w="1980"/>
+        <w:gridCol w:w="1980"/>
+        <w:gridCol w:w="1980"/>
+        <w:gridCol w:w="1980"/>
+      </w:tblGrid>
       <w:tr>
         <w:trPr>
-          <w:cnfStyle w:firstRow="1"/>
+          <w:tblHeader w:val="true"/>
         </w:trPr>
         <w:tc>
-          <w:tcPr>
-            <w:tcBorders>
-              <w:bottom w:val="single"/>
-            </w:tcBorders>
-            <w:vAlign w:val="bottom"/>
-          </w:tcPr>
+          <w:tcPr/>
           <w:p>
             <w:pPr>
               <w:pStyle w:val="Compact"/>
@@ -6282,12 +6868,7 @@
           </w:p>
         </w:tc>
         <w:tc>
-          <w:tcPr>
-            <w:tcBorders>
-              <w:bottom w:val="single"/>
-            </w:tcBorders>
-            <w:vAlign w:val="bottom"/>
-          </w:tcPr>
+          <w:tcPr/>
           <w:p>
             <w:pPr>
               <w:pStyle w:val="Compact"/>
@@ -6302,12 +6883,7 @@
           </w:p>
         </w:tc>
         <w:tc>
-          <w:tcPr>
-            <w:tcBorders>
-              <w:bottom w:val="single"/>
-            </w:tcBorders>
-            <w:vAlign w:val="bottom"/>
-          </w:tcPr>
+          <w:tcPr/>
           <w:p>
             <w:pPr>
               <w:pStyle w:val="Compact"/>
@@ -6322,12 +6898,7 @@
           </w:p>
         </w:tc>
         <w:tc>
-          <w:tcPr>
-            <w:tcBorders>
-              <w:bottom w:val="single"/>
-            </w:tcBorders>
-            <w:vAlign w:val="bottom"/>
-          </w:tcPr>
+          <w:tcPr/>
           <w:p>
             <w:pPr>
               <w:pStyle w:val="Compact"/>
@@ -6341,6 +6912,7 @@
       </w:tr>
       <w:tr>
         <w:tc>
+          <w:tcPr/>
           <w:p>
             <w:pPr>
               <w:pStyle w:val="Compact"/>
@@ -6352,6 +6924,7 @@
           </w:p>
         </w:tc>
         <w:tc>
+          <w:tcPr/>
           <w:p>
             <w:pPr>
               <w:pStyle w:val="Compact"/>
@@ -6375,6 +6948,7 @@
           </w:p>
         </w:tc>
         <w:tc>
+          <w:tcPr/>
           <w:p>
             <w:pPr>
               <w:pStyle w:val="Compact"/>
@@ -6398,6 +6972,7 @@
           </w:p>
         </w:tc>
         <w:tc>
+          <w:tcPr/>
           <w:p>
             <w:pPr>
               <w:pStyle w:val="Compact"/>
@@ -6411,6 +6986,7 @@
       </w:tr>
       <w:tr>
         <w:tc>
+          <w:tcPr/>
           <w:p>
             <w:pPr>
               <w:pStyle w:val="Compact"/>
@@ -6422,6 +6998,7 @@
           </w:p>
         </w:tc>
         <w:tc>
+          <w:tcPr/>
           <w:p>
             <w:pPr>
               <w:pStyle w:val="Compact"/>
@@ -6445,6 +7022,7 @@
           </w:p>
         </w:tc>
         <w:tc>
+          <w:tcPr/>
           <w:p>
             <w:pPr>
               <w:pStyle w:val="Compact"/>
@@ -6468,6 +7046,7 @@
           </w:p>
         </w:tc>
         <w:tc>
+          <w:tcPr/>
           <w:p>
             <w:pPr>
               <w:pStyle w:val="Compact"/>
@@ -6481,6 +7060,7 @@
       </w:tr>
       <w:tr>
         <w:tc>
+          <w:tcPr/>
           <w:p>
             <w:pPr>
               <w:pStyle w:val="Compact"/>
@@ -6492,6 +7072,7 @@
           </w:p>
         </w:tc>
         <w:tc>
+          <w:tcPr/>
           <w:p>
             <w:pPr>
               <w:pStyle w:val="Compact"/>
@@ -6515,6 +7096,7 @@
           </w:p>
         </w:tc>
         <w:tc>
+          <w:tcPr/>
           <w:p>
             <w:pPr>
               <w:pStyle w:val="Compact"/>
@@ -6538,6 +7120,7 @@
           </w:p>
         </w:tc>
         <w:tc>
+          <w:tcPr/>
           <w:p>
             <w:pPr>
               <w:pStyle w:val="Compact"/>
@@ -6556,6 +7139,7 @@
       </w:pPr>
       <w:r>
         <w:rPr>
+          <w:bCs/>
           <w:b/>
         </w:rPr>
         <w:t xml:space="preserve">[N-7.5]</w:t>
@@ -6585,6 +7169,7 @@
       </w:pPr>
       <w:r>
         <w:rPr>
+          <w:bCs/>
           <w:b/>
         </w:rPr>
         <w:t xml:space="preserve">[N-7.6]</w:t>
@@ -6626,15 +7211,15 @@
         <w:t xml:space="preserve">nothing over the P2M/M2P datapath.</w:t>
       </w:r>
     </w:p>
+    <w:bookmarkEnd w:id="37"/>
+    <w:bookmarkStart w:id="38" w:name="X7a762e51318aed03c5bec9c0fd1a84b780227bf"/>
     <w:p>
       <w:pPr>
         <w:pStyle w:val="Heading3"/>
       </w:pPr>
-      <w:bookmarkStart w:id="39" w:name="X7a762e51318aed03c5bec9c0fd1a84b780227bf"/>
       <w:r>
         <w:t xml:space="preserve">7.3 The request/acknowledge handshake</w:t>
       </w:r>
-      <w:bookmarkEnd w:id="39"/>
     </w:p>
     <w:p>
       <w:pPr>
@@ -6642,6 +7227,7 @@
       </w:pPr>
       <w:r>
         <w:rPr>
+          <w:bCs/>
           <w:b/>
         </w:rPr>
         <w:t xml:space="preserve">[N-7.7]</w:t>
@@ -6674,6 +7260,7 @@
       </w:pPr>
       <w:r>
         <w:rPr>
+          <w:bCs/>
           <w:b/>
         </w:rPr>
         <w:t xml:space="preserve">[N-7.8]</w:t>
@@ -6691,7 +7278,91 @@
         <w:t xml:space="preserve"> </w:t>
       </w:r>
       <w:r>
-        <w:t xml:space="preserve">is a single-cycle pulse asserted when the beat completes.</w:t>
+        <w:t xml:space="preserve">is a pulse two</w:t>
+      </w:r>
+      <w:r>
+        <w:t xml:space="preserve"> </w:t>
+      </w:r>
+      <w:r>
+        <w:rPr>
+          <w:rStyle w:val="VerbatimChar"/>
+        </w:rPr>
+        <w:t xml:space="preserve">hclk</w:t>
+      </w:r>
+      <w:r>
+        <w:t xml:space="preserve"> </w:t>
+      </w:r>
+      <w:r>
+        <w:t xml:space="preserve">cycles wide (one</w:t>
+      </w:r>
+      <w:r>
+        <w:t xml:space="preserve"> </w:t>
+      </w:r>
+      <w:r>
+        <w:rPr>
+          <w:rStyle w:val="VerbatimChar"/>
+        </w:rPr>
+        <w:t xml:space="preserve">pclk</w:t>
+      </w:r>
+      <w:r>
+        <w:t xml:space="preserve"> </w:t>
+      </w:r>
+      <w:r>
+        <w:t xml:space="preserve">period; D-16,</w:t>
+      </w:r>
+      <w:r>
+        <w:t xml:space="preserve"> </w:t>
+      </w:r>
+      <w:r>
+        <w:t xml:space="preserve">erratum DMA-7), asserted when a beat completes successfully. The</w:t>
+      </w:r>
+      <w:r>
+        <w:t xml:space="preserve"> </w:t>
+      </w:r>
+      <w:r>
+        <w:rPr>
+          <w:rStyle w:val="VerbatimChar"/>
+        </w:rPr>
+        <w:t xml:space="preserve">pclk</w:t>
+      </w:r>
+      <w:r>
+        <w:t xml:space="preserve">-domain peripheral</w:t>
+      </w:r>
+      <w:r>
+        <w:t xml:space="preserve"> </w:t>
+      </w:r>
+      <w:r>
+        <w:t xml:space="preserve">sees it high at exactly one</w:t>
+      </w:r>
+      <w:r>
+        <w:t xml:space="preserve"> </w:t>
+      </w:r>
+      <w:r>
+        <w:rPr>
+          <w:rStyle w:val="VerbatimChar"/>
+        </w:rPr>
+        <w:t xml:space="preserve">pclk</w:t>
+      </w:r>
+      <w:r>
+        <w:t xml:space="preserve"> </w:t>
+      </w:r>
+      <w:r>
+        <w:t xml:space="preserve">edge, whichever</w:t>
+      </w:r>
+      <w:r>
+        <w:t xml:space="preserve"> </w:t>
+      </w:r>
+      <w:r>
+        <w:rPr>
+          <w:rStyle w:val="VerbatimChar"/>
+        </w:rPr>
+        <w:t xml:space="preserve">hclk</w:t>
+      </w:r>
+      <w:r>
+        <w:t xml:space="preserve"> </w:t>
+      </w:r>
+      <w:r>
+        <w:t xml:space="preserve">phase the beat ends on.</w:t>
       </w:r>
     </w:p>
     <w:p>
@@ -6700,6 +7371,7 @@
       </w:pPr>
       <w:r>
         <w:rPr>
+          <w:bCs/>
           <w:b/>
         </w:rPr>
         <w:t xml:space="preserve">[N-7.9]</w:t>
@@ -6813,6 +7485,7 @@
       </w:pPr>
       <w:r>
         <w:rPr>
+          <w:bCs/>
           <w:b/>
         </w:rPr>
         <w:t xml:space="preserve">[N-7.10]</w:t>
@@ -6899,15 +7572,15 @@
         <w:t xml:space="preserve">produce two beats.</w:t>
       </w:r>
     </w:p>
+    <w:bookmarkEnd w:id="38"/>
+    <w:bookmarkStart w:id="39" w:name="X3cc54d6a90da6ce3308322dfe57e8b6c0f3fd63"/>
     <w:p>
       <w:pPr>
         <w:pStyle w:val="Heading3"/>
       </w:pPr>
-      <w:bookmarkStart w:id="40" w:name="X3cc54d6a90da6ce3308322dfe57e8b6c0f3fd63"/>
       <w:r>
         <w:t xml:space="preserve">7.4 Channel arbitration</w:t>
       </w:r>
-      <w:bookmarkEnd w:id="40"/>
     </w:p>
     <w:p>
       <w:pPr>
@@ -6915,6 +7588,7 @@
       </w:pPr>
       <w:r>
         <w:rPr>
+          <w:bCs/>
           <w:b/>
         </w:rPr>
         <w:t xml:space="preserve">[N-7.11]</w:t>
@@ -6956,6 +7630,7 @@
       </w:pPr>
       <w:r>
         <w:rPr>
+          <w:bCs/>
           <w:b/>
         </w:rPr>
         <w:t xml:space="preserve">[N-7.12]</w:t>
@@ -6985,15 +7660,15 @@
         <w:t xml:space="preserve">starvation is unreachable.</w:t>
       </w:r>
     </w:p>
+    <w:bookmarkEnd w:id="39"/>
+    <w:bookmarkStart w:id="40" w:name="X4d8ad9525f189c5d3f0eb987e83fa5e13301f69"/>
     <w:p>
       <w:pPr>
         <w:pStyle w:val="Heading3"/>
       </w:pPr>
-      <w:bookmarkStart w:id="41" w:name="X4d8ad9525f189c5d3f0eb987e83fa5e13301f69"/>
       <w:r>
         <w:t xml:space="preserve">7.5 Error handling</w:t>
       </w:r>
-      <w:bookmarkEnd w:id="41"/>
     </w:p>
     <w:p>
       <w:pPr>
@@ -7001,6 +7676,7 @@
       </w:pPr>
       <w:r>
         <w:rPr>
+          <w:bCs/>
           <w:b/>
         </w:rPr>
         <w:t xml:space="preserve">[N-7.13]</w:t>
@@ -7129,6 +7805,7 @@
       </w:pPr>
       <w:r>
         <w:rPr>
+          <w:bCs/>
           <w:b/>
         </w:rPr>
         <w:t xml:space="preserve">[N-7.14]</w:t>
@@ -7152,6 +7829,7 @@
       </w:pPr>
       <w:r>
         <w:rPr>
+          <w:bCs/>
           <w:b/>
         </w:rPr>
         <w:t xml:space="preserve">[N-7.15]</w:t>
@@ -7220,6 +7898,7 @@
       </w:pPr>
       <w:r>
         <w:rPr>
+          <w:bCs/>
           <w:b/>
         </w:rPr>
         <w:t xml:space="preserve">[N-7.16]</w:t>
@@ -7264,15 +7943,15 @@
         <w:t xml:space="preserve">worse than stopping.</w:t>
       </w:r>
     </w:p>
+    <w:bookmarkEnd w:id="40"/>
+    <w:bookmarkStart w:id="41" w:name="X9c9444effe7006fe43d8dfaf4209d0700d79946"/>
     <w:p>
       <w:pPr>
         <w:pStyle w:val="Heading3"/>
       </w:pPr>
-      <w:bookmarkStart w:id="42" w:name="X9c9444effe7006fe43d8dfaf4209d0700d79946"/>
       <w:r>
         <w:t xml:space="preserve">7.6 Simultaneous hardware and software register updates</w:t>
       </w:r>
-      <w:bookmarkEnd w:id="42"/>
     </w:p>
     <w:p>
       <w:pPr>
@@ -7280,6 +7959,7 @@
       </w:pPr>
       <w:r>
         <w:rPr>
+          <w:bCs/>
           <w:b/>
         </w:rPr>
         <w:t xml:space="preserve">[N-7.17]</w:t>
@@ -7331,12 +8011,14 @@
       </w:r>
       <w:r>
         <w:rPr>
+          <w:bCs/>
           <w:b/>
         </w:rPr>
         <w:t xml:space="preserve">Hardware wins for the</w:t>
       </w:r>
       <w:r>
         <w:rPr>
+          <w:bCs/>
           <w:b/>
         </w:rPr>
         <w:t xml:space="preserve"> </w:t>
@@ -7344,18 +8026,21 @@
       <w:r>
         <w:rPr>
           <w:rStyle w:val="VerbatimChar"/>
+          <w:bCs/>
           <w:b/>
         </w:rPr>
         <w:t xml:space="preserve">EN</w:t>
       </w:r>
       <w:r>
         <w:rPr>
+          <w:bCs/>
           <w:b/>
         </w:rPr>
         <w:t xml:space="preserve"> </w:t>
       </w:r>
       <w:r>
         <w:rPr>
+          <w:bCs/>
           <w:b/>
         </w:rPr>
         <w:t xml:space="preserve">bit</w:t>
@@ -7370,6 +8055,7 @@
       </w:pPr>
       <w:r>
         <w:rPr>
+          <w:bCs/>
           <w:b/>
         </w:rPr>
         <w:t xml:space="preserve">[N-7.18]</w:t>
@@ -7474,6 +8160,7 @@
       </w:pPr>
       <w:r>
         <w:rPr>
+          <w:bCs/>
           <w:b/>
         </w:rPr>
         <w:t xml:space="preserve">[N-7.19]</w:t>
@@ -7659,15 +8346,15 @@
         <w:t xml:space="preserve">rather than a fix for one bit is what prevents the next instance.</w:t>
       </w:r>
     </w:p>
+    <w:bookmarkEnd w:id="41"/>
+    <w:bookmarkStart w:id="42" w:name="X67c19bcb7547f3ff7a6ec1577bb509e2dc55845"/>
     <w:p>
       <w:pPr>
         <w:pStyle w:val="Heading3"/>
       </w:pPr>
-      <w:bookmarkStart w:id="43" w:name="X67c19bcb7547f3ff7a6ec1577bb509e2dc55845"/>
       <w:r>
         <w:t xml:space="preserve">7.7 Reachability</w:t>
       </w:r>
-      <w:bookmarkEnd w:id="43"/>
     </w:p>
     <w:p>
       <w:pPr>
@@ -7675,6 +8362,7 @@
       </w:pPr>
       <w:r>
         <w:rPr>
+          <w:bCs/>
           <w:b/>
         </w:rPr>
         <w:t xml:space="preserve">[N-7.20]</w:t>
@@ -7683,13 +8371,13 @@
         <w:t xml:space="preserve"> </w:t>
       </w:r>
       <w:r>
-        <w:t xml:space="preserve">The DMA reaches DSRAM and the APB region. It has no path to ISRAM or Boot ROM</w:t>
-      </w:r>
-      <w:r>
-        <w:t xml:space="preserve"> </w:t>
-      </w:r>
-      <w:r>
-        <w:t xml:space="preserve">(R-9,</w:t>
+        <w:t xml:space="preserve">The DMA reaches DSRAM and the APB region, and never ISRAM or Boot ROM (R-9).</w:t>
+      </w:r>
+      <w:r>
+        <w:t xml:space="preserve"> </w:t>
+      </w:r>
+      <w:r>
+        <w:t xml:space="preserve">The interconnect is unrestricted (ADR-0005):</w:t>
       </w:r>
       <w:r>
         <w:t xml:space="preserve"> </w:t>
@@ -7710,7 +8398,174 @@
         <w:t xml:space="preserve">ahb.master_reachability</w:t>
       </w:r>
       <w:r>
-        <w:t xml:space="preserve">).</w:t>
+        <w:t xml:space="preserve"> </w:t>
+      </w:r>
+      <w:r>
+        <w:t xml:space="preserve">and</w:t>
+      </w:r>
+      <w:r>
+        <w:t xml:space="preserve"> </w:t>
+      </w:r>
+      <w:r>
+        <w:rPr>
+          <w:rStyle w:val="VerbatimChar"/>
+        </w:rPr>
+        <w:t xml:space="preserve">GARUDA-AHB-SPEC-001</w:t>
+      </w:r>
+      <w:r>
+        <w:t xml:space="preserve"> </w:t>
+      </w:r>
+      <w:r>
+        <w:t xml:space="preserve">let master M3 address every region. R-9 is therefore enforced inside</w:t>
+      </w:r>
+      <w:r>
+        <w:t xml:space="preserve"> </w:t>
+      </w:r>
+      <w:r>
+        <w:t xml:space="preserve">the DMA (DECISIONS D-16): the engine refuses a beat whose</w:t>
+      </w:r>
+      <w:r>
+        <w:t xml:space="preserve"> </w:t>
+      </w:r>
+      <w:r>
+        <w:rPr>
+          <w:rStyle w:val="VerbatimChar"/>
+        </w:rPr>
+        <w:t xml:space="preserve">SAR</w:t>
+      </w:r>
+      <w:r>
+        <w:t xml:space="preserve"> </w:t>
+      </w:r>
+      <w:r>
+        <w:t xml:space="preserve">or</w:t>
+      </w:r>
+      <w:r>
+        <w:t xml:space="preserve"> </w:t>
+      </w:r>
+      <w:r>
+        <w:rPr>
+          <w:rStyle w:val="VerbatimChar"/>
+        </w:rPr>
+        <w:t xml:space="preserve">DAR</w:t>
+      </w:r>
+      <w:r>
+        <w:t xml:space="preserve"> </w:t>
+      </w:r>
+      <w:r>
+        <w:t xml:space="preserve">lies in ISRAM</w:t>
+      </w:r>
+      <w:r>
+        <w:t xml:space="preserve"> </w:t>
+      </w:r>
+      <w:r>
+        <w:t xml:space="preserve">(</w:t>
+      </w:r>
+      <w:r>
+        <w:rPr>
+          <w:rStyle w:val="VerbatimChar"/>
+        </w:rPr>
+        <w:t xml:space="preserve">0x0xxx_xxxx</w:t>
+      </w:r>
+      <w:r>
+        <w:t xml:space="preserve">) or Boot ROM (</w:t>
+      </w:r>
+      <w:r>
+        <w:rPr>
+          <w:rStyle w:val="VerbatimChar"/>
+        </w:rPr>
+        <w:t xml:space="preserve">0x1xxx_xxxx</w:t>
+      </w:r>
+      <w:r>
+        <w:t xml:space="preserve">) with</w:t>
+      </w:r>
+      <w:r>
+        <w:t xml:space="preserve"> </w:t>
+      </w:r>
+      <w:r>
+        <w:rPr>
+          <w:rStyle w:val="VerbatimChar"/>
+        </w:rPr>
+        <w:t xml:space="preserve">ERROR</w:t>
+      </w:r>
+      <w:r>
+        <w:t xml:space="preserve"> </w:t>
+      </w:r>
+      <w:r>
+        <w:t xml:space="preserve">and</w:t>
+      </w:r>
+      <w:r>
+        <w:t xml:space="preserve"> </w:t>
+      </w:r>
+      <w:r>
+        <w:rPr>
+          <w:rStyle w:val="VerbatimChar"/>
+        </w:rPr>
+        <w:t xml:space="preserve">ERRPHASE</w:t>
+      </w:r>
+      <w:r>
+        <w:t xml:space="preserve"> </w:t>
+      </w:r>
+      <w:r>
+        <w:t xml:space="preserve">= read or write,</w:t>
+      </w:r>
+      <w:r>
+        <w:t xml:space="preserve"> </w:t>
+      </w:r>
+      <w:r>
+        <w:t xml:space="preserve">and issues no AHB transfer to the forbidden address.</w:t>
+      </w:r>
+      <w:r>
+        <w:t xml:space="preserve"> </w:t>
+      </w:r>
+      <w:r>
+        <w:rPr>
+          <w:iCs/>
+          <w:i/>
+        </w:rPr>
+        <w:t xml:space="preserve">(Reworded 2026-10-12, AUD-12 item 1.</w:t>
+      </w:r>
+      <w:r>
+        <w:rPr>
+          <w:iCs/>
+          <w:i/>
+        </w:rPr>
+        <w:t xml:space="preserve"> </w:t>
+      </w:r>
+      <w:r>
+        <w:rPr>
+          <w:iCs/>
+          <w:i/>
+        </w:rPr>
+        <w:t xml:space="preserve">Open: a bad</w:t>
+      </w:r>
+      <w:r>
+        <w:rPr>
+          <w:iCs/>
+          <w:i/>
+        </w:rPr>
+        <w:t xml:space="preserve"> </w:t>
+      </w:r>
+      <w:r>
+        <w:rPr>
+          <w:rStyle w:val="VerbatimChar"/>
+          <w:iCs/>
+          <w:i/>
+        </w:rPr>
+        <w:t xml:space="preserve">DAR</w:t>
+      </w:r>
+      <w:r>
+        <w:rPr>
+          <w:iCs/>
+          <w:i/>
+        </w:rPr>
+        <w:t xml:space="preserve"> </w:t>
+      </w:r>
+      <w:r>
+        <w:rPr>
+          <w:iCs/>
+          <w:i/>
+        </w:rPr>
+        <w:t xml:space="preserve">is refused only after the source read, DMA-10.)</w:t>
       </w:r>
     </w:p>
     <w:p>
@@ -7719,6 +8574,7 @@
       </w:pPr>
       <w:r>
         <w:rPr>
+          <w:bCs/>
           <w:b/>
         </w:rPr>
         <w:t xml:space="preserve">[N-7.21]</w:t>
@@ -7761,25 +8617,25 @@
         </w:pict>
       </w:r>
     </w:p>
+    <w:bookmarkEnd w:id="42"/>
+    <w:bookmarkEnd w:id="43"/>
+    <w:bookmarkStart w:id="48" w:name="Xaccd823957f7d6a3a504e6ec5042401faeeed45"/>
     <w:p>
       <w:pPr>
         <w:pStyle w:val="Heading2"/>
       </w:pPr>
-      <w:bookmarkStart w:id="44" w:name="Xaccd823957f7d6a3a504e6ec5042401faeeed45"/>
       <w:r>
         <w:t xml:space="preserve">8 Timing</w:t>
       </w:r>
-      <w:bookmarkEnd w:id="44"/>
     </w:p>
+    <w:bookmarkStart w:id="44" w:name="Xede527c55135e13ffa9107e57f9384ac47ccd91"/>
     <w:p>
       <w:pPr>
         <w:pStyle w:val="Heading3"/>
       </w:pPr>
-      <w:bookmarkStart w:id="45" w:name="Xede527c55135e13ffa9107e57f9384ac47ccd91"/>
       <w:r>
         <w:t xml:space="preserve">8.1 P2M beat: IMU into DSRAM</w:t>
       </w:r>
-      <w:bookmarkEnd w:id="45"/>
     </w:p>
     <w:p>
       <w:pPr>
@@ -7918,15 +8774,15 @@
         <w:t xml:space="preserve">DAR         ──┤  A              │  A+4     ├──  DINC=1</w:t>
       </w:r>
     </w:p>
+    <w:bookmarkEnd w:id="44"/>
+    <w:bookmarkStart w:id="45" w:name="Xf6c6446d33451c8a0dd41511218b6a1af07768b"/>
     <w:p>
       <w:pPr>
         <w:pStyle w:val="Heading3"/>
       </w:pPr>
-      <w:bookmarkStart w:id="46" w:name="Xf6c6446d33451c8a0dd41511218b6a1af07768b"/>
       <w:r>
         <w:t xml:space="preserve">8.2 Completion</w:t>
       </w:r>
-      <w:bookmarkEnd w:id="46"/>
     </w:p>
     <w:p>
       <w:pPr>
@@ -8008,6 +8864,7 @@
       </w:pPr>
       <w:r>
         <w:rPr>
+          <w:bCs/>
           <w:b/>
         </w:rPr>
         <w:t xml:space="preserve">[N-8.1]</w:t>
@@ -8049,15 +8906,15 @@
         <w:t xml:space="preserve">structurally impossible now that there is no crossing between them.</w:t>
       </w:r>
     </w:p>
+    <w:bookmarkEnd w:id="45"/>
+    <w:bookmarkStart w:id="46" w:name="Xff400a73f1a6e38493453f3c39d22455445a9c6"/>
     <w:p>
       <w:pPr>
         <w:pStyle w:val="Heading3"/>
       </w:pPr>
-      <w:bookmarkStart w:id="47" w:name="Xff400a73f1a6e38493453f3c39d22455445a9c6"/>
       <w:r>
         <w:t xml:space="preserve">8.3 Erratum D-2: the write collision</w:t>
       </w:r>
-      <w:bookmarkEnd w:id="47"/>
     </w:p>
     <w:p>
       <w:pPr>
@@ -8208,15 +9065,15 @@
         <w:t xml:space="preserve">              (MODE/SINC/DINC from the sw write DO take effect)</w:t>
       </w:r>
     </w:p>
+    <w:bookmarkEnd w:id="46"/>
+    <w:bookmarkStart w:id="47" w:name="X036b529ebc8dd13f9fd6e0aa77c595633cec285"/>
     <w:p>
       <w:pPr>
         <w:pStyle w:val="Heading3"/>
       </w:pPr>
-      <w:bookmarkStart w:id="48" w:name="X036b529ebc8dd13f9fd6e0aa77c595633cec285"/>
       <w:r>
         <w:t xml:space="preserve">8.4 Register access latency, before and after</w:t>
       </w:r>
-      <w:bookmarkEnd w:id="48"/>
     </w:p>
     <w:p>
       <w:pPr>
@@ -8307,6 +9164,7 @@
       </w:pPr>
       <w:r>
         <w:rPr>
+          <w:bCs/>
           <w:b/>
         </w:rPr>
         <w:t xml:space="preserve">[N-8.2]</w:t>
@@ -8352,15 +9210,16 @@
         </w:pict>
       </w:r>
     </w:p>
+    <w:bookmarkEnd w:id="47"/>
+    <w:bookmarkEnd w:id="48"/>
+    <w:bookmarkStart w:id="49" w:name="X972733491b067ed0fa9a9862bf68234c05bd95b"/>
     <w:p>
       <w:pPr>
         <w:pStyle w:val="Heading2"/>
       </w:pPr>
-      <w:bookmarkStart w:id="49" w:name="X972733491b067ed0fa9a9862bf68234c05bd95b"/>
       <w:r>
         <w:t xml:space="preserve">9 Clock, reset and power</w:t>
       </w:r>
-      <w:bookmarkEnd w:id="49"/>
     </w:p>
     <w:p>
       <w:pPr>
@@ -8368,6 +9227,7 @@
       </w:pPr>
       <w:r>
         <w:rPr>
+          <w:bCs/>
           <w:b/>
         </w:rPr>
         <w:t xml:space="preserve">[N-9.1]</w:t>
@@ -8427,6 +9287,7 @@
       </w:pPr>
       <w:r>
         <w:rPr>
+          <w:bCs/>
           <w:b/>
         </w:rPr>
         <w:t xml:space="preserve">[N-9.2]</w:t>
@@ -8516,6 +9377,7 @@
       </w:pPr>
       <w:r>
         <w:rPr>
+          <w:bCs/>
           <w:b/>
         </w:rPr>
         <w:t xml:space="preserve">[N-9.3]</w:t>
@@ -8551,6 +9413,7 @@
       </w:pPr>
       <w:r>
         <w:rPr>
+          <w:bCs/>
           <w:b/>
         </w:rPr>
         <w:t xml:space="preserve">[N-9.4]</w:t>
@@ -8581,6 +9444,75 @@
       </w:r>
       <w:r>
         <w:t xml:space="preserve">condition which has to be derived from pipeline state.</w:t>
+      </w:r>
+    </w:p>
+    <w:p>
+      <w:pPr>
+        <w:pStyle w:val="BodyText"/>
+      </w:pPr>
+      <w:r>
+        <w:rPr>
+          <w:iCs/>
+          <w:i/>
+        </w:rPr>
+        <w:t xml:space="preserve">(Open, AUD-12 item 2:</w:t>
+      </w:r>
+      <w:r>
+        <w:rPr>
+          <w:iCs/>
+          <w:i/>
+        </w:rPr>
+        <w:t xml:space="preserve"> </w:t>
+      </w:r>
+      <w:r>
+        <w:rPr>
+          <w:rStyle w:val="VerbatimChar"/>
+          <w:iCs/>
+          <w:i/>
+        </w:rPr>
+        <w:t xml:space="preserve">rtl/dma</w:t>
+      </w:r>
+      <w:r>
+        <w:rPr>
+          <w:iCs/>
+          <w:i/>
+        </w:rPr>
+        <w:t xml:space="preserve"> </w:t>
+      </w:r>
+      <w:r>
+        <w:rPr>
+          <w:iCs/>
+          <w:i/>
+        </w:rPr>
+        <w:t xml:space="preserve">contains no clock gate, so [N-9.3] and [N-9.4] describe a</w:t>
+      </w:r>
+      <w:r>
+        <w:rPr>
+          <w:iCs/>
+          <w:i/>
+        </w:rPr>
+        <w:t xml:space="preserve"> </w:t>
+      </w:r>
+      <w:r>
+        <w:rPr>
+          <w:iCs/>
+          <w:i/>
+        </w:rPr>
+        <w:t xml:space="preserve">gate that was not built. Ruling pending (Track A DMA plan D5; recommended: this revision has</w:t>
+      </w:r>
+      <w:r>
+        <w:rPr>
+          <w:iCs/>
+          <w:i/>
+        </w:rPr>
+        <w:t xml:space="preserve"> </w:t>
+      </w:r>
+      <w:r>
+        <w:rPr>
+          <w:iCs/>
+          <w:i/>
+        </w:rPr>
+        <w:t xml:space="preserve">no per-channel gate). vPlan F41.)</w:t>
       </w:r>
     </w:p>
     <w:p>
@@ -8590,15 +9522,15 @@
         </w:pict>
       </w:r>
     </w:p>
+    <w:bookmarkEnd w:id="49"/>
+    <w:bookmarkStart w:id="50" w:name="X80dcce1fe51588c653d94ff32f780f3b44b607a"/>
     <w:p>
       <w:pPr>
         <w:pStyle w:val="Heading2"/>
       </w:pPr>
-      <w:bookmarkStart w:id="50" w:name="X80dcce1fe51588c653d94ff32f780f3b44b607a"/>
       <w:r>
         <w:t xml:space="preserve">10 Assertions</w:t>
       </w:r>
-      <w:bookmarkEnd w:id="50"/>
     </w:p>
     <w:p>
       <w:pPr>
@@ -8606,7 +9538,7 @@
       </w:pPr>
       <w:r>
         <w:rPr>
-          <w:rStyle w:val="VerbatimChar"/>
+          <w:rStyle w:val="CommentTok"/>
         </w:rPr>
         <w:t xml:space="preserve">// --- no CDC primitives remain (R-3): structural, checked at review</w:t>
       </w:r>
@@ -8615,7 +9547,7 @@
       </w:r>
       <w:r>
         <w:rPr>
-          <w:rStyle w:val="VerbatimChar"/>
+          <w:rStyle w:val="CommentTok"/>
         </w:rPr>
         <w:t xml:space="preserve">// --- and behaviourally: the register file responds within one hclk of the pclk edge</w:t>
       </w:r>
@@ -8624,37 +9556,121 @@
       </w:r>
       <w:r>
         <w:rPr>
-          <w:rStyle w:val="VerbatimChar"/>
-        </w:rPr>
-        <w:t xml:space="preserve">a_no_cdc_latency: assert property (</w:t>
-      </w:r>
-      <w:r>
-        <w:br/>
-      </w:r>
-      <w:r>
-        <w:rPr>
-          <w:rStyle w:val="VerbatimChar"/>
-        </w:rPr>
-        <w:t xml:space="preserve">  @(posedge pclk_i) disable iff (!preset_n_i)</w:t>
-      </w:r>
-      <w:r>
-        <w:br/>
-      </w:r>
-      <w:r>
-        <w:rPr>
-          <w:rStyle w:val="VerbatimChar"/>
-        </w:rPr>
-        <w:t xml:space="preserve">  (apb_write &amp;&amp; apb_sel) |=&gt; $changed(reg_hclk_view) || $stable(apb_wdata));</w:t>
-      </w:r>
-      <w:r>
-        <w:br/>
-      </w:r>
-      <w:r>
-        <w:br/>
-      </w:r>
-      <w:r>
-        <w:rPr>
-          <w:rStyle w:val="VerbatimChar"/>
+          <w:rStyle w:val="NormalTok"/>
+        </w:rPr>
+        <w:t xml:space="preserve">a_no_cdc_latency: </w:t>
+      </w:r>
+      <w:r>
+        <w:rPr>
+          <w:rStyle w:val="KeywordTok"/>
+        </w:rPr>
+        <w:t xml:space="preserve">assert</w:t>
+      </w:r>
+      <w:r>
+        <w:rPr>
+          <w:rStyle w:val="NormalTok"/>
+        </w:rPr>
+        <w:t xml:space="preserve"> </w:t>
+      </w:r>
+      <w:r>
+        <w:rPr>
+          <w:rStyle w:val="KeywordTok"/>
+        </w:rPr>
+        <w:t xml:space="preserve">property</w:t>
+      </w:r>
+      <w:r>
+        <w:rPr>
+          <w:rStyle w:val="NormalTok"/>
+        </w:rPr>
+        <w:t xml:space="preserve"> (</w:t>
+      </w:r>
+      <w:r>
+        <w:br/>
+      </w:r>
+      <w:r>
+        <w:rPr>
+          <w:rStyle w:val="NormalTok"/>
+        </w:rPr>
+        <w:t xml:space="preserve">  @(</w:t>
+      </w:r>
+      <w:r>
+        <w:rPr>
+          <w:rStyle w:val="KeywordTok"/>
+        </w:rPr>
+        <w:t xml:space="preserve">posedge</w:t>
+      </w:r>
+      <w:r>
+        <w:rPr>
+          <w:rStyle w:val="NormalTok"/>
+        </w:rPr>
+        <w:t xml:space="preserve"> pclk_i) </w:t>
+      </w:r>
+      <w:r>
+        <w:rPr>
+          <w:rStyle w:val="KeywordTok"/>
+        </w:rPr>
+        <w:t xml:space="preserve">disable</w:t>
+      </w:r>
+      <w:r>
+        <w:rPr>
+          <w:rStyle w:val="NormalTok"/>
+        </w:rPr>
+        <w:t xml:space="preserve"> </w:t>
+      </w:r>
+      <w:r>
+        <w:rPr>
+          <w:rStyle w:val="KeywordTok"/>
+        </w:rPr>
+        <w:t xml:space="preserve">iff</w:t>
+      </w:r>
+      <w:r>
+        <w:rPr>
+          <w:rStyle w:val="NormalTok"/>
+        </w:rPr>
+        <w:t xml:space="preserve"> (!preset_n_i)</w:t>
+      </w:r>
+      <w:r>
+        <w:br/>
+      </w:r>
+      <w:r>
+        <w:rPr>
+          <w:rStyle w:val="NormalTok"/>
+        </w:rPr>
+        <w:t xml:space="preserve">  (apb_write &amp;&amp; apb_sel) |=&gt; </w:t>
+      </w:r>
+      <w:r>
+        <w:rPr>
+          <w:rStyle w:val="KeywordTok"/>
+        </w:rPr>
+        <w:t xml:space="preserve">$changed</w:t>
+      </w:r>
+      <w:r>
+        <w:rPr>
+          <w:rStyle w:val="NormalTok"/>
+        </w:rPr>
+        <w:t xml:space="preserve">(reg_hclk_view) || </w:t>
+      </w:r>
+      <w:r>
+        <w:rPr>
+          <w:rStyle w:val="KeywordTok"/>
+        </w:rPr>
+        <w:t xml:space="preserve">$stable</w:t>
+      </w:r>
+      <w:r>
+        <w:rPr>
+          <w:rStyle w:val="NormalTok"/>
+        </w:rPr>
+        <w:t xml:space="preserve">(apb_wdata));</w:t>
+      </w:r>
+      <w:r>
+        <w:br/>
+      </w:r>
+      <w:r>
+        <w:br/>
+      </w:r>
+      <w:r>
+        <w:rPr>
+          <w:rStyle w:val="CommentTok"/>
         </w:rPr>
         <w:t xml:space="preserve">// --- REMAINING and COMPLETE are always consistent (R-6, erratum D-1)</w:t>
       </w:r>
@@ -8663,64 +9679,208 @@
       </w:r>
       <w:r>
         <w:rPr>
-          <w:rStyle w:val="VerbatimChar"/>
-        </w:rPr>
-        <w:t xml:space="preserve">a_remaining_complete_consistent: assert property (</w:t>
-      </w:r>
-      <w:r>
-        <w:br/>
-      </w:r>
-      <w:r>
-        <w:rPr>
-          <w:rStyle w:val="VerbatimChar"/>
-        </w:rPr>
-        <w:t xml:space="preserve">  @(posedge hclk_i) disable iff (!hreset_n_i)</w:t>
-      </w:r>
-      <w:r>
-        <w:br/>
-      </w:r>
-      <w:r>
-        <w:rPr>
-          <w:rStyle w:val="VerbatimChar"/>
-        </w:rPr>
-        <w:t xml:space="preserve">  ch_complete[n] |-&gt; (ch_remaining[n] == 16'd0));</w:t>
-      </w:r>
-      <w:r>
-        <w:br/>
-      </w:r>
-      <w:r>
-        <w:rPr>
-          <w:rStyle w:val="VerbatimChar"/>
-        </w:rPr>
-        <w:t xml:space="preserve">a_active_implies_remaining: assert property (</w:t>
-      </w:r>
-      <w:r>
-        <w:br/>
-      </w:r>
-      <w:r>
-        <w:rPr>
-          <w:rStyle w:val="VerbatimChar"/>
-        </w:rPr>
-        <w:t xml:space="preserve">  @(posedge hclk_i) disable iff (!hreset_n_i)</w:t>
-      </w:r>
-      <w:r>
-        <w:br/>
-      </w:r>
-      <w:r>
-        <w:rPr>
-          <w:rStyle w:val="VerbatimChar"/>
-        </w:rPr>
-        <w:t xml:space="preserve">  ch_active[n] |-&gt; (ch_remaining[n] != 16'd0));</w:t>
-      </w:r>
-      <w:r>
-        <w:br/>
-      </w:r>
-      <w:r>
-        <w:br/>
-      </w:r>
-      <w:r>
-        <w:rPr>
-          <w:rStyle w:val="VerbatimChar"/>
+          <w:rStyle w:val="NormalTok"/>
+        </w:rPr>
+        <w:t xml:space="preserve">a_remaining_complete_consistent: </w:t>
+      </w:r>
+      <w:r>
+        <w:rPr>
+          <w:rStyle w:val="KeywordTok"/>
+        </w:rPr>
+        <w:t xml:space="preserve">assert</w:t>
+      </w:r>
+      <w:r>
+        <w:rPr>
+          <w:rStyle w:val="NormalTok"/>
+        </w:rPr>
+        <w:t xml:space="preserve"> </w:t>
+      </w:r>
+      <w:r>
+        <w:rPr>
+          <w:rStyle w:val="KeywordTok"/>
+        </w:rPr>
+        <w:t xml:space="preserve">property</w:t>
+      </w:r>
+      <w:r>
+        <w:rPr>
+          <w:rStyle w:val="NormalTok"/>
+        </w:rPr>
+        <w:t xml:space="preserve"> (</w:t>
+      </w:r>
+      <w:r>
+        <w:br/>
+      </w:r>
+      <w:r>
+        <w:rPr>
+          <w:rStyle w:val="NormalTok"/>
+        </w:rPr>
+        <w:t xml:space="preserve">  @(</w:t>
+      </w:r>
+      <w:r>
+        <w:rPr>
+          <w:rStyle w:val="KeywordTok"/>
+        </w:rPr>
+        <w:t xml:space="preserve">posedge</w:t>
+      </w:r>
+      <w:r>
+        <w:rPr>
+          <w:rStyle w:val="NormalTok"/>
+        </w:rPr>
+        <w:t xml:space="preserve"> hclk_i) </w:t>
+      </w:r>
+      <w:r>
+        <w:rPr>
+          <w:rStyle w:val="KeywordTok"/>
+        </w:rPr>
+        <w:t xml:space="preserve">disable</w:t>
+      </w:r>
+      <w:r>
+        <w:rPr>
+          <w:rStyle w:val="NormalTok"/>
+        </w:rPr>
+        <w:t xml:space="preserve"> </w:t>
+      </w:r>
+      <w:r>
+        <w:rPr>
+          <w:rStyle w:val="KeywordTok"/>
+        </w:rPr>
+        <w:t xml:space="preserve">iff</w:t>
+      </w:r>
+      <w:r>
+        <w:rPr>
+          <w:rStyle w:val="NormalTok"/>
+        </w:rPr>
+        <w:t xml:space="preserve"> (!hreset_n_i)</w:t>
+      </w:r>
+      <w:r>
+        <w:br/>
+      </w:r>
+      <w:r>
+        <w:rPr>
+          <w:rStyle w:val="NormalTok"/>
+        </w:rPr>
+        <w:t xml:space="preserve">  ch_complete[n] |-&gt; (ch_remaining[n] == </w:t>
+      </w:r>
+      <w:r>
+        <w:rPr>
+          <w:rStyle w:val="BaseNTok"/>
+        </w:rPr>
+        <w:t xml:space="preserve">16'd0</w:t>
+      </w:r>
+      <w:r>
+        <w:rPr>
+          <w:rStyle w:val="NormalTok"/>
+        </w:rPr>
+        <w:t xml:space="preserve">));</w:t>
+      </w:r>
+      <w:r>
+        <w:br/>
+      </w:r>
+      <w:r>
+        <w:rPr>
+          <w:rStyle w:val="NormalTok"/>
+        </w:rPr>
+        <w:t xml:space="preserve">a_active_implies_remaining: </w:t>
+      </w:r>
+      <w:r>
+        <w:rPr>
+          <w:rStyle w:val="KeywordTok"/>
+        </w:rPr>
+        <w:t xml:space="preserve">assert</w:t>
+      </w:r>
+      <w:r>
+        <w:rPr>
+          <w:rStyle w:val="NormalTok"/>
+        </w:rPr>
+        <w:t xml:space="preserve"> </w:t>
+      </w:r>
+      <w:r>
+        <w:rPr>
+          <w:rStyle w:val="KeywordTok"/>
+        </w:rPr>
+        <w:t xml:space="preserve">property</w:t>
+      </w:r>
+      <w:r>
+        <w:rPr>
+          <w:rStyle w:val="NormalTok"/>
+        </w:rPr>
+        <w:t xml:space="preserve"> (</w:t>
+      </w:r>
+      <w:r>
+        <w:br/>
+      </w:r>
+      <w:r>
+        <w:rPr>
+          <w:rStyle w:val="NormalTok"/>
+        </w:rPr>
+        <w:t xml:space="preserve">  @(</w:t>
+      </w:r>
+      <w:r>
+        <w:rPr>
+          <w:rStyle w:val="KeywordTok"/>
+        </w:rPr>
+        <w:t xml:space="preserve">posedge</w:t>
+      </w:r>
+      <w:r>
+        <w:rPr>
+          <w:rStyle w:val="NormalTok"/>
+        </w:rPr>
+        <w:t xml:space="preserve"> hclk_i) </w:t>
+      </w:r>
+      <w:r>
+        <w:rPr>
+          <w:rStyle w:val="KeywordTok"/>
+        </w:rPr>
+        <w:t xml:space="preserve">disable</w:t>
+      </w:r>
+      <w:r>
+        <w:rPr>
+          <w:rStyle w:val="NormalTok"/>
+        </w:rPr>
+        <w:t xml:space="preserve"> </w:t>
+      </w:r>
+      <w:r>
+        <w:rPr>
+          <w:rStyle w:val="KeywordTok"/>
+        </w:rPr>
+        <w:t xml:space="preserve">iff</w:t>
+      </w:r>
+      <w:r>
+        <w:rPr>
+          <w:rStyle w:val="NormalTok"/>
+        </w:rPr>
+        <w:t xml:space="preserve"> (!hreset_n_i)</w:t>
+      </w:r>
+      <w:r>
+        <w:br/>
+      </w:r>
+      <w:r>
+        <w:rPr>
+          <w:rStyle w:val="NormalTok"/>
+        </w:rPr>
+        <w:t xml:space="preserve">  ch_active[n] |-&gt; (ch_remaining[n] != </w:t>
+      </w:r>
+      <w:r>
+        <w:rPr>
+          <w:rStyle w:val="BaseNTok"/>
+        </w:rPr>
+        <w:t xml:space="preserve">16'd0</w:t>
+      </w:r>
+      <w:r>
+        <w:rPr>
+          <w:rStyle w:val="NormalTok"/>
+        </w:rPr>
+        <w:t xml:space="preserve">));</w:t>
+      </w:r>
+      <w:r>
+        <w:br/>
+      </w:r>
+      <w:r>
+        <w:br/>
+      </w:r>
+      <w:r>
+        <w:rPr>
+          <w:rStyle w:val="CommentTok"/>
         </w:rPr>
         <w:t xml:space="preserve">// --- hardware wins EN on a collision (R-7, erratum D-2)</w:t>
       </w:r>
@@ -8729,25 +9889,85 @@
       </w:r>
       <w:r>
         <w:rPr>
-          <w:rStyle w:val="VerbatimChar"/>
-        </w:rPr>
-        <w:t xml:space="preserve">a_hw_wins_en: assert property (</w:t>
-      </w:r>
-      <w:r>
-        <w:br/>
-      </w:r>
-      <w:r>
-        <w:rPr>
-          <w:rStyle w:val="VerbatimChar"/>
-        </w:rPr>
-        <w:t xml:space="preserve">  @(posedge hclk_i) disable iff (!hreset_n_i)</w:t>
-      </w:r>
-      <w:r>
-        <w:br/>
-      </w:r>
-      <w:r>
-        <w:rPr>
-          <w:rStyle w:val="VerbatimChar"/>
+          <w:rStyle w:val="NormalTok"/>
+        </w:rPr>
+        <w:t xml:space="preserve">a_hw_wins_en: </w:t>
+      </w:r>
+      <w:r>
+        <w:rPr>
+          <w:rStyle w:val="KeywordTok"/>
+        </w:rPr>
+        <w:t xml:space="preserve">assert</w:t>
+      </w:r>
+      <w:r>
+        <w:rPr>
+          <w:rStyle w:val="NormalTok"/>
+        </w:rPr>
+        <w:t xml:space="preserve"> </w:t>
+      </w:r>
+      <w:r>
+        <w:rPr>
+          <w:rStyle w:val="KeywordTok"/>
+        </w:rPr>
+        <w:t xml:space="preserve">property</w:t>
+      </w:r>
+      <w:r>
+        <w:rPr>
+          <w:rStyle w:val="NormalTok"/>
+        </w:rPr>
+        <w:t xml:space="preserve"> (</w:t>
+      </w:r>
+      <w:r>
+        <w:br/>
+      </w:r>
+      <w:r>
+        <w:rPr>
+          <w:rStyle w:val="NormalTok"/>
+        </w:rPr>
+        <w:t xml:space="preserve">  @(</w:t>
+      </w:r>
+      <w:r>
+        <w:rPr>
+          <w:rStyle w:val="KeywordTok"/>
+        </w:rPr>
+        <w:t xml:space="preserve">posedge</w:t>
+      </w:r>
+      <w:r>
+        <w:rPr>
+          <w:rStyle w:val="NormalTok"/>
+        </w:rPr>
+        <w:t xml:space="preserve"> hclk_i) </w:t>
+      </w:r>
+      <w:r>
+        <w:rPr>
+          <w:rStyle w:val="KeywordTok"/>
+        </w:rPr>
+        <w:t xml:space="preserve">disable</w:t>
+      </w:r>
+      <w:r>
+        <w:rPr>
+          <w:rStyle w:val="NormalTok"/>
+        </w:rPr>
+        <w:t xml:space="preserve"> </w:t>
+      </w:r>
+      <w:r>
+        <w:rPr>
+          <w:rStyle w:val="KeywordTok"/>
+        </w:rPr>
+        <w:t xml:space="preserve">iff</w:t>
+      </w:r>
+      <w:r>
+        <w:rPr>
+          <w:rStyle w:val="NormalTok"/>
+        </w:rPr>
+        <w:t xml:space="preserve"> (!hreset_n_i)</w:t>
+      </w:r>
+      <w:r>
+        <w:br/>
+      </w:r>
+      <w:r>
+        <w:rPr>
+          <w:rStyle w:val="NormalTok"/>
         </w:rPr>
         <w:t xml:space="preserve">  (hw_clear_en[n] &amp;&amp; sw_write_cr[n]) |=&gt; !ch_en[n]);</w:t>
       </w:r>
@@ -8759,7 +9979,7 @@
       </w:r>
       <w:r>
         <w:rPr>
-          <w:rStyle w:val="VerbatimChar"/>
+          <w:rStyle w:val="CommentTok"/>
         </w:rPr>
         <w:t xml:space="preserve">// --- but the rest of the software write still lands</w:t>
       </w:r>
@@ -8768,37 +9988,133 @@
       </w:r>
       <w:r>
         <w:rPr>
-          <w:rStyle w:val="VerbatimChar"/>
-        </w:rPr>
-        <w:t xml:space="preserve">a_sw_write_lands: assert property (</w:t>
-      </w:r>
-      <w:r>
-        <w:br/>
-      </w:r>
-      <w:r>
-        <w:rPr>
-          <w:rStyle w:val="VerbatimChar"/>
-        </w:rPr>
-        <w:t xml:space="preserve">  @(posedge hclk_i) disable iff (!hreset_n_i)</w:t>
-      </w:r>
-      <w:r>
-        <w:br/>
-      </w:r>
-      <w:r>
-        <w:rPr>
-          <w:rStyle w:val="VerbatimChar"/>
-        </w:rPr>
-        <w:t xml:space="preserve">  (hw_clear_en[n] &amp;&amp; sw_write_cr[n]) |=&gt; (ch_mode[n] == $past(sw_wdata[2:1])));</w:t>
-      </w:r>
-      <w:r>
-        <w:br/>
-      </w:r>
-      <w:r>
-        <w:br/>
-      </w:r>
-      <w:r>
-        <w:rPr>
-          <w:rStyle w:val="VerbatimChar"/>
+          <w:rStyle w:val="NormalTok"/>
+        </w:rPr>
+        <w:t xml:space="preserve">a_sw_write_lands: </w:t>
+      </w:r>
+      <w:r>
+        <w:rPr>
+          <w:rStyle w:val="KeywordTok"/>
+        </w:rPr>
+        <w:t xml:space="preserve">assert</w:t>
+      </w:r>
+      <w:r>
+        <w:rPr>
+          <w:rStyle w:val="NormalTok"/>
+        </w:rPr>
+        <w:t xml:space="preserve"> </w:t>
+      </w:r>
+      <w:r>
+        <w:rPr>
+          <w:rStyle w:val="KeywordTok"/>
+        </w:rPr>
+        <w:t xml:space="preserve">property</w:t>
+      </w:r>
+      <w:r>
+        <w:rPr>
+          <w:rStyle w:val="NormalTok"/>
+        </w:rPr>
+        <w:t xml:space="preserve"> (</w:t>
+      </w:r>
+      <w:r>
+        <w:br/>
+      </w:r>
+      <w:r>
+        <w:rPr>
+          <w:rStyle w:val="NormalTok"/>
+        </w:rPr>
+        <w:t xml:space="preserve">  @(</w:t>
+      </w:r>
+      <w:r>
+        <w:rPr>
+          <w:rStyle w:val="KeywordTok"/>
+        </w:rPr>
+        <w:t xml:space="preserve">posedge</w:t>
+      </w:r>
+      <w:r>
+        <w:rPr>
+          <w:rStyle w:val="NormalTok"/>
+        </w:rPr>
+        <w:t xml:space="preserve"> hclk_i) </w:t>
+      </w:r>
+      <w:r>
+        <w:rPr>
+          <w:rStyle w:val="KeywordTok"/>
+        </w:rPr>
+        <w:t xml:space="preserve">disable</w:t>
+      </w:r>
+      <w:r>
+        <w:rPr>
+          <w:rStyle w:val="NormalTok"/>
+        </w:rPr>
+        <w:t xml:space="preserve"> </w:t>
+      </w:r>
+      <w:r>
+        <w:rPr>
+          <w:rStyle w:val="KeywordTok"/>
+        </w:rPr>
+        <w:t xml:space="preserve">iff</w:t>
+      </w:r>
+      <w:r>
+        <w:rPr>
+          <w:rStyle w:val="NormalTok"/>
+        </w:rPr>
+        <w:t xml:space="preserve"> (!hreset_n_i)</w:t>
+      </w:r>
+      <w:r>
+        <w:br/>
+      </w:r>
+      <w:r>
+        <w:rPr>
+          <w:rStyle w:val="NormalTok"/>
+        </w:rPr>
+        <w:t xml:space="preserve">  (hw_clear_en[n] &amp;&amp; sw_write_cr[n]) |=&gt; (ch_mode[n] == </w:t>
+      </w:r>
+      <w:r>
+        <w:rPr>
+          <w:rStyle w:val="KeywordTok"/>
+        </w:rPr>
+        <w:t xml:space="preserve">$past</w:t>
+      </w:r>
+      <w:r>
+        <w:rPr>
+          <w:rStyle w:val="NormalTok"/>
+        </w:rPr>
+        <w:t xml:space="preserve">(sw_wdata[</w:t>
+      </w:r>
+      <w:r>
+        <w:rPr>
+          <w:rStyle w:val="DecValTok"/>
+        </w:rPr>
+        <w:t xml:space="preserve">2</w:t>
+      </w:r>
+      <w:r>
+        <w:rPr>
+          <w:rStyle w:val="NormalTok"/>
+        </w:rPr>
+        <w:t xml:space="preserve">:</w:t>
+      </w:r>
+      <w:r>
+        <w:rPr>
+          <w:rStyle w:val="DecValTok"/>
+        </w:rPr>
+        <w:t xml:space="preserve">1</w:t>
+      </w:r>
+      <w:r>
+        <w:rPr>
+          <w:rStyle w:val="NormalTok"/>
+        </w:rPr>
+        <w:t xml:space="preserve">])));</w:t>
+      </w:r>
+      <w:r>
+        <w:br/>
+      </w:r>
+      <w:r>
+        <w:br/>
+      </w:r>
+      <w:r>
+        <w:rPr>
+          <w:rStyle w:val="CommentTok"/>
         </w:rPr>
         <w:t xml:space="preserve">// --- a beat is never split between channels (N-7.11)</w:t>
       </w:r>
@@ -8807,37 +10123,121 @@
       </w:r>
       <w:r>
         <w:rPr>
-          <w:rStyle w:val="VerbatimChar"/>
-        </w:rPr>
-        <w:t xml:space="preserve">a_beat_atomic: assert property (</w:t>
-      </w:r>
-      <w:r>
-        <w:br/>
-      </w:r>
-      <w:r>
-        <w:rPr>
-          <w:rStyle w:val="VerbatimChar"/>
-        </w:rPr>
-        <w:t xml:space="preserve">  @(posedge hclk_i) disable iff (!hreset_n_i)</w:t>
-      </w:r>
-      <w:r>
-        <w:br/>
-      </w:r>
-      <w:r>
-        <w:rPr>
-          <w:rStyle w:val="VerbatimChar"/>
-        </w:rPr>
-        <w:t xml:space="preserve">  (xfer_state == READ) |-&gt; ##[1:$] (xfer_state == WRITE) &amp;&amp; $stable(cur_ch));</w:t>
-      </w:r>
-      <w:r>
-        <w:br/>
-      </w:r>
-      <w:r>
-        <w:br/>
-      </w:r>
-      <w:r>
-        <w:rPr>
-          <w:rStyle w:val="VerbatimChar"/>
+          <w:rStyle w:val="NormalTok"/>
+        </w:rPr>
+        <w:t xml:space="preserve">a_beat_atomic: </w:t>
+      </w:r>
+      <w:r>
+        <w:rPr>
+          <w:rStyle w:val="KeywordTok"/>
+        </w:rPr>
+        <w:t xml:space="preserve">assert</w:t>
+      </w:r>
+      <w:r>
+        <w:rPr>
+          <w:rStyle w:val="NormalTok"/>
+        </w:rPr>
+        <w:t xml:space="preserve"> </w:t>
+      </w:r>
+      <w:r>
+        <w:rPr>
+          <w:rStyle w:val="KeywordTok"/>
+        </w:rPr>
+        <w:t xml:space="preserve">property</w:t>
+      </w:r>
+      <w:r>
+        <w:rPr>
+          <w:rStyle w:val="NormalTok"/>
+        </w:rPr>
+        <w:t xml:space="preserve"> (</w:t>
+      </w:r>
+      <w:r>
+        <w:br/>
+      </w:r>
+      <w:r>
+        <w:rPr>
+          <w:rStyle w:val="NormalTok"/>
+        </w:rPr>
+        <w:t xml:space="preserve">  @(</w:t>
+      </w:r>
+      <w:r>
+        <w:rPr>
+          <w:rStyle w:val="KeywordTok"/>
+        </w:rPr>
+        <w:t xml:space="preserve">posedge</w:t>
+      </w:r>
+      <w:r>
+        <w:rPr>
+          <w:rStyle w:val="NormalTok"/>
+        </w:rPr>
+        <w:t xml:space="preserve"> hclk_i) </w:t>
+      </w:r>
+      <w:r>
+        <w:rPr>
+          <w:rStyle w:val="KeywordTok"/>
+        </w:rPr>
+        <w:t xml:space="preserve">disable</w:t>
+      </w:r>
+      <w:r>
+        <w:rPr>
+          <w:rStyle w:val="NormalTok"/>
+        </w:rPr>
+        <w:t xml:space="preserve"> </w:t>
+      </w:r>
+      <w:r>
+        <w:rPr>
+          <w:rStyle w:val="KeywordTok"/>
+        </w:rPr>
+        <w:t xml:space="preserve">iff</w:t>
+      </w:r>
+      <w:r>
+        <w:rPr>
+          <w:rStyle w:val="NormalTok"/>
+        </w:rPr>
+        <w:t xml:space="preserve"> (!hreset_n_i)</w:t>
+      </w:r>
+      <w:r>
+        <w:br/>
+      </w:r>
+      <w:r>
+        <w:rPr>
+          <w:rStyle w:val="NormalTok"/>
+        </w:rPr>
+        <w:t xml:space="preserve">  (xfer_state == READ) |-&gt; ##[</w:t>
+      </w:r>
+      <w:r>
+        <w:rPr>
+          <w:rStyle w:val="DecValTok"/>
+        </w:rPr>
+        <w:t xml:space="preserve">1</w:t>
+      </w:r>
+      <w:r>
+        <w:rPr>
+          <w:rStyle w:val="NormalTok"/>
+        </w:rPr>
+        <w:t xml:space="preserve">:$] (xfer_state == WRITE) &amp;&amp; </w:t>
+      </w:r>
+      <w:r>
+        <w:rPr>
+          <w:rStyle w:val="KeywordTok"/>
+        </w:rPr>
+        <w:t xml:space="preserve">$stable</w:t>
+      </w:r>
+      <w:r>
+        <w:rPr>
+          <w:rStyle w:val="NormalTok"/>
+        </w:rPr>
+        <w:t xml:space="preserve">(cur_ch));</w:t>
+      </w:r>
+      <w:r>
+        <w:br/>
+      </w:r>
+      <w:r>
+        <w:br/>
+      </w:r>
+      <w:r>
+        <w:rPr>
+          <w:rStyle w:val="CommentTok"/>
         </w:rPr>
         <w:t xml:space="preserve">// --- exactly one channel active in the engine at a time</w:t>
       </w:r>
@@ -8846,76 +10246,244 @@
       </w:r>
       <w:r>
         <w:rPr>
-          <w:rStyle w:val="VerbatimChar"/>
-        </w:rPr>
-        <w:t xml:space="preserve">a_one_channel: assert property (</w:t>
-      </w:r>
-      <w:r>
-        <w:br/>
-      </w:r>
-      <w:r>
-        <w:rPr>
-          <w:rStyle w:val="VerbatimChar"/>
-        </w:rPr>
-        <w:t xml:space="preserve">  @(posedge hclk_i) disable iff (!hreset_n_i)</w:t>
-      </w:r>
-      <w:r>
-        <w:br/>
-      </w:r>
-      <w:r>
-        <w:rPr>
-          <w:rStyle w:val="VerbatimChar"/>
-        </w:rPr>
-        <w:t xml:space="preserve">  (xfer_state != IDLE) |-&gt; $onehot(ch_granted));</w:t>
-      </w:r>
-      <w:r>
-        <w:br/>
-      </w:r>
-      <w:r>
-        <w:br/>
-      </w:r>
-      <w:r>
-        <w:rPr>
-          <w:rStyle w:val="VerbatimChar"/>
-        </w:rPr>
-        <w:t xml:space="preserve">// --- one beat per request assertion (N-7.10)</w:t>
-      </w:r>
-      <w:r>
-        <w:br/>
-      </w:r>
-      <w:r>
-        <w:rPr>
-          <w:rStyle w:val="VerbatimChar"/>
-        </w:rPr>
-        <w:t xml:space="preserve">a_one_beat_per_req: assert property (</w:t>
-      </w:r>
-      <w:r>
-        <w:br/>
-      </w:r>
-      <w:r>
-        <w:rPr>
-          <w:rStyle w:val="VerbatimChar"/>
-        </w:rPr>
-        <w:t xml:space="preserve">  @(posedge hclk_i) disable iff (!hreset_n_i)</w:t>
-      </w:r>
-      <w:r>
-        <w:br/>
-      </w:r>
-      <w:r>
-        <w:rPr>
-          <w:rStyle w:val="VerbatimChar"/>
-        </w:rPr>
-        <w:t xml:space="preserve">  $rose(dma_ack_o[n]) |-&gt; !dma_ack_o[n] throughout (dma_req_i[n])[*1:$]);</w:t>
-      </w:r>
-      <w:r>
-        <w:br/>
-      </w:r>
-      <w:r>
-        <w:br/>
-      </w:r>
-      <w:r>
-        <w:rPr>
-          <w:rStyle w:val="VerbatimChar"/>
+          <w:rStyle w:val="NormalTok"/>
+        </w:rPr>
+        <w:t xml:space="preserve">a_one_channel: </w:t>
+      </w:r>
+      <w:r>
+        <w:rPr>
+          <w:rStyle w:val="KeywordTok"/>
+        </w:rPr>
+        <w:t xml:space="preserve">assert</w:t>
+      </w:r>
+      <w:r>
+        <w:rPr>
+          <w:rStyle w:val="NormalTok"/>
+        </w:rPr>
+        <w:t xml:space="preserve"> </w:t>
+      </w:r>
+      <w:r>
+        <w:rPr>
+          <w:rStyle w:val="KeywordTok"/>
+        </w:rPr>
+        <w:t xml:space="preserve">property</w:t>
+      </w:r>
+      <w:r>
+        <w:rPr>
+          <w:rStyle w:val="NormalTok"/>
+        </w:rPr>
+        <w:t xml:space="preserve"> (</w:t>
+      </w:r>
+      <w:r>
+        <w:br/>
+      </w:r>
+      <w:r>
+        <w:rPr>
+          <w:rStyle w:val="NormalTok"/>
+        </w:rPr>
+        <w:t xml:space="preserve">  @(</w:t>
+      </w:r>
+      <w:r>
+        <w:rPr>
+          <w:rStyle w:val="KeywordTok"/>
+        </w:rPr>
+        <w:t xml:space="preserve">posedge</w:t>
+      </w:r>
+      <w:r>
+        <w:rPr>
+          <w:rStyle w:val="NormalTok"/>
+        </w:rPr>
+        <w:t xml:space="preserve"> hclk_i) </w:t>
+      </w:r>
+      <w:r>
+        <w:rPr>
+          <w:rStyle w:val="KeywordTok"/>
+        </w:rPr>
+        <w:t xml:space="preserve">disable</w:t>
+      </w:r>
+      <w:r>
+        <w:rPr>
+          <w:rStyle w:val="NormalTok"/>
+        </w:rPr>
+        <w:t xml:space="preserve"> </w:t>
+      </w:r>
+      <w:r>
+        <w:rPr>
+          <w:rStyle w:val="KeywordTok"/>
+        </w:rPr>
+        <w:t xml:space="preserve">iff</w:t>
+      </w:r>
+      <w:r>
+        <w:rPr>
+          <w:rStyle w:val="NormalTok"/>
+        </w:rPr>
+        <w:t xml:space="preserve"> (!hreset_n_i)</w:t>
+      </w:r>
+      <w:r>
+        <w:br/>
+      </w:r>
+      <w:r>
+        <w:rPr>
+          <w:rStyle w:val="NormalTok"/>
+        </w:rPr>
+        <w:t xml:space="preserve">  (xfer_state != IDLE) |-&gt; </w:t>
+      </w:r>
+      <w:r>
+        <w:rPr>
+          <w:rStyle w:val="KeywordTok"/>
+        </w:rPr>
+        <w:t xml:space="preserve">$onehot</w:t>
+      </w:r>
+      <w:r>
+        <w:rPr>
+          <w:rStyle w:val="NormalTok"/>
+        </w:rPr>
+        <w:t xml:space="preserve">(ch_granted));</w:t>
+      </w:r>
+      <w:r>
+        <w:br/>
+      </w:r>
+      <w:r>
+        <w:br/>
+      </w:r>
+      <w:r>
+        <w:rPr>
+          <w:rStyle w:val="CommentTok"/>
+        </w:rPr>
+        <w:t xml:space="preserve">// --- one beat per request assertion (N-7.10). need_low[n] is a checker flop:</w:t>
+      </w:r>
+      <w:r>
+        <w:br/>
+      </w:r>
+      <w:r>
+        <w:rPr>
+          <w:rStyle w:val="CommentTok"/>
+        </w:rPr>
+        <w:t xml:space="preserve">// --- set by a successful beat on n while dma_req_i[n] is high, cleared while</w:t>
+      </w:r>
+      <w:r>
+        <w:br/>
+      </w:r>
+      <w:r>
+        <w:rPr>
+          <w:rStyle w:val="CommentTok"/>
+        </w:rPr>
+        <w:t xml:space="preserve">// --- dma_req_i[n] is low. (Rev 3.0 wrote "$rose(ack) |-&gt; !ack throughout</w:t>
+      </w:r>
+      <w:r>
+        <w:br/>
+      </w:r>
+      <w:r>
+        <w:rPr>
+          <w:rStyle w:val="CommentTok"/>
+        </w:rPr>
+        <w:t xml:space="preserve">// --- req[*1:$]", which is false in its own first cycle because ack has just</w:t>
+      </w:r>
+      <w:r>
+        <w:br/>
+      </w:r>
+      <w:r>
+        <w:rPr>
+          <w:rStyle w:val="CommentTok"/>
+        </w:rPr>
+        <w:t xml:space="preserve">// --- risen; corrected 2026-10-12.)</w:t>
+      </w:r>
+      <w:r>
+        <w:br/>
+      </w:r>
+      <w:r>
+        <w:rPr>
+          <w:rStyle w:val="NormalTok"/>
+        </w:rPr>
+        <w:t xml:space="preserve">a_one_beat_per_req: </w:t>
+      </w:r>
+      <w:r>
+        <w:rPr>
+          <w:rStyle w:val="KeywordTok"/>
+        </w:rPr>
+        <w:t xml:space="preserve">assert</w:t>
+      </w:r>
+      <w:r>
+        <w:rPr>
+          <w:rStyle w:val="NormalTok"/>
+        </w:rPr>
+        <w:t xml:space="preserve"> </w:t>
+      </w:r>
+      <w:r>
+        <w:rPr>
+          <w:rStyle w:val="KeywordTok"/>
+        </w:rPr>
+        <w:t xml:space="preserve">property</w:t>
+      </w:r>
+      <w:r>
+        <w:rPr>
+          <w:rStyle w:val="NormalTok"/>
+        </w:rPr>
+        <w:t xml:space="preserve"> (</w:t>
+      </w:r>
+      <w:r>
+        <w:br/>
+      </w:r>
+      <w:r>
+        <w:rPr>
+          <w:rStyle w:val="NormalTok"/>
+        </w:rPr>
+        <w:t xml:space="preserve">  @(</w:t>
+      </w:r>
+      <w:r>
+        <w:rPr>
+          <w:rStyle w:val="KeywordTok"/>
+        </w:rPr>
+        <w:t xml:space="preserve">posedge</w:t>
+      </w:r>
+      <w:r>
+        <w:rPr>
+          <w:rStyle w:val="NormalTok"/>
+        </w:rPr>
+        <w:t xml:space="preserve"> hclk_i) </w:t>
+      </w:r>
+      <w:r>
+        <w:rPr>
+          <w:rStyle w:val="KeywordTok"/>
+        </w:rPr>
+        <w:t xml:space="preserve">disable</w:t>
+      </w:r>
+      <w:r>
+        <w:rPr>
+          <w:rStyle w:val="NormalTok"/>
+        </w:rPr>
+        <w:t xml:space="preserve"> </w:t>
+      </w:r>
+      <w:r>
+        <w:rPr>
+          <w:rStyle w:val="KeywordTok"/>
+        </w:rPr>
+        <w:t xml:space="preserve">iff</w:t>
+      </w:r>
+      <w:r>
+        <w:rPr>
+          <w:rStyle w:val="NormalTok"/>
+        </w:rPr>
+        <w:t xml:space="preserve"> (!hreset_n_i)</w:t>
+      </w:r>
+      <w:r>
+        <w:br/>
+      </w:r>
+      <w:r>
+        <w:rPr>
+          <w:rStyle w:val="NormalTok"/>
+        </w:rPr>
+        <w:t xml:space="preserve">  (need_low[n] &amp;&amp; ch_mode[n] != M2M) |-&gt; !ch_eligible[n]);</w:t>
+      </w:r>
+      <w:r>
+        <w:br/>
+      </w:r>
+      <w:r>
+        <w:br/>
+      </w:r>
+      <w:r>
+        <w:rPr>
+          <w:rStyle w:val="CommentTok"/>
         </w:rPr>
         <w:t xml:space="preserve">// --- error aborts only the affected channel (R-8)</w:t>
       </w:r>
@@ -8924,37 +10492,121 @@
       </w:r>
       <w:r>
         <w:rPr>
-          <w:rStyle w:val="VerbatimChar"/>
-        </w:rPr>
-        <w:t xml:space="preserve">a_error_isolated: assert property (</w:t>
-      </w:r>
-      <w:r>
-        <w:br/>
-      </w:r>
-      <w:r>
-        <w:rPr>
-          <w:rStyle w:val="VerbatimChar"/>
-        </w:rPr>
-        <w:t xml:space="preserve">  @(posedge hclk_i) disable iff (!hreset_n_i)</w:t>
-      </w:r>
-      <w:r>
-        <w:br/>
-      </w:r>
-      <w:r>
-        <w:rPr>
-          <w:rStyle w:val="VerbatimChar"/>
-        </w:rPr>
-        <w:t xml:space="preserve">  $rose(ch_error[n]) |=&gt; !ch_en[n] &amp;&amp; $stable(ch_en_others));</w:t>
-      </w:r>
-      <w:r>
-        <w:br/>
-      </w:r>
-      <w:r>
-        <w:br/>
-      </w:r>
-      <w:r>
-        <w:rPr>
-          <w:rStyle w:val="VerbatimChar"/>
+          <w:rStyle w:val="NormalTok"/>
+        </w:rPr>
+        <w:t xml:space="preserve">a_error_isolated: </w:t>
+      </w:r>
+      <w:r>
+        <w:rPr>
+          <w:rStyle w:val="KeywordTok"/>
+        </w:rPr>
+        <w:t xml:space="preserve">assert</w:t>
+      </w:r>
+      <w:r>
+        <w:rPr>
+          <w:rStyle w:val="NormalTok"/>
+        </w:rPr>
+        <w:t xml:space="preserve"> </w:t>
+      </w:r>
+      <w:r>
+        <w:rPr>
+          <w:rStyle w:val="KeywordTok"/>
+        </w:rPr>
+        <w:t xml:space="preserve">property</w:t>
+      </w:r>
+      <w:r>
+        <w:rPr>
+          <w:rStyle w:val="NormalTok"/>
+        </w:rPr>
+        <w:t xml:space="preserve"> (</w:t>
+      </w:r>
+      <w:r>
+        <w:br/>
+      </w:r>
+      <w:r>
+        <w:rPr>
+          <w:rStyle w:val="NormalTok"/>
+        </w:rPr>
+        <w:t xml:space="preserve">  @(</w:t>
+      </w:r>
+      <w:r>
+        <w:rPr>
+          <w:rStyle w:val="KeywordTok"/>
+        </w:rPr>
+        <w:t xml:space="preserve">posedge</w:t>
+      </w:r>
+      <w:r>
+        <w:rPr>
+          <w:rStyle w:val="NormalTok"/>
+        </w:rPr>
+        <w:t xml:space="preserve"> hclk_i) </w:t>
+      </w:r>
+      <w:r>
+        <w:rPr>
+          <w:rStyle w:val="KeywordTok"/>
+        </w:rPr>
+        <w:t xml:space="preserve">disable</w:t>
+      </w:r>
+      <w:r>
+        <w:rPr>
+          <w:rStyle w:val="NormalTok"/>
+        </w:rPr>
+        <w:t xml:space="preserve"> </w:t>
+      </w:r>
+      <w:r>
+        <w:rPr>
+          <w:rStyle w:val="KeywordTok"/>
+        </w:rPr>
+        <w:t xml:space="preserve">iff</w:t>
+      </w:r>
+      <w:r>
+        <w:rPr>
+          <w:rStyle w:val="NormalTok"/>
+        </w:rPr>
+        <w:t xml:space="preserve"> (!hreset_n_i)</w:t>
+      </w:r>
+      <w:r>
+        <w:br/>
+      </w:r>
+      <w:r>
+        <w:rPr>
+          <w:rStyle w:val="NormalTok"/>
+        </w:rPr>
+        <w:t xml:space="preserve">  </w:t>
+      </w:r>
+      <w:r>
+        <w:rPr>
+          <w:rStyle w:val="KeywordTok"/>
+        </w:rPr>
+        <w:t xml:space="preserve">$rose</w:t>
+      </w:r>
+      <w:r>
+        <w:rPr>
+          <w:rStyle w:val="NormalTok"/>
+        </w:rPr>
+        <w:t xml:space="preserve">(ch_error[n]) |=&gt; !ch_en[n] &amp;&amp; </w:t>
+      </w:r>
+      <w:r>
+        <w:rPr>
+          <w:rStyle w:val="KeywordTok"/>
+        </w:rPr>
+        <w:t xml:space="preserve">$stable</w:t>
+      </w:r>
+      <w:r>
+        <w:rPr>
+          <w:rStyle w:val="NormalTok"/>
+        </w:rPr>
+        <w:t xml:space="preserve">(ch_en_others));</w:t>
+      </w:r>
+      <w:r>
+        <w:br/>
+      </w:r>
+      <w:r>
+        <w:br/>
+      </w:r>
+      <w:r>
+        <w:rPr>
+          <w:rStyle w:val="CommentTok"/>
         </w:rPr>
         <w:t xml:space="preserve">// --- ERRPHASE is set correctly</w:t>
       </w:r>
@@ -8963,37 +10615,109 @@
       </w:r>
       <w:r>
         <w:rPr>
-          <w:rStyle w:val="VerbatimChar"/>
-        </w:rPr>
-        <w:t xml:space="preserve">a_errphase: assert property (</w:t>
-      </w:r>
-      <w:r>
-        <w:br/>
-      </w:r>
-      <w:r>
-        <w:rPr>
-          <w:rStyle w:val="VerbatimChar"/>
-        </w:rPr>
-        <w:t xml:space="preserve">  @(posedge hclk_i) disable iff (!hreset_n_i)</w:t>
-      </w:r>
-      <w:r>
-        <w:br/>
-      </w:r>
-      <w:r>
-        <w:rPr>
-          <w:rStyle w:val="VerbatimChar"/>
-        </w:rPr>
-        <w:t xml:space="preserve">  (hresp &amp;&amp; xfer_state == READ) |=&gt; (ch_errphase[cur_ch] == 3'd1));</w:t>
-      </w:r>
-      <w:r>
-        <w:br/>
-      </w:r>
-      <w:r>
-        <w:br/>
-      </w:r>
-      <w:r>
-        <w:rPr>
-          <w:rStyle w:val="VerbatimChar"/>
+          <w:rStyle w:val="NormalTok"/>
+        </w:rPr>
+        <w:t xml:space="preserve">a_errphase: </w:t>
+      </w:r>
+      <w:r>
+        <w:rPr>
+          <w:rStyle w:val="KeywordTok"/>
+        </w:rPr>
+        <w:t xml:space="preserve">assert</w:t>
+      </w:r>
+      <w:r>
+        <w:rPr>
+          <w:rStyle w:val="NormalTok"/>
+        </w:rPr>
+        <w:t xml:space="preserve"> </w:t>
+      </w:r>
+      <w:r>
+        <w:rPr>
+          <w:rStyle w:val="KeywordTok"/>
+        </w:rPr>
+        <w:t xml:space="preserve">property</w:t>
+      </w:r>
+      <w:r>
+        <w:rPr>
+          <w:rStyle w:val="NormalTok"/>
+        </w:rPr>
+        <w:t xml:space="preserve"> (</w:t>
+      </w:r>
+      <w:r>
+        <w:br/>
+      </w:r>
+      <w:r>
+        <w:rPr>
+          <w:rStyle w:val="NormalTok"/>
+        </w:rPr>
+        <w:t xml:space="preserve">  @(</w:t>
+      </w:r>
+      <w:r>
+        <w:rPr>
+          <w:rStyle w:val="KeywordTok"/>
+        </w:rPr>
+        <w:t xml:space="preserve">posedge</w:t>
+      </w:r>
+      <w:r>
+        <w:rPr>
+          <w:rStyle w:val="NormalTok"/>
+        </w:rPr>
+        <w:t xml:space="preserve"> hclk_i) </w:t>
+      </w:r>
+      <w:r>
+        <w:rPr>
+          <w:rStyle w:val="KeywordTok"/>
+        </w:rPr>
+        <w:t xml:space="preserve">disable</w:t>
+      </w:r>
+      <w:r>
+        <w:rPr>
+          <w:rStyle w:val="NormalTok"/>
+        </w:rPr>
+        <w:t xml:space="preserve"> </w:t>
+      </w:r>
+      <w:r>
+        <w:rPr>
+          <w:rStyle w:val="KeywordTok"/>
+        </w:rPr>
+        <w:t xml:space="preserve">iff</w:t>
+      </w:r>
+      <w:r>
+        <w:rPr>
+          <w:rStyle w:val="NormalTok"/>
+        </w:rPr>
+        <w:t xml:space="preserve"> (!hreset_n_i)</w:t>
+      </w:r>
+      <w:r>
+        <w:br/>
+      </w:r>
+      <w:r>
+        <w:rPr>
+          <w:rStyle w:val="NormalTok"/>
+        </w:rPr>
+        <w:t xml:space="preserve">  (hresp &amp;&amp; xfer_state == READ) |=&gt; (ch_errphase[cur_ch] == </w:t>
+      </w:r>
+      <w:r>
+        <w:rPr>
+          <w:rStyle w:val="BaseNTok"/>
+        </w:rPr>
+        <w:t xml:space="preserve">3'd1</w:t>
+      </w:r>
+      <w:r>
+        <w:rPr>
+          <w:rStyle w:val="NormalTok"/>
+        </w:rPr>
+        <w:t xml:space="preserve">));</w:t>
+      </w:r>
+      <w:r>
+        <w:br/>
+      </w:r>
+      <w:r>
+        <w:br/>
+      </w:r>
+      <w:r>
+        <w:rPr>
+          <w:rStyle w:val="CommentTok"/>
         </w:rPr>
         <w:t xml:space="preserve">// --- SAR/DAR/REMAINING freeze at the failure point (N-7.15)</w:t>
       </w:r>
@@ -9002,37 +10726,133 @@
       </w:r>
       <w:r>
         <w:rPr>
-          <w:rStyle w:val="VerbatimChar"/>
-        </w:rPr>
-        <w:t xml:space="preserve">a_freeze_on_error: assert property (</w:t>
-      </w:r>
-      <w:r>
-        <w:br/>
-      </w:r>
-      <w:r>
-        <w:rPr>
-          <w:rStyle w:val="VerbatimChar"/>
-        </w:rPr>
-        <w:t xml:space="preserve">  @(posedge hclk_i) disable iff (!hreset_n_i)</w:t>
-      </w:r>
-      <w:r>
-        <w:br/>
-      </w:r>
-      <w:r>
-        <w:rPr>
-          <w:rStyle w:val="VerbatimChar"/>
-        </w:rPr>
-        <w:t xml:space="preserve">  ch_error[n] |=&gt; $stable(ch_sar[n]) &amp;&amp; $stable(ch_dar[n]) &amp;&amp; $stable(ch_remaining[n]));</w:t>
-      </w:r>
-      <w:r>
-        <w:br/>
-      </w:r>
-      <w:r>
-        <w:br/>
-      </w:r>
-      <w:r>
-        <w:rPr>
-          <w:rStyle w:val="VerbatimChar"/>
+          <w:rStyle w:val="NormalTok"/>
+        </w:rPr>
+        <w:t xml:space="preserve">a_freeze_on_error: </w:t>
+      </w:r>
+      <w:r>
+        <w:rPr>
+          <w:rStyle w:val="KeywordTok"/>
+        </w:rPr>
+        <w:t xml:space="preserve">assert</w:t>
+      </w:r>
+      <w:r>
+        <w:rPr>
+          <w:rStyle w:val="NormalTok"/>
+        </w:rPr>
+        <w:t xml:space="preserve"> </w:t>
+      </w:r>
+      <w:r>
+        <w:rPr>
+          <w:rStyle w:val="KeywordTok"/>
+        </w:rPr>
+        <w:t xml:space="preserve">property</w:t>
+      </w:r>
+      <w:r>
+        <w:rPr>
+          <w:rStyle w:val="NormalTok"/>
+        </w:rPr>
+        <w:t xml:space="preserve"> (</w:t>
+      </w:r>
+      <w:r>
+        <w:br/>
+      </w:r>
+      <w:r>
+        <w:rPr>
+          <w:rStyle w:val="NormalTok"/>
+        </w:rPr>
+        <w:t xml:space="preserve">  @(</w:t>
+      </w:r>
+      <w:r>
+        <w:rPr>
+          <w:rStyle w:val="KeywordTok"/>
+        </w:rPr>
+        <w:t xml:space="preserve">posedge</w:t>
+      </w:r>
+      <w:r>
+        <w:rPr>
+          <w:rStyle w:val="NormalTok"/>
+        </w:rPr>
+        <w:t xml:space="preserve"> hclk_i) </w:t>
+      </w:r>
+      <w:r>
+        <w:rPr>
+          <w:rStyle w:val="KeywordTok"/>
+        </w:rPr>
+        <w:t xml:space="preserve">disable</w:t>
+      </w:r>
+      <w:r>
+        <w:rPr>
+          <w:rStyle w:val="NormalTok"/>
+        </w:rPr>
+        <w:t xml:space="preserve"> </w:t>
+      </w:r>
+      <w:r>
+        <w:rPr>
+          <w:rStyle w:val="KeywordTok"/>
+        </w:rPr>
+        <w:t xml:space="preserve">iff</w:t>
+      </w:r>
+      <w:r>
+        <w:rPr>
+          <w:rStyle w:val="NormalTok"/>
+        </w:rPr>
+        <w:t xml:space="preserve"> (!hreset_n_i)</w:t>
+      </w:r>
+      <w:r>
+        <w:br/>
+      </w:r>
+      <w:r>
+        <w:rPr>
+          <w:rStyle w:val="NormalTok"/>
+        </w:rPr>
+        <w:t xml:space="preserve">  ch_error[n] |=&gt; </w:t>
+      </w:r>
+      <w:r>
+        <w:rPr>
+          <w:rStyle w:val="KeywordTok"/>
+        </w:rPr>
+        <w:t xml:space="preserve">$stable</w:t>
+      </w:r>
+      <w:r>
+        <w:rPr>
+          <w:rStyle w:val="NormalTok"/>
+        </w:rPr>
+        <w:t xml:space="preserve">(ch_sar[n]) &amp;&amp; </w:t>
+      </w:r>
+      <w:r>
+        <w:rPr>
+          <w:rStyle w:val="KeywordTok"/>
+        </w:rPr>
+        <w:t xml:space="preserve">$stable</w:t>
+      </w:r>
+      <w:r>
+        <w:rPr>
+          <w:rStyle w:val="NormalTok"/>
+        </w:rPr>
+        <w:t xml:space="preserve">(ch_dar[n]) &amp;&amp; </w:t>
+      </w:r>
+      <w:r>
+        <w:rPr>
+          <w:rStyle w:val="KeywordTok"/>
+        </w:rPr>
+        <w:t xml:space="preserve">$stable</w:t>
+      </w:r>
+      <w:r>
+        <w:rPr>
+          <w:rStyle w:val="NormalTok"/>
+        </w:rPr>
+        <w:t xml:space="preserve">(ch_remaining[n]));</w:t>
+      </w:r>
+      <w:r>
+        <w:br/>
+      </w:r>
+      <w:r>
+        <w:br/>
+      </w:r>
+      <w:r>
+        <w:rPr>
+          <w:rStyle w:val="CommentTok"/>
         </w:rPr>
         <w:t xml:space="preserve">// --- no ISRAM or Boot ROM access ever (R-9)</w:t>
       </w:r>
@@ -9041,37 +10861,169 @@
       </w:r>
       <w:r>
         <w:rPr>
-          <w:rStyle w:val="VerbatimChar"/>
-        </w:rPr>
-        <w:t xml:space="preserve">a_no_isram: assert property (</w:t>
-      </w:r>
-      <w:r>
-        <w:br/>
-      </w:r>
-      <w:r>
-        <w:rPr>
-          <w:rStyle w:val="VerbatimChar"/>
-        </w:rPr>
-        <w:t xml:space="preserve">  @(posedge hclk_i) disable iff (!hreset_n_i)</w:t>
-      </w:r>
-      <w:r>
-        <w:br/>
-      </w:r>
-      <w:r>
-        <w:rPr>
-          <w:rStyle w:val="VerbatimChar"/>
-        </w:rPr>
-        <w:t xml:space="preserve">  (dma_htrans != IDLE) |-&gt; (dma_haddr[31:28] != 4'h0 &amp;&amp; dma_haddr[31:28] != 4'h1));</w:t>
-      </w:r>
-      <w:r>
-        <w:br/>
-      </w:r>
-      <w:r>
-        <w:br/>
-      </w:r>
-      <w:r>
-        <w:rPr>
-          <w:rStyle w:val="VerbatimChar"/>
+          <w:rStyle w:val="NormalTok"/>
+        </w:rPr>
+        <w:t xml:space="preserve">a_no_isram: </w:t>
+      </w:r>
+      <w:r>
+        <w:rPr>
+          <w:rStyle w:val="KeywordTok"/>
+        </w:rPr>
+        <w:t xml:space="preserve">assert</w:t>
+      </w:r>
+      <w:r>
+        <w:rPr>
+          <w:rStyle w:val="NormalTok"/>
+        </w:rPr>
+        <w:t xml:space="preserve"> </w:t>
+      </w:r>
+      <w:r>
+        <w:rPr>
+          <w:rStyle w:val="KeywordTok"/>
+        </w:rPr>
+        <w:t xml:space="preserve">property</w:t>
+      </w:r>
+      <w:r>
+        <w:rPr>
+          <w:rStyle w:val="NormalTok"/>
+        </w:rPr>
+        <w:t xml:space="preserve"> (</w:t>
+      </w:r>
+      <w:r>
+        <w:br/>
+      </w:r>
+      <w:r>
+        <w:rPr>
+          <w:rStyle w:val="NormalTok"/>
+        </w:rPr>
+        <w:t xml:space="preserve">  @(</w:t>
+      </w:r>
+      <w:r>
+        <w:rPr>
+          <w:rStyle w:val="KeywordTok"/>
+        </w:rPr>
+        <w:t xml:space="preserve">posedge</w:t>
+      </w:r>
+      <w:r>
+        <w:rPr>
+          <w:rStyle w:val="NormalTok"/>
+        </w:rPr>
+        <w:t xml:space="preserve"> hclk_i) </w:t>
+      </w:r>
+      <w:r>
+        <w:rPr>
+          <w:rStyle w:val="KeywordTok"/>
+        </w:rPr>
+        <w:t xml:space="preserve">disable</w:t>
+      </w:r>
+      <w:r>
+        <w:rPr>
+          <w:rStyle w:val="NormalTok"/>
+        </w:rPr>
+        <w:t xml:space="preserve"> </w:t>
+      </w:r>
+      <w:r>
+        <w:rPr>
+          <w:rStyle w:val="KeywordTok"/>
+        </w:rPr>
+        <w:t xml:space="preserve">iff</w:t>
+      </w:r>
+      <w:r>
+        <w:rPr>
+          <w:rStyle w:val="NormalTok"/>
+        </w:rPr>
+        <w:t xml:space="preserve"> (!hreset_n_i)</w:t>
+      </w:r>
+      <w:r>
+        <w:br/>
+      </w:r>
+      <w:r>
+        <w:rPr>
+          <w:rStyle w:val="NormalTok"/>
+        </w:rPr>
+        <w:t xml:space="preserve">  (dma_htrans != IDLE) |-&gt; (dma_haddr[</w:t>
+      </w:r>
+      <w:r>
+        <w:rPr>
+          <w:rStyle w:val="DecValTok"/>
+        </w:rPr>
+        <w:t xml:space="preserve">31</w:t>
+      </w:r>
+      <w:r>
+        <w:rPr>
+          <w:rStyle w:val="NormalTok"/>
+        </w:rPr>
+        <w:t xml:space="preserve">:</w:t>
+      </w:r>
+      <w:r>
+        <w:rPr>
+          <w:rStyle w:val="DecValTok"/>
+        </w:rPr>
+        <w:t xml:space="preserve">28</w:t>
+      </w:r>
+      <w:r>
+        <w:rPr>
+          <w:rStyle w:val="NormalTok"/>
+        </w:rPr>
+        <w:t xml:space="preserve">] != </w:t>
+      </w:r>
+      <w:r>
+        <w:rPr>
+          <w:rStyle w:val="BaseNTok"/>
+        </w:rPr>
+        <w:t xml:space="preserve">4'h0</w:t>
+      </w:r>
+      <w:r>
+        <w:rPr>
+          <w:rStyle w:val="NormalTok"/>
+        </w:rPr>
+        <w:t xml:space="preserve"> &amp;&amp; dma_haddr[</w:t>
+      </w:r>
+      <w:r>
+        <w:rPr>
+          <w:rStyle w:val="DecValTok"/>
+        </w:rPr>
+        <w:t xml:space="preserve">31</w:t>
+      </w:r>
+      <w:r>
+        <w:rPr>
+          <w:rStyle w:val="NormalTok"/>
+        </w:rPr>
+        <w:t xml:space="preserve">:</w:t>
+      </w:r>
+      <w:r>
+        <w:rPr>
+          <w:rStyle w:val="DecValTok"/>
+        </w:rPr>
+        <w:t xml:space="preserve">28</w:t>
+      </w:r>
+      <w:r>
+        <w:rPr>
+          <w:rStyle w:val="NormalTok"/>
+        </w:rPr>
+        <w:t xml:space="preserve">] != </w:t>
+      </w:r>
+      <w:r>
+        <w:rPr>
+          <w:rStyle w:val="BaseNTok"/>
+        </w:rPr>
+        <w:t xml:space="preserve">4'h1</w:t>
+      </w:r>
+      <w:r>
+        <w:rPr>
+          <w:rStyle w:val="NormalTok"/>
+        </w:rPr>
+        <w:t xml:space="preserve">));</w:t>
+      </w:r>
+      <w:r>
+        <w:br/>
+      </w:r>
+      <w:r>
+        <w:br/>
+      </w:r>
+      <w:r>
+        <w:rPr>
+          <w:rStyle w:val="CommentTok"/>
         </w:rPr>
         <w:t xml:space="preserve">// --- MODE=3 is rejected (N-6.1)</w:t>
       </w:r>
@@ -9080,37 +11032,145 @@
       </w:r>
       <w:r>
         <w:rPr>
-          <w:rStyle w:val="VerbatimChar"/>
-        </w:rPr>
-        <w:t xml:space="preserve">a_mode3_rejected: assert property (</w:t>
-      </w:r>
-      <w:r>
-        <w:br/>
-      </w:r>
-      <w:r>
-        <w:rPr>
-          <w:rStyle w:val="VerbatimChar"/>
-        </w:rPr>
-        <w:t xml:space="preserve">  @(posedge pclk_i) disable iff (!preset_n_i)</w:t>
-      </w:r>
-      <w:r>
-        <w:br/>
-      </w:r>
-      <w:r>
-        <w:rPr>
-          <w:rStyle w:val="VerbatimChar"/>
-        </w:rPr>
-        <w:t xml:space="preserve">  (apb_write &amp;&amp; apb_wdata[2:1] == 2'b11) |=&gt; $stable(ch_mode[n]));</w:t>
-      </w:r>
-      <w:r>
-        <w:br/>
-      </w:r>
-      <w:r>
-        <w:br/>
-      </w:r>
-      <w:r>
-        <w:rPr>
-          <w:rStyle w:val="VerbatimChar"/>
+          <w:rStyle w:val="NormalTok"/>
+        </w:rPr>
+        <w:t xml:space="preserve">a_mode3_rejected: </w:t>
+      </w:r>
+      <w:r>
+        <w:rPr>
+          <w:rStyle w:val="KeywordTok"/>
+        </w:rPr>
+        <w:t xml:space="preserve">assert</w:t>
+      </w:r>
+      <w:r>
+        <w:rPr>
+          <w:rStyle w:val="NormalTok"/>
+        </w:rPr>
+        <w:t xml:space="preserve"> </w:t>
+      </w:r>
+      <w:r>
+        <w:rPr>
+          <w:rStyle w:val="KeywordTok"/>
+        </w:rPr>
+        <w:t xml:space="preserve">property</w:t>
+      </w:r>
+      <w:r>
+        <w:rPr>
+          <w:rStyle w:val="NormalTok"/>
+        </w:rPr>
+        <w:t xml:space="preserve"> (</w:t>
+      </w:r>
+      <w:r>
+        <w:br/>
+      </w:r>
+      <w:r>
+        <w:rPr>
+          <w:rStyle w:val="NormalTok"/>
+        </w:rPr>
+        <w:t xml:space="preserve">  @(</w:t>
+      </w:r>
+      <w:r>
+        <w:rPr>
+          <w:rStyle w:val="KeywordTok"/>
+        </w:rPr>
+        <w:t xml:space="preserve">posedge</w:t>
+      </w:r>
+      <w:r>
+        <w:rPr>
+          <w:rStyle w:val="NormalTok"/>
+        </w:rPr>
+        <w:t xml:space="preserve"> pclk_i) </w:t>
+      </w:r>
+      <w:r>
+        <w:rPr>
+          <w:rStyle w:val="KeywordTok"/>
+        </w:rPr>
+        <w:t xml:space="preserve">disable</w:t>
+      </w:r>
+      <w:r>
+        <w:rPr>
+          <w:rStyle w:val="NormalTok"/>
+        </w:rPr>
+        <w:t xml:space="preserve"> </w:t>
+      </w:r>
+      <w:r>
+        <w:rPr>
+          <w:rStyle w:val="KeywordTok"/>
+        </w:rPr>
+        <w:t xml:space="preserve">iff</w:t>
+      </w:r>
+      <w:r>
+        <w:rPr>
+          <w:rStyle w:val="NormalTok"/>
+        </w:rPr>
+        <w:t xml:space="preserve"> (!preset_n_i)</w:t>
+      </w:r>
+      <w:r>
+        <w:br/>
+      </w:r>
+      <w:r>
+        <w:rPr>
+          <w:rStyle w:val="NormalTok"/>
+        </w:rPr>
+        <w:t xml:space="preserve">  (apb_write &amp;&amp; apb_wdata[</w:t>
+      </w:r>
+      <w:r>
+        <w:rPr>
+          <w:rStyle w:val="DecValTok"/>
+        </w:rPr>
+        <w:t xml:space="preserve">2</w:t>
+      </w:r>
+      <w:r>
+        <w:rPr>
+          <w:rStyle w:val="NormalTok"/>
+        </w:rPr>
+        <w:t xml:space="preserve">:</w:t>
+      </w:r>
+      <w:r>
+        <w:rPr>
+          <w:rStyle w:val="DecValTok"/>
+        </w:rPr>
+        <w:t xml:space="preserve">1</w:t>
+      </w:r>
+      <w:r>
+        <w:rPr>
+          <w:rStyle w:val="NormalTok"/>
+        </w:rPr>
+        <w:t xml:space="preserve">] == </w:t>
+      </w:r>
+      <w:r>
+        <w:rPr>
+          <w:rStyle w:val="BaseNTok"/>
+        </w:rPr>
+        <w:t xml:space="preserve">2'b11</w:t>
+      </w:r>
+      <w:r>
+        <w:rPr>
+          <w:rStyle w:val="NormalTok"/>
+        </w:rPr>
+        <w:t xml:space="preserve">) |=&gt; </w:t>
+      </w:r>
+      <w:r>
+        <w:rPr>
+          <w:rStyle w:val="KeywordTok"/>
+        </w:rPr>
+        <w:t xml:space="preserve">$stable</w:t>
+      </w:r>
+      <w:r>
+        <w:rPr>
+          <w:rStyle w:val="NormalTok"/>
+        </w:rPr>
+        <w:t xml:space="preserve">(ch_mode[n]));</w:t>
+      </w:r>
+      <w:r>
+        <w:br/>
+      </w:r>
+      <w:r>
+        <w:br/>
+      </w:r>
+      <w:r>
+        <w:rPr>
+          <w:rStyle w:val="CommentTok"/>
         </w:rPr>
         <w:t xml:space="preserve">// --- channel 4 never requests when the SPI slave is not built (N-6.4)</w:t>
       </w:r>
@@ -9119,28 +11179,100 @@
       </w:r>
       <w:r>
         <w:rPr>
-          <w:rStyle w:val="VerbatimChar"/>
-        </w:rPr>
-        <w:t xml:space="preserve">a_ch4_tied: assert property (</w:t>
-      </w:r>
-      <w:r>
-        <w:br/>
-      </w:r>
-      <w:r>
-        <w:rPr>
-          <w:rStyle w:val="VerbatimChar"/>
-        </w:rPr>
-        <w:t xml:space="preserve">  @(posedge hclk_i) disable iff (!hreset_n_i) !WITH_SPI_SLAVE |-&gt; !dma_req_i[4]);</w:t>
-      </w:r>
-      <w:r>
-        <w:br/>
-      </w:r>
-      <w:r>
-        <w:br/>
-      </w:r>
-      <w:r>
-        <w:rPr>
-          <w:rStyle w:val="VerbatimChar"/>
+          <w:rStyle w:val="NormalTok"/>
+        </w:rPr>
+        <w:t xml:space="preserve">a_ch4_tied: </w:t>
+      </w:r>
+      <w:r>
+        <w:rPr>
+          <w:rStyle w:val="KeywordTok"/>
+        </w:rPr>
+        <w:t xml:space="preserve">assert</w:t>
+      </w:r>
+      <w:r>
+        <w:rPr>
+          <w:rStyle w:val="NormalTok"/>
+        </w:rPr>
+        <w:t xml:space="preserve"> </w:t>
+      </w:r>
+      <w:r>
+        <w:rPr>
+          <w:rStyle w:val="KeywordTok"/>
+        </w:rPr>
+        <w:t xml:space="preserve">property</w:t>
+      </w:r>
+      <w:r>
+        <w:rPr>
+          <w:rStyle w:val="NormalTok"/>
+        </w:rPr>
+        <w:t xml:space="preserve"> (</w:t>
+      </w:r>
+      <w:r>
+        <w:br/>
+      </w:r>
+      <w:r>
+        <w:rPr>
+          <w:rStyle w:val="NormalTok"/>
+        </w:rPr>
+        <w:t xml:space="preserve">  @(</w:t>
+      </w:r>
+      <w:r>
+        <w:rPr>
+          <w:rStyle w:val="KeywordTok"/>
+        </w:rPr>
+        <w:t xml:space="preserve">posedge</w:t>
+      </w:r>
+      <w:r>
+        <w:rPr>
+          <w:rStyle w:val="NormalTok"/>
+        </w:rPr>
+        <w:t xml:space="preserve"> hclk_i) </w:t>
+      </w:r>
+      <w:r>
+        <w:rPr>
+          <w:rStyle w:val="KeywordTok"/>
+        </w:rPr>
+        <w:t xml:space="preserve">disable</w:t>
+      </w:r>
+      <w:r>
+        <w:rPr>
+          <w:rStyle w:val="NormalTok"/>
+        </w:rPr>
+        <w:t xml:space="preserve"> </w:t>
+      </w:r>
+      <w:r>
+        <w:rPr>
+          <w:rStyle w:val="KeywordTok"/>
+        </w:rPr>
+        <w:t xml:space="preserve">iff</w:t>
+      </w:r>
+      <w:r>
+        <w:rPr>
+          <w:rStyle w:val="NormalTok"/>
+        </w:rPr>
+        <w:t xml:space="preserve"> (!hreset_n_i) !WITH_SPI_SLAVE |-&gt; !dma_req_i[</w:t>
+      </w:r>
+      <w:r>
+        <w:rPr>
+          <w:rStyle w:val="DecValTok"/>
+        </w:rPr>
+        <w:t xml:space="preserve">4</w:t>
+      </w:r>
+      <w:r>
+        <w:rPr>
+          <w:rStyle w:val="NormalTok"/>
+        </w:rPr>
+        <w:t xml:space="preserve">]);</w:t>
+      </w:r>
+      <w:r>
+        <w:br/>
+      </w:r>
+      <w:r>
+        <w:br/>
+      </w:r>
+      <w:r>
+        <w:rPr>
+          <w:rStyle w:val="CommentTok"/>
         </w:rPr>
         <w:t xml:space="preserve">// --- all channels disabled at reset</w:t>
       </w:r>
@@ -9149,18 +11281,66 @@
       </w:r>
       <w:r>
         <w:rPr>
-          <w:rStyle w:val="VerbatimChar"/>
-        </w:rPr>
-        <w:t xml:space="preserve">a_reset_disabled: assert property (</w:t>
-      </w:r>
-      <w:r>
-        <w:br/>
-      </w:r>
-      <w:r>
-        <w:rPr>
-          <w:rStyle w:val="VerbatimChar"/>
-        </w:rPr>
-        <w:t xml:space="preserve">  @(posedge hclk_i) !hreset_n_i |=&gt; (ch_en == 6'd0));</w:t>
+          <w:rStyle w:val="NormalTok"/>
+        </w:rPr>
+        <w:t xml:space="preserve">a_reset_disabled: </w:t>
+      </w:r>
+      <w:r>
+        <w:rPr>
+          <w:rStyle w:val="KeywordTok"/>
+        </w:rPr>
+        <w:t xml:space="preserve">assert</w:t>
+      </w:r>
+      <w:r>
+        <w:rPr>
+          <w:rStyle w:val="NormalTok"/>
+        </w:rPr>
+        <w:t xml:space="preserve"> </w:t>
+      </w:r>
+      <w:r>
+        <w:rPr>
+          <w:rStyle w:val="KeywordTok"/>
+        </w:rPr>
+        <w:t xml:space="preserve">property</w:t>
+      </w:r>
+      <w:r>
+        <w:rPr>
+          <w:rStyle w:val="NormalTok"/>
+        </w:rPr>
+        <w:t xml:space="preserve"> (</w:t>
+      </w:r>
+      <w:r>
+        <w:br/>
+      </w:r>
+      <w:r>
+        <w:rPr>
+          <w:rStyle w:val="NormalTok"/>
+        </w:rPr>
+        <w:t xml:space="preserve">  @(</w:t>
+      </w:r>
+      <w:r>
+        <w:rPr>
+          <w:rStyle w:val="KeywordTok"/>
+        </w:rPr>
+        <w:t xml:space="preserve">posedge</w:t>
+      </w:r>
+      <w:r>
+        <w:rPr>
+          <w:rStyle w:val="NormalTok"/>
+        </w:rPr>
+        <w:t xml:space="preserve"> hclk_i) !hreset_n_i |=&gt; (ch_en == </w:t>
+      </w:r>
+      <w:r>
+        <w:rPr>
+          <w:rStyle w:val="BaseNTok"/>
+        </w:rPr>
+        <w:t xml:space="preserve">6'd0</w:t>
+      </w:r>
+      <w:r>
+        <w:rPr>
+          <w:rStyle w:val="NormalTok"/>
+        </w:rPr>
+        <w:t xml:space="preserve">));</w:t>
       </w:r>
     </w:p>
     <w:p>
@@ -9170,34 +11350,36 @@
         </w:pict>
       </w:r>
     </w:p>
+    <w:bookmarkEnd w:id="50"/>
+    <w:bookmarkStart w:id="51" w:name="X7c07a5b179cc8ff504630894f7928110af6ce23"/>
     <w:p>
       <w:pPr>
         <w:pStyle w:val="Heading2"/>
       </w:pPr>
-      <w:bookmarkStart w:id="51" w:name="X7c07a5b179cc8ff504630894f7928110af6ce23"/>
       <w:r>
         <w:t xml:space="preserve">11 Verification plan</w:t>
       </w:r>
-      <w:bookmarkEnd w:id="51"/>
     </w:p>
     <w:tbl>
       <w:tblPr>
         <w:tblStyle w:val="Table"/>
-        <w:tblW w:type="pct" w:w="0.0"/>
-        <w:tblLook w:firstRow="1"/>
+        <w:tblW w:type="auto" w:w="0"/>
+        <w:tblLook w:firstRow="1" w:lastRow="0" w:firstColumn="0" w:lastColumn="0" w:noHBand="0" w:noVBand="0" w:val="0020"/>
+        <w:jc w:val="start"/>
       </w:tblPr>
-      <w:tblGrid/>
+      <w:tblGrid>
+        <w:gridCol w:w="1584"/>
+        <w:gridCol w:w="1584"/>
+        <w:gridCol w:w="1584"/>
+        <w:gridCol w:w="1584"/>
+        <w:gridCol w:w="1584"/>
+      </w:tblGrid>
       <w:tr>
         <w:trPr>
-          <w:cnfStyle w:firstRow="1"/>
+          <w:tblHeader w:val="true"/>
         </w:trPr>
         <w:tc>
-          <w:tcPr>
-            <w:tcBorders>
-              <w:bottom w:val="single"/>
-            </w:tcBorders>
-            <w:vAlign w:val="bottom"/>
-          </w:tcPr>
+          <w:tcPr/>
           <w:p>
             <w:pPr>
               <w:pStyle w:val="Compact"/>
@@ -9209,12 +11391,7 @@
           </w:p>
         </w:tc>
         <w:tc>
-          <w:tcPr>
-            <w:tcBorders>
-              <w:bottom w:val="single"/>
-            </w:tcBorders>
-            <w:vAlign w:val="bottom"/>
-          </w:tcPr>
+          <w:tcPr/>
           <w:p>
             <w:pPr>
               <w:pStyle w:val="Compact"/>
@@ -9226,12 +11403,7 @@
           </w:p>
         </w:tc>
         <w:tc>
-          <w:tcPr>
-            <w:tcBorders>
-              <w:bottom w:val="single"/>
-            </w:tcBorders>
-            <w:vAlign w:val="bottom"/>
-          </w:tcPr>
+          <w:tcPr/>
           <w:p>
             <w:pPr>
               <w:pStyle w:val="Compact"/>
@@ -9243,12 +11415,7 @@
           </w:p>
         </w:tc>
         <w:tc>
-          <w:tcPr>
-            <w:tcBorders>
-              <w:bottom w:val="single"/>
-            </w:tcBorders>
-            <w:vAlign w:val="bottom"/>
-          </w:tcPr>
+          <w:tcPr/>
           <w:p>
             <w:pPr>
               <w:pStyle w:val="Compact"/>
@@ -9260,12 +11427,7 @@
           </w:p>
         </w:tc>
         <w:tc>
-          <w:tcPr>
-            <w:tcBorders>
-              <w:bottom w:val="single"/>
-            </w:tcBorders>
-            <w:vAlign w:val="bottom"/>
-          </w:tcPr>
+          <w:tcPr/>
           <w:p>
             <w:pPr>
               <w:pStyle w:val="Compact"/>
@@ -9279,6 +11441,7 @@
       </w:tr>
       <w:tr>
         <w:tc>
+          <w:tcPr/>
           <w:p>
             <w:pPr>
               <w:pStyle w:val="Compact"/>
@@ -9290,6 +11453,7 @@
           </w:p>
         </w:tc>
         <w:tc>
+          <w:tcPr/>
           <w:p>
             <w:pPr>
               <w:pStyle w:val="Compact"/>
@@ -9304,6 +11468,7 @@
           </w:p>
         </w:tc>
         <w:tc>
+          <w:tcPr/>
           <w:p>
             <w:pPr>
               <w:pStyle w:val="Compact"/>
@@ -9315,6 +11480,7 @@
           </w:p>
         </w:tc>
         <w:tc>
+          <w:tcPr/>
           <w:p>
             <w:pPr>
               <w:pStyle w:val="Compact"/>
@@ -9326,6 +11492,7 @@
           </w:p>
         </w:tc>
         <w:tc>
+          <w:tcPr/>
           <w:p>
             <w:pPr>
               <w:pStyle w:val="Compact"/>
@@ -9333,6 +11500,7 @@
             </w:pPr>
             <w:r>
               <w:rPr>
+                <w:bCs/>
                 <w:b/>
               </w:rPr>
               <w:t xml:space="preserve">passing</w:t>
@@ -9345,6 +11513,7 @@
       </w:tr>
       <w:tr>
         <w:tc>
+          <w:tcPr/>
           <w:p>
             <w:pPr>
               <w:pStyle w:val="Compact"/>
@@ -9356,6 +11525,7 @@
           </w:p>
         </w:tc>
         <w:tc>
+          <w:tcPr/>
           <w:p>
             <w:pPr>
               <w:pStyle w:val="Compact"/>
@@ -9370,6 +11540,7 @@
           </w:p>
         </w:tc>
         <w:tc>
+          <w:tcPr/>
           <w:p>
             <w:pPr>
               <w:pStyle w:val="Compact"/>
@@ -9381,6 +11552,7 @@
           </w:p>
         </w:tc>
         <w:tc>
+          <w:tcPr/>
           <w:p>
             <w:pPr>
               <w:pStyle w:val="Compact"/>
@@ -9392,6 +11564,7 @@
           </w:p>
         </w:tc>
         <w:tc>
+          <w:tcPr/>
           <w:p>
             <w:pPr>
               <w:pStyle w:val="Compact"/>
@@ -9399,6 +11572,7 @@
             </w:pPr>
             <w:r>
               <w:rPr>
+                <w:bCs/>
                 <w:b/>
               </w:rPr>
               <w:t xml:space="preserve">passing</w:t>
@@ -9411,6 +11585,7 @@
       </w:tr>
       <w:tr>
         <w:tc>
+          <w:tcPr/>
           <w:p>
             <w:pPr>
               <w:pStyle w:val="Compact"/>
@@ -9422,6 +11597,7 @@
           </w:p>
         </w:tc>
         <w:tc>
+          <w:tcPr/>
           <w:p>
             <w:pPr>
               <w:pStyle w:val="Compact"/>
@@ -9436,6 +11612,7 @@
           </w:p>
         </w:tc>
         <w:tc>
+          <w:tcPr/>
           <w:p>
             <w:pPr>
               <w:pStyle w:val="Compact"/>
@@ -9447,6 +11624,7 @@
           </w:p>
         </w:tc>
         <w:tc>
+          <w:tcPr/>
           <w:p>
             <w:pPr>
               <w:pStyle w:val="Compact"/>
@@ -9458,6 +11636,7 @@
           </w:p>
         </w:tc>
         <w:tc>
+          <w:tcPr/>
           <w:p>
             <w:pPr>
               <w:pStyle w:val="Compact"/>
@@ -9471,6 +11650,7 @@
       </w:tr>
       <w:tr>
         <w:tc>
+          <w:tcPr/>
           <w:p>
             <w:pPr>
               <w:pStyle w:val="Compact"/>
@@ -9482,6 +11662,7 @@
           </w:p>
         </w:tc>
         <w:tc>
+          <w:tcPr/>
           <w:p>
             <w:pPr>
               <w:pStyle w:val="Compact"/>
@@ -9493,6 +11674,7 @@
           </w:p>
         </w:tc>
         <w:tc>
+          <w:tcPr/>
           <w:p>
             <w:pPr>
               <w:pStyle w:val="Compact"/>
@@ -9513,6 +11695,7 @@
           </w:p>
         </w:tc>
         <w:tc>
+          <w:tcPr/>
           <w:p>
             <w:pPr>
               <w:pStyle w:val="Compact"/>
@@ -9524,6 +11707,7 @@
           </w:p>
         </w:tc>
         <w:tc>
+          <w:tcPr/>
           <w:p>
             <w:pPr>
               <w:pStyle w:val="Compact"/>
@@ -9537,6 +11721,7 @@
       </w:tr>
       <w:tr>
         <w:tc>
+          <w:tcPr/>
           <w:p>
             <w:pPr>
               <w:pStyle w:val="Compact"/>
@@ -9548,6 +11733,7 @@
           </w:p>
         </w:tc>
         <w:tc>
+          <w:tcPr/>
           <w:p>
             <w:pPr>
               <w:pStyle w:val="Compact"/>
@@ -9562,6 +11748,7 @@
           </w:p>
         </w:tc>
         <w:tc>
+          <w:tcPr/>
           <w:p>
             <w:pPr>
               <w:pStyle w:val="Compact"/>
@@ -9573,6 +11760,7 @@
           </w:p>
         </w:tc>
         <w:tc>
+          <w:tcPr/>
           <w:p>
             <w:pPr>
               <w:pStyle w:val="Compact"/>
@@ -9584,6 +11772,7 @@
           </w:p>
         </w:tc>
         <w:tc>
+          <w:tcPr/>
           <w:p>
             <w:pPr>
               <w:pStyle w:val="Compact"/>
@@ -9591,6 +11780,7 @@
             </w:pPr>
             <w:r>
               <w:rPr>
+                <w:bCs/>
                 <w:b/>
               </w:rPr>
               <w:t xml:space="preserve">passing</w:t>
@@ -9603,6 +11793,7 @@
       </w:tr>
       <w:tr>
         <w:tc>
+          <w:tcPr/>
           <w:p>
             <w:pPr>
               <w:pStyle w:val="Compact"/>
@@ -9614,6 +11805,7 @@
           </w:p>
         </w:tc>
         <w:tc>
+          <w:tcPr/>
           <w:p>
             <w:pPr>
               <w:pStyle w:val="Compact"/>
@@ -9628,6 +11820,7 @@
           </w:p>
         </w:tc>
         <w:tc>
+          <w:tcPr/>
           <w:p>
             <w:pPr>
               <w:pStyle w:val="Compact"/>
@@ -9639,6 +11832,7 @@
           </w:p>
         </w:tc>
         <w:tc>
+          <w:tcPr/>
           <w:p>
             <w:pPr>
               <w:pStyle w:val="Compact"/>
@@ -9650,6 +11844,7 @@
           </w:p>
         </w:tc>
         <w:tc>
+          <w:tcPr/>
           <w:p>
             <w:pPr>
               <w:pStyle w:val="Compact"/>
@@ -9663,6 +11858,7 @@
       </w:tr>
       <w:tr>
         <w:tc>
+          <w:tcPr/>
           <w:p>
             <w:pPr>
               <w:pStyle w:val="Compact"/>
@@ -9674,6 +11870,7 @@
           </w:p>
         </w:tc>
         <w:tc>
+          <w:tcPr/>
           <w:p>
             <w:pPr>
               <w:pStyle w:val="Compact"/>
@@ -9688,6 +11885,7 @@
           </w:p>
         </w:tc>
         <w:tc>
+          <w:tcPr/>
           <w:p>
             <w:pPr>
               <w:pStyle w:val="Compact"/>
@@ -9717,6 +11915,7 @@
           </w:p>
         </w:tc>
         <w:tc>
+          <w:tcPr/>
           <w:p>
             <w:pPr>
               <w:pStyle w:val="Compact"/>
@@ -9728,6 +11927,7 @@
           </w:p>
         </w:tc>
         <w:tc>
+          <w:tcPr/>
           <w:p>
             <w:pPr>
               <w:pStyle w:val="Compact"/>
@@ -9735,6 +11935,7 @@
             </w:pPr>
             <w:r>
               <w:rPr>
+                <w:bCs/>
                 <w:b/>
               </w:rPr>
               <w:t xml:space="preserve">D-1 regression guard</w:t>
@@ -9744,6 +11945,7 @@
       </w:tr>
       <w:tr>
         <w:tc>
+          <w:tcPr/>
           <w:p>
             <w:pPr>
               <w:pStyle w:val="Compact"/>
@@ -9755,6 +11957,7 @@
           </w:p>
         </w:tc>
         <w:tc>
+          <w:tcPr/>
           <w:p>
             <w:pPr>
               <w:pStyle w:val="Compact"/>
@@ -9769,6 +11972,7 @@
           </w:p>
         </w:tc>
         <w:tc>
+          <w:tcPr/>
           <w:p>
             <w:pPr>
               <w:pStyle w:val="Compact"/>
@@ -9795,6 +11999,7 @@
           </w:p>
         </w:tc>
         <w:tc>
+          <w:tcPr/>
           <w:p>
             <w:pPr>
               <w:pStyle w:val="Compact"/>
@@ -9806,6 +12011,7 @@
           </w:p>
         </w:tc>
         <w:tc>
+          <w:tcPr/>
           <w:p>
             <w:pPr>
               <w:pStyle w:val="Compact"/>
@@ -9813,6 +12019,7 @@
             </w:pPr>
             <w:r>
               <w:rPr>
+                <w:bCs/>
                 <w:b/>
               </w:rPr>
               <w:t xml:space="preserve">D-2 regression guard</w:t>
@@ -9822,6 +12029,7 @@
       </w:tr>
       <w:tr>
         <w:tc>
+          <w:tcPr/>
           <w:p>
             <w:pPr>
               <w:pStyle w:val="Compact"/>
@@ -9833,6 +12041,7 @@
           </w:p>
         </w:tc>
         <w:tc>
+          <w:tcPr/>
           <w:p>
             <w:pPr>
               <w:pStyle w:val="Compact"/>
@@ -9847,6 +12056,7 @@
           </w:p>
         </w:tc>
         <w:tc>
+          <w:tcPr/>
           <w:p>
             <w:pPr>
               <w:pStyle w:val="Compact"/>
@@ -9858,6 +12068,7 @@
           </w:p>
         </w:tc>
         <w:tc>
+          <w:tcPr/>
           <w:p>
             <w:pPr>
               <w:pStyle w:val="Compact"/>
@@ -9869,6 +12080,7 @@
           </w:p>
         </w:tc>
         <w:tc>
+          <w:tcPr/>
           <w:p>
             <w:pPr>
               <w:pStyle w:val="Compact"/>
@@ -9882,6 +12094,7 @@
       </w:tr>
       <w:tr>
         <w:tc>
+          <w:tcPr/>
           <w:p>
             <w:pPr>
               <w:pStyle w:val="Compact"/>
@@ -9893,6 +12106,7 @@
           </w:p>
         </w:tc>
         <w:tc>
+          <w:tcPr/>
           <w:p>
             <w:pPr>
               <w:pStyle w:val="Compact"/>
@@ -9907,6 +12121,7 @@
           </w:p>
         </w:tc>
         <w:tc>
+          <w:tcPr/>
           <w:p>
             <w:pPr>
               <w:pStyle w:val="Compact"/>
@@ -9918,6 +12133,7 @@
           </w:p>
         </w:tc>
         <w:tc>
+          <w:tcPr/>
           <w:p>
             <w:pPr>
               <w:pStyle w:val="Compact"/>
@@ -9929,6 +12145,7 @@
           </w:p>
         </w:tc>
         <w:tc>
+          <w:tcPr/>
           <w:p>
             <w:pPr>
               <w:pStyle w:val="Compact"/>
@@ -9942,6 +12159,7 @@
       </w:tr>
       <w:tr>
         <w:tc>
+          <w:tcPr/>
           <w:p>
             <w:pPr>
               <w:pStyle w:val="Compact"/>
@@ -9953,6 +12171,7 @@
           </w:p>
         </w:tc>
         <w:tc>
+          <w:tcPr/>
           <w:p>
             <w:pPr>
               <w:pStyle w:val="Compact"/>
@@ -9967,6 +12186,7 @@
           </w:p>
         </w:tc>
         <w:tc>
+          <w:tcPr/>
           <w:p>
             <w:pPr>
               <w:pStyle w:val="Compact"/>
@@ -9978,6 +12198,7 @@
           </w:p>
         </w:tc>
         <w:tc>
+          <w:tcPr/>
           <w:p>
             <w:pPr>
               <w:pStyle w:val="Compact"/>
@@ -9989,6 +12210,7 @@
           </w:p>
         </w:tc>
         <w:tc>
+          <w:tcPr/>
           <w:p>
             <w:pPr>
               <w:pStyle w:val="Compact"/>
@@ -10002,6 +12224,7 @@
       </w:tr>
       <w:tr>
         <w:tc>
+          <w:tcPr/>
           <w:p>
             <w:pPr>
               <w:pStyle w:val="Compact"/>
@@ -10013,6 +12236,7 @@
           </w:p>
         </w:tc>
         <w:tc>
+          <w:tcPr/>
           <w:p>
             <w:pPr>
               <w:pStyle w:val="Compact"/>
@@ -10027,6 +12251,7 @@
           </w:p>
         </w:tc>
         <w:tc>
+          <w:tcPr/>
           <w:p>
             <w:pPr>
               <w:pStyle w:val="Compact"/>
@@ -10062,6 +12287,7 @@
           </w:p>
         </w:tc>
         <w:tc>
+          <w:tcPr/>
           <w:p>
             <w:pPr>
               <w:pStyle w:val="Compact"/>
@@ -10073,6 +12299,7 @@
           </w:p>
         </w:tc>
         <w:tc>
+          <w:tcPr/>
           <w:p>
             <w:pPr>
               <w:pStyle w:val="Compact"/>
@@ -10086,6 +12313,7 @@
       </w:tr>
       <w:tr>
         <w:tc>
+          <w:tcPr/>
           <w:p>
             <w:pPr>
               <w:pStyle w:val="Compact"/>
@@ -10097,6 +12325,7 @@
           </w:p>
         </w:tc>
         <w:tc>
+          <w:tcPr/>
           <w:p>
             <w:pPr>
               <w:pStyle w:val="Compact"/>
@@ -10111,6 +12340,7 @@
           </w:p>
         </w:tc>
         <w:tc>
+          <w:tcPr/>
           <w:p>
             <w:pPr>
               <w:pStyle w:val="Compact"/>
@@ -10122,6 +12352,7 @@
           </w:p>
         </w:tc>
         <w:tc>
+          <w:tcPr/>
           <w:p>
             <w:pPr>
               <w:pStyle w:val="Compact"/>
@@ -10133,6 +12364,7 @@
           </w:p>
         </w:tc>
         <w:tc>
+          <w:tcPr/>
           <w:p>
             <w:pPr>
               <w:pStyle w:val="Compact"/>
@@ -10146,6 +12378,7 @@
       </w:tr>
       <w:tr>
         <w:tc>
+          <w:tcPr/>
           <w:p>
             <w:pPr>
               <w:pStyle w:val="Compact"/>
@@ -10157,6 +12390,7 @@
           </w:p>
         </w:tc>
         <w:tc>
+          <w:tcPr/>
           <w:p>
             <w:pPr>
               <w:pStyle w:val="Compact"/>
@@ -10171,6 +12405,7 @@
           </w:p>
         </w:tc>
         <w:tc>
+          <w:tcPr/>
           <w:p>
             <w:pPr>
               <w:pStyle w:val="Compact"/>
@@ -10182,6 +12417,7 @@
           </w:p>
         </w:tc>
         <w:tc>
+          <w:tcPr/>
           <w:p>
             <w:pPr>
               <w:pStyle w:val="Compact"/>
@@ -10193,6 +12429,7 @@
           </w:p>
         </w:tc>
         <w:tc>
+          <w:tcPr/>
           <w:p>
             <w:pPr>
               <w:pStyle w:val="Compact"/>
@@ -10211,6 +12448,7 @@
       </w:pPr>
       <w:r>
         <w:rPr>
+          <w:bCs/>
           <w:b/>
         </w:rPr>
         <w:t xml:space="preserve">[N-11.1]</w:t>
@@ -10232,6 +12470,7 @@
       </w:r>
       <w:r>
         <w:rPr>
+          <w:bCs/>
           <w:b/>
         </w:rPr>
         <w:t xml:space="preserve">re-running</w:t>
@@ -10261,6 +12500,7 @@
       </w:pPr>
       <w:r>
         <w:rPr>
+          <w:bCs/>
           <w:b/>
         </w:rPr>
         <w:t xml:space="preserve">[N-11.2]</w:t>
@@ -10300,34 +12540,33 @@
         </w:pict>
       </w:r>
     </w:p>
+    <w:bookmarkEnd w:id="51"/>
+    <w:bookmarkStart w:id="52" w:name="X59f5cce7eef127036c20cabc8986d1f4e77c1bc"/>
     <w:p>
       <w:pPr>
         <w:pStyle w:val="Heading2"/>
       </w:pPr>
-      <w:bookmarkStart w:id="52" w:name="X59f5cce7eef127036c20cabc8986d1f4e77c1bc"/>
       <w:r>
         <w:t xml:space="preserve">12 Design decisions</w:t>
       </w:r>
-      <w:bookmarkEnd w:id="52"/>
     </w:p>
     <w:tbl>
       <w:tblPr>
         <w:tblStyle w:val="Table"/>
-        <w:tblW w:type="pct" w:w="0.0"/>
-        <w:tblLook w:firstRow="1"/>
+        <w:tblW w:type="auto" w:w="0"/>
+        <w:tblLook w:firstRow="1" w:lastRow="0" w:firstColumn="0" w:lastColumn="0" w:noHBand="0" w:noVBand="0" w:val="0020"/>
+        <w:jc w:val="start"/>
       </w:tblPr>
-      <w:tblGrid/>
+      <w:tblGrid>
+        <w:gridCol w:w="3960"/>
+        <w:gridCol w:w="3960"/>
+      </w:tblGrid>
       <w:tr>
         <w:trPr>
-          <w:cnfStyle w:firstRow="1"/>
+          <w:tblHeader w:val="true"/>
         </w:trPr>
         <w:tc>
-          <w:tcPr>
-            <w:tcBorders>
-              <w:bottom w:val="single"/>
-            </w:tcBorders>
-            <w:vAlign w:val="bottom"/>
-          </w:tcPr>
+          <w:tcPr/>
           <w:p>
             <w:pPr>
               <w:pStyle w:val="Compact"/>
@@ -10339,12 +12578,7 @@
           </w:p>
         </w:tc>
         <w:tc>
-          <w:tcPr>
-            <w:tcBorders>
-              <w:bottom w:val="single"/>
-            </w:tcBorders>
-            <w:vAlign w:val="bottom"/>
-          </w:tcPr>
+          <w:tcPr/>
           <w:p>
             <w:pPr>
               <w:pStyle w:val="Compact"/>
@@ -10358,6 +12592,7 @@
       </w:tr>
       <w:tr>
         <w:tc>
+          <w:tcPr/>
           <w:p>
             <w:pPr>
               <w:pStyle w:val="Compact"/>
@@ -10369,6 +12604,7 @@
           </w:p>
         </w:tc>
         <w:tc>
+          <w:tcPr/>
           <w:p>
             <w:pPr>
               <w:pStyle w:val="Compact"/>
@@ -10382,6 +12618,7 @@
       </w:tr>
       <w:tr>
         <w:tc>
+          <w:tcPr/>
           <w:p>
             <w:pPr>
               <w:pStyle w:val="Compact"/>
@@ -10393,6 +12630,7 @@
           </w:p>
         </w:tc>
         <w:tc>
+          <w:tcPr/>
           <w:p>
             <w:pPr>
               <w:pStyle w:val="Compact"/>
@@ -10406,6 +12644,7 @@
       </w:tr>
       <w:tr>
         <w:tc>
+          <w:tcPr/>
           <w:p>
             <w:pPr>
               <w:pStyle w:val="Compact"/>
@@ -10417,6 +12656,7 @@
           </w:p>
         </w:tc>
         <w:tc>
+          <w:tcPr/>
           <w:p>
             <w:pPr>
               <w:pStyle w:val="Compact"/>
@@ -10430,6 +12670,7 @@
       </w:tr>
       <w:tr>
         <w:tc>
+          <w:tcPr/>
           <w:p>
             <w:pPr>
               <w:pStyle w:val="Compact"/>
@@ -10441,6 +12682,7 @@
           </w:p>
         </w:tc>
         <w:tc>
+          <w:tcPr/>
           <w:p>
             <w:pPr>
               <w:pStyle w:val="Compact"/>
@@ -10454,6 +12696,7 @@
       </w:tr>
       <w:tr>
         <w:tc>
+          <w:tcPr/>
           <w:p>
             <w:pPr>
               <w:pStyle w:val="Compact"/>
@@ -10465,6 +12708,7 @@
           </w:p>
         </w:tc>
         <w:tc>
+          <w:tcPr/>
           <w:p>
             <w:pPr>
               <w:pStyle w:val="Compact"/>
@@ -10484,34 +12728,33 @@
         </w:pict>
       </w:r>
     </w:p>
+    <w:bookmarkEnd w:id="52"/>
+    <w:bookmarkStart w:id="53" w:name="X28f9a372160e4cdd897fa6b3a066b04db81ebc8"/>
     <w:p>
       <w:pPr>
         <w:pStyle w:val="Heading2"/>
       </w:pPr>
-      <w:bookmarkStart w:id="53" w:name="X28f9a372160e4cdd897fa6b3a066b04db81ebc8"/>
       <w:r>
         <w:t xml:space="preserve">13 Not implemented</w:t>
       </w:r>
-      <w:bookmarkEnd w:id="53"/>
     </w:p>
     <w:tbl>
       <w:tblPr>
         <w:tblStyle w:val="Table"/>
-        <w:tblW w:type="pct" w:w="0.0"/>
-        <w:tblLook w:firstRow="1"/>
+        <w:tblW w:type="auto" w:w="0"/>
+        <w:tblLook w:firstRow="1" w:lastRow="0" w:firstColumn="0" w:lastColumn="0" w:noHBand="0" w:noVBand="0" w:val="0020"/>
+        <w:jc w:val="start"/>
       </w:tblPr>
-      <w:tblGrid/>
+      <w:tblGrid>
+        <w:gridCol w:w="3960"/>
+        <w:gridCol w:w="3960"/>
+      </w:tblGrid>
       <w:tr>
         <w:trPr>
-          <w:cnfStyle w:firstRow="1"/>
+          <w:tblHeader w:val="true"/>
         </w:trPr>
         <w:tc>
-          <w:tcPr>
-            <w:tcBorders>
-              <w:bottom w:val="single"/>
-            </w:tcBorders>
-            <w:vAlign w:val="bottom"/>
-          </w:tcPr>
+          <w:tcPr/>
           <w:p>
             <w:pPr>
               <w:pStyle w:val="Compact"/>
@@ -10523,12 +12766,7 @@
           </w:p>
         </w:tc>
         <w:tc>
-          <w:tcPr>
-            <w:tcBorders>
-              <w:bottom w:val="single"/>
-            </w:tcBorders>
-            <w:vAlign w:val="bottom"/>
-          </w:tcPr>
+          <w:tcPr/>
           <w:p>
             <w:pPr>
               <w:pStyle w:val="Compact"/>
@@ -10542,6 +12780,7 @@
       </w:tr>
       <w:tr>
         <w:tc>
+          <w:tcPr/>
           <w:p>
             <w:pPr>
               <w:pStyle w:val="Compact"/>
@@ -10553,6 +12792,7 @@
           </w:p>
         </w:tc>
         <w:tc>
+          <w:tcPr/>
           <w:p>
             <w:pPr>
               <w:pStyle w:val="Compact"/>
@@ -10566,6 +12806,7 @@
       </w:tr>
       <w:tr>
         <w:tc>
+          <w:tcPr/>
           <w:p>
             <w:pPr>
               <w:pStyle w:val="Compact"/>
@@ -10577,6 +12818,7 @@
           </w:p>
         </w:tc>
         <w:tc>
+          <w:tcPr/>
           <w:p>
             <w:pPr>
               <w:pStyle w:val="Compact"/>
@@ -10590,6 +12832,7 @@
       </w:tr>
       <w:tr>
         <w:tc>
+          <w:tcPr/>
           <w:p>
             <w:pPr>
               <w:pStyle w:val="Compact"/>
@@ -10601,6 +12844,7 @@
           </w:p>
         </w:tc>
         <w:tc>
+          <w:tcPr/>
           <w:p>
             <w:pPr>
               <w:pStyle w:val="Compact"/>
@@ -10614,6 +12858,7 @@
       </w:tr>
       <w:tr>
         <w:tc>
+          <w:tcPr/>
           <w:p>
             <w:pPr>
               <w:pStyle w:val="Compact"/>
@@ -10625,6 +12870,7 @@
           </w:p>
         </w:tc>
         <w:tc>
+          <w:tcPr/>
           <w:p>
             <w:pPr>
               <w:pStyle w:val="Compact"/>
@@ -10638,6 +12884,7 @@
       </w:tr>
       <w:tr>
         <w:tc>
+          <w:tcPr/>
           <w:p>
             <w:pPr>
               <w:pStyle w:val="Compact"/>
@@ -10649,6 +12896,7 @@
           </w:p>
         </w:tc>
         <w:tc>
+          <w:tcPr/>
           <w:p>
             <w:pPr>
               <w:pStyle w:val="Compact"/>
@@ -10662,6 +12910,7 @@
       </w:tr>
       <w:tr>
         <w:tc>
+          <w:tcPr/>
           <w:p>
             <w:pPr>
               <w:pStyle w:val="Compact"/>
@@ -10673,6 +12922,7 @@
           </w:p>
         </w:tc>
         <w:tc>
+          <w:tcPr/>
           <w:p>
             <w:pPr>
               <w:pStyle w:val="Compact"/>
@@ -10686,6 +12936,7 @@
       </w:tr>
       <w:tr>
         <w:tc>
+          <w:tcPr/>
           <w:p>
             <w:pPr>
               <w:pStyle w:val="Compact"/>
@@ -10697,6 +12948,7 @@
           </w:p>
         </w:tc>
         <w:tc>
+          <w:tcPr/>
           <w:p>
             <w:pPr>
               <w:pStyle w:val="Compact"/>
@@ -10710,6 +12962,7 @@
       </w:tr>
       <w:tr>
         <w:tc>
+          <w:tcPr/>
           <w:p>
             <w:pPr>
               <w:pStyle w:val="Compact"/>
@@ -10721,6 +12974,7 @@
           </w:p>
         </w:tc>
         <w:tc>
+          <w:tcPr/>
           <w:p>
             <w:pPr>
               <w:pStyle w:val="Compact"/>
@@ -10734,6 +12988,7 @@
       </w:tr>
       <w:tr>
         <w:tc>
+          <w:tcPr/>
           <w:p>
             <w:pPr>
               <w:pStyle w:val="Compact"/>
@@ -10745,6 +13000,7 @@
           </w:p>
         </w:tc>
         <w:tc>
+          <w:tcPr/>
           <w:p>
             <w:pPr>
               <w:pStyle w:val="Compact"/>
@@ -10788,15 +13044,15 @@
         </w:pict>
       </w:r>
     </w:p>
+    <w:bookmarkEnd w:id="53"/>
+    <w:bookmarkStart w:id="54" w:name="X1b92181afb94626b64dde4a1928e66f4dbfaa1b"/>
     <w:p>
       <w:pPr>
         <w:pStyle w:val="Heading2"/>
       </w:pPr>
-      <w:bookmarkStart w:id="54" w:name="X1b92181afb94626b64dde4a1928e66f4dbfaa1b"/>
       <w:r>
         <w:t xml:space="preserve">14 Open items</w:t>
       </w:r>
-      <w:bookmarkEnd w:id="54"/>
     </w:p>
     <w:p>
       <w:pPr>
@@ -10804,12 +13060,198 @@
           <w:ilvl w:val="0"/>
           <w:numId w:val="1003"/>
         </w:numPr>
-        <w:pStyle w:val="Compact"/>
       </w:pPr>
       <w:r>
         <w:rPr>
+          <w:bCs/>
           <w:b/>
         </w:rPr>
+        <w:t xml:space="preserve">DMA-9 to DMA-14</w:t>
+      </w:r>
+      <w:r>
+        <w:t xml:space="preserve"> </w:t>
+      </w:r>
+      <w:r>
+        <w:t xml:space="preserve">(2026-10-12,</w:t>
+      </w:r>
+      <w:r>
+        <w:t xml:space="preserve"> </w:t>
+      </w:r>
+      <w:r>
+        <w:rPr>
+          <w:rStyle w:val="VerbatimChar"/>
+        </w:rPr>
+        <w:t xml:space="preserve">Docs/bugs/dma.md</w:t>
+      </w:r>
+      <w:r>
+        <w:t xml:space="preserve">): restart after a software stop</w:t>
+      </w:r>
+      <w:r>
+        <w:t xml:space="preserve"> </w:t>
+      </w:r>
+      <w:r>
+        <w:t xml:space="preserve">reloads REMAINING from CNT; a bad</w:t>
+      </w:r>
+      <w:r>
+        <w:t xml:space="preserve"> </w:t>
+      </w:r>
+      <w:r>
+        <w:rPr>
+          <w:rStyle w:val="VerbatimChar"/>
+        </w:rPr>
+        <w:t xml:space="preserve">DAR</w:t>
+      </w:r>
+      <w:r>
+        <w:t xml:space="preserve"> </w:t>
+      </w:r>
+      <w:r>
+        <w:t xml:space="preserve">is refused after the source read; a beat still in</w:t>
+      </w:r>
+      <w:r>
+        <w:t xml:space="preserve"> </w:t>
+      </w:r>
+      <w:r>
+        <w:t xml:space="preserve">flight lands in a re-armed transfer;</w:t>
+      </w:r>
+      <w:r>
+        <w:t xml:space="preserve"> </w:t>
+      </w:r>
+      <w:r>
+        <w:rPr>
+          <w:rStyle w:val="VerbatimChar"/>
+        </w:rPr>
+        <w:t xml:space="preserve">ACK_CYCLES</w:t>
+      </w:r>
+      <w:r>
+        <w:t xml:space="preserve"> </w:t>
+      </w:r>
+      <w:r>
+        <w:t xml:space="preserve">is unguarded; an unaligned halfword or</w:t>
+      </w:r>
+      <w:r>
+        <w:t xml:space="preserve"> </w:t>
+      </w:r>
+      <w:r>
+        <w:t xml:space="preserve">word</w:t>
+      </w:r>
+      <w:r>
+        <w:t xml:space="preserve"> </w:t>
+      </w:r>
+      <w:r>
+        <w:rPr>
+          <w:rStyle w:val="VerbatimChar"/>
+        </w:rPr>
+        <w:t xml:space="preserve">SAR</w:t>
+      </w:r>
+      <w:r>
+        <w:t xml:space="preserve">/</w:t>
+      </w:r>
+      <w:r>
+        <w:rPr>
+          <w:rStyle w:val="VerbatimChar"/>
+        </w:rPr>
+        <w:t xml:space="preserve">DAR</w:t>
+      </w:r>
+      <w:r>
+        <w:t xml:space="preserve"> </w:t>
+      </w:r>
+      <w:r>
+        <w:t xml:space="preserve">puts a misaligned transfer on the bus (vPlan F17); a</w:t>
+      </w:r>
+      <w:r>
+        <w:t xml:space="preserve"> </w:t>
+      </w:r>
+      <w:r>
+        <w:rPr>
+          <w:rStyle w:val="VerbatimChar"/>
+        </w:rPr>
+        <w:t xml:space="preserve">CR</w:t>
+      </w:r>
+      <w:r>
+        <w:t xml:space="preserve"> </w:t>
+      </w:r>
+      <w:r>
+        <w:t xml:space="preserve">write during a</w:t>
+      </w:r>
+      <w:r>
+        <w:t xml:space="preserve"> </w:t>
+      </w:r>
+      <w:r>
+        <w:t xml:space="preserve">beat (such as the stop</w:t>
+      </w:r>
+      <w:r>
+        <w:t xml:space="preserve"> </w:t>
+      </w:r>
+      <w:r>
+        <w:rPr>
+          <w:rStyle w:val="VerbatimChar"/>
+        </w:rPr>
+        <w:t xml:space="preserve">CR</w:t>
+      </w:r>
+      <w:r>
+        <w:t xml:space="preserve"> </w:t>
+      </w:r>
+      <w:r>
+        <w:t xml:space="preserve">= 0) changes that beat's size (vPlan F45). Rulings pending</w:t>
+      </w:r>
+      <w:r>
+        <w:t xml:space="preserve"> </w:t>
+      </w:r>
+      <w:r>
+        <w:t xml:space="preserve">(Track A DMA plan). Until then this specification does not describe the restart, re-arm,</w:t>
+      </w:r>
+      <w:r>
+        <w:t xml:space="preserve"> </w:t>
+      </w:r>
+      <w:r>
+        <w:t xml:space="preserve">unaligned and write-during-a-beat behaviour.</w:t>
+      </w:r>
+    </w:p>
+    <w:p>
+      <w:pPr>
+        <w:numPr>
+          <w:ilvl w:val="0"/>
+          <w:numId w:val="1003"/>
+        </w:numPr>
+      </w:pPr>
+      <w:r>
+        <w:rPr>
+          <w:bCs/>
+          <w:b/>
+        </w:rPr>
+        <w:t xml:space="preserve">AUD-12 item 2</w:t>
+      </w:r>
+      <w:r>
+        <w:t xml:space="preserve"> </w:t>
+      </w:r>
+      <w:r>
+        <w:t xml:space="preserve">(2026-10-12): the per-channel clock gate of [N-9.3] does not exist in</w:t>
+      </w:r>
+      <w:r>
+        <w:t xml:space="preserve"> </w:t>
+      </w:r>
+      <w:r>
+        <w:rPr>
+          <w:rStyle w:val="VerbatimChar"/>
+        </w:rPr>
+        <w:t xml:space="preserve">rtl/dma</w:t>
+      </w:r>
+      <w:r>
+        <w:t xml:space="preserve">; ruling pending (DMA plan D5).</w:t>
+      </w:r>
+    </w:p>
+    <w:p>
+      <w:pPr>
+        <w:numPr>
+          <w:ilvl w:val="0"/>
+          <w:numId w:val="1003"/>
+        </w:numPr>
+      </w:pPr>
+      <w:r>
+        <w:rPr>
+          <w:bCs/>
+          <w:b/>
+        </w:rPr>
         <w:t xml:space="preserve">OPEN-D1</w:t>
       </w:r>
       <w:r>
@@ -10823,6 +13265,7 @@
       </w:r>
       <w:r>
         <w:rPr>
+          <w:iCs/>
           <w:i/>
         </w:rPr>
         <w:t xml:space="preserve">closed 2026-09-26.</w:t>
@@ -10871,18 +13314,21 @@
       </w:r>
       <w:r>
         <w:rPr>
+          <w:bCs/>
           <w:b/>
         </w:rPr>
         <w:t xml:space="preserve">registered on</w:t>
       </w:r>
       <w:r>
         <w:rPr>
+          <w:bCs/>
           <w:b/>
         </w:rPr>
         <w:t xml:space="preserve"> </w:t>
       </w:r>
       <w:r>
         <w:rPr>
+          <w:bCs/>
           <w:b/>
         </w:rPr>
         <w:t xml:space="preserve">pclk</w:t>
@@ -10945,15 +13391,15 @@
         <w:t xml:space="preserve">than merely passing.</w:t>
       </w:r>
     </w:p>
+    <w:bookmarkEnd w:id="54"/>
+    <w:bookmarkStart w:id="55" w:name="Xcf6ad7b8070c666514712df471d6381a14b1a48"/>
     <w:p>
       <w:pPr>
         <w:pStyle w:val="Heading2"/>
       </w:pPr>
-      <w:bookmarkStart w:id="55" w:name="Xcf6ad7b8070c666514712df471d6381a14b1a48"/>
       <w:r>
         <w:t xml:space="preserve">15 Errata</w:t>
       </w:r>
-      <w:bookmarkEnd w:id="55"/>
     </w:p>
     <w:p>
       <w:pPr>
@@ -10961,6 +13407,7 @@
       </w:pPr>
       <w:r>
         <w:rPr>
+          <w:bCs/>
           <w:b/>
         </w:rPr>
         <w:t xml:space="preserve">Existing RTL — fixed and verified:</w:t>
@@ -10969,21 +13416,23 @@
     <w:tbl>
       <w:tblPr>
         <w:tblStyle w:val="Table"/>
-        <w:tblW w:type="pct" w:w="0.0"/>
-        <w:tblLook w:firstRow="1"/>
+        <w:tblW w:type="auto" w:w="0"/>
+        <w:tblLook w:firstRow="1" w:lastRow="0" w:firstColumn="0" w:lastColumn="0" w:noHBand="0" w:noVBand="0" w:val="0020"/>
+        <w:jc w:val="start"/>
       </w:tblPr>
-      <w:tblGrid/>
+      <w:tblGrid>
+        <w:gridCol w:w="1584"/>
+        <w:gridCol w:w="1584"/>
+        <w:gridCol w:w="1584"/>
+        <w:gridCol w:w="1584"/>
+        <w:gridCol w:w="1584"/>
+      </w:tblGrid>
       <w:tr>
         <w:trPr>
-          <w:cnfStyle w:firstRow="1"/>
+          <w:tblHeader w:val="true"/>
         </w:trPr>
         <w:tc>
-          <w:tcPr>
-            <w:tcBorders>
-              <w:bottom w:val="single"/>
-            </w:tcBorders>
-            <w:vAlign w:val="bottom"/>
-          </w:tcPr>
+          <w:tcPr/>
           <w:p>
             <w:pPr>
               <w:pStyle w:val="Compact"/>
@@ -10995,12 +13444,7 @@
           </w:p>
         </w:tc>
         <w:tc>
-          <w:tcPr>
-            <w:tcBorders>
-              <w:bottom w:val="single"/>
-            </w:tcBorders>
-            <w:vAlign w:val="bottom"/>
-          </w:tcPr>
+          <w:tcPr/>
           <w:p>
             <w:pPr>
               <w:pStyle w:val="Compact"/>
@@ -11012,12 +13456,7 @@
           </w:p>
         </w:tc>
         <w:tc>
-          <w:tcPr>
-            <w:tcBorders>
-              <w:bottom w:val="single"/>
-            </w:tcBorders>
-            <w:vAlign w:val="bottom"/>
-          </w:tcPr>
+          <w:tcPr/>
           <w:p>
             <w:pPr>
               <w:pStyle w:val="Compact"/>
@@ -11029,12 +13468,7 @@
           </w:p>
         </w:tc>
         <w:tc>
-          <w:tcPr>
-            <w:tcBorders>
-              <w:bottom w:val="single"/>
-            </w:tcBorders>
-            <w:vAlign w:val="bottom"/>
-          </w:tcPr>
+          <w:tcPr/>
           <w:p>
             <w:pPr>
               <w:pStyle w:val="Compact"/>
@@ -11046,12 +13480,7 @@
           </w:p>
         </w:tc>
         <w:tc>
-          <w:tcPr>
-            <w:tcBorders>
-              <w:bottom w:val="single"/>
-            </w:tcBorders>
-            <w:vAlign w:val="bottom"/>
-          </w:tcPr>
+          <w:tcPr/>
           <w:p>
             <w:pPr>
               <w:pStyle w:val="Compact"/>
@@ -11065,6 +13494,7 @@
       </w:tr>
       <w:tr>
         <w:tc>
+          <w:tcPr/>
           <w:p>
             <w:pPr>
               <w:pStyle w:val="Compact"/>
@@ -11076,6 +13506,7 @@
           </w:p>
         </w:tc>
         <w:tc>
+          <w:tcPr/>
           <w:p>
             <w:pPr>
               <w:pStyle w:val="Compact"/>
@@ -11117,6 +13548,7 @@
           </w:p>
         </w:tc>
         <w:tc>
+          <w:tcPr/>
           <w:p>
             <w:pPr>
               <w:pStyle w:val="Compact"/>
@@ -11152,6 +13584,7 @@
           </w:p>
         </w:tc>
         <w:tc>
+          <w:tcPr/>
           <w:p>
             <w:pPr>
               <w:pStyle w:val="Compact"/>
@@ -11163,6 +13596,7 @@
           </w:p>
         </w:tc>
         <w:tc>
+          <w:tcPr/>
           <w:p>
             <w:pPr>
               <w:pStyle w:val="Compact"/>
@@ -11179,6 +13613,7 @@
       </w:tr>
       <w:tr>
         <w:tc>
+          <w:tcPr/>
           <w:p>
             <w:pPr>
               <w:pStyle w:val="Compact"/>
@@ -11190,6 +13625,7 @@
           </w:p>
         </w:tc>
         <w:tc>
+          <w:tcPr/>
           <w:p>
             <w:pPr>
               <w:pStyle w:val="Compact"/>
@@ -11261,6 +13697,7 @@
           </w:p>
         </w:tc>
         <w:tc>
+          <w:tcPr/>
           <w:p>
             <w:pPr>
               <w:pStyle w:val="Compact"/>
@@ -11287,6 +13724,7 @@
           </w:p>
         </w:tc>
         <w:tc>
+          <w:tcPr/>
           <w:p>
             <w:pPr>
               <w:pStyle w:val="Compact"/>
@@ -11310,6 +13748,7 @@
           </w:p>
         </w:tc>
         <w:tc>
+          <w:tcPr/>
           <w:p>
             <w:pPr>
               <w:pStyle w:val="Compact"/>
@@ -11331,6 +13770,7 @@
       </w:pPr>
       <w:r>
         <w:rPr>
+          <w:bCs/>
           <w:b/>
         </w:rPr>
         <w:t xml:space="preserve">Defects fixed in this revision:</w:t>
@@ -11339,21 +13779,22 @@
     <w:tbl>
       <w:tblPr>
         <w:tblStyle w:val="Table"/>
-        <w:tblW w:type="pct" w:w="0.0"/>
-        <w:tblLook w:firstRow="1"/>
+        <w:tblW w:type="auto" w:w="0"/>
+        <w:tblLook w:firstRow="1" w:lastRow="0" w:firstColumn="0" w:lastColumn="0" w:noHBand="0" w:noVBand="0" w:val="0020"/>
+        <w:jc w:val="start"/>
       </w:tblPr>
-      <w:tblGrid/>
+      <w:tblGrid>
+        <w:gridCol w:w="1980"/>
+        <w:gridCol w:w="1980"/>
+        <w:gridCol w:w="1980"/>
+        <w:gridCol w:w="1980"/>
+      </w:tblGrid>
       <w:tr>
         <w:trPr>
-          <w:cnfStyle w:firstRow="1"/>
+          <w:tblHeader w:val="true"/>
         </w:trPr>
         <w:tc>
-          <w:tcPr>
-            <w:tcBorders>
-              <w:bottom w:val="single"/>
-            </w:tcBorders>
-            <w:vAlign w:val="bottom"/>
-          </w:tcPr>
+          <w:tcPr/>
           <w:p>
             <w:pPr>
               <w:pStyle w:val="Compact"/>
@@ -11365,12 +13806,7 @@
           </w:p>
         </w:tc>
         <w:tc>
-          <w:tcPr>
-            <w:tcBorders>
-              <w:bottom w:val="single"/>
-            </w:tcBorders>
-            <w:vAlign w:val="bottom"/>
-          </w:tcPr>
+          <w:tcPr/>
           <w:p>
             <w:pPr>
               <w:pStyle w:val="Compact"/>
@@ -11382,12 +13818,7 @@
           </w:p>
         </w:tc>
         <w:tc>
-          <w:tcPr>
-            <w:tcBorders>
-              <w:bottom w:val="single"/>
-            </w:tcBorders>
-            <w:vAlign w:val="bottom"/>
-          </w:tcPr>
+          <w:tcPr/>
           <w:p>
             <w:pPr>
               <w:pStyle w:val="Compact"/>
@@ -11399,12 +13830,7 @@
           </w:p>
         </w:tc>
         <w:tc>
-          <w:tcPr>
-            <w:tcBorders>
-              <w:bottom w:val="single"/>
-            </w:tcBorders>
-            <w:vAlign w:val="bottom"/>
-          </w:tcPr>
+          <w:tcPr/>
           <w:p>
             <w:pPr>
               <w:pStyle w:val="Compact"/>
@@ -11418,6 +13844,7 @@
       </w:tr>
       <w:tr>
         <w:tc>
+          <w:tcPr/>
           <w:p>
             <w:pPr>
               <w:pStyle w:val="Compact"/>
@@ -11429,6 +13856,7 @@
           </w:p>
         </w:tc>
         <w:tc>
+          <w:tcPr/>
           <w:p>
             <w:pPr>
               <w:pStyle w:val="Compact"/>
@@ -11440,6 +13868,7 @@
           </w:p>
         </w:tc>
         <w:tc>
+          <w:tcPr/>
           <w:p>
             <w:pPr>
               <w:pStyle w:val="Compact"/>
@@ -11451,6 +13880,7 @@
           </w:p>
         </w:tc>
         <w:tc>
+          <w:tcPr/>
           <w:p>
             <w:pPr>
               <w:pStyle w:val="Compact"/>
@@ -11464,6 +13894,7 @@
       </w:tr>
       <w:tr>
         <w:tc>
+          <w:tcPr/>
           <w:p>
             <w:pPr>
               <w:pStyle w:val="Compact"/>
@@ -11475,6 +13906,7 @@
           </w:p>
         </w:tc>
         <w:tc>
+          <w:tcPr/>
           <w:p>
             <w:pPr>
               <w:pStyle w:val="Compact"/>
@@ -11486,6 +13918,7 @@
           </w:p>
         </w:tc>
         <w:tc>
+          <w:tcPr/>
           <w:p>
             <w:pPr>
               <w:pStyle w:val="Compact"/>
@@ -11497,6 +13930,7 @@
           </w:p>
         </w:tc>
         <w:tc>
+          <w:tcPr/>
           <w:p>
             <w:pPr>
               <w:pStyle w:val="Compact"/>
@@ -11522,6 +13956,7 @@
       </w:tr>
       <w:tr>
         <w:tc>
+          <w:tcPr/>
           <w:p>
             <w:pPr>
               <w:pStyle w:val="Compact"/>
@@ -11533,6 +13968,7 @@
           </w:p>
         </w:tc>
         <w:tc>
+          <w:tcPr/>
           <w:p>
             <w:pPr>
               <w:pStyle w:val="Compact"/>
@@ -11544,6 +13980,7 @@
           </w:p>
         </w:tc>
         <w:tc>
+          <w:tcPr/>
           <w:p>
             <w:pPr>
               <w:pStyle w:val="Compact"/>
@@ -11555,6 +13992,7 @@
           </w:p>
         </w:tc>
         <w:tc>
+          <w:tcPr/>
           <w:p>
             <w:pPr>
               <w:pStyle w:val="Compact"/>
@@ -11568,6 +14006,7 @@
       </w:tr>
       <w:tr>
         <w:tc>
+          <w:tcPr/>
           <w:p>
             <w:pPr>
               <w:pStyle w:val="Compact"/>
@@ -11579,6 +14018,7 @@
           </w:p>
         </w:tc>
         <w:tc>
+          <w:tcPr/>
           <w:p>
             <w:pPr>
               <w:pStyle w:val="Compact"/>
@@ -11590,6 +14030,7 @@
           </w:p>
         </w:tc>
         <w:tc>
+          <w:tcPr/>
           <w:p>
             <w:pPr>
               <w:pStyle w:val="Compact"/>
@@ -11601,6 +14042,7 @@
           </w:p>
         </w:tc>
         <w:tc>
+          <w:tcPr/>
           <w:p>
             <w:pPr>
               <w:pStyle w:val="Compact"/>
@@ -11613,6 +14055,8 @@
         </w:tc>
       </w:tr>
     </w:tbl>
+    <w:bookmarkEnd w:id="55"/>
+    <w:bookmarkEnd w:id="56"/>
     <w:sectPr/>
   </w:body>
 </w:document>
@@ -11644,17 +14088,14 @@
 <file path=word/numbering.xml><?xml version="1.0" encoding="utf-8"?>
 <w:numbering xmlns:w="http://schemas.openxmlformats.org/wordprocessingml/2006/main">
   <w:abstractNum w:abstractNumId="990">
-    <w:nsid w:val="2c1ae401"/>
+    <w:nsid w:val="A990"/>
     <w:multiLevelType w:val="multilevel"/>
     <w:lvl w:ilvl="0">
       <w:numFmt w:val="bullet"/>
       <w:lvlText w:val=" "/>
       <w:lvlJc w:val="left"/>
       <w:pPr>
-        <w:tabs>
-          <w:tab w:val="num" w:pos="0"/>
-        </w:tabs>
-        <w:ind w:left="480" w:hanging="480"/>
+        <w:ind w:left="720" w:hanging="480"/>
       </w:pPr>
     </w:lvl>
     <w:lvl w:ilvl="1">
@@ -11662,10 +14103,7 @@
       <w:lvlText w:val=" "/>
       <w:lvlJc w:val="left"/>
       <w:pPr>
-        <w:tabs>
-          <w:tab w:val="num" w:pos="720"/>
-        </w:tabs>
-        <w:ind w:left="1200" w:hanging="480"/>
+        <w:ind w:left="1440" w:hanging="480"/>
       </w:pPr>
     </w:lvl>
     <w:lvl w:ilvl="2">
@@ -11673,10 +14111,7 @@
       <w:lvlText w:val=" "/>
       <w:lvlJc w:val="left"/>
       <w:pPr>
-        <w:tabs>
-          <w:tab w:val="num" w:pos="1440"/>
-        </w:tabs>
-        <w:ind w:left="1920" w:hanging="480"/>
+        <w:ind w:left="2160" w:hanging="480"/>
       </w:pPr>
     </w:lvl>
     <w:lvl w:ilvl="3">
@@ -11684,10 +14119,7 @@
       <w:lvlText w:val=" "/>
       <w:lvlJc w:val="left"/>
       <w:pPr>
-        <w:tabs>
-          <w:tab w:val="num" w:pos="2160"/>
-        </w:tabs>
-        <w:ind w:left="2640" w:hanging="480"/>
+        <w:ind w:left="2880" w:hanging="480"/>
       </w:pPr>
     </w:lvl>
     <w:lvl w:ilvl="4">
@@ -11695,10 +14127,7 @@
       <w:lvlText w:val=" "/>
       <w:lvlJc w:val="left"/>
       <w:pPr>
-        <w:tabs>
-          <w:tab w:val="num" w:pos="2880"/>
-        </w:tabs>
-        <w:ind w:left="3360" w:hanging="480"/>
+        <w:ind w:left="3600" w:hanging="480"/>
       </w:pPr>
     </w:lvl>
     <w:lvl w:ilvl="5">
@@ -11706,10 +14135,7 @@
       <w:lvlText w:val=" "/>
       <w:lvlJc w:val="left"/>
       <w:pPr>
-        <w:tabs>
-          <w:tab w:val="num" w:pos="3600"/>
-        </w:tabs>
-        <w:ind w:left="4080" w:hanging="480"/>
+        <w:ind w:left="4320" w:hanging="480"/>
       </w:pPr>
     </w:lvl>
     <w:lvl w:ilvl="6">
@@ -11717,10 +14143,7 @@
       <w:lvlText w:val=" "/>
       <w:lvlJc w:val="left"/>
       <w:pPr>
-        <w:tabs>
-          <w:tab w:val="num" w:pos="4320"/>
-        </w:tabs>
-        <w:ind w:left="4800" w:hanging="480"/>
+        <w:ind w:left="5040" w:hanging="480"/>
       </w:pPr>
     </w:lvl>
     <w:lvl w:ilvl="7">
@@ -11728,10 +14151,7 @@
       <w:lvlText w:val=" "/>
       <w:lvlJc w:val="left"/>
       <w:pPr>
-        <w:tabs>
-          <w:tab w:val="num" w:pos="5040"/>
-        </w:tabs>
-        <w:ind w:left="5520" w:hanging="480"/>
+        <w:ind w:left="5760" w:hanging="480"/>
       </w:pPr>
     </w:lvl>
     <w:lvl w:ilvl="8">
@@ -11739,15 +14159,12 @@
       <w:lvlText w:val=" "/>
       <w:lvlJc w:val="left"/>
       <w:pPr>
-        <w:tabs>
-          <w:tab w:val="num" w:pos="5760"/>
-        </w:tabs>
-        <w:ind w:left="6240" w:hanging="480"/>
+        <w:ind w:left="6480" w:hanging="480"/>
       </w:pPr>
     </w:lvl>
   </w:abstractNum>
-  <w:abstractNum w:abstractNumId="99211">
-    <w:nsid w:val="ea454b4c"/>
+  <w:abstractNum w:abstractNumId="99411">
+    <w:nsid w:val="A99411"/>
     <w:multiLevelType w:val="multilevel"/>
     <w:lvl w:ilvl="0">
       <w:start w:val="1"/>
@@ -11755,34 +14172,25 @@
       <w:lvlText w:val="%1."/>
       <w:lvlJc w:val="left"/>
       <w:pPr>
-        <w:tabs>
-          <w:tab w:val="num" w:pos="0"/>
-        </w:tabs>
-        <w:ind w:left="480" w:hanging="480"/>
+        <w:ind w:left="720" w:hanging="480"/>
       </w:pPr>
     </w:lvl>
     <w:lvl w:ilvl="1">
       <w:start w:val="1"/>
-      <w:numFmt w:val="lowerLetter"/>
+      <w:numFmt w:val="decimal"/>
       <w:lvlText w:val="%2."/>
       <w:lvlJc w:val="left"/>
       <w:pPr>
-        <w:tabs>
-          <w:tab w:val="num" w:pos="720"/>
-        </w:tabs>
-        <w:ind w:left="1200" w:hanging="480"/>
+        <w:ind w:left="1440" w:hanging="480"/>
       </w:pPr>
     </w:lvl>
     <w:lvl w:ilvl="2">
       <w:start w:val="1"/>
-      <w:numFmt w:val="lowerRoman"/>
+      <w:numFmt w:val="decimal"/>
       <w:lvlText w:val="%3."/>
       <w:lvlJc w:val="left"/>
       <w:pPr>
-        <w:tabs>
-          <w:tab w:val="num" w:pos="1440"/>
-        </w:tabs>
-        <w:ind w:left="1920" w:hanging="480"/>
+        <w:ind w:left="2160" w:hanging="480"/>
       </w:pPr>
     </w:lvl>
     <w:lvl w:ilvl="3">
@@ -11791,34 +14199,25 @@
       <w:lvlText w:val="%4."/>
       <w:lvlJc w:val="left"/>
       <w:pPr>
-        <w:tabs>
-          <w:tab w:val="num" w:pos="2160"/>
-        </w:tabs>
-        <w:ind w:left="2640" w:hanging="480"/>
+        <w:ind w:left="2880" w:hanging="480"/>
       </w:pPr>
     </w:lvl>
     <w:lvl w:ilvl="4">
       <w:start w:val="1"/>
-      <w:numFmt w:val="lowerLetter"/>
+      <w:numFmt w:val="decimal"/>
       <w:lvlText w:val="%5."/>
       <w:lvlJc w:val="left"/>
       <w:pPr>
-        <w:tabs>
-          <w:tab w:val="num" w:pos="2880"/>
-        </w:tabs>
-        <w:ind w:left="3360" w:hanging="480"/>
+        <w:ind w:left="3600" w:hanging="480"/>
       </w:pPr>
     </w:lvl>
     <w:lvl w:ilvl="5">
       <w:start w:val="1"/>
-      <w:numFmt w:val="lowerRoman"/>
+      <w:numFmt w:val="decimal"/>
       <w:lvlText w:val="%6."/>
       <w:lvlJc w:val="left"/>
       <w:pPr>
-        <w:tabs>
-          <w:tab w:val="num" w:pos="3600"/>
-        </w:tabs>
-        <w:ind w:left="4080" w:hanging="480"/>
+        <w:ind w:left="4320" w:hanging="480"/>
       </w:pPr>
     </w:lvl>
     <w:lvl w:ilvl="6">
@@ -11827,49 +14226,37 @@
       <w:lvlText w:val="%7."/>
       <w:lvlJc w:val="left"/>
       <w:pPr>
-        <w:tabs>
-          <w:tab w:val="num" w:pos="4320"/>
-        </w:tabs>
-        <w:ind w:left="4800" w:hanging="480"/>
+        <w:ind w:left="5040" w:hanging="480"/>
       </w:pPr>
     </w:lvl>
     <w:lvl w:ilvl="7">
       <w:start w:val="1"/>
-      <w:numFmt w:val="lowerLetter"/>
+      <w:numFmt w:val="decimal"/>
       <w:lvlText w:val="%8."/>
       <w:lvlJc w:val="left"/>
       <w:pPr>
-        <w:tabs>
-          <w:tab w:val="num" w:pos="5040"/>
-        </w:tabs>
-        <w:ind w:left="5520" w:hanging="480"/>
+        <w:ind w:left="5760" w:hanging="480"/>
       </w:pPr>
     </w:lvl>
     <w:lvl w:ilvl="8">
       <w:start w:val="1"/>
-      <w:numFmt w:val="lowerRoman"/>
+      <w:numFmt w:val="decimal"/>
       <w:lvlText w:val="%9."/>
       <w:lvlJc w:val="left"/>
       <w:pPr>
-        <w:tabs>
-          <w:tab w:val="num" w:pos="5760"/>
-        </w:tabs>
-        <w:ind w:left="6240" w:hanging="480"/>
+        <w:ind w:left="6480" w:hanging="480"/>
       </w:pPr>
     </w:lvl>
   </w:abstractNum>
   <w:abstractNum w:abstractNumId="991">
-    <w:nsid w:val="71315dca"/>
+    <w:nsid w:val="A991"/>
     <w:multiLevelType w:val="multilevel"/>
     <w:lvl w:ilvl="0">
       <w:numFmt w:val="bullet"/>
       <w:lvlText w:val="•"/>
       <w:lvlJc w:val="left"/>
       <w:pPr>
-        <w:tabs>
-          <w:tab w:val="num" w:pos="0"/>
-        </w:tabs>
-        <w:ind w:left="480" w:hanging="480"/>
+        <w:ind w:left="720" w:hanging="480"/>
       </w:pPr>
     </w:lvl>
     <w:lvl w:ilvl="1">
@@ -11877,10 +14264,7 @@
       <w:lvlText w:val="–"/>
       <w:lvlJc w:val="left"/>
       <w:pPr>
-        <w:tabs>
-          <w:tab w:val="num" w:pos="720"/>
-        </w:tabs>
-        <w:ind w:left="1200" w:hanging="480"/>
+        <w:ind w:left="1440" w:hanging="480"/>
       </w:pPr>
     </w:lvl>
     <w:lvl w:ilvl="2">
@@ -11888,10 +14272,7 @@
       <w:lvlText w:val="•"/>
       <w:lvlJc w:val="left"/>
       <w:pPr>
-        <w:tabs>
-          <w:tab w:val="num" w:pos="1440"/>
-        </w:tabs>
-        <w:ind w:left="1920" w:hanging="480"/>
+        <w:ind w:left="2160" w:hanging="480"/>
       </w:pPr>
     </w:lvl>
     <w:lvl w:ilvl="3">
@@ -11899,10 +14280,7 @@
       <w:lvlText w:val="–"/>
       <w:lvlJc w:val="left"/>
       <w:pPr>
-        <w:tabs>
-          <w:tab w:val="num" w:pos="2160"/>
-        </w:tabs>
-        <w:ind w:left="2640" w:hanging="480"/>
+        <w:ind w:left="2880" w:hanging="480"/>
       </w:pPr>
     </w:lvl>
     <w:lvl w:ilvl="4">
@@ -11910,10 +14288,7 @@
       <w:lvlText w:val="•"/>
       <w:lvlJc w:val="left"/>
       <w:pPr>
-        <w:tabs>
-          <w:tab w:val="num" w:pos="2880"/>
-        </w:tabs>
-        <w:ind w:left="3360" w:hanging="480"/>
+        <w:ind w:left="3600" w:hanging="480"/>
       </w:pPr>
     </w:lvl>
     <w:lvl w:ilvl="5">
@@ -11921,10 +14296,7 @@
       <w:lvlText w:val="–"/>
       <w:lvlJc w:val="left"/>
       <w:pPr>
-        <w:tabs>
-          <w:tab w:val="num" w:pos="3600"/>
-        </w:tabs>
-        <w:ind w:left="4080" w:hanging="480"/>
+        <w:ind w:left="4320" w:hanging="480"/>
       </w:pPr>
     </w:lvl>
     <w:lvl w:ilvl="6">
@@ -11932,10 +14304,7 @@
       <w:lvlText w:val="•"/>
       <w:lvlJc w:val="left"/>
       <w:pPr>
-        <w:tabs>
-          <w:tab w:val="num" w:pos="4320"/>
-        </w:tabs>
-        <w:ind w:left="4800" w:hanging="480"/>
+        <w:ind w:left="5040" w:hanging="480"/>
       </w:pPr>
     </w:lvl>
     <w:lvl w:ilvl="7">
@@ -11943,10 +14312,7 @@
       <w:lvlText w:val="–"/>
       <w:lvlJc w:val="left"/>
       <w:pPr>
-        <w:tabs>
-          <w:tab w:val="num" w:pos="5040"/>
-        </w:tabs>
-        <w:ind w:left="5520" w:hanging="480"/>
+        <w:ind w:left="5760" w:hanging="480"/>
       </w:pPr>
     </w:lvl>
     <w:lvl w:ilvl="8">
@@ -11954,10 +14320,7 @@
       <w:lvlText w:val="•"/>
       <w:lvlJc w:val="left"/>
       <w:pPr>
-        <w:tabs>
-          <w:tab w:val="num" w:pos="5760"/>
-        </w:tabs>
-        <w:ind w:left="6240" w:hanging="480"/>
+        <w:ind w:left="6480" w:hanging="480"/>
       </w:pPr>
     </w:lvl>
   </w:abstractNum>
@@ -11965,7 +14328,7 @@
     <w:abstractNumId w:val="990"/>
   </w:num>
   <w:num w:numId="1001">
-    <w:abstractNumId w:val="99211"/>
+    <w:abstractNumId w:val="99411"/>
     <w:lvlOverride w:ilvl="0">
       <w:startOverride w:val="1"/>
     </w:lvlOverride>
@@ -12008,10 +14371,10 @@
   <w:docDefaults>
     <w:rPrDefault>
       <w:rPr>
-        <w:rFonts w:asciiTheme="minorHAnsi" w:eastAsiaTheme="minorHAnsi" w:hAnsiTheme="minorHAnsi" w:cstheme="minorBidi"/>
+        <w:rFonts w:asciiTheme="minorHAnsi" w:cstheme="minorBidi" w:eastAsiaTheme="minorHAnsi" w:hAnsiTheme="minorHAnsi"/>
         <w:sz w:val="24"/>
         <w:szCs w:val="24"/>
-        <w:lang w:val="en-US" w:eastAsia="en-US" w:bidi="ar-SA"/>
+        <w:lang w:bidi="ar-SA" w:eastAsia="en-US" w:val="en-US"/>
       </w:rPr>
     </w:rPrDefault>
     <w:pPrDefault>
@@ -12020,35 +14383,35 @@
       </w:pPr>
     </w:pPrDefault>
   </w:docDefaults>
-  <w:latentStyles w:defLockedState="0" w:defUIPriority="0" w:defSemiHidden="0" w:defUnhideWhenUsed="0" w:defQFormat="0" w:count="276"/>
-  <w:style w:type="paragraph" w:default="1" w:styleId="Normal">
+  <w:latentStyles w:count="276" w:defLockedState="0" w:defQFormat="0" w:defSemiHidden="0" w:defUIPriority="0" w:defUnhideWhenUsed="0"/>
+  <w:style w:default="1" w:styleId="Normal" w:type="paragraph">
     <w:name w:val="Normal"/>
     <w:qFormat/>
   </w:style>
-  <w:style w:type="paragraph" w:styleId="BodyText">
+  <w:style w:styleId="BodyText" w:type="paragraph">
     <w:name w:val="Body Text"/>
     <w:basedOn w:val="Normal"/>
     <w:link w:val="BodyTextChar"/>
     <w:pPr>
-      <w:spacing w:before="180" w:after="180"/>
+      <w:spacing w:after="180" w:before="180"/>
     </w:pPr>
     <w:qFormat/>
   </w:style>
-  <w:style w:type="paragraph" w:customStyle="1" w:styleId="FirstParagraph">
+  <w:style w:customStyle="1" w:styleId="FirstParagraph" w:type="paragraph">
     <w:name w:val="First Paragraph"/>
     <w:basedOn w:val="BodyText"/>
     <w:next w:val="BodyText"/>
     <w:qFormat/>
   </w:style>
-  <w:style w:type="paragraph" w:customStyle="1" w:styleId="Compact">
+  <w:style w:customStyle="1" w:styleId="Compact" w:type="paragraph">
     <w:name w:val="Compact"/>
     <w:basedOn w:val="BodyText"/>
     <w:qFormat/>
     <w:pPr>
-      <w:spacing w:before="36" w:after="36"/>
+      <w:spacing w:after="36" w:before="36"/>
     </w:pPr>
   </w:style>
-  <w:style w:type="paragraph" w:styleId="Title">
+  <w:style w:styleId="Title" w:type="paragraph">
     <w:name w:val="Title"/>
     <w:basedOn w:val="Normal"/>
     <w:next w:val="BodyText"/>
@@ -12056,19 +14419,19 @@
     <w:pPr>
       <w:keepNext/>
       <w:keepLines/>
-      <w:spacing w:before="480" w:after="240"/>
+      <w:spacing w:after="240" w:before="480"/>
       <w:jc w:val="center"/>
     </w:pPr>
     <w:rPr>
-      <w:rFonts w:asciiTheme="majorHAnsi" w:eastAsiaTheme="majorEastAsia" w:hAnsiTheme="majorHAnsi" w:cstheme="majorBidi"/>
+      <w:rFonts w:asciiTheme="majorHAnsi" w:cstheme="majorBidi" w:eastAsiaTheme="majorEastAsia" w:hAnsiTheme="majorHAnsi"/>
       <w:b/>
       <w:bCs/>
-      <w:color w:val="345A8A" w:themeColor="accent1" w:themeShade="B5"/>
+      <w:color w:themeColor="accent1" w:themeShade="B5" w:val="345A8A"/>
       <w:sz w:val="36"/>
       <w:szCs w:val="36"/>
     </w:rPr>
   </w:style>
-  <w:style w:type="paragraph" w:styleId="Subtitle">
+  <w:style w:styleId="Subtitle" w:type="paragraph">
     <w:name w:val="Subtitle"/>
     <w:basedOn w:val="Title"/>
     <w:next w:val="BodyText"/>
@@ -12076,7 +14439,7 @@
     <w:pPr>
       <w:keepNext/>
       <w:keepLines/>
-      <w:spacing w:before="240" w:after="240"/>
+      <w:spacing w:after="240" w:before="240"/>
       <w:jc w:val="center"/>
     </w:pPr>
     <w:rPr>
@@ -12084,7 +14447,7 @@
       <w:szCs w:val="30"/>
     </w:rPr>
   </w:style>
-  <w:style w:type="paragraph" w:customStyle="1" w:styleId="Author">
+  <w:style w:customStyle="1" w:styleId="Author" w:type="paragraph">
     <w:name w:val="Author"/>
     <w:next w:val="BodyText"/>
     <w:qFormat/>
@@ -12094,7 +14457,7 @@
       <w:jc w:val="center"/>
     </w:pPr>
   </w:style>
-  <w:style w:type="paragraph" w:styleId="Date">
+  <w:style w:styleId="Date" w:type="paragraph">
     <w:name w:val="Date"/>
     <w:next w:val="BodyText"/>
     <w:qFormat/>
@@ -12104,7 +14467,26 @@
       <w:jc w:val="center"/>
     </w:pPr>
   </w:style>
-  <w:style w:type="paragraph" w:customStyle="1" w:styleId="Abstract">
+  <w:style w:customStyle="1" w:styleId="AbstractTitle" w:type="paragraph">
+    <w:name w:val="Abstract Title"/>
+    <w:basedOn w:val="Normal"/>
+    <w:next w:val="Abstract"/>
+    <w:qFormat/>
+    <w:pPr>
+      <w:keepNext/>
+      <w:keepLines/>
+      <w:jc w:val="center"/>
+      <w:spacing w:after="0" w:before="300"/>
+    </w:pPr>
+    <w:rPr>
+      <w:sz w:val="20"/>
+      <w:szCs w:val="20"/>
+      <w:b/>
+      <w:color w:val="345A8A"/>
+      &gt;
+    </w:rPr>
+  </w:style>
+  <w:style w:customStyle="1" w:styleId="Abstract" w:type="paragraph">
     <w:name w:val="Abstract"/>
     <w:basedOn w:val="Normal"/>
     <w:next w:val="BodyText"/>
@@ -12112,14 +14494,14 @@
     <w:pPr>
       <w:keepNext/>
       <w:keepLines/>
-      <w:spacing w:before="300" w:after="300"/>
+      <w:spacing w:after="300" w:before="100"/>
     </w:pPr>
     <w:rPr>
       <w:sz w:val="20"/>
       <w:szCs w:val="20"/>
     </w:rPr>
   </w:style>
-  <w:style w:type="paragraph" w:styleId="Bibliography">
+  <w:style w:styleId="Bibliography" w:type="paragraph">
     <w:name w:val="Bibliography"/>
     <w:basedOn w:val="Normal"/>
     <w:next w:val="Bibliography"/>
@@ -12127,7 +14509,7 @@
     <w:pPr/>
     <w:rPr/>
   </w:style>
-  <w:style w:type="paragraph" w:styleId="Heading1">
+  <w:style w:styleId="Heading1" w:type="paragraph">
     <w:name w:val="Heading 1"/>
     <w:basedOn w:val="Normal"/>
     <w:next w:val="BodyText"/>
@@ -12136,19 +14518,19 @@
     <w:pPr>
       <w:keepNext/>
       <w:keepLines/>
-      <w:spacing w:before="480" w:after="0"/>
+      <w:spacing w:after="0" w:before="480"/>
       <w:outlineLvl w:val="0"/>
     </w:pPr>
     <w:rPr>
-      <w:rFonts w:asciiTheme="majorHAnsi" w:eastAsiaTheme="majorEastAsia" w:hAnsiTheme="majorHAnsi" w:cstheme="majorBidi"/>
+      <w:rFonts w:asciiTheme="majorHAnsi" w:cstheme="majorBidi" w:eastAsiaTheme="majorEastAsia" w:hAnsiTheme="majorHAnsi"/>
       <w:b/>
       <w:bCs/>
-      <w:color w:val="4F81BD" w:themeColor="accent1"/>
+      <w:color w:themeColor="accent1" w:val="4F81BD"/>
       <w:sz w:val="32"/>
       <w:szCs w:val="32"/>
     </w:rPr>
   </w:style>
-  <w:style w:type="paragraph" w:styleId="Heading2">
+  <w:style w:styleId="Heading2" w:type="paragraph">
     <w:name w:val="Heading 2"/>
     <w:basedOn w:val="Normal"/>
     <w:next w:val="BodyText"/>
@@ -12158,19 +14540,19 @@
     <w:pPr>
       <w:keepNext/>
       <w:keepLines/>
-      <w:spacing w:before="200" w:after="0"/>
+      <w:spacing w:after="0" w:before="200"/>
       <w:outlineLvl w:val="1"/>
     </w:pPr>
     <w:rPr>
-      <w:rFonts w:asciiTheme="majorHAnsi" w:eastAsiaTheme="majorEastAsia" w:hAnsiTheme="majorHAnsi" w:cstheme="majorBidi"/>
+      <w:rFonts w:asciiTheme="majorHAnsi" w:cstheme="majorBidi" w:eastAsiaTheme="majorEastAsia" w:hAnsiTheme="majorHAnsi"/>
       <w:b/>
       <w:bCs/>
-      <w:color w:val="4F81BD" w:themeColor="accent1"/>
+      <w:color w:themeColor="accent1" w:val="4F81BD"/>
       <w:sz w:val="28"/>
       <w:szCs w:val="28"/>
     </w:rPr>
   </w:style>
-  <w:style w:type="paragraph" w:styleId="Heading3">
+  <w:style w:styleId="Heading3" w:type="paragraph">
     <w:name w:val="Heading 3"/>
     <w:basedOn w:val="Normal"/>
     <w:next w:val="BodyText"/>
@@ -12180,19 +14562,19 @@
     <w:pPr>
       <w:keepNext/>
       <w:keepLines/>
-      <w:spacing w:before="200" w:after="0"/>
+      <w:spacing w:after="0" w:before="200"/>
       <w:outlineLvl w:val="2"/>
     </w:pPr>
     <w:rPr>
-      <w:rFonts w:asciiTheme="majorHAnsi" w:eastAsiaTheme="majorEastAsia" w:hAnsiTheme="majorHAnsi" w:cstheme="majorBidi"/>
+      <w:rFonts w:asciiTheme="majorHAnsi" w:cstheme="majorBidi" w:eastAsiaTheme="majorEastAsia" w:hAnsiTheme="majorHAnsi"/>
       <w:b/>
       <w:bCs/>
-      <w:color w:val="4F81BD" w:themeColor="accent1"/>
+      <w:color w:themeColor="accent1" w:val="4F81BD"/>
       <w:sz w:val="24"/>
       <w:szCs w:val="24"/>
     </w:rPr>
   </w:style>
-  <w:style w:type="paragraph" w:styleId="Heading4">
+  <w:style w:styleId="Heading4" w:type="paragraph">
     <w:name w:val="Heading 4"/>
     <w:basedOn w:val="Normal"/>
     <w:next w:val="BodyText"/>
@@ -12202,19 +14584,19 @@
     <w:pPr>
       <w:keepNext/>
       <w:keepLines/>
-      <w:spacing w:before="200" w:after="0"/>
+      <w:spacing w:after="0" w:before="200"/>
       <w:outlineLvl w:val="3"/>
     </w:pPr>
     <w:rPr>
-      <w:rFonts w:asciiTheme="majorHAnsi" w:eastAsiaTheme="majorEastAsia" w:hAnsiTheme="majorHAnsi" w:cstheme="majorBidi"/>
+      <w:rFonts w:asciiTheme="majorHAnsi" w:cstheme="majorBidi" w:eastAsiaTheme="majorEastAsia" w:hAnsiTheme="majorHAnsi"/>
       <w:i/>
       <w:bCs/>
-      <w:color w:val="4F81BD" w:themeColor="accent1"/>
+      <w:color w:themeColor="accent1" w:val="4F81BD"/>
       <w:sz w:val="24"/>
       <w:szCs w:val="24"/>
     </w:rPr>
   </w:style>
-  <w:style w:type="paragraph" w:styleId="Heading5">
+  <w:style w:styleId="Heading5" w:type="paragraph">
     <w:name w:val="Heading 5"/>
     <w:basedOn w:val="Normal"/>
     <w:next w:val="BodyText"/>
@@ -12224,18 +14606,18 @@
     <w:pPr>
       <w:keepNext/>
       <w:keepLines/>
-      <w:spacing w:before="200" w:after="0"/>
+      <w:spacing w:after="0" w:before="200"/>
       <w:outlineLvl w:val="4"/>
     </w:pPr>
     <w:rPr>
-      <w:rFonts w:asciiTheme="majorHAnsi" w:eastAsiaTheme="majorEastAsia" w:hAnsiTheme="majorHAnsi" w:cstheme="majorBidi"/>
+      <w:rFonts w:asciiTheme="majorHAnsi" w:cstheme="majorBidi" w:eastAsiaTheme="majorEastAsia" w:hAnsiTheme="majorHAnsi"/>
       <w:iCs/>
-      <w:color w:val="4F81BD" w:themeColor="accent1"/>
+      <w:color w:themeColor="accent1" w:val="4F81BD"/>
       <w:sz w:val="24"/>
       <w:szCs w:val="24"/>
     </w:rPr>
   </w:style>
-  <w:style w:type="paragraph" w:styleId="Heading6">
+  <w:style w:styleId="Heading6" w:type="paragraph">
     <w:name w:val="Heading 6"/>
     <w:basedOn w:val="Normal"/>
     <w:next w:val="BodyText"/>
@@ -12245,17 +14627,17 @@
     <w:pPr>
       <w:keepNext/>
       <w:keepLines/>
-      <w:spacing w:before="200" w:after="0"/>
+      <w:spacing w:after="0" w:before="200"/>
       <w:outlineLvl w:val="5"/>
     </w:pPr>
     <w:rPr>
-      <w:rFonts w:asciiTheme="majorHAnsi" w:eastAsiaTheme="majorEastAsia" w:hAnsiTheme="majorHAnsi" w:cstheme="majorBidi"/>
-      <w:color w:val="4F81BD" w:themeColor="accent1"/>
+      <w:rFonts w:asciiTheme="majorHAnsi" w:cstheme="majorBidi" w:eastAsiaTheme="majorEastAsia" w:hAnsiTheme="majorHAnsi"/>
+      <w:color w:themeColor="accent1" w:val="4F81BD"/>
       <w:sz w:val="24"/>
       <w:szCs w:val="24"/>
     </w:rPr>
   </w:style>
-  <w:style w:type="paragraph" w:styleId="Heading7">
+  <w:style w:styleId="Heading7" w:type="paragraph">
     <w:name w:val="Heading 7"/>
     <w:basedOn w:val="Normal"/>
     <w:next w:val="BodyText"/>
@@ -12265,17 +14647,17 @@
     <w:pPr>
       <w:keepNext/>
       <w:keepLines/>
-      <w:spacing w:before="200" w:after="0"/>
+      <w:spacing w:after="0" w:before="200"/>
       <w:outlineLvl w:val="6"/>
     </w:pPr>
     <w:rPr>
-      <w:rFonts w:asciiTheme="majorHAnsi" w:eastAsiaTheme="majorEastAsia" w:hAnsiTheme="majorHAnsi" w:cstheme="majorBidi"/>
-      <w:color w:val="4F81BD" w:themeColor="accent1"/>
+      <w:rFonts w:asciiTheme="majorHAnsi" w:cstheme="majorBidi" w:eastAsiaTheme="majorEastAsia" w:hAnsiTheme="majorHAnsi"/>
+      <w:color w:themeColor="accent1" w:val="4F81BD"/>
       <w:sz w:val="24"/>
       <w:szCs w:val="24"/>
     </w:rPr>
   </w:style>
-  <w:style w:type="paragraph" w:styleId="Heading8">
+  <w:style w:styleId="Heading8" w:type="paragraph">
     <w:name w:val="Heading 8"/>
     <w:basedOn w:val="Normal"/>
     <w:next w:val="BodyText"/>
@@ -12285,17 +14667,17 @@
     <w:pPr>
       <w:keepNext/>
       <w:keepLines/>
-      <w:spacing w:before="200" w:after="0"/>
+      <w:spacing w:after="0" w:before="200"/>
       <w:outlineLvl w:val="7"/>
     </w:pPr>
     <w:rPr>
-      <w:rFonts w:asciiTheme="majorHAnsi" w:eastAsiaTheme="majorEastAsia" w:hAnsiTheme="majorHAnsi" w:cstheme="majorBidi"/>
-      <w:color w:val="4F81BD" w:themeColor="accent1"/>
+      <w:rFonts w:asciiTheme="majorHAnsi" w:cstheme="majorBidi" w:eastAsiaTheme="majorEastAsia" w:hAnsiTheme="majorHAnsi"/>
+      <w:color w:themeColor="accent1" w:val="4F81BD"/>
       <w:sz w:val="24"/>
       <w:szCs w:val="24"/>
     </w:rPr>
   </w:style>
-  <w:style w:type="paragraph" w:styleId="Heading9">
+  <w:style w:styleId="Heading9" w:type="paragraph">
     <w:name w:val="Heading 9"/>
     <w:basedOn w:val="Normal"/>
     <w:next w:val="BodyText"/>
@@ -12305,17 +14687,17 @@
     <w:pPr>
       <w:keepNext/>
       <w:keepLines/>
-      <w:spacing w:before="200" w:after="0"/>
+      <w:spacing w:after="0" w:before="200"/>
       <w:outlineLvl w:val="8"/>
     </w:pPr>
     <w:rPr>
-      <w:rFonts w:asciiTheme="majorHAnsi" w:eastAsiaTheme="majorEastAsia" w:hAnsiTheme="majorHAnsi" w:cstheme="majorBidi"/>
-      <w:color w:val="4F81BD" w:themeColor="accent1"/>
+      <w:rFonts w:asciiTheme="majorHAnsi" w:cstheme="majorBidi" w:eastAsiaTheme="majorEastAsia" w:hAnsiTheme="majorHAnsi"/>
+      <w:color w:themeColor="accent1" w:val="4F81BD"/>
       <w:sz w:val="24"/>
       <w:szCs w:val="24"/>
     </w:rPr>
   </w:style>
-  <w:style w:type="paragraph" w:styleId="BlockText">
+  <w:style w:styleId="BlockText" w:type="paragraph">
     <w:name w:val="Block Text"/>
     <w:basedOn w:val="BodyText"/>
     <w:next w:val="BodyText"/>
@@ -12323,11 +14705,11 @@
     <w:unhideWhenUsed/>
     <w:qFormat/>
     <w:pPr>
-      <w:spacing w:before="100" w:after="100"/>
+      <w:spacing w:after="100" w:before="100"/>
       <w:ind w:firstLine="0" w:left="480" w:right="480"/>
     </w:pPr>
   </w:style>
-  <w:style w:type="paragraph" w:styleId="FootnoteText">
+  <w:style w:styleId="FootnoteText" w:type="paragraph">
     <w:name w:val="Footnote Text"/>
     <w:basedOn w:val="Normal"/>
     <w:next w:val="FootnoteText"/>
@@ -12335,28 +14717,55 @@
     <w:unhideWhenUsed/>
     <w:qFormat/>
   </w:style>
-  <w:style w:type="character" w:default="1" w:styleId="DefaultParagraphFont">
+  <w:style w:styleId="FootnoteBlockText" w:type="paragraph">
+    <w:name w:val="Footnote Block Text"/>
+    <w:basedOn w:val="Footnote Text"/>
+    <w:next w:val="Footnote Text"/>
+    <w:uiPriority w:val="9"/>
+    <w:unhideWhenUsed/>
+    <w:qFormat/>
+    <w:pPr>
+      <w:spacing w:after="100" w:before="100"/>
+      <w:ind w:firstLine="0" w:left="480" w:right="480"/>
+    </w:pPr>
+  </w:style>
+  <w:style w:default="1" w:styleId="DefaultParagraphFont" w:type="character">
     <w:name w:val="Default Paragraph Font"/>
     <w:semiHidden/>
     <w:unhideWhenUsed/>
   </w:style>
-  <w:style w:type="table" w:default="1" w:styleId="Table">
+  <w:style w:default="1" w:styleId="Table" w:type="table">
     <w:name w:val="Table"/>
     <w:basedOn w:val="TableNormal"/>
     <w:semiHidden/>
     <w:unhideWhenUsed/>
     <w:qFormat/>
     <w:tblPr>
-      <w:tblInd w:w="0" w:type="dxa"/>
+      <w:tblInd w:type="dxa" w:w="0"/>
       <w:tblCellMar>
-        <w:top w:w="0" w:type="dxa"/>
-        <w:left w:w="108" w:type="dxa"/>
-        <w:bottom w:w="0" w:type="dxa"/>
-        <w:right w:w="108" w:type="dxa"/>
+        <w:top w:type="dxa" w:w="0"/>
+        <w:left w:type="dxa" w:w="108"/>
+        <w:bottom w:type="dxa" w:w="0"/>
+        <w:right w:type="dxa" w:w="108"/>
       </w:tblCellMar>
     </w:tblPr>
+    <w:tblStylePr w:type="firstRow">
+      <w:tblPr>
+        <w:jc w:val="left"/>
+        <w:tblInd w:type="dxa" w:w="0"/>
+      </w:tblPr>
+      <w:trPr>
+        <w:jc w:val="left"/>
+      </w:trPr>
+      <w:tcPr>
+        <w:vAlign w:val="bottom"/>
+        <w:tcBorders>
+          <w:bottom w:val="single"/>
+        </w:tcBorders>
+      </w:tcPr>
+    </w:tblStylePr>
   </w:style>
-  <w:style w:type="paragraph" w:customStyle="1" w:styleId="DefinitionTerm">
+  <w:style w:customStyle="1" w:styleId="DefinitionTerm" w:type="paragraph">
     <w:name w:val="Definition Term"/>
     <w:basedOn w:val="Normal"/>
     <w:next w:val="Definition"/>
@@ -12369,49 +14778,49 @@
       <w:b/>
     </w:rPr>
   </w:style>
-  <w:style w:type="paragraph" w:customStyle="1" w:styleId="Definition">
+  <w:style w:customStyle="1" w:styleId="Definition" w:type="paragraph">
     <w:name w:val="Definition"/>
     <w:basedOn w:val="Normal"/>
   </w:style>
-  <w:style w:type="paragraph" w:styleId="Caption">
+  <w:style w:styleId="Caption" w:type="paragraph">
     <w:name w:val="Caption"/>
     <w:basedOn w:val="Normal"/>
     <w:link w:val="BodyTextChar"/>
     <w:pPr>
-      <w:spacing w:before="0" w:after="120"/>
+      <w:spacing w:after="120" w:before="0"/>
     </w:pPr>
     <w:rPr>
       <w:i/>
     </w:rPr>
   </w:style>
-  <w:style w:type="paragraph" w:customStyle="1" w:styleId="TableCaption">
+  <w:style w:customStyle="1" w:styleId="TableCaption" w:type="paragraph">
     <w:name w:val="Table Caption"/>
     <w:basedOn w:val="Caption"/>
     <w:pPr>
       <w:keepNext/>
     </w:pPr>
   </w:style>
-  <w:style w:type="paragraph" w:customStyle="1" w:styleId="ImageCaption">
+  <w:style w:customStyle="1" w:styleId="ImageCaption" w:type="paragraph">
     <w:name w:val="Image Caption"/>
     <w:basedOn w:val="Caption"/>
   </w:style>
-  <w:style w:type="paragraph" w:customStyle="1" w:styleId="Figure">
+  <w:style w:customStyle="1" w:styleId="Figure" w:type="paragraph">
     <w:name w:val="Figure"/>
     <w:basedOn w:val="Normal"/>
   </w:style>
-  <w:style w:type="paragraph" w:customStyle="1" w:styleId="CaptionedFigure">
+  <w:style w:customStyle="1" w:styleId="CaptionedFigure" w:type="paragraph">
     <w:name w:val="Captioned Figure"/>
     <w:basedOn w:val="Figure"/>
     <w:pPr>
       <w:keepNext/>
     </w:pPr>
   </w:style>
-  <w:style w:type="character" w:customStyle="1" w:styleId="BodyTextChar">
+  <w:style w:customStyle="1" w:styleId="BodyTextChar" w:type="character">
     <w:name w:val="Body Text Char"/>
     <w:basedOn w:val="DefaultParagraphFont"/>
     <w:link w:val="BodyText"/>
   </w:style>
-  <w:style w:type="character" w:customStyle="1" w:styleId="VerbatimChar">
+  <w:style w:customStyle="1" w:styleId="VerbatimChar" w:type="character">
     <w:name w:val="Verbatim Char"/>
     <w:basedOn w:val="BodyTextChar"/>
     <w:rPr>
@@ -12419,21 +14828,25 @@
       <w:sz w:val="22"/>
     </w:rPr>
   </w:style>
-  <w:style w:type="character" w:styleId="FootnoteReference">
+  <w:style w:customStyle="1" w:styleId="SectionNumber" w:type="character">
+    <w:name w:val="Section Number"/>
+    <w:basedOn w:val="BodyTextChar"/>
+  </w:style>
+  <w:style w:styleId="FootnoteReference" w:type="character">
     <w:name w:val="Footnote Reference"/>
     <w:basedOn w:val="BodyTextChar"/>
     <w:rPr>
       <w:vertAlign w:val="superscript"/>
     </w:rPr>
   </w:style>
-  <w:style w:type="character" w:styleId="Hyperlink">
+  <w:style w:styleId="Hyperlink" w:type="character">
     <w:name w:val="Hyperlink"/>
     <w:basedOn w:val="BodyTextChar"/>
     <w:rPr>
-      <w:color w:val="4F81BD" w:themeColor="accent1"/>
+      <w:color w:themeColor="accent1" w:val="4F81BD"/>
     </w:rPr>
   </w:style>
-  <w:style w:type="paragraph" w:styleId="TOCHeading">
+  <w:style w:styleId="TOCHeading" w:type="paragraph">
     <w:name w:val="TOC Heading"/>
     <w:basedOn w:val="Heading1"/>
     <w:next w:val="BodyText"/>
@@ -12445,10 +14858,10 @@
       <w:outlineLvl w:val="9"/>
     </w:pPr>
     <w:rPr>
-      <w:rFonts w:asciiTheme="majorHAnsi" w:eastAsiaTheme="majorEastAsia" w:hAnsiTheme="majorHAnsi" w:cstheme="majorBidi"/>
+      <w:rFonts w:asciiTheme="majorHAnsi" w:cstheme="majorBidi" w:eastAsiaTheme="majorEastAsia" w:hAnsiTheme="majorHAnsi"/>
       <w:b w:val="0"/>
       <w:bCs w:val="0"/>
-      <w:color w:val="365F91" w:themeColor="accent1" w:themeShade="BF"/>
+      <w:color w:themeColor="accent1" w:themeShade="BF" w:val="365F91"/>
     </w:rPr>
   </w:style>
   <w:style w:type="paragraph" w:customStyle="1" w:styleId="SourceCode">
@@ -12540,7 +14953,10 @@
   <w:style w:type="character" w:customStyle="1" w:styleId="ImportTok">
     <w:name w:val="ImportTok"/>
     <w:basedOn w:val="VerbatimChar"/>
-    <w:rPr/>
+    <w:rPr>
+      <w:color w:val="008000"/>
+      <w:b/>
+    </w:rPr>
   </w:style>
   <w:style w:type="character" w:customStyle="1" w:styleId="CommentTok">
     <w:name w:val="CommentTok"/>
@@ -12615,7 +15031,9 @@
   <w:style w:type="character" w:customStyle="1" w:styleId="BuiltInTok">
     <w:name w:val="BuiltInTok"/>
     <w:basedOn w:val="VerbatimChar"/>
-    <w:rPr/>
+    <w:rPr>
+      <w:color w:val="008000"/>
+    </w:rPr>
   </w:style>
   <w:style w:type="character" w:customStyle="1" w:styleId="ExtensionTok">
     <w:name w:val="ExtensionTok"/>
